--- a/Church/2026/2026_0801_MenloChurch.docx
+++ b/Church/2026/2026_0801_MenloChurch.docx
@@ -57,7 +57,7 @@
           <w:rPr>
             <w:rStyle w:val="Hyperlink"/>
           </w:rPr>
-          <w:t>https://www.youtube.com/watch?v=zD4qnpSfu9g</w:t>
+          <w:t>https://www.youtube.com/watch?v=tnO2kDLDiLA&amp;t=97s</w:t>
         </w:r>
       </w:hyperlink>
     </w:p>
@@ -169,7 +169,7 @@
         <w:rPr>
           <w:rFonts w:cstheme="minorHAnsi"/>
         </w:rPr>
-        <w:t>33:53</w:t>
+        <w:t>1:16:06</w:t>
       </w:r>
     </w:p>
     <w:p>
@@ -287,7 +287,7 @@
         <w:rPr>
           <w:rFonts w:cstheme="minorHAnsi"/>
         </w:rPr>
-        <w:t>33:53</w:t>
+        <w:t>1:16:06</w:t>
       </w:r>
     </w:p>
     <w:p>
@@ -415,13 +415,7 @@
         <w:rPr>
           <w:rFonts w:cstheme="minorHAnsi"/>
         </w:rPr>
-        <w:t>0:0</w:t>
-      </w:r>
-      <w:r>
-        <w:rPr>
-          <w:rFonts w:cstheme="minorHAnsi"/>
-        </w:rPr>
-        <w:t>0</w:t>
+        <w:t>0:00</w:t>
       </w:r>
       <w:r>
         <w:rPr>
@@ -433,7 +427,7 @@
         <w:rPr>
           <w:rFonts w:cstheme="minorHAnsi"/>
         </w:rPr>
-        <w:t>33:53</w:t>
+        <w:t>1:16:06</w:t>
       </w:r>
     </w:p>
     <w:p>
@@ -448,7 +442,340 @@
           <w:noProof/>
         </w:rPr>
         <w:drawing>
-          <wp:inline distT="0" distB="0" distL="0" distR="0" wp14:anchorId="674CBFA1" wp14:editId="09A49BC2">
+          <wp:inline distT="0" distB="0" distL="0" distR="0" wp14:anchorId="66774AFF" wp14:editId="23BCE262">
+            <wp:extent cx="523875" cy="603251"/>
+            <wp:effectExtent l="0" t="0" r="0" b="6350"/>
+            <wp:docPr id="1425608789" name="Picture 1"/>
+            <wp:cNvGraphicFramePr>
+              <a:graphicFrameLocks xmlns:a="http://schemas.openxmlformats.org/drawingml/2006/main" noChangeAspect="1"/>
+            </wp:cNvGraphicFramePr>
+            <a:graphic xmlns:a="http://schemas.openxmlformats.org/drawingml/2006/main">
+              <a:graphicData uri="http://schemas.openxmlformats.org/drawingml/2006/picture">
+                <pic:pic xmlns:pic="http://schemas.openxmlformats.org/drawingml/2006/picture">
+                  <pic:nvPicPr>
+                    <pic:cNvPr id="1425608789" name=""/>
+                    <pic:cNvPicPr/>
+                  </pic:nvPicPr>
+                  <pic:blipFill>
+                    <a:blip r:embed="rId13"/>
+                    <a:stretch>
+                      <a:fillRect/>
+                    </a:stretch>
+                  </pic:blipFill>
+                  <pic:spPr>
+                    <a:xfrm>
+                      <a:off x="0" y="0"/>
+                      <a:ext cx="536421" cy="617698"/>
+                    </a:xfrm>
+                    <a:prstGeom prst="rect">
+                      <a:avLst/>
+                    </a:prstGeom>
+                  </pic:spPr>
+                </pic:pic>
+              </a:graphicData>
+            </a:graphic>
+          </wp:inline>
+        </w:drawing>
+      </w:r>
+      <w:r>
+        <w:rPr>
+          <w:rFonts w:cstheme="minorHAnsi"/>
+        </w:rPr>
+        <w:t xml:space="preserve">  </w:t>
+      </w:r>
+      <w:r>
+        <w:rPr>
+          <w:rFonts w:cstheme="minorHAnsi"/>
+          <w:noProof/>
+        </w:rPr>
+        <w:drawing>
+          <wp:inline distT="0" distB="0" distL="0" distR="0" wp14:anchorId="4D62A772" wp14:editId="096D15F3">
+            <wp:extent cx="2667000" cy="532018"/>
+            <wp:effectExtent l="0" t="0" r="0" b="1905"/>
+            <wp:docPr id="40696908" name="Picture 1"/>
+            <wp:cNvGraphicFramePr>
+              <a:graphicFrameLocks xmlns:a="http://schemas.openxmlformats.org/drawingml/2006/main" noChangeAspect="1"/>
+            </wp:cNvGraphicFramePr>
+            <a:graphic xmlns:a="http://schemas.openxmlformats.org/drawingml/2006/main">
+              <a:graphicData uri="http://schemas.openxmlformats.org/drawingml/2006/picture">
+                <pic:pic xmlns:pic="http://schemas.openxmlformats.org/drawingml/2006/picture">
+                  <pic:nvPicPr>
+                    <pic:cNvPr id="40696908" name=""/>
+                    <pic:cNvPicPr/>
+                  </pic:nvPicPr>
+                  <pic:blipFill>
+                    <a:blip r:embed="rId14"/>
+                    <a:stretch>
+                      <a:fillRect/>
+                    </a:stretch>
+                  </pic:blipFill>
+                  <pic:spPr>
+                    <a:xfrm>
+                      <a:off x="0" y="0"/>
+                      <a:ext cx="2676158" cy="533845"/>
+                    </a:xfrm>
+                    <a:prstGeom prst="rect">
+                      <a:avLst/>
+                    </a:prstGeom>
+                  </pic:spPr>
+                </pic:pic>
+              </a:graphicData>
+            </a:graphic>
+          </wp:inline>
+        </w:drawing>
+      </w:r>
+    </w:p>
+    <w:p>
+      <w:pPr>
+        <w:rPr>
+          <w:rFonts w:cstheme="minorHAnsi"/>
+        </w:rPr>
+      </w:pPr>
+    </w:p>
+    <w:p>
+      <w:pPr>
+        <w:rPr>
+          <w:rFonts w:cstheme="minorHAnsi"/>
+        </w:rPr>
+      </w:pPr>
+    </w:p>
+    <w:p>
+      <w:pPr>
+        <w:rPr>
+          <w:rFonts w:cstheme="minorHAnsi"/>
+        </w:rPr>
+      </w:pPr>
+      <w:r>
+        <w:rPr>
+          <w:rFonts w:cstheme="minorHAnsi"/>
+        </w:rPr>
+        <w:t>2</w:t>
+      </w:r>
+      <w:r>
+        <w:rPr>
+          <w:rFonts w:cstheme="minorHAnsi"/>
+        </w:rPr>
+        <w:t>1</w:t>
+      </w:r>
+      <w:r>
+        <w:rPr>
+          <w:rFonts w:cstheme="minorHAnsi"/>
+        </w:rPr>
+        <w:t>:</w:t>
+      </w:r>
+      <w:r>
+        <w:rPr>
+          <w:rFonts w:cstheme="minorHAnsi"/>
+        </w:rPr>
+        <w:t>2</w:t>
+      </w:r>
+      <w:r>
+        <w:rPr>
+          <w:rFonts w:cstheme="minorHAnsi"/>
+        </w:rPr>
+        <w:t>1</w:t>
+      </w:r>
+      <w:r>
+        <w:rPr>
+          <w:rFonts w:cstheme="minorHAnsi"/>
+        </w:rPr>
+        <w:t>/</w:t>
+      </w:r>
+      <w:r>
+        <w:rPr>
+          <w:rFonts w:cstheme="minorHAnsi"/>
+        </w:rPr>
+        <w:t>1:16:06</w:t>
+      </w:r>
+    </w:p>
+    <w:p>
+      <w:pPr>
+        <w:rPr>
+          <w:rFonts w:cstheme="minorHAnsi"/>
+        </w:rPr>
+      </w:pPr>
+      <w:r>
+        <w:rPr>
+          <w:rFonts w:cstheme="minorHAnsi"/>
+          <w:noProof/>
+        </w:rPr>
+        <w:drawing>
+          <wp:inline distT="0" distB="0" distL="0" distR="0" wp14:anchorId="04D76E7E" wp14:editId="5AA51F8F">
+            <wp:extent cx="3295650" cy="2047127"/>
+            <wp:effectExtent l="0" t="0" r="0" b="0"/>
+            <wp:docPr id="1839834172" name="Picture 1"/>
+            <wp:cNvGraphicFramePr>
+              <a:graphicFrameLocks xmlns:a="http://schemas.openxmlformats.org/drawingml/2006/main" noChangeAspect="1"/>
+            </wp:cNvGraphicFramePr>
+            <a:graphic xmlns:a="http://schemas.openxmlformats.org/drawingml/2006/main">
+              <a:graphicData uri="http://schemas.openxmlformats.org/drawingml/2006/picture">
+                <pic:pic xmlns:pic="http://schemas.openxmlformats.org/drawingml/2006/picture">
+                  <pic:nvPicPr>
+                    <pic:cNvPr id="1839834172" name=""/>
+                    <pic:cNvPicPr/>
+                  </pic:nvPicPr>
+                  <pic:blipFill>
+                    <a:blip r:embed="rId15"/>
+                    <a:stretch>
+                      <a:fillRect/>
+                    </a:stretch>
+                  </pic:blipFill>
+                  <pic:spPr>
+                    <a:xfrm>
+                      <a:off x="0" y="0"/>
+                      <a:ext cx="3301656" cy="2050858"/>
+                    </a:xfrm>
+                    <a:prstGeom prst="rect">
+                      <a:avLst/>
+                    </a:prstGeom>
+                  </pic:spPr>
+                </pic:pic>
+              </a:graphicData>
+            </a:graphic>
+          </wp:inline>
+        </w:drawing>
+      </w:r>
+    </w:p>
+    <w:p>
+      <w:pPr>
+        <w:rPr>
+          <w:rFonts w:cstheme="minorHAnsi"/>
+        </w:rPr>
+      </w:pPr>
+    </w:p>
+    <w:p>
+      <w:pPr>
+        <w:rPr>
+          <w:rFonts w:cstheme="minorHAnsi"/>
+        </w:rPr>
+      </w:pPr>
+      <w:r>
+        <w:rPr>
+          <w:rFonts w:cstheme="minorHAnsi"/>
+        </w:rPr>
+        <w:t>21</w:t>
+      </w:r>
+      <w:r>
+        <w:rPr>
+          <w:rFonts w:cstheme="minorHAnsi"/>
+        </w:rPr>
+        <w:t>:</w:t>
+      </w:r>
+      <w:r>
+        <w:rPr>
+          <w:rFonts w:cstheme="minorHAnsi"/>
+        </w:rPr>
+        <w:t>35</w:t>
+      </w:r>
+      <w:r>
+        <w:rPr>
+          <w:rFonts w:cstheme="minorHAnsi"/>
+        </w:rPr>
+        <w:t>/</w:t>
+      </w:r>
+      <w:r>
+        <w:rPr>
+          <w:rFonts w:cstheme="minorHAnsi"/>
+        </w:rPr>
+        <w:t>1:16:06</w:t>
+      </w:r>
+    </w:p>
+    <w:p>
+      <w:pPr>
+        <w:rPr>
+          <w:rFonts w:cstheme="minorHAnsi"/>
+        </w:rPr>
+      </w:pPr>
+      <w:r>
+        <w:rPr>
+          <w:rFonts w:cstheme="minorHAnsi"/>
+        </w:rPr>
+        <w:t>In this “</w:t>
+      </w:r>
+      <w:r>
+        <w:rPr>
+          <w:rFonts w:cstheme="minorHAnsi"/>
+        </w:rPr>
+        <w:t>Let's Be Honest</w:t>
+      </w:r>
+      <w:r>
+        <w:rPr>
+          <w:rFonts w:cstheme="minorHAnsi"/>
+        </w:rPr>
+        <w:t>” series, we have</w:t>
+      </w:r>
+    </w:p>
+    <w:p>
+      <w:pPr>
+        <w:rPr>
+          <w:rFonts w:cstheme="minorHAnsi"/>
+        </w:rPr>
+      </w:pPr>
+      <w:r>
+        <w:rPr>
+          <w:rFonts w:cstheme="minorHAnsi"/>
+        </w:rPr>
+        <w:t xml:space="preserve">1) June 28: Judaism, 2) July 5: Islam, 3) July 12: Buddhism, 4) July 19: Mormonism, 5) July 26: Catholicism, 6) August 2: The Nones/Agnostic, 7) August 9: The Gospel </w:t>
+      </w:r>
+    </w:p>
+    <w:p>
+      <w:pPr>
+        <w:rPr>
+          <w:rFonts w:cstheme="minorHAnsi"/>
+        </w:rPr>
+      </w:pPr>
+    </w:p>
+    <w:p>
+      <w:pPr>
+        <w:rPr>
+          <w:rFonts w:cstheme="minorHAnsi"/>
+        </w:rPr>
+      </w:pPr>
+      <w:r>
+        <w:rPr>
+          <w:rFonts w:cstheme="minorHAnsi"/>
+        </w:rPr>
+        <w:t>21</w:t>
+      </w:r>
+      <w:r>
+        <w:rPr>
+          <w:rFonts w:cstheme="minorHAnsi"/>
+        </w:rPr>
+        <w:t>:</w:t>
+      </w:r>
+      <w:r>
+        <w:rPr>
+          <w:rFonts w:cstheme="minorHAnsi"/>
+        </w:rPr>
+        <w:t>35</w:t>
+      </w:r>
+      <w:r>
+        <w:rPr>
+          <w:rFonts w:cstheme="minorHAnsi"/>
+        </w:rPr>
+        <w:t>/</w:t>
+      </w:r>
+      <w:r>
+        <w:rPr>
+          <w:rFonts w:cstheme="minorHAnsi"/>
+        </w:rPr>
+        <w:t>1:16:06</w:t>
+      </w:r>
+    </w:p>
+    <w:p>
+      <w:pPr>
+        <w:rPr>
+          <w:rFonts w:cstheme="minorHAnsi"/>
+        </w:rPr>
+      </w:pPr>
+      <w:r>
+        <w:rPr>
+          <w:rFonts w:cstheme="minorHAnsi"/>
+          <w:noProof/>
+        </w:rPr>
+        <w:lastRenderedPageBreak/>
+        <w:drawing>
+          <wp:inline distT="0" distB="0" distL="0" distR="0" wp14:anchorId="4D6F56B4" wp14:editId="435E1BB8">
             <wp:extent cx="525145" cy="648709"/>
             <wp:effectExtent l="0" t="0" r="8255" b="0"/>
             <wp:docPr id="1432833218" name="Picture 1"/>
@@ -463,7 +790,7 @@
                     <pic:cNvPicPr/>
                   </pic:nvPicPr>
                   <pic:blipFill>
-                    <a:blip r:embed="rId13"/>
+                    <a:blip r:embed="rId16"/>
                     <a:stretch>
                       <a:fillRect/>
                     </a:stretch>
@@ -495,7 +822,7 @@
           <w:noProof/>
         </w:rPr>
         <w:drawing>
-          <wp:inline distT="0" distB="0" distL="0" distR="0" wp14:anchorId="3BE31A6D" wp14:editId="1279A496">
+          <wp:inline distT="0" distB="0" distL="0" distR="0" wp14:anchorId="0C5A4401" wp14:editId="7DEF8BE3">
             <wp:extent cx="2228850" cy="676341"/>
             <wp:effectExtent l="0" t="0" r="0" b="9525"/>
             <wp:docPr id="782197689" name="Picture 1"/>
@@ -510,7 +837,7 @@
                     <pic:cNvPicPr/>
                   </pic:nvPicPr>
                   <pic:blipFill>
-                    <a:blip r:embed="rId14"/>
+                    <a:blip r:embed="rId17"/>
                     <a:stretch>
                       <a:fillRect/>
                     </a:stretch>
@@ -561,7 +888,25 @@
         <w:rPr>
           <w:rFonts w:cstheme="minorHAnsi"/>
         </w:rPr>
-        <w:t>0:00</w:t>
+        <w:t>2</w:t>
+      </w:r>
+      <w:r>
+        <w:rPr>
+          <w:rFonts w:cstheme="minorHAnsi"/>
+        </w:rPr>
+        <w:t>2</w:t>
+      </w:r>
+      <w:r>
+        <w:rPr>
+          <w:rFonts w:cstheme="minorHAnsi"/>
+        </w:rPr>
+        <w:t>:</w:t>
+      </w:r>
+      <w:r>
+        <w:rPr>
+          <w:rFonts w:cstheme="minorHAnsi"/>
+        </w:rPr>
+        <w:t>04</w:t>
       </w:r>
       <w:r>
         <w:rPr>
@@ -573,1034 +918,7 @@
         <w:rPr>
           <w:rFonts w:cstheme="minorHAnsi"/>
         </w:rPr>
-        <w:t>33:53</w:t>
-      </w:r>
-    </w:p>
-    <w:p>
-      <w:pPr>
-        <w:rPr>
-          <w:rFonts w:cstheme="minorHAnsi"/>
-        </w:rPr>
-      </w:pPr>
-      <w:r>
-        <w:rPr>
-          <w:rFonts w:cstheme="minorHAnsi"/>
-          <w:noProof/>
-        </w:rPr>
-        <w:drawing>
-          <wp:inline distT="0" distB="0" distL="0" distR="0" wp14:anchorId="66774AFF" wp14:editId="23BCE262">
-            <wp:extent cx="523875" cy="603251"/>
-            <wp:effectExtent l="0" t="0" r="0" b="6350"/>
-            <wp:docPr id="1425608789" name="Picture 1"/>
-            <wp:cNvGraphicFramePr>
-              <a:graphicFrameLocks xmlns:a="http://schemas.openxmlformats.org/drawingml/2006/main" noChangeAspect="1"/>
-            </wp:cNvGraphicFramePr>
-            <a:graphic xmlns:a="http://schemas.openxmlformats.org/drawingml/2006/main">
-              <a:graphicData uri="http://schemas.openxmlformats.org/drawingml/2006/picture">
-                <pic:pic xmlns:pic="http://schemas.openxmlformats.org/drawingml/2006/picture">
-                  <pic:nvPicPr>
-                    <pic:cNvPr id="1425608789" name=""/>
-                    <pic:cNvPicPr/>
-                  </pic:nvPicPr>
-                  <pic:blipFill>
-                    <a:blip r:embed="rId15"/>
-                    <a:stretch>
-                      <a:fillRect/>
-                    </a:stretch>
-                  </pic:blipFill>
-                  <pic:spPr>
-                    <a:xfrm>
-                      <a:off x="0" y="0"/>
-                      <a:ext cx="536421" cy="617698"/>
-                    </a:xfrm>
-                    <a:prstGeom prst="rect">
-                      <a:avLst/>
-                    </a:prstGeom>
-                  </pic:spPr>
-                </pic:pic>
-              </a:graphicData>
-            </a:graphic>
-          </wp:inline>
-        </w:drawing>
-      </w:r>
-      <w:r>
-        <w:rPr>
-          <w:rFonts w:cstheme="minorHAnsi"/>
-        </w:rPr>
-        <w:t xml:space="preserve">  </w:t>
-      </w:r>
-      <w:r>
-        <w:rPr>
-          <w:rFonts w:cstheme="minorHAnsi"/>
-          <w:noProof/>
-        </w:rPr>
-        <w:drawing>
-          <wp:inline distT="0" distB="0" distL="0" distR="0" wp14:anchorId="4D62A772" wp14:editId="096D15F3">
-            <wp:extent cx="2667000" cy="532018"/>
-            <wp:effectExtent l="0" t="0" r="0" b="1905"/>
-            <wp:docPr id="40696908" name="Picture 1"/>
-            <wp:cNvGraphicFramePr>
-              <a:graphicFrameLocks xmlns:a="http://schemas.openxmlformats.org/drawingml/2006/main" noChangeAspect="1"/>
-            </wp:cNvGraphicFramePr>
-            <a:graphic xmlns:a="http://schemas.openxmlformats.org/drawingml/2006/main">
-              <a:graphicData uri="http://schemas.openxmlformats.org/drawingml/2006/picture">
-                <pic:pic xmlns:pic="http://schemas.openxmlformats.org/drawingml/2006/picture">
-                  <pic:nvPicPr>
-                    <pic:cNvPr id="40696908" name=""/>
-                    <pic:cNvPicPr/>
-                  </pic:nvPicPr>
-                  <pic:blipFill>
-                    <a:blip r:embed="rId16"/>
-                    <a:stretch>
-                      <a:fillRect/>
-                    </a:stretch>
-                  </pic:blipFill>
-                  <pic:spPr>
-                    <a:xfrm>
-                      <a:off x="0" y="0"/>
-                      <a:ext cx="2676158" cy="533845"/>
-                    </a:xfrm>
-                    <a:prstGeom prst="rect">
-                      <a:avLst/>
-                    </a:prstGeom>
-                  </pic:spPr>
-                </pic:pic>
-              </a:graphicData>
-            </a:graphic>
-          </wp:inline>
-        </w:drawing>
-      </w:r>
-    </w:p>
-    <w:p>
-      <w:pPr>
-        <w:rPr>
-          <w:rFonts w:cstheme="minorHAnsi"/>
-        </w:rPr>
-      </w:pPr>
-    </w:p>
-    <w:p>
-      <w:pPr>
-        <w:rPr>
-          <w:rFonts w:cstheme="minorHAnsi"/>
-        </w:rPr>
-      </w:pPr>
-      <w:r>
-        <w:rPr>
-          <w:rFonts w:cstheme="minorHAnsi"/>
-        </w:rPr>
-        <w:t>0:</w:t>
-      </w:r>
-      <w:r>
-        <w:rPr>
-          <w:rFonts w:cstheme="minorHAnsi"/>
-        </w:rPr>
-        <w:t>00</w:t>
-      </w:r>
-      <w:r>
-        <w:rPr>
-          <w:rFonts w:cstheme="minorHAnsi"/>
-        </w:rPr>
-        <w:t>/</w:t>
-      </w:r>
-      <w:r>
-        <w:rPr>
-          <w:rFonts w:cstheme="minorHAnsi"/>
-        </w:rPr>
-        <w:t>33:53</w:t>
-      </w:r>
-    </w:p>
-    <w:p>
-      <w:pPr>
-        <w:rPr>
-          <w:rFonts w:cstheme="minorHAnsi"/>
-        </w:rPr>
-      </w:pPr>
-      <w:r>
-        <w:rPr>
-          <w:rFonts w:cstheme="minorHAnsi"/>
-          <w:noProof/>
-        </w:rPr>
-        <w:drawing>
-          <wp:inline distT="0" distB="0" distL="0" distR="0" wp14:anchorId="335F19A7" wp14:editId="48C918EE">
-            <wp:extent cx="456973" cy="619125"/>
-            <wp:effectExtent l="0" t="0" r="635" b="0"/>
-            <wp:docPr id="492187151" name="Picture 1"/>
-            <wp:cNvGraphicFramePr>
-              <a:graphicFrameLocks xmlns:a="http://schemas.openxmlformats.org/drawingml/2006/main" noChangeAspect="1"/>
-            </wp:cNvGraphicFramePr>
-            <a:graphic xmlns:a="http://schemas.openxmlformats.org/drawingml/2006/main">
-              <a:graphicData uri="http://schemas.openxmlformats.org/drawingml/2006/picture">
-                <pic:pic xmlns:pic="http://schemas.openxmlformats.org/drawingml/2006/picture">
-                  <pic:nvPicPr>
-                    <pic:cNvPr id="492187151" name=""/>
-                    <pic:cNvPicPr/>
-                  </pic:nvPicPr>
-                  <pic:blipFill>
-                    <a:blip r:embed="rId17"/>
-                    <a:stretch>
-                      <a:fillRect/>
-                    </a:stretch>
-                  </pic:blipFill>
-                  <pic:spPr>
-                    <a:xfrm>
-                      <a:off x="0" y="0"/>
-                      <a:ext cx="461376" cy="625090"/>
-                    </a:xfrm>
-                    <a:prstGeom prst="rect">
-                      <a:avLst/>
-                    </a:prstGeom>
-                  </pic:spPr>
-                </pic:pic>
-              </a:graphicData>
-            </a:graphic>
-          </wp:inline>
-        </w:drawing>
-      </w:r>
-      <w:r>
-        <w:rPr>
-          <w:rFonts w:cstheme="minorHAnsi"/>
-        </w:rPr>
-        <w:t xml:space="preserve">   </w:t>
-      </w:r>
-      <w:r>
-        <w:rPr>
-          <w:rFonts w:cstheme="minorHAnsi"/>
-          <w:noProof/>
-        </w:rPr>
-        <w:drawing>
-          <wp:inline distT="0" distB="0" distL="0" distR="0" wp14:anchorId="0234DB59" wp14:editId="35E9D517">
-            <wp:extent cx="2133600" cy="505839"/>
-            <wp:effectExtent l="0" t="0" r="0" b="8890"/>
-            <wp:docPr id="124854876" name="Picture 1"/>
-            <wp:cNvGraphicFramePr>
-              <a:graphicFrameLocks xmlns:a="http://schemas.openxmlformats.org/drawingml/2006/main" noChangeAspect="1"/>
-            </wp:cNvGraphicFramePr>
-            <a:graphic xmlns:a="http://schemas.openxmlformats.org/drawingml/2006/main">
-              <a:graphicData uri="http://schemas.openxmlformats.org/drawingml/2006/picture">
-                <pic:pic xmlns:pic="http://schemas.openxmlformats.org/drawingml/2006/picture">
-                  <pic:nvPicPr>
-                    <pic:cNvPr id="124854876" name=""/>
-                    <pic:cNvPicPr/>
-                  </pic:nvPicPr>
-                  <pic:blipFill>
-                    <a:blip r:embed="rId18"/>
-                    <a:stretch>
-                      <a:fillRect/>
-                    </a:stretch>
-                  </pic:blipFill>
-                  <pic:spPr>
-                    <a:xfrm>
-                      <a:off x="0" y="0"/>
-                      <a:ext cx="2149737" cy="509665"/>
-                    </a:xfrm>
-                    <a:prstGeom prst="rect">
-                      <a:avLst/>
-                    </a:prstGeom>
-                  </pic:spPr>
-                </pic:pic>
-              </a:graphicData>
-            </a:graphic>
-          </wp:inline>
-        </w:drawing>
-      </w:r>
-    </w:p>
-    <w:p>
-      <w:pPr>
-        <w:rPr>
-          <w:rFonts w:cstheme="minorHAnsi"/>
-        </w:rPr>
-      </w:pPr>
-      <w:r>
-        <w:rPr>
-          <w:rFonts w:cstheme="minorHAnsi"/>
-        </w:rPr>
-        <w:t>Brett Koerten, Mountain View Campus Lead Pastor</w:t>
-      </w:r>
-    </w:p>
-    <w:p>
-      <w:pPr>
-        <w:rPr>
-          <w:rFonts w:cstheme="minorHAnsi"/>
-        </w:rPr>
-      </w:pPr>
-    </w:p>
-    <w:p>
-      <w:pPr>
-        <w:rPr>
-          <w:rFonts w:cstheme="minorHAnsi"/>
-        </w:rPr>
-      </w:pPr>
-      <w:r>
-        <w:rPr>
-          <w:rFonts w:cstheme="minorHAnsi"/>
-        </w:rPr>
-        <w:t>0:</w:t>
-      </w:r>
-      <w:r>
-        <w:rPr>
-          <w:rFonts w:cstheme="minorHAnsi"/>
-        </w:rPr>
-        <w:t>20</w:t>
-      </w:r>
-      <w:r>
-        <w:rPr>
-          <w:rFonts w:cstheme="minorHAnsi"/>
-        </w:rPr>
-        <w:t>/</w:t>
-      </w:r>
-      <w:r>
-        <w:rPr>
-          <w:rFonts w:cstheme="minorHAnsi"/>
-        </w:rPr>
-        <w:t>33:53</w:t>
-      </w:r>
-    </w:p>
-    <w:p>
-      <w:pPr>
-        <w:rPr>
-          <w:rFonts w:cstheme="minorHAnsi"/>
-        </w:rPr>
-      </w:pPr>
-      <w:r>
-        <w:rPr>
-          <w:rFonts w:cstheme="minorHAnsi"/>
-          <w:noProof/>
-        </w:rPr>
-        <w:drawing>
-          <wp:inline distT="0" distB="0" distL="0" distR="0" wp14:anchorId="279E5ABE" wp14:editId="013EDD10">
-            <wp:extent cx="3190875" cy="719360"/>
-            <wp:effectExtent l="0" t="0" r="0" b="5080"/>
-            <wp:docPr id="933167061" name="Picture 1"/>
-            <wp:cNvGraphicFramePr>
-              <a:graphicFrameLocks xmlns:a="http://schemas.openxmlformats.org/drawingml/2006/main" noChangeAspect="1"/>
-            </wp:cNvGraphicFramePr>
-            <a:graphic xmlns:a="http://schemas.openxmlformats.org/drawingml/2006/main">
-              <a:graphicData uri="http://schemas.openxmlformats.org/drawingml/2006/picture">
-                <pic:pic xmlns:pic="http://schemas.openxmlformats.org/drawingml/2006/picture">
-                  <pic:nvPicPr>
-                    <pic:cNvPr id="933167061" name=""/>
-                    <pic:cNvPicPr/>
-                  </pic:nvPicPr>
-                  <pic:blipFill>
-                    <a:blip r:embed="rId19"/>
-                    <a:stretch>
-                      <a:fillRect/>
-                    </a:stretch>
-                  </pic:blipFill>
-                  <pic:spPr>
-                    <a:xfrm>
-                      <a:off x="0" y="0"/>
-                      <a:ext cx="3210620" cy="723811"/>
-                    </a:xfrm>
-                    <a:prstGeom prst="rect">
-                      <a:avLst/>
-                    </a:prstGeom>
-                  </pic:spPr>
-                </pic:pic>
-              </a:graphicData>
-            </a:graphic>
-          </wp:inline>
-        </w:drawing>
-      </w:r>
-    </w:p>
-    <w:p>
-      <w:pPr>
-        <w:rPr>
-          <w:rFonts w:cstheme="minorHAnsi"/>
-        </w:rPr>
-      </w:pPr>
-    </w:p>
-    <w:p>
-      <w:pPr>
-        <w:rPr>
-          <w:rFonts w:cstheme="minorHAnsi"/>
-        </w:rPr>
-      </w:pPr>
-      <w:r>
-        <w:rPr>
-          <w:rFonts w:cstheme="minorHAnsi"/>
-        </w:rPr>
-        <w:t>0:</w:t>
-      </w:r>
-      <w:r>
-        <w:rPr>
-          <w:rFonts w:cstheme="minorHAnsi"/>
-        </w:rPr>
-        <w:t>24</w:t>
-      </w:r>
-      <w:r>
-        <w:rPr>
-          <w:rFonts w:cstheme="minorHAnsi"/>
-        </w:rPr>
-        <w:t>/</w:t>
-      </w:r>
-      <w:r>
-        <w:rPr>
-          <w:rFonts w:cstheme="minorHAnsi"/>
-        </w:rPr>
-        <w:t>33:53</w:t>
-      </w:r>
-    </w:p>
-    <w:p>
-      <w:pPr>
-        <w:rPr>
-          <w:rFonts w:cstheme="minorHAnsi"/>
-        </w:rPr>
-      </w:pPr>
-      <w:r>
-        <w:rPr>
-          <w:rFonts w:cstheme="minorHAnsi"/>
-          <w:noProof/>
-        </w:rPr>
-        <w:lastRenderedPageBreak/>
-        <w:drawing>
-          <wp:inline distT="0" distB="0" distL="0" distR="0" wp14:anchorId="089F2365" wp14:editId="76FA5CFB">
-            <wp:extent cx="4124325" cy="546826"/>
-            <wp:effectExtent l="0" t="0" r="0" b="5715"/>
-            <wp:docPr id="221396063" name="Picture 1"/>
-            <wp:cNvGraphicFramePr>
-              <a:graphicFrameLocks xmlns:a="http://schemas.openxmlformats.org/drawingml/2006/main" noChangeAspect="1"/>
-            </wp:cNvGraphicFramePr>
-            <a:graphic xmlns:a="http://schemas.openxmlformats.org/drawingml/2006/main">
-              <a:graphicData uri="http://schemas.openxmlformats.org/drawingml/2006/picture">
-                <pic:pic xmlns:pic="http://schemas.openxmlformats.org/drawingml/2006/picture">
-                  <pic:nvPicPr>
-                    <pic:cNvPr id="221396063" name=""/>
-                    <pic:cNvPicPr/>
-                  </pic:nvPicPr>
-                  <pic:blipFill>
-                    <a:blip r:embed="rId20"/>
-                    <a:stretch>
-                      <a:fillRect/>
-                    </a:stretch>
-                  </pic:blipFill>
-                  <pic:spPr>
-                    <a:xfrm>
-                      <a:off x="0" y="0"/>
-                      <a:ext cx="4143561" cy="549376"/>
-                    </a:xfrm>
-                    <a:prstGeom prst="rect">
-                      <a:avLst/>
-                    </a:prstGeom>
-                  </pic:spPr>
-                </pic:pic>
-              </a:graphicData>
-            </a:graphic>
-          </wp:inline>
-        </w:drawing>
-      </w:r>
-    </w:p>
-    <w:p>
-      <w:pPr>
-        <w:rPr>
-          <w:rFonts w:cstheme="minorHAnsi"/>
-        </w:rPr>
-      </w:pPr>
-    </w:p>
-    <w:p>
-      <w:pPr>
-        <w:rPr>
-          <w:rFonts w:cstheme="minorHAnsi"/>
-        </w:rPr>
-      </w:pPr>
-      <w:r>
-        <w:rPr>
-          <w:rFonts w:cstheme="minorHAnsi"/>
-        </w:rPr>
-        <w:t>0:</w:t>
-      </w:r>
-      <w:r>
-        <w:rPr>
-          <w:rFonts w:cstheme="minorHAnsi"/>
-        </w:rPr>
-        <w:t>29</w:t>
-      </w:r>
-      <w:r>
-        <w:rPr>
-          <w:rFonts w:cstheme="minorHAnsi"/>
-        </w:rPr>
-        <w:t>/</w:t>
-      </w:r>
-      <w:r>
-        <w:rPr>
-          <w:rFonts w:cstheme="minorHAnsi"/>
-        </w:rPr>
-        <w:t>33:53</w:t>
-      </w:r>
-    </w:p>
-    <w:p>
-      <w:pPr>
-        <w:rPr>
-          <w:rFonts w:cstheme="minorHAnsi"/>
-        </w:rPr>
-      </w:pPr>
-      <w:r>
-        <w:rPr>
-          <w:rFonts w:cstheme="minorHAnsi"/>
-          <w:noProof/>
-        </w:rPr>
-        <w:drawing>
-          <wp:inline distT="0" distB="0" distL="0" distR="0" wp14:anchorId="329DEF80" wp14:editId="38C80AFE">
-            <wp:extent cx="4810125" cy="573515"/>
-            <wp:effectExtent l="0" t="0" r="0" b="0"/>
-            <wp:docPr id="166154595" name="Picture 1"/>
-            <wp:cNvGraphicFramePr>
-              <a:graphicFrameLocks xmlns:a="http://schemas.openxmlformats.org/drawingml/2006/main" noChangeAspect="1"/>
-            </wp:cNvGraphicFramePr>
-            <a:graphic xmlns:a="http://schemas.openxmlformats.org/drawingml/2006/main">
-              <a:graphicData uri="http://schemas.openxmlformats.org/drawingml/2006/picture">
-                <pic:pic xmlns:pic="http://schemas.openxmlformats.org/drawingml/2006/picture">
-                  <pic:nvPicPr>
-                    <pic:cNvPr id="166154595" name=""/>
-                    <pic:cNvPicPr/>
-                  </pic:nvPicPr>
-                  <pic:blipFill>
-                    <a:blip r:embed="rId21"/>
-                    <a:stretch>
-                      <a:fillRect/>
-                    </a:stretch>
-                  </pic:blipFill>
-                  <pic:spPr>
-                    <a:xfrm>
-                      <a:off x="0" y="0"/>
-                      <a:ext cx="4825862" cy="575391"/>
-                    </a:xfrm>
-                    <a:prstGeom prst="rect">
-                      <a:avLst/>
-                    </a:prstGeom>
-                  </pic:spPr>
-                </pic:pic>
-              </a:graphicData>
-            </a:graphic>
-          </wp:inline>
-        </w:drawing>
-      </w:r>
-    </w:p>
-    <w:p>
-      <w:pPr>
-        <w:rPr>
-          <w:rFonts w:cstheme="minorHAnsi"/>
-        </w:rPr>
-      </w:pPr>
-    </w:p>
-    <w:p>
-      <w:pPr>
-        <w:rPr>
-          <w:rFonts w:cstheme="minorHAnsi"/>
-        </w:rPr>
-      </w:pPr>
-      <w:r>
-        <w:rPr>
-          <w:rFonts w:cstheme="minorHAnsi"/>
-        </w:rPr>
-        <w:t>0:</w:t>
-      </w:r>
-      <w:r>
-        <w:rPr>
-          <w:rFonts w:cstheme="minorHAnsi"/>
-        </w:rPr>
-        <w:t>34</w:t>
-      </w:r>
-      <w:r>
-        <w:rPr>
-          <w:rFonts w:cstheme="minorHAnsi"/>
-        </w:rPr>
-        <w:t>/</w:t>
-      </w:r>
-      <w:r>
-        <w:rPr>
-          <w:rFonts w:cstheme="minorHAnsi"/>
-        </w:rPr>
-        <w:t>33:53</w:t>
-      </w:r>
-    </w:p>
-    <w:p>
-      <w:pPr>
-        <w:rPr>
-          <w:rFonts w:cstheme="minorHAnsi"/>
-        </w:rPr>
-      </w:pPr>
-      <w:r>
-        <w:rPr>
-          <w:rFonts w:cstheme="minorHAnsi"/>
-          <w:noProof/>
-        </w:rPr>
-        <w:drawing>
-          <wp:inline distT="0" distB="0" distL="0" distR="0" wp14:anchorId="112D1995" wp14:editId="4A7F8D77">
-            <wp:extent cx="4810125" cy="598182"/>
-            <wp:effectExtent l="0" t="0" r="0" b="0"/>
-            <wp:docPr id="2107782559" name="Picture 1"/>
-            <wp:cNvGraphicFramePr>
-              <a:graphicFrameLocks xmlns:a="http://schemas.openxmlformats.org/drawingml/2006/main" noChangeAspect="1"/>
-            </wp:cNvGraphicFramePr>
-            <a:graphic xmlns:a="http://schemas.openxmlformats.org/drawingml/2006/main">
-              <a:graphicData uri="http://schemas.openxmlformats.org/drawingml/2006/picture">
-                <pic:pic xmlns:pic="http://schemas.openxmlformats.org/drawingml/2006/picture">
-                  <pic:nvPicPr>
-                    <pic:cNvPr id="2107782559" name=""/>
-                    <pic:cNvPicPr/>
-                  </pic:nvPicPr>
-                  <pic:blipFill>
-                    <a:blip r:embed="rId22"/>
-                    <a:stretch>
-                      <a:fillRect/>
-                    </a:stretch>
-                  </pic:blipFill>
-                  <pic:spPr>
-                    <a:xfrm>
-                      <a:off x="0" y="0"/>
-                      <a:ext cx="4819855" cy="599392"/>
-                    </a:xfrm>
-                    <a:prstGeom prst="rect">
-                      <a:avLst/>
-                    </a:prstGeom>
-                  </pic:spPr>
-                </pic:pic>
-              </a:graphicData>
-            </a:graphic>
-          </wp:inline>
-        </w:drawing>
-      </w:r>
-    </w:p>
-    <w:p>
-      <w:pPr>
-        <w:rPr>
-          <w:rFonts w:cstheme="minorHAnsi"/>
-        </w:rPr>
-      </w:pPr>
-    </w:p>
-    <w:p>
-      <w:pPr>
-        <w:rPr>
-          <w:rFonts w:cstheme="minorHAnsi"/>
-        </w:rPr>
-      </w:pPr>
-      <w:r>
-        <w:rPr>
-          <w:rFonts w:cstheme="minorHAnsi"/>
-        </w:rPr>
-        <w:t>0:</w:t>
-      </w:r>
-      <w:r>
-        <w:rPr>
-          <w:rFonts w:cstheme="minorHAnsi"/>
-        </w:rPr>
-        <w:t>41</w:t>
-      </w:r>
-      <w:r>
-        <w:rPr>
-          <w:rFonts w:cstheme="minorHAnsi"/>
-        </w:rPr>
-        <w:t>/</w:t>
-      </w:r>
-      <w:r>
-        <w:rPr>
-          <w:rFonts w:cstheme="minorHAnsi"/>
-        </w:rPr>
-        <w:t>33:53</w:t>
-      </w:r>
-    </w:p>
-    <w:p>
-      <w:pPr>
-        <w:rPr>
-          <w:rFonts w:cstheme="minorHAnsi"/>
-        </w:rPr>
-      </w:pPr>
-      <w:r>
-        <w:rPr>
-          <w:rFonts w:cstheme="minorHAnsi"/>
-          <w:noProof/>
-        </w:rPr>
-        <w:drawing>
-          <wp:inline distT="0" distB="0" distL="0" distR="0" wp14:anchorId="7247804D" wp14:editId="5BCC7E00">
-            <wp:extent cx="5153025" cy="600636"/>
-            <wp:effectExtent l="0" t="0" r="0" b="9525"/>
-            <wp:docPr id="2055894156" name="Picture 1"/>
-            <wp:cNvGraphicFramePr>
-              <a:graphicFrameLocks xmlns:a="http://schemas.openxmlformats.org/drawingml/2006/main" noChangeAspect="1"/>
-            </wp:cNvGraphicFramePr>
-            <a:graphic xmlns:a="http://schemas.openxmlformats.org/drawingml/2006/main">
-              <a:graphicData uri="http://schemas.openxmlformats.org/drawingml/2006/picture">
-                <pic:pic xmlns:pic="http://schemas.openxmlformats.org/drawingml/2006/picture">
-                  <pic:nvPicPr>
-                    <pic:cNvPr id="2055894156" name=""/>
-                    <pic:cNvPicPr/>
-                  </pic:nvPicPr>
-                  <pic:blipFill>
-                    <a:blip r:embed="rId23"/>
-                    <a:stretch>
-                      <a:fillRect/>
-                    </a:stretch>
-                  </pic:blipFill>
-                  <pic:spPr>
-                    <a:xfrm>
-                      <a:off x="0" y="0"/>
-                      <a:ext cx="5174373" cy="603124"/>
-                    </a:xfrm>
-                    <a:prstGeom prst="rect">
-                      <a:avLst/>
-                    </a:prstGeom>
-                  </pic:spPr>
-                </pic:pic>
-              </a:graphicData>
-            </a:graphic>
-          </wp:inline>
-        </w:drawing>
-      </w:r>
-    </w:p>
-    <w:p>
-      <w:pPr>
-        <w:rPr>
-          <w:rFonts w:cstheme="minorHAnsi"/>
-        </w:rPr>
-      </w:pPr>
-    </w:p>
-    <w:p>
-      <w:pPr>
-        <w:rPr>
-          <w:rFonts w:cstheme="minorHAnsi"/>
-        </w:rPr>
-      </w:pPr>
-      <w:r>
-        <w:rPr>
-          <w:rFonts w:cstheme="minorHAnsi"/>
-        </w:rPr>
-        <w:t>0:</w:t>
-      </w:r>
-      <w:r>
-        <w:rPr>
-          <w:rFonts w:cstheme="minorHAnsi"/>
-        </w:rPr>
-        <w:t>46</w:t>
-      </w:r>
-      <w:r>
-        <w:rPr>
-          <w:rFonts w:cstheme="minorHAnsi"/>
-        </w:rPr>
-        <w:t>/</w:t>
-      </w:r>
-      <w:r>
-        <w:rPr>
-          <w:rFonts w:cstheme="minorHAnsi"/>
-        </w:rPr>
-        <w:t>33:53</w:t>
-      </w:r>
-    </w:p>
-    <w:p>
-      <w:pPr>
-        <w:rPr>
-          <w:rFonts w:cstheme="minorHAnsi"/>
-        </w:rPr>
-      </w:pPr>
-      <w:r>
-        <w:rPr>
-          <w:rFonts w:cstheme="minorHAnsi"/>
-          <w:noProof/>
-        </w:rPr>
-        <w:drawing>
-          <wp:inline distT="0" distB="0" distL="0" distR="0" wp14:anchorId="5407AA3E" wp14:editId="086ED032">
-            <wp:extent cx="4286250" cy="682778"/>
-            <wp:effectExtent l="0" t="0" r="0" b="3175"/>
-            <wp:docPr id="403463770" name="Picture 1"/>
-            <wp:cNvGraphicFramePr>
-              <a:graphicFrameLocks xmlns:a="http://schemas.openxmlformats.org/drawingml/2006/main" noChangeAspect="1"/>
-            </wp:cNvGraphicFramePr>
-            <a:graphic xmlns:a="http://schemas.openxmlformats.org/drawingml/2006/main">
-              <a:graphicData uri="http://schemas.openxmlformats.org/drawingml/2006/picture">
-                <pic:pic xmlns:pic="http://schemas.openxmlformats.org/drawingml/2006/picture">
-                  <pic:nvPicPr>
-                    <pic:cNvPr id="403463770" name=""/>
-                    <pic:cNvPicPr/>
-                  </pic:nvPicPr>
-                  <pic:blipFill>
-                    <a:blip r:embed="rId24"/>
-                    <a:stretch>
-                      <a:fillRect/>
-                    </a:stretch>
-                  </pic:blipFill>
-                  <pic:spPr>
-                    <a:xfrm>
-                      <a:off x="0" y="0"/>
-                      <a:ext cx="4304371" cy="685665"/>
-                    </a:xfrm>
-                    <a:prstGeom prst="rect">
-                      <a:avLst/>
-                    </a:prstGeom>
-                  </pic:spPr>
-                </pic:pic>
-              </a:graphicData>
-            </a:graphic>
-          </wp:inline>
-        </w:drawing>
-      </w:r>
-    </w:p>
-    <w:p>
-      <w:pPr>
-        <w:rPr>
-          <w:rFonts w:cstheme="minorHAnsi"/>
-        </w:rPr>
-      </w:pPr>
-    </w:p>
-    <w:p>
-      <w:pPr>
-        <w:rPr>
-          <w:rFonts w:cstheme="minorHAnsi"/>
-        </w:rPr>
-      </w:pPr>
-      <w:r>
-        <w:rPr>
-          <w:rFonts w:cstheme="minorHAnsi"/>
-        </w:rPr>
-        <w:t>0:</w:t>
-      </w:r>
-      <w:r>
-        <w:rPr>
-          <w:rFonts w:cstheme="minorHAnsi"/>
-        </w:rPr>
-        <w:t>49</w:t>
-      </w:r>
-      <w:r>
-        <w:rPr>
-          <w:rFonts w:cstheme="minorHAnsi"/>
-        </w:rPr>
-        <w:t>/</w:t>
-      </w:r>
-      <w:r>
-        <w:rPr>
-          <w:rFonts w:cstheme="minorHAnsi"/>
-        </w:rPr>
-        <w:t>33:53</w:t>
-      </w:r>
-    </w:p>
-    <w:p>
-      <w:pPr>
-        <w:rPr>
-          <w:rFonts w:cstheme="minorHAnsi"/>
-        </w:rPr>
-      </w:pPr>
-      <w:r>
-        <w:rPr>
-          <w:rFonts w:cstheme="minorHAnsi"/>
-          <w:noProof/>
-        </w:rPr>
-        <w:drawing>
-          <wp:inline distT="0" distB="0" distL="0" distR="0" wp14:anchorId="04D76E7E" wp14:editId="5AA51F8F">
-            <wp:extent cx="3295650" cy="2047127"/>
-            <wp:effectExtent l="0" t="0" r="0" b="0"/>
-            <wp:docPr id="1839834172" name="Picture 1"/>
-            <wp:cNvGraphicFramePr>
-              <a:graphicFrameLocks xmlns:a="http://schemas.openxmlformats.org/drawingml/2006/main" noChangeAspect="1"/>
-            </wp:cNvGraphicFramePr>
-            <a:graphic xmlns:a="http://schemas.openxmlformats.org/drawingml/2006/main">
-              <a:graphicData uri="http://schemas.openxmlformats.org/drawingml/2006/picture">
-                <pic:pic xmlns:pic="http://schemas.openxmlformats.org/drawingml/2006/picture">
-                  <pic:nvPicPr>
-                    <pic:cNvPr id="1839834172" name=""/>
-                    <pic:cNvPicPr/>
-                  </pic:nvPicPr>
-                  <pic:blipFill>
-                    <a:blip r:embed="rId25"/>
-                    <a:stretch>
-                      <a:fillRect/>
-                    </a:stretch>
-                  </pic:blipFill>
-                  <pic:spPr>
-                    <a:xfrm>
-                      <a:off x="0" y="0"/>
-                      <a:ext cx="3301656" cy="2050858"/>
-                    </a:xfrm>
-                    <a:prstGeom prst="rect">
-                      <a:avLst/>
-                    </a:prstGeom>
-                  </pic:spPr>
-                </pic:pic>
-              </a:graphicData>
-            </a:graphic>
-          </wp:inline>
-        </w:drawing>
-      </w:r>
-    </w:p>
-    <w:p>
-      <w:pPr>
-        <w:rPr>
-          <w:rFonts w:cstheme="minorHAnsi"/>
-        </w:rPr>
-      </w:pPr>
-    </w:p>
-    <w:p>
-      <w:pPr>
-        <w:rPr>
-          <w:rFonts w:cstheme="minorHAnsi"/>
-        </w:rPr>
-      </w:pPr>
-      <w:r>
-        <w:rPr>
-          <w:rFonts w:cstheme="minorHAnsi"/>
-        </w:rPr>
-        <w:t>0:</w:t>
-      </w:r>
-      <w:r>
-        <w:rPr>
-          <w:rFonts w:cstheme="minorHAnsi"/>
-        </w:rPr>
-        <w:t>54</w:t>
-      </w:r>
-      <w:r>
-        <w:rPr>
-          <w:rFonts w:cstheme="minorHAnsi"/>
-        </w:rPr>
-        <w:t>/</w:t>
-      </w:r>
-      <w:r>
-        <w:rPr>
-          <w:rFonts w:cstheme="minorHAnsi"/>
-        </w:rPr>
-        <w:t>33:53</w:t>
-      </w:r>
-    </w:p>
-    <w:p>
-      <w:pPr>
-        <w:rPr>
-          <w:rFonts w:cstheme="minorHAnsi"/>
-        </w:rPr>
-      </w:pPr>
-    </w:p>
-    <w:p>
-      <w:pPr>
-        <w:rPr>
-          <w:rFonts w:cstheme="minorHAnsi"/>
-        </w:rPr>
-      </w:pPr>
-    </w:p>
-    <w:p>
-      <w:pPr>
-        <w:rPr>
-          <w:rFonts w:cstheme="minorHAnsi"/>
-        </w:rPr>
-      </w:pPr>
-      <w:r>
-        <w:rPr>
-          <w:rFonts w:cstheme="minorHAnsi"/>
-        </w:rPr>
-        <w:t>1</w:t>
-      </w:r>
-      <w:r>
-        <w:rPr>
-          <w:rFonts w:cstheme="minorHAnsi"/>
-        </w:rPr>
-        <w:t>:</w:t>
-      </w:r>
-      <w:r>
-        <w:rPr>
-          <w:rFonts w:cstheme="minorHAnsi"/>
-        </w:rPr>
-        <w:t>13</w:t>
-      </w:r>
-      <w:r>
-        <w:rPr>
-          <w:rFonts w:cstheme="minorHAnsi"/>
-        </w:rPr>
-        <w:t>/</w:t>
-      </w:r>
-      <w:r>
-        <w:rPr>
-          <w:rFonts w:cstheme="minorHAnsi"/>
-        </w:rPr>
-        <w:t>33:53</w:t>
-      </w:r>
-    </w:p>
-    <w:p>
-      <w:pPr>
-        <w:rPr>
-          <w:rFonts w:cstheme="minorHAnsi"/>
-        </w:rPr>
-      </w:pPr>
-      <w:r>
-        <w:rPr>
-          <w:rFonts w:cstheme="minorHAnsi"/>
-        </w:rPr>
-        <w:t xml:space="preserve">In this </w:t>
-      </w:r>
-      <w:r>
-        <w:rPr>
-          <w:rFonts w:cstheme="minorHAnsi"/>
-        </w:rPr>
-        <w:t>“</w:t>
-      </w:r>
-      <w:r>
-        <w:rPr>
-          <w:rFonts w:cstheme="minorHAnsi"/>
-        </w:rPr>
-        <w:t>Let's Be Honest</w:t>
-      </w:r>
-      <w:r>
-        <w:rPr>
-          <w:rFonts w:cstheme="minorHAnsi"/>
-        </w:rPr>
-        <w:t xml:space="preserve">” </w:t>
-      </w:r>
-      <w:r>
-        <w:rPr>
-          <w:rFonts w:cstheme="minorHAnsi"/>
-        </w:rPr>
-        <w:t>series, we have</w:t>
-      </w:r>
-    </w:p>
-    <w:p>
-      <w:pPr>
-        <w:rPr>
-          <w:rFonts w:cstheme="minorHAnsi"/>
-        </w:rPr>
-      </w:pPr>
-      <w:r>
-        <w:rPr>
-          <w:rFonts w:cstheme="minorHAnsi"/>
-        </w:rPr>
-        <w:t xml:space="preserve">1) June 28: Judaism, 2) July 5: Islam, 3) July 12: Buddhism, 4) July 19: Mormonism, 5) July 26: Catholicism, 6) August 2: The Nones/Agnostic, 7) August 9: The Gospel </w:t>
-      </w:r>
-    </w:p>
-    <w:p>
-      <w:pPr>
-        <w:rPr>
-          <w:rFonts w:cstheme="minorHAnsi"/>
-        </w:rPr>
-      </w:pPr>
-    </w:p>
-    <w:p>
-      <w:pPr>
-        <w:rPr>
-          <w:rFonts w:cstheme="minorHAnsi"/>
-        </w:rPr>
-      </w:pPr>
-      <w:r>
-        <w:rPr>
-          <w:rFonts w:cstheme="minorHAnsi"/>
-        </w:rPr>
-        <w:t>2</w:t>
-      </w:r>
-      <w:r>
-        <w:rPr>
-          <w:rFonts w:cstheme="minorHAnsi"/>
-        </w:rPr>
-        <w:t>:</w:t>
-      </w:r>
-      <w:r>
-        <w:rPr>
-          <w:rFonts w:cstheme="minorHAnsi"/>
-        </w:rPr>
-        <w:t>04</w:t>
-      </w:r>
-      <w:r>
-        <w:rPr>
-          <w:rFonts w:cstheme="minorHAnsi"/>
-        </w:rPr>
-        <w:t>/</w:t>
-      </w:r>
-      <w:r>
-        <w:rPr>
-          <w:rFonts w:cstheme="minorHAnsi"/>
-        </w:rPr>
-        <w:t>33:53</w:t>
+        <w:t>1:16:06</w:t>
       </w:r>
     </w:p>
     <w:p>
@@ -1629,6 +947,70 @@
           <w:rFonts w:cstheme="minorHAnsi"/>
         </w:rPr>
       </w:pPr>
+    </w:p>
+    <w:p>
+      <w:pPr>
+        <w:rPr>
+          <w:rFonts w:cstheme="minorHAnsi"/>
+        </w:rPr>
+      </w:pPr>
+      <w:r>
+        <w:rPr>
+          <w:rFonts w:cstheme="minorHAnsi"/>
+        </w:rPr>
+        <w:t>56</w:t>
+      </w:r>
+      <w:r>
+        <w:rPr>
+          <w:rFonts w:cstheme="minorHAnsi"/>
+        </w:rPr>
+        <w:t>:</w:t>
+      </w:r>
+      <w:r>
+        <w:rPr>
+          <w:rFonts w:cstheme="minorHAnsi"/>
+        </w:rPr>
+        <w:t>3</w:t>
+      </w:r>
+      <w:r>
+        <w:rPr>
+          <w:rFonts w:cstheme="minorHAnsi"/>
+        </w:rPr>
+        <w:t>6</w:t>
+      </w:r>
+      <w:r>
+        <w:rPr>
+          <w:rFonts w:cstheme="minorHAnsi"/>
+        </w:rPr>
+        <w:t>/</w:t>
+      </w:r>
+      <w:r>
+        <w:rPr>
+          <w:rFonts w:cstheme="minorHAnsi"/>
+        </w:rPr>
+        <w:t>1:16:06</w:t>
+      </w:r>
+    </w:p>
+    <w:p>
+      <w:pPr>
+        <w:rPr>
+          <w:rFonts w:cstheme="minorHAnsi"/>
+        </w:rPr>
+      </w:pPr>
+    </w:p>
+    <w:p>
+      <w:pPr>
+        <w:rPr>
+          <w:rFonts w:cstheme="minorHAnsi"/>
+        </w:rPr>
+      </w:pPr>
+    </w:p>
+    <w:p>
+      <w:pPr>
+        <w:rPr>
+          <w:rFonts w:cstheme="minorHAnsi"/>
+        </w:rPr>
+      </w:pPr>
       <w:r>
         <w:rPr>
           <w:rFonts w:cstheme="minorHAnsi"/>
@@ -1662,8 +1044,122 @@
           <w:rFonts w:cstheme="minorHAnsi"/>
         </w:rPr>
       </w:pPr>
+      <w:r>
+        <w:rPr>
+          <w:rFonts w:cstheme="minorHAnsi"/>
+        </w:rPr>
+        <w:t>0</w:t>
+      </w:r>
+      <w:r>
+        <w:rPr>
+          <w:rFonts w:cstheme="minorHAnsi"/>
+        </w:rPr>
+        <w:t>8</w:t>
+      </w:r>
+      <w:r>
+        <w:rPr>
+          <w:rFonts w:cstheme="minorHAnsi"/>
+        </w:rPr>
+        <w:t>/</w:t>
+      </w:r>
+      <w:r>
+        <w:rPr>
+          <w:rFonts w:cstheme="minorHAnsi"/>
+        </w:rPr>
+        <w:t>01</w:t>
+      </w:r>
+      <w:r>
+        <w:rPr>
+          <w:rFonts w:cstheme="minorHAnsi"/>
+        </w:rPr>
+        <w:t>/2026, Menlo Church Worship (Summary of last week, 07/</w:t>
+      </w:r>
+      <w:r>
+        <w:rPr>
+          <w:rFonts w:cstheme="minorHAnsi"/>
+        </w:rPr>
+        <w:t>26</w:t>
+      </w:r>
+      <w:r>
+        <w:rPr>
+          <w:rFonts w:cstheme="minorHAnsi"/>
+        </w:rPr>
+        <w:t>/2026)</w:t>
+      </w:r>
     </w:p>
     <w:p>
+      <w:hyperlink r:id="rId18" w:history="1">
+        <w:r>
+          <w:rPr>
+            <w:rStyle w:val="Hyperlink"/>
+          </w:rPr>
+          <w:t>https://www.youtube.com/watch?v=tnO2kDLDiLA&amp;t=97s</w:t>
+        </w:r>
+      </w:hyperlink>
+    </w:p>
+    <w:p>
+      <w:pPr>
+        <w:rPr>
+          <w:rFonts w:cstheme="minorHAnsi"/>
+        </w:rPr>
+      </w:pPr>
+      <w:hyperlink r:id="rId19" w:history="1">
+        <w:r>
+          <w:rPr>
+            <w:rStyle w:val="Hyperlink"/>
+            <w:rFonts w:cstheme="minorHAnsi"/>
+          </w:rPr>
+          <w:t>https://github.com/peterhchen/1000_Family/tree/main/Church/2026</w:t>
+        </w:r>
+      </w:hyperlink>
+    </w:p>
+    <w:p>
+      <w:pPr>
+        <w:rPr>
+          <w:rFonts w:cstheme="minorHAnsi"/>
+          <w:b/>
+          <w:bCs/>
+        </w:rPr>
+      </w:pPr>
+      <w:r>
+        <w:rPr>
+          <w:rFonts w:cstheme="minorHAnsi"/>
+        </w:rPr>
+        <w:t>They System of Merit (Catholicism)</w:t>
+      </w:r>
+      <w:r>
+        <w:rPr>
+          <w:rFonts w:cstheme="minorHAnsi"/>
+        </w:rPr>
+        <w:t xml:space="preserve"> | Let's Be Honest|</w:t>
+      </w:r>
+      <w:r>
+        <w:rPr>
+          <w:rFonts w:cstheme="minorHAnsi"/>
+        </w:rPr>
+        <w:t xml:space="preserve"> </w:t>
+      </w:r>
+      <w:r>
+        <w:rPr>
+          <w:rFonts w:cstheme="minorHAnsi"/>
+        </w:rPr>
+        <w:t xml:space="preserve">Menlo </w:t>
+      </w:r>
+      <w:r>
+        <w:rPr>
+          <w:rFonts w:cstheme="minorHAnsi"/>
+        </w:rPr>
+        <w:t xml:space="preserve">Church Phil EuBank, Lead Pastor </w:t>
+      </w:r>
+    </w:p>
+    <w:p>
+      <w:pPr>
+        <w:rPr>
+          <w:rFonts w:cstheme="minorHAnsi"/>
+        </w:rPr>
+      </w:pPr>
+    </w:p>
+    <w:p>
       <w:pPr>
         <w:rPr>
           <w:rFonts w:cstheme="minorHAnsi"/>
@@ -1671,7 +1167,7 @@
       </w:pPr>
     </w:p>
     <w:sectPr>
-      <w:footerReference w:type="default" r:id="rId26"/>
+      <w:footerReference w:type="default" r:id="rId20"/>
       <w:pgSz w:w="12240" w:h="15840"/>
       <w:pgMar w:top="1440" w:right="1440" w:bottom="1530" w:left="1440" w:header="0" w:footer="720" w:gutter="0"/>
       <w:cols w:space="720"/>

--- a/Church/2026/2026_0801_MenloChurch.docx
+++ b/Church/2026/2026_0801_MenloChurch.docx
@@ -57,7 +57,7 @@
           <w:rPr>
             <w:rStyle w:val="Hyperlink"/>
           </w:rPr>
-          <w:t>https://www.youtube.com/watch?v=tnO2kDLDiLA&amp;t=97s</w:t>
+          <w:t>https://www.youtube.com/watch?v=bHrWW4k-tA8</w:t>
         </w:r>
       </w:hyperlink>
     </w:p>
@@ -169,7 +169,7 @@
         <w:rPr>
           <w:rFonts w:cstheme="minorHAnsi"/>
         </w:rPr>
-        <w:t>1:16:06</w:t>
+        <w:t>35:54</w:t>
       </w:r>
     </w:p>
     <w:p>
@@ -287,7 +287,7 @@
         <w:rPr>
           <w:rFonts w:cstheme="minorHAnsi"/>
         </w:rPr>
-        <w:t>1:16:06</w:t>
+        <w:t>35:54</w:t>
       </w:r>
     </w:p>
     <w:p>
@@ -427,7 +427,7 @@
         <w:rPr>
           <w:rFonts w:cstheme="minorHAnsi"/>
         </w:rPr>
-        <w:t>1:16:06</w:t>
+        <w:t>35:54</w:t>
       </w:r>
     </w:p>
     <w:p>
@@ -549,7 +549,7 @@
         <w:rPr>
           <w:rFonts w:cstheme="minorHAnsi"/>
         </w:rPr>
-        <w:t>2</w:t>
+        <w:t>00:1</w:t>
       </w:r>
       <w:r>
         <w:rPr>
@@ -561,31 +561,13 @@
         <w:rPr>
           <w:rFonts w:cstheme="minorHAnsi"/>
         </w:rPr>
-        <w:t>:</w:t>
-      </w:r>
-      <w:r>
-        <w:rPr>
-          <w:rFonts w:cstheme="minorHAnsi"/>
-        </w:rPr>
-        <w:t>2</w:t>
-      </w:r>
-      <w:r>
-        <w:rPr>
-          <w:rFonts w:cstheme="minorHAnsi"/>
-        </w:rPr>
-        <w:t>1</w:t>
-      </w:r>
-      <w:r>
-        <w:rPr>
-          <w:rFonts w:cstheme="minorHAnsi"/>
-        </w:rPr>
         <w:t>/</w:t>
       </w:r>
       <w:r>
         <w:rPr>
           <w:rFonts w:cstheme="minorHAnsi"/>
         </w:rPr>
-        <w:t>1:16:06</w:t>
+        <w:t>35:54</w:t>
       </w:r>
     </w:p>
     <w:p>
@@ -649,36 +631,6 @@
           <w:rFonts w:cstheme="minorHAnsi"/>
         </w:rPr>
       </w:pPr>
-      <w:r>
-        <w:rPr>
-          <w:rFonts w:cstheme="minorHAnsi"/>
-        </w:rPr>
-        <w:t>21</w:t>
-      </w:r>
-      <w:r>
-        <w:rPr>
-          <w:rFonts w:cstheme="minorHAnsi"/>
-        </w:rPr>
-        <w:t>:</w:t>
-      </w:r>
-      <w:r>
-        <w:rPr>
-          <w:rFonts w:cstheme="minorHAnsi"/>
-        </w:rPr>
-        <w:t>35</w:t>
-      </w:r>
-      <w:r>
-        <w:rPr>
-          <w:rFonts w:cstheme="minorHAnsi"/>
-        </w:rPr>
-        <w:t>/</w:t>
-      </w:r>
-      <w:r>
-        <w:rPr>
-          <w:rFonts w:cstheme="minorHAnsi"/>
-        </w:rPr>
-        <w:t>1:16:06</w:t>
-      </w:r>
     </w:p>
     <w:p>
       <w:pPr>
@@ -690,19 +642,31 @@
         <w:rPr>
           <w:rFonts w:cstheme="minorHAnsi"/>
         </w:rPr>
-        <w:t>In this “</w:t>
-      </w:r>
-      <w:r>
-        <w:rPr>
-          <w:rFonts w:cstheme="minorHAnsi"/>
-        </w:rPr>
-        <w:t>Let's Be Honest</w:t>
-      </w:r>
-      <w:r>
-        <w:rPr>
-          <w:rFonts w:cstheme="minorHAnsi"/>
-        </w:rPr>
-        <w:t>” series, we have</w:t>
+        <w:t>00</w:t>
+      </w:r>
+      <w:r>
+        <w:rPr>
+          <w:rFonts w:cstheme="minorHAnsi"/>
+        </w:rPr>
+        <w:t>:</w:t>
+      </w:r>
+      <w:r>
+        <w:rPr>
+          <w:rFonts w:cstheme="minorHAnsi"/>
+        </w:rPr>
+        <w:t>35</w:t>
+      </w:r>
+      <w:r>
+        <w:rPr>
+          <w:rFonts w:cstheme="minorHAnsi"/>
+        </w:rPr>
+        <w:t>/</w:t>
+      </w:r>
+      <w:r>
+        <w:rPr>
+          <w:rFonts w:cstheme="minorHAnsi"/>
+        </w:rPr>
+        <w:t>35:54</w:t>
       </w:r>
     </w:p>
     <w:p>
@@ -714,66 +678,8 @@
       <w:r>
         <w:rPr>
           <w:rFonts w:cstheme="minorHAnsi"/>
-        </w:rPr>
-        <w:t xml:space="preserve">1) June 28: Judaism, 2) July 5: Islam, 3) July 12: Buddhism, 4) July 19: Mormonism, 5) July 26: Catholicism, 6) August 2: The Nones/Agnostic, 7) August 9: The Gospel </w:t>
-      </w:r>
-    </w:p>
-    <w:p>
-      <w:pPr>
-        <w:rPr>
-          <w:rFonts w:cstheme="minorHAnsi"/>
-        </w:rPr>
-      </w:pPr>
-    </w:p>
-    <w:p>
-      <w:pPr>
-        <w:rPr>
-          <w:rFonts w:cstheme="minorHAnsi"/>
-        </w:rPr>
-      </w:pPr>
-      <w:r>
-        <w:rPr>
-          <w:rFonts w:cstheme="minorHAnsi"/>
-        </w:rPr>
-        <w:t>21</w:t>
-      </w:r>
-      <w:r>
-        <w:rPr>
-          <w:rFonts w:cstheme="minorHAnsi"/>
-        </w:rPr>
-        <w:t>:</w:t>
-      </w:r>
-      <w:r>
-        <w:rPr>
-          <w:rFonts w:cstheme="minorHAnsi"/>
-        </w:rPr>
-        <w:t>35</w:t>
-      </w:r>
-      <w:r>
-        <w:rPr>
-          <w:rFonts w:cstheme="minorHAnsi"/>
-        </w:rPr>
-        <w:t>/</w:t>
-      </w:r>
-      <w:r>
-        <w:rPr>
-          <w:rFonts w:cstheme="minorHAnsi"/>
-        </w:rPr>
-        <w:t>1:16:06</w:t>
-      </w:r>
-    </w:p>
-    <w:p>
-      <w:pPr>
-        <w:rPr>
-          <w:rFonts w:cstheme="minorHAnsi"/>
-        </w:rPr>
-      </w:pPr>
-      <w:r>
-        <w:rPr>
-          <w:rFonts w:cstheme="minorHAnsi"/>
           <w:noProof/>
         </w:rPr>
-        <w:lastRenderedPageBreak/>
         <w:drawing>
           <wp:inline distT="0" distB="0" distL="0" distR="0" wp14:anchorId="4D6F56B4" wp14:editId="435E1BB8">
             <wp:extent cx="525145" cy="648709"/>
@@ -888,13 +794,13 @@
         <w:rPr>
           <w:rFonts w:cstheme="minorHAnsi"/>
         </w:rPr>
-        <w:t>2</w:t>
-      </w:r>
-      <w:r>
-        <w:rPr>
-          <w:rFonts w:cstheme="minorHAnsi"/>
-        </w:rPr>
-        <w:t>2</w:t>
+        <w:t>0</w:t>
+      </w:r>
+      <w:r>
+        <w:rPr>
+          <w:rFonts w:cstheme="minorHAnsi"/>
+        </w:rPr>
+        <w:t>1</w:t>
       </w:r>
       <w:r>
         <w:rPr>
@@ -906,7 +812,7 @@
         <w:rPr>
           <w:rFonts w:cstheme="minorHAnsi"/>
         </w:rPr>
-        <w:t>04</w:t>
+        <w:t>30</w:t>
       </w:r>
       <w:r>
         <w:rPr>
@@ -918,7 +824,7 @@
         <w:rPr>
           <w:rFonts w:cstheme="minorHAnsi"/>
         </w:rPr>
-        <w:t>1:16:06</w:t>
+        <w:t>35:54</w:t>
       </w:r>
     </w:p>
     <w:p>
@@ -931,7 +837,19 @@
         <w:rPr>
           <w:rFonts w:cstheme="minorHAnsi"/>
         </w:rPr>
-        <w:t xml:space="preserve">Today, we talk about Mormonism. </w:t>
+        <w:t>In this “</w:t>
+      </w:r>
+      <w:r>
+        <w:rPr>
+          <w:rFonts w:cstheme="minorHAnsi"/>
+        </w:rPr>
+        <w:t>Let's Be Honest</w:t>
+      </w:r>
+      <w:r>
+        <w:rPr>
+          <w:rFonts w:cstheme="minorHAnsi"/>
+        </w:rPr>
+        <w:t>” series, we have</w:t>
       </w:r>
     </w:p>
     <w:p>
@@ -940,6 +858,12 @@
           <w:rFonts w:cstheme="minorHAnsi"/>
         </w:rPr>
       </w:pPr>
+      <w:r>
+        <w:rPr>
+          <w:rFonts w:cstheme="minorHAnsi"/>
+        </w:rPr>
+        <w:t xml:space="preserve">1) June 28: Judaism, 2) July 5: Islam, 3) July 12: Buddhism, 4) July 19: Mormonism, 5) July 26: Catholicism, 6) August 2: The Nones/Agnostic, 7) August 9: The Gospel </w:t>
+      </w:r>
     </w:p>
     <w:p>
       <w:pPr>
@@ -958,37 +882,19 @@
         <w:rPr>
           <w:rFonts w:cstheme="minorHAnsi"/>
         </w:rPr>
-        <w:t>56</w:t>
-      </w:r>
-      <w:r>
-        <w:rPr>
-          <w:rFonts w:cstheme="minorHAnsi"/>
-        </w:rPr>
-        <w:t>:</w:t>
-      </w:r>
-      <w:r>
-        <w:rPr>
-          <w:rFonts w:cstheme="minorHAnsi"/>
-        </w:rPr>
-        <w:t>3</w:t>
-      </w:r>
-      <w:r>
-        <w:rPr>
-          <w:rFonts w:cstheme="minorHAnsi"/>
-        </w:rPr>
-        <w:t>6</w:t>
-      </w:r>
-      <w:r>
-        <w:rPr>
-          <w:rFonts w:cstheme="minorHAnsi"/>
-        </w:rPr>
-        <w:t>/</w:t>
-      </w:r>
-      <w:r>
-        <w:rPr>
-          <w:rFonts w:cstheme="minorHAnsi"/>
-        </w:rPr>
-        <w:t>1:16:06</w:t>
+        <w:t xml:space="preserve">Today, we talk about </w:t>
+      </w:r>
+      <w:r>
+        <w:rPr>
+          <w:rFonts w:cstheme="minorHAnsi"/>
+        </w:rPr>
+        <w:t>Catholicism</w:t>
+      </w:r>
+      <w:r>
+        <w:rPr>
+          <w:rFonts w:cstheme="minorHAnsi"/>
+        </w:rPr>
+        <w:t xml:space="preserve">. </w:t>
       </w:r>
     </w:p>
     <w:p>
@@ -1004,6 +910,36 @@
           <w:rFonts w:cstheme="minorHAnsi"/>
         </w:rPr>
       </w:pPr>
+      <w:r>
+        <w:rPr>
+          <w:rFonts w:cstheme="minorHAnsi"/>
+        </w:rPr>
+        <w:t>0</w:t>
+      </w:r>
+      <w:r>
+        <w:rPr>
+          <w:rFonts w:cstheme="minorHAnsi"/>
+        </w:rPr>
+        <w:t>3</w:t>
+      </w:r>
+      <w:r>
+        <w:rPr>
+          <w:rFonts w:cstheme="minorHAnsi"/>
+        </w:rPr>
+        <w:t>:30</w:t>
+      </w:r>
+      <w:r>
+        <w:rPr>
+          <w:rFonts w:cstheme="minorHAnsi"/>
+        </w:rPr>
+        <w:t>/</w:t>
+      </w:r>
+      <w:r>
+        <w:rPr>
+          <w:rFonts w:cstheme="minorHAnsi"/>
+        </w:rPr>
+        <w:t>35:54</w:t>
+      </w:r>
     </w:p>
     <w:p>
       <w:pPr>
@@ -1015,7 +951,13 @@
         <w:rPr>
           <w:rFonts w:cstheme="minorHAnsi"/>
         </w:rPr>
-        <w:t>************</w:t>
+        <w:t>Pary: Thanks for chance to explain the Catholicism.</w:t>
+      </w:r>
+      <w:r>
+        <w:rPr>
+          <w:rFonts w:cstheme="minorHAnsi"/>
+        </w:rPr>
+        <w:t xml:space="preserve"> </w:t>
       </w:r>
     </w:p>
     <w:p>
@@ -1024,12 +966,6 @@
           <w:rFonts w:cstheme="minorHAnsi"/>
         </w:rPr>
       </w:pPr>
-      <w:r>
-        <w:rPr>
-          <w:rFonts w:cstheme="minorHAnsi"/>
-        </w:rPr>
-        <w:t>************</w:t>
-      </w:r>
     </w:p>
     <w:p>
       <w:pPr>
@@ -1037,6 +973,36 @@
           <w:rFonts w:cstheme="minorHAnsi"/>
         </w:rPr>
       </w:pPr>
+      <w:r>
+        <w:rPr>
+          <w:rFonts w:cstheme="minorHAnsi"/>
+        </w:rPr>
+        <w:t>4</w:t>
+      </w:r>
+      <w:r>
+        <w:rPr>
+          <w:rFonts w:cstheme="minorHAnsi"/>
+        </w:rPr>
+        <w:t>:</w:t>
+      </w:r>
+      <w:r>
+        <w:rPr>
+          <w:rFonts w:cstheme="minorHAnsi"/>
+        </w:rPr>
+        <w:t>30</w:t>
+      </w:r>
+      <w:r>
+        <w:rPr>
+          <w:rFonts w:cstheme="minorHAnsi"/>
+        </w:rPr>
+        <w:t>/</w:t>
+      </w:r>
+      <w:r>
+        <w:rPr>
+          <w:rFonts w:cstheme="minorHAnsi"/>
+        </w:rPr>
+        <w:t>35:54</w:t>
+      </w:r>
     </w:p>
     <w:p>
       <w:pPr>
@@ -1048,52 +1014,2905 @@
         <w:rPr>
           <w:rFonts w:cstheme="minorHAnsi"/>
         </w:rPr>
-        <w:t>0</w:t>
-      </w:r>
-      <w:r>
-        <w:rPr>
-          <w:rFonts w:cstheme="minorHAnsi"/>
-        </w:rPr>
-        <w:t>8</w:t>
-      </w:r>
-      <w:r>
-        <w:rPr>
-          <w:rFonts w:cstheme="minorHAnsi"/>
-        </w:rPr>
-        <w:t>/</w:t>
-      </w:r>
-      <w:r>
-        <w:rPr>
-          <w:rFonts w:cstheme="minorHAnsi"/>
-        </w:rPr>
-        <w:t>01</w:t>
-      </w:r>
-      <w:r>
-        <w:rPr>
-          <w:rFonts w:cstheme="minorHAnsi"/>
-        </w:rPr>
-        <w:t>/2026, Menlo Church Worship (Summary of last week, 07/</w:t>
-      </w:r>
-      <w:r>
-        <w:rPr>
-          <w:rFonts w:cstheme="minorHAnsi"/>
-        </w:rPr>
-        <w:t>26</w:t>
-      </w:r>
-      <w:r>
-        <w:rPr>
-          <w:rFonts w:cstheme="minorHAnsi"/>
-        </w:rPr>
-        <w:t>/2026)</w:t>
+        <w:drawing>
+          <wp:inline distT="0" distB="0" distL="0" distR="0" wp14:anchorId="0496D0CF" wp14:editId="28D547C7">
+            <wp:extent cx="3172268" cy="1305107"/>
+            <wp:effectExtent l="0" t="0" r="9525" b="9525"/>
+            <wp:docPr id="1819716973" name="Picture 1"/>
+            <wp:cNvGraphicFramePr>
+              <a:graphicFrameLocks xmlns:a="http://schemas.openxmlformats.org/drawingml/2006/main" noChangeAspect="1"/>
+            </wp:cNvGraphicFramePr>
+            <a:graphic xmlns:a="http://schemas.openxmlformats.org/drawingml/2006/main">
+              <a:graphicData uri="http://schemas.openxmlformats.org/drawingml/2006/picture">
+                <pic:pic xmlns:pic="http://schemas.openxmlformats.org/drawingml/2006/picture">
+                  <pic:nvPicPr>
+                    <pic:cNvPr id="1819716973" name=""/>
+                    <pic:cNvPicPr/>
+                  </pic:nvPicPr>
+                  <pic:blipFill>
+                    <a:blip r:embed="rId18"/>
+                    <a:stretch>
+                      <a:fillRect/>
+                    </a:stretch>
+                  </pic:blipFill>
+                  <pic:spPr>
+                    <a:xfrm>
+                      <a:off x="0" y="0"/>
+                      <a:ext cx="3172268" cy="1305107"/>
+                    </a:xfrm>
+                    <a:prstGeom prst="rect">
+                      <a:avLst/>
+                    </a:prstGeom>
+                  </pic:spPr>
+                </pic:pic>
+              </a:graphicData>
+            </a:graphic>
+          </wp:inline>
+        </w:drawing>
       </w:r>
     </w:p>
     <w:p>
-      <w:hyperlink r:id="rId18" w:history="1">
+      <w:pPr>
+        <w:rPr>
+          <w:rFonts w:cstheme="minorHAnsi"/>
+        </w:rPr>
+      </w:pPr>
+      <w:r>
+        <w:rPr>
+          <w:rFonts w:cstheme="minorHAnsi"/>
+        </w:rPr>
+        <w:t>There are two different roads, one is Tollway and the other one is freeway.</w:t>
+      </w:r>
+      <w:r>
+        <w:rPr>
+          <w:rFonts w:cstheme="minorHAnsi"/>
+        </w:rPr>
+        <w:t xml:space="preserve"> </w:t>
+      </w:r>
+      <w:r>
+        <w:rPr>
+          <w:rFonts w:cstheme="minorHAnsi"/>
+        </w:rPr>
+        <w:t>Both roads are headed to the same direction</w:t>
+      </w:r>
+      <w:r>
+        <w:rPr>
+          <w:rFonts w:cstheme="minorHAnsi"/>
+        </w:rPr>
+        <w:t xml:space="preserve"> with one key difference. One of them takes money along the way. The other was paid for way long ago, before we were born. This is the difference between the tollway and freeway.</w:t>
+      </w:r>
+    </w:p>
+    <w:p>
+      <w:pPr>
+        <w:rPr>
+          <w:rFonts w:cstheme="minorHAnsi"/>
+        </w:rPr>
+      </w:pPr>
+      <w:r>
+        <w:rPr>
+          <w:rFonts w:cstheme="minorHAnsi"/>
+        </w:rPr>
+        <w:t>We talk about the tollway history. In late 1700s, we needed roads</w:t>
+      </w:r>
+      <w:r>
+        <w:rPr>
+          <w:rFonts w:cstheme="minorHAnsi"/>
+        </w:rPr>
+        <w:t xml:space="preserve"> but government didn’t have enough money to build the roads. That is a real problem of how do we do that? </w:t>
+      </w:r>
+      <w:proofErr w:type="gramStart"/>
+      <w:r>
+        <w:rPr>
+          <w:rFonts w:cstheme="minorHAnsi"/>
+        </w:rPr>
+        <w:t>So</w:t>
+      </w:r>
+      <w:proofErr w:type="gramEnd"/>
+      <w:r>
+        <w:rPr>
+          <w:rFonts w:cstheme="minorHAnsi"/>
+        </w:rPr>
+        <w:t xml:space="preserve"> the communities, they issue the bonds, like load payments. They build the roads and charge tolls to pay back the bonds that built the roads in the first place. It is not corruption. People solve problem and the debt was used to solve it.</w:t>
+      </w:r>
+      <w:r>
+        <w:rPr>
+          <w:rFonts w:cstheme="minorHAnsi"/>
+        </w:rPr>
+        <w:t xml:space="preserve"> The tolls supposed to go away after the debt is payoff. </w:t>
+      </w:r>
+      <w:r>
+        <w:rPr>
+          <w:rFonts w:cstheme="minorHAnsi"/>
+        </w:rPr>
+        <w:t>This is the deal that everybody understood.</w:t>
+      </w:r>
+    </w:p>
+    <w:p>
+      <w:pPr>
+        <w:rPr>
+          <w:rFonts w:cstheme="minorHAnsi"/>
+        </w:rPr>
+      </w:pPr>
+    </w:p>
+    <w:p>
+      <w:pPr>
+        <w:rPr>
+          <w:rFonts w:cstheme="minorHAnsi"/>
+        </w:rPr>
+      </w:pPr>
+      <w:r>
+        <w:rPr>
+          <w:rFonts w:cstheme="minorHAnsi"/>
+        </w:rPr>
+        <w:t>5</w:t>
+      </w:r>
+      <w:r>
+        <w:rPr>
+          <w:rFonts w:cstheme="minorHAnsi"/>
+        </w:rPr>
+        <w:t>:</w:t>
+      </w:r>
+      <w:r>
+        <w:rPr>
+          <w:rFonts w:cstheme="minorHAnsi"/>
+        </w:rPr>
+        <w:t>49</w:t>
+      </w:r>
+      <w:r>
+        <w:rPr>
+          <w:rFonts w:cstheme="minorHAnsi"/>
+        </w:rPr>
+        <w:t>/</w:t>
+      </w:r>
+      <w:r>
+        <w:rPr>
+          <w:rFonts w:cstheme="minorHAnsi"/>
+        </w:rPr>
+        <w:t>35:54</w:t>
+      </w:r>
+    </w:p>
+    <w:p>
+      <w:pPr>
+        <w:rPr>
+          <w:rFonts w:cstheme="minorHAnsi"/>
+        </w:rPr>
+      </w:pPr>
+      <w:r>
+        <w:rPr>
+          <w:rFonts w:cstheme="minorHAnsi"/>
+        </w:rPr>
+        <w:t>New York is the first state in USA to get tool roads.</w:t>
+      </w:r>
+      <w:r>
+        <w:rPr>
+          <w:rFonts w:cstheme="minorHAnsi"/>
+        </w:rPr>
+        <w:t xml:space="preserve"> They never become free when the debt is payoff.</w:t>
+      </w:r>
+    </w:p>
+    <w:p>
+      <w:pPr>
+        <w:rPr>
+          <w:rFonts w:cstheme="minorHAnsi"/>
+        </w:rPr>
+      </w:pPr>
+    </w:p>
+    <w:p>
+      <w:pPr>
+        <w:rPr>
+          <w:rFonts w:cstheme="minorHAnsi"/>
+        </w:rPr>
+      </w:pPr>
+      <w:r>
+        <w:rPr>
+          <w:rFonts w:cstheme="minorHAnsi"/>
+        </w:rPr>
+        <w:t>7</w:t>
+      </w:r>
+      <w:r>
+        <w:rPr>
+          <w:rFonts w:cstheme="minorHAnsi"/>
+        </w:rPr>
+        <w:t>:</w:t>
+      </w:r>
+      <w:r>
+        <w:rPr>
+          <w:rFonts w:cstheme="minorHAnsi"/>
+        </w:rPr>
+        <w:t>36</w:t>
+      </w:r>
+      <w:r>
+        <w:rPr>
+          <w:rFonts w:cstheme="minorHAnsi"/>
+        </w:rPr>
+        <w:t>/</w:t>
+      </w:r>
+      <w:r>
+        <w:rPr>
+          <w:rFonts w:cstheme="minorHAnsi"/>
+        </w:rPr>
+        <w:t>35:54</w:t>
+      </w:r>
+    </w:p>
+    <w:p>
+      <w:pPr>
+        <w:rPr>
+          <w:rFonts w:cstheme="minorHAnsi"/>
+        </w:rPr>
+      </w:pPr>
+      <w:r>
+        <w:rPr>
+          <w:rFonts w:cstheme="minorHAnsi"/>
+        </w:rPr>
+        <w:drawing>
+          <wp:inline distT="0" distB="0" distL="0" distR="0" wp14:anchorId="3A4075B0" wp14:editId="22913DC1">
+            <wp:extent cx="1943100" cy="1896590"/>
+            <wp:effectExtent l="0" t="0" r="0" b="8890"/>
+            <wp:docPr id="873494239" name="Picture 1"/>
+            <wp:cNvGraphicFramePr>
+              <a:graphicFrameLocks xmlns:a="http://schemas.openxmlformats.org/drawingml/2006/main" noChangeAspect="1"/>
+            </wp:cNvGraphicFramePr>
+            <a:graphic xmlns:a="http://schemas.openxmlformats.org/drawingml/2006/main">
+              <a:graphicData uri="http://schemas.openxmlformats.org/drawingml/2006/picture">
+                <pic:pic xmlns:pic="http://schemas.openxmlformats.org/drawingml/2006/picture">
+                  <pic:nvPicPr>
+                    <pic:cNvPr id="873494239" name=""/>
+                    <pic:cNvPicPr/>
+                  </pic:nvPicPr>
+                  <pic:blipFill>
+                    <a:blip r:embed="rId19"/>
+                    <a:stretch>
+                      <a:fillRect/>
+                    </a:stretch>
+                  </pic:blipFill>
+                  <pic:spPr>
+                    <a:xfrm>
+                      <a:off x="0" y="0"/>
+                      <a:ext cx="1950319" cy="1903636"/>
+                    </a:xfrm>
+                    <a:prstGeom prst="rect">
+                      <a:avLst/>
+                    </a:prstGeom>
+                  </pic:spPr>
+                </pic:pic>
+              </a:graphicData>
+            </a:graphic>
+          </wp:inline>
+        </w:drawing>
+      </w:r>
+      <w:r>
+        <w:rPr>
+          <w:rFonts w:cstheme="minorHAnsi"/>
+        </w:rPr>
+        <w:t xml:space="preserve">  </w:t>
+      </w:r>
+      <w:r>
+        <w:rPr>
+          <w:rFonts w:cstheme="minorHAnsi"/>
+        </w:rPr>
+        <w:drawing>
+          <wp:inline distT="0" distB="0" distL="0" distR="0" wp14:anchorId="13F5EBE5" wp14:editId="27A73885">
+            <wp:extent cx="2352675" cy="1846653"/>
+            <wp:effectExtent l="0" t="0" r="0" b="1270"/>
+            <wp:docPr id="2003639678" name="Picture 1"/>
+            <wp:cNvGraphicFramePr>
+              <a:graphicFrameLocks xmlns:a="http://schemas.openxmlformats.org/drawingml/2006/main" noChangeAspect="1"/>
+            </wp:cNvGraphicFramePr>
+            <a:graphic xmlns:a="http://schemas.openxmlformats.org/drawingml/2006/main">
+              <a:graphicData uri="http://schemas.openxmlformats.org/drawingml/2006/picture">
+                <pic:pic xmlns:pic="http://schemas.openxmlformats.org/drawingml/2006/picture">
+                  <pic:nvPicPr>
+                    <pic:cNvPr id="2003639678" name=""/>
+                    <pic:cNvPicPr/>
+                  </pic:nvPicPr>
+                  <pic:blipFill>
+                    <a:blip r:embed="rId20"/>
+                    <a:stretch>
+                      <a:fillRect/>
+                    </a:stretch>
+                  </pic:blipFill>
+                  <pic:spPr>
+                    <a:xfrm>
+                      <a:off x="0" y="0"/>
+                      <a:ext cx="2355674" cy="1849007"/>
+                    </a:xfrm>
+                    <a:prstGeom prst="rect">
+                      <a:avLst/>
+                    </a:prstGeom>
+                  </pic:spPr>
+                </pic:pic>
+              </a:graphicData>
+            </a:graphic>
+          </wp:inline>
+        </w:drawing>
+      </w:r>
+    </w:p>
+    <w:p>
+      <w:pPr>
+        <w:rPr>
+          <w:rFonts w:cstheme="minorHAnsi"/>
+        </w:rPr>
+      </w:pPr>
+      <w:r>
+        <w:rPr>
+          <w:rFonts w:cstheme="minorHAnsi"/>
+        </w:rPr>
+        <w:t>Hebrews 10:11-14</w:t>
+      </w:r>
+    </w:p>
+    <w:p>
+      <w:pPr>
+        <w:rPr>
+          <w:rFonts w:cstheme="minorHAnsi"/>
+        </w:rPr>
+      </w:pPr>
+      <w:r>
+        <w:rPr>
+          <w:rFonts w:cstheme="minorHAnsi"/>
+        </w:rPr>
+        <w:t>New International Version</w:t>
+      </w:r>
+    </w:p>
+    <w:p>
+      <w:pPr>
+        <w:rPr>
+          <w:rFonts w:cstheme="minorHAnsi"/>
+        </w:rPr>
+      </w:pPr>
+      <w:r>
+        <w:rPr>
+          <w:rFonts w:cstheme="minorHAnsi"/>
+          <w:b/>
+          <w:bCs/>
+          <w:vertAlign w:val="superscript"/>
+        </w:rPr>
+        <w:t>11 </w:t>
+      </w:r>
+      <w:r>
+        <w:rPr>
+          <w:rFonts w:cstheme="minorHAnsi"/>
+        </w:rPr>
+        <w:t xml:space="preserve">Day after day every priest stands and performs his religious duties; </w:t>
+      </w:r>
+      <w:r>
+        <w:rPr>
+          <w:rFonts w:cstheme="minorHAnsi"/>
+        </w:rPr>
+        <w:t>again,</w:t>
+      </w:r>
+      <w:r>
+        <w:rPr>
+          <w:rFonts w:cstheme="minorHAnsi"/>
+        </w:rPr>
+        <w:t xml:space="preserve"> and again he offers the same sacrifices, which can never take away sins. </w:t>
+      </w:r>
+      <w:r>
+        <w:rPr>
+          <w:rFonts w:cstheme="minorHAnsi"/>
+          <w:b/>
+          <w:bCs/>
+          <w:vertAlign w:val="superscript"/>
+        </w:rPr>
+        <w:t>12 </w:t>
+      </w:r>
+      <w:r>
+        <w:rPr>
+          <w:rFonts w:cstheme="minorHAnsi"/>
+        </w:rPr>
+        <w:t xml:space="preserve">But when this priest had offered for all time one sacrifice </w:t>
+      </w:r>
+      <w:r>
+        <w:rPr>
+          <w:rFonts w:cstheme="minorHAnsi"/>
+        </w:rPr>
+        <w:lastRenderedPageBreak/>
+        <w:t>for sins, he sat down at the right hand of God, </w:t>
+      </w:r>
+      <w:r>
+        <w:rPr>
+          <w:rFonts w:cstheme="minorHAnsi"/>
+          <w:b/>
+          <w:bCs/>
+          <w:vertAlign w:val="superscript"/>
+        </w:rPr>
+        <w:t>13 </w:t>
+      </w:r>
+      <w:r>
+        <w:rPr>
+          <w:rFonts w:cstheme="minorHAnsi"/>
+        </w:rPr>
+        <w:t>and since that time he waits for his enemies to be made his footstool. </w:t>
+      </w:r>
+      <w:r>
+        <w:rPr>
+          <w:rFonts w:cstheme="minorHAnsi"/>
+          <w:b/>
+          <w:bCs/>
+          <w:vertAlign w:val="superscript"/>
+        </w:rPr>
+        <w:t>14 </w:t>
+      </w:r>
+      <w:r>
+        <w:rPr>
+          <w:rFonts w:cstheme="minorHAnsi"/>
+        </w:rPr>
+        <w:t>For by one sacrifice he has made perfect forever those who are being made holy.</w:t>
+      </w:r>
+    </w:p>
+    <w:p>
+      <w:pPr>
+        <w:rPr>
+          <w:rFonts w:cstheme="minorHAnsi"/>
+        </w:rPr>
+      </w:pPr>
+    </w:p>
+    <w:p>
+      <w:pPr>
+        <w:rPr>
+          <w:rFonts w:cstheme="minorHAnsi"/>
+        </w:rPr>
+      </w:pPr>
+      <w:r>
+        <w:rPr>
+          <w:rFonts w:cstheme="minorHAnsi"/>
+        </w:rPr>
+        <w:t>10</w:t>
+      </w:r>
+      <w:r>
+        <w:rPr>
+          <w:rFonts w:cstheme="minorHAnsi"/>
+        </w:rPr>
+        <w:t>:</w:t>
+      </w:r>
+      <w:r>
+        <w:rPr>
+          <w:rFonts w:cstheme="minorHAnsi"/>
+        </w:rPr>
+        <w:t>00</w:t>
+      </w:r>
+      <w:r>
+        <w:rPr>
+          <w:rFonts w:cstheme="minorHAnsi"/>
+        </w:rPr>
+        <w:t>/</w:t>
+      </w:r>
+      <w:r>
+        <w:rPr>
+          <w:rFonts w:cstheme="minorHAnsi"/>
+        </w:rPr>
+        <w:t>35:54</w:t>
+      </w:r>
+    </w:p>
+    <w:p>
+      <w:pPr>
+        <w:rPr>
+          <w:rFonts w:cstheme="minorHAnsi"/>
+        </w:rPr>
+      </w:pPr>
+      <w:r>
+        <w:rPr>
+          <w:rFonts w:cstheme="minorHAnsi"/>
+        </w:rPr>
+        <w:t>Jesus sacrificed himself for us to payoff the sin.</w:t>
+      </w:r>
+      <w:r>
+        <w:rPr>
+          <w:rFonts w:cstheme="minorHAnsi"/>
+        </w:rPr>
+        <w:t xml:space="preserve"> We compare the Roman Catholicism to non-Catholic protestant Christianity</w:t>
+      </w:r>
+      <w:r>
+        <w:rPr>
+          <w:rFonts w:cstheme="minorHAnsi"/>
+        </w:rPr>
+        <w:t>. Catholic priests do not remove our sins.</w:t>
+      </w:r>
+      <w:r>
+        <w:rPr>
+          <w:rFonts w:cstheme="minorHAnsi"/>
+        </w:rPr>
+        <w:t xml:space="preserve"> Jesus</w:t>
+      </w:r>
+      <w:r>
+        <w:rPr>
+          <w:rFonts w:cstheme="minorHAnsi"/>
+        </w:rPr>
+        <w:t xml:space="preserve"> is the Great high priest. He</w:t>
+      </w:r>
+      <w:r>
+        <w:rPr>
+          <w:rFonts w:cstheme="minorHAnsi"/>
+        </w:rPr>
+        <w:t xml:space="preserve"> sacrificed himself and</w:t>
+      </w:r>
+      <w:r>
+        <w:rPr>
+          <w:rFonts w:cstheme="minorHAnsi"/>
+        </w:rPr>
+        <w:t xml:space="preserve"> offers Chirstian to remove sins.</w:t>
+      </w:r>
+      <w:r>
+        <w:rPr>
+          <w:rFonts w:cstheme="minorHAnsi"/>
+        </w:rPr>
+        <w:t xml:space="preserve"> </w:t>
+      </w:r>
+    </w:p>
+    <w:p>
+      <w:pPr>
+        <w:rPr>
+          <w:rFonts w:cstheme="minorHAnsi"/>
+        </w:rPr>
+      </w:pPr>
+      <w:r>
+        <w:rPr>
+          <w:rFonts w:cstheme="minorHAnsi"/>
+        </w:rPr>
+        <w:t>Menlo Church is protestant Church.</w:t>
+      </w:r>
+    </w:p>
+    <w:p>
+      <w:pPr>
+        <w:rPr>
+          <w:rFonts w:cstheme="minorHAnsi"/>
+        </w:rPr>
+      </w:pPr>
+    </w:p>
+    <w:p>
+      <w:pPr>
+        <w:rPr>
+          <w:rFonts w:cstheme="minorHAnsi"/>
+        </w:rPr>
+      </w:pPr>
+      <w:r>
+        <w:rPr>
+          <w:rFonts w:cstheme="minorHAnsi"/>
+        </w:rPr>
+        <w:t>10</w:t>
+      </w:r>
+      <w:r>
+        <w:rPr>
+          <w:rFonts w:cstheme="minorHAnsi"/>
+        </w:rPr>
+        <w:t>:</w:t>
+      </w:r>
+      <w:r>
+        <w:rPr>
+          <w:rFonts w:cstheme="minorHAnsi"/>
+        </w:rPr>
+        <w:t>2</w:t>
+      </w:r>
+      <w:r>
+        <w:rPr>
+          <w:rFonts w:cstheme="minorHAnsi"/>
+        </w:rPr>
+        <w:t>0</w:t>
+      </w:r>
+      <w:r>
+        <w:rPr>
+          <w:rFonts w:cstheme="minorHAnsi"/>
+        </w:rPr>
+        <w:t>/</w:t>
+      </w:r>
+      <w:r>
+        <w:rPr>
+          <w:rFonts w:cstheme="minorHAnsi"/>
+        </w:rPr>
+        <w:t>35:54</w:t>
+      </w:r>
+    </w:p>
+    <w:p>
+      <w:pPr>
+        <w:rPr>
+          <w:rFonts w:cstheme="minorHAnsi"/>
+        </w:rPr>
+      </w:pPr>
+      <w:r>
+        <w:rPr>
+          <w:rFonts w:cstheme="minorHAnsi"/>
+        </w:rPr>
+        <w:t xml:space="preserve">Islam, Buddhism, and Mormonism are all </w:t>
+      </w:r>
+      <w:r>
+        <w:rPr>
+          <w:rFonts w:cstheme="minorHAnsi"/>
+        </w:rPr>
+        <w:t xml:space="preserve">completely different faith system from </w:t>
+      </w:r>
+      <w:r>
+        <w:rPr>
+          <w:rFonts w:cstheme="minorHAnsi"/>
+        </w:rPr>
+        <w:t xml:space="preserve">Biblical Christianity. Judaism </w:t>
+      </w:r>
+      <w:r>
+        <w:rPr>
+          <w:rFonts w:cstheme="minorHAnsi"/>
+        </w:rPr>
+        <w:t xml:space="preserve">is a distant grandparent upon </w:t>
+      </w:r>
+      <w:r>
+        <w:rPr>
+          <w:rFonts w:cstheme="minorHAnsi"/>
+        </w:rPr>
+        <w:t>whose shoulders we stand.</w:t>
+      </w:r>
+    </w:p>
+    <w:p>
+      <w:pPr>
+        <w:rPr>
+          <w:rFonts w:cstheme="minorHAnsi"/>
+        </w:rPr>
+      </w:pPr>
+      <w:r>
+        <w:rPr>
+          <w:rFonts w:cstheme="minorHAnsi"/>
+        </w:rPr>
+        <w:t xml:space="preserve">Roman Catholicism </w:t>
+      </w:r>
+      <w:r>
+        <w:rPr>
+          <w:rFonts w:cstheme="minorHAnsi"/>
+        </w:rPr>
+        <w:t xml:space="preserve">is our theological parents who are still </w:t>
+      </w:r>
+      <w:r>
+        <w:rPr>
+          <w:rFonts w:cstheme="minorHAnsi"/>
+        </w:rPr>
+        <w:t xml:space="preserve">alive but they are </w:t>
+      </w:r>
+      <w:r>
+        <w:rPr>
+          <w:rFonts w:cstheme="minorHAnsi"/>
+        </w:rPr>
+        <w:t>in holiday.</w:t>
+      </w:r>
+    </w:p>
+    <w:p>
+      <w:pPr>
+        <w:rPr>
+          <w:rFonts w:cstheme="minorHAnsi"/>
+        </w:rPr>
+      </w:pPr>
+    </w:p>
+    <w:p>
+      <w:pPr>
+        <w:rPr>
+          <w:rFonts w:cstheme="minorHAnsi"/>
+        </w:rPr>
+      </w:pPr>
+      <w:r>
+        <w:rPr>
+          <w:rFonts w:cstheme="minorHAnsi"/>
+        </w:rPr>
+        <w:t>10</w:t>
+      </w:r>
+      <w:r>
+        <w:rPr>
+          <w:rFonts w:cstheme="minorHAnsi"/>
+        </w:rPr>
+        <w:t>:</w:t>
+      </w:r>
+      <w:r>
+        <w:rPr>
+          <w:rFonts w:cstheme="minorHAnsi"/>
+        </w:rPr>
+        <w:t>58</w:t>
+      </w:r>
+      <w:r>
+        <w:rPr>
+          <w:rFonts w:cstheme="minorHAnsi"/>
+        </w:rPr>
+        <w:t>/</w:t>
+      </w:r>
+      <w:r>
+        <w:rPr>
+          <w:rFonts w:cstheme="minorHAnsi"/>
+        </w:rPr>
+        <w:t>35:54</w:t>
+      </w:r>
+    </w:p>
+    <w:p>
+      <w:pPr>
+        <w:rPr>
+          <w:rFonts w:cstheme="minorHAnsi"/>
+        </w:rPr>
+      </w:pPr>
+      <w:r>
+        <w:rPr>
+          <w:rFonts w:cstheme="minorHAnsi"/>
+        </w:rPr>
+        <w:drawing>
+          <wp:inline distT="0" distB="0" distL="0" distR="0" wp14:anchorId="3E5F5BFC" wp14:editId="6B58AD5C">
+            <wp:extent cx="4667901" cy="2381582"/>
+            <wp:effectExtent l="0" t="0" r="0" b="0"/>
+            <wp:docPr id="373171197" name="Picture 1"/>
+            <wp:cNvGraphicFramePr>
+              <a:graphicFrameLocks xmlns:a="http://schemas.openxmlformats.org/drawingml/2006/main" noChangeAspect="1"/>
+            </wp:cNvGraphicFramePr>
+            <a:graphic xmlns:a="http://schemas.openxmlformats.org/drawingml/2006/main">
+              <a:graphicData uri="http://schemas.openxmlformats.org/drawingml/2006/picture">
+                <pic:pic xmlns:pic="http://schemas.openxmlformats.org/drawingml/2006/picture">
+                  <pic:nvPicPr>
+                    <pic:cNvPr id="373171197" name=""/>
+                    <pic:cNvPicPr/>
+                  </pic:nvPicPr>
+                  <pic:blipFill>
+                    <a:blip r:embed="rId21"/>
+                    <a:stretch>
+                      <a:fillRect/>
+                    </a:stretch>
+                  </pic:blipFill>
+                  <pic:spPr>
+                    <a:xfrm>
+                      <a:off x="0" y="0"/>
+                      <a:ext cx="4667901" cy="2381582"/>
+                    </a:xfrm>
+                    <a:prstGeom prst="rect">
+                      <a:avLst/>
+                    </a:prstGeom>
+                  </pic:spPr>
+                </pic:pic>
+              </a:graphicData>
+            </a:graphic>
+          </wp:inline>
+        </w:drawing>
+      </w:r>
+    </w:p>
+    <w:p>
+      <w:pPr>
+        <w:rPr>
+          <w:rFonts w:cstheme="minorHAnsi"/>
+        </w:rPr>
+      </w:pPr>
+    </w:p>
+    <w:p>
+      <w:pPr>
+        <w:rPr>
+          <w:rFonts w:cstheme="minorHAnsi"/>
+        </w:rPr>
+      </w:pPr>
+      <w:r>
+        <w:rPr>
+          <w:rFonts w:cstheme="minorHAnsi"/>
+        </w:rPr>
+        <w:t>The image you shared perfectly illustrates the timeline of how the historical events we just discussed unfolded. It shows the shift from early Christianity into the period where church corruption led to the Protestant Reformation.</w:t>
+      </w:r>
+    </w:p>
+    <w:p>
+      <w:pPr>
+        <w:rPr>
+          <w:rFonts w:cstheme="minorHAnsi"/>
+          <w:b/>
+          <w:bCs/>
+        </w:rPr>
+      </w:pPr>
+      <w:r>
+        <w:rPr>
+          <w:rFonts w:cstheme="minorHAnsi"/>
+          <w:b/>
+          <w:bCs/>
+        </w:rPr>
+        <w:t>Chronological Breakdown of the Chart:</w:t>
+      </w:r>
+    </w:p>
+    <w:p>
+      <w:pPr>
+        <w:numPr>
+          <w:ilvl w:val="0"/>
+          <w:numId w:val="61"/>
+        </w:numPr>
+        <w:rPr>
+          <w:rFonts w:cstheme="minorHAnsi"/>
+        </w:rPr>
+      </w:pPr>
+      <w:r>
+        <w:rPr>
+          <w:rFonts w:cstheme="minorHAnsi"/>
+          <w:b/>
+          <w:bCs/>
+        </w:rPr>
+        <w:t>Israel &amp; The Jewish People (Before Jesus)</w:t>
+      </w:r>
+      <w:r>
+        <w:rPr>
+          <w:rFonts w:cstheme="minorHAnsi"/>
+        </w:rPr>
+        <w:t>: Represents the Old Testament foundations, symbolized by the Torah scroll and oil lamp. Sins were dealt with through the sacrificial system at the Temple.</w:t>
+      </w:r>
+    </w:p>
+    <w:p>
+      <w:pPr>
+        <w:numPr>
+          <w:ilvl w:val="0"/>
+          <w:numId w:val="61"/>
+        </w:numPr>
+        <w:rPr>
+          <w:rFonts w:cstheme="minorHAnsi"/>
+        </w:rPr>
+      </w:pPr>
+      <w:r>
+        <w:rPr>
+          <w:rFonts w:cstheme="minorHAnsi"/>
+          <w:b/>
+          <w:bCs/>
+        </w:rPr>
+        <w:t>Jesus' Earthly Ministry (c. AD 27–30)</w:t>
+      </w:r>
+      <w:r>
+        <w:rPr>
+          <w:rFonts w:cstheme="minorHAnsi"/>
+        </w:rPr>
+        <w:t>: Marked by the cross. This is when Jesus laid down his life, paying the permanent spiritual debt for all human sins.</w:t>
+      </w:r>
+    </w:p>
+    <w:p>
+      <w:pPr>
+        <w:numPr>
+          <w:ilvl w:val="0"/>
+          <w:numId w:val="61"/>
+        </w:numPr>
+        <w:rPr>
+          <w:rFonts w:cstheme="minorHAnsi"/>
+        </w:rPr>
+      </w:pPr>
+      <w:r>
+        <w:rPr>
+          <w:rFonts w:cstheme="minorHAnsi"/>
+          <w:b/>
+          <w:bCs/>
+        </w:rPr>
+        <w:t>Early Church &amp; Great Schism (AD 30–1054)</w:t>
+      </w:r>
+      <w:r>
+        <w:rPr>
+          <w:rFonts w:cstheme="minorHAnsi"/>
+        </w:rPr>
+        <w:t>: The unified early Church eventually split into two main branches: the Western Church (Roman Catholic) and the Eastern Church (Eastern Orthodox).</w:t>
+      </w:r>
+    </w:p>
+    <w:p>
+      <w:pPr>
+        <w:numPr>
+          <w:ilvl w:val="0"/>
+          <w:numId w:val="61"/>
+        </w:numPr>
+        <w:rPr>
+          <w:rFonts w:cstheme="minorHAnsi"/>
+        </w:rPr>
+      </w:pPr>
+      <w:r>
+        <w:rPr>
+          <w:rFonts w:cstheme="minorHAnsi"/>
+          <w:b/>
+          <w:bCs/>
+        </w:rPr>
+        <w:t>Roman Catholic Expansion &amp; Drift (1054–1517)</w:t>
+      </w:r>
+      <w:r>
+        <w:rPr>
+          <w:rFonts w:cstheme="minorHAnsi"/>
+        </w:rPr>
+        <w:t xml:space="preserve">: Symbolized by a heavily fortified, wealthy castle covered in vines. The word </w:t>
+      </w:r>
+      <w:r>
+        <w:rPr>
+          <w:rFonts w:cstheme="minorHAnsi"/>
+          <w:b/>
+          <w:bCs/>
+        </w:rPr>
+        <w:t>"Drift"</w:t>
+      </w:r>
+      <w:r>
+        <w:rPr>
+          <w:rFonts w:cstheme="minorHAnsi"/>
+        </w:rPr>
+        <w:t xml:space="preserve"> specifically refers to how the Church began to drift away from early biblical teachings during the Middle Ages, allowing abuses like the financial selling of indulgences to creep in.</w:t>
+      </w:r>
+    </w:p>
+    <w:p>
+      <w:pPr>
+        <w:numPr>
+          <w:ilvl w:val="0"/>
+          <w:numId w:val="61"/>
+        </w:numPr>
+        <w:rPr>
+          <w:rFonts w:cstheme="minorHAnsi"/>
+        </w:rPr>
+      </w:pPr>
+      <w:r>
+        <w:rPr>
+          <w:rFonts w:cstheme="minorHAnsi"/>
+          <w:b/>
+          <w:bCs/>
+        </w:rPr>
+        <w:lastRenderedPageBreak/>
+        <w:t>Protestant Reformation (1517)</w:t>
+      </w:r>
+      <w:r>
+        <w:rPr>
+          <w:rFonts w:cstheme="minorHAnsi"/>
+        </w:rPr>
+        <w:t>: Features Martin Luther nailing his 95 Theses to the church door in Wittenberg, Germany. He spoke out forcefully against the "selling" of forgiveness, demanding the Church return to the truth that Jesus paid it all.</w:t>
+      </w:r>
+    </w:p>
+    <w:p>
+      <w:pPr>
+        <w:rPr>
+          <w:rFonts w:cstheme="minorHAnsi"/>
+        </w:rPr>
+      </w:pPr>
+    </w:p>
+    <w:p>
+      <w:pPr>
+        <w:rPr>
+          <w:rFonts w:cstheme="minorHAnsi"/>
+        </w:rPr>
+      </w:pPr>
+      <w:r>
+        <w:rPr>
+          <w:rFonts w:cstheme="minorHAnsi"/>
+        </w:rPr>
+        <w:t>1</w:t>
+      </w:r>
+      <w:r>
+        <w:rPr>
+          <w:rFonts w:cstheme="minorHAnsi"/>
+        </w:rPr>
+        <w:t>1</w:t>
+      </w:r>
+      <w:r>
+        <w:rPr>
+          <w:rFonts w:cstheme="minorHAnsi"/>
+        </w:rPr>
+        <w:t>:</w:t>
+      </w:r>
+      <w:r>
+        <w:rPr>
+          <w:rFonts w:cstheme="minorHAnsi"/>
+        </w:rPr>
+        <w:t>00</w:t>
+      </w:r>
+      <w:r>
+        <w:rPr>
+          <w:rFonts w:cstheme="minorHAnsi"/>
+        </w:rPr>
+        <w:t>/</w:t>
+      </w:r>
+      <w:r>
+        <w:rPr>
+          <w:rFonts w:cstheme="minorHAnsi"/>
+        </w:rPr>
+        <w:t>35:54</w:t>
+      </w:r>
+    </w:p>
+    <w:p>
+      <w:pPr>
+        <w:rPr>
+          <w:rFonts w:cstheme="minorHAnsi"/>
+        </w:rPr>
+      </w:pPr>
+      <w:r>
+        <w:rPr>
+          <w:rFonts w:cstheme="minorHAnsi"/>
+          <w:b/>
+          <w:bCs/>
+        </w:rPr>
+        <w:t xml:space="preserve">1. </w:t>
+      </w:r>
+      <w:r>
+        <w:rPr>
+          <w:rFonts w:cstheme="minorHAnsi"/>
+          <w:b/>
+          <w:bCs/>
+        </w:rPr>
+        <w:t>Israel &amp; The Jewish People (Before Jesus)</w:t>
+      </w:r>
+      <w:r>
+        <w:rPr>
+          <w:rFonts w:cstheme="minorHAnsi"/>
+        </w:rPr>
+        <w:t>:</w:t>
+      </w:r>
+      <w:r>
+        <w:rPr>
+          <w:rFonts w:cstheme="minorHAnsi"/>
+        </w:rPr>
+        <w:t xml:space="preserve"> is the old testament period. </w:t>
+      </w:r>
+    </w:p>
+    <w:p>
+      <w:pPr>
+        <w:rPr>
+          <w:rFonts w:cstheme="minorHAnsi"/>
+        </w:rPr>
+      </w:pPr>
+      <w:r>
+        <w:rPr>
+          <w:rFonts w:cstheme="minorHAnsi"/>
+        </w:rPr>
+        <w:t xml:space="preserve">2. </w:t>
+      </w:r>
+      <w:r>
+        <w:rPr>
+          <w:rFonts w:cstheme="minorHAnsi"/>
+          <w:b/>
+          <w:bCs/>
+        </w:rPr>
+        <w:t>Jesus' Earthly Ministry (c. AD 27–30)</w:t>
+      </w:r>
+      <w:r>
+        <w:rPr>
+          <w:rFonts w:cstheme="minorHAnsi"/>
+        </w:rPr>
+        <w:t>:</w:t>
+      </w:r>
+      <w:r>
+        <w:rPr>
+          <w:rFonts w:cstheme="minorHAnsi"/>
+        </w:rPr>
+        <w:t xml:space="preserve"> This period brings in the Jesus, the Messiah, the rescuer for the whole world. Jesus in his early ministry 2000 years ago</w:t>
+      </w:r>
+      <w:r>
+        <w:rPr>
+          <w:rFonts w:cstheme="minorHAnsi"/>
+        </w:rPr>
+        <w:t xml:space="preserve"> would live a life we couldn’t, die the death that we deserve, and then come back from the grave, establishing a church that began </w:t>
+      </w:r>
+      <w:r>
+        <w:rPr>
+          <w:rFonts w:cstheme="minorHAnsi"/>
+        </w:rPr>
+        <w:t xml:space="preserve">moving and making a huge difference. </w:t>
+      </w:r>
+    </w:p>
+    <w:p>
+      <w:pPr>
+        <w:rPr>
+          <w:rFonts w:cstheme="minorHAnsi"/>
+        </w:rPr>
+      </w:pPr>
+      <w:r>
+        <w:rPr>
+          <w:rFonts w:cstheme="minorHAnsi"/>
+        </w:rPr>
+        <w:t xml:space="preserve">3. </w:t>
+      </w:r>
+      <w:r>
+        <w:rPr>
+          <w:rFonts w:cstheme="minorHAnsi"/>
+          <w:b/>
+          <w:bCs/>
+        </w:rPr>
+        <w:t>Early Church &amp; Great Schism (AD 30–1054)</w:t>
+      </w:r>
+      <w:r>
+        <w:rPr>
+          <w:rFonts w:cstheme="minorHAnsi"/>
+        </w:rPr>
+        <w:t>:</w:t>
+      </w:r>
+      <w:r>
+        <w:rPr>
+          <w:rFonts w:cstheme="minorHAnsi"/>
+        </w:rPr>
+        <w:t xml:space="preserve"> That early church period is called the great Schism</w:t>
+      </w:r>
+      <w:r>
+        <w:rPr>
+          <w:rFonts w:cstheme="minorHAnsi"/>
+        </w:rPr>
+        <w:t xml:space="preserve"> in Roman history in which Roman Catholic </w:t>
+      </w:r>
+      <w:r>
+        <w:rPr>
+          <w:rFonts w:cstheme="minorHAnsi"/>
+        </w:rPr>
+        <w:t xml:space="preserve">and the Eastern Orthodox church got separated. </w:t>
+      </w:r>
+    </w:p>
+    <w:p>
+      <w:pPr>
+        <w:rPr>
+          <w:rFonts w:cstheme="minorHAnsi"/>
+        </w:rPr>
+      </w:pPr>
+      <w:r>
+        <w:rPr>
+          <w:rFonts w:cstheme="minorHAnsi"/>
+          <w:b/>
+          <w:bCs/>
+        </w:rPr>
+        <w:t xml:space="preserve">4. </w:t>
+      </w:r>
+      <w:r>
+        <w:rPr>
+          <w:rFonts w:cstheme="minorHAnsi"/>
+          <w:b/>
+          <w:bCs/>
+        </w:rPr>
+        <w:t>Roman Catholic Expansion &amp; Drift (1054–1517)</w:t>
+      </w:r>
+      <w:r>
+        <w:rPr>
+          <w:rFonts w:cstheme="minorHAnsi"/>
+        </w:rPr>
+        <w:t>:</w:t>
+      </w:r>
+      <w:r>
+        <w:rPr>
+          <w:rFonts w:cstheme="minorHAnsi"/>
+        </w:rPr>
+        <w:t xml:space="preserve"> </w:t>
+      </w:r>
+      <w:r>
+        <w:rPr>
+          <w:rFonts w:cstheme="minorHAnsi"/>
+        </w:rPr>
+        <w:t xml:space="preserve">Now, our theological grandparents or our theological parents rather are the Roman Catholic </w:t>
+      </w:r>
+      <w:r>
+        <w:rPr>
+          <w:rFonts w:cstheme="minorHAnsi"/>
+        </w:rPr>
+        <w:t>Church</w:t>
+      </w:r>
+      <w:r>
+        <w:rPr>
+          <w:rFonts w:cstheme="minorHAnsi"/>
+        </w:rPr>
+        <w:t>.</w:t>
+      </w:r>
+      <w:r>
+        <w:rPr>
+          <w:rFonts w:cstheme="minorHAnsi"/>
+        </w:rPr>
+        <w:t xml:space="preserve"> That church would expand and theologically drift in a way even Catholic leaders would later apologize for.</w:t>
+      </w:r>
+      <w:r>
+        <w:rPr>
+          <w:rFonts w:cstheme="minorHAnsi"/>
+        </w:rPr>
+        <w:t xml:space="preserve"> </w:t>
+      </w:r>
+    </w:p>
+    <w:p>
+      <w:pPr>
+        <w:rPr>
+          <w:rFonts w:cstheme="minorHAnsi"/>
+        </w:rPr>
+      </w:pPr>
+    </w:p>
+    <w:p>
+      <w:pPr>
+        <w:rPr>
+          <w:rFonts w:cstheme="minorHAnsi"/>
+        </w:rPr>
+      </w:pPr>
+      <w:r>
+        <w:rPr>
+          <w:rFonts w:cstheme="minorHAnsi"/>
+        </w:rPr>
+        <w:t>1</w:t>
+      </w:r>
+      <w:r>
+        <w:rPr>
+          <w:rFonts w:cstheme="minorHAnsi"/>
+        </w:rPr>
+        <w:t>2</w:t>
+      </w:r>
+      <w:r>
+        <w:rPr>
+          <w:rFonts w:cstheme="minorHAnsi"/>
+        </w:rPr>
+        <w:t>:</w:t>
+      </w:r>
+      <w:r>
+        <w:rPr>
+          <w:rFonts w:cstheme="minorHAnsi"/>
+        </w:rPr>
+        <w:t>48</w:t>
+      </w:r>
+      <w:r>
+        <w:rPr>
+          <w:rFonts w:cstheme="minorHAnsi"/>
+        </w:rPr>
+        <w:t>/</w:t>
+      </w:r>
+      <w:r>
+        <w:rPr>
+          <w:rFonts w:cstheme="minorHAnsi"/>
+        </w:rPr>
+        <w:t>35:54</w:t>
+      </w:r>
+    </w:p>
+    <w:p>
+      <w:pPr>
+        <w:rPr>
+          <w:rFonts w:cstheme="minorHAnsi"/>
+        </w:rPr>
+      </w:pPr>
+      <w:r>
+        <w:rPr>
+          <w:rFonts w:cstheme="minorHAnsi"/>
+          <w:b/>
+          <w:bCs/>
+        </w:rPr>
+        <w:t xml:space="preserve">5. </w:t>
+      </w:r>
+      <w:r>
+        <w:rPr>
+          <w:rFonts w:cstheme="minorHAnsi"/>
+          <w:b/>
+          <w:bCs/>
+        </w:rPr>
+        <w:t>Protestant Reformation (1517)</w:t>
+      </w:r>
+      <w:r>
+        <w:rPr>
+          <w:rFonts w:cstheme="minorHAnsi"/>
+        </w:rPr>
+        <w:t xml:space="preserve">: </w:t>
+      </w:r>
+      <w:r>
+        <w:rPr>
+          <w:rFonts w:cstheme="minorHAnsi"/>
+        </w:rPr>
+        <w:t>But in the midst of that, Matin Luther, a Catholic monk</w:t>
+      </w:r>
+      <w:r>
+        <w:rPr>
+          <w:rFonts w:cstheme="minorHAnsi"/>
+        </w:rPr>
+        <w:t xml:space="preserve"> found himself studying the scriptures and studying Roman Catholicism.</w:t>
+      </w:r>
+      <w:r>
+        <w:rPr>
+          <w:rFonts w:cstheme="minorHAnsi"/>
+        </w:rPr>
+        <w:t xml:space="preserve"> He saw abuses and misinterpretations that he could not ignore. He was kicked out</w:t>
+      </w:r>
+      <w:r>
+        <w:rPr>
+          <w:rFonts w:cstheme="minorHAnsi"/>
+        </w:rPr>
+        <w:t xml:space="preserve"> by Roman Catholicism. </w:t>
+      </w:r>
+      <w:r>
+        <w:rPr>
+          <w:rFonts w:cstheme="minorHAnsi"/>
+        </w:rPr>
+        <w:t>He found the Protestants</w:t>
+      </w:r>
+      <w:r>
+        <w:rPr>
+          <w:rFonts w:cstheme="minorHAnsi"/>
+        </w:rPr>
+        <w:t>, non-Catholic</w:t>
+      </w:r>
+      <w:r>
+        <w:rPr>
+          <w:rFonts w:cstheme="minorHAnsi"/>
+        </w:rPr>
+        <w:t>,</w:t>
+      </w:r>
+      <w:r>
+        <w:rPr>
+          <w:rFonts w:cstheme="minorHAnsi"/>
+        </w:rPr>
+        <w:t xml:space="preserve"> my way to think about Bible</w:t>
+      </w:r>
+      <w:r>
+        <w:rPr>
+          <w:rFonts w:cstheme="minorHAnsi"/>
+        </w:rPr>
+        <w:t>,</w:t>
+      </w:r>
+      <w:r>
+        <w:rPr>
+          <w:rFonts w:cstheme="minorHAnsi"/>
+        </w:rPr>
+        <w:t xml:space="preserve"> my way to think about God</w:t>
+      </w:r>
+      <w:r>
+        <w:rPr>
+          <w:rFonts w:cstheme="minorHAnsi"/>
+        </w:rPr>
+        <w:t xml:space="preserve">. We don’t follow any tradition. Just me, my Bible, and Holy </w:t>
+      </w:r>
+      <w:r>
+        <w:rPr>
+          <w:rFonts w:cstheme="minorHAnsi"/>
+        </w:rPr>
+        <w:t>S</w:t>
+      </w:r>
+      <w:r>
+        <w:rPr>
+          <w:rFonts w:cstheme="minorHAnsi"/>
+        </w:rPr>
+        <w:t>p</w:t>
+      </w:r>
+      <w:r>
+        <w:rPr>
+          <w:rFonts w:cstheme="minorHAnsi"/>
+        </w:rPr>
+        <w:t>i</w:t>
+      </w:r>
+      <w:r>
+        <w:rPr>
+          <w:rFonts w:cstheme="minorHAnsi"/>
+        </w:rPr>
+        <w:t>rit.</w:t>
+      </w:r>
+    </w:p>
+    <w:p>
+      <w:pPr>
+        <w:rPr>
+          <w:rFonts w:cstheme="minorHAnsi"/>
+        </w:rPr>
+      </w:pPr>
+    </w:p>
+    <w:p>
+      <w:pPr>
+        <w:rPr>
+          <w:rFonts w:cstheme="minorHAnsi"/>
+        </w:rPr>
+      </w:pPr>
+      <w:r>
+        <w:rPr>
+          <w:rFonts w:cstheme="minorHAnsi"/>
+        </w:rPr>
+        <w:t>1</w:t>
+      </w:r>
+      <w:r>
+        <w:rPr>
+          <w:rFonts w:cstheme="minorHAnsi"/>
+        </w:rPr>
+        <w:t>4</w:t>
+      </w:r>
+      <w:r>
+        <w:rPr>
+          <w:rFonts w:cstheme="minorHAnsi"/>
+        </w:rPr>
+        <w:t>:</w:t>
+      </w:r>
+      <w:r>
+        <w:rPr>
+          <w:rFonts w:cstheme="minorHAnsi"/>
+        </w:rPr>
+        <w:t>26</w:t>
+      </w:r>
+      <w:r>
+        <w:rPr>
+          <w:rFonts w:cstheme="minorHAnsi"/>
+        </w:rPr>
+        <w:t>/</w:t>
+      </w:r>
+      <w:r>
+        <w:rPr>
+          <w:rFonts w:cstheme="minorHAnsi"/>
+        </w:rPr>
+        <w:t>35:54</w:t>
+      </w:r>
+    </w:p>
+    <w:p>
+      <w:pPr>
+        <w:rPr>
+          <w:rFonts w:cstheme="minorHAnsi"/>
+        </w:rPr>
+      </w:pPr>
+      <w:r>
+        <w:rPr>
+          <w:rFonts w:cstheme="minorHAnsi"/>
+        </w:rPr>
+        <w:t>What is the difference between the Protestant and Roman Catholic? They the five sola</w:t>
+      </w:r>
+      <w:r>
+        <w:rPr>
+          <w:rFonts w:cstheme="minorHAnsi"/>
+        </w:rPr>
+        <w:t xml:space="preserve"> (</w:t>
+      </w:r>
+      <w:r>
+        <w:rPr>
+          <w:rFonts w:cstheme="minorHAnsi"/>
+        </w:rPr>
+        <w:t>唯獨</w:t>
+      </w:r>
+      <w:r>
+        <w:rPr>
+          <w:rFonts w:cstheme="minorHAnsi"/>
+        </w:rPr>
+        <w:t>)</w:t>
+      </w:r>
+      <w:r>
+        <w:rPr>
+          <w:rFonts w:cstheme="minorHAnsi"/>
+        </w:rPr>
+        <w:t>.</w:t>
+      </w:r>
+    </w:p>
+    <w:p>
+      <w:pPr>
+        <w:rPr>
+          <w:rFonts w:cstheme="minorHAnsi"/>
+        </w:rPr>
+      </w:pPr>
+      <w:r>
+        <w:rPr>
+          <w:rFonts w:cstheme="minorHAnsi"/>
+        </w:rPr>
+        <w:t>Five theological distinctives that marked the Protestant Reformation. Sola means “Alone”</w:t>
+      </w:r>
+    </w:p>
+    <w:p>
+      <w:pPr>
+        <w:rPr>
+          <w:rFonts w:cstheme="minorHAnsi"/>
+        </w:rPr>
+      </w:pPr>
+      <w:r>
+        <w:rPr>
+          <w:rFonts w:cstheme="minorHAnsi"/>
+        </w:rPr>
+        <w:t>There are five Solas together.</w:t>
+      </w:r>
+    </w:p>
+    <w:p>
+      <w:pPr>
+        <w:rPr>
+          <w:rFonts w:cstheme="minorHAnsi"/>
+        </w:rPr>
+      </w:pPr>
+    </w:p>
+    <w:p>
+      <w:pPr>
+        <w:rPr>
+          <w:rFonts w:cstheme="minorHAnsi"/>
+        </w:rPr>
+      </w:pPr>
+      <w:r>
+        <w:rPr>
+          <w:rFonts w:cstheme="minorHAnsi"/>
+        </w:rPr>
+        <w:t>Chrome AI Mode:</w:t>
+      </w:r>
+    </w:p>
+    <w:p>
+      <w:pPr>
+        <w:rPr>
+          <w:rFonts w:cstheme="minorHAnsi"/>
+        </w:rPr>
+      </w:pPr>
+      <w:r>
+        <w:rPr>
+          <w:rFonts w:cstheme="minorHAnsi"/>
+        </w:rPr>
+        <w:t xml:space="preserve">The primary difference between Protestants and Roman Catholics comes down to </w:t>
+      </w:r>
+      <w:r>
+        <w:rPr>
+          <w:rFonts w:cstheme="minorHAnsi"/>
+          <w:b/>
+          <w:bCs/>
+        </w:rPr>
+        <w:t>authority</w:t>
+      </w:r>
+      <w:r>
+        <w:rPr>
+          <w:rFonts w:cstheme="minorHAnsi"/>
+        </w:rPr>
+        <w:t xml:space="preserve"> and </w:t>
+      </w:r>
+      <w:r>
+        <w:rPr>
+          <w:rFonts w:cstheme="minorHAnsi"/>
+          <w:b/>
+          <w:bCs/>
+        </w:rPr>
+        <w:t>how a person is saved</w:t>
+      </w:r>
+      <w:r>
+        <w:rPr>
+          <w:rFonts w:cstheme="minorHAnsi"/>
+        </w:rPr>
+        <w:t xml:space="preserve">. Protestants summarize their core beliefs using the </w:t>
+      </w:r>
+      <w:r>
+        <w:rPr>
+          <w:rFonts w:cstheme="minorHAnsi"/>
+          <w:b/>
+          <w:bCs/>
+        </w:rPr>
+        <w:t>Five Solas</w:t>
+      </w:r>
+      <w:r>
+        <w:rPr>
+          <w:rFonts w:cstheme="minorHAnsi"/>
+        </w:rPr>
+        <w:t xml:space="preserve"> (Latin for "alone"), which they created during the Reformation to distinguish themselves from Catholic teaching.</w:t>
+      </w:r>
+    </w:p>
+    <w:p>
+      <w:pPr>
+        <w:rPr>
+          <w:rFonts w:cstheme="minorHAnsi"/>
+        </w:rPr>
+      </w:pPr>
+      <w:r>
+        <w:rPr>
+          <w:rFonts w:cstheme="minorHAnsi"/>
+        </w:rPr>
+        <w:t>Here is how the Five Solas highlight the exact differences between the two traditions:</w:t>
+      </w:r>
+    </w:p>
+    <w:p>
+      <w:pPr>
+        <w:rPr>
+          <w:rFonts w:cstheme="minorHAnsi"/>
+          <w:b/>
+          <w:bCs/>
+        </w:rPr>
+      </w:pPr>
+      <w:r>
+        <w:rPr>
+          <w:rFonts w:cstheme="minorHAnsi"/>
+          <w:b/>
+          <w:bCs/>
+        </w:rPr>
+        <w:t>1. Sola Scriptura</w:t>
+      </w:r>
+      <w:r>
+        <w:rPr>
+          <w:rFonts w:cstheme="minorHAnsi"/>
+          <w:b/>
+          <w:bCs/>
+        </w:rPr>
+        <w:t xml:space="preserve"> (</w:t>
+      </w:r>
+      <w:r>
+        <w:rPr>
+          <w:rFonts w:cstheme="minorHAnsi"/>
+          <w:b/>
+          <w:bCs/>
+        </w:rPr>
+        <w:t>唯獨聖經</w:t>
+      </w:r>
+      <w:r>
+        <w:rPr>
+          <w:rFonts w:cstheme="minorHAnsi"/>
+          <w:b/>
+          <w:bCs/>
+        </w:rPr>
+        <w:t>)</w:t>
+      </w:r>
+      <w:r>
+        <w:rPr>
+          <w:rFonts w:cstheme="minorHAnsi"/>
+          <w:b/>
+          <w:bCs/>
+        </w:rPr>
+        <w:t xml:space="preserve"> (Scripture Alone) vs. Scripture + Tradition</w:t>
+      </w:r>
+    </w:p>
+    <w:p>
+      <w:pPr>
+        <w:numPr>
+          <w:ilvl w:val="0"/>
+          <w:numId w:val="63"/>
+        </w:numPr>
+        <w:rPr>
+          <w:rFonts w:cstheme="minorHAnsi"/>
+        </w:rPr>
+      </w:pPr>
+      <w:r>
+        <w:rPr>
+          <w:rFonts w:cstheme="minorHAnsi"/>
+          <w:b/>
+          <w:bCs/>
+        </w:rPr>
+        <w:t>Protestant</w:t>
+      </w:r>
+      <w:r>
+        <w:rPr>
+          <w:rFonts w:cstheme="minorHAnsi"/>
+        </w:rPr>
+        <w:t xml:space="preserve">: The Bible is the </w:t>
+      </w:r>
+      <w:r>
+        <w:rPr>
+          <w:rFonts w:cstheme="minorHAnsi"/>
+          <w:i/>
+          <w:iCs/>
+        </w:rPr>
+        <w:t>only</w:t>
+      </w:r>
+      <w:r>
+        <w:rPr>
+          <w:rFonts w:cstheme="minorHAnsi"/>
+        </w:rPr>
+        <w:t xml:space="preserve"> infallible rule for Christian faith and life. If a teaching cannot be found explicitly in the Bible, it is not required for salvation.</w:t>
+      </w:r>
+    </w:p>
+    <w:p>
+      <w:pPr>
+        <w:numPr>
+          <w:ilvl w:val="0"/>
+          <w:numId w:val="63"/>
+        </w:numPr>
+        <w:rPr>
+          <w:rFonts w:cstheme="minorHAnsi"/>
+        </w:rPr>
+      </w:pPr>
+      <w:r>
+        <w:rPr>
+          <w:rFonts w:cstheme="minorHAnsi"/>
+          <w:b/>
+          <w:bCs/>
+        </w:rPr>
+        <w:t>Catholic</w:t>
+      </w:r>
+      <w:r>
+        <w:rPr>
+          <w:rFonts w:cstheme="minorHAnsi"/>
+        </w:rPr>
+        <w:t xml:space="preserve">: Truth comes from a combination of the </w:t>
+      </w:r>
+      <w:r>
+        <w:rPr>
+          <w:rFonts w:cstheme="minorHAnsi"/>
+          <w:b/>
+          <w:bCs/>
+        </w:rPr>
+        <w:t>Bible</w:t>
+      </w:r>
+      <w:r>
+        <w:rPr>
+          <w:rFonts w:cstheme="minorHAnsi"/>
+        </w:rPr>
+        <w:t xml:space="preserve">, </w:t>
+      </w:r>
+      <w:r>
+        <w:rPr>
+          <w:rFonts w:cstheme="minorHAnsi"/>
+          <w:b/>
+          <w:bCs/>
+        </w:rPr>
+        <w:t>Sacred Tradition</w:t>
+      </w:r>
+      <w:r>
+        <w:rPr>
+          <w:rFonts w:cstheme="minorHAnsi"/>
+        </w:rPr>
+        <w:t xml:space="preserve"> (teachings passed down orally from the Apostles), and the </w:t>
+      </w:r>
+      <w:r>
+        <w:rPr>
+          <w:rFonts w:cstheme="minorHAnsi"/>
+          <w:b/>
+          <w:bCs/>
+        </w:rPr>
+        <w:t>Magisterium</w:t>
+      </w:r>
+      <w:r>
+        <w:rPr>
+          <w:rFonts w:cstheme="minorHAnsi"/>
+        </w:rPr>
+        <w:t xml:space="preserve"> (the teaching authority of the Pope and bishops).</w:t>
+      </w:r>
+    </w:p>
+    <w:p>
+      <w:pPr>
+        <w:rPr>
+          <w:rFonts w:cstheme="minorHAnsi"/>
+          <w:b/>
+          <w:bCs/>
+        </w:rPr>
+      </w:pPr>
+      <w:r>
+        <w:rPr>
+          <w:rFonts w:cstheme="minorHAnsi"/>
+          <w:b/>
+          <w:bCs/>
+        </w:rPr>
+        <w:t>2. Sola Fide</w:t>
+      </w:r>
+      <w:r>
+        <w:rPr>
+          <w:rFonts w:cstheme="minorHAnsi"/>
+          <w:b/>
+          <w:bCs/>
+        </w:rPr>
+        <w:t xml:space="preserve"> (</w:t>
+      </w:r>
+      <w:r>
+        <w:rPr>
+          <w:rFonts w:cstheme="minorHAnsi"/>
+          <w:b/>
+          <w:bCs/>
+        </w:rPr>
+        <w:t>唯獨信心</w:t>
+      </w:r>
+      <w:r>
+        <w:rPr>
+          <w:rFonts w:cstheme="minorHAnsi"/>
+          <w:b/>
+          <w:bCs/>
+        </w:rPr>
+        <w:t>)</w:t>
+      </w:r>
+      <w:r>
+        <w:rPr>
+          <w:rFonts w:cstheme="minorHAnsi"/>
+          <w:b/>
+          <w:bCs/>
+        </w:rPr>
+        <w:t xml:space="preserve"> (Faith Alone) vs. Faith + Works of Love</w:t>
+      </w:r>
+    </w:p>
+    <w:p>
+      <w:pPr>
+        <w:numPr>
+          <w:ilvl w:val="0"/>
+          <w:numId w:val="64"/>
+        </w:numPr>
+        <w:rPr>
+          <w:rFonts w:cstheme="minorHAnsi"/>
+        </w:rPr>
+      </w:pPr>
+      <w:r>
+        <w:rPr>
+          <w:rFonts w:cstheme="minorHAnsi"/>
+          <w:b/>
+          <w:bCs/>
+        </w:rPr>
+        <w:t>Protestant</w:t>
+      </w:r>
+      <w:r>
+        <w:rPr>
+          <w:rFonts w:cstheme="minorHAnsi"/>
+        </w:rPr>
+        <w:t xml:space="preserve">: A person is justified (declared righteous by God) entirely through </w:t>
+      </w:r>
+      <w:r>
+        <w:rPr>
+          <w:rFonts w:cstheme="minorHAnsi"/>
+          <w:b/>
+          <w:bCs/>
+        </w:rPr>
+        <w:t>faith in Jesus</w:t>
+      </w:r>
+      <w:r>
+        <w:rPr>
+          <w:rFonts w:cstheme="minorHAnsi"/>
+        </w:rPr>
+        <w:t>. Good deeds do not help save you; they are just the natural fruit of already being saved.</w:t>
+      </w:r>
+    </w:p>
+    <w:p>
+      <w:pPr>
+        <w:numPr>
+          <w:ilvl w:val="0"/>
+          <w:numId w:val="64"/>
+        </w:numPr>
+        <w:rPr>
+          <w:rFonts w:cstheme="minorHAnsi"/>
+        </w:rPr>
+      </w:pPr>
+      <w:r>
+        <w:rPr>
+          <w:rFonts w:cstheme="minorHAnsi"/>
+          <w:b/>
+          <w:bCs/>
+        </w:rPr>
+        <w:t>Catholic</w:t>
+      </w:r>
+      <w:r>
+        <w:rPr>
+          <w:rFonts w:cstheme="minorHAnsi"/>
+        </w:rPr>
+        <w:t xml:space="preserve">: Salvation begins with faith, but it is a lifelong process. Faith must be active through </w:t>
+      </w:r>
+      <w:r>
+        <w:rPr>
+          <w:rFonts w:cstheme="minorHAnsi"/>
+          <w:b/>
+          <w:bCs/>
+        </w:rPr>
+        <w:t>love, good works, and the sacraments</w:t>
+      </w:r>
+      <w:r>
+        <w:rPr>
+          <w:rFonts w:cstheme="minorHAnsi"/>
+        </w:rPr>
+        <w:t xml:space="preserve"> (like Baptism and Confession). Sins committed after baptism damage your relationship with God and must be confessed to be restored.</w:t>
+      </w:r>
+    </w:p>
+    <w:p>
+      <w:pPr>
+        <w:rPr>
+          <w:rFonts w:cstheme="minorHAnsi"/>
+          <w:b/>
+          <w:bCs/>
+        </w:rPr>
+      </w:pPr>
+      <w:r>
+        <w:rPr>
+          <w:rFonts w:cstheme="minorHAnsi"/>
+          <w:b/>
+          <w:bCs/>
+        </w:rPr>
+        <w:t xml:space="preserve">3. Sola Gratia </w:t>
+      </w:r>
+      <w:r>
+        <w:rPr>
+          <w:rFonts w:cstheme="minorHAnsi"/>
+          <w:b/>
+          <w:bCs/>
+        </w:rPr>
+        <w:t>(</w:t>
+      </w:r>
+      <w:r>
+        <w:rPr>
+          <w:rFonts w:cstheme="minorHAnsi"/>
+          <w:b/>
+          <w:bCs/>
+        </w:rPr>
+        <w:t>唯獨恩典</w:t>
+      </w:r>
+      <w:r>
+        <w:rPr>
+          <w:rFonts w:cstheme="minorHAnsi"/>
+          <w:b/>
+          <w:bCs/>
+        </w:rPr>
+        <w:t xml:space="preserve">) </w:t>
+      </w:r>
+      <w:r>
+        <w:rPr>
+          <w:rFonts w:cstheme="minorHAnsi"/>
+          <w:b/>
+          <w:bCs/>
+        </w:rPr>
+        <w:t>(Grace Alone) vs. Grace + Human Cooperation</w:t>
+      </w:r>
+    </w:p>
+    <w:p>
+      <w:pPr>
+        <w:numPr>
+          <w:ilvl w:val="0"/>
+          <w:numId w:val="65"/>
+        </w:numPr>
+        <w:rPr>
+          <w:rFonts w:cstheme="minorHAnsi"/>
+        </w:rPr>
+      </w:pPr>
+      <w:r>
+        <w:rPr>
+          <w:rFonts w:cstheme="minorHAnsi"/>
+          <w:b/>
+          <w:bCs/>
+        </w:rPr>
+        <w:lastRenderedPageBreak/>
+        <w:t>Protestant</w:t>
+      </w:r>
+      <w:r>
+        <w:rPr>
+          <w:rFonts w:cstheme="minorHAnsi"/>
+        </w:rPr>
+        <w:t>: Salvation is a 100% free gift of God's unearned grace. Human beings contribute nothing to their own salvation.</w:t>
+      </w:r>
+    </w:p>
+    <w:p>
+      <w:pPr>
+        <w:numPr>
+          <w:ilvl w:val="0"/>
+          <w:numId w:val="65"/>
+        </w:numPr>
+        <w:rPr>
+          <w:rFonts w:cstheme="minorHAnsi"/>
+        </w:rPr>
+      </w:pPr>
+      <w:r>
+        <w:rPr>
+          <w:rFonts w:cstheme="minorHAnsi"/>
+          <w:b/>
+          <w:bCs/>
+        </w:rPr>
+        <w:t>Catholic</w:t>
+      </w:r>
+      <w:r>
+        <w:rPr>
+          <w:rFonts w:cstheme="minorHAnsi"/>
+        </w:rPr>
+        <w:t xml:space="preserve">: Salvation is entirely initiated by God's free grace. However, humans must actively </w:t>
+      </w:r>
+      <w:r>
+        <w:rPr>
+          <w:rFonts w:cstheme="minorHAnsi"/>
+          <w:b/>
+          <w:bCs/>
+        </w:rPr>
+        <w:t>cooperate</w:t>
+      </w:r>
+      <w:r>
+        <w:rPr>
+          <w:rFonts w:cstheme="minorHAnsi"/>
+        </w:rPr>
+        <w:t xml:space="preserve"> with that grace using their free will to stay on the path of salvation.</w:t>
+      </w:r>
+    </w:p>
+    <w:p>
+      <w:pPr>
+        <w:rPr>
+          <w:rFonts w:cstheme="minorHAnsi"/>
+          <w:b/>
+          <w:bCs/>
+        </w:rPr>
+      </w:pPr>
+      <w:r>
+        <w:rPr>
+          <w:rFonts w:cstheme="minorHAnsi"/>
+          <w:b/>
+          <w:bCs/>
+        </w:rPr>
+        <w:t>4. Solus Christus</w:t>
+      </w:r>
+      <w:r>
+        <w:rPr>
+          <w:rFonts w:cstheme="minorHAnsi"/>
+          <w:b/>
+          <w:bCs/>
+        </w:rPr>
+        <w:t xml:space="preserve"> (</w:t>
+      </w:r>
+      <w:r>
+        <w:rPr>
+          <w:rFonts w:cstheme="minorHAnsi"/>
+          <w:b/>
+          <w:bCs/>
+        </w:rPr>
+        <w:t>唯獨基督</w:t>
+      </w:r>
+      <w:r>
+        <w:rPr>
+          <w:rFonts w:cstheme="minorHAnsi"/>
+          <w:b/>
+          <w:bCs/>
+        </w:rPr>
+        <w:t>)</w:t>
+      </w:r>
+      <w:r>
+        <w:rPr>
+          <w:rFonts w:cstheme="minorHAnsi"/>
+          <w:b/>
+          <w:bCs/>
+        </w:rPr>
+        <w:t xml:space="preserve"> (Christ Alone) vs. Christ + The Church</w:t>
+      </w:r>
+    </w:p>
+    <w:p>
+      <w:pPr>
+        <w:numPr>
+          <w:ilvl w:val="0"/>
+          <w:numId w:val="66"/>
+        </w:numPr>
+        <w:rPr>
+          <w:rFonts w:cstheme="minorHAnsi"/>
+        </w:rPr>
+      </w:pPr>
+      <w:r>
+        <w:rPr>
+          <w:rFonts w:cstheme="minorHAnsi"/>
+          <w:b/>
+          <w:bCs/>
+        </w:rPr>
+        <w:t>Protestant</w:t>
+      </w:r>
+      <w:r>
+        <w:rPr>
+          <w:rFonts w:cstheme="minorHAnsi"/>
+        </w:rPr>
+        <w:t xml:space="preserve">: Jesus is the </w:t>
+      </w:r>
+      <w:r>
+        <w:rPr>
+          <w:rFonts w:cstheme="minorHAnsi"/>
+          <w:i/>
+          <w:iCs/>
+        </w:rPr>
+        <w:t>only</w:t>
+      </w:r>
+      <w:r>
+        <w:rPr>
+          <w:rFonts w:cstheme="minorHAnsi"/>
+        </w:rPr>
+        <w:t xml:space="preserve"> mediator between God and man. Christians do not need priests, the Virgin Mary, or deceased saints to pray or intercede for them to get to God.</w:t>
+      </w:r>
+    </w:p>
+    <w:p>
+      <w:pPr>
+        <w:numPr>
+          <w:ilvl w:val="0"/>
+          <w:numId w:val="66"/>
+        </w:numPr>
+        <w:rPr>
+          <w:rFonts w:cstheme="minorHAnsi"/>
+        </w:rPr>
+      </w:pPr>
+      <w:r>
+        <w:rPr>
+          <w:rFonts w:cstheme="minorHAnsi"/>
+          <w:b/>
+          <w:bCs/>
+        </w:rPr>
+        <w:t>Catholic</w:t>
+      </w:r>
+      <w:r>
+        <w:rPr>
+          <w:rFonts w:cstheme="minorHAnsi"/>
+        </w:rPr>
+        <w:t xml:space="preserve">: Jesus is the ultimate Savior, but he works </w:t>
+      </w:r>
+      <w:r>
+        <w:rPr>
+          <w:rFonts w:cstheme="minorHAnsi"/>
+          <w:i/>
+          <w:iCs/>
+        </w:rPr>
+        <w:t>through</w:t>
+      </w:r>
+      <w:r>
+        <w:rPr>
+          <w:rFonts w:cstheme="minorHAnsi"/>
+        </w:rPr>
+        <w:t xml:space="preserve"> His Church. Catholics ask the </w:t>
+      </w:r>
+      <w:r>
+        <w:rPr>
+          <w:rFonts w:cstheme="minorHAnsi"/>
+          <w:b/>
+          <w:bCs/>
+        </w:rPr>
+        <w:t>Virgin Mary and the saints</w:t>
+      </w:r>
+      <w:r>
+        <w:rPr>
+          <w:rFonts w:cstheme="minorHAnsi"/>
+        </w:rPr>
+        <w:t xml:space="preserve"> to pray for them, and they go to an earthly </w:t>
+      </w:r>
+      <w:r>
+        <w:rPr>
+          <w:rFonts w:cstheme="minorHAnsi"/>
+          <w:b/>
+          <w:bCs/>
+        </w:rPr>
+        <w:t>priest</w:t>
+      </w:r>
+      <w:r>
+        <w:rPr>
+          <w:rFonts w:cstheme="minorHAnsi"/>
+        </w:rPr>
+        <w:t xml:space="preserve"> to receive Christ’s forgiveness in Confession.</w:t>
+      </w:r>
+    </w:p>
+    <w:p>
+      <w:pPr>
+        <w:rPr>
+          <w:rFonts w:cstheme="minorHAnsi"/>
+          <w:b/>
+          <w:bCs/>
+        </w:rPr>
+      </w:pPr>
+      <w:r>
+        <w:rPr>
+          <w:rFonts w:cstheme="minorHAnsi"/>
+          <w:b/>
+          <w:bCs/>
+        </w:rPr>
+        <w:t>5. Soli Deo Gloria</w:t>
+      </w:r>
+      <w:r>
+        <w:rPr>
+          <w:rFonts w:cstheme="minorHAnsi"/>
+          <w:b/>
+          <w:bCs/>
+        </w:rPr>
+        <w:t xml:space="preserve"> (</w:t>
+      </w:r>
+      <w:r>
+        <w:rPr>
+          <w:rFonts w:cstheme="minorHAnsi"/>
+          <w:b/>
+          <w:bCs/>
+        </w:rPr>
+        <w:t>唯獨神的榮耀</w:t>
+      </w:r>
+      <w:r>
+        <w:rPr>
+          <w:rFonts w:cstheme="minorHAnsi"/>
+          <w:b/>
+          <w:bCs/>
+        </w:rPr>
+        <w:t>)</w:t>
+      </w:r>
+      <w:r>
+        <w:rPr>
+          <w:rFonts w:cstheme="minorHAnsi"/>
+          <w:b/>
+          <w:bCs/>
+        </w:rPr>
+        <w:t xml:space="preserve"> (Glory to God Alone) vs. Honoring the Saints</w:t>
+      </w:r>
+    </w:p>
+    <w:p>
+      <w:pPr>
+        <w:numPr>
+          <w:ilvl w:val="0"/>
+          <w:numId w:val="67"/>
+        </w:numPr>
+        <w:rPr>
+          <w:rFonts w:cstheme="minorHAnsi"/>
+        </w:rPr>
+      </w:pPr>
+      <w:r>
+        <w:rPr>
+          <w:rFonts w:cstheme="minorHAnsi"/>
+          <w:b/>
+          <w:bCs/>
+        </w:rPr>
+        <w:t>Protestant</w:t>
+      </w:r>
+      <w:r>
+        <w:rPr>
+          <w:rFonts w:cstheme="minorHAnsi"/>
+        </w:rPr>
+        <w:t>: All worship, praise, and glory belong strictly to God. No religious leaders, saints, or statues should receive special veneration.</w:t>
+      </w:r>
+    </w:p>
+    <w:p>
+      <w:pPr>
+        <w:numPr>
+          <w:ilvl w:val="0"/>
+          <w:numId w:val="67"/>
+        </w:numPr>
+        <w:rPr>
+          <w:rFonts w:cstheme="minorHAnsi"/>
+        </w:rPr>
+      </w:pPr>
+      <w:r>
+        <w:rPr>
+          <w:rFonts w:cstheme="minorHAnsi"/>
+          <w:b/>
+          <w:bCs/>
+        </w:rPr>
+        <w:t>Catholic</w:t>
+      </w:r>
+      <w:r>
+        <w:rPr>
+          <w:rFonts w:cstheme="minorHAnsi"/>
+        </w:rPr>
+        <w:t>: Supreme worship (</w:t>
+      </w:r>
+      <w:r>
+        <w:rPr>
+          <w:rFonts w:cstheme="minorHAnsi"/>
+          <w:i/>
+          <w:iCs/>
+        </w:rPr>
+        <w:t>latria</w:t>
+      </w:r>
+      <w:r>
+        <w:rPr>
+          <w:rFonts w:cstheme="minorHAnsi"/>
+        </w:rPr>
+        <w:t>) belongs to God alone. However, Catholics believe it is good to give high honor and veneration (</w:t>
+      </w:r>
+      <w:r>
+        <w:rPr>
+          <w:rFonts w:cstheme="minorHAnsi"/>
+          <w:i/>
+          <w:iCs/>
+        </w:rPr>
+        <w:t>dulia</w:t>
+      </w:r>
+      <w:r>
+        <w:rPr>
+          <w:rFonts w:cstheme="minorHAnsi"/>
+        </w:rPr>
+        <w:t>) to holy people like the saints and Mary, as they reflect God's holiness.</w:t>
+      </w:r>
+    </w:p>
+    <w:p>
+      <w:pPr>
+        <w:rPr>
+          <w:rFonts w:cstheme="minorHAnsi"/>
+        </w:rPr>
+      </w:pPr>
+      <w:r>
+        <w:rPr>
+          <w:rFonts w:cstheme="minorHAnsi"/>
+        </w:rPr>
+        <w:pict w14:anchorId="6D53B2E3">
+          <v:rect id="_x0000_i1031" style="width:0;height:1.5pt" o:hralign="center" o:hrstd="t" o:hr="t" fillcolor="#a0a0a0" stroked="f"/>
+        </w:pict>
+      </w:r>
+    </w:p>
+    <w:p>
+      <w:pPr>
+        <w:rPr>
+          <w:rFonts w:cstheme="minorHAnsi"/>
+          <w:b/>
+          <w:bCs/>
+        </w:rPr>
+      </w:pPr>
+      <w:r>
+        <w:rPr>
+          <w:rFonts w:cstheme="minorHAnsi"/>
+          <w:b/>
+          <w:bCs/>
+        </w:rPr>
+        <w:t>Summary of Major Differences</w:t>
+      </w:r>
+    </w:p>
+    <w:tbl>
+      <w:tblPr>
+        <w:tblW w:w="0" w:type="auto"/>
+        <w:tblCellSpacing w:w="15" w:type="dxa"/>
+        <w:tblCellMar>
+          <w:top w:w="15" w:type="dxa"/>
+          <w:left w:w="15" w:type="dxa"/>
+          <w:bottom w:w="15" w:type="dxa"/>
+          <w:right w:w="15" w:type="dxa"/>
+        </w:tblCellMar>
+        <w:tblLook w:val="04A0" w:firstRow="1" w:lastRow="0" w:firstColumn="1" w:lastColumn="0" w:noHBand="0" w:noVBand="1"/>
+      </w:tblPr>
+      <w:tblGrid>
+        <w:gridCol w:w="1595"/>
+        <w:gridCol w:w="3836"/>
+        <w:gridCol w:w="3929"/>
+      </w:tblGrid>
+      <w:tr>
+        <w:trPr>
+          <w:tblCellSpacing w:w="15" w:type="dxa"/>
+        </w:trPr>
+        <w:tc>
+          <w:tcPr>
+            <w:tcW w:w="0" w:type="auto"/>
+            <w:tcBorders>
+              <w:bottom w:val="single" w:sz="6" w:space="0" w:color="DCDFE5"/>
+            </w:tcBorders>
+            <w:vAlign w:val="center"/>
+            <w:hideMark/>
+          </w:tcPr>
+          <w:p>
+            <w:pPr>
+              <w:rPr>
+                <w:rFonts w:cstheme="minorHAnsi"/>
+                <w:b/>
+                <w:bCs/>
+              </w:rPr>
+            </w:pPr>
+            <w:r>
+              <w:rPr>
+                <w:rFonts w:cstheme="minorHAnsi"/>
+                <w:b/>
+                <w:bCs/>
+              </w:rPr>
+              <w:t>Feature</w:t>
+            </w:r>
+          </w:p>
+        </w:tc>
+        <w:tc>
+          <w:tcPr>
+            <w:tcW w:w="0" w:type="auto"/>
+            <w:tcBorders>
+              <w:bottom w:val="single" w:sz="6" w:space="0" w:color="DCDFE5"/>
+            </w:tcBorders>
+            <w:vAlign w:val="center"/>
+            <w:hideMark/>
+          </w:tcPr>
+          <w:p>
+            <w:pPr>
+              <w:rPr>
+                <w:rFonts w:cstheme="minorHAnsi"/>
+                <w:b/>
+                <w:bCs/>
+              </w:rPr>
+            </w:pPr>
+            <w:r>
+              <w:rPr>
+                <w:rFonts w:cstheme="minorHAnsi"/>
+                <w:b/>
+                <w:bCs/>
+              </w:rPr>
+              <w:t>Roman Catholic</w:t>
+            </w:r>
+          </w:p>
+        </w:tc>
+        <w:tc>
+          <w:tcPr>
+            <w:tcW w:w="0" w:type="auto"/>
+            <w:tcBorders>
+              <w:bottom w:val="single" w:sz="6" w:space="0" w:color="DCDFE5"/>
+            </w:tcBorders>
+            <w:vAlign w:val="center"/>
+            <w:hideMark/>
+          </w:tcPr>
+          <w:p>
+            <w:pPr>
+              <w:rPr>
+                <w:rFonts w:cstheme="minorHAnsi"/>
+                <w:b/>
+                <w:bCs/>
+              </w:rPr>
+            </w:pPr>
+            <w:r>
+              <w:rPr>
+                <w:rFonts w:cstheme="minorHAnsi"/>
+                <w:b/>
+                <w:bCs/>
+              </w:rPr>
+              <w:t>Protestant</w:t>
+            </w:r>
+          </w:p>
+        </w:tc>
+      </w:tr>
+      <w:tr>
+        <w:trPr>
+          <w:tblCellSpacing w:w="15" w:type="dxa"/>
+        </w:trPr>
+        <w:tc>
+          <w:tcPr>
+            <w:tcW w:w="0" w:type="auto"/>
+            <w:tcBorders>
+              <w:bottom w:val="single" w:sz="6" w:space="0" w:color="DCDFE5"/>
+            </w:tcBorders>
+            <w:vAlign w:val="center"/>
+            <w:hideMark/>
+          </w:tcPr>
+          <w:p>
+            <w:pPr>
+              <w:rPr>
+                <w:rFonts w:cstheme="minorHAnsi"/>
+              </w:rPr>
+            </w:pPr>
+            <w:r>
+              <w:rPr>
+                <w:rFonts w:cstheme="minorHAnsi"/>
+                <w:b/>
+                <w:bCs/>
+              </w:rPr>
+              <w:t>Ultimate Authority</w:t>
+            </w:r>
+          </w:p>
+        </w:tc>
+        <w:tc>
+          <w:tcPr>
+            <w:tcW w:w="0" w:type="auto"/>
+            <w:tcBorders>
+              <w:bottom w:val="single" w:sz="6" w:space="0" w:color="DCDFE5"/>
+            </w:tcBorders>
+            <w:vAlign w:val="center"/>
+            <w:hideMark/>
+          </w:tcPr>
+          <w:p>
+            <w:pPr>
+              <w:rPr>
+                <w:rFonts w:cstheme="minorHAnsi"/>
+              </w:rPr>
+            </w:pPr>
+            <w:r>
+              <w:rPr>
+                <w:rFonts w:cstheme="minorHAnsi"/>
+              </w:rPr>
+              <w:t>The Pope, Church Tradition, &amp; the Bible</w:t>
+            </w:r>
+          </w:p>
+        </w:tc>
+        <w:tc>
+          <w:tcPr>
+            <w:tcW w:w="0" w:type="auto"/>
+            <w:tcBorders>
+              <w:bottom w:val="single" w:sz="6" w:space="0" w:color="DCDFE5"/>
+            </w:tcBorders>
+            <w:vAlign w:val="center"/>
+            <w:hideMark/>
+          </w:tcPr>
+          <w:p>
+            <w:pPr>
+              <w:rPr>
+                <w:rFonts w:cstheme="minorHAnsi"/>
+              </w:rPr>
+            </w:pPr>
+            <w:r>
+              <w:rPr>
+                <w:rFonts w:cstheme="minorHAnsi"/>
+              </w:rPr>
+              <w:t>The Bible Alone (</w:t>
+            </w:r>
+            <w:r>
+              <w:rPr>
+                <w:rFonts w:cstheme="minorHAnsi"/>
+                <w:i/>
+                <w:iCs/>
+              </w:rPr>
+              <w:t>Sola Scriptura</w:t>
+            </w:r>
+            <w:r>
+              <w:rPr>
+                <w:rFonts w:cstheme="minorHAnsi"/>
+              </w:rPr>
+              <w:t>)</w:t>
+            </w:r>
+          </w:p>
+        </w:tc>
+      </w:tr>
+      <w:tr>
+        <w:trPr>
+          <w:tblCellSpacing w:w="15" w:type="dxa"/>
+        </w:trPr>
+        <w:tc>
+          <w:tcPr>
+            <w:tcW w:w="0" w:type="auto"/>
+            <w:tcBorders>
+              <w:bottom w:val="single" w:sz="6" w:space="0" w:color="DCDFE5"/>
+            </w:tcBorders>
+            <w:vAlign w:val="center"/>
+            <w:hideMark/>
+          </w:tcPr>
+          <w:p>
+            <w:pPr>
+              <w:rPr>
+                <w:rFonts w:cstheme="minorHAnsi"/>
+              </w:rPr>
+            </w:pPr>
+            <w:r>
+              <w:rPr>
+                <w:rFonts w:cstheme="minorHAnsi"/>
+                <w:b/>
+                <w:bCs/>
+              </w:rPr>
+              <w:t>How You are Saved</w:t>
+            </w:r>
+          </w:p>
+        </w:tc>
+        <w:tc>
+          <w:tcPr>
+            <w:tcW w:w="0" w:type="auto"/>
+            <w:tcBorders>
+              <w:bottom w:val="single" w:sz="6" w:space="0" w:color="DCDFE5"/>
+            </w:tcBorders>
+            <w:vAlign w:val="center"/>
+            <w:hideMark/>
+          </w:tcPr>
+          <w:p>
+            <w:pPr>
+              <w:rPr>
+                <w:rFonts w:cstheme="minorHAnsi"/>
+              </w:rPr>
+            </w:pPr>
+            <w:r>
+              <w:rPr>
+                <w:rFonts w:cstheme="minorHAnsi"/>
+              </w:rPr>
+              <w:t>Faith, Sacraments, and Good Works</w:t>
+            </w:r>
+          </w:p>
+        </w:tc>
+        <w:tc>
+          <w:tcPr>
+            <w:tcW w:w="0" w:type="auto"/>
+            <w:tcBorders>
+              <w:bottom w:val="single" w:sz="6" w:space="0" w:color="DCDFE5"/>
+            </w:tcBorders>
+            <w:vAlign w:val="center"/>
+            <w:hideMark/>
+          </w:tcPr>
+          <w:p>
+            <w:pPr>
+              <w:rPr>
+                <w:rFonts w:cstheme="minorHAnsi"/>
+              </w:rPr>
+            </w:pPr>
+            <w:r>
+              <w:rPr>
+                <w:rFonts w:cstheme="minorHAnsi"/>
+              </w:rPr>
+              <w:t>Faith Alone (</w:t>
+            </w:r>
+            <w:r>
+              <w:rPr>
+                <w:rFonts w:cstheme="minorHAnsi"/>
+                <w:i/>
+                <w:iCs/>
+              </w:rPr>
+              <w:t>Sola Fide</w:t>
+            </w:r>
+            <w:r>
+              <w:rPr>
+                <w:rFonts w:cstheme="minorHAnsi"/>
+              </w:rPr>
+              <w:t>)</w:t>
+            </w:r>
+          </w:p>
+        </w:tc>
+      </w:tr>
+      <w:tr>
+        <w:trPr>
+          <w:tblCellSpacing w:w="15" w:type="dxa"/>
+        </w:trPr>
+        <w:tc>
+          <w:tcPr>
+            <w:tcW w:w="0" w:type="auto"/>
+            <w:tcBorders>
+              <w:bottom w:val="single" w:sz="6" w:space="0" w:color="DCDFE5"/>
+            </w:tcBorders>
+            <w:vAlign w:val="center"/>
+            <w:hideMark/>
+          </w:tcPr>
+          <w:p>
+            <w:pPr>
+              <w:rPr>
+                <w:rFonts w:cstheme="minorHAnsi"/>
+              </w:rPr>
+            </w:pPr>
+            <w:r>
+              <w:rPr>
+                <w:rFonts w:cstheme="minorHAnsi"/>
+                <w:b/>
+                <w:bCs/>
+              </w:rPr>
+              <w:t>The Pope</w:t>
+            </w:r>
+          </w:p>
+        </w:tc>
+        <w:tc>
+          <w:tcPr>
+            <w:tcW w:w="0" w:type="auto"/>
+            <w:tcBorders>
+              <w:bottom w:val="single" w:sz="6" w:space="0" w:color="DCDFE5"/>
+            </w:tcBorders>
+            <w:vAlign w:val="center"/>
+            <w:hideMark/>
+          </w:tcPr>
+          <w:p>
+            <w:pPr>
+              <w:rPr>
+                <w:rFonts w:cstheme="minorHAnsi"/>
+              </w:rPr>
+            </w:pPr>
+            <w:r>
+              <w:rPr>
+                <w:rFonts w:cstheme="minorHAnsi"/>
+              </w:rPr>
+              <w:t>The earthly head of the Church, preserved from error</w:t>
+            </w:r>
+          </w:p>
+        </w:tc>
+        <w:tc>
+          <w:tcPr>
+            <w:tcW w:w="0" w:type="auto"/>
+            <w:tcBorders>
+              <w:bottom w:val="single" w:sz="6" w:space="0" w:color="DCDFE5"/>
+            </w:tcBorders>
+            <w:vAlign w:val="center"/>
+            <w:hideMark/>
+          </w:tcPr>
+          <w:p>
+            <w:pPr>
+              <w:rPr>
+                <w:rFonts w:cstheme="minorHAnsi"/>
+              </w:rPr>
+            </w:pPr>
+            <w:r>
+              <w:rPr>
+                <w:rFonts w:cstheme="minorHAnsi"/>
+              </w:rPr>
+              <w:t>A human leader; Christ alone is the head of the Church</w:t>
+            </w:r>
+          </w:p>
+        </w:tc>
+      </w:tr>
+      <w:tr>
+        <w:trPr>
+          <w:tblCellSpacing w:w="15" w:type="dxa"/>
+        </w:trPr>
+        <w:tc>
+          <w:tcPr>
+            <w:tcW w:w="0" w:type="auto"/>
+            <w:tcBorders>
+              <w:bottom w:val="nil"/>
+            </w:tcBorders>
+            <w:vAlign w:val="center"/>
+            <w:hideMark/>
+          </w:tcPr>
+          <w:p>
+            <w:pPr>
+              <w:rPr>
+                <w:rFonts w:cstheme="minorHAnsi"/>
+              </w:rPr>
+            </w:pPr>
+            <w:r>
+              <w:rPr>
+                <w:rFonts w:cstheme="minorHAnsi"/>
+                <w:b/>
+                <w:bCs/>
+              </w:rPr>
+              <w:t>After Death</w:t>
+            </w:r>
+          </w:p>
+        </w:tc>
+        <w:tc>
+          <w:tcPr>
+            <w:tcW w:w="0" w:type="auto"/>
+            <w:tcBorders>
+              <w:bottom w:val="nil"/>
+            </w:tcBorders>
+            <w:vAlign w:val="center"/>
+            <w:hideMark/>
+          </w:tcPr>
+          <w:p>
+            <w:pPr>
+              <w:rPr>
+                <w:rFonts w:cstheme="minorHAnsi"/>
+              </w:rPr>
+            </w:pPr>
+            <w:r>
+              <w:rPr>
+                <w:rFonts w:cstheme="minorHAnsi"/>
+              </w:rPr>
+              <w:t>Heaven, Hell, or Purgatory (purification)</w:t>
+            </w:r>
+          </w:p>
+        </w:tc>
+        <w:tc>
+          <w:tcPr>
+            <w:tcW w:w="0" w:type="auto"/>
+            <w:tcBorders>
+              <w:bottom w:val="nil"/>
+            </w:tcBorders>
+            <w:vAlign w:val="center"/>
+            <w:hideMark/>
+          </w:tcPr>
+          <w:p>
+            <w:pPr>
+              <w:rPr>
+                <w:rFonts w:cstheme="minorHAnsi"/>
+              </w:rPr>
+            </w:pPr>
+            <w:r>
+              <w:rPr>
+                <w:rFonts w:cstheme="minorHAnsi"/>
+              </w:rPr>
+              <w:t>Heaven or Hell immediately</w:t>
+            </w:r>
+          </w:p>
+        </w:tc>
+      </w:tr>
+    </w:tbl>
+    <w:p>
+      <w:pPr>
+        <w:rPr>
+          <w:rFonts w:cstheme="minorHAnsi"/>
+        </w:rPr>
+      </w:pPr>
+    </w:p>
+    <w:p>
+      <w:pPr>
+        <w:rPr>
+          <w:rFonts w:cstheme="minorHAnsi"/>
+        </w:rPr>
+      </w:pPr>
+      <w:r>
+        <w:rPr>
+          <w:rFonts w:cstheme="minorHAnsi"/>
+        </w:rPr>
+        <w:t>14</w:t>
+      </w:r>
+      <w:r>
+        <w:rPr>
+          <w:rFonts w:cstheme="minorHAnsi"/>
+        </w:rPr>
+        <w:t>:</w:t>
+      </w:r>
+      <w:r>
+        <w:rPr>
+          <w:rFonts w:cstheme="minorHAnsi"/>
+        </w:rPr>
+        <w:t>4</w:t>
+      </w:r>
+      <w:r>
+        <w:rPr>
+          <w:rFonts w:cstheme="minorHAnsi"/>
+        </w:rPr>
+        <w:t>6</w:t>
+      </w:r>
+      <w:r>
+        <w:rPr>
+          <w:rFonts w:cstheme="minorHAnsi"/>
+        </w:rPr>
+        <w:t>/</w:t>
+      </w:r>
+      <w:r>
+        <w:rPr>
+          <w:rFonts w:cstheme="minorHAnsi"/>
+        </w:rPr>
+        <w:t>35:54</w:t>
+      </w:r>
+    </w:p>
+    <w:p>
+      <w:pPr>
+        <w:rPr>
+          <w:rFonts w:cstheme="minorHAnsi"/>
+        </w:rPr>
+      </w:pPr>
+      <w:r>
+        <w:rPr>
+          <w:rFonts w:cstheme="minorHAnsi"/>
+        </w:rPr>
+        <w:drawing>
+          <wp:inline distT="0" distB="0" distL="0" distR="0" wp14:anchorId="394F41DC" wp14:editId="309E7488">
+            <wp:extent cx="3343742" cy="2314898"/>
+            <wp:effectExtent l="0" t="0" r="9525" b="9525"/>
+            <wp:docPr id="840958770" name="Picture 1"/>
+            <wp:cNvGraphicFramePr>
+              <a:graphicFrameLocks xmlns:a="http://schemas.openxmlformats.org/drawingml/2006/main" noChangeAspect="1"/>
+            </wp:cNvGraphicFramePr>
+            <a:graphic xmlns:a="http://schemas.openxmlformats.org/drawingml/2006/main">
+              <a:graphicData uri="http://schemas.openxmlformats.org/drawingml/2006/picture">
+                <pic:pic xmlns:pic="http://schemas.openxmlformats.org/drawingml/2006/picture">
+                  <pic:nvPicPr>
+                    <pic:cNvPr id="840958770" name=""/>
+                    <pic:cNvPicPr/>
+                  </pic:nvPicPr>
+                  <pic:blipFill>
+                    <a:blip r:embed="rId22"/>
+                    <a:stretch>
+                      <a:fillRect/>
+                    </a:stretch>
+                  </pic:blipFill>
+                  <pic:spPr>
+                    <a:xfrm>
+                      <a:off x="0" y="0"/>
+                      <a:ext cx="3343742" cy="2314898"/>
+                    </a:xfrm>
+                    <a:prstGeom prst="rect">
+                      <a:avLst/>
+                    </a:prstGeom>
+                  </pic:spPr>
+                </pic:pic>
+              </a:graphicData>
+            </a:graphic>
+          </wp:inline>
+        </w:drawing>
+      </w:r>
+    </w:p>
+    <w:p>
+      <w:pPr>
+        <w:rPr>
+          <w:rFonts w:cstheme="minorHAnsi"/>
+        </w:rPr>
+      </w:pPr>
+      <w:r>
+        <w:rPr>
+          <w:rFonts w:cstheme="minorHAnsi"/>
+        </w:rPr>
+        <w:t>The Five Solas:</w:t>
+      </w:r>
+    </w:p>
+    <w:p>
+      <w:pPr>
+        <w:rPr>
+          <w:rFonts w:cstheme="minorHAnsi"/>
+        </w:rPr>
+      </w:pPr>
+      <w:r>
+        <w:rPr>
+          <w:rFonts w:cstheme="minorHAnsi"/>
+        </w:rPr>
+        <w:t>1. The first one is Scripture Alone.</w:t>
+      </w:r>
+    </w:p>
+    <w:p>
+      <w:pPr>
+        <w:rPr>
+          <w:rFonts w:cstheme="minorHAnsi"/>
+        </w:rPr>
+      </w:pPr>
+    </w:p>
+    <w:p>
+      <w:pPr>
+        <w:rPr>
+          <w:rFonts w:cstheme="minorHAnsi"/>
+        </w:rPr>
+      </w:pPr>
+      <w:r>
+        <w:rPr>
+          <w:rFonts w:cstheme="minorHAnsi"/>
+        </w:rPr>
+        <w:t>************</w:t>
+      </w:r>
+    </w:p>
+    <w:p>
+      <w:pPr>
+        <w:rPr>
+          <w:rFonts w:cstheme="minorHAnsi"/>
+        </w:rPr>
+      </w:pPr>
+      <w:r>
+        <w:rPr>
+          <w:rFonts w:cstheme="minorHAnsi"/>
+        </w:rPr>
+        <w:lastRenderedPageBreak/>
+        <w:t>************</w:t>
+      </w:r>
+    </w:p>
+    <w:p>
+      <w:pPr>
+        <w:rPr>
+          <w:rFonts w:cstheme="minorHAnsi"/>
+        </w:rPr>
+      </w:pPr>
+    </w:p>
+    <w:p>
+      <w:pPr>
+        <w:rPr>
+          <w:rFonts w:cstheme="minorHAnsi"/>
+        </w:rPr>
+      </w:pPr>
+      <w:r>
+        <w:rPr>
+          <w:rFonts w:cstheme="minorHAnsi"/>
+        </w:rPr>
+        <w:t>0</w:t>
+      </w:r>
+      <w:r>
+        <w:rPr>
+          <w:rFonts w:cstheme="minorHAnsi"/>
+        </w:rPr>
+        <w:t>8</w:t>
+      </w:r>
+      <w:r>
+        <w:rPr>
+          <w:rFonts w:cstheme="minorHAnsi"/>
+        </w:rPr>
+        <w:t>/</w:t>
+      </w:r>
+      <w:r>
+        <w:rPr>
+          <w:rFonts w:cstheme="minorHAnsi"/>
+        </w:rPr>
+        <w:t>01</w:t>
+      </w:r>
+      <w:r>
+        <w:rPr>
+          <w:rFonts w:cstheme="minorHAnsi"/>
+        </w:rPr>
+        <w:t>/2026, Menlo Church Worship (Summary of last week, 07/</w:t>
+      </w:r>
+      <w:r>
+        <w:rPr>
+          <w:rFonts w:cstheme="minorHAnsi"/>
+        </w:rPr>
+        <w:t>26</w:t>
+      </w:r>
+      <w:r>
+        <w:rPr>
+          <w:rFonts w:cstheme="minorHAnsi"/>
+        </w:rPr>
+        <w:t>/2026)</w:t>
+      </w:r>
+    </w:p>
+    <w:p>
+      <w:hyperlink r:id="rId23" w:history="1">
         <w:r>
           <w:rPr>
             <w:rStyle w:val="Hyperlink"/>
           </w:rPr>
-          <w:t>https://www.youtube.com/watch?v=tnO2kDLDiLA&amp;t=97s</w:t>
+          <w:t>https://www.youtube.com/watch?v=bHrWW4k-tA8</w:t>
         </w:r>
       </w:hyperlink>
     </w:p>
@@ -1103,7 +3922,7 @@
           <w:rFonts w:cstheme="minorHAnsi"/>
         </w:rPr>
       </w:pPr>
-      <w:hyperlink r:id="rId19" w:history="1">
+      <w:hyperlink r:id="rId24" w:history="1">
         <w:r>
           <w:rPr>
             <w:rStyle w:val="Hyperlink"/>
@@ -1167,7 +3986,7 @@
       </w:pPr>
     </w:p>
     <w:sectPr>
-      <w:footerReference w:type="default" r:id="rId20"/>
+      <w:footerReference w:type="default" r:id="rId25"/>
       <w:pgSz w:w="12240" w:h="15840"/>
       <w:pgMar w:top="1440" w:right="1440" w:bottom="1530" w:left="1440" w:header="0" w:footer="720" w:gutter="0"/>
       <w:cols w:space="720"/>
@@ -2688,6 +5507,155 @@
     </w:lvl>
   </w:abstractNum>
   <w:abstractNum w:abstractNumId="10" w15:restartNumberingAfterBreak="0">
+    <w:nsid w:val="09692CE0"/>
+    <w:multiLevelType w:val="multilevel"/>
+    <w:tmpl w:val="6FA81978"/>
+    <w:lvl w:ilvl="0">
+      <w:start w:val="1"/>
+      <w:numFmt w:val="bullet"/>
+      <w:lvlText w:val=""/>
+      <w:lvlJc w:val="left"/>
+      <w:pPr>
+        <w:tabs>
+          <w:tab w:val="num" w:pos="720"/>
+        </w:tabs>
+        <w:ind w:left="720" w:hanging="360"/>
+      </w:pPr>
+      <w:rPr>
+        <w:rFonts w:ascii="Symbol" w:hAnsi="Symbol" w:hint="default"/>
+        <w:sz w:val="20"/>
+      </w:rPr>
+    </w:lvl>
+    <w:lvl w:ilvl="1" w:tentative="1">
+      <w:start w:val="1"/>
+      <w:numFmt w:val="bullet"/>
+      <w:lvlText w:val="o"/>
+      <w:lvlJc w:val="left"/>
+      <w:pPr>
+        <w:tabs>
+          <w:tab w:val="num" w:pos="1440"/>
+        </w:tabs>
+        <w:ind w:left="1440" w:hanging="360"/>
+      </w:pPr>
+      <w:rPr>
+        <w:rFonts w:ascii="Courier New" w:hAnsi="Courier New" w:hint="default"/>
+        <w:sz w:val="20"/>
+      </w:rPr>
+    </w:lvl>
+    <w:lvl w:ilvl="2" w:tentative="1">
+      <w:start w:val="1"/>
+      <w:numFmt w:val="bullet"/>
+      <w:lvlText w:val=""/>
+      <w:lvlJc w:val="left"/>
+      <w:pPr>
+        <w:tabs>
+          <w:tab w:val="num" w:pos="2160"/>
+        </w:tabs>
+        <w:ind w:left="2160" w:hanging="360"/>
+      </w:pPr>
+      <w:rPr>
+        <w:rFonts w:ascii="Wingdings" w:hAnsi="Wingdings" w:hint="default"/>
+        <w:sz w:val="20"/>
+      </w:rPr>
+    </w:lvl>
+    <w:lvl w:ilvl="3" w:tentative="1">
+      <w:start w:val="1"/>
+      <w:numFmt w:val="bullet"/>
+      <w:lvlText w:val=""/>
+      <w:lvlJc w:val="left"/>
+      <w:pPr>
+        <w:tabs>
+          <w:tab w:val="num" w:pos="2880"/>
+        </w:tabs>
+        <w:ind w:left="2880" w:hanging="360"/>
+      </w:pPr>
+      <w:rPr>
+        <w:rFonts w:ascii="Wingdings" w:hAnsi="Wingdings" w:hint="default"/>
+        <w:sz w:val="20"/>
+      </w:rPr>
+    </w:lvl>
+    <w:lvl w:ilvl="4" w:tentative="1">
+      <w:start w:val="1"/>
+      <w:numFmt w:val="bullet"/>
+      <w:lvlText w:val=""/>
+      <w:lvlJc w:val="left"/>
+      <w:pPr>
+        <w:tabs>
+          <w:tab w:val="num" w:pos="3600"/>
+        </w:tabs>
+        <w:ind w:left="3600" w:hanging="360"/>
+      </w:pPr>
+      <w:rPr>
+        <w:rFonts w:ascii="Wingdings" w:hAnsi="Wingdings" w:hint="default"/>
+        <w:sz w:val="20"/>
+      </w:rPr>
+    </w:lvl>
+    <w:lvl w:ilvl="5" w:tentative="1">
+      <w:start w:val="1"/>
+      <w:numFmt w:val="bullet"/>
+      <w:lvlText w:val=""/>
+      <w:lvlJc w:val="left"/>
+      <w:pPr>
+        <w:tabs>
+          <w:tab w:val="num" w:pos="4320"/>
+        </w:tabs>
+        <w:ind w:left="4320" w:hanging="360"/>
+      </w:pPr>
+      <w:rPr>
+        <w:rFonts w:ascii="Wingdings" w:hAnsi="Wingdings" w:hint="default"/>
+        <w:sz w:val="20"/>
+      </w:rPr>
+    </w:lvl>
+    <w:lvl w:ilvl="6" w:tentative="1">
+      <w:start w:val="1"/>
+      <w:numFmt w:val="bullet"/>
+      <w:lvlText w:val=""/>
+      <w:lvlJc w:val="left"/>
+      <w:pPr>
+        <w:tabs>
+          <w:tab w:val="num" w:pos="5040"/>
+        </w:tabs>
+        <w:ind w:left="5040" w:hanging="360"/>
+      </w:pPr>
+      <w:rPr>
+        <w:rFonts w:ascii="Wingdings" w:hAnsi="Wingdings" w:hint="default"/>
+        <w:sz w:val="20"/>
+      </w:rPr>
+    </w:lvl>
+    <w:lvl w:ilvl="7" w:tentative="1">
+      <w:start w:val="1"/>
+      <w:numFmt w:val="bullet"/>
+      <w:lvlText w:val=""/>
+      <w:lvlJc w:val="left"/>
+      <w:pPr>
+        <w:tabs>
+          <w:tab w:val="num" w:pos="5760"/>
+        </w:tabs>
+        <w:ind w:left="5760" w:hanging="360"/>
+      </w:pPr>
+      <w:rPr>
+        <w:rFonts w:ascii="Wingdings" w:hAnsi="Wingdings" w:hint="default"/>
+        <w:sz w:val="20"/>
+      </w:rPr>
+    </w:lvl>
+    <w:lvl w:ilvl="8" w:tentative="1">
+      <w:start w:val="1"/>
+      <w:numFmt w:val="bullet"/>
+      <w:lvlText w:val=""/>
+      <w:lvlJc w:val="left"/>
+      <w:pPr>
+        <w:tabs>
+          <w:tab w:val="num" w:pos="6480"/>
+        </w:tabs>
+        <w:ind w:left="6480" w:hanging="360"/>
+      </w:pPr>
+      <w:rPr>
+        <w:rFonts w:ascii="Wingdings" w:hAnsi="Wingdings" w:hint="default"/>
+        <w:sz w:val="20"/>
+      </w:rPr>
+    </w:lvl>
+  </w:abstractNum>
+  <w:abstractNum w:abstractNumId="11" w15:restartNumberingAfterBreak="0">
     <w:nsid w:val="0C210E6B"/>
     <w:multiLevelType w:val="multilevel"/>
     <w:tmpl w:val="9158581C"/>
@@ -2836,7 +5804,7 @@
       </w:rPr>
     </w:lvl>
   </w:abstractNum>
-  <w:abstractNum w:abstractNumId="11" w15:restartNumberingAfterBreak="0">
+  <w:abstractNum w:abstractNumId="12" w15:restartNumberingAfterBreak="0">
     <w:nsid w:val="0EE63752"/>
     <w:multiLevelType w:val="hybridMultilevel"/>
     <w:tmpl w:val="D7882BD2"/>
@@ -2925,7 +5893,7 @@
       </w:pPr>
     </w:lvl>
   </w:abstractNum>
-  <w:abstractNum w:abstractNumId="12" w15:restartNumberingAfterBreak="0">
+  <w:abstractNum w:abstractNumId="13" w15:restartNumberingAfterBreak="0">
     <w:nsid w:val="15BA3283"/>
     <w:multiLevelType w:val="multilevel"/>
     <w:tmpl w:val="28BC21DC"/>
@@ -3074,7 +6042,269 @@
       </w:rPr>
     </w:lvl>
   </w:abstractNum>
-  <w:abstractNum w:abstractNumId="13" w15:restartNumberingAfterBreak="0">
+  <w:abstractNum w:abstractNumId="14" w15:restartNumberingAfterBreak="0">
+    <w:nsid w:val="166C69AB"/>
+    <w:multiLevelType w:val="multilevel"/>
+    <w:tmpl w:val="11126768"/>
+    <w:lvl w:ilvl="0">
+      <w:start w:val="1"/>
+      <w:numFmt w:val="bullet"/>
+      <w:lvlText w:val=""/>
+      <w:lvlJc w:val="left"/>
+      <w:pPr>
+        <w:tabs>
+          <w:tab w:val="num" w:pos="720"/>
+        </w:tabs>
+        <w:ind w:left="720" w:hanging="360"/>
+      </w:pPr>
+      <w:rPr>
+        <w:rFonts w:ascii="Symbol" w:hAnsi="Symbol" w:hint="default"/>
+        <w:sz w:val="20"/>
+      </w:rPr>
+    </w:lvl>
+    <w:lvl w:ilvl="1" w:tentative="1">
+      <w:start w:val="1"/>
+      <w:numFmt w:val="bullet"/>
+      <w:lvlText w:val="o"/>
+      <w:lvlJc w:val="left"/>
+      <w:pPr>
+        <w:tabs>
+          <w:tab w:val="num" w:pos="1440"/>
+        </w:tabs>
+        <w:ind w:left="1440" w:hanging="360"/>
+      </w:pPr>
+      <w:rPr>
+        <w:rFonts w:ascii="Courier New" w:hAnsi="Courier New" w:hint="default"/>
+        <w:sz w:val="20"/>
+      </w:rPr>
+    </w:lvl>
+    <w:lvl w:ilvl="2" w:tentative="1">
+      <w:start w:val="1"/>
+      <w:numFmt w:val="bullet"/>
+      <w:lvlText w:val=""/>
+      <w:lvlJc w:val="left"/>
+      <w:pPr>
+        <w:tabs>
+          <w:tab w:val="num" w:pos="2160"/>
+        </w:tabs>
+        <w:ind w:left="2160" w:hanging="360"/>
+      </w:pPr>
+      <w:rPr>
+        <w:rFonts w:ascii="Wingdings" w:hAnsi="Wingdings" w:hint="default"/>
+        <w:sz w:val="20"/>
+      </w:rPr>
+    </w:lvl>
+    <w:lvl w:ilvl="3" w:tentative="1">
+      <w:start w:val="1"/>
+      <w:numFmt w:val="bullet"/>
+      <w:lvlText w:val=""/>
+      <w:lvlJc w:val="left"/>
+      <w:pPr>
+        <w:tabs>
+          <w:tab w:val="num" w:pos="2880"/>
+        </w:tabs>
+        <w:ind w:left="2880" w:hanging="360"/>
+      </w:pPr>
+      <w:rPr>
+        <w:rFonts w:ascii="Wingdings" w:hAnsi="Wingdings" w:hint="default"/>
+        <w:sz w:val="20"/>
+      </w:rPr>
+    </w:lvl>
+    <w:lvl w:ilvl="4" w:tentative="1">
+      <w:start w:val="1"/>
+      <w:numFmt w:val="bullet"/>
+      <w:lvlText w:val=""/>
+      <w:lvlJc w:val="left"/>
+      <w:pPr>
+        <w:tabs>
+          <w:tab w:val="num" w:pos="3600"/>
+        </w:tabs>
+        <w:ind w:left="3600" w:hanging="360"/>
+      </w:pPr>
+      <w:rPr>
+        <w:rFonts w:ascii="Wingdings" w:hAnsi="Wingdings" w:hint="default"/>
+        <w:sz w:val="20"/>
+      </w:rPr>
+    </w:lvl>
+    <w:lvl w:ilvl="5" w:tentative="1">
+      <w:start w:val="1"/>
+      <w:numFmt w:val="bullet"/>
+      <w:lvlText w:val=""/>
+      <w:lvlJc w:val="left"/>
+      <w:pPr>
+        <w:tabs>
+          <w:tab w:val="num" w:pos="4320"/>
+        </w:tabs>
+        <w:ind w:left="4320" w:hanging="360"/>
+      </w:pPr>
+      <w:rPr>
+        <w:rFonts w:ascii="Wingdings" w:hAnsi="Wingdings" w:hint="default"/>
+        <w:sz w:val="20"/>
+      </w:rPr>
+    </w:lvl>
+    <w:lvl w:ilvl="6" w:tentative="1">
+      <w:start w:val="1"/>
+      <w:numFmt w:val="bullet"/>
+      <w:lvlText w:val=""/>
+      <w:lvlJc w:val="left"/>
+      <w:pPr>
+        <w:tabs>
+          <w:tab w:val="num" w:pos="5040"/>
+        </w:tabs>
+        <w:ind w:left="5040" w:hanging="360"/>
+      </w:pPr>
+      <w:rPr>
+        <w:rFonts w:ascii="Wingdings" w:hAnsi="Wingdings" w:hint="default"/>
+        <w:sz w:val="20"/>
+      </w:rPr>
+    </w:lvl>
+    <w:lvl w:ilvl="7" w:tentative="1">
+      <w:start w:val="1"/>
+      <w:numFmt w:val="bullet"/>
+      <w:lvlText w:val=""/>
+      <w:lvlJc w:val="left"/>
+      <w:pPr>
+        <w:tabs>
+          <w:tab w:val="num" w:pos="5760"/>
+        </w:tabs>
+        <w:ind w:left="5760" w:hanging="360"/>
+      </w:pPr>
+      <w:rPr>
+        <w:rFonts w:ascii="Wingdings" w:hAnsi="Wingdings" w:hint="default"/>
+        <w:sz w:val="20"/>
+      </w:rPr>
+    </w:lvl>
+    <w:lvl w:ilvl="8" w:tentative="1">
+      <w:start w:val="1"/>
+      <w:numFmt w:val="bullet"/>
+      <w:lvlText w:val=""/>
+      <w:lvlJc w:val="left"/>
+      <w:pPr>
+        <w:tabs>
+          <w:tab w:val="num" w:pos="6480"/>
+        </w:tabs>
+        <w:ind w:left="6480" w:hanging="360"/>
+      </w:pPr>
+      <w:rPr>
+        <w:rFonts w:ascii="Wingdings" w:hAnsi="Wingdings" w:hint="default"/>
+        <w:sz w:val="20"/>
+      </w:rPr>
+    </w:lvl>
+  </w:abstractNum>
+  <w:abstractNum w:abstractNumId="15" w15:restartNumberingAfterBreak="0">
+    <w:nsid w:val="1A4D2655"/>
+    <w:multiLevelType w:val="multilevel"/>
+    <w:tmpl w:val="8C3C522E"/>
+    <w:lvl w:ilvl="0">
+      <w:start w:val="1"/>
+      <w:numFmt w:val="decimal"/>
+      <w:lvlText w:val="%1."/>
+      <w:lvlJc w:val="left"/>
+      <w:pPr>
+        <w:tabs>
+          <w:tab w:val="num" w:pos="720"/>
+        </w:tabs>
+        <w:ind w:left="720" w:hanging="360"/>
+      </w:pPr>
+    </w:lvl>
+    <w:lvl w:ilvl="1" w:tentative="1">
+      <w:start w:val="1"/>
+      <w:numFmt w:val="decimal"/>
+      <w:lvlText w:val="%2."/>
+      <w:lvlJc w:val="left"/>
+      <w:pPr>
+        <w:tabs>
+          <w:tab w:val="num" w:pos="1440"/>
+        </w:tabs>
+        <w:ind w:left="1440" w:hanging="360"/>
+      </w:pPr>
+    </w:lvl>
+    <w:lvl w:ilvl="2" w:tentative="1">
+      <w:start w:val="1"/>
+      <w:numFmt w:val="decimal"/>
+      <w:lvlText w:val="%3."/>
+      <w:lvlJc w:val="left"/>
+      <w:pPr>
+        <w:tabs>
+          <w:tab w:val="num" w:pos="2160"/>
+        </w:tabs>
+        <w:ind w:left="2160" w:hanging="360"/>
+      </w:pPr>
+    </w:lvl>
+    <w:lvl w:ilvl="3" w:tentative="1">
+      <w:start w:val="1"/>
+      <w:numFmt w:val="decimal"/>
+      <w:lvlText w:val="%4."/>
+      <w:lvlJc w:val="left"/>
+      <w:pPr>
+        <w:tabs>
+          <w:tab w:val="num" w:pos="2880"/>
+        </w:tabs>
+        <w:ind w:left="2880" w:hanging="360"/>
+      </w:pPr>
+    </w:lvl>
+    <w:lvl w:ilvl="4" w:tentative="1">
+      <w:start w:val="1"/>
+      <w:numFmt w:val="decimal"/>
+      <w:lvlText w:val="%5."/>
+      <w:lvlJc w:val="left"/>
+      <w:pPr>
+        <w:tabs>
+          <w:tab w:val="num" w:pos="3600"/>
+        </w:tabs>
+        <w:ind w:left="3600" w:hanging="360"/>
+      </w:pPr>
+    </w:lvl>
+    <w:lvl w:ilvl="5" w:tentative="1">
+      <w:start w:val="1"/>
+      <w:numFmt w:val="decimal"/>
+      <w:lvlText w:val="%6."/>
+      <w:lvlJc w:val="left"/>
+      <w:pPr>
+        <w:tabs>
+          <w:tab w:val="num" w:pos="4320"/>
+        </w:tabs>
+        <w:ind w:left="4320" w:hanging="360"/>
+      </w:pPr>
+    </w:lvl>
+    <w:lvl w:ilvl="6" w:tentative="1">
+      <w:start w:val="1"/>
+      <w:numFmt w:val="decimal"/>
+      <w:lvlText w:val="%7."/>
+      <w:lvlJc w:val="left"/>
+      <w:pPr>
+        <w:tabs>
+          <w:tab w:val="num" w:pos="5040"/>
+        </w:tabs>
+        <w:ind w:left="5040" w:hanging="360"/>
+      </w:pPr>
+    </w:lvl>
+    <w:lvl w:ilvl="7" w:tentative="1">
+      <w:start w:val="1"/>
+      <w:numFmt w:val="decimal"/>
+      <w:lvlText w:val="%8."/>
+      <w:lvlJc w:val="left"/>
+      <w:pPr>
+        <w:tabs>
+          <w:tab w:val="num" w:pos="5760"/>
+        </w:tabs>
+        <w:ind w:left="5760" w:hanging="360"/>
+      </w:pPr>
+    </w:lvl>
+    <w:lvl w:ilvl="8" w:tentative="1">
+      <w:start w:val="1"/>
+      <w:numFmt w:val="decimal"/>
+      <w:lvlText w:val="%9."/>
+      <w:lvlJc w:val="left"/>
+      <w:pPr>
+        <w:tabs>
+          <w:tab w:val="num" w:pos="6480"/>
+        </w:tabs>
+        <w:ind w:left="6480" w:hanging="360"/>
+      </w:pPr>
+    </w:lvl>
+  </w:abstractNum>
+  <w:abstractNum w:abstractNumId="16" w15:restartNumberingAfterBreak="0">
     <w:nsid w:val="1DE356E0"/>
     <w:multiLevelType w:val="multilevel"/>
     <w:tmpl w:val="22D6BE50"/>
@@ -3223,7 +6453,7 @@
       </w:rPr>
     </w:lvl>
   </w:abstractNum>
-  <w:abstractNum w:abstractNumId="14" w15:restartNumberingAfterBreak="0">
+  <w:abstractNum w:abstractNumId="17" w15:restartNumberingAfterBreak="0">
     <w:nsid w:val="1E060B58"/>
     <w:multiLevelType w:val="multilevel"/>
     <w:tmpl w:val="E2DCCF44"/>
@@ -3372,7 +6602,7 @@
       </w:rPr>
     </w:lvl>
   </w:abstractNum>
-  <w:abstractNum w:abstractNumId="15" w15:restartNumberingAfterBreak="0">
+  <w:abstractNum w:abstractNumId="18" w15:restartNumberingAfterBreak="0">
     <w:nsid w:val="253F0A3B"/>
     <w:multiLevelType w:val="multilevel"/>
     <w:tmpl w:val="573E3926"/>
@@ -3521,7 +6751,7 @@
       </w:rPr>
     </w:lvl>
   </w:abstractNum>
-  <w:abstractNum w:abstractNumId="16" w15:restartNumberingAfterBreak="0">
+  <w:abstractNum w:abstractNumId="19" w15:restartNumberingAfterBreak="0">
     <w:nsid w:val="26553E4C"/>
     <w:multiLevelType w:val="multilevel"/>
     <w:tmpl w:val="3B30F1F0"/>
@@ -3670,7 +6900,7 @@
       </w:rPr>
     </w:lvl>
   </w:abstractNum>
-  <w:abstractNum w:abstractNumId="17" w15:restartNumberingAfterBreak="0">
+  <w:abstractNum w:abstractNumId="20" w15:restartNumberingAfterBreak="0">
     <w:nsid w:val="29276FDC"/>
     <w:multiLevelType w:val="multilevel"/>
     <w:tmpl w:val="1F94D768"/>
@@ -3819,7 +7049,7 @@
       </w:rPr>
     </w:lvl>
   </w:abstractNum>
-  <w:abstractNum w:abstractNumId="18" w15:restartNumberingAfterBreak="0">
+  <w:abstractNum w:abstractNumId="21" w15:restartNumberingAfterBreak="0">
     <w:nsid w:val="2B6D2A93"/>
     <w:multiLevelType w:val="multilevel"/>
     <w:tmpl w:val="E2CC5E76"/>
@@ -3968,7 +7198,7 @@
       </w:rPr>
     </w:lvl>
   </w:abstractNum>
-  <w:abstractNum w:abstractNumId="19" w15:restartNumberingAfterBreak="0">
+  <w:abstractNum w:abstractNumId="22" w15:restartNumberingAfterBreak="0">
     <w:nsid w:val="2CA2786F"/>
     <w:multiLevelType w:val="multilevel"/>
     <w:tmpl w:val="0860848A"/>
@@ -4117,7 +7347,7 @@
       </w:rPr>
     </w:lvl>
   </w:abstractNum>
-  <w:abstractNum w:abstractNumId="20" w15:restartNumberingAfterBreak="0">
+  <w:abstractNum w:abstractNumId="23" w15:restartNumberingAfterBreak="0">
     <w:nsid w:val="337C473C"/>
     <w:multiLevelType w:val="multilevel"/>
     <w:tmpl w:val="F856C58C"/>
@@ -4266,7 +7496,156 @@
       </w:rPr>
     </w:lvl>
   </w:abstractNum>
-  <w:abstractNum w:abstractNumId="21" w15:restartNumberingAfterBreak="0">
+  <w:abstractNum w:abstractNumId="24" w15:restartNumberingAfterBreak="0">
+    <w:nsid w:val="34A26F82"/>
+    <w:multiLevelType w:val="multilevel"/>
+    <w:tmpl w:val="40B6DD7C"/>
+    <w:lvl w:ilvl="0">
+      <w:start w:val="1"/>
+      <w:numFmt w:val="bullet"/>
+      <w:lvlText w:val=""/>
+      <w:lvlJc w:val="left"/>
+      <w:pPr>
+        <w:tabs>
+          <w:tab w:val="num" w:pos="720"/>
+        </w:tabs>
+        <w:ind w:left="720" w:hanging="360"/>
+      </w:pPr>
+      <w:rPr>
+        <w:rFonts w:ascii="Symbol" w:hAnsi="Symbol" w:hint="default"/>
+        <w:sz w:val="20"/>
+      </w:rPr>
+    </w:lvl>
+    <w:lvl w:ilvl="1" w:tentative="1">
+      <w:start w:val="1"/>
+      <w:numFmt w:val="bullet"/>
+      <w:lvlText w:val="o"/>
+      <w:lvlJc w:val="left"/>
+      <w:pPr>
+        <w:tabs>
+          <w:tab w:val="num" w:pos="1440"/>
+        </w:tabs>
+        <w:ind w:left="1440" w:hanging="360"/>
+      </w:pPr>
+      <w:rPr>
+        <w:rFonts w:ascii="Courier New" w:hAnsi="Courier New" w:hint="default"/>
+        <w:sz w:val="20"/>
+      </w:rPr>
+    </w:lvl>
+    <w:lvl w:ilvl="2" w:tentative="1">
+      <w:start w:val="1"/>
+      <w:numFmt w:val="bullet"/>
+      <w:lvlText w:val=""/>
+      <w:lvlJc w:val="left"/>
+      <w:pPr>
+        <w:tabs>
+          <w:tab w:val="num" w:pos="2160"/>
+        </w:tabs>
+        <w:ind w:left="2160" w:hanging="360"/>
+      </w:pPr>
+      <w:rPr>
+        <w:rFonts w:ascii="Wingdings" w:hAnsi="Wingdings" w:hint="default"/>
+        <w:sz w:val="20"/>
+      </w:rPr>
+    </w:lvl>
+    <w:lvl w:ilvl="3" w:tentative="1">
+      <w:start w:val="1"/>
+      <w:numFmt w:val="bullet"/>
+      <w:lvlText w:val=""/>
+      <w:lvlJc w:val="left"/>
+      <w:pPr>
+        <w:tabs>
+          <w:tab w:val="num" w:pos="2880"/>
+        </w:tabs>
+        <w:ind w:left="2880" w:hanging="360"/>
+      </w:pPr>
+      <w:rPr>
+        <w:rFonts w:ascii="Wingdings" w:hAnsi="Wingdings" w:hint="default"/>
+        <w:sz w:val="20"/>
+      </w:rPr>
+    </w:lvl>
+    <w:lvl w:ilvl="4" w:tentative="1">
+      <w:start w:val="1"/>
+      <w:numFmt w:val="bullet"/>
+      <w:lvlText w:val=""/>
+      <w:lvlJc w:val="left"/>
+      <w:pPr>
+        <w:tabs>
+          <w:tab w:val="num" w:pos="3600"/>
+        </w:tabs>
+        <w:ind w:left="3600" w:hanging="360"/>
+      </w:pPr>
+      <w:rPr>
+        <w:rFonts w:ascii="Wingdings" w:hAnsi="Wingdings" w:hint="default"/>
+        <w:sz w:val="20"/>
+      </w:rPr>
+    </w:lvl>
+    <w:lvl w:ilvl="5" w:tentative="1">
+      <w:start w:val="1"/>
+      <w:numFmt w:val="bullet"/>
+      <w:lvlText w:val=""/>
+      <w:lvlJc w:val="left"/>
+      <w:pPr>
+        <w:tabs>
+          <w:tab w:val="num" w:pos="4320"/>
+        </w:tabs>
+        <w:ind w:left="4320" w:hanging="360"/>
+      </w:pPr>
+      <w:rPr>
+        <w:rFonts w:ascii="Wingdings" w:hAnsi="Wingdings" w:hint="default"/>
+        <w:sz w:val="20"/>
+      </w:rPr>
+    </w:lvl>
+    <w:lvl w:ilvl="6" w:tentative="1">
+      <w:start w:val="1"/>
+      <w:numFmt w:val="bullet"/>
+      <w:lvlText w:val=""/>
+      <w:lvlJc w:val="left"/>
+      <w:pPr>
+        <w:tabs>
+          <w:tab w:val="num" w:pos="5040"/>
+        </w:tabs>
+        <w:ind w:left="5040" w:hanging="360"/>
+      </w:pPr>
+      <w:rPr>
+        <w:rFonts w:ascii="Wingdings" w:hAnsi="Wingdings" w:hint="default"/>
+        <w:sz w:val="20"/>
+      </w:rPr>
+    </w:lvl>
+    <w:lvl w:ilvl="7" w:tentative="1">
+      <w:start w:val="1"/>
+      <w:numFmt w:val="bullet"/>
+      <w:lvlText w:val=""/>
+      <w:lvlJc w:val="left"/>
+      <w:pPr>
+        <w:tabs>
+          <w:tab w:val="num" w:pos="5760"/>
+        </w:tabs>
+        <w:ind w:left="5760" w:hanging="360"/>
+      </w:pPr>
+      <w:rPr>
+        <w:rFonts w:ascii="Wingdings" w:hAnsi="Wingdings" w:hint="default"/>
+        <w:sz w:val="20"/>
+      </w:rPr>
+    </w:lvl>
+    <w:lvl w:ilvl="8" w:tentative="1">
+      <w:start w:val="1"/>
+      <w:numFmt w:val="bullet"/>
+      <w:lvlText w:val=""/>
+      <w:lvlJc w:val="left"/>
+      <w:pPr>
+        <w:tabs>
+          <w:tab w:val="num" w:pos="6480"/>
+        </w:tabs>
+        <w:ind w:left="6480" w:hanging="360"/>
+      </w:pPr>
+      <w:rPr>
+        <w:rFonts w:ascii="Wingdings" w:hAnsi="Wingdings" w:hint="default"/>
+        <w:sz w:val="20"/>
+      </w:rPr>
+    </w:lvl>
+  </w:abstractNum>
+  <w:abstractNum w:abstractNumId="25" w15:restartNumberingAfterBreak="0">
     <w:nsid w:val="36243EC5"/>
     <w:multiLevelType w:val="hybridMultilevel"/>
     <w:tmpl w:val="6A6C3886"/>
@@ -4355,7 +7734,7 @@
       </w:pPr>
     </w:lvl>
   </w:abstractNum>
-  <w:abstractNum w:abstractNumId="22" w15:restartNumberingAfterBreak="0">
+  <w:abstractNum w:abstractNumId="26" w15:restartNumberingAfterBreak="0">
     <w:nsid w:val="365B7655"/>
     <w:multiLevelType w:val="multilevel"/>
     <w:tmpl w:val="C366B8E2"/>
@@ -4504,7 +7883,7 @@
       </w:rPr>
     </w:lvl>
   </w:abstractNum>
-  <w:abstractNum w:abstractNumId="23" w15:restartNumberingAfterBreak="0">
+  <w:abstractNum w:abstractNumId="27" w15:restartNumberingAfterBreak="0">
     <w:nsid w:val="382824C5"/>
     <w:multiLevelType w:val="multilevel"/>
     <w:tmpl w:val="7F86977E"/>
@@ -4653,7 +8032,7 @@
       </w:rPr>
     </w:lvl>
   </w:abstractNum>
-  <w:abstractNum w:abstractNumId="24" w15:restartNumberingAfterBreak="0">
+  <w:abstractNum w:abstractNumId="28" w15:restartNumberingAfterBreak="0">
     <w:nsid w:val="38554EE8"/>
     <w:multiLevelType w:val="multilevel"/>
     <w:tmpl w:val="B54217D4"/>
@@ -4802,7 +8181,7 @@
       </w:rPr>
     </w:lvl>
   </w:abstractNum>
-  <w:abstractNum w:abstractNumId="25" w15:restartNumberingAfterBreak="0">
+  <w:abstractNum w:abstractNumId="29" w15:restartNumberingAfterBreak="0">
     <w:nsid w:val="3910541C"/>
     <w:multiLevelType w:val="multilevel"/>
     <w:tmpl w:val="D834C760"/>
@@ -4951,7 +8330,7 @@
       </w:rPr>
     </w:lvl>
   </w:abstractNum>
-  <w:abstractNum w:abstractNumId="26" w15:restartNumberingAfterBreak="0">
+  <w:abstractNum w:abstractNumId="30" w15:restartNumberingAfterBreak="0">
     <w:nsid w:val="3DAE0CC1"/>
     <w:multiLevelType w:val="multilevel"/>
     <w:tmpl w:val="D0305FF6"/>
@@ -5064,7 +8443,7 @@
       </w:pPr>
     </w:lvl>
   </w:abstractNum>
-  <w:abstractNum w:abstractNumId="27" w15:restartNumberingAfterBreak="0">
+  <w:abstractNum w:abstractNumId="31" w15:restartNumberingAfterBreak="0">
     <w:nsid w:val="3E933DA1"/>
     <w:multiLevelType w:val="multilevel"/>
     <w:tmpl w:val="F1561678"/>
@@ -5213,7 +8592,7 @@
       </w:rPr>
     </w:lvl>
   </w:abstractNum>
-  <w:abstractNum w:abstractNumId="28" w15:restartNumberingAfterBreak="0">
+  <w:abstractNum w:abstractNumId="32" w15:restartNumberingAfterBreak="0">
     <w:nsid w:val="3EB02634"/>
     <w:multiLevelType w:val="multilevel"/>
     <w:tmpl w:val="BA226344"/>
@@ -5362,7 +8741,156 @@
       </w:rPr>
     </w:lvl>
   </w:abstractNum>
-  <w:abstractNum w:abstractNumId="29" w15:restartNumberingAfterBreak="0">
+  <w:abstractNum w:abstractNumId="33" w15:restartNumberingAfterBreak="0">
+    <w:nsid w:val="3ECA1C56"/>
+    <w:multiLevelType w:val="multilevel"/>
+    <w:tmpl w:val="90582042"/>
+    <w:lvl w:ilvl="0">
+      <w:start w:val="1"/>
+      <w:numFmt w:val="bullet"/>
+      <w:lvlText w:val=""/>
+      <w:lvlJc w:val="left"/>
+      <w:pPr>
+        <w:tabs>
+          <w:tab w:val="num" w:pos="720"/>
+        </w:tabs>
+        <w:ind w:left="720" w:hanging="360"/>
+      </w:pPr>
+      <w:rPr>
+        <w:rFonts w:ascii="Symbol" w:hAnsi="Symbol" w:hint="default"/>
+        <w:sz w:val="20"/>
+      </w:rPr>
+    </w:lvl>
+    <w:lvl w:ilvl="1" w:tentative="1">
+      <w:start w:val="1"/>
+      <w:numFmt w:val="bullet"/>
+      <w:lvlText w:val="o"/>
+      <w:lvlJc w:val="left"/>
+      <w:pPr>
+        <w:tabs>
+          <w:tab w:val="num" w:pos="1440"/>
+        </w:tabs>
+        <w:ind w:left="1440" w:hanging="360"/>
+      </w:pPr>
+      <w:rPr>
+        <w:rFonts w:ascii="Courier New" w:hAnsi="Courier New" w:hint="default"/>
+        <w:sz w:val="20"/>
+      </w:rPr>
+    </w:lvl>
+    <w:lvl w:ilvl="2" w:tentative="1">
+      <w:start w:val="1"/>
+      <w:numFmt w:val="bullet"/>
+      <w:lvlText w:val=""/>
+      <w:lvlJc w:val="left"/>
+      <w:pPr>
+        <w:tabs>
+          <w:tab w:val="num" w:pos="2160"/>
+        </w:tabs>
+        <w:ind w:left="2160" w:hanging="360"/>
+      </w:pPr>
+      <w:rPr>
+        <w:rFonts w:ascii="Wingdings" w:hAnsi="Wingdings" w:hint="default"/>
+        <w:sz w:val="20"/>
+      </w:rPr>
+    </w:lvl>
+    <w:lvl w:ilvl="3" w:tentative="1">
+      <w:start w:val="1"/>
+      <w:numFmt w:val="bullet"/>
+      <w:lvlText w:val=""/>
+      <w:lvlJc w:val="left"/>
+      <w:pPr>
+        <w:tabs>
+          <w:tab w:val="num" w:pos="2880"/>
+        </w:tabs>
+        <w:ind w:left="2880" w:hanging="360"/>
+      </w:pPr>
+      <w:rPr>
+        <w:rFonts w:ascii="Wingdings" w:hAnsi="Wingdings" w:hint="default"/>
+        <w:sz w:val="20"/>
+      </w:rPr>
+    </w:lvl>
+    <w:lvl w:ilvl="4" w:tentative="1">
+      <w:start w:val="1"/>
+      <w:numFmt w:val="bullet"/>
+      <w:lvlText w:val=""/>
+      <w:lvlJc w:val="left"/>
+      <w:pPr>
+        <w:tabs>
+          <w:tab w:val="num" w:pos="3600"/>
+        </w:tabs>
+        <w:ind w:left="3600" w:hanging="360"/>
+      </w:pPr>
+      <w:rPr>
+        <w:rFonts w:ascii="Wingdings" w:hAnsi="Wingdings" w:hint="default"/>
+        <w:sz w:val="20"/>
+      </w:rPr>
+    </w:lvl>
+    <w:lvl w:ilvl="5" w:tentative="1">
+      <w:start w:val="1"/>
+      <w:numFmt w:val="bullet"/>
+      <w:lvlText w:val=""/>
+      <w:lvlJc w:val="left"/>
+      <w:pPr>
+        <w:tabs>
+          <w:tab w:val="num" w:pos="4320"/>
+        </w:tabs>
+        <w:ind w:left="4320" w:hanging="360"/>
+      </w:pPr>
+      <w:rPr>
+        <w:rFonts w:ascii="Wingdings" w:hAnsi="Wingdings" w:hint="default"/>
+        <w:sz w:val="20"/>
+      </w:rPr>
+    </w:lvl>
+    <w:lvl w:ilvl="6" w:tentative="1">
+      <w:start w:val="1"/>
+      <w:numFmt w:val="bullet"/>
+      <w:lvlText w:val=""/>
+      <w:lvlJc w:val="left"/>
+      <w:pPr>
+        <w:tabs>
+          <w:tab w:val="num" w:pos="5040"/>
+        </w:tabs>
+        <w:ind w:left="5040" w:hanging="360"/>
+      </w:pPr>
+      <w:rPr>
+        <w:rFonts w:ascii="Wingdings" w:hAnsi="Wingdings" w:hint="default"/>
+        <w:sz w:val="20"/>
+      </w:rPr>
+    </w:lvl>
+    <w:lvl w:ilvl="7" w:tentative="1">
+      <w:start w:val="1"/>
+      <w:numFmt w:val="bullet"/>
+      <w:lvlText w:val=""/>
+      <w:lvlJc w:val="left"/>
+      <w:pPr>
+        <w:tabs>
+          <w:tab w:val="num" w:pos="5760"/>
+        </w:tabs>
+        <w:ind w:left="5760" w:hanging="360"/>
+      </w:pPr>
+      <w:rPr>
+        <w:rFonts w:ascii="Wingdings" w:hAnsi="Wingdings" w:hint="default"/>
+        <w:sz w:val="20"/>
+      </w:rPr>
+    </w:lvl>
+    <w:lvl w:ilvl="8" w:tentative="1">
+      <w:start w:val="1"/>
+      <w:numFmt w:val="bullet"/>
+      <w:lvlText w:val=""/>
+      <w:lvlJc w:val="left"/>
+      <w:pPr>
+        <w:tabs>
+          <w:tab w:val="num" w:pos="6480"/>
+        </w:tabs>
+        <w:ind w:left="6480" w:hanging="360"/>
+      </w:pPr>
+      <w:rPr>
+        <w:rFonts w:ascii="Wingdings" w:hAnsi="Wingdings" w:hint="default"/>
+        <w:sz w:val="20"/>
+      </w:rPr>
+    </w:lvl>
+  </w:abstractNum>
+  <w:abstractNum w:abstractNumId="34" w15:restartNumberingAfterBreak="0">
     <w:nsid w:val="40787F28"/>
     <w:multiLevelType w:val="multilevel"/>
     <w:tmpl w:val="CDDAA9B8"/>
@@ -5511,7 +9039,7 @@
       </w:rPr>
     </w:lvl>
   </w:abstractNum>
-  <w:abstractNum w:abstractNumId="30" w15:restartNumberingAfterBreak="0">
+  <w:abstractNum w:abstractNumId="35" w15:restartNumberingAfterBreak="0">
     <w:nsid w:val="407F781C"/>
     <w:multiLevelType w:val="multilevel"/>
     <w:tmpl w:val="128E32A2"/>
@@ -5624,7 +9152,7 @@
       </w:pPr>
     </w:lvl>
   </w:abstractNum>
-  <w:abstractNum w:abstractNumId="31" w15:restartNumberingAfterBreak="0">
+  <w:abstractNum w:abstractNumId="36" w15:restartNumberingAfterBreak="0">
     <w:nsid w:val="41BA3989"/>
     <w:multiLevelType w:val="multilevel"/>
     <w:tmpl w:val="073AAFA2"/>
@@ -5773,7 +9301,7 @@
       </w:rPr>
     </w:lvl>
   </w:abstractNum>
-  <w:abstractNum w:abstractNumId="32" w15:restartNumberingAfterBreak="0">
+  <w:abstractNum w:abstractNumId="37" w15:restartNumberingAfterBreak="0">
     <w:nsid w:val="42131A4B"/>
     <w:multiLevelType w:val="multilevel"/>
     <w:tmpl w:val="D0806716"/>
@@ -5922,7 +9450,7 @@
       </w:rPr>
     </w:lvl>
   </w:abstractNum>
-  <w:abstractNum w:abstractNumId="33" w15:restartNumberingAfterBreak="0">
+  <w:abstractNum w:abstractNumId="38" w15:restartNumberingAfterBreak="0">
     <w:nsid w:val="43000B16"/>
     <w:multiLevelType w:val="multilevel"/>
     <w:tmpl w:val="E2381AEE"/>
@@ -6071,7 +9599,7 @@
       </w:rPr>
     </w:lvl>
   </w:abstractNum>
-  <w:abstractNum w:abstractNumId="34" w15:restartNumberingAfterBreak="0">
+  <w:abstractNum w:abstractNumId="39" w15:restartNumberingAfterBreak="0">
     <w:nsid w:val="4367124F"/>
     <w:multiLevelType w:val="multilevel"/>
     <w:tmpl w:val="07D0098A"/>
@@ -6220,7 +9748,7 @@
       </w:rPr>
     </w:lvl>
   </w:abstractNum>
-  <w:abstractNum w:abstractNumId="35" w15:restartNumberingAfterBreak="0">
+  <w:abstractNum w:abstractNumId="40" w15:restartNumberingAfterBreak="0">
     <w:nsid w:val="43E26A0C"/>
     <w:multiLevelType w:val="multilevel"/>
     <w:tmpl w:val="2BD602A6"/>
@@ -6369,7 +9897,7 @@
       </w:rPr>
     </w:lvl>
   </w:abstractNum>
-  <w:abstractNum w:abstractNumId="36" w15:restartNumberingAfterBreak="0">
+  <w:abstractNum w:abstractNumId="41" w15:restartNumberingAfterBreak="0">
     <w:nsid w:val="43EE560F"/>
     <w:multiLevelType w:val="multilevel"/>
     <w:tmpl w:val="AE4E9D64"/>
@@ -6518,7 +10046,96 @@
       </w:rPr>
     </w:lvl>
   </w:abstractNum>
-  <w:abstractNum w:abstractNumId="37" w15:restartNumberingAfterBreak="0">
+  <w:abstractNum w:abstractNumId="42" w15:restartNumberingAfterBreak="0">
+    <w:nsid w:val="45160F18"/>
+    <w:multiLevelType w:val="hybridMultilevel"/>
+    <w:tmpl w:val="7B1EC860"/>
+    <w:lvl w:ilvl="0" w:tplc="0409000F">
+      <w:start w:val="1"/>
+      <w:numFmt w:val="decimal"/>
+      <w:lvlText w:val="%1."/>
+      <w:lvlJc w:val="left"/>
+      <w:pPr>
+        <w:ind w:left="720" w:hanging="360"/>
+      </w:pPr>
+      <w:rPr>
+        <w:rFonts w:hint="default"/>
+      </w:rPr>
+    </w:lvl>
+    <w:lvl w:ilvl="1" w:tplc="04090019" w:tentative="1">
+      <w:start w:val="1"/>
+      <w:numFmt w:val="lowerLetter"/>
+      <w:lvlText w:val="%2."/>
+      <w:lvlJc w:val="left"/>
+      <w:pPr>
+        <w:ind w:left="1440" w:hanging="360"/>
+      </w:pPr>
+    </w:lvl>
+    <w:lvl w:ilvl="2" w:tplc="0409001B" w:tentative="1">
+      <w:start w:val="1"/>
+      <w:numFmt w:val="lowerRoman"/>
+      <w:lvlText w:val="%3."/>
+      <w:lvlJc w:val="right"/>
+      <w:pPr>
+        <w:ind w:left="2160" w:hanging="180"/>
+      </w:pPr>
+    </w:lvl>
+    <w:lvl w:ilvl="3" w:tplc="0409000F" w:tentative="1">
+      <w:start w:val="1"/>
+      <w:numFmt w:val="decimal"/>
+      <w:lvlText w:val="%4."/>
+      <w:lvlJc w:val="left"/>
+      <w:pPr>
+        <w:ind w:left="2880" w:hanging="360"/>
+      </w:pPr>
+    </w:lvl>
+    <w:lvl w:ilvl="4" w:tplc="04090019" w:tentative="1">
+      <w:start w:val="1"/>
+      <w:numFmt w:val="lowerLetter"/>
+      <w:lvlText w:val="%5."/>
+      <w:lvlJc w:val="left"/>
+      <w:pPr>
+        <w:ind w:left="3600" w:hanging="360"/>
+      </w:pPr>
+    </w:lvl>
+    <w:lvl w:ilvl="5" w:tplc="0409001B" w:tentative="1">
+      <w:start w:val="1"/>
+      <w:numFmt w:val="lowerRoman"/>
+      <w:lvlText w:val="%6."/>
+      <w:lvlJc w:val="right"/>
+      <w:pPr>
+        <w:ind w:left="4320" w:hanging="180"/>
+      </w:pPr>
+    </w:lvl>
+    <w:lvl w:ilvl="6" w:tplc="0409000F" w:tentative="1">
+      <w:start w:val="1"/>
+      <w:numFmt w:val="decimal"/>
+      <w:lvlText w:val="%7."/>
+      <w:lvlJc w:val="left"/>
+      <w:pPr>
+        <w:ind w:left="5040" w:hanging="360"/>
+      </w:pPr>
+    </w:lvl>
+    <w:lvl w:ilvl="7" w:tplc="04090019" w:tentative="1">
+      <w:start w:val="1"/>
+      <w:numFmt w:val="lowerLetter"/>
+      <w:lvlText w:val="%8."/>
+      <w:lvlJc w:val="left"/>
+      <w:pPr>
+        <w:ind w:left="5760" w:hanging="360"/>
+      </w:pPr>
+    </w:lvl>
+    <w:lvl w:ilvl="8" w:tplc="0409001B" w:tentative="1">
+      <w:start w:val="1"/>
+      <w:numFmt w:val="lowerRoman"/>
+      <w:lvlText w:val="%9."/>
+      <w:lvlJc w:val="right"/>
+      <w:pPr>
+        <w:ind w:left="6480" w:hanging="180"/>
+      </w:pPr>
+    </w:lvl>
+  </w:abstractNum>
+  <w:abstractNum w:abstractNumId="43" w15:restartNumberingAfterBreak="0">
     <w:nsid w:val="46C11485"/>
     <w:multiLevelType w:val="multilevel"/>
     <w:tmpl w:val="E996B75E"/>
@@ -6667,7 +10284,7 @@
       </w:rPr>
     </w:lvl>
   </w:abstractNum>
-  <w:abstractNum w:abstractNumId="38" w15:restartNumberingAfterBreak="0">
+  <w:abstractNum w:abstractNumId="44" w15:restartNumberingAfterBreak="0">
     <w:nsid w:val="47361CB7"/>
     <w:multiLevelType w:val="multilevel"/>
     <w:tmpl w:val="799CBA8E"/>
@@ -6816,7 +10433,7 @@
       </w:rPr>
     </w:lvl>
   </w:abstractNum>
-  <w:abstractNum w:abstractNumId="39" w15:restartNumberingAfterBreak="0">
+  <w:abstractNum w:abstractNumId="45" w15:restartNumberingAfterBreak="0">
     <w:nsid w:val="47973F5D"/>
     <w:multiLevelType w:val="multilevel"/>
     <w:tmpl w:val="44E6830E"/>
@@ -6965,7 +10582,7 @@
       </w:rPr>
     </w:lvl>
   </w:abstractNum>
-  <w:abstractNum w:abstractNumId="40" w15:restartNumberingAfterBreak="0">
+  <w:abstractNum w:abstractNumId="46" w15:restartNumberingAfterBreak="0">
     <w:nsid w:val="4C535674"/>
     <w:multiLevelType w:val="multilevel"/>
     <w:tmpl w:val="ECECA0EA"/>
@@ -7114,7 +10731,7 @@
       </w:rPr>
     </w:lvl>
   </w:abstractNum>
-  <w:abstractNum w:abstractNumId="41" w15:restartNumberingAfterBreak="0">
+  <w:abstractNum w:abstractNumId="47" w15:restartNumberingAfterBreak="0">
     <w:nsid w:val="500D56B5"/>
     <w:multiLevelType w:val="multilevel"/>
     <w:tmpl w:val="2814D554"/>
@@ -7259,7 +10876,7 @@
       </w:rPr>
     </w:lvl>
   </w:abstractNum>
-  <w:abstractNum w:abstractNumId="42" w15:restartNumberingAfterBreak="0">
+  <w:abstractNum w:abstractNumId="48" w15:restartNumberingAfterBreak="0">
     <w:nsid w:val="52083F82"/>
     <w:multiLevelType w:val="multilevel"/>
     <w:tmpl w:val="487E946A"/>
@@ -7408,7 +11025,7 @@
       </w:rPr>
     </w:lvl>
   </w:abstractNum>
-  <w:abstractNum w:abstractNumId="43" w15:restartNumberingAfterBreak="0">
+  <w:abstractNum w:abstractNumId="49" w15:restartNumberingAfterBreak="0">
     <w:nsid w:val="570C1E5D"/>
     <w:multiLevelType w:val="multilevel"/>
     <w:tmpl w:val="27125340"/>
@@ -7557,7 +11174,7 @@
       </w:rPr>
     </w:lvl>
   </w:abstractNum>
-  <w:abstractNum w:abstractNumId="44" w15:restartNumberingAfterBreak="0">
+  <w:abstractNum w:abstractNumId="50" w15:restartNumberingAfterBreak="0">
     <w:nsid w:val="5B9D6C5D"/>
     <w:multiLevelType w:val="multilevel"/>
     <w:tmpl w:val="F2A8D266"/>
@@ -7706,7 +11323,7 @@
       </w:rPr>
     </w:lvl>
   </w:abstractNum>
-  <w:abstractNum w:abstractNumId="45" w15:restartNumberingAfterBreak="0">
+  <w:abstractNum w:abstractNumId="51" w15:restartNumberingAfterBreak="0">
     <w:nsid w:val="5BA5020A"/>
     <w:multiLevelType w:val="multilevel"/>
     <w:tmpl w:val="BACEE942"/>
@@ -7855,7 +11472,7 @@
       </w:rPr>
     </w:lvl>
   </w:abstractNum>
-  <w:abstractNum w:abstractNumId="46" w15:restartNumberingAfterBreak="0">
+  <w:abstractNum w:abstractNumId="52" w15:restartNumberingAfterBreak="0">
     <w:nsid w:val="5D3F0EB2"/>
     <w:multiLevelType w:val="multilevel"/>
     <w:tmpl w:val="F064E71E"/>
@@ -8004,7 +11621,7 @@
       </w:rPr>
     </w:lvl>
   </w:abstractNum>
-  <w:abstractNum w:abstractNumId="47" w15:restartNumberingAfterBreak="0">
+  <w:abstractNum w:abstractNumId="53" w15:restartNumberingAfterBreak="0">
     <w:nsid w:val="637D787D"/>
     <w:multiLevelType w:val="multilevel"/>
     <w:tmpl w:val="47726D0E"/>
@@ -8153,7 +11770,7 @@
       </w:rPr>
     </w:lvl>
   </w:abstractNum>
-  <w:abstractNum w:abstractNumId="48" w15:restartNumberingAfterBreak="0">
+  <w:abstractNum w:abstractNumId="54" w15:restartNumberingAfterBreak="0">
     <w:nsid w:val="6663373E"/>
     <w:multiLevelType w:val="multilevel"/>
     <w:tmpl w:val="03A6382C"/>
@@ -8302,7 +11919,7 @@
       </w:rPr>
     </w:lvl>
   </w:abstractNum>
-  <w:abstractNum w:abstractNumId="49" w15:restartNumberingAfterBreak="0">
+  <w:abstractNum w:abstractNumId="55" w15:restartNumberingAfterBreak="0">
     <w:nsid w:val="68E45071"/>
     <w:multiLevelType w:val="multilevel"/>
     <w:tmpl w:val="757820BC"/>
@@ -8451,7 +12068,7 @@
       </w:rPr>
     </w:lvl>
   </w:abstractNum>
-  <w:abstractNum w:abstractNumId="50" w15:restartNumberingAfterBreak="0">
+  <w:abstractNum w:abstractNumId="56" w15:restartNumberingAfterBreak="0">
     <w:nsid w:val="6FFE2D97"/>
     <w:multiLevelType w:val="multilevel"/>
     <w:tmpl w:val="596C1A22"/>
@@ -8600,7 +12217,7 @@
       </w:rPr>
     </w:lvl>
   </w:abstractNum>
-  <w:abstractNum w:abstractNumId="51" w15:restartNumberingAfterBreak="0">
+  <w:abstractNum w:abstractNumId="57" w15:restartNumberingAfterBreak="0">
     <w:nsid w:val="71F109CF"/>
     <w:multiLevelType w:val="multilevel"/>
     <w:tmpl w:val="D60E769C"/>
@@ -8749,7 +12366,7 @@
       </w:rPr>
     </w:lvl>
   </w:abstractNum>
-  <w:abstractNum w:abstractNumId="52" w15:restartNumberingAfterBreak="0">
+  <w:abstractNum w:abstractNumId="58" w15:restartNumberingAfterBreak="0">
     <w:nsid w:val="7218572D"/>
     <w:multiLevelType w:val="multilevel"/>
     <w:tmpl w:val="3CDE930E"/>
@@ -8898,7 +12515,7 @@
       </w:rPr>
     </w:lvl>
   </w:abstractNum>
-  <w:abstractNum w:abstractNumId="53" w15:restartNumberingAfterBreak="0">
+  <w:abstractNum w:abstractNumId="59" w15:restartNumberingAfterBreak="0">
     <w:nsid w:val="74A36300"/>
     <w:multiLevelType w:val="multilevel"/>
     <w:tmpl w:val="69127098"/>
@@ -9047,7 +12664,7 @@
       </w:rPr>
     </w:lvl>
   </w:abstractNum>
-  <w:abstractNum w:abstractNumId="54" w15:restartNumberingAfterBreak="0">
+  <w:abstractNum w:abstractNumId="60" w15:restartNumberingAfterBreak="0">
     <w:nsid w:val="75DC56F8"/>
     <w:multiLevelType w:val="multilevel"/>
     <w:tmpl w:val="46FCA036"/>
@@ -9196,7 +12813,7 @@
       </w:rPr>
     </w:lvl>
   </w:abstractNum>
-  <w:abstractNum w:abstractNumId="55" w15:restartNumberingAfterBreak="0">
+  <w:abstractNum w:abstractNumId="61" w15:restartNumberingAfterBreak="0">
     <w:nsid w:val="781E6EED"/>
     <w:multiLevelType w:val="multilevel"/>
     <w:tmpl w:val="765C0CB8"/>
@@ -9345,7 +12962,7 @@
       </w:rPr>
     </w:lvl>
   </w:abstractNum>
-  <w:abstractNum w:abstractNumId="56" w15:restartNumberingAfterBreak="0">
+  <w:abstractNum w:abstractNumId="62" w15:restartNumberingAfterBreak="0">
     <w:nsid w:val="78930290"/>
     <w:multiLevelType w:val="multilevel"/>
     <w:tmpl w:val="EB9A29EC"/>
@@ -9494,7 +13111,156 @@
       </w:rPr>
     </w:lvl>
   </w:abstractNum>
-  <w:abstractNum w:abstractNumId="57" w15:restartNumberingAfterBreak="0">
+  <w:abstractNum w:abstractNumId="63" w15:restartNumberingAfterBreak="0">
+    <w:nsid w:val="790A5107"/>
+    <w:multiLevelType w:val="multilevel"/>
+    <w:tmpl w:val="5A525CB6"/>
+    <w:lvl w:ilvl="0">
+      <w:start w:val="1"/>
+      <w:numFmt w:val="bullet"/>
+      <w:lvlText w:val=""/>
+      <w:lvlJc w:val="left"/>
+      <w:pPr>
+        <w:tabs>
+          <w:tab w:val="num" w:pos="720"/>
+        </w:tabs>
+        <w:ind w:left="720" w:hanging="360"/>
+      </w:pPr>
+      <w:rPr>
+        <w:rFonts w:ascii="Symbol" w:hAnsi="Symbol" w:hint="default"/>
+        <w:sz w:val="20"/>
+      </w:rPr>
+    </w:lvl>
+    <w:lvl w:ilvl="1" w:tentative="1">
+      <w:start w:val="1"/>
+      <w:numFmt w:val="bullet"/>
+      <w:lvlText w:val="o"/>
+      <w:lvlJc w:val="left"/>
+      <w:pPr>
+        <w:tabs>
+          <w:tab w:val="num" w:pos="1440"/>
+        </w:tabs>
+        <w:ind w:left="1440" w:hanging="360"/>
+      </w:pPr>
+      <w:rPr>
+        <w:rFonts w:ascii="Courier New" w:hAnsi="Courier New" w:hint="default"/>
+        <w:sz w:val="20"/>
+      </w:rPr>
+    </w:lvl>
+    <w:lvl w:ilvl="2" w:tentative="1">
+      <w:start w:val="1"/>
+      <w:numFmt w:val="bullet"/>
+      <w:lvlText w:val=""/>
+      <w:lvlJc w:val="left"/>
+      <w:pPr>
+        <w:tabs>
+          <w:tab w:val="num" w:pos="2160"/>
+        </w:tabs>
+        <w:ind w:left="2160" w:hanging="360"/>
+      </w:pPr>
+      <w:rPr>
+        <w:rFonts w:ascii="Wingdings" w:hAnsi="Wingdings" w:hint="default"/>
+        <w:sz w:val="20"/>
+      </w:rPr>
+    </w:lvl>
+    <w:lvl w:ilvl="3" w:tentative="1">
+      <w:start w:val="1"/>
+      <w:numFmt w:val="bullet"/>
+      <w:lvlText w:val=""/>
+      <w:lvlJc w:val="left"/>
+      <w:pPr>
+        <w:tabs>
+          <w:tab w:val="num" w:pos="2880"/>
+        </w:tabs>
+        <w:ind w:left="2880" w:hanging="360"/>
+      </w:pPr>
+      <w:rPr>
+        <w:rFonts w:ascii="Wingdings" w:hAnsi="Wingdings" w:hint="default"/>
+        <w:sz w:val="20"/>
+      </w:rPr>
+    </w:lvl>
+    <w:lvl w:ilvl="4" w:tentative="1">
+      <w:start w:val="1"/>
+      <w:numFmt w:val="bullet"/>
+      <w:lvlText w:val=""/>
+      <w:lvlJc w:val="left"/>
+      <w:pPr>
+        <w:tabs>
+          <w:tab w:val="num" w:pos="3600"/>
+        </w:tabs>
+        <w:ind w:left="3600" w:hanging="360"/>
+      </w:pPr>
+      <w:rPr>
+        <w:rFonts w:ascii="Wingdings" w:hAnsi="Wingdings" w:hint="default"/>
+        <w:sz w:val="20"/>
+      </w:rPr>
+    </w:lvl>
+    <w:lvl w:ilvl="5" w:tentative="1">
+      <w:start w:val="1"/>
+      <w:numFmt w:val="bullet"/>
+      <w:lvlText w:val=""/>
+      <w:lvlJc w:val="left"/>
+      <w:pPr>
+        <w:tabs>
+          <w:tab w:val="num" w:pos="4320"/>
+        </w:tabs>
+        <w:ind w:left="4320" w:hanging="360"/>
+      </w:pPr>
+      <w:rPr>
+        <w:rFonts w:ascii="Wingdings" w:hAnsi="Wingdings" w:hint="default"/>
+        <w:sz w:val="20"/>
+      </w:rPr>
+    </w:lvl>
+    <w:lvl w:ilvl="6" w:tentative="1">
+      <w:start w:val="1"/>
+      <w:numFmt w:val="bullet"/>
+      <w:lvlText w:val=""/>
+      <w:lvlJc w:val="left"/>
+      <w:pPr>
+        <w:tabs>
+          <w:tab w:val="num" w:pos="5040"/>
+        </w:tabs>
+        <w:ind w:left="5040" w:hanging="360"/>
+      </w:pPr>
+      <w:rPr>
+        <w:rFonts w:ascii="Wingdings" w:hAnsi="Wingdings" w:hint="default"/>
+        <w:sz w:val="20"/>
+      </w:rPr>
+    </w:lvl>
+    <w:lvl w:ilvl="7" w:tentative="1">
+      <w:start w:val="1"/>
+      <w:numFmt w:val="bullet"/>
+      <w:lvlText w:val=""/>
+      <w:lvlJc w:val="left"/>
+      <w:pPr>
+        <w:tabs>
+          <w:tab w:val="num" w:pos="5760"/>
+        </w:tabs>
+        <w:ind w:left="5760" w:hanging="360"/>
+      </w:pPr>
+      <w:rPr>
+        <w:rFonts w:ascii="Wingdings" w:hAnsi="Wingdings" w:hint="default"/>
+        <w:sz w:val="20"/>
+      </w:rPr>
+    </w:lvl>
+    <w:lvl w:ilvl="8" w:tentative="1">
+      <w:start w:val="1"/>
+      <w:numFmt w:val="bullet"/>
+      <w:lvlText w:val=""/>
+      <w:lvlJc w:val="left"/>
+      <w:pPr>
+        <w:tabs>
+          <w:tab w:val="num" w:pos="6480"/>
+        </w:tabs>
+        <w:ind w:left="6480" w:hanging="360"/>
+      </w:pPr>
+      <w:rPr>
+        <w:rFonts w:ascii="Wingdings" w:hAnsi="Wingdings" w:hint="default"/>
+        <w:sz w:val="20"/>
+      </w:rPr>
+    </w:lvl>
+  </w:abstractNum>
+  <w:abstractNum w:abstractNumId="64" w15:restartNumberingAfterBreak="0">
     <w:nsid w:val="79C53DEF"/>
     <w:multiLevelType w:val="multilevel"/>
     <w:tmpl w:val="5546EBB4"/>
@@ -9643,7 +13409,7 @@
       </w:rPr>
     </w:lvl>
   </w:abstractNum>
-  <w:abstractNum w:abstractNumId="58" w15:restartNumberingAfterBreak="0">
+  <w:abstractNum w:abstractNumId="65" w15:restartNumberingAfterBreak="0">
     <w:nsid w:val="7A8F04C0"/>
     <w:multiLevelType w:val="multilevel"/>
     <w:tmpl w:val="B3740524"/>
@@ -9792,7 +13558,7 @@
       </w:rPr>
     </w:lvl>
   </w:abstractNum>
-  <w:abstractNum w:abstractNumId="59" w15:restartNumberingAfterBreak="0">
+  <w:abstractNum w:abstractNumId="66" w15:restartNumberingAfterBreak="0">
     <w:nsid w:val="7C8D0ABC"/>
     <w:multiLevelType w:val="multilevel"/>
     <w:tmpl w:val="F81AC82A"/>
@@ -9942,100 +13708,100 @@
     </w:lvl>
   </w:abstractNum>
   <w:num w:numId="1" w16cid:durableId="311445360">
-    <w:abstractNumId w:val="32"/>
+    <w:abstractNumId w:val="37"/>
   </w:num>
   <w:num w:numId="2" w16cid:durableId="694236627">
+    <w:abstractNumId w:val="55"/>
+  </w:num>
+  <w:num w:numId="3" w16cid:durableId="1366056432">
+    <w:abstractNumId w:val="41"/>
+  </w:num>
+  <w:num w:numId="4" w16cid:durableId="320817826">
+    <w:abstractNumId w:val="58"/>
+  </w:num>
+  <w:num w:numId="5" w16cid:durableId="997347819">
+    <w:abstractNumId w:val="13"/>
+  </w:num>
+  <w:num w:numId="6" w16cid:durableId="1661156578">
+    <w:abstractNumId w:val="11"/>
+  </w:num>
+  <w:num w:numId="7" w16cid:durableId="105581292">
+    <w:abstractNumId w:val="56"/>
+  </w:num>
+  <w:num w:numId="8" w16cid:durableId="1215510414">
+    <w:abstractNumId w:val="38"/>
+  </w:num>
+  <w:num w:numId="9" w16cid:durableId="644890424">
+    <w:abstractNumId w:val="44"/>
+  </w:num>
+  <w:num w:numId="10" w16cid:durableId="462774561">
+    <w:abstractNumId w:val="45"/>
+  </w:num>
+  <w:num w:numId="11" w16cid:durableId="411008877">
     <w:abstractNumId w:val="49"/>
   </w:num>
-  <w:num w:numId="3" w16cid:durableId="1366056432">
-    <w:abstractNumId w:val="36"/>
-  </w:num>
-  <w:num w:numId="4" w16cid:durableId="320817826">
-    <w:abstractNumId w:val="52"/>
-  </w:num>
-  <w:num w:numId="5" w16cid:durableId="997347819">
-    <w:abstractNumId w:val="12"/>
-  </w:num>
-  <w:num w:numId="6" w16cid:durableId="1661156578">
-    <w:abstractNumId w:val="10"/>
-  </w:num>
-  <w:num w:numId="7" w16cid:durableId="105581292">
-    <w:abstractNumId w:val="50"/>
-  </w:num>
-  <w:num w:numId="8" w16cid:durableId="1215510414">
-    <w:abstractNumId w:val="33"/>
-  </w:num>
-  <w:num w:numId="9" w16cid:durableId="644890424">
-    <w:abstractNumId w:val="38"/>
-  </w:num>
-  <w:num w:numId="10" w16cid:durableId="462774561">
-    <w:abstractNumId w:val="39"/>
-  </w:num>
-  <w:num w:numId="11" w16cid:durableId="411008877">
-    <w:abstractNumId w:val="43"/>
-  </w:num>
   <w:num w:numId="12" w16cid:durableId="477921168">
-    <w:abstractNumId w:val="55"/>
+    <w:abstractNumId w:val="61"/>
   </w:num>
   <w:num w:numId="13" w16cid:durableId="497696088">
     <w:abstractNumId w:val="7"/>
   </w:num>
   <w:num w:numId="14" w16cid:durableId="651444628">
-    <w:abstractNumId w:val="18"/>
+    <w:abstractNumId w:val="21"/>
   </w:num>
   <w:num w:numId="15" w16cid:durableId="2075615576">
     <w:abstractNumId w:val="0"/>
   </w:num>
   <w:num w:numId="16" w16cid:durableId="749038358">
-    <w:abstractNumId w:val="17"/>
+    <w:abstractNumId w:val="20"/>
   </w:num>
   <w:num w:numId="17" w16cid:durableId="797184374">
-    <w:abstractNumId w:val="23"/>
+    <w:abstractNumId w:val="27"/>
   </w:num>
   <w:num w:numId="18" w16cid:durableId="2053722251">
-    <w:abstractNumId w:val="46"/>
+    <w:abstractNumId w:val="52"/>
   </w:num>
   <w:num w:numId="19" w16cid:durableId="739330424">
-    <w:abstractNumId w:val="21"/>
+    <w:abstractNumId w:val="25"/>
   </w:num>
   <w:num w:numId="20" w16cid:durableId="960915859">
-    <w:abstractNumId w:val="59"/>
+    <w:abstractNumId w:val="66"/>
   </w:num>
   <w:num w:numId="21" w16cid:durableId="521018327">
-    <w:abstractNumId w:val="16"/>
+    <w:abstractNumId w:val="19"/>
   </w:num>
   <w:num w:numId="22" w16cid:durableId="1923684076">
-    <w:abstractNumId w:val="57"/>
+    <w:abstractNumId w:val="64"/>
   </w:num>
   <w:num w:numId="23" w16cid:durableId="532769245">
-    <w:abstractNumId w:val="37"/>
+    <w:abstractNumId w:val="43"/>
   </w:num>
   <w:num w:numId="24" w16cid:durableId="892040551">
-    <w:abstractNumId w:val="29"/>
+    <w:abstractNumId w:val="34"/>
   </w:num>
   <w:num w:numId="25" w16cid:durableId="1594316287">
     <w:abstractNumId w:val="1"/>
   </w:num>
   <w:num w:numId="26" w16cid:durableId="158623216">
-    <w:abstractNumId w:val="11"/>
+    <w:abstractNumId w:val="12"/>
   </w:num>
   <w:num w:numId="27" w16cid:durableId="30031497">
-    <w:abstractNumId w:val="14"/>
+    <w:abstractNumId w:val="17"/>
   </w:num>
   <w:num w:numId="28" w16cid:durableId="344600477">
-    <w:abstractNumId w:val="25"/>
+    <w:abstractNumId w:val="29"/>
   </w:num>
   <w:num w:numId="29" w16cid:durableId="759177128">
-    <w:abstractNumId w:val="31"/>
+    <w:abstractNumId w:val="36"/>
   </w:num>
   <w:num w:numId="30" w16cid:durableId="522590706">
-    <w:abstractNumId w:val="19"/>
+    <w:abstractNumId w:val="22"/>
   </w:num>
   <w:num w:numId="31" w16cid:durableId="351956977">
     <w:abstractNumId w:val="2"/>
   </w:num>
   <w:num w:numId="32" w16cid:durableId="1409616933">
-    <w:abstractNumId w:val="24"/>
+    <w:abstractNumId w:val="28"/>
   </w:num>
   <w:num w:numId="33" w16cid:durableId="486164970">
     <w:abstractNumId w:val="8"/>
@@ -10044,82 +13810,103 @@
     <w:abstractNumId w:val="9"/>
   </w:num>
   <w:num w:numId="35" w16cid:durableId="1274895435">
-    <w:abstractNumId w:val="40"/>
+    <w:abstractNumId w:val="46"/>
   </w:num>
   <w:num w:numId="36" w16cid:durableId="1882130156">
     <w:abstractNumId w:val="4"/>
   </w:num>
   <w:num w:numId="37" w16cid:durableId="504899604">
+    <w:abstractNumId w:val="53"/>
+  </w:num>
+  <w:num w:numId="38" w16cid:durableId="2134668467">
     <w:abstractNumId w:val="47"/>
   </w:num>
-  <w:num w:numId="38" w16cid:durableId="2134668467">
-    <w:abstractNumId w:val="41"/>
-  </w:num>
   <w:num w:numId="39" w16cid:durableId="1119256043">
-    <w:abstractNumId w:val="28"/>
+    <w:abstractNumId w:val="32"/>
   </w:num>
   <w:num w:numId="40" w16cid:durableId="354771985">
-    <w:abstractNumId w:val="42"/>
+    <w:abstractNumId w:val="48"/>
   </w:num>
   <w:num w:numId="41" w16cid:durableId="745424367">
-    <w:abstractNumId w:val="27"/>
+    <w:abstractNumId w:val="31"/>
   </w:num>
   <w:num w:numId="42" w16cid:durableId="1559709230">
-    <w:abstractNumId w:val="15"/>
+    <w:abstractNumId w:val="18"/>
   </w:num>
   <w:num w:numId="43" w16cid:durableId="1018238037">
-    <w:abstractNumId w:val="13"/>
+    <w:abstractNumId w:val="16"/>
   </w:num>
   <w:num w:numId="44" w16cid:durableId="1616407979">
-    <w:abstractNumId w:val="30"/>
+    <w:abstractNumId w:val="35"/>
   </w:num>
   <w:num w:numId="45" w16cid:durableId="984551926">
     <w:abstractNumId w:val="5"/>
   </w:num>
   <w:num w:numId="46" w16cid:durableId="2067869811">
-    <w:abstractNumId w:val="35"/>
+    <w:abstractNumId w:val="40"/>
   </w:num>
   <w:num w:numId="47" w16cid:durableId="1126582773">
-    <w:abstractNumId w:val="58"/>
+    <w:abstractNumId w:val="65"/>
   </w:num>
   <w:num w:numId="48" w16cid:durableId="1934052554">
     <w:abstractNumId w:val="3"/>
   </w:num>
   <w:num w:numId="49" w16cid:durableId="1540632772">
-    <w:abstractNumId w:val="26"/>
+    <w:abstractNumId w:val="30"/>
   </w:num>
   <w:num w:numId="50" w16cid:durableId="1443645462">
     <w:abstractNumId w:val="6"/>
   </w:num>
   <w:num w:numId="51" w16cid:durableId="792403462">
-    <w:abstractNumId w:val="22"/>
+    <w:abstractNumId w:val="26"/>
   </w:num>
   <w:num w:numId="52" w16cid:durableId="1750228994">
-    <w:abstractNumId w:val="56"/>
+    <w:abstractNumId w:val="62"/>
   </w:num>
   <w:num w:numId="53" w16cid:durableId="1619337389">
+    <w:abstractNumId w:val="57"/>
+  </w:num>
+  <w:num w:numId="54" w16cid:durableId="118964224">
+    <w:abstractNumId w:val="50"/>
+  </w:num>
+  <w:num w:numId="55" w16cid:durableId="352920647">
+    <w:abstractNumId w:val="23"/>
+  </w:num>
+  <w:num w:numId="56" w16cid:durableId="143161617">
+    <w:abstractNumId w:val="59"/>
+  </w:num>
+  <w:num w:numId="57" w16cid:durableId="307705358">
     <w:abstractNumId w:val="51"/>
   </w:num>
-  <w:num w:numId="54" w16cid:durableId="118964224">
-    <w:abstractNumId w:val="44"/>
+  <w:num w:numId="58" w16cid:durableId="1804039384">
+    <w:abstractNumId w:val="60"/>
   </w:num>
-  <w:num w:numId="55" w16cid:durableId="352920647">
-    <w:abstractNumId w:val="20"/>
-  </w:num>
-  <w:num w:numId="56" w16cid:durableId="143161617">
-    <w:abstractNumId w:val="53"/>
-  </w:num>
-  <w:num w:numId="57" w16cid:durableId="307705358">
-    <w:abstractNumId w:val="45"/>
-  </w:num>
-  <w:num w:numId="58" w16cid:durableId="1804039384">
+  <w:num w:numId="59" w16cid:durableId="527716065">
     <w:abstractNumId w:val="54"/>
   </w:num>
-  <w:num w:numId="59" w16cid:durableId="527716065">
-    <w:abstractNumId w:val="48"/>
+  <w:num w:numId="60" w16cid:durableId="963729685">
+    <w:abstractNumId w:val="39"/>
   </w:num>
-  <w:num w:numId="60" w16cid:durableId="963729685">
-    <w:abstractNumId w:val="34"/>
+  <w:num w:numId="61" w16cid:durableId="364252640">
+    <w:abstractNumId w:val="15"/>
+  </w:num>
+  <w:num w:numId="62" w16cid:durableId="31662363">
+    <w:abstractNumId w:val="42"/>
+  </w:num>
+  <w:num w:numId="63" w16cid:durableId="1777093386">
+    <w:abstractNumId w:val="33"/>
+  </w:num>
+  <w:num w:numId="64" w16cid:durableId="772364637">
+    <w:abstractNumId w:val="10"/>
+  </w:num>
+  <w:num w:numId="65" w16cid:durableId="984091796">
+    <w:abstractNumId w:val="14"/>
+  </w:num>
+  <w:num w:numId="66" w16cid:durableId="1025473937">
+    <w:abstractNumId w:val="24"/>
+  </w:num>
+  <w:num w:numId="67" w16cid:durableId="357197975">
+    <w:abstractNumId w:val="63"/>
   </w:num>
   <w:numIdMacAtCleanup w:val="8"/>
 </w:numbering>

--- a/Church/2026/2026_0801_MenloChurch.docx
+++ b/Church/2026/2026_0801_MenloChurch.docx
@@ -89,13 +89,7 @@
         <w:rPr>
           <w:rFonts w:cstheme="minorHAnsi"/>
         </w:rPr>
-        <w:t>They System of Merit</w:t>
-      </w:r>
-      <w:r>
-        <w:rPr>
-          <w:rFonts w:cstheme="minorHAnsi"/>
-        </w:rPr>
-        <w:t xml:space="preserve"> (</w:t>
+        <w:t>They System of Merit (</w:t>
       </w:r>
       <w:r>
         <w:rPr>
@@ -914,19 +908,7 @@
         <w:rPr>
           <w:rFonts w:cstheme="minorHAnsi"/>
         </w:rPr>
-        <w:t>0</w:t>
-      </w:r>
-      <w:r>
-        <w:rPr>
-          <w:rFonts w:cstheme="minorHAnsi"/>
-        </w:rPr>
-        <w:t>3</w:t>
-      </w:r>
-      <w:r>
-        <w:rPr>
-          <w:rFonts w:cstheme="minorHAnsi"/>
-        </w:rPr>
-        <w:t>:30</w:t>
+        <w:t>03:30</w:t>
       </w:r>
       <w:r>
         <w:rPr>
@@ -1013,6 +995,7 @@
       <w:r>
         <w:rPr>
           <w:rFonts w:cstheme="minorHAnsi"/>
+          <w:noProof/>
         </w:rPr>
         <w:drawing>
           <wp:inline distT="0" distB="0" distL="0" distR="0" wp14:anchorId="0496D0CF" wp14:editId="28D547C7">
@@ -1067,13 +1050,7 @@
         <w:rPr>
           <w:rFonts w:cstheme="minorHAnsi"/>
         </w:rPr>
-        <w:t xml:space="preserve"> </w:t>
-      </w:r>
-      <w:r>
-        <w:rPr>
-          <w:rFonts w:cstheme="minorHAnsi"/>
-        </w:rPr>
-        <w:t>Both roads are headed to the same direction</w:t>
+        <w:t xml:space="preserve"> Both roads are headed to the same direction</w:t>
       </w:r>
       <w:r>
         <w:rPr>
@@ -1098,21 +1075,7 @@
         <w:rPr>
           <w:rFonts w:cstheme="minorHAnsi"/>
         </w:rPr>
-        <w:t xml:space="preserve"> but government didn’t have enough money to build the roads. That is a real problem of how do we do that? </w:t>
-      </w:r>
-      <w:proofErr w:type="gramStart"/>
-      <w:r>
-        <w:rPr>
-          <w:rFonts w:cstheme="minorHAnsi"/>
-        </w:rPr>
-        <w:t>So</w:t>
-      </w:r>
-      <w:proofErr w:type="gramEnd"/>
-      <w:r>
-        <w:rPr>
-          <w:rFonts w:cstheme="minorHAnsi"/>
-        </w:rPr>
-        <w:t xml:space="preserve"> the communities, they issue the bonds, like load payments. They build the roads and charge tolls to pay back the bonds that built the roads in the first place. It is not corruption. People solve problem and the debt was used to solve it.</w:t>
+        <w:t xml:space="preserve"> but government didn’t have enough money to build the roads. That is a real problem of how do we do that? So the communities, they issue the bonds, like load payments. They build the roads and charge tolls to pay back the bonds that built the roads in the first place. It is not corruption. People solve problem and the debt was used to solve it.</w:t>
       </w:r>
       <w:r>
         <w:rPr>
@@ -1243,6 +1206,7 @@
       <w:r>
         <w:rPr>
           <w:rFonts w:cstheme="minorHAnsi"/>
+          <w:noProof/>
         </w:rPr>
         <w:drawing>
           <wp:inline distT="0" distB="0" distL="0" distR="0" wp14:anchorId="3A4075B0" wp14:editId="22913DC1">
@@ -1289,6 +1253,7 @@
       <w:r>
         <w:rPr>
           <w:rFonts w:cstheme="minorHAnsi"/>
+          <w:noProof/>
         </w:rPr>
         <w:drawing>
           <wp:inline distT="0" distB="0" distL="0" distR="0" wp14:anchorId="13F5EBE5" wp14:editId="27A73885">
@@ -1580,13 +1545,7 @@
         <w:rPr>
           <w:rFonts w:cstheme="minorHAnsi"/>
         </w:rPr>
-        <w:t>2</w:t>
-      </w:r>
-      <w:r>
-        <w:rPr>
-          <w:rFonts w:cstheme="minorHAnsi"/>
-        </w:rPr>
-        <w:t>0</w:t>
+        <w:t>20</w:t>
       </w:r>
       <w:r>
         <w:rPr>
@@ -1722,6 +1681,7 @@
       <w:r>
         <w:rPr>
           <w:rFonts w:cstheme="minorHAnsi"/>
+          <w:noProof/>
         </w:rPr>
         <w:drawing>
           <wp:inline distT="0" distB="0" distL="0" distR="0" wp14:anchorId="3E5F5BFC" wp14:editId="6B58AD5C">
@@ -1954,13 +1914,7 @@
         <w:rPr>
           <w:rFonts w:cstheme="minorHAnsi"/>
         </w:rPr>
-        <w:t>1</w:t>
-      </w:r>
-      <w:r>
-        <w:rPr>
-          <w:rFonts w:cstheme="minorHAnsi"/>
-        </w:rPr>
-        <w:t>1</w:t>
+        <w:t>11</w:t>
       </w:r>
       <w:r>
         <w:rPr>
@@ -2194,13 +2148,7 @@
         <w:rPr>
           <w:rFonts w:cstheme="minorHAnsi"/>
         </w:rPr>
-        <w:t>1</w:t>
-      </w:r>
-      <w:r>
-        <w:rPr>
-          <w:rFonts w:cstheme="minorHAnsi"/>
-        </w:rPr>
-        <w:t>2</w:t>
+        <w:t>12</w:t>
       </w:r>
       <w:r>
         <w:rPr>
@@ -2363,13 +2311,7 @@
         <w:rPr>
           <w:rFonts w:cstheme="minorHAnsi"/>
         </w:rPr>
-        <w:t>1</w:t>
-      </w:r>
-      <w:r>
-        <w:rPr>
-          <w:rFonts w:cstheme="minorHAnsi"/>
-        </w:rPr>
-        <w:t>4</w:t>
+        <w:t>14</w:t>
       </w:r>
       <w:r>
         <w:rPr>
@@ -2457,6 +2399,36 @@
           <w:rFonts w:cstheme="minorHAnsi"/>
         </w:rPr>
         <w:t>There are five Solas together.</w:t>
+      </w:r>
+      <w:r>
+        <w:rPr>
+          <w:rFonts w:cstheme="minorHAnsi"/>
+        </w:rPr>
+        <w:t xml:space="preserve"> The five </w:t>
+      </w:r>
+      <w:r>
+        <w:rPr>
+          <w:rFonts w:cstheme="minorHAnsi"/>
+        </w:rPr>
+        <w:t>S</w:t>
+      </w:r>
+      <w:r>
+        <w:rPr>
+          <w:rFonts w:cstheme="minorHAnsi"/>
+        </w:rPr>
+        <w:t>ola</w:t>
+      </w:r>
+      <w:r>
+        <w:rPr>
+          <w:rFonts w:cstheme="minorHAnsi"/>
+        </w:rPr>
+        <w:t>s</w:t>
+      </w:r>
+      <w:r>
+        <w:rPr>
+          <w:rFonts w:cstheme="minorHAnsi"/>
+        </w:rPr>
+        <w:t xml:space="preserve"> are the clearest theological distinctions.</w:t>
       </w:r>
     </w:p>
     <w:p>
@@ -3236,7 +3208,7 @@
           <w:rFonts w:cstheme="minorHAnsi"/>
         </w:rPr>
         <w:pict w14:anchorId="6D53B2E3">
-          <v:rect id="_x0000_i1031" style="width:0;height:1.5pt" o:hralign="center" o:hrstd="t" o:hr="t" fillcolor="#a0a0a0" stroked="f"/>
+          <v:rect id="_x0000_i1025" style="width:0;height:1.5pt" o:hralign="center" o:hrstd="t" o:hr="t" fillcolor="#a0a0a0" stroked="f"/>
         </w:pict>
       </w:r>
     </w:p>
@@ -3722,13 +3694,7 @@
         <w:rPr>
           <w:rFonts w:cstheme="minorHAnsi"/>
         </w:rPr>
-        <w:t>4</w:t>
-      </w:r>
-      <w:r>
-        <w:rPr>
-          <w:rFonts w:cstheme="minorHAnsi"/>
-        </w:rPr>
-        <w:t>6</w:t>
+        <w:t>46</w:t>
       </w:r>
       <w:r>
         <w:rPr>
@@ -3752,11 +3718,13 @@
       <w:r>
         <w:rPr>
           <w:rFonts w:cstheme="minorHAnsi"/>
-        </w:rPr>
+          <w:noProof/>
+        </w:rPr>
+        <w:lastRenderedPageBreak/>
         <w:drawing>
-          <wp:inline distT="0" distB="0" distL="0" distR="0" wp14:anchorId="394F41DC" wp14:editId="309E7488">
-            <wp:extent cx="3343742" cy="2314898"/>
-            <wp:effectExtent l="0" t="0" r="9525" b="9525"/>
+          <wp:inline distT="0" distB="0" distL="0" distR="0" wp14:anchorId="394F41DC" wp14:editId="1C79BE4E">
+            <wp:extent cx="5145617" cy="3562350"/>
+            <wp:effectExtent l="0" t="0" r="0" b="0"/>
             <wp:docPr id="840958770" name="Picture 1"/>
             <wp:cNvGraphicFramePr>
               <a:graphicFrameLocks xmlns:a="http://schemas.openxmlformats.org/drawingml/2006/main" noChangeAspect="1"/>
@@ -3777,7 +3745,7 @@
                   <pic:spPr>
                     <a:xfrm>
                       <a:off x="0" y="0"/>
-                      <a:ext cx="3343742" cy="2314898"/>
+                      <a:ext cx="5149811" cy="3565254"/>
                     </a:xfrm>
                     <a:prstGeom prst="rect">
                       <a:avLst/>
@@ -3796,12 +3764,6 @@
           <w:rFonts w:cstheme="minorHAnsi"/>
         </w:rPr>
       </w:pPr>
-      <w:r>
-        <w:rPr>
-          <w:rFonts w:cstheme="minorHAnsi"/>
-        </w:rPr>
-        <w:t>The Five Solas:</w:t>
-      </w:r>
     </w:p>
     <w:p>
       <w:pPr>
@@ -3813,7 +3775,7 @@
         <w:rPr>
           <w:rFonts w:cstheme="minorHAnsi"/>
         </w:rPr>
-        <w:t>1. The first one is Scripture Alone.</w:t>
+        <w:t>The Five Solas:</w:t>
       </w:r>
     </w:p>
     <w:p>
@@ -3822,6 +3784,24 @@
           <w:rFonts w:cstheme="minorHAnsi"/>
         </w:rPr>
       </w:pPr>
+      <w:r>
+        <w:rPr>
+          <w:rFonts w:cstheme="minorHAnsi"/>
+        </w:rPr>
+        <w:t>1. The first one is Scripture Alone.</w:t>
+      </w:r>
+      <w:r>
+        <w:rPr>
+          <w:rFonts w:cstheme="minorHAnsi"/>
+        </w:rPr>
+        <w:t xml:space="preserve"> Sola Scriptura (Scripture Alone</w:t>
+      </w:r>
+      <w:r>
+        <w:rPr>
+          <w:rFonts w:cstheme="minorHAnsi"/>
+        </w:rPr>
+        <w:t xml:space="preserve">). </w:t>
+      </w:r>
     </w:p>
     <w:p>
       <w:pPr>
@@ -3833,7 +3813,19 @@
         <w:rPr>
           <w:rFonts w:cstheme="minorHAnsi"/>
         </w:rPr>
-        <w:t>************</w:t>
+        <w:t xml:space="preserve">a. </w:t>
+      </w:r>
+      <w:r>
+        <w:rPr>
+          <w:rFonts w:cstheme="minorHAnsi"/>
+        </w:rPr>
+        <w:t xml:space="preserve">For Protestant view, the Bible is our final authority that actually church and tradition sit underneath subservient to the Bible itself. We let </w:t>
+      </w:r>
+      <w:r>
+        <w:rPr>
+          <w:rFonts w:cstheme="minorHAnsi"/>
+        </w:rPr>
+        <w:t xml:space="preserve">Bible stand all of it. </w:t>
       </w:r>
     </w:p>
     <w:p>
@@ -3846,8 +3838,61 @@
         <w:rPr>
           <w:rFonts w:cstheme="minorHAnsi"/>
         </w:rPr>
-        <w:lastRenderedPageBreak/>
-        <w:t>************</w:t>
+        <w:t xml:space="preserve">b. </w:t>
+      </w:r>
+      <w:r>
+        <w:rPr>
+          <w:rFonts w:cstheme="minorHAnsi"/>
+        </w:rPr>
+        <w:t xml:space="preserve">Now, Roman </w:t>
+      </w:r>
+      <w:r>
+        <w:rPr>
+          <w:rFonts w:cstheme="minorHAnsi"/>
+        </w:rPr>
+        <w:t>Catholicism</w:t>
+      </w:r>
+      <w:r>
+        <w:rPr>
+          <w:rFonts w:cstheme="minorHAnsi"/>
+        </w:rPr>
+        <w:t xml:space="preserve"> would say that scripture and church tradition</w:t>
+      </w:r>
+      <w:r>
+        <w:rPr>
+          <w:rFonts w:cstheme="minorHAnsi"/>
+        </w:rPr>
+        <w:t>, they actually stand side by side</w:t>
+      </w:r>
+      <w:r>
+        <w:rPr>
+          <w:rFonts w:cstheme="minorHAnsi"/>
+        </w:rPr>
+        <w:t>. The</w:t>
+      </w:r>
+      <w:r>
+        <w:rPr>
+          <w:rFonts w:cstheme="minorHAnsi"/>
+        </w:rPr>
+        <w:t xml:space="preserve"> church is the one that tells you how both</w:t>
+      </w:r>
+      <w:r>
+        <w:rPr>
+          <w:rFonts w:cstheme="minorHAnsi"/>
+        </w:rPr>
+        <w:t xml:space="preserve"> work together even when there is </w:t>
+      </w:r>
+      <w:r>
+        <w:rPr>
+          <w:rFonts w:cstheme="minorHAnsi"/>
+        </w:rPr>
+        <w:t xml:space="preserve">apparent contradiction. </w:t>
+      </w:r>
+      <w:r>
+        <w:rPr>
+          <w:rFonts w:cstheme="minorHAnsi"/>
+        </w:rPr>
+        <w:t xml:space="preserve"> </w:t>
       </w:r>
     </w:p>
     <w:p>
@@ -3861,53 +3906,394 @@
       <w:pPr>
         <w:rPr>
           <w:rFonts w:cstheme="minorHAnsi"/>
-        </w:rPr>
-      </w:pPr>
-      <w:r>
-        <w:rPr>
-          <w:rFonts w:cstheme="minorHAnsi"/>
-        </w:rPr>
-        <w:t>0</w:t>
-      </w:r>
-      <w:r>
-        <w:rPr>
-          <w:rFonts w:cstheme="minorHAnsi"/>
-        </w:rPr>
-        <w:t>8</w:t>
-      </w:r>
-      <w:r>
-        <w:rPr>
-          <w:rFonts w:cstheme="minorHAnsi"/>
-        </w:rPr>
-        <w:t>/</w:t>
-      </w:r>
-      <w:r>
-        <w:rPr>
-          <w:rFonts w:cstheme="minorHAnsi"/>
-        </w:rPr>
-        <w:t>01</w:t>
-      </w:r>
-      <w:r>
-        <w:rPr>
-          <w:rFonts w:cstheme="minorHAnsi"/>
-        </w:rPr>
-        <w:t>/2026, Menlo Church Worship (Summary of last week, 07/</w:t>
-      </w:r>
-      <w:r>
-        <w:rPr>
-          <w:rFonts w:cstheme="minorHAnsi"/>
-        </w:rPr>
-        <w:t>26</w:t>
-      </w:r>
-      <w:r>
-        <w:rPr>
-          <w:rFonts w:cstheme="minorHAnsi"/>
-        </w:rPr>
-        <w:t>/2026)</w:t>
+          <w:b/>
+          <w:bCs/>
+        </w:rPr>
+      </w:pPr>
+      <w:r>
+        <w:rPr>
+          <w:rFonts w:cstheme="minorHAnsi"/>
+          <w:b/>
+          <w:bCs/>
+        </w:rPr>
+        <w:t>1. Sola Scriptura (Scripture Alone)</w:t>
       </w:r>
     </w:p>
     <w:p>
-      <w:hyperlink r:id="rId23" w:history="1">
+      <w:pPr>
+        <w:numPr>
+          <w:ilvl w:val="0"/>
+          <w:numId w:val="68"/>
+        </w:numPr>
+        <w:rPr>
+          <w:rFonts w:cstheme="minorHAnsi"/>
+        </w:rPr>
+      </w:pPr>
+      <w:r>
+        <w:rPr>
+          <w:rFonts w:cstheme="minorHAnsi"/>
+          <w:b/>
+          <w:bCs/>
+        </w:rPr>
+        <w:t>Protestant View</w:t>
+      </w:r>
+      <w:r>
+        <w:rPr>
+          <w:rFonts w:cstheme="minorHAnsi"/>
+        </w:rPr>
+        <w:t>: The Bible is the sole, final authority for Christian faith and practice.</w:t>
+      </w:r>
+    </w:p>
+    <w:p>
+      <w:pPr>
+        <w:numPr>
+          <w:ilvl w:val="0"/>
+          <w:numId w:val="68"/>
+        </w:numPr>
+        <w:rPr>
+          <w:rFonts w:cstheme="minorHAnsi"/>
+        </w:rPr>
+      </w:pPr>
+      <w:r>
+        <w:rPr>
+          <w:rFonts w:cstheme="minorHAnsi"/>
+          <w:b/>
+          <w:bCs/>
+        </w:rPr>
+        <w:t>Roman Catholic View</w:t>
+      </w:r>
+      <w:r>
+        <w:rPr>
+          <w:rFonts w:cstheme="minorHAnsi"/>
+        </w:rPr>
+        <w:t xml:space="preserve">: Divine authority rests on Scripture </w:t>
+      </w:r>
+      <w:r>
+        <w:rPr>
+          <w:rFonts w:cstheme="minorHAnsi"/>
+          <w:i/>
+          <w:iCs/>
+        </w:rPr>
+        <w:t>plus</w:t>
+      </w:r>
+      <w:r>
+        <w:rPr>
+          <w:rFonts w:cstheme="minorHAnsi"/>
+        </w:rPr>
+        <w:t xml:space="preserve"> Sacred Church Tradition and the Pope.</w:t>
+      </w:r>
+    </w:p>
+    <w:p>
+      <w:pPr>
+        <w:rPr>
+          <w:rFonts w:cstheme="minorHAnsi"/>
+        </w:rPr>
+      </w:pPr>
+    </w:p>
+    <w:p>
+      <w:pPr>
+        <w:rPr>
+          <w:rFonts w:cstheme="minorHAnsi"/>
+        </w:rPr>
+      </w:pPr>
+      <w:r>
+        <w:rPr>
+          <w:rFonts w:cstheme="minorHAnsi"/>
+        </w:rPr>
+        <w:t>1</w:t>
+      </w:r>
+      <w:r>
+        <w:rPr>
+          <w:rFonts w:cstheme="minorHAnsi"/>
+        </w:rPr>
+        <w:t>5</w:t>
+      </w:r>
+      <w:r>
+        <w:rPr>
+          <w:rFonts w:cstheme="minorHAnsi"/>
+        </w:rPr>
+        <w:t>:</w:t>
+      </w:r>
+      <w:r>
+        <w:rPr>
+          <w:rFonts w:cstheme="minorHAnsi"/>
+        </w:rPr>
+        <w:t>20</w:t>
+      </w:r>
+      <w:r>
+        <w:rPr>
+          <w:rFonts w:cstheme="minorHAnsi"/>
+        </w:rPr>
+        <w:t>/</w:t>
+      </w:r>
+      <w:r>
+        <w:rPr>
+          <w:rFonts w:cstheme="minorHAnsi"/>
+        </w:rPr>
+        <w:t>35:54</w:t>
+      </w:r>
+    </w:p>
+    <w:p>
+      <w:pPr>
+        <w:rPr>
+          <w:rFonts w:cstheme="minorHAnsi"/>
+        </w:rPr>
+      </w:pPr>
+    </w:p>
+    <w:p>
+      <w:pPr>
+        <w:rPr>
+          <w:rFonts w:cstheme="minorHAnsi"/>
+        </w:rPr>
+      </w:pPr>
+      <w:r>
+        <w:rPr>
+          <w:rFonts w:cstheme="minorHAnsi"/>
+        </w:rPr>
+        <w:lastRenderedPageBreak/>
+        <w:drawing>
+          <wp:inline distT="0" distB="0" distL="0" distR="0" wp14:anchorId="59AD5BA5" wp14:editId="4E37ACCC">
+            <wp:extent cx="4404922" cy="2952750"/>
+            <wp:effectExtent l="0" t="0" r="0" b="0"/>
+            <wp:docPr id="1990736200" name="Picture 1"/>
+            <wp:cNvGraphicFramePr>
+              <a:graphicFrameLocks xmlns:a="http://schemas.openxmlformats.org/drawingml/2006/main" noChangeAspect="1"/>
+            </wp:cNvGraphicFramePr>
+            <a:graphic xmlns:a="http://schemas.openxmlformats.org/drawingml/2006/main">
+              <a:graphicData uri="http://schemas.openxmlformats.org/drawingml/2006/picture">
+                <pic:pic xmlns:pic="http://schemas.openxmlformats.org/drawingml/2006/picture">
+                  <pic:nvPicPr>
+                    <pic:cNvPr id="1990736200" name=""/>
+                    <pic:cNvPicPr/>
+                  </pic:nvPicPr>
+                  <pic:blipFill>
+                    <a:blip r:embed="rId23"/>
+                    <a:stretch>
+                      <a:fillRect/>
+                    </a:stretch>
+                  </pic:blipFill>
+                  <pic:spPr>
+                    <a:xfrm>
+                      <a:off x="0" y="0"/>
+                      <a:ext cx="4409144" cy="2955580"/>
+                    </a:xfrm>
+                    <a:prstGeom prst="rect">
+                      <a:avLst/>
+                    </a:prstGeom>
+                  </pic:spPr>
+                </pic:pic>
+              </a:graphicData>
+            </a:graphic>
+          </wp:inline>
+        </w:drawing>
+      </w:r>
+    </w:p>
+    <w:p>
+      <w:pPr>
+        <w:rPr>
+          <w:rFonts w:cstheme="minorHAnsi"/>
+        </w:rPr>
+      </w:pPr>
+    </w:p>
+    <w:p>
+      <w:pPr>
+        <w:rPr>
+          <w:rFonts w:cstheme="minorHAnsi"/>
+        </w:rPr>
+      </w:pPr>
+    </w:p>
+    <w:p>
+      <w:pPr>
+        <w:rPr>
+          <w:rFonts w:cstheme="minorHAnsi"/>
+        </w:rPr>
+      </w:pPr>
+      <w:r>
+        <w:rPr>
+          <w:rFonts w:cstheme="minorHAnsi"/>
+        </w:rPr>
+        <w:t xml:space="preserve">The second section reveals </w:t>
+      </w:r>
+      <w:r>
+        <w:rPr>
+          <w:rFonts w:cstheme="minorHAnsi"/>
+          <w:b/>
+          <w:bCs/>
+        </w:rPr>
+        <w:t>Sola Gratia (Grace Alone)</w:t>
+      </w:r>
+      <w:r>
+        <w:rPr>
+          <w:rFonts w:cstheme="minorHAnsi"/>
+        </w:rPr>
+        <w:t>, illustrating how salvation is initiated and sustained.</w:t>
+      </w:r>
+    </w:p>
+    <w:p>
+      <w:pPr>
+        <w:rPr>
+          <w:rFonts w:cstheme="minorHAnsi"/>
+          <w:b/>
+          <w:bCs/>
+        </w:rPr>
+      </w:pPr>
+      <w:r>
+        <w:rPr>
+          <w:rFonts w:cstheme="minorHAnsi"/>
+          <w:b/>
+          <w:bCs/>
+        </w:rPr>
+        <w:t>2. Grace Alone</w:t>
+      </w:r>
+    </w:p>
+    <w:p>
+      <w:pPr>
+        <w:numPr>
+          <w:ilvl w:val="0"/>
+          <w:numId w:val="69"/>
+        </w:numPr>
+        <w:rPr>
+          <w:rFonts w:cstheme="minorHAnsi"/>
+        </w:rPr>
+      </w:pPr>
+      <w:r>
+        <w:rPr>
+          <w:rFonts w:cstheme="minorHAnsi"/>
+          <w:b/>
+          <w:bCs/>
+        </w:rPr>
+        <w:t>Protestant View</w:t>
+      </w:r>
+      <w:r>
+        <w:rPr>
+          <w:rFonts w:cstheme="minorHAnsi"/>
+        </w:rPr>
+        <w:t>: Salvation comes strictly from God's unearned grace from start to finish.</w:t>
+      </w:r>
+    </w:p>
+    <w:p>
+      <w:pPr>
+        <w:numPr>
+          <w:ilvl w:val="0"/>
+          <w:numId w:val="69"/>
+        </w:numPr>
+        <w:rPr>
+          <w:rFonts w:cstheme="minorHAnsi"/>
+        </w:rPr>
+      </w:pPr>
+      <w:r>
+        <w:rPr>
+          <w:rFonts w:cstheme="minorHAnsi"/>
+          <w:b/>
+          <w:bCs/>
+        </w:rPr>
+        <w:t>Roman Catholic View</w:t>
+      </w:r>
+      <w:r>
+        <w:rPr>
+          <w:rFonts w:cstheme="minorHAnsi"/>
+        </w:rPr>
+        <w:t>: God's grace begins the process, but believers must actively cooperate with it.</w:t>
+      </w:r>
+    </w:p>
+    <w:p>
+      <w:pPr>
+        <w:rPr>
+          <w:rFonts w:cstheme="minorHAnsi"/>
+        </w:rPr>
+      </w:pPr>
+    </w:p>
+    <w:p>
+      <w:pPr>
+        <w:rPr>
+          <w:rFonts w:cstheme="minorHAnsi"/>
+        </w:rPr>
+      </w:pPr>
+    </w:p>
+    <w:p>
+      <w:pPr>
+        <w:rPr>
+          <w:rFonts w:cstheme="minorHAnsi"/>
+        </w:rPr>
+      </w:pPr>
+      <w:r>
+        <w:rPr>
+          <w:rFonts w:cstheme="minorHAnsi"/>
+        </w:rPr>
+        <w:t>************</w:t>
+      </w:r>
+    </w:p>
+    <w:p>
+      <w:pPr>
+        <w:rPr>
+          <w:rFonts w:cstheme="minorHAnsi"/>
+        </w:rPr>
+      </w:pPr>
+      <w:r>
+        <w:rPr>
+          <w:rFonts w:cstheme="minorHAnsi"/>
+        </w:rPr>
+        <w:t>************</w:t>
+      </w:r>
+    </w:p>
+    <w:p>
+      <w:pPr>
+        <w:rPr>
+          <w:rFonts w:cstheme="minorHAnsi"/>
+        </w:rPr>
+      </w:pPr>
+    </w:p>
+    <w:p>
+      <w:pPr>
+        <w:rPr>
+          <w:rFonts w:cstheme="minorHAnsi"/>
+        </w:rPr>
+      </w:pPr>
+      <w:r>
+        <w:rPr>
+          <w:rFonts w:cstheme="minorHAnsi"/>
+        </w:rPr>
+        <w:t>0</w:t>
+      </w:r>
+      <w:r>
+        <w:rPr>
+          <w:rFonts w:cstheme="minorHAnsi"/>
+        </w:rPr>
+        <w:t>8</w:t>
+      </w:r>
+      <w:r>
+        <w:rPr>
+          <w:rFonts w:cstheme="minorHAnsi"/>
+        </w:rPr>
+        <w:t>/</w:t>
+      </w:r>
+      <w:r>
+        <w:rPr>
+          <w:rFonts w:cstheme="minorHAnsi"/>
+        </w:rPr>
+        <w:t>01</w:t>
+      </w:r>
+      <w:r>
+        <w:rPr>
+          <w:rFonts w:cstheme="minorHAnsi"/>
+        </w:rPr>
+        <w:t>/2026, Menlo Church Worship (Summary of last week, 07/</w:t>
+      </w:r>
+      <w:r>
+        <w:rPr>
+          <w:rFonts w:cstheme="minorHAnsi"/>
+        </w:rPr>
+        <w:t>26</w:t>
+      </w:r>
+      <w:r>
+        <w:rPr>
+          <w:rFonts w:cstheme="minorHAnsi"/>
+        </w:rPr>
+        <w:t>/2026)</w:t>
+      </w:r>
+    </w:p>
+    <w:p>
+      <w:hyperlink r:id="rId24" w:history="1">
         <w:r>
           <w:rPr>
             <w:rStyle w:val="Hyperlink"/>
@@ -3922,7 +4308,7 @@
           <w:rFonts w:cstheme="minorHAnsi"/>
         </w:rPr>
       </w:pPr>
-      <w:hyperlink r:id="rId24" w:history="1">
+      <w:hyperlink r:id="rId25" w:history="1">
         <w:r>
           <w:rPr>
             <w:rStyle w:val="Hyperlink"/>
@@ -3986,7 +4372,7 @@
       </w:pPr>
     </w:p>
     <w:sectPr>
-      <w:footerReference w:type="default" r:id="rId25"/>
+      <w:footerReference w:type="default" r:id="rId26"/>
       <w:pgSz w:w="12240" w:h="15840"/>
       <w:pgMar w:top="1440" w:right="1440" w:bottom="1530" w:left="1440" w:header="0" w:footer="720" w:gutter="0"/>
       <w:cols w:space="720"/>
@@ -5805,6 +6191,155 @@
     </w:lvl>
   </w:abstractNum>
   <w:abstractNum w:abstractNumId="12" w15:restartNumberingAfterBreak="0">
+    <w:nsid w:val="0CE27659"/>
+    <w:multiLevelType w:val="multilevel"/>
+    <w:tmpl w:val="FF286C2C"/>
+    <w:lvl w:ilvl="0">
+      <w:start w:val="1"/>
+      <w:numFmt w:val="bullet"/>
+      <w:lvlText w:val=""/>
+      <w:lvlJc w:val="left"/>
+      <w:pPr>
+        <w:tabs>
+          <w:tab w:val="num" w:pos="720"/>
+        </w:tabs>
+        <w:ind w:left="720" w:hanging="360"/>
+      </w:pPr>
+      <w:rPr>
+        <w:rFonts w:ascii="Symbol" w:hAnsi="Symbol" w:hint="default"/>
+        <w:sz w:val="20"/>
+      </w:rPr>
+    </w:lvl>
+    <w:lvl w:ilvl="1" w:tentative="1">
+      <w:start w:val="1"/>
+      <w:numFmt w:val="bullet"/>
+      <w:lvlText w:val="o"/>
+      <w:lvlJc w:val="left"/>
+      <w:pPr>
+        <w:tabs>
+          <w:tab w:val="num" w:pos="1440"/>
+        </w:tabs>
+        <w:ind w:left="1440" w:hanging="360"/>
+      </w:pPr>
+      <w:rPr>
+        <w:rFonts w:ascii="Courier New" w:hAnsi="Courier New" w:hint="default"/>
+        <w:sz w:val="20"/>
+      </w:rPr>
+    </w:lvl>
+    <w:lvl w:ilvl="2" w:tentative="1">
+      <w:start w:val="1"/>
+      <w:numFmt w:val="bullet"/>
+      <w:lvlText w:val=""/>
+      <w:lvlJc w:val="left"/>
+      <w:pPr>
+        <w:tabs>
+          <w:tab w:val="num" w:pos="2160"/>
+        </w:tabs>
+        <w:ind w:left="2160" w:hanging="360"/>
+      </w:pPr>
+      <w:rPr>
+        <w:rFonts w:ascii="Wingdings" w:hAnsi="Wingdings" w:hint="default"/>
+        <w:sz w:val="20"/>
+      </w:rPr>
+    </w:lvl>
+    <w:lvl w:ilvl="3" w:tentative="1">
+      <w:start w:val="1"/>
+      <w:numFmt w:val="bullet"/>
+      <w:lvlText w:val=""/>
+      <w:lvlJc w:val="left"/>
+      <w:pPr>
+        <w:tabs>
+          <w:tab w:val="num" w:pos="2880"/>
+        </w:tabs>
+        <w:ind w:left="2880" w:hanging="360"/>
+      </w:pPr>
+      <w:rPr>
+        <w:rFonts w:ascii="Wingdings" w:hAnsi="Wingdings" w:hint="default"/>
+        <w:sz w:val="20"/>
+      </w:rPr>
+    </w:lvl>
+    <w:lvl w:ilvl="4" w:tentative="1">
+      <w:start w:val="1"/>
+      <w:numFmt w:val="bullet"/>
+      <w:lvlText w:val=""/>
+      <w:lvlJc w:val="left"/>
+      <w:pPr>
+        <w:tabs>
+          <w:tab w:val="num" w:pos="3600"/>
+        </w:tabs>
+        <w:ind w:left="3600" w:hanging="360"/>
+      </w:pPr>
+      <w:rPr>
+        <w:rFonts w:ascii="Wingdings" w:hAnsi="Wingdings" w:hint="default"/>
+        <w:sz w:val="20"/>
+      </w:rPr>
+    </w:lvl>
+    <w:lvl w:ilvl="5" w:tentative="1">
+      <w:start w:val="1"/>
+      <w:numFmt w:val="bullet"/>
+      <w:lvlText w:val=""/>
+      <w:lvlJc w:val="left"/>
+      <w:pPr>
+        <w:tabs>
+          <w:tab w:val="num" w:pos="4320"/>
+        </w:tabs>
+        <w:ind w:left="4320" w:hanging="360"/>
+      </w:pPr>
+      <w:rPr>
+        <w:rFonts w:ascii="Wingdings" w:hAnsi="Wingdings" w:hint="default"/>
+        <w:sz w:val="20"/>
+      </w:rPr>
+    </w:lvl>
+    <w:lvl w:ilvl="6" w:tentative="1">
+      <w:start w:val="1"/>
+      <w:numFmt w:val="bullet"/>
+      <w:lvlText w:val=""/>
+      <w:lvlJc w:val="left"/>
+      <w:pPr>
+        <w:tabs>
+          <w:tab w:val="num" w:pos="5040"/>
+        </w:tabs>
+        <w:ind w:left="5040" w:hanging="360"/>
+      </w:pPr>
+      <w:rPr>
+        <w:rFonts w:ascii="Wingdings" w:hAnsi="Wingdings" w:hint="default"/>
+        <w:sz w:val="20"/>
+      </w:rPr>
+    </w:lvl>
+    <w:lvl w:ilvl="7" w:tentative="1">
+      <w:start w:val="1"/>
+      <w:numFmt w:val="bullet"/>
+      <w:lvlText w:val=""/>
+      <w:lvlJc w:val="left"/>
+      <w:pPr>
+        <w:tabs>
+          <w:tab w:val="num" w:pos="5760"/>
+        </w:tabs>
+        <w:ind w:left="5760" w:hanging="360"/>
+      </w:pPr>
+      <w:rPr>
+        <w:rFonts w:ascii="Wingdings" w:hAnsi="Wingdings" w:hint="default"/>
+        <w:sz w:val="20"/>
+      </w:rPr>
+    </w:lvl>
+    <w:lvl w:ilvl="8" w:tentative="1">
+      <w:start w:val="1"/>
+      <w:numFmt w:val="bullet"/>
+      <w:lvlText w:val=""/>
+      <w:lvlJc w:val="left"/>
+      <w:pPr>
+        <w:tabs>
+          <w:tab w:val="num" w:pos="6480"/>
+        </w:tabs>
+        <w:ind w:left="6480" w:hanging="360"/>
+      </w:pPr>
+      <w:rPr>
+        <w:rFonts w:ascii="Wingdings" w:hAnsi="Wingdings" w:hint="default"/>
+        <w:sz w:val="20"/>
+      </w:rPr>
+    </w:lvl>
+  </w:abstractNum>
+  <w:abstractNum w:abstractNumId="13" w15:restartNumberingAfterBreak="0">
     <w:nsid w:val="0EE63752"/>
     <w:multiLevelType w:val="hybridMultilevel"/>
     <w:tmpl w:val="D7882BD2"/>
@@ -5893,7 +6428,7 @@
       </w:pPr>
     </w:lvl>
   </w:abstractNum>
-  <w:abstractNum w:abstractNumId="13" w15:restartNumberingAfterBreak="0">
+  <w:abstractNum w:abstractNumId="14" w15:restartNumberingAfterBreak="0">
     <w:nsid w:val="15BA3283"/>
     <w:multiLevelType w:val="multilevel"/>
     <w:tmpl w:val="28BC21DC"/>
@@ -6042,7 +6577,7 @@
       </w:rPr>
     </w:lvl>
   </w:abstractNum>
-  <w:abstractNum w:abstractNumId="14" w15:restartNumberingAfterBreak="0">
+  <w:abstractNum w:abstractNumId="15" w15:restartNumberingAfterBreak="0">
     <w:nsid w:val="166C69AB"/>
     <w:multiLevelType w:val="multilevel"/>
     <w:tmpl w:val="11126768"/>
@@ -6191,7 +6726,7 @@
       </w:rPr>
     </w:lvl>
   </w:abstractNum>
-  <w:abstractNum w:abstractNumId="15" w15:restartNumberingAfterBreak="0">
+  <w:abstractNum w:abstractNumId="16" w15:restartNumberingAfterBreak="0">
     <w:nsid w:val="1A4D2655"/>
     <w:multiLevelType w:val="multilevel"/>
     <w:tmpl w:val="8C3C522E"/>
@@ -6304,7 +6839,7 @@
       </w:pPr>
     </w:lvl>
   </w:abstractNum>
-  <w:abstractNum w:abstractNumId="16" w15:restartNumberingAfterBreak="0">
+  <w:abstractNum w:abstractNumId="17" w15:restartNumberingAfterBreak="0">
     <w:nsid w:val="1DE356E0"/>
     <w:multiLevelType w:val="multilevel"/>
     <w:tmpl w:val="22D6BE50"/>
@@ -6453,7 +6988,7 @@
       </w:rPr>
     </w:lvl>
   </w:abstractNum>
-  <w:abstractNum w:abstractNumId="17" w15:restartNumberingAfterBreak="0">
+  <w:abstractNum w:abstractNumId="18" w15:restartNumberingAfterBreak="0">
     <w:nsid w:val="1E060B58"/>
     <w:multiLevelType w:val="multilevel"/>
     <w:tmpl w:val="E2DCCF44"/>
@@ -6602,7 +7137,7 @@
       </w:rPr>
     </w:lvl>
   </w:abstractNum>
-  <w:abstractNum w:abstractNumId="18" w15:restartNumberingAfterBreak="0">
+  <w:abstractNum w:abstractNumId="19" w15:restartNumberingAfterBreak="0">
     <w:nsid w:val="253F0A3B"/>
     <w:multiLevelType w:val="multilevel"/>
     <w:tmpl w:val="573E3926"/>
@@ -6751,7 +7286,7 @@
       </w:rPr>
     </w:lvl>
   </w:abstractNum>
-  <w:abstractNum w:abstractNumId="19" w15:restartNumberingAfterBreak="0">
+  <w:abstractNum w:abstractNumId="20" w15:restartNumberingAfterBreak="0">
     <w:nsid w:val="26553E4C"/>
     <w:multiLevelType w:val="multilevel"/>
     <w:tmpl w:val="3B30F1F0"/>
@@ -6900,7 +7435,7 @@
       </w:rPr>
     </w:lvl>
   </w:abstractNum>
-  <w:abstractNum w:abstractNumId="20" w15:restartNumberingAfterBreak="0">
+  <w:abstractNum w:abstractNumId="21" w15:restartNumberingAfterBreak="0">
     <w:nsid w:val="29276FDC"/>
     <w:multiLevelType w:val="multilevel"/>
     <w:tmpl w:val="1F94D768"/>
@@ -7049,7 +7584,7 @@
       </w:rPr>
     </w:lvl>
   </w:abstractNum>
-  <w:abstractNum w:abstractNumId="21" w15:restartNumberingAfterBreak="0">
+  <w:abstractNum w:abstractNumId="22" w15:restartNumberingAfterBreak="0">
     <w:nsid w:val="2B6D2A93"/>
     <w:multiLevelType w:val="multilevel"/>
     <w:tmpl w:val="E2CC5E76"/>
@@ -7198,7 +7733,7 @@
       </w:rPr>
     </w:lvl>
   </w:abstractNum>
-  <w:abstractNum w:abstractNumId="22" w15:restartNumberingAfterBreak="0">
+  <w:abstractNum w:abstractNumId="23" w15:restartNumberingAfterBreak="0">
     <w:nsid w:val="2CA2786F"/>
     <w:multiLevelType w:val="multilevel"/>
     <w:tmpl w:val="0860848A"/>
@@ -7347,7 +7882,7 @@
       </w:rPr>
     </w:lvl>
   </w:abstractNum>
-  <w:abstractNum w:abstractNumId="23" w15:restartNumberingAfterBreak="0">
+  <w:abstractNum w:abstractNumId="24" w15:restartNumberingAfterBreak="0">
     <w:nsid w:val="337C473C"/>
     <w:multiLevelType w:val="multilevel"/>
     <w:tmpl w:val="F856C58C"/>
@@ -7496,7 +8031,7 @@
       </w:rPr>
     </w:lvl>
   </w:abstractNum>
-  <w:abstractNum w:abstractNumId="24" w15:restartNumberingAfterBreak="0">
+  <w:abstractNum w:abstractNumId="25" w15:restartNumberingAfterBreak="0">
     <w:nsid w:val="34A26F82"/>
     <w:multiLevelType w:val="multilevel"/>
     <w:tmpl w:val="40B6DD7C"/>
@@ -7645,7 +8180,7 @@
       </w:rPr>
     </w:lvl>
   </w:abstractNum>
-  <w:abstractNum w:abstractNumId="25" w15:restartNumberingAfterBreak="0">
+  <w:abstractNum w:abstractNumId="26" w15:restartNumberingAfterBreak="0">
     <w:nsid w:val="36243EC5"/>
     <w:multiLevelType w:val="hybridMultilevel"/>
     <w:tmpl w:val="6A6C3886"/>
@@ -7734,7 +8269,7 @@
       </w:pPr>
     </w:lvl>
   </w:abstractNum>
-  <w:abstractNum w:abstractNumId="26" w15:restartNumberingAfterBreak="0">
+  <w:abstractNum w:abstractNumId="27" w15:restartNumberingAfterBreak="0">
     <w:nsid w:val="365B7655"/>
     <w:multiLevelType w:val="multilevel"/>
     <w:tmpl w:val="C366B8E2"/>
@@ -7883,7 +8418,7 @@
       </w:rPr>
     </w:lvl>
   </w:abstractNum>
-  <w:abstractNum w:abstractNumId="27" w15:restartNumberingAfterBreak="0">
+  <w:abstractNum w:abstractNumId="28" w15:restartNumberingAfterBreak="0">
     <w:nsid w:val="382824C5"/>
     <w:multiLevelType w:val="multilevel"/>
     <w:tmpl w:val="7F86977E"/>
@@ -8032,7 +8567,7 @@
       </w:rPr>
     </w:lvl>
   </w:abstractNum>
-  <w:abstractNum w:abstractNumId="28" w15:restartNumberingAfterBreak="0">
+  <w:abstractNum w:abstractNumId="29" w15:restartNumberingAfterBreak="0">
     <w:nsid w:val="38554EE8"/>
     <w:multiLevelType w:val="multilevel"/>
     <w:tmpl w:val="B54217D4"/>
@@ -8181,7 +8716,7 @@
       </w:rPr>
     </w:lvl>
   </w:abstractNum>
-  <w:abstractNum w:abstractNumId="29" w15:restartNumberingAfterBreak="0">
+  <w:abstractNum w:abstractNumId="30" w15:restartNumberingAfterBreak="0">
     <w:nsid w:val="3910541C"/>
     <w:multiLevelType w:val="multilevel"/>
     <w:tmpl w:val="D834C760"/>
@@ -8330,7 +8865,156 @@
       </w:rPr>
     </w:lvl>
   </w:abstractNum>
-  <w:abstractNum w:abstractNumId="30" w15:restartNumberingAfterBreak="0">
+  <w:abstractNum w:abstractNumId="31" w15:restartNumberingAfterBreak="0">
+    <w:nsid w:val="39C1604B"/>
+    <w:multiLevelType w:val="multilevel"/>
+    <w:tmpl w:val="CCA21A58"/>
+    <w:lvl w:ilvl="0">
+      <w:start w:val="1"/>
+      <w:numFmt w:val="bullet"/>
+      <w:lvlText w:val=""/>
+      <w:lvlJc w:val="left"/>
+      <w:pPr>
+        <w:tabs>
+          <w:tab w:val="num" w:pos="720"/>
+        </w:tabs>
+        <w:ind w:left="720" w:hanging="360"/>
+      </w:pPr>
+      <w:rPr>
+        <w:rFonts w:ascii="Symbol" w:hAnsi="Symbol" w:hint="default"/>
+        <w:sz w:val="20"/>
+      </w:rPr>
+    </w:lvl>
+    <w:lvl w:ilvl="1" w:tentative="1">
+      <w:start w:val="1"/>
+      <w:numFmt w:val="bullet"/>
+      <w:lvlText w:val="o"/>
+      <w:lvlJc w:val="left"/>
+      <w:pPr>
+        <w:tabs>
+          <w:tab w:val="num" w:pos="1440"/>
+        </w:tabs>
+        <w:ind w:left="1440" w:hanging="360"/>
+      </w:pPr>
+      <w:rPr>
+        <w:rFonts w:ascii="Courier New" w:hAnsi="Courier New" w:hint="default"/>
+        <w:sz w:val="20"/>
+      </w:rPr>
+    </w:lvl>
+    <w:lvl w:ilvl="2" w:tentative="1">
+      <w:start w:val="1"/>
+      <w:numFmt w:val="bullet"/>
+      <w:lvlText w:val=""/>
+      <w:lvlJc w:val="left"/>
+      <w:pPr>
+        <w:tabs>
+          <w:tab w:val="num" w:pos="2160"/>
+        </w:tabs>
+        <w:ind w:left="2160" w:hanging="360"/>
+      </w:pPr>
+      <w:rPr>
+        <w:rFonts w:ascii="Wingdings" w:hAnsi="Wingdings" w:hint="default"/>
+        <w:sz w:val="20"/>
+      </w:rPr>
+    </w:lvl>
+    <w:lvl w:ilvl="3" w:tentative="1">
+      <w:start w:val="1"/>
+      <w:numFmt w:val="bullet"/>
+      <w:lvlText w:val=""/>
+      <w:lvlJc w:val="left"/>
+      <w:pPr>
+        <w:tabs>
+          <w:tab w:val="num" w:pos="2880"/>
+        </w:tabs>
+        <w:ind w:left="2880" w:hanging="360"/>
+      </w:pPr>
+      <w:rPr>
+        <w:rFonts w:ascii="Wingdings" w:hAnsi="Wingdings" w:hint="default"/>
+        <w:sz w:val="20"/>
+      </w:rPr>
+    </w:lvl>
+    <w:lvl w:ilvl="4" w:tentative="1">
+      <w:start w:val="1"/>
+      <w:numFmt w:val="bullet"/>
+      <w:lvlText w:val=""/>
+      <w:lvlJc w:val="left"/>
+      <w:pPr>
+        <w:tabs>
+          <w:tab w:val="num" w:pos="3600"/>
+        </w:tabs>
+        <w:ind w:left="3600" w:hanging="360"/>
+      </w:pPr>
+      <w:rPr>
+        <w:rFonts w:ascii="Wingdings" w:hAnsi="Wingdings" w:hint="default"/>
+        <w:sz w:val="20"/>
+      </w:rPr>
+    </w:lvl>
+    <w:lvl w:ilvl="5" w:tentative="1">
+      <w:start w:val="1"/>
+      <w:numFmt w:val="bullet"/>
+      <w:lvlText w:val=""/>
+      <w:lvlJc w:val="left"/>
+      <w:pPr>
+        <w:tabs>
+          <w:tab w:val="num" w:pos="4320"/>
+        </w:tabs>
+        <w:ind w:left="4320" w:hanging="360"/>
+      </w:pPr>
+      <w:rPr>
+        <w:rFonts w:ascii="Wingdings" w:hAnsi="Wingdings" w:hint="default"/>
+        <w:sz w:val="20"/>
+      </w:rPr>
+    </w:lvl>
+    <w:lvl w:ilvl="6" w:tentative="1">
+      <w:start w:val="1"/>
+      <w:numFmt w:val="bullet"/>
+      <w:lvlText w:val=""/>
+      <w:lvlJc w:val="left"/>
+      <w:pPr>
+        <w:tabs>
+          <w:tab w:val="num" w:pos="5040"/>
+        </w:tabs>
+        <w:ind w:left="5040" w:hanging="360"/>
+      </w:pPr>
+      <w:rPr>
+        <w:rFonts w:ascii="Wingdings" w:hAnsi="Wingdings" w:hint="default"/>
+        <w:sz w:val="20"/>
+      </w:rPr>
+    </w:lvl>
+    <w:lvl w:ilvl="7" w:tentative="1">
+      <w:start w:val="1"/>
+      <w:numFmt w:val="bullet"/>
+      <w:lvlText w:val=""/>
+      <w:lvlJc w:val="left"/>
+      <w:pPr>
+        <w:tabs>
+          <w:tab w:val="num" w:pos="5760"/>
+        </w:tabs>
+        <w:ind w:left="5760" w:hanging="360"/>
+      </w:pPr>
+      <w:rPr>
+        <w:rFonts w:ascii="Wingdings" w:hAnsi="Wingdings" w:hint="default"/>
+        <w:sz w:val="20"/>
+      </w:rPr>
+    </w:lvl>
+    <w:lvl w:ilvl="8" w:tentative="1">
+      <w:start w:val="1"/>
+      <w:numFmt w:val="bullet"/>
+      <w:lvlText w:val=""/>
+      <w:lvlJc w:val="left"/>
+      <w:pPr>
+        <w:tabs>
+          <w:tab w:val="num" w:pos="6480"/>
+        </w:tabs>
+        <w:ind w:left="6480" w:hanging="360"/>
+      </w:pPr>
+      <w:rPr>
+        <w:rFonts w:ascii="Wingdings" w:hAnsi="Wingdings" w:hint="default"/>
+        <w:sz w:val="20"/>
+      </w:rPr>
+    </w:lvl>
+  </w:abstractNum>
+  <w:abstractNum w:abstractNumId="32" w15:restartNumberingAfterBreak="0">
     <w:nsid w:val="3DAE0CC1"/>
     <w:multiLevelType w:val="multilevel"/>
     <w:tmpl w:val="D0305FF6"/>
@@ -8443,7 +9127,7 @@
       </w:pPr>
     </w:lvl>
   </w:abstractNum>
-  <w:abstractNum w:abstractNumId="31" w15:restartNumberingAfterBreak="0">
+  <w:abstractNum w:abstractNumId="33" w15:restartNumberingAfterBreak="0">
     <w:nsid w:val="3E933DA1"/>
     <w:multiLevelType w:val="multilevel"/>
     <w:tmpl w:val="F1561678"/>
@@ -8592,7 +9276,7 @@
       </w:rPr>
     </w:lvl>
   </w:abstractNum>
-  <w:abstractNum w:abstractNumId="32" w15:restartNumberingAfterBreak="0">
+  <w:abstractNum w:abstractNumId="34" w15:restartNumberingAfterBreak="0">
     <w:nsid w:val="3EB02634"/>
     <w:multiLevelType w:val="multilevel"/>
     <w:tmpl w:val="BA226344"/>
@@ -8741,7 +9425,7 @@
       </w:rPr>
     </w:lvl>
   </w:abstractNum>
-  <w:abstractNum w:abstractNumId="33" w15:restartNumberingAfterBreak="0">
+  <w:abstractNum w:abstractNumId="35" w15:restartNumberingAfterBreak="0">
     <w:nsid w:val="3ECA1C56"/>
     <w:multiLevelType w:val="multilevel"/>
     <w:tmpl w:val="90582042"/>
@@ -8890,7 +9574,7 @@
       </w:rPr>
     </w:lvl>
   </w:abstractNum>
-  <w:abstractNum w:abstractNumId="34" w15:restartNumberingAfterBreak="0">
+  <w:abstractNum w:abstractNumId="36" w15:restartNumberingAfterBreak="0">
     <w:nsid w:val="40787F28"/>
     <w:multiLevelType w:val="multilevel"/>
     <w:tmpl w:val="CDDAA9B8"/>
@@ -9039,7 +9723,7 @@
       </w:rPr>
     </w:lvl>
   </w:abstractNum>
-  <w:abstractNum w:abstractNumId="35" w15:restartNumberingAfterBreak="0">
+  <w:abstractNum w:abstractNumId="37" w15:restartNumberingAfterBreak="0">
     <w:nsid w:val="407F781C"/>
     <w:multiLevelType w:val="multilevel"/>
     <w:tmpl w:val="128E32A2"/>
@@ -9152,7 +9836,7 @@
       </w:pPr>
     </w:lvl>
   </w:abstractNum>
-  <w:abstractNum w:abstractNumId="36" w15:restartNumberingAfterBreak="0">
+  <w:abstractNum w:abstractNumId="38" w15:restartNumberingAfterBreak="0">
     <w:nsid w:val="41BA3989"/>
     <w:multiLevelType w:val="multilevel"/>
     <w:tmpl w:val="073AAFA2"/>
@@ -9301,7 +9985,7 @@
       </w:rPr>
     </w:lvl>
   </w:abstractNum>
-  <w:abstractNum w:abstractNumId="37" w15:restartNumberingAfterBreak="0">
+  <w:abstractNum w:abstractNumId="39" w15:restartNumberingAfterBreak="0">
     <w:nsid w:val="42131A4B"/>
     <w:multiLevelType w:val="multilevel"/>
     <w:tmpl w:val="D0806716"/>
@@ -9450,7 +10134,7 @@
       </w:rPr>
     </w:lvl>
   </w:abstractNum>
-  <w:abstractNum w:abstractNumId="38" w15:restartNumberingAfterBreak="0">
+  <w:abstractNum w:abstractNumId="40" w15:restartNumberingAfterBreak="0">
     <w:nsid w:val="43000B16"/>
     <w:multiLevelType w:val="multilevel"/>
     <w:tmpl w:val="E2381AEE"/>
@@ -9599,7 +10283,7 @@
       </w:rPr>
     </w:lvl>
   </w:abstractNum>
-  <w:abstractNum w:abstractNumId="39" w15:restartNumberingAfterBreak="0">
+  <w:abstractNum w:abstractNumId="41" w15:restartNumberingAfterBreak="0">
     <w:nsid w:val="4367124F"/>
     <w:multiLevelType w:val="multilevel"/>
     <w:tmpl w:val="07D0098A"/>
@@ -9748,7 +10432,7 @@
       </w:rPr>
     </w:lvl>
   </w:abstractNum>
-  <w:abstractNum w:abstractNumId="40" w15:restartNumberingAfterBreak="0">
+  <w:abstractNum w:abstractNumId="42" w15:restartNumberingAfterBreak="0">
     <w:nsid w:val="43E26A0C"/>
     <w:multiLevelType w:val="multilevel"/>
     <w:tmpl w:val="2BD602A6"/>
@@ -9897,7 +10581,7 @@
       </w:rPr>
     </w:lvl>
   </w:abstractNum>
-  <w:abstractNum w:abstractNumId="41" w15:restartNumberingAfterBreak="0">
+  <w:abstractNum w:abstractNumId="43" w15:restartNumberingAfterBreak="0">
     <w:nsid w:val="43EE560F"/>
     <w:multiLevelType w:val="multilevel"/>
     <w:tmpl w:val="AE4E9D64"/>
@@ -10046,7 +10730,7 @@
       </w:rPr>
     </w:lvl>
   </w:abstractNum>
-  <w:abstractNum w:abstractNumId="42" w15:restartNumberingAfterBreak="0">
+  <w:abstractNum w:abstractNumId="44" w15:restartNumberingAfterBreak="0">
     <w:nsid w:val="45160F18"/>
     <w:multiLevelType w:val="hybridMultilevel"/>
     <w:tmpl w:val="7B1EC860"/>
@@ -10135,7 +10819,7 @@
       </w:pPr>
     </w:lvl>
   </w:abstractNum>
-  <w:abstractNum w:abstractNumId="43" w15:restartNumberingAfterBreak="0">
+  <w:abstractNum w:abstractNumId="45" w15:restartNumberingAfterBreak="0">
     <w:nsid w:val="46C11485"/>
     <w:multiLevelType w:val="multilevel"/>
     <w:tmpl w:val="E996B75E"/>
@@ -10284,7 +10968,7 @@
       </w:rPr>
     </w:lvl>
   </w:abstractNum>
-  <w:abstractNum w:abstractNumId="44" w15:restartNumberingAfterBreak="0">
+  <w:abstractNum w:abstractNumId="46" w15:restartNumberingAfterBreak="0">
     <w:nsid w:val="47361CB7"/>
     <w:multiLevelType w:val="multilevel"/>
     <w:tmpl w:val="799CBA8E"/>
@@ -10433,7 +11117,7 @@
       </w:rPr>
     </w:lvl>
   </w:abstractNum>
-  <w:abstractNum w:abstractNumId="45" w15:restartNumberingAfterBreak="0">
+  <w:abstractNum w:abstractNumId="47" w15:restartNumberingAfterBreak="0">
     <w:nsid w:val="47973F5D"/>
     <w:multiLevelType w:val="multilevel"/>
     <w:tmpl w:val="44E6830E"/>
@@ -10582,7 +11266,7 @@
       </w:rPr>
     </w:lvl>
   </w:abstractNum>
-  <w:abstractNum w:abstractNumId="46" w15:restartNumberingAfterBreak="0">
+  <w:abstractNum w:abstractNumId="48" w15:restartNumberingAfterBreak="0">
     <w:nsid w:val="4C535674"/>
     <w:multiLevelType w:val="multilevel"/>
     <w:tmpl w:val="ECECA0EA"/>
@@ -10731,7 +11415,7 @@
       </w:rPr>
     </w:lvl>
   </w:abstractNum>
-  <w:abstractNum w:abstractNumId="47" w15:restartNumberingAfterBreak="0">
+  <w:abstractNum w:abstractNumId="49" w15:restartNumberingAfterBreak="0">
     <w:nsid w:val="500D56B5"/>
     <w:multiLevelType w:val="multilevel"/>
     <w:tmpl w:val="2814D554"/>
@@ -10876,7 +11560,7 @@
       </w:rPr>
     </w:lvl>
   </w:abstractNum>
-  <w:abstractNum w:abstractNumId="48" w15:restartNumberingAfterBreak="0">
+  <w:abstractNum w:abstractNumId="50" w15:restartNumberingAfterBreak="0">
     <w:nsid w:val="52083F82"/>
     <w:multiLevelType w:val="multilevel"/>
     <w:tmpl w:val="487E946A"/>
@@ -11025,7 +11709,7 @@
       </w:rPr>
     </w:lvl>
   </w:abstractNum>
-  <w:abstractNum w:abstractNumId="49" w15:restartNumberingAfterBreak="0">
+  <w:abstractNum w:abstractNumId="51" w15:restartNumberingAfterBreak="0">
     <w:nsid w:val="570C1E5D"/>
     <w:multiLevelType w:val="multilevel"/>
     <w:tmpl w:val="27125340"/>
@@ -11174,7 +11858,7 @@
       </w:rPr>
     </w:lvl>
   </w:abstractNum>
-  <w:abstractNum w:abstractNumId="50" w15:restartNumberingAfterBreak="0">
+  <w:abstractNum w:abstractNumId="52" w15:restartNumberingAfterBreak="0">
     <w:nsid w:val="5B9D6C5D"/>
     <w:multiLevelType w:val="multilevel"/>
     <w:tmpl w:val="F2A8D266"/>
@@ -11323,7 +12007,7 @@
       </w:rPr>
     </w:lvl>
   </w:abstractNum>
-  <w:abstractNum w:abstractNumId="51" w15:restartNumberingAfterBreak="0">
+  <w:abstractNum w:abstractNumId="53" w15:restartNumberingAfterBreak="0">
     <w:nsid w:val="5BA5020A"/>
     <w:multiLevelType w:val="multilevel"/>
     <w:tmpl w:val="BACEE942"/>
@@ -11472,7 +12156,7 @@
       </w:rPr>
     </w:lvl>
   </w:abstractNum>
-  <w:abstractNum w:abstractNumId="52" w15:restartNumberingAfterBreak="0">
+  <w:abstractNum w:abstractNumId="54" w15:restartNumberingAfterBreak="0">
     <w:nsid w:val="5D3F0EB2"/>
     <w:multiLevelType w:val="multilevel"/>
     <w:tmpl w:val="F064E71E"/>
@@ -11621,7 +12305,7 @@
       </w:rPr>
     </w:lvl>
   </w:abstractNum>
-  <w:abstractNum w:abstractNumId="53" w15:restartNumberingAfterBreak="0">
+  <w:abstractNum w:abstractNumId="55" w15:restartNumberingAfterBreak="0">
     <w:nsid w:val="637D787D"/>
     <w:multiLevelType w:val="multilevel"/>
     <w:tmpl w:val="47726D0E"/>
@@ -11770,7 +12454,7 @@
       </w:rPr>
     </w:lvl>
   </w:abstractNum>
-  <w:abstractNum w:abstractNumId="54" w15:restartNumberingAfterBreak="0">
+  <w:abstractNum w:abstractNumId="56" w15:restartNumberingAfterBreak="0">
     <w:nsid w:val="6663373E"/>
     <w:multiLevelType w:val="multilevel"/>
     <w:tmpl w:val="03A6382C"/>
@@ -11919,7 +12603,7 @@
       </w:rPr>
     </w:lvl>
   </w:abstractNum>
-  <w:abstractNum w:abstractNumId="55" w15:restartNumberingAfterBreak="0">
+  <w:abstractNum w:abstractNumId="57" w15:restartNumberingAfterBreak="0">
     <w:nsid w:val="68E45071"/>
     <w:multiLevelType w:val="multilevel"/>
     <w:tmpl w:val="757820BC"/>
@@ -12068,7 +12752,7 @@
       </w:rPr>
     </w:lvl>
   </w:abstractNum>
-  <w:abstractNum w:abstractNumId="56" w15:restartNumberingAfterBreak="0">
+  <w:abstractNum w:abstractNumId="58" w15:restartNumberingAfterBreak="0">
     <w:nsid w:val="6FFE2D97"/>
     <w:multiLevelType w:val="multilevel"/>
     <w:tmpl w:val="596C1A22"/>
@@ -12217,7 +12901,7 @@
       </w:rPr>
     </w:lvl>
   </w:abstractNum>
-  <w:abstractNum w:abstractNumId="57" w15:restartNumberingAfterBreak="0">
+  <w:abstractNum w:abstractNumId="59" w15:restartNumberingAfterBreak="0">
     <w:nsid w:val="71F109CF"/>
     <w:multiLevelType w:val="multilevel"/>
     <w:tmpl w:val="D60E769C"/>
@@ -12366,7 +13050,7 @@
       </w:rPr>
     </w:lvl>
   </w:abstractNum>
-  <w:abstractNum w:abstractNumId="58" w15:restartNumberingAfterBreak="0">
+  <w:abstractNum w:abstractNumId="60" w15:restartNumberingAfterBreak="0">
     <w:nsid w:val="7218572D"/>
     <w:multiLevelType w:val="multilevel"/>
     <w:tmpl w:val="3CDE930E"/>
@@ -12515,7 +13199,7 @@
       </w:rPr>
     </w:lvl>
   </w:abstractNum>
-  <w:abstractNum w:abstractNumId="59" w15:restartNumberingAfterBreak="0">
+  <w:abstractNum w:abstractNumId="61" w15:restartNumberingAfterBreak="0">
     <w:nsid w:val="74A36300"/>
     <w:multiLevelType w:val="multilevel"/>
     <w:tmpl w:val="69127098"/>
@@ -12664,7 +13348,7 @@
       </w:rPr>
     </w:lvl>
   </w:abstractNum>
-  <w:abstractNum w:abstractNumId="60" w15:restartNumberingAfterBreak="0">
+  <w:abstractNum w:abstractNumId="62" w15:restartNumberingAfterBreak="0">
     <w:nsid w:val="75DC56F8"/>
     <w:multiLevelType w:val="multilevel"/>
     <w:tmpl w:val="46FCA036"/>
@@ -12813,7 +13497,7 @@
       </w:rPr>
     </w:lvl>
   </w:abstractNum>
-  <w:abstractNum w:abstractNumId="61" w15:restartNumberingAfterBreak="0">
+  <w:abstractNum w:abstractNumId="63" w15:restartNumberingAfterBreak="0">
     <w:nsid w:val="781E6EED"/>
     <w:multiLevelType w:val="multilevel"/>
     <w:tmpl w:val="765C0CB8"/>
@@ -12962,7 +13646,7 @@
       </w:rPr>
     </w:lvl>
   </w:abstractNum>
-  <w:abstractNum w:abstractNumId="62" w15:restartNumberingAfterBreak="0">
+  <w:abstractNum w:abstractNumId="64" w15:restartNumberingAfterBreak="0">
     <w:nsid w:val="78930290"/>
     <w:multiLevelType w:val="multilevel"/>
     <w:tmpl w:val="EB9A29EC"/>
@@ -13111,7 +13795,7 @@
       </w:rPr>
     </w:lvl>
   </w:abstractNum>
-  <w:abstractNum w:abstractNumId="63" w15:restartNumberingAfterBreak="0">
+  <w:abstractNum w:abstractNumId="65" w15:restartNumberingAfterBreak="0">
     <w:nsid w:val="790A5107"/>
     <w:multiLevelType w:val="multilevel"/>
     <w:tmpl w:val="5A525CB6"/>
@@ -13260,7 +13944,7 @@
       </w:rPr>
     </w:lvl>
   </w:abstractNum>
-  <w:abstractNum w:abstractNumId="64" w15:restartNumberingAfterBreak="0">
+  <w:abstractNum w:abstractNumId="66" w15:restartNumberingAfterBreak="0">
     <w:nsid w:val="79C53DEF"/>
     <w:multiLevelType w:val="multilevel"/>
     <w:tmpl w:val="5546EBB4"/>
@@ -13409,7 +14093,7 @@
       </w:rPr>
     </w:lvl>
   </w:abstractNum>
-  <w:abstractNum w:abstractNumId="65" w15:restartNumberingAfterBreak="0">
+  <w:abstractNum w:abstractNumId="67" w15:restartNumberingAfterBreak="0">
     <w:nsid w:val="7A8F04C0"/>
     <w:multiLevelType w:val="multilevel"/>
     <w:tmpl w:val="B3740524"/>
@@ -13558,7 +14242,7 @@
       </w:rPr>
     </w:lvl>
   </w:abstractNum>
-  <w:abstractNum w:abstractNumId="66" w15:restartNumberingAfterBreak="0">
+  <w:abstractNum w:abstractNumId="68" w15:restartNumberingAfterBreak="0">
     <w:nsid w:val="7C8D0ABC"/>
     <w:multiLevelType w:val="multilevel"/>
     <w:tmpl w:val="F81AC82A"/>
@@ -13708,100 +14392,100 @@
     </w:lvl>
   </w:abstractNum>
   <w:num w:numId="1" w16cid:durableId="311445360">
-    <w:abstractNumId w:val="37"/>
+    <w:abstractNumId w:val="39"/>
   </w:num>
   <w:num w:numId="2" w16cid:durableId="694236627">
-    <w:abstractNumId w:val="55"/>
+    <w:abstractNumId w:val="57"/>
   </w:num>
   <w:num w:numId="3" w16cid:durableId="1366056432">
-    <w:abstractNumId w:val="41"/>
+    <w:abstractNumId w:val="43"/>
   </w:num>
   <w:num w:numId="4" w16cid:durableId="320817826">
-    <w:abstractNumId w:val="58"/>
+    <w:abstractNumId w:val="60"/>
   </w:num>
   <w:num w:numId="5" w16cid:durableId="997347819">
-    <w:abstractNumId w:val="13"/>
+    <w:abstractNumId w:val="14"/>
   </w:num>
   <w:num w:numId="6" w16cid:durableId="1661156578">
     <w:abstractNumId w:val="11"/>
   </w:num>
   <w:num w:numId="7" w16cid:durableId="105581292">
-    <w:abstractNumId w:val="56"/>
+    <w:abstractNumId w:val="58"/>
   </w:num>
   <w:num w:numId="8" w16cid:durableId="1215510414">
-    <w:abstractNumId w:val="38"/>
+    <w:abstractNumId w:val="40"/>
   </w:num>
   <w:num w:numId="9" w16cid:durableId="644890424">
-    <w:abstractNumId w:val="44"/>
+    <w:abstractNumId w:val="46"/>
   </w:num>
   <w:num w:numId="10" w16cid:durableId="462774561">
-    <w:abstractNumId w:val="45"/>
+    <w:abstractNumId w:val="47"/>
   </w:num>
   <w:num w:numId="11" w16cid:durableId="411008877">
-    <w:abstractNumId w:val="49"/>
+    <w:abstractNumId w:val="51"/>
   </w:num>
   <w:num w:numId="12" w16cid:durableId="477921168">
-    <w:abstractNumId w:val="61"/>
+    <w:abstractNumId w:val="63"/>
   </w:num>
   <w:num w:numId="13" w16cid:durableId="497696088">
     <w:abstractNumId w:val="7"/>
   </w:num>
   <w:num w:numId="14" w16cid:durableId="651444628">
-    <w:abstractNumId w:val="21"/>
+    <w:abstractNumId w:val="22"/>
   </w:num>
   <w:num w:numId="15" w16cid:durableId="2075615576">
     <w:abstractNumId w:val="0"/>
   </w:num>
   <w:num w:numId="16" w16cid:durableId="749038358">
+    <w:abstractNumId w:val="21"/>
+  </w:num>
+  <w:num w:numId="17" w16cid:durableId="797184374">
+    <w:abstractNumId w:val="28"/>
+  </w:num>
+  <w:num w:numId="18" w16cid:durableId="2053722251">
+    <w:abstractNumId w:val="54"/>
+  </w:num>
+  <w:num w:numId="19" w16cid:durableId="739330424">
+    <w:abstractNumId w:val="26"/>
+  </w:num>
+  <w:num w:numId="20" w16cid:durableId="960915859">
+    <w:abstractNumId w:val="68"/>
+  </w:num>
+  <w:num w:numId="21" w16cid:durableId="521018327">
     <w:abstractNumId w:val="20"/>
   </w:num>
-  <w:num w:numId="17" w16cid:durableId="797184374">
-    <w:abstractNumId w:val="27"/>
-  </w:num>
-  <w:num w:numId="18" w16cid:durableId="2053722251">
-    <w:abstractNumId w:val="52"/>
-  </w:num>
-  <w:num w:numId="19" w16cid:durableId="739330424">
-    <w:abstractNumId w:val="25"/>
-  </w:num>
-  <w:num w:numId="20" w16cid:durableId="960915859">
+  <w:num w:numId="22" w16cid:durableId="1923684076">
     <w:abstractNumId w:val="66"/>
   </w:num>
-  <w:num w:numId="21" w16cid:durableId="521018327">
-    <w:abstractNumId w:val="19"/>
-  </w:num>
-  <w:num w:numId="22" w16cid:durableId="1923684076">
-    <w:abstractNumId w:val="64"/>
-  </w:num>
   <w:num w:numId="23" w16cid:durableId="532769245">
-    <w:abstractNumId w:val="43"/>
+    <w:abstractNumId w:val="45"/>
   </w:num>
   <w:num w:numId="24" w16cid:durableId="892040551">
-    <w:abstractNumId w:val="34"/>
+    <w:abstractNumId w:val="36"/>
   </w:num>
   <w:num w:numId="25" w16cid:durableId="1594316287">
     <w:abstractNumId w:val="1"/>
   </w:num>
   <w:num w:numId="26" w16cid:durableId="158623216">
-    <w:abstractNumId w:val="12"/>
+    <w:abstractNumId w:val="13"/>
   </w:num>
   <w:num w:numId="27" w16cid:durableId="30031497">
-    <w:abstractNumId w:val="17"/>
+    <w:abstractNumId w:val="18"/>
   </w:num>
   <w:num w:numId="28" w16cid:durableId="344600477">
-    <w:abstractNumId w:val="29"/>
+    <w:abstractNumId w:val="30"/>
   </w:num>
   <w:num w:numId="29" w16cid:durableId="759177128">
-    <w:abstractNumId w:val="36"/>
+    <w:abstractNumId w:val="38"/>
   </w:num>
   <w:num w:numId="30" w16cid:durableId="522590706">
-    <w:abstractNumId w:val="22"/>
+    <w:abstractNumId w:val="23"/>
   </w:num>
   <w:num w:numId="31" w16cid:durableId="351956977">
     <w:abstractNumId w:val="2"/>
   </w:num>
   <w:num w:numId="32" w16cid:durableId="1409616933">
-    <w:abstractNumId w:val="28"/>
+    <w:abstractNumId w:val="29"/>
   </w:num>
   <w:num w:numId="33" w16cid:durableId="486164970">
     <w:abstractNumId w:val="8"/>
@@ -13810,103 +14494,109 @@
     <w:abstractNumId w:val="9"/>
   </w:num>
   <w:num w:numId="35" w16cid:durableId="1274895435">
-    <w:abstractNumId w:val="46"/>
+    <w:abstractNumId w:val="48"/>
   </w:num>
   <w:num w:numId="36" w16cid:durableId="1882130156">
     <w:abstractNumId w:val="4"/>
   </w:num>
   <w:num w:numId="37" w16cid:durableId="504899604">
-    <w:abstractNumId w:val="53"/>
+    <w:abstractNumId w:val="55"/>
   </w:num>
   <w:num w:numId="38" w16cid:durableId="2134668467">
-    <w:abstractNumId w:val="47"/>
+    <w:abstractNumId w:val="49"/>
   </w:num>
   <w:num w:numId="39" w16cid:durableId="1119256043">
-    <w:abstractNumId w:val="32"/>
+    <w:abstractNumId w:val="34"/>
   </w:num>
   <w:num w:numId="40" w16cid:durableId="354771985">
-    <w:abstractNumId w:val="48"/>
+    <w:abstractNumId w:val="50"/>
   </w:num>
   <w:num w:numId="41" w16cid:durableId="745424367">
-    <w:abstractNumId w:val="31"/>
+    <w:abstractNumId w:val="33"/>
   </w:num>
   <w:num w:numId="42" w16cid:durableId="1559709230">
-    <w:abstractNumId w:val="18"/>
+    <w:abstractNumId w:val="19"/>
   </w:num>
   <w:num w:numId="43" w16cid:durableId="1018238037">
-    <w:abstractNumId w:val="16"/>
+    <w:abstractNumId w:val="17"/>
   </w:num>
   <w:num w:numId="44" w16cid:durableId="1616407979">
-    <w:abstractNumId w:val="35"/>
+    <w:abstractNumId w:val="37"/>
   </w:num>
   <w:num w:numId="45" w16cid:durableId="984551926">
     <w:abstractNumId w:val="5"/>
   </w:num>
   <w:num w:numId="46" w16cid:durableId="2067869811">
-    <w:abstractNumId w:val="40"/>
+    <w:abstractNumId w:val="42"/>
   </w:num>
   <w:num w:numId="47" w16cid:durableId="1126582773">
-    <w:abstractNumId w:val="65"/>
+    <w:abstractNumId w:val="67"/>
   </w:num>
   <w:num w:numId="48" w16cid:durableId="1934052554">
     <w:abstractNumId w:val="3"/>
   </w:num>
   <w:num w:numId="49" w16cid:durableId="1540632772">
-    <w:abstractNumId w:val="30"/>
+    <w:abstractNumId w:val="32"/>
   </w:num>
   <w:num w:numId="50" w16cid:durableId="1443645462">
     <w:abstractNumId w:val="6"/>
   </w:num>
   <w:num w:numId="51" w16cid:durableId="792403462">
-    <w:abstractNumId w:val="26"/>
+    <w:abstractNumId w:val="27"/>
   </w:num>
   <w:num w:numId="52" w16cid:durableId="1750228994">
+    <w:abstractNumId w:val="64"/>
+  </w:num>
+  <w:num w:numId="53" w16cid:durableId="1619337389">
+    <w:abstractNumId w:val="59"/>
+  </w:num>
+  <w:num w:numId="54" w16cid:durableId="118964224">
+    <w:abstractNumId w:val="52"/>
+  </w:num>
+  <w:num w:numId="55" w16cid:durableId="352920647">
+    <w:abstractNumId w:val="24"/>
+  </w:num>
+  <w:num w:numId="56" w16cid:durableId="143161617">
+    <w:abstractNumId w:val="61"/>
+  </w:num>
+  <w:num w:numId="57" w16cid:durableId="307705358">
+    <w:abstractNumId w:val="53"/>
+  </w:num>
+  <w:num w:numId="58" w16cid:durableId="1804039384">
     <w:abstractNumId w:val="62"/>
   </w:num>
-  <w:num w:numId="53" w16cid:durableId="1619337389">
-    <w:abstractNumId w:val="57"/>
-  </w:num>
-  <w:num w:numId="54" w16cid:durableId="118964224">
-    <w:abstractNumId w:val="50"/>
-  </w:num>
-  <w:num w:numId="55" w16cid:durableId="352920647">
-    <w:abstractNumId w:val="23"/>
-  </w:num>
-  <w:num w:numId="56" w16cid:durableId="143161617">
-    <w:abstractNumId w:val="59"/>
-  </w:num>
-  <w:num w:numId="57" w16cid:durableId="307705358">
-    <w:abstractNumId w:val="51"/>
-  </w:num>
-  <w:num w:numId="58" w16cid:durableId="1804039384">
-    <w:abstractNumId w:val="60"/>
-  </w:num>
   <w:num w:numId="59" w16cid:durableId="527716065">
-    <w:abstractNumId w:val="54"/>
+    <w:abstractNumId w:val="56"/>
   </w:num>
   <w:num w:numId="60" w16cid:durableId="963729685">
-    <w:abstractNumId w:val="39"/>
+    <w:abstractNumId w:val="41"/>
   </w:num>
   <w:num w:numId="61" w16cid:durableId="364252640">
-    <w:abstractNumId w:val="15"/>
+    <w:abstractNumId w:val="16"/>
   </w:num>
   <w:num w:numId="62" w16cid:durableId="31662363">
-    <w:abstractNumId w:val="42"/>
+    <w:abstractNumId w:val="44"/>
   </w:num>
   <w:num w:numId="63" w16cid:durableId="1777093386">
-    <w:abstractNumId w:val="33"/>
+    <w:abstractNumId w:val="35"/>
   </w:num>
   <w:num w:numId="64" w16cid:durableId="772364637">
     <w:abstractNumId w:val="10"/>
   </w:num>
   <w:num w:numId="65" w16cid:durableId="984091796">
-    <w:abstractNumId w:val="14"/>
+    <w:abstractNumId w:val="15"/>
   </w:num>
   <w:num w:numId="66" w16cid:durableId="1025473937">
-    <w:abstractNumId w:val="24"/>
+    <w:abstractNumId w:val="25"/>
   </w:num>
   <w:num w:numId="67" w16cid:durableId="357197975">
-    <w:abstractNumId w:val="63"/>
+    <w:abstractNumId w:val="65"/>
+  </w:num>
+  <w:num w:numId="68" w16cid:durableId="148526302">
+    <w:abstractNumId w:val="31"/>
+  </w:num>
+  <w:num w:numId="69" w16cid:durableId="449323996">
+    <w:abstractNumId w:val="12"/>
   </w:num>
   <w:numIdMacAtCleanup w:val="8"/>
 </w:numbering>

--- a/Church/2026/2026_0801_MenloChurch.docx
+++ b/Church/2026/2026_0801_MenloChurch.docx
@@ -3906,6 +3906,19 @@
       <w:pPr>
         <w:rPr>
           <w:rFonts w:cstheme="minorHAnsi"/>
+        </w:rPr>
+      </w:pPr>
+      <w:r>
+        <w:rPr>
+          <w:rFonts w:cstheme="minorHAnsi"/>
+        </w:rPr>
+        <w:t>Chrom AI summary:</w:t>
+      </w:r>
+    </w:p>
+    <w:p>
+      <w:pPr>
+        <w:rPr>
+          <w:rFonts w:cstheme="minorHAnsi"/>
           <w:b/>
           <w:bCs/>
         </w:rPr>
@@ -4094,13 +4107,131 @@
           <w:rFonts w:cstheme="minorHAnsi"/>
         </w:rPr>
       </w:pPr>
-    </w:p>
-    <w:p>
-      <w:pPr>
-        <w:rPr>
-          <w:rFonts w:cstheme="minorHAnsi"/>
-        </w:rPr>
-      </w:pPr>
+      <w:r>
+        <w:rPr>
+          <w:rFonts w:cstheme="minorHAnsi"/>
+        </w:rPr>
+        <w:t>The second Sola is the idea of Grace Alone.</w:t>
+      </w:r>
+      <w:r>
+        <w:rPr>
+          <w:rFonts w:cstheme="minorHAnsi"/>
+        </w:rPr>
+        <w:t xml:space="preserve"> </w:t>
+      </w:r>
+    </w:p>
+    <w:p>
+      <w:pPr>
+        <w:rPr>
+          <w:rFonts w:cstheme="minorHAnsi"/>
+        </w:rPr>
+      </w:pPr>
+      <w:r>
+        <w:rPr>
+          <w:rFonts w:cstheme="minorHAnsi"/>
+        </w:rPr>
+        <w:t xml:space="preserve">a. </w:t>
+      </w:r>
+      <w:r>
+        <w:rPr>
+          <w:rFonts w:cstheme="minorHAnsi"/>
+        </w:rPr>
+        <w:t xml:space="preserve">Inside the Protestantism, grace is </w:t>
+      </w:r>
+      <w:r>
+        <w:rPr>
+          <w:rFonts w:cstheme="minorHAnsi"/>
+        </w:rPr>
+        <w:t xml:space="preserve">what we experience from God. Undeserved favor from start to finish. </w:t>
+      </w:r>
+      <w:r>
+        <w:rPr>
+          <w:rFonts w:cstheme="minorHAnsi"/>
+        </w:rPr>
+        <w:t>We</w:t>
+      </w:r>
+      <w:r>
+        <w:rPr>
+          <w:rFonts w:cstheme="minorHAnsi"/>
+        </w:rPr>
+        <w:t xml:space="preserve"> never </w:t>
+      </w:r>
+      <w:r>
+        <w:rPr>
+          <w:rFonts w:cstheme="minorHAnsi"/>
+        </w:rPr>
+        <w:t xml:space="preserve">have </w:t>
+      </w:r>
+      <w:r>
+        <w:rPr>
+          <w:rFonts w:cstheme="minorHAnsi"/>
+        </w:rPr>
+        <w:t>grace</w:t>
+      </w:r>
+      <w:r>
+        <w:rPr>
+          <w:rFonts w:cstheme="minorHAnsi"/>
+        </w:rPr>
+        <w:t xml:space="preserve"> from God</w:t>
+      </w:r>
+      <w:r>
+        <w:rPr>
+          <w:rFonts w:cstheme="minorHAnsi"/>
+        </w:rPr>
+        <w:t>.</w:t>
+      </w:r>
+    </w:p>
+    <w:p>
+      <w:pPr>
+        <w:rPr>
+          <w:rFonts w:cstheme="minorHAnsi"/>
+        </w:rPr>
+      </w:pPr>
+      <w:r>
+        <w:rPr>
+          <w:rFonts w:cstheme="minorHAnsi"/>
+        </w:rPr>
+        <w:t>b. But withing Roman Catholicism, grace is absolutely what begins your faith with God.</w:t>
+      </w:r>
+      <w:r>
+        <w:rPr>
+          <w:rFonts w:cstheme="minorHAnsi"/>
+        </w:rPr>
+        <w:t xml:space="preserve"> How you continue and cooperate with the grace of God in order to keep </w:t>
+      </w:r>
+      <w:r>
+        <w:rPr>
+          <w:rFonts w:cstheme="minorHAnsi"/>
+        </w:rPr>
+        <w:t xml:space="preserve">it and fulfill it for all eternity, </w:t>
+      </w:r>
+    </w:p>
+    <w:p>
+      <w:pPr>
+        <w:rPr>
+          <w:rFonts w:cstheme="minorHAnsi"/>
+        </w:rPr>
+      </w:pPr>
+    </w:p>
+    <w:p>
+      <w:pPr>
+        <w:rPr>
+          <w:rFonts w:cstheme="minorHAnsi"/>
+        </w:rPr>
+      </w:pPr>
+    </w:p>
+    <w:p>
+      <w:pPr>
+        <w:rPr>
+          <w:rFonts w:cstheme="minorHAnsi"/>
+        </w:rPr>
+      </w:pPr>
+      <w:r>
+        <w:rPr>
+          <w:rFonts w:cstheme="minorHAnsi"/>
+        </w:rPr>
+        <w:t>Chrome AI Mode:</w:t>
+      </w:r>
     </w:p>
     <w:p>
       <w:pPr>
@@ -4209,6 +4340,1209 @@
           <w:rFonts w:cstheme="minorHAnsi"/>
         </w:rPr>
       </w:pPr>
+      <w:r>
+        <w:rPr>
+          <w:rFonts w:cstheme="minorHAnsi"/>
+        </w:rPr>
+        <w:t>15</w:t>
+      </w:r>
+      <w:r>
+        <w:rPr>
+          <w:rFonts w:cstheme="minorHAnsi"/>
+        </w:rPr>
+        <w:t>:</w:t>
+      </w:r>
+      <w:r>
+        <w:rPr>
+          <w:rFonts w:cstheme="minorHAnsi"/>
+        </w:rPr>
+        <w:t>46</w:t>
+      </w:r>
+      <w:r>
+        <w:rPr>
+          <w:rFonts w:cstheme="minorHAnsi"/>
+        </w:rPr>
+        <w:t>/</w:t>
+      </w:r>
+      <w:r>
+        <w:rPr>
+          <w:rFonts w:cstheme="minorHAnsi"/>
+        </w:rPr>
+        <w:t>35:54</w:t>
+      </w:r>
+    </w:p>
+    <w:p>
+      <w:pPr>
+        <w:rPr>
+          <w:rFonts w:cstheme="minorHAnsi"/>
+        </w:rPr>
+      </w:pPr>
+      <w:r>
+        <w:rPr>
+          <w:rFonts w:cstheme="minorHAnsi"/>
+        </w:rPr>
+        <w:drawing>
+          <wp:inline distT="0" distB="0" distL="0" distR="0" wp14:anchorId="53E719A7" wp14:editId="63CFF1E9">
+            <wp:extent cx="3477110" cy="2219635"/>
+            <wp:effectExtent l="0" t="0" r="0" b="9525"/>
+            <wp:docPr id="1294447203" name="Picture 1"/>
+            <wp:cNvGraphicFramePr>
+              <a:graphicFrameLocks xmlns:a="http://schemas.openxmlformats.org/drawingml/2006/main" noChangeAspect="1"/>
+            </wp:cNvGraphicFramePr>
+            <a:graphic xmlns:a="http://schemas.openxmlformats.org/drawingml/2006/main">
+              <a:graphicData uri="http://schemas.openxmlformats.org/drawingml/2006/picture">
+                <pic:pic xmlns:pic="http://schemas.openxmlformats.org/drawingml/2006/picture">
+                  <pic:nvPicPr>
+                    <pic:cNvPr id="1294447203" name=""/>
+                    <pic:cNvPicPr/>
+                  </pic:nvPicPr>
+                  <pic:blipFill>
+                    <a:blip r:embed="rId24"/>
+                    <a:stretch>
+                      <a:fillRect/>
+                    </a:stretch>
+                  </pic:blipFill>
+                  <pic:spPr>
+                    <a:xfrm>
+                      <a:off x="0" y="0"/>
+                      <a:ext cx="3477110" cy="2219635"/>
+                    </a:xfrm>
+                    <a:prstGeom prst="rect">
+                      <a:avLst/>
+                    </a:prstGeom>
+                  </pic:spPr>
+                </pic:pic>
+              </a:graphicData>
+            </a:graphic>
+          </wp:inline>
+        </w:drawing>
+      </w:r>
+    </w:p>
+    <w:p>
+      <w:pPr>
+        <w:rPr>
+          <w:rFonts w:cstheme="minorHAnsi"/>
+        </w:rPr>
+      </w:pPr>
+      <w:r>
+        <w:rPr>
+          <w:rFonts w:cstheme="minorHAnsi"/>
+        </w:rPr>
+        <w:t>The third Sola is Faith Alone.</w:t>
+      </w:r>
+    </w:p>
+    <w:p>
+      <w:pPr>
+        <w:rPr>
+          <w:rFonts w:cstheme="minorHAnsi"/>
+        </w:rPr>
+      </w:pPr>
+      <w:r>
+        <w:rPr>
+          <w:rFonts w:cstheme="minorHAnsi"/>
+        </w:rPr>
+        <w:lastRenderedPageBreak/>
+        <w:t>a. Inside the Protestant, we are made right by faith. Trusting in what we can’t see. Believing that Jesus is who he says he is. Offers what he says he offers and gives our new life.</w:t>
+      </w:r>
+    </w:p>
+    <w:p>
+      <w:pPr>
+        <w:rPr>
+          <w:rFonts w:cstheme="minorHAnsi"/>
+        </w:rPr>
+      </w:pPr>
+      <w:r>
+        <w:rPr>
+          <w:rFonts w:cstheme="minorHAnsi"/>
+        </w:rPr>
+        <w:t xml:space="preserve">b. Inside the Roman Catholicism, </w:t>
+      </w:r>
+      <w:r>
+        <w:rPr>
+          <w:rFonts w:cstheme="minorHAnsi"/>
+        </w:rPr>
+        <w:t>faith is central. It is incredibly</w:t>
+      </w:r>
+      <w:r>
+        <w:rPr>
+          <w:rFonts w:cstheme="minorHAnsi"/>
+        </w:rPr>
+        <w:t xml:space="preserve"> </w:t>
+      </w:r>
+      <w:r>
+        <w:rPr>
+          <w:rFonts w:cstheme="minorHAnsi"/>
+        </w:rPr>
+        <w:t>important.</w:t>
+      </w:r>
+      <w:r>
+        <w:rPr>
+          <w:rFonts w:cstheme="minorHAnsi"/>
+        </w:rPr>
+        <w:t xml:space="preserve"> </w:t>
+      </w:r>
+      <w:r>
+        <w:rPr>
+          <w:rFonts w:cstheme="minorHAnsi"/>
+        </w:rPr>
+        <w:t>I</w:t>
+      </w:r>
+      <w:r>
+        <w:rPr>
+          <w:rFonts w:cstheme="minorHAnsi"/>
+        </w:rPr>
+        <w:t>t isn’t enough by itself.</w:t>
+      </w:r>
+      <w:r>
+        <w:rPr>
+          <w:rFonts w:cstheme="minorHAnsi"/>
+        </w:rPr>
+        <w:t xml:space="preserve"> The sacrament and your works, they have to be added to it as that cooperation with the grace of God in your life.</w:t>
+      </w:r>
+    </w:p>
+    <w:p>
+      <w:pPr>
+        <w:rPr>
+          <w:rFonts w:cstheme="minorHAnsi"/>
+        </w:rPr>
+      </w:pPr>
+    </w:p>
+    <w:p>
+      <w:pPr>
+        <w:rPr>
+          <w:rFonts w:cstheme="minorHAnsi"/>
+        </w:rPr>
+      </w:pPr>
+    </w:p>
+    <w:p>
+      <w:pPr>
+        <w:rPr>
+          <w:rFonts w:cstheme="minorHAnsi"/>
+        </w:rPr>
+      </w:pPr>
+      <w:r>
+        <w:rPr>
+          <w:rFonts w:cstheme="minorHAnsi"/>
+        </w:rPr>
+        <w:t>Chrome AI Mode:</w:t>
+      </w:r>
+    </w:p>
+    <w:p>
+      <w:pPr>
+        <w:rPr>
+          <w:rFonts w:cstheme="minorHAnsi"/>
+          <w:b/>
+          <w:bCs/>
+        </w:rPr>
+      </w:pPr>
+      <w:r>
+        <w:rPr>
+          <w:rFonts w:cstheme="minorHAnsi"/>
+          <w:b/>
+          <w:bCs/>
+        </w:rPr>
+        <w:t>3. Faith Alone (</w:t>
+      </w:r>
+      <w:r>
+        <w:rPr>
+          <w:rFonts w:cstheme="minorHAnsi"/>
+          <w:b/>
+          <w:bCs/>
+          <w:i/>
+          <w:iCs/>
+        </w:rPr>
+        <w:t>Sola Fide</w:t>
+      </w:r>
+      <w:r>
+        <w:rPr>
+          <w:rFonts w:cstheme="minorHAnsi"/>
+          <w:b/>
+          <w:bCs/>
+        </w:rPr>
+        <w:t>)</w:t>
+      </w:r>
+    </w:p>
+    <w:p>
+      <w:pPr>
+        <w:numPr>
+          <w:ilvl w:val="0"/>
+          <w:numId w:val="70"/>
+        </w:numPr>
+        <w:rPr>
+          <w:rFonts w:cstheme="minorHAnsi"/>
+        </w:rPr>
+      </w:pPr>
+      <w:r>
+        <w:rPr>
+          <w:rFonts w:cstheme="minorHAnsi"/>
+          <w:b/>
+          <w:bCs/>
+        </w:rPr>
+        <w:t>Protestant</w:t>
+      </w:r>
+      <w:r>
+        <w:rPr>
+          <w:rFonts w:cstheme="minorHAnsi"/>
+        </w:rPr>
+        <w:t>: Asserts that a person is justified (made right in the eyes of God) purely through personal faith in Jesus Christ.</w:t>
+      </w:r>
+    </w:p>
+    <w:p>
+      <w:pPr>
+        <w:numPr>
+          <w:ilvl w:val="0"/>
+          <w:numId w:val="70"/>
+        </w:numPr>
+        <w:rPr>
+          <w:rFonts w:cstheme="minorHAnsi"/>
+        </w:rPr>
+      </w:pPr>
+      <w:r>
+        <w:rPr>
+          <w:rFonts w:cstheme="minorHAnsi"/>
+          <w:b/>
+          <w:bCs/>
+        </w:rPr>
+        <w:t>Roman Catholic</w:t>
+      </w:r>
+      <w:r>
+        <w:rPr>
+          <w:rFonts w:cstheme="minorHAnsi"/>
+        </w:rPr>
+        <w:t>: Teaches that justification is infused through a combination of personal faith, participation in holy sacraments (like baptism and confession), and performing righteous works</w:t>
+      </w:r>
+    </w:p>
+    <w:p>
+      <w:pPr>
+        <w:rPr>
+          <w:rFonts w:cstheme="minorHAnsi"/>
+        </w:rPr>
+      </w:pPr>
+    </w:p>
+    <w:p>
+      <w:pPr>
+        <w:rPr>
+          <w:rFonts w:cstheme="minorHAnsi"/>
+        </w:rPr>
+      </w:pPr>
+    </w:p>
+    <w:p>
+      <w:pPr>
+        <w:rPr>
+          <w:rFonts w:cstheme="minorHAnsi"/>
+        </w:rPr>
+      </w:pPr>
+    </w:p>
+    <w:p>
+      <w:pPr>
+        <w:rPr>
+          <w:rFonts w:cstheme="minorHAnsi"/>
+        </w:rPr>
+      </w:pPr>
+    </w:p>
+    <w:p>
+      <w:pPr>
+        <w:rPr>
+          <w:rFonts w:cstheme="minorHAnsi"/>
+        </w:rPr>
+      </w:pPr>
+      <w:r>
+        <w:rPr>
+          <w:rFonts w:cstheme="minorHAnsi"/>
+        </w:rPr>
+        <w:t>1</w:t>
+      </w:r>
+      <w:r>
+        <w:rPr>
+          <w:rFonts w:cstheme="minorHAnsi"/>
+        </w:rPr>
+        <w:t>6</w:t>
+      </w:r>
+      <w:r>
+        <w:rPr>
+          <w:rFonts w:cstheme="minorHAnsi"/>
+        </w:rPr>
+        <w:t>:</w:t>
+      </w:r>
+      <w:r>
+        <w:rPr>
+          <w:rFonts w:cstheme="minorHAnsi"/>
+        </w:rPr>
+        <w:t>1</w:t>
+      </w:r>
+      <w:r>
+        <w:rPr>
+          <w:rFonts w:cstheme="minorHAnsi"/>
+        </w:rPr>
+        <w:t>6</w:t>
+      </w:r>
+      <w:r>
+        <w:rPr>
+          <w:rFonts w:cstheme="minorHAnsi"/>
+        </w:rPr>
+        <w:t>/</w:t>
+      </w:r>
+      <w:r>
+        <w:rPr>
+          <w:rFonts w:cstheme="minorHAnsi"/>
+        </w:rPr>
+        <w:t>35:54</w:t>
+      </w:r>
+    </w:p>
+    <w:p>
+      <w:pPr>
+        <w:rPr>
+          <w:rFonts w:cstheme="minorHAnsi"/>
+        </w:rPr>
+      </w:pPr>
+      <w:r>
+        <w:rPr>
+          <w:rFonts w:cstheme="minorHAnsi"/>
+        </w:rPr>
+        <w:drawing>
+          <wp:inline distT="0" distB="0" distL="0" distR="0" wp14:anchorId="6EBE8CAD" wp14:editId="1F27C515">
+            <wp:extent cx="4496427" cy="4629796"/>
+            <wp:effectExtent l="0" t="0" r="0" b="0"/>
+            <wp:docPr id="80180602" name="Picture 1"/>
+            <wp:cNvGraphicFramePr>
+              <a:graphicFrameLocks xmlns:a="http://schemas.openxmlformats.org/drawingml/2006/main" noChangeAspect="1"/>
+            </wp:cNvGraphicFramePr>
+            <a:graphic xmlns:a="http://schemas.openxmlformats.org/drawingml/2006/main">
+              <a:graphicData uri="http://schemas.openxmlformats.org/drawingml/2006/picture">
+                <pic:pic xmlns:pic="http://schemas.openxmlformats.org/drawingml/2006/picture">
+                  <pic:nvPicPr>
+                    <pic:cNvPr id="80180602" name=""/>
+                    <pic:cNvPicPr/>
+                  </pic:nvPicPr>
+                  <pic:blipFill>
+                    <a:blip r:embed="rId25"/>
+                    <a:stretch>
+                      <a:fillRect/>
+                    </a:stretch>
+                  </pic:blipFill>
+                  <pic:spPr>
+                    <a:xfrm>
+                      <a:off x="0" y="0"/>
+                      <a:ext cx="4496427" cy="4629796"/>
+                    </a:xfrm>
+                    <a:prstGeom prst="rect">
+                      <a:avLst/>
+                    </a:prstGeom>
+                  </pic:spPr>
+                </pic:pic>
+              </a:graphicData>
+            </a:graphic>
+          </wp:inline>
+        </w:drawing>
+      </w:r>
+    </w:p>
+    <w:p>
+      <w:pPr>
+        <w:rPr>
+          <w:rFonts w:cstheme="minorHAnsi"/>
+        </w:rPr>
+      </w:pPr>
+      <w:r>
+        <w:rPr>
+          <w:rFonts w:cstheme="minorHAnsi"/>
+        </w:rPr>
+        <w:t>The fourth one is Christ Alone:</w:t>
+      </w:r>
+    </w:p>
+    <w:p>
+      <w:pPr>
+        <w:rPr>
+          <w:rFonts w:cstheme="minorHAnsi"/>
+        </w:rPr>
+      </w:pPr>
+      <w:r>
+        <w:rPr>
+          <w:rFonts w:cstheme="minorHAnsi"/>
+        </w:rPr>
+        <w:lastRenderedPageBreak/>
+        <w:t xml:space="preserve">a. </w:t>
+      </w:r>
+      <w:r>
+        <w:rPr>
+          <w:rFonts w:cstheme="minorHAnsi"/>
+        </w:rPr>
+        <w:t>Inside the Protestantism, we just read from Hebrew, Jesus is the great high priest. He is the only mediator.</w:t>
+      </w:r>
+      <w:r>
+        <w:rPr>
+          <w:rFonts w:cstheme="minorHAnsi"/>
+        </w:rPr>
+        <w:t xml:space="preserve"> Jesus is the only one we got. </w:t>
+      </w:r>
+    </w:p>
+    <w:p>
+      <w:pPr>
+        <w:rPr>
+          <w:rFonts w:cstheme="minorHAnsi"/>
+        </w:rPr>
+      </w:pPr>
+      <w:r>
+        <w:rPr>
+          <w:rFonts w:cstheme="minorHAnsi"/>
+        </w:rPr>
+        <w:t>b.</w:t>
+      </w:r>
+      <w:r>
+        <w:rPr>
+          <w:rFonts w:cstheme="minorHAnsi"/>
+        </w:rPr>
+        <w:t xml:space="preserve"> Inside the Roman Catholicism,</w:t>
+      </w:r>
+      <w:r>
+        <w:rPr>
+          <w:rFonts w:cstheme="minorHAnsi"/>
+        </w:rPr>
+        <w:t xml:space="preserve"> Jesus is incredibly important.  Jesus is central.</w:t>
+      </w:r>
+      <w:r>
+        <w:rPr>
+          <w:rFonts w:cstheme="minorHAnsi"/>
+        </w:rPr>
+        <w:t xml:space="preserve"> </w:t>
+      </w:r>
+      <w:r>
+        <w:rPr>
+          <w:rFonts w:cstheme="minorHAnsi"/>
+        </w:rPr>
+        <w:t xml:space="preserve">But they add priests, saints, and Mary. They all helping to carry God grace to you. </w:t>
+      </w:r>
+    </w:p>
+    <w:p>
+      <w:pPr>
+        <w:rPr>
+          <w:rFonts w:cstheme="minorHAnsi"/>
+        </w:rPr>
+      </w:pPr>
+    </w:p>
+    <w:p>
+      <w:pPr>
+        <w:rPr>
+          <w:rFonts w:cstheme="minorHAnsi"/>
+        </w:rPr>
+      </w:pPr>
+    </w:p>
+    <w:p>
+      <w:pPr>
+        <w:rPr>
+          <w:rFonts w:cstheme="minorHAnsi"/>
+        </w:rPr>
+      </w:pPr>
+      <w:r>
+        <w:rPr>
+          <w:rFonts w:cstheme="minorHAnsi"/>
+        </w:rPr>
+        <w:t>Chrome AI Mode:</w:t>
+      </w:r>
+    </w:p>
+    <w:p>
+      <w:pPr>
+        <w:rPr>
+          <w:rFonts w:cstheme="minorHAnsi"/>
+        </w:rPr>
+      </w:pPr>
+      <w:r>
+        <w:rPr>
+          <w:rFonts w:cstheme="minorHAnsi"/>
+        </w:rPr>
+        <w:t xml:space="preserve">The fourth principle, </w:t>
+      </w:r>
+      <w:r>
+        <w:rPr>
+          <w:rFonts w:cstheme="minorHAnsi"/>
+          <w:b/>
+          <w:bCs/>
+        </w:rPr>
+        <w:t>Christ Alone (</w:t>
+      </w:r>
+      <w:r>
+        <w:rPr>
+          <w:rFonts w:cstheme="minorHAnsi"/>
+          <w:b/>
+          <w:bCs/>
+          <w:i/>
+          <w:iCs/>
+        </w:rPr>
+        <w:t>Solus Christus</w:t>
+      </w:r>
+      <w:r>
+        <w:rPr>
+          <w:rFonts w:cstheme="minorHAnsi"/>
+          <w:b/>
+          <w:bCs/>
+        </w:rPr>
+        <w:t>)</w:t>
+      </w:r>
+      <w:r>
+        <w:rPr>
+          <w:rFonts w:cstheme="minorHAnsi"/>
+        </w:rPr>
+        <w:t>, highlights differences in how Protestants and Roman Catholics view mediation between humans and God.</w:t>
+      </w:r>
+    </w:p>
+    <w:p>
+      <w:pPr>
+        <w:rPr>
+          <w:rFonts w:cstheme="minorHAnsi"/>
+          <w:b/>
+          <w:bCs/>
+        </w:rPr>
+      </w:pPr>
+      <w:r>
+        <w:rPr>
+          <w:rFonts w:cstheme="minorHAnsi"/>
+          <w:b/>
+          <w:bCs/>
+        </w:rPr>
+        <w:t>4. Christ Alone (</w:t>
+      </w:r>
+      <w:r>
+        <w:rPr>
+          <w:rFonts w:cstheme="minorHAnsi"/>
+          <w:b/>
+          <w:bCs/>
+          <w:i/>
+          <w:iCs/>
+        </w:rPr>
+        <w:t>Solus Christus</w:t>
+      </w:r>
+      <w:r>
+        <w:rPr>
+          <w:rFonts w:cstheme="minorHAnsi"/>
+          <w:b/>
+          <w:bCs/>
+        </w:rPr>
+        <w:t>)</w:t>
+      </w:r>
+    </w:p>
+    <w:p>
+      <w:pPr>
+        <w:numPr>
+          <w:ilvl w:val="0"/>
+          <w:numId w:val="71"/>
+        </w:numPr>
+        <w:rPr>
+          <w:rFonts w:cstheme="minorHAnsi"/>
+        </w:rPr>
+      </w:pPr>
+      <w:r>
+        <w:rPr>
+          <w:rFonts w:cstheme="minorHAnsi"/>
+          <w:b/>
+          <w:bCs/>
+        </w:rPr>
+        <w:t>Protestant</w:t>
+      </w:r>
+      <w:r>
+        <w:rPr>
+          <w:rFonts w:cstheme="minorHAnsi"/>
+        </w:rPr>
+        <w:t>: Believes Jesus Christ is the sole mediator between God and humanity. No other spiritual figures are needed for salvation or prayer.</w:t>
+      </w:r>
+    </w:p>
+    <w:p>
+      <w:pPr>
+        <w:numPr>
+          <w:ilvl w:val="0"/>
+          <w:numId w:val="71"/>
+        </w:numPr>
+        <w:rPr>
+          <w:rFonts w:cstheme="minorHAnsi"/>
+        </w:rPr>
+      </w:pPr>
+      <w:r>
+        <w:rPr>
+          <w:rFonts w:cstheme="minorHAnsi"/>
+          <w:b/>
+          <w:bCs/>
+        </w:rPr>
+        <w:t>Roman Catholic</w:t>
+      </w:r>
+      <w:r>
+        <w:rPr>
+          <w:rFonts w:cstheme="minorHAnsi"/>
+        </w:rPr>
+        <w:t>: Places Jesus at the center of salvation, but teaches that others assist. Believers can pray through the Virgin Mary, saints, and priests to ask for intercession.</w:t>
+      </w:r>
+    </w:p>
+    <w:p>
+      <w:pPr>
+        <w:rPr>
+          <w:rFonts w:cstheme="minorHAnsi"/>
+        </w:rPr>
+      </w:pPr>
+    </w:p>
+    <w:p>
+      <w:pPr>
+        <w:rPr>
+          <w:rFonts w:cstheme="minorHAnsi"/>
+        </w:rPr>
+      </w:pPr>
+    </w:p>
+    <w:p>
+      <w:pPr>
+        <w:rPr>
+          <w:rFonts w:cstheme="minorHAnsi"/>
+        </w:rPr>
+      </w:pPr>
+      <w:r>
+        <w:rPr>
+          <w:rFonts w:cstheme="minorHAnsi"/>
+        </w:rPr>
+        <w:t>16</w:t>
+      </w:r>
+      <w:r>
+        <w:rPr>
+          <w:rFonts w:cstheme="minorHAnsi"/>
+        </w:rPr>
+        <w:t>:</w:t>
+      </w:r>
+      <w:r>
+        <w:rPr>
+          <w:rFonts w:cstheme="minorHAnsi"/>
+        </w:rPr>
+        <w:t>39</w:t>
+      </w:r>
+      <w:r>
+        <w:rPr>
+          <w:rFonts w:cstheme="minorHAnsi"/>
+        </w:rPr>
+        <w:t>/</w:t>
+      </w:r>
+      <w:r>
+        <w:rPr>
+          <w:rFonts w:cstheme="minorHAnsi"/>
+        </w:rPr>
+        <w:t>35:54</w:t>
+      </w:r>
+    </w:p>
+    <w:p>
+      <w:pPr>
+        <w:rPr>
+          <w:rFonts w:cstheme="minorHAnsi"/>
+        </w:rPr>
+      </w:pPr>
+      <w:r>
+        <w:rPr>
+          <w:rFonts w:cstheme="minorHAnsi"/>
+        </w:rPr>
+        <w:drawing>
+          <wp:inline distT="0" distB="0" distL="0" distR="0" wp14:anchorId="59325A59" wp14:editId="7BC0E5EA">
+            <wp:extent cx="4315427" cy="4525006"/>
+            <wp:effectExtent l="0" t="0" r="9525" b="9525"/>
+            <wp:docPr id="990976035" name="Picture 1"/>
+            <wp:cNvGraphicFramePr>
+              <a:graphicFrameLocks xmlns:a="http://schemas.openxmlformats.org/drawingml/2006/main" noChangeAspect="1"/>
+            </wp:cNvGraphicFramePr>
+            <a:graphic xmlns:a="http://schemas.openxmlformats.org/drawingml/2006/main">
+              <a:graphicData uri="http://schemas.openxmlformats.org/drawingml/2006/picture">
+                <pic:pic xmlns:pic="http://schemas.openxmlformats.org/drawingml/2006/picture">
+                  <pic:nvPicPr>
+                    <pic:cNvPr id="990976035" name=""/>
+                    <pic:cNvPicPr/>
+                  </pic:nvPicPr>
+                  <pic:blipFill>
+                    <a:blip r:embed="rId26"/>
+                    <a:stretch>
+                      <a:fillRect/>
+                    </a:stretch>
+                  </pic:blipFill>
+                  <pic:spPr>
+                    <a:xfrm>
+                      <a:off x="0" y="0"/>
+                      <a:ext cx="4315427" cy="4525006"/>
+                    </a:xfrm>
+                    <a:prstGeom prst="rect">
+                      <a:avLst/>
+                    </a:prstGeom>
+                  </pic:spPr>
+                </pic:pic>
+              </a:graphicData>
+            </a:graphic>
+          </wp:inline>
+        </w:drawing>
+      </w:r>
+    </w:p>
+    <w:p>
+      <w:pPr>
+        <w:rPr>
+          <w:rFonts w:cstheme="minorHAnsi"/>
+        </w:rPr>
+      </w:pPr>
+      <w:r>
+        <w:rPr>
+          <w:rFonts w:cstheme="minorHAnsi"/>
+        </w:rPr>
+        <w:t xml:space="preserve">The fifth Sola is </w:t>
+      </w:r>
+      <w:r>
+        <w:rPr>
+          <w:rFonts w:cstheme="minorHAnsi"/>
+        </w:rPr>
+        <w:t>Soli Deo Gloria.</w:t>
+      </w:r>
+    </w:p>
+    <w:p>
+      <w:pPr>
+        <w:rPr>
+          <w:rFonts w:cstheme="minorHAnsi"/>
+        </w:rPr>
+      </w:pPr>
+      <w:r>
+        <w:rPr>
+          <w:rFonts w:cstheme="minorHAnsi"/>
+        </w:rPr>
+        <w:t>a. From Protestantism,</w:t>
+      </w:r>
+      <w:r>
+        <w:rPr>
+          <w:rFonts w:cstheme="minorHAnsi"/>
+        </w:rPr>
+        <w:t xml:space="preserve"> only God has the</w:t>
+      </w:r>
+      <w:r>
+        <w:rPr>
+          <w:rFonts w:cstheme="minorHAnsi"/>
+        </w:rPr>
+        <w:t xml:space="preserve"> salvation </w:t>
+      </w:r>
+      <w:r>
+        <w:rPr>
+          <w:rFonts w:cstheme="minorHAnsi"/>
+        </w:rPr>
+        <w:t xml:space="preserve"> credit.</w:t>
+      </w:r>
+      <w:r>
+        <w:rPr>
+          <w:rFonts w:cstheme="minorHAnsi"/>
+        </w:rPr>
+        <w:t xml:space="preserve"> Glory to God alone is the ultimate fundamental reality,</w:t>
+      </w:r>
+    </w:p>
+    <w:p>
+      <w:pPr>
+        <w:rPr>
+          <w:rFonts w:cstheme="minorHAnsi"/>
+        </w:rPr>
+      </w:pPr>
+      <w:r>
+        <w:rPr>
+          <w:rFonts w:cstheme="minorHAnsi"/>
+        </w:rPr>
+        <w:lastRenderedPageBreak/>
+        <w:t xml:space="preserve">b. From Roman Catholicism, </w:t>
+      </w:r>
+      <w:r>
+        <w:rPr>
+          <w:rFonts w:cstheme="minorHAnsi"/>
+        </w:rPr>
+        <w:t xml:space="preserve">there is shared aim of giving some value to God but there is a shred credit of priests, saints, and Mary around. </w:t>
+      </w:r>
+      <w:r>
+        <w:rPr>
+          <w:rFonts w:cstheme="minorHAnsi"/>
+        </w:rPr>
+        <w:t xml:space="preserve"> </w:t>
+      </w:r>
+    </w:p>
+    <w:p>
+      <w:pPr>
+        <w:rPr>
+          <w:rFonts w:cstheme="minorHAnsi"/>
+        </w:rPr>
+      </w:pPr>
+    </w:p>
+    <w:p>
+      <w:pPr>
+        <w:spacing w:after="160" w:line="278" w:lineRule="auto"/>
+        <w:rPr>
+          <w:rFonts w:cstheme="minorHAnsi"/>
+        </w:rPr>
+      </w:pPr>
+      <w:r>
+        <w:rPr>
+          <w:rFonts w:cstheme="minorHAnsi"/>
+        </w:rPr>
+        <w:t>Chrom AI Mode:</w:t>
+      </w:r>
+    </w:p>
+    <w:p>
+      <w:pPr>
+        <w:spacing w:after="160" w:line="278" w:lineRule="auto"/>
+        <w:rPr>
+          <w:rFonts w:cstheme="minorHAnsi"/>
+        </w:rPr>
+      </w:pPr>
+      <w:r>
+        <w:rPr>
+          <w:rFonts w:cstheme="minorHAnsi"/>
+        </w:rPr>
+        <w:t xml:space="preserve">The fifth and final principle, </w:t>
+      </w:r>
+      <w:r>
+        <w:rPr>
+          <w:rFonts w:cstheme="minorHAnsi"/>
+          <w:b/>
+          <w:bCs/>
+        </w:rPr>
+        <w:t>Glory to God Alone (</w:t>
+      </w:r>
+      <w:r>
+        <w:rPr>
+          <w:rFonts w:cstheme="minorHAnsi"/>
+          <w:b/>
+          <w:bCs/>
+          <w:i/>
+          <w:iCs/>
+        </w:rPr>
+        <w:t>Soli Deo Gloria</w:t>
+      </w:r>
+      <w:r>
+        <w:rPr>
+          <w:rFonts w:cstheme="minorHAnsi"/>
+          <w:b/>
+          <w:bCs/>
+        </w:rPr>
+        <w:t>)</w:t>
+      </w:r>
+      <w:r>
+        <w:rPr>
+          <w:rFonts w:cstheme="minorHAnsi"/>
+        </w:rPr>
+        <w:t>, contrasts who ultimately receives devotion and honor in religious practice.</w:t>
+      </w:r>
+    </w:p>
+    <w:p>
+      <w:pPr>
+        <w:rPr>
+          <w:rFonts w:cstheme="minorHAnsi"/>
+          <w:b/>
+          <w:bCs/>
+        </w:rPr>
+      </w:pPr>
+      <w:r>
+        <w:rPr>
+          <w:rFonts w:cstheme="minorHAnsi"/>
+          <w:b/>
+          <w:bCs/>
+        </w:rPr>
+        <w:t>5. Soli Deo Gloria</w:t>
+      </w:r>
+    </w:p>
+    <w:p>
+      <w:pPr>
+        <w:numPr>
+          <w:ilvl w:val="0"/>
+          <w:numId w:val="72"/>
+        </w:numPr>
+        <w:rPr>
+          <w:rFonts w:cstheme="minorHAnsi"/>
+        </w:rPr>
+      </w:pPr>
+      <w:r>
+        <w:rPr>
+          <w:rFonts w:cstheme="minorHAnsi"/>
+          <w:b/>
+          <w:bCs/>
+        </w:rPr>
+        <w:t>Protestant</w:t>
+      </w:r>
+      <w:r>
+        <w:rPr>
+          <w:rFonts w:cstheme="minorHAnsi"/>
+        </w:rPr>
+        <w:t>: Teaches that all praise, worship, and glory belong exclusively to God alone.</w:t>
+      </w:r>
+    </w:p>
+    <w:p>
+      <w:pPr>
+        <w:numPr>
+          <w:ilvl w:val="0"/>
+          <w:numId w:val="72"/>
+        </w:numPr>
+        <w:rPr>
+          <w:rFonts w:cstheme="minorHAnsi"/>
+        </w:rPr>
+      </w:pPr>
+      <w:r>
+        <w:rPr>
+          <w:rFonts w:cstheme="minorHAnsi"/>
+          <w:b/>
+          <w:bCs/>
+        </w:rPr>
+        <w:t>Roman Catholic</w:t>
+      </w:r>
+      <w:r>
+        <w:rPr>
+          <w:rFonts w:cstheme="minorHAnsi"/>
+        </w:rPr>
+        <w:t>: Gives ultimate glory to God, but shares spiritual honor with the Church hierarchy, saints, and the Virgin Mary.</w:t>
+      </w:r>
+    </w:p>
+    <w:p>
+      <w:pPr>
+        <w:rPr>
+          <w:rFonts w:cstheme="minorHAnsi"/>
+        </w:rPr>
+      </w:pPr>
+    </w:p>
+    <w:p>
+      <w:pPr>
+        <w:rPr>
+          <w:rFonts w:cstheme="minorHAnsi"/>
+        </w:rPr>
+      </w:pPr>
+      <w:r>
+        <w:rPr>
+          <w:rFonts w:cstheme="minorHAnsi"/>
+        </w:rPr>
+        <w:t>16</w:t>
+      </w:r>
+      <w:r>
+        <w:rPr>
+          <w:rFonts w:cstheme="minorHAnsi"/>
+        </w:rPr>
+        <w:t>:</w:t>
+      </w:r>
+      <w:r>
+        <w:rPr>
+          <w:rFonts w:cstheme="minorHAnsi"/>
+        </w:rPr>
+        <w:t>39</w:t>
+      </w:r>
+      <w:r>
+        <w:rPr>
+          <w:rFonts w:cstheme="minorHAnsi"/>
+        </w:rPr>
+        <w:t>/</w:t>
+      </w:r>
+      <w:r>
+        <w:rPr>
+          <w:rFonts w:cstheme="minorHAnsi"/>
+        </w:rPr>
+        <w:t>35:54</w:t>
+      </w:r>
+    </w:p>
+    <w:p>
+      <w:pPr>
+        <w:rPr>
+          <w:rFonts w:cstheme="minorHAnsi"/>
+        </w:rPr>
+      </w:pPr>
+      <w:r>
+        <w:rPr>
+          <w:rFonts w:cstheme="minorHAnsi"/>
+        </w:rPr>
+        <w:t>These five fundamental ideas</w:t>
+      </w:r>
+      <w:r>
+        <w:rPr>
+          <w:rFonts w:cstheme="minorHAnsi"/>
+        </w:rPr>
+        <w:t xml:space="preserve"> </w:t>
+      </w:r>
+      <w:r>
+        <w:rPr>
+          <w:rFonts w:cstheme="minorHAnsi"/>
+        </w:rPr>
+        <w:t>are</w:t>
+      </w:r>
+      <w:r>
+        <w:rPr>
+          <w:rFonts w:cstheme="minorHAnsi"/>
+        </w:rPr>
+        <w:t xml:space="preserve"> </w:t>
+      </w:r>
+      <w:r>
+        <w:rPr>
+          <w:rFonts w:cstheme="minorHAnsi"/>
+        </w:rPr>
+        <w:t xml:space="preserve">who stands for God and give the </w:t>
+      </w:r>
+      <w:r>
+        <w:rPr>
+          <w:rFonts w:cstheme="minorHAnsi"/>
+        </w:rPr>
+        <w:t>grace of God.</w:t>
+      </w:r>
+      <w:r>
+        <w:rPr>
+          <w:rFonts w:cstheme="minorHAnsi"/>
+        </w:rPr>
+        <w:t xml:space="preserve"> They are like the nerves of nervous system</w:t>
+      </w:r>
+      <w:r>
+        <w:rPr>
+          <w:rFonts w:cstheme="minorHAnsi"/>
+        </w:rPr>
+        <w:t xml:space="preserve"> of our faith.</w:t>
+      </w:r>
+      <w:r>
+        <w:rPr>
+          <w:rFonts w:cstheme="minorHAnsi"/>
+        </w:rPr>
+        <w:t xml:space="preserve"> </w:t>
+      </w:r>
+    </w:p>
+    <w:p>
+      <w:pPr>
+        <w:rPr>
+          <w:rFonts w:cstheme="minorHAnsi"/>
+        </w:rPr>
+      </w:pPr>
+      <w:r>
+        <w:rPr>
+          <w:rFonts w:cstheme="minorHAnsi"/>
+        </w:rPr>
+        <w:t>In Catholic teaching, grace is real and free</w:t>
+      </w:r>
+      <w:r>
+        <w:rPr>
+          <w:rFonts w:cstheme="minorHAnsi"/>
+        </w:rPr>
+        <w:t>. Grace is delivered through a system. A system of sacraments</w:t>
+      </w:r>
+      <w:r>
+        <w:rPr>
+          <w:rFonts w:cstheme="minorHAnsi"/>
+        </w:rPr>
+        <w:t xml:space="preserve"> (</w:t>
+      </w:r>
+      <w:r>
+        <w:rPr>
+          <w:rFonts w:cstheme="minorHAnsi"/>
+        </w:rPr>
+        <w:t>聖禮</w:t>
+      </w:r>
+      <w:r>
+        <w:rPr>
+          <w:rFonts w:cstheme="minorHAnsi"/>
+        </w:rPr>
+        <w:t>)</w:t>
+      </w:r>
+      <w:r>
+        <w:rPr>
+          <w:rFonts w:cstheme="minorHAnsi"/>
+        </w:rPr>
+        <w:t xml:space="preserve"> and traditions</w:t>
+      </w:r>
+      <w:r>
+        <w:rPr>
+          <w:rFonts w:cstheme="minorHAnsi"/>
+        </w:rPr>
+        <w:t xml:space="preserve"> that are delivered through the Roman Catholic Church, which they believe is the only true church</w:t>
+      </w:r>
+      <w:r>
+        <w:rPr>
+          <w:rFonts w:cstheme="minorHAnsi"/>
+        </w:rPr>
+        <w:t xml:space="preserve">. </w:t>
+      </w:r>
+    </w:p>
+    <w:p>
+      <w:pPr>
+        <w:rPr>
+          <w:rFonts w:cstheme="minorHAnsi"/>
+        </w:rPr>
+      </w:pPr>
+    </w:p>
+    <w:p>
+      <w:pPr>
+        <w:rPr>
+          <w:rFonts w:cstheme="minorHAnsi"/>
+        </w:rPr>
+      </w:pPr>
+      <w:r>
+        <w:rPr>
+          <w:rFonts w:cstheme="minorHAnsi"/>
+        </w:rPr>
+        <w:t>1</w:t>
+      </w:r>
+      <w:r>
+        <w:rPr>
+          <w:rFonts w:cstheme="minorHAnsi"/>
+        </w:rPr>
+        <w:t>8</w:t>
+      </w:r>
+      <w:r>
+        <w:rPr>
+          <w:rFonts w:cstheme="minorHAnsi"/>
+        </w:rPr>
+        <w:t>:</w:t>
+      </w:r>
+      <w:r>
+        <w:rPr>
+          <w:rFonts w:cstheme="minorHAnsi"/>
+        </w:rPr>
+        <w:t>3</w:t>
+      </w:r>
+      <w:r>
+        <w:rPr>
+          <w:rFonts w:cstheme="minorHAnsi"/>
+        </w:rPr>
+        <w:t>2</w:t>
+      </w:r>
+      <w:r>
+        <w:rPr>
+          <w:rFonts w:cstheme="minorHAnsi"/>
+        </w:rPr>
+        <w:t>/</w:t>
+      </w:r>
+      <w:r>
+        <w:rPr>
+          <w:rFonts w:cstheme="minorHAnsi"/>
+        </w:rPr>
+        <w:t>35:54</w:t>
+      </w:r>
+    </w:p>
+    <w:p>
+      <w:pPr>
+        <w:rPr>
+          <w:rFonts w:cstheme="minorHAnsi"/>
+        </w:rPr>
+      </w:pPr>
+      <w:r>
+        <w:rPr>
+          <w:rFonts w:cstheme="minorHAnsi"/>
+        </w:rPr>
+        <w:t>These churches</w:t>
+      </w:r>
+      <w:r>
+        <w:rPr>
+          <w:rFonts w:cstheme="minorHAnsi"/>
+        </w:rPr>
+        <w:t xml:space="preserve"> </w:t>
+      </w:r>
+      <w:r>
+        <w:rPr>
+          <w:rFonts w:cstheme="minorHAnsi"/>
+        </w:rPr>
+        <w:t>are</w:t>
+      </w:r>
+      <w:r>
+        <w:rPr>
+          <w:rFonts w:cstheme="minorHAnsi"/>
+        </w:rPr>
+        <w:t xml:space="preserve"> administered through the priesthood, a group of male leaders that have been set aside for this task specifically.</w:t>
+      </w:r>
+    </w:p>
+    <w:p>
+      <w:pPr>
+        <w:rPr>
+          <w:rFonts w:cstheme="minorHAnsi"/>
+        </w:rPr>
+      </w:pPr>
+    </w:p>
+    <w:p>
+      <w:pPr>
+        <w:rPr>
+          <w:rFonts w:cstheme="minorHAnsi"/>
+        </w:rPr>
+      </w:pPr>
     </w:p>
     <w:p>
       <w:pPr>
@@ -4293,7 +5627,7 @@
       </w:r>
     </w:p>
     <w:p>
-      <w:hyperlink r:id="rId24" w:history="1">
+      <w:hyperlink r:id="rId27" w:history="1">
         <w:r>
           <w:rPr>
             <w:rStyle w:val="Hyperlink"/>
@@ -4308,7 +5642,7 @@
           <w:rFonts w:cstheme="minorHAnsi"/>
         </w:rPr>
       </w:pPr>
-      <w:hyperlink r:id="rId25" w:history="1">
+      <w:hyperlink r:id="rId28" w:history="1">
         <w:r>
           <w:rPr>
             <w:rStyle w:val="Hyperlink"/>
@@ -4372,7 +5706,7 @@
       </w:pPr>
     </w:p>
     <w:sectPr>
-      <w:footerReference w:type="default" r:id="rId26"/>
+      <w:footerReference w:type="default" r:id="rId29"/>
       <w:pgSz w:w="12240" w:h="15840"/>
       <w:pgMar w:top="1440" w:right="1440" w:bottom="1530" w:left="1440" w:header="0" w:footer="720" w:gutter="0"/>
       <w:cols w:space="720"/>
@@ -8034,7 +9368,7 @@
   <w:abstractNum w:abstractNumId="25" w15:restartNumberingAfterBreak="0">
     <w:nsid w:val="34A26F82"/>
     <w:multiLevelType w:val="multilevel"/>
-    <w:tmpl w:val="40B6DD7C"/>
+    <w:tmpl w:val="A732D74C"/>
     <w:lvl w:ilvl="0">
       <w:start w:val="1"/>
       <w:numFmt w:val="bullet"/>
@@ -8051,20 +9385,16 @@
         <w:sz w:val="20"/>
       </w:rPr>
     </w:lvl>
-    <w:lvl w:ilvl="1" w:tentative="1">
-      <w:start w:val="1"/>
-      <w:numFmt w:val="bullet"/>
-      <w:lvlText w:val="o"/>
-      <w:lvlJc w:val="left"/>
-      <w:pPr>
-        <w:tabs>
-          <w:tab w:val="num" w:pos="1440"/>
-        </w:tabs>
+    <w:lvl w:ilvl="1">
+      <w:start w:val="1"/>
+      <w:numFmt w:val="lowerLetter"/>
+      <w:lvlText w:val="%2."/>
+      <w:lvlJc w:val="left"/>
+      <w:pPr>
         <w:ind w:left="1440" w:hanging="360"/>
       </w:pPr>
       <w:rPr>
-        <w:rFonts w:ascii="Courier New" w:hAnsi="Courier New" w:hint="default"/>
-        <w:sz w:val="20"/>
+        <w:rFonts w:hint="default"/>
       </w:rPr>
     </w:lvl>
     <w:lvl w:ilvl="2" w:tentative="1">
@@ -9128,6 +10458,155 @@
     </w:lvl>
   </w:abstractNum>
   <w:abstractNum w:abstractNumId="33" w15:restartNumberingAfterBreak="0">
+    <w:nsid w:val="3E6737BD"/>
+    <w:multiLevelType w:val="multilevel"/>
+    <w:tmpl w:val="018EE24A"/>
+    <w:lvl w:ilvl="0">
+      <w:start w:val="1"/>
+      <w:numFmt w:val="bullet"/>
+      <w:lvlText w:val=""/>
+      <w:lvlJc w:val="left"/>
+      <w:pPr>
+        <w:tabs>
+          <w:tab w:val="num" w:pos="720"/>
+        </w:tabs>
+        <w:ind w:left="720" w:hanging="360"/>
+      </w:pPr>
+      <w:rPr>
+        <w:rFonts w:ascii="Symbol" w:hAnsi="Symbol" w:hint="default"/>
+        <w:sz w:val="20"/>
+      </w:rPr>
+    </w:lvl>
+    <w:lvl w:ilvl="1" w:tentative="1">
+      <w:start w:val="1"/>
+      <w:numFmt w:val="bullet"/>
+      <w:lvlText w:val="o"/>
+      <w:lvlJc w:val="left"/>
+      <w:pPr>
+        <w:tabs>
+          <w:tab w:val="num" w:pos="1440"/>
+        </w:tabs>
+        <w:ind w:left="1440" w:hanging="360"/>
+      </w:pPr>
+      <w:rPr>
+        <w:rFonts w:ascii="Courier New" w:hAnsi="Courier New" w:hint="default"/>
+        <w:sz w:val="20"/>
+      </w:rPr>
+    </w:lvl>
+    <w:lvl w:ilvl="2" w:tentative="1">
+      <w:start w:val="1"/>
+      <w:numFmt w:val="bullet"/>
+      <w:lvlText w:val=""/>
+      <w:lvlJc w:val="left"/>
+      <w:pPr>
+        <w:tabs>
+          <w:tab w:val="num" w:pos="2160"/>
+        </w:tabs>
+        <w:ind w:left="2160" w:hanging="360"/>
+      </w:pPr>
+      <w:rPr>
+        <w:rFonts w:ascii="Wingdings" w:hAnsi="Wingdings" w:hint="default"/>
+        <w:sz w:val="20"/>
+      </w:rPr>
+    </w:lvl>
+    <w:lvl w:ilvl="3" w:tentative="1">
+      <w:start w:val="1"/>
+      <w:numFmt w:val="bullet"/>
+      <w:lvlText w:val=""/>
+      <w:lvlJc w:val="left"/>
+      <w:pPr>
+        <w:tabs>
+          <w:tab w:val="num" w:pos="2880"/>
+        </w:tabs>
+        <w:ind w:left="2880" w:hanging="360"/>
+      </w:pPr>
+      <w:rPr>
+        <w:rFonts w:ascii="Wingdings" w:hAnsi="Wingdings" w:hint="default"/>
+        <w:sz w:val="20"/>
+      </w:rPr>
+    </w:lvl>
+    <w:lvl w:ilvl="4" w:tentative="1">
+      <w:start w:val="1"/>
+      <w:numFmt w:val="bullet"/>
+      <w:lvlText w:val=""/>
+      <w:lvlJc w:val="left"/>
+      <w:pPr>
+        <w:tabs>
+          <w:tab w:val="num" w:pos="3600"/>
+        </w:tabs>
+        <w:ind w:left="3600" w:hanging="360"/>
+      </w:pPr>
+      <w:rPr>
+        <w:rFonts w:ascii="Wingdings" w:hAnsi="Wingdings" w:hint="default"/>
+        <w:sz w:val="20"/>
+      </w:rPr>
+    </w:lvl>
+    <w:lvl w:ilvl="5" w:tentative="1">
+      <w:start w:val="1"/>
+      <w:numFmt w:val="bullet"/>
+      <w:lvlText w:val=""/>
+      <w:lvlJc w:val="left"/>
+      <w:pPr>
+        <w:tabs>
+          <w:tab w:val="num" w:pos="4320"/>
+        </w:tabs>
+        <w:ind w:left="4320" w:hanging="360"/>
+      </w:pPr>
+      <w:rPr>
+        <w:rFonts w:ascii="Wingdings" w:hAnsi="Wingdings" w:hint="default"/>
+        <w:sz w:val="20"/>
+      </w:rPr>
+    </w:lvl>
+    <w:lvl w:ilvl="6" w:tentative="1">
+      <w:start w:val="1"/>
+      <w:numFmt w:val="bullet"/>
+      <w:lvlText w:val=""/>
+      <w:lvlJc w:val="left"/>
+      <w:pPr>
+        <w:tabs>
+          <w:tab w:val="num" w:pos="5040"/>
+        </w:tabs>
+        <w:ind w:left="5040" w:hanging="360"/>
+      </w:pPr>
+      <w:rPr>
+        <w:rFonts w:ascii="Wingdings" w:hAnsi="Wingdings" w:hint="default"/>
+        <w:sz w:val="20"/>
+      </w:rPr>
+    </w:lvl>
+    <w:lvl w:ilvl="7" w:tentative="1">
+      <w:start w:val="1"/>
+      <w:numFmt w:val="bullet"/>
+      <w:lvlText w:val=""/>
+      <w:lvlJc w:val="left"/>
+      <w:pPr>
+        <w:tabs>
+          <w:tab w:val="num" w:pos="5760"/>
+        </w:tabs>
+        <w:ind w:left="5760" w:hanging="360"/>
+      </w:pPr>
+      <w:rPr>
+        <w:rFonts w:ascii="Wingdings" w:hAnsi="Wingdings" w:hint="default"/>
+        <w:sz w:val="20"/>
+      </w:rPr>
+    </w:lvl>
+    <w:lvl w:ilvl="8" w:tentative="1">
+      <w:start w:val="1"/>
+      <w:numFmt w:val="bullet"/>
+      <w:lvlText w:val=""/>
+      <w:lvlJc w:val="left"/>
+      <w:pPr>
+        <w:tabs>
+          <w:tab w:val="num" w:pos="6480"/>
+        </w:tabs>
+        <w:ind w:left="6480" w:hanging="360"/>
+      </w:pPr>
+      <w:rPr>
+        <w:rFonts w:ascii="Wingdings" w:hAnsi="Wingdings" w:hint="default"/>
+        <w:sz w:val="20"/>
+      </w:rPr>
+    </w:lvl>
+  </w:abstractNum>
+  <w:abstractNum w:abstractNumId="34" w15:restartNumberingAfterBreak="0">
     <w:nsid w:val="3E933DA1"/>
     <w:multiLevelType w:val="multilevel"/>
     <w:tmpl w:val="F1561678"/>
@@ -9276,7 +10755,7 @@
       </w:rPr>
     </w:lvl>
   </w:abstractNum>
-  <w:abstractNum w:abstractNumId="34" w15:restartNumberingAfterBreak="0">
+  <w:abstractNum w:abstractNumId="35" w15:restartNumberingAfterBreak="0">
     <w:nsid w:val="3EB02634"/>
     <w:multiLevelType w:val="multilevel"/>
     <w:tmpl w:val="BA226344"/>
@@ -9425,7 +10904,7 @@
       </w:rPr>
     </w:lvl>
   </w:abstractNum>
-  <w:abstractNum w:abstractNumId="35" w15:restartNumberingAfterBreak="0">
+  <w:abstractNum w:abstractNumId="36" w15:restartNumberingAfterBreak="0">
     <w:nsid w:val="3ECA1C56"/>
     <w:multiLevelType w:val="multilevel"/>
     <w:tmpl w:val="90582042"/>
@@ -9574,7 +11053,7 @@
       </w:rPr>
     </w:lvl>
   </w:abstractNum>
-  <w:abstractNum w:abstractNumId="36" w15:restartNumberingAfterBreak="0">
+  <w:abstractNum w:abstractNumId="37" w15:restartNumberingAfterBreak="0">
     <w:nsid w:val="40787F28"/>
     <w:multiLevelType w:val="multilevel"/>
     <w:tmpl w:val="CDDAA9B8"/>
@@ -9723,7 +11202,7 @@
       </w:rPr>
     </w:lvl>
   </w:abstractNum>
-  <w:abstractNum w:abstractNumId="37" w15:restartNumberingAfterBreak="0">
+  <w:abstractNum w:abstractNumId="38" w15:restartNumberingAfterBreak="0">
     <w:nsid w:val="407F781C"/>
     <w:multiLevelType w:val="multilevel"/>
     <w:tmpl w:val="128E32A2"/>
@@ -9836,7 +11315,7 @@
       </w:pPr>
     </w:lvl>
   </w:abstractNum>
-  <w:abstractNum w:abstractNumId="38" w15:restartNumberingAfterBreak="0">
+  <w:abstractNum w:abstractNumId="39" w15:restartNumberingAfterBreak="0">
     <w:nsid w:val="41BA3989"/>
     <w:multiLevelType w:val="multilevel"/>
     <w:tmpl w:val="073AAFA2"/>
@@ -9985,7 +11464,7 @@
       </w:rPr>
     </w:lvl>
   </w:abstractNum>
-  <w:abstractNum w:abstractNumId="39" w15:restartNumberingAfterBreak="0">
+  <w:abstractNum w:abstractNumId="40" w15:restartNumberingAfterBreak="0">
     <w:nsid w:val="42131A4B"/>
     <w:multiLevelType w:val="multilevel"/>
     <w:tmpl w:val="D0806716"/>
@@ -10134,7 +11613,7 @@
       </w:rPr>
     </w:lvl>
   </w:abstractNum>
-  <w:abstractNum w:abstractNumId="40" w15:restartNumberingAfterBreak="0">
+  <w:abstractNum w:abstractNumId="41" w15:restartNumberingAfterBreak="0">
     <w:nsid w:val="43000B16"/>
     <w:multiLevelType w:val="multilevel"/>
     <w:tmpl w:val="E2381AEE"/>
@@ -10283,7 +11762,7 @@
       </w:rPr>
     </w:lvl>
   </w:abstractNum>
-  <w:abstractNum w:abstractNumId="41" w15:restartNumberingAfterBreak="0">
+  <w:abstractNum w:abstractNumId="42" w15:restartNumberingAfterBreak="0">
     <w:nsid w:val="4367124F"/>
     <w:multiLevelType w:val="multilevel"/>
     <w:tmpl w:val="07D0098A"/>
@@ -10432,7 +11911,7 @@
       </w:rPr>
     </w:lvl>
   </w:abstractNum>
-  <w:abstractNum w:abstractNumId="42" w15:restartNumberingAfterBreak="0">
+  <w:abstractNum w:abstractNumId="43" w15:restartNumberingAfterBreak="0">
     <w:nsid w:val="43E26A0C"/>
     <w:multiLevelType w:val="multilevel"/>
     <w:tmpl w:val="2BD602A6"/>
@@ -10581,7 +12060,7 @@
       </w:rPr>
     </w:lvl>
   </w:abstractNum>
-  <w:abstractNum w:abstractNumId="43" w15:restartNumberingAfterBreak="0">
+  <w:abstractNum w:abstractNumId="44" w15:restartNumberingAfterBreak="0">
     <w:nsid w:val="43EE560F"/>
     <w:multiLevelType w:val="multilevel"/>
     <w:tmpl w:val="AE4E9D64"/>
@@ -10730,7 +12209,7 @@
       </w:rPr>
     </w:lvl>
   </w:abstractNum>
-  <w:abstractNum w:abstractNumId="44" w15:restartNumberingAfterBreak="0">
+  <w:abstractNum w:abstractNumId="45" w15:restartNumberingAfterBreak="0">
     <w:nsid w:val="45160F18"/>
     <w:multiLevelType w:val="hybridMultilevel"/>
     <w:tmpl w:val="7B1EC860"/>
@@ -10819,7 +12298,7 @@
       </w:pPr>
     </w:lvl>
   </w:abstractNum>
-  <w:abstractNum w:abstractNumId="45" w15:restartNumberingAfterBreak="0">
+  <w:abstractNum w:abstractNumId="46" w15:restartNumberingAfterBreak="0">
     <w:nsid w:val="46C11485"/>
     <w:multiLevelType w:val="multilevel"/>
     <w:tmpl w:val="E996B75E"/>
@@ -10968,7 +12447,7 @@
       </w:rPr>
     </w:lvl>
   </w:abstractNum>
-  <w:abstractNum w:abstractNumId="46" w15:restartNumberingAfterBreak="0">
+  <w:abstractNum w:abstractNumId="47" w15:restartNumberingAfterBreak="0">
     <w:nsid w:val="47361CB7"/>
     <w:multiLevelType w:val="multilevel"/>
     <w:tmpl w:val="799CBA8E"/>
@@ -11117,7 +12596,7 @@
       </w:rPr>
     </w:lvl>
   </w:abstractNum>
-  <w:abstractNum w:abstractNumId="47" w15:restartNumberingAfterBreak="0">
+  <w:abstractNum w:abstractNumId="48" w15:restartNumberingAfterBreak="0">
     <w:nsid w:val="47973F5D"/>
     <w:multiLevelType w:val="multilevel"/>
     <w:tmpl w:val="44E6830E"/>
@@ -11266,7 +12745,156 @@
       </w:rPr>
     </w:lvl>
   </w:abstractNum>
-  <w:abstractNum w:abstractNumId="48" w15:restartNumberingAfterBreak="0">
+  <w:abstractNum w:abstractNumId="49" w15:restartNumberingAfterBreak="0">
+    <w:nsid w:val="4C2C776D"/>
+    <w:multiLevelType w:val="multilevel"/>
+    <w:tmpl w:val="E2463C60"/>
+    <w:lvl w:ilvl="0">
+      <w:start w:val="1"/>
+      <w:numFmt w:val="bullet"/>
+      <w:lvlText w:val=""/>
+      <w:lvlJc w:val="left"/>
+      <w:pPr>
+        <w:tabs>
+          <w:tab w:val="num" w:pos="720"/>
+        </w:tabs>
+        <w:ind w:left="720" w:hanging="360"/>
+      </w:pPr>
+      <w:rPr>
+        <w:rFonts w:ascii="Symbol" w:hAnsi="Symbol" w:hint="default"/>
+        <w:sz w:val="20"/>
+      </w:rPr>
+    </w:lvl>
+    <w:lvl w:ilvl="1" w:tentative="1">
+      <w:start w:val="1"/>
+      <w:numFmt w:val="bullet"/>
+      <w:lvlText w:val="o"/>
+      <w:lvlJc w:val="left"/>
+      <w:pPr>
+        <w:tabs>
+          <w:tab w:val="num" w:pos="1440"/>
+        </w:tabs>
+        <w:ind w:left="1440" w:hanging="360"/>
+      </w:pPr>
+      <w:rPr>
+        <w:rFonts w:ascii="Courier New" w:hAnsi="Courier New" w:hint="default"/>
+        <w:sz w:val="20"/>
+      </w:rPr>
+    </w:lvl>
+    <w:lvl w:ilvl="2" w:tentative="1">
+      <w:start w:val="1"/>
+      <w:numFmt w:val="bullet"/>
+      <w:lvlText w:val=""/>
+      <w:lvlJc w:val="left"/>
+      <w:pPr>
+        <w:tabs>
+          <w:tab w:val="num" w:pos="2160"/>
+        </w:tabs>
+        <w:ind w:left="2160" w:hanging="360"/>
+      </w:pPr>
+      <w:rPr>
+        <w:rFonts w:ascii="Wingdings" w:hAnsi="Wingdings" w:hint="default"/>
+        <w:sz w:val="20"/>
+      </w:rPr>
+    </w:lvl>
+    <w:lvl w:ilvl="3" w:tentative="1">
+      <w:start w:val="1"/>
+      <w:numFmt w:val="bullet"/>
+      <w:lvlText w:val=""/>
+      <w:lvlJc w:val="left"/>
+      <w:pPr>
+        <w:tabs>
+          <w:tab w:val="num" w:pos="2880"/>
+        </w:tabs>
+        <w:ind w:left="2880" w:hanging="360"/>
+      </w:pPr>
+      <w:rPr>
+        <w:rFonts w:ascii="Wingdings" w:hAnsi="Wingdings" w:hint="default"/>
+        <w:sz w:val="20"/>
+      </w:rPr>
+    </w:lvl>
+    <w:lvl w:ilvl="4" w:tentative="1">
+      <w:start w:val="1"/>
+      <w:numFmt w:val="bullet"/>
+      <w:lvlText w:val=""/>
+      <w:lvlJc w:val="left"/>
+      <w:pPr>
+        <w:tabs>
+          <w:tab w:val="num" w:pos="3600"/>
+        </w:tabs>
+        <w:ind w:left="3600" w:hanging="360"/>
+      </w:pPr>
+      <w:rPr>
+        <w:rFonts w:ascii="Wingdings" w:hAnsi="Wingdings" w:hint="default"/>
+        <w:sz w:val="20"/>
+      </w:rPr>
+    </w:lvl>
+    <w:lvl w:ilvl="5" w:tentative="1">
+      <w:start w:val="1"/>
+      <w:numFmt w:val="bullet"/>
+      <w:lvlText w:val=""/>
+      <w:lvlJc w:val="left"/>
+      <w:pPr>
+        <w:tabs>
+          <w:tab w:val="num" w:pos="4320"/>
+        </w:tabs>
+        <w:ind w:left="4320" w:hanging="360"/>
+      </w:pPr>
+      <w:rPr>
+        <w:rFonts w:ascii="Wingdings" w:hAnsi="Wingdings" w:hint="default"/>
+        <w:sz w:val="20"/>
+      </w:rPr>
+    </w:lvl>
+    <w:lvl w:ilvl="6" w:tentative="1">
+      <w:start w:val="1"/>
+      <w:numFmt w:val="bullet"/>
+      <w:lvlText w:val=""/>
+      <w:lvlJc w:val="left"/>
+      <w:pPr>
+        <w:tabs>
+          <w:tab w:val="num" w:pos="5040"/>
+        </w:tabs>
+        <w:ind w:left="5040" w:hanging="360"/>
+      </w:pPr>
+      <w:rPr>
+        <w:rFonts w:ascii="Wingdings" w:hAnsi="Wingdings" w:hint="default"/>
+        <w:sz w:val="20"/>
+      </w:rPr>
+    </w:lvl>
+    <w:lvl w:ilvl="7" w:tentative="1">
+      <w:start w:val="1"/>
+      <w:numFmt w:val="bullet"/>
+      <w:lvlText w:val=""/>
+      <w:lvlJc w:val="left"/>
+      <w:pPr>
+        <w:tabs>
+          <w:tab w:val="num" w:pos="5760"/>
+        </w:tabs>
+        <w:ind w:left="5760" w:hanging="360"/>
+      </w:pPr>
+      <w:rPr>
+        <w:rFonts w:ascii="Wingdings" w:hAnsi="Wingdings" w:hint="default"/>
+        <w:sz w:val="20"/>
+      </w:rPr>
+    </w:lvl>
+    <w:lvl w:ilvl="8" w:tentative="1">
+      <w:start w:val="1"/>
+      <w:numFmt w:val="bullet"/>
+      <w:lvlText w:val=""/>
+      <w:lvlJc w:val="left"/>
+      <w:pPr>
+        <w:tabs>
+          <w:tab w:val="num" w:pos="6480"/>
+        </w:tabs>
+        <w:ind w:left="6480" w:hanging="360"/>
+      </w:pPr>
+      <w:rPr>
+        <w:rFonts w:ascii="Wingdings" w:hAnsi="Wingdings" w:hint="default"/>
+        <w:sz w:val="20"/>
+      </w:rPr>
+    </w:lvl>
+  </w:abstractNum>
+  <w:abstractNum w:abstractNumId="50" w15:restartNumberingAfterBreak="0">
     <w:nsid w:val="4C535674"/>
     <w:multiLevelType w:val="multilevel"/>
     <w:tmpl w:val="ECECA0EA"/>
@@ -11415,7 +13043,7 @@
       </w:rPr>
     </w:lvl>
   </w:abstractNum>
-  <w:abstractNum w:abstractNumId="49" w15:restartNumberingAfterBreak="0">
+  <w:abstractNum w:abstractNumId="51" w15:restartNumberingAfterBreak="0">
     <w:nsid w:val="500D56B5"/>
     <w:multiLevelType w:val="multilevel"/>
     <w:tmpl w:val="2814D554"/>
@@ -11560,7 +13188,7 @@
       </w:rPr>
     </w:lvl>
   </w:abstractNum>
-  <w:abstractNum w:abstractNumId="50" w15:restartNumberingAfterBreak="0">
+  <w:abstractNum w:abstractNumId="52" w15:restartNumberingAfterBreak="0">
     <w:nsid w:val="52083F82"/>
     <w:multiLevelType w:val="multilevel"/>
     <w:tmpl w:val="487E946A"/>
@@ -11709,7 +13337,7 @@
       </w:rPr>
     </w:lvl>
   </w:abstractNum>
-  <w:abstractNum w:abstractNumId="51" w15:restartNumberingAfterBreak="0">
+  <w:abstractNum w:abstractNumId="53" w15:restartNumberingAfterBreak="0">
     <w:nsid w:val="570C1E5D"/>
     <w:multiLevelType w:val="multilevel"/>
     <w:tmpl w:val="27125340"/>
@@ -11858,7 +13486,7 @@
       </w:rPr>
     </w:lvl>
   </w:abstractNum>
-  <w:abstractNum w:abstractNumId="52" w15:restartNumberingAfterBreak="0">
+  <w:abstractNum w:abstractNumId="54" w15:restartNumberingAfterBreak="0">
     <w:nsid w:val="5B9D6C5D"/>
     <w:multiLevelType w:val="multilevel"/>
     <w:tmpl w:val="F2A8D266"/>
@@ -12007,7 +13635,7 @@
       </w:rPr>
     </w:lvl>
   </w:abstractNum>
-  <w:abstractNum w:abstractNumId="53" w15:restartNumberingAfterBreak="0">
+  <w:abstractNum w:abstractNumId="55" w15:restartNumberingAfterBreak="0">
     <w:nsid w:val="5BA5020A"/>
     <w:multiLevelType w:val="multilevel"/>
     <w:tmpl w:val="BACEE942"/>
@@ -12156,7 +13784,7 @@
       </w:rPr>
     </w:lvl>
   </w:abstractNum>
-  <w:abstractNum w:abstractNumId="54" w15:restartNumberingAfterBreak="0">
+  <w:abstractNum w:abstractNumId="56" w15:restartNumberingAfterBreak="0">
     <w:nsid w:val="5D3F0EB2"/>
     <w:multiLevelType w:val="multilevel"/>
     <w:tmpl w:val="F064E71E"/>
@@ -12305,7 +13933,7 @@
       </w:rPr>
     </w:lvl>
   </w:abstractNum>
-  <w:abstractNum w:abstractNumId="55" w15:restartNumberingAfterBreak="0">
+  <w:abstractNum w:abstractNumId="57" w15:restartNumberingAfterBreak="0">
     <w:nsid w:val="637D787D"/>
     <w:multiLevelType w:val="multilevel"/>
     <w:tmpl w:val="47726D0E"/>
@@ -12454,7 +14082,7 @@
       </w:rPr>
     </w:lvl>
   </w:abstractNum>
-  <w:abstractNum w:abstractNumId="56" w15:restartNumberingAfterBreak="0">
+  <w:abstractNum w:abstractNumId="58" w15:restartNumberingAfterBreak="0">
     <w:nsid w:val="6663373E"/>
     <w:multiLevelType w:val="multilevel"/>
     <w:tmpl w:val="03A6382C"/>
@@ -12603,7 +14231,7 @@
       </w:rPr>
     </w:lvl>
   </w:abstractNum>
-  <w:abstractNum w:abstractNumId="57" w15:restartNumberingAfterBreak="0">
+  <w:abstractNum w:abstractNumId="59" w15:restartNumberingAfterBreak="0">
     <w:nsid w:val="68E45071"/>
     <w:multiLevelType w:val="multilevel"/>
     <w:tmpl w:val="757820BC"/>
@@ -12752,7 +14380,156 @@
       </w:rPr>
     </w:lvl>
   </w:abstractNum>
-  <w:abstractNum w:abstractNumId="58" w15:restartNumberingAfterBreak="0">
+  <w:abstractNum w:abstractNumId="60" w15:restartNumberingAfterBreak="0">
+    <w:nsid w:val="6BD05211"/>
+    <w:multiLevelType w:val="multilevel"/>
+    <w:tmpl w:val="31E0A7A2"/>
+    <w:lvl w:ilvl="0">
+      <w:start w:val="1"/>
+      <w:numFmt w:val="bullet"/>
+      <w:lvlText w:val=""/>
+      <w:lvlJc w:val="left"/>
+      <w:pPr>
+        <w:tabs>
+          <w:tab w:val="num" w:pos="720"/>
+        </w:tabs>
+        <w:ind w:left="720" w:hanging="360"/>
+      </w:pPr>
+      <w:rPr>
+        <w:rFonts w:ascii="Symbol" w:hAnsi="Symbol" w:hint="default"/>
+        <w:sz w:val="20"/>
+      </w:rPr>
+    </w:lvl>
+    <w:lvl w:ilvl="1" w:tentative="1">
+      <w:start w:val="1"/>
+      <w:numFmt w:val="bullet"/>
+      <w:lvlText w:val="o"/>
+      <w:lvlJc w:val="left"/>
+      <w:pPr>
+        <w:tabs>
+          <w:tab w:val="num" w:pos="1440"/>
+        </w:tabs>
+        <w:ind w:left="1440" w:hanging="360"/>
+      </w:pPr>
+      <w:rPr>
+        <w:rFonts w:ascii="Courier New" w:hAnsi="Courier New" w:hint="default"/>
+        <w:sz w:val="20"/>
+      </w:rPr>
+    </w:lvl>
+    <w:lvl w:ilvl="2" w:tentative="1">
+      <w:start w:val="1"/>
+      <w:numFmt w:val="bullet"/>
+      <w:lvlText w:val=""/>
+      <w:lvlJc w:val="left"/>
+      <w:pPr>
+        <w:tabs>
+          <w:tab w:val="num" w:pos="2160"/>
+        </w:tabs>
+        <w:ind w:left="2160" w:hanging="360"/>
+      </w:pPr>
+      <w:rPr>
+        <w:rFonts w:ascii="Wingdings" w:hAnsi="Wingdings" w:hint="default"/>
+        <w:sz w:val="20"/>
+      </w:rPr>
+    </w:lvl>
+    <w:lvl w:ilvl="3" w:tentative="1">
+      <w:start w:val="1"/>
+      <w:numFmt w:val="bullet"/>
+      <w:lvlText w:val=""/>
+      <w:lvlJc w:val="left"/>
+      <w:pPr>
+        <w:tabs>
+          <w:tab w:val="num" w:pos="2880"/>
+        </w:tabs>
+        <w:ind w:left="2880" w:hanging="360"/>
+      </w:pPr>
+      <w:rPr>
+        <w:rFonts w:ascii="Wingdings" w:hAnsi="Wingdings" w:hint="default"/>
+        <w:sz w:val="20"/>
+      </w:rPr>
+    </w:lvl>
+    <w:lvl w:ilvl="4" w:tentative="1">
+      <w:start w:val="1"/>
+      <w:numFmt w:val="bullet"/>
+      <w:lvlText w:val=""/>
+      <w:lvlJc w:val="left"/>
+      <w:pPr>
+        <w:tabs>
+          <w:tab w:val="num" w:pos="3600"/>
+        </w:tabs>
+        <w:ind w:left="3600" w:hanging="360"/>
+      </w:pPr>
+      <w:rPr>
+        <w:rFonts w:ascii="Wingdings" w:hAnsi="Wingdings" w:hint="default"/>
+        <w:sz w:val="20"/>
+      </w:rPr>
+    </w:lvl>
+    <w:lvl w:ilvl="5" w:tentative="1">
+      <w:start w:val="1"/>
+      <w:numFmt w:val="bullet"/>
+      <w:lvlText w:val=""/>
+      <w:lvlJc w:val="left"/>
+      <w:pPr>
+        <w:tabs>
+          <w:tab w:val="num" w:pos="4320"/>
+        </w:tabs>
+        <w:ind w:left="4320" w:hanging="360"/>
+      </w:pPr>
+      <w:rPr>
+        <w:rFonts w:ascii="Wingdings" w:hAnsi="Wingdings" w:hint="default"/>
+        <w:sz w:val="20"/>
+      </w:rPr>
+    </w:lvl>
+    <w:lvl w:ilvl="6" w:tentative="1">
+      <w:start w:val="1"/>
+      <w:numFmt w:val="bullet"/>
+      <w:lvlText w:val=""/>
+      <w:lvlJc w:val="left"/>
+      <w:pPr>
+        <w:tabs>
+          <w:tab w:val="num" w:pos="5040"/>
+        </w:tabs>
+        <w:ind w:left="5040" w:hanging="360"/>
+      </w:pPr>
+      <w:rPr>
+        <w:rFonts w:ascii="Wingdings" w:hAnsi="Wingdings" w:hint="default"/>
+        <w:sz w:val="20"/>
+      </w:rPr>
+    </w:lvl>
+    <w:lvl w:ilvl="7" w:tentative="1">
+      <w:start w:val="1"/>
+      <w:numFmt w:val="bullet"/>
+      <w:lvlText w:val=""/>
+      <w:lvlJc w:val="left"/>
+      <w:pPr>
+        <w:tabs>
+          <w:tab w:val="num" w:pos="5760"/>
+        </w:tabs>
+        <w:ind w:left="5760" w:hanging="360"/>
+      </w:pPr>
+      <w:rPr>
+        <w:rFonts w:ascii="Wingdings" w:hAnsi="Wingdings" w:hint="default"/>
+        <w:sz w:val="20"/>
+      </w:rPr>
+    </w:lvl>
+    <w:lvl w:ilvl="8" w:tentative="1">
+      <w:start w:val="1"/>
+      <w:numFmt w:val="bullet"/>
+      <w:lvlText w:val=""/>
+      <w:lvlJc w:val="left"/>
+      <w:pPr>
+        <w:tabs>
+          <w:tab w:val="num" w:pos="6480"/>
+        </w:tabs>
+        <w:ind w:left="6480" w:hanging="360"/>
+      </w:pPr>
+      <w:rPr>
+        <w:rFonts w:ascii="Wingdings" w:hAnsi="Wingdings" w:hint="default"/>
+        <w:sz w:val="20"/>
+      </w:rPr>
+    </w:lvl>
+  </w:abstractNum>
+  <w:abstractNum w:abstractNumId="61" w15:restartNumberingAfterBreak="0">
     <w:nsid w:val="6FFE2D97"/>
     <w:multiLevelType w:val="multilevel"/>
     <w:tmpl w:val="596C1A22"/>
@@ -12901,7 +14678,7 @@
       </w:rPr>
     </w:lvl>
   </w:abstractNum>
-  <w:abstractNum w:abstractNumId="59" w15:restartNumberingAfterBreak="0">
+  <w:abstractNum w:abstractNumId="62" w15:restartNumberingAfterBreak="0">
     <w:nsid w:val="71F109CF"/>
     <w:multiLevelType w:val="multilevel"/>
     <w:tmpl w:val="D60E769C"/>
@@ -13050,7 +14827,7 @@
       </w:rPr>
     </w:lvl>
   </w:abstractNum>
-  <w:abstractNum w:abstractNumId="60" w15:restartNumberingAfterBreak="0">
+  <w:abstractNum w:abstractNumId="63" w15:restartNumberingAfterBreak="0">
     <w:nsid w:val="7218572D"/>
     <w:multiLevelType w:val="multilevel"/>
     <w:tmpl w:val="3CDE930E"/>
@@ -13199,7 +14976,7 @@
       </w:rPr>
     </w:lvl>
   </w:abstractNum>
-  <w:abstractNum w:abstractNumId="61" w15:restartNumberingAfterBreak="0">
+  <w:abstractNum w:abstractNumId="64" w15:restartNumberingAfterBreak="0">
     <w:nsid w:val="74A36300"/>
     <w:multiLevelType w:val="multilevel"/>
     <w:tmpl w:val="69127098"/>
@@ -13348,7 +15125,7 @@
       </w:rPr>
     </w:lvl>
   </w:abstractNum>
-  <w:abstractNum w:abstractNumId="62" w15:restartNumberingAfterBreak="0">
+  <w:abstractNum w:abstractNumId="65" w15:restartNumberingAfterBreak="0">
     <w:nsid w:val="75DC56F8"/>
     <w:multiLevelType w:val="multilevel"/>
     <w:tmpl w:val="46FCA036"/>
@@ -13497,7 +15274,7 @@
       </w:rPr>
     </w:lvl>
   </w:abstractNum>
-  <w:abstractNum w:abstractNumId="63" w15:restartNumberingAfterBreak="0">
+  <w:abstractNum w:abstractNumId="66" w15:restartNumberingAfterBreak="0">
     <w:nsid w:val="781E6EED"/>
     <w:multiLevelType w:val="multilevel"/>
     <w:tmpl w:val="765C0CB8"/>
@@ -13646,7 +15423,7 @@
       </w:rPr>
     </w:lvl>
   </w:abstractNum>
-  <w:abstractNum w:abstractNumId="64" w15:restartNumberingAfterBreak="0">
+  <w:abstractNum w:abstractNumId="67" w15:restartNumberingAfterBreak="0">
     <w:nsid w:val="78930290"/>
     <w:multiLevelType w:val="multilevel"/>
     <w:tmpl w:val="EB9A29EC"/>
@@ -13795,7 +15572,7 @@
       </w:rPr>
     </w:lvl>
   </w:abstractNum>
-  <w:abstractNum w:abstractNumId="65" w15:restartNumberingAfterBreak="0">
+  <w:abstractNum w:abstractNumId="68" w15:restartNumberingAfterBreak="0">
     <w:nsid w:val="790A5107"/>
     <w:multiLevelType w:val="multilevel"/>
     <w:tmpl w:val="5A525CB6"/>
@@ -13944,7 +15721,7 @@
       </w:rPr>
     </w:lvl>
   </w:abstractNum>
-  <w:abstractNum w:abstractNumId="66" w15:restartNumberingAfterBreak="0">
+  <w:abstractNum w:abstractNumId="69" w15:restartNumberingAfterBreak="0">
     <w:nsid w:val="79C53DEF"/>
     <w:multiLevelType w:val="multilevel"/>
     <w:tmpl w:val="5546EBB4"/>
@@ -14093,7 +15870,7 @@
       </w:rPr>
     </w:lvl>
   </w:abstractNum>
-  <w:abstractNum w:abstractNumId="67" w15:restartNumberingAfterBreak="0">
+  <w:abstractNum w:abstractNumId="70" w15:restartNumberingAfterBreak="0">
     <w:nsid w:val="7A8F04C0"/>
     <w:multiLevelType w:val="multilevel"/>
     <w:tmpl w:val="B3740524"/>
@@ -14242,7 +16019,7 @@
       </w:rPr>
     </w:lvl>
   </w:abstractNum>
-  <w:abstractNum w:abstractNumId="68" w15:restartNumberingAfterBreak="0">
+  <w:abstractNum w:abstractNumId="71" w15:restartNumberingAfterBreak="0">
     <w:nsid w:val="7C8D0ABC"/>
     <w:multiLevelType w:val="multilevel"/>
     <w:tmpl w:val="F81AC82A"/>
@@ -14392,16 +16169,16 @@
     </w:lvl>
   </w:abstractNum>
   <w:num w:numId="1" w16cid:durableId="311445360">
-    <w:abstractNumId w:val="39"/>
+    <w:abstractNumId w:val="40"/>
   </w:num>
   <w:num w:numId="2" w16cid:durableId="694236627">
-    <w:abstractNumId w:val="57"/>
+    <w:abstractNumId w:val="59"/>
   </w:num>
   <w:num w:numId="3" w16cid:durableId="1366056432">
-    <w:abstractNumId w:val="43"/>
+    <w:abstractNumId w:val="44"/>
   </w:num>
   <w:num w:numId="4" w16cid:durableId="320817826">
-    <w:abstractNumId w:val="60"/>
+    <w:abstractNumId w:val="63"/>
   </w:num>
   <w:num w:numId="5" w16cid:durableId="997347819">
     <w:abstractNumId w:val="14"/>
@@ -14410,22 +16187,22 @@
     <w:abstractNumId w:val="11"/>
   </w:num>
   <w:num w:numId="7" w16cid:durableId="105581292">
-    <w:abstractNumId w:val="58"/>
+    <w:abstractNumId w:val="61"/>
   </w:num>
   <w:num w:numId="8" w16cid:durableId="1215510414">
-    <w:abstractNumId w:val="40"/>
+    <w:abstractNumId w:val="41"/>
   </w:num>
   <w:num w:numId="9" w16cid:durableId="644890424">
-    <w:abstractNumId w:val="46"/>
+    <w:abstractNumId w:val="47"/>
   </w:num>
   <w:num w:numId="10" w16cid:durableId="462774561">
-    <w:abstractNumId w:val="47"/>
+    <w:abstractNumId w:val="48"/>
   </w:num>
   <w:num w:numId="11" w16cid:durableId="411008877">
-    <w:abstractNumId w:val="51"/>
+    <w:abstractNumId w:val="53"/>
   </w:num>
   <w:num w:numId="12" w16cid:durableId="477921168">
-    <w:abstractNumId w:val="63"/>
+    <w:abstractNumId w:val="66"/>
   </w:num>
   <w:num w:numId="13" w16cid:durableId="497696088">
     <w:abstractNumId w:val="7"/>
@@ -14443,25 +16220,25 @@
     <w:abstractNumId w:val="28"/>
   </w:num>
   <w:num w:numId="18" w16cid:durableId="2053722251">
-    <w:abstractNumId w:val="54"/>
+    <w:abstractNumId w:val="56"/>
   </w:num>
   <w:num w:numId="19" w16cid:durableId="739330424">
     <w:abstractNumId w:val="26"/>
   </w:num>
   <w:num w:numId="20" w16cid:durableId="960915859">
-    <w:abstractNumId w:val="68"/>
+    <w:abstractNumId w:val="71"/>
   </w:num>
   <w:num w:numId="21" w16cid:durableId="521018327">
     <w:abstractNumId w:val="20"/>
   </w:num>
   <w:num w:numId="22" w16cid:durableId="1923684076">
-    <w:abstractNumId w:val="66"/>
+    <w:abstractNumId w:val="69"/>
   </w:num>
   <w:num w:numId="23" w16cid:durableId="532769245">
-    <w:abstractNumId w:val="45"/>
+    <w:abstractNumId w:val="46"/>
   </w:num>
   <w:num w:numId="24" w16cid:durableId="892040551">
-    <w:abstractNumId w:val="36"/>
+    <w:abstractNumId w:val="37"/>
   </w:num>
   <w:num w:numId="25" w16cid:durableId="1594316287">
     <w:abstractNumId w:val="1"/>
@@ -14476,7 +16253,7 @@
     <w:abstractNumId w:val="30"/>
   </w:num>
   <w:num w:numId="29" w16cid:durableId="759177128">
-    <w:abstractNumId w:val="38"/>
+    <w:abstractNumId w:val="39"/>
   </w:num>
   <w:num w:numId="30" w16cid:durableId="522590706">
     <w:abstractNumId w:val="23"/>
@@ -14494,25 +16271,25 @@
     <w:abstractNumId w:val="9"/>
   </w:num>
   <w:num w:numId="35" w16cid:durableId="1274895435">
-    <w:abstractNumId w:val="48"/>
+    <w:abstractNumId w:val="50"/>
   </w:num>
   <w:num w:numId="36" w16cid:durableId="1882130156">
     <w:abstractNumId w:val="4"/>
   </w:num>
   <w:num w:numId="37" w16cid:durableId="504899604">
-    <w:abstractNumId w:val="55"/>
+    <w:abstractNumId w:val="57"/>
   </w:num>
   <w:num w:numId="38" w16cid:durableId="2134668467">
-    <w:abstractNumId w:val="49"/>
+    <w:abstractNumId w:val="51"/>
   </w:num>
   <w:num w:numId="39" w16cid:durableId="1119256043">
-    <w:abstractNumId w:val="34"/>
+    <w:abstractNumId w:val="35"/>
   </w:num>
   <w:num w:numId="40" w16cid:durableId="354771985">
-    <w:abstractNumId w:val="50"/>
+    <w:abstractNumId w:val="52"/>
   </w:num>
   <w:num w:numId="41" w16cid:durableId="745424367">
-    <w:abstractNumId w:val="33"/>
+    <w:abstractNumId w:val="34"/>
   </w:num>
   <w:num w:numId="42" w16cid:durableId="1559709230">
     <w:abstractNumId w:val="19"/>
@@ -14521,16 +16298,16 @@
     <w:abstractNumId w:val="17"/>
   </w:num>
   <w:num w:numId="44" w16cid:durableId="1616407979">
-    <w:abstractNumId w:val="37"/>
+    <w:abstractNumId w:val="38"/>
   </w:num>
   <w:num w:numId="45" w16cid:durableId="984551926">
     <w:abstractNumId w:val="5"/>
   </w:num>
   <w:num w:numId="46" w16cid:durableId="2067869811">
-    <w:abstractNumId w:val="42"/>
+    <w:abstractNumId w:val="43"/>
   </w:num>
   <w:num w:numId="47" w16cid:durableId="1126582773">
-    <w:abstractNumId w:val="67"/>
+    <w:abstractNumId w:val="70"/>
   </w:num>
   <w:num w:numId="48" w16cid:durableId="1934052554">
     <w:abstractNumId w:val="3"/>
@@ -14545,40 +16322,40 @@
     <w:abstractNumId w:val="27"/>
   </w:num>
   <w:num w:numId="52" w16cid:durableId="1750228994">
-    <w:abstractNumId w:val="64"/>
+    <w:abstractNumId w:val="67"/>
   </w:num>
   <w:num w:numId="53" w16cid:durableId="1619337389">
-    <w:abstractNumId w:val="59"/>
+    <w:abstractNumId w:val="62"/>
   </w:num>
   <w:num w:numId="54" w16cid:durableId="118964224">
-    <w:abstractNumId w:val="52"/>
+    <w:abstractNumId w:val="54"/>
   </w:num>
   <w:num w:numId="55" w16cid:durableId="352920647">
     <w:abstractNumId w:val="24"/>
   </w:num>
   <w:num w:numId="56" w16cid:durableId="143161617">
-    <w:abstractNumId w:val="61"/>
+    <w:abstractNumId w:val="64"/>
   </w:num>
   <w:num w:numId="57" w16cid:durableId="307705358">
-    <w:abstractNumId w:val="53"/>
+    <w:abstractNumId w:val="55"/>
   </w:num>
   <w:num w:numId="58" w16cid:durableId="1804039384">
-    <w:abstractNumId w:val="62"/>
+    <w:abstractNumId w:val="65"/>
   </w:num>
   <w:num w:numId="59" w16cid:durableId="527716065">
-    <w:abstractNumId w:val="56"/>
+    <w:abstractNumId w:val="58"/>
   </w:num>
   <w:num w:numId="60" w16cid:durableId="963729685">
-    <w:abstractNumId w:val="41"/>
+    <w:abstractNumId w:val="42"/>
   </w:num>
   <w:num w:numId="61" w16cid:durableId="364252640">
     <w:abstractNumId w:val="16"/>
   </w:num>
   <w:num w:numId="62" w16cid:durableId="31662363">
-    <w:abstractNumId w:val="44"/>
+    <w:abstractNumId w:val="45"/>
   </w:num>
   <w:num w:numId="63" w16cid:durableId="1777093386">
-    <w:abstractNumId w:val="35"/>
+    <w:abstractNumId w:val="36"/>
   </w:num>
   <w:num w:numId="64" w16cid:durableId="772364637">
     <w:abstractNumId w:val="10"/>
@@ -14590,13 +16367,22 @@
     <w:abstractNumId w:val="25"/>
   </w:num>
   <w:num w:numId="67" w16cid:durableId="357197975">
-    <w:abstractNumId w:val="65"/>
+    <w:abstractNumId w:val="68"/>
   </w:num>
   <w:num w:numId="68" w16cid:durableId="148526302">
     <w:abstractNumId w:val="31"/>
   </w:num>
   <w:num w:numId="69" w16cid:durableId="449323996">
     <w:abstractNumId w:val="12"/>
+  </w:num>
+  <w:num w:numId="70" w16cid:durableId="1642341556">
+    <w:abstractNumId w:val="33"/>
+  </w:num>
+  <w:num w:numId="71" w16cid:durableId="1338463498">
+    <w:abstractNumId w:val="49"/>
+  </w:num>
+  <w:num w:numId="72" w16cid:durableId="1276910573">
+    <w:abstractNumId w:val="60"/>
   </w:num>
   <w:numIdMacAtCleanup w:val="8"/>
 </w:numbering>

--- a/Church/2026/2026_0801_MenloChurch.docx
+++ b/Church/2026/2026_0801_MenloChurch.docx
@@ -4013,13 +4013,7 @@
         <w:rPr>
           <w:rFonts w:cstheme="minorHAnsi"/>
         </w:rPr>
-        <w:t>1</w:t>
-      </w:r>
-      <w:r>
-        <w:rPr>
-          <w:rFonts w:cstheme="minorHAnsi"/>
-        </w:rPr>
-        <w:t>5</w:t>
+        <w:t>15</w:t>
       </w:r>
       <w:r>
         <w:rPr>
@@ -4062,6 +4056,7 @@
       <w:r>
         <w:rPr>
           <w:rFonts w:cstheme="minorHAnsi"/>
+          <w:noProof/>
         </w:rPr>
         <w:lastRenderedPageBreak/>
         <w:drawing>
@@ -4380,6 +4375,7 @@
       <w:r>
         <w:rPr>
           <w:rFonts w:cstheme="minorHAnsi"/>
+          <w:noProof/>
         </w:rPr>
         <w:drawing>
           <wp:inline distT="0" distB="0" distL="0" distR="0" wp14:anchorId="53E719A7" wp14:editId="63CFF1E9">
@@ -4650,13 +4646,7 @@
         <w:rPr>
           <w:rFonts w:cstheme="minorHAnsi"/>
         </w:rPr>
-        <w:t>1</w:t>
-      </w:r>
-      <w:r>
-        <w:rPr>
-          <w:rFonts w:cstheme="minorHAnsi"/>
-        </w:rPr>
-        <w:t>6</w:t>
+        <w:t>16</w:t>
       </w:r>
       <w:r>
         <w:rPr>
@@ -4668,13 +4658,7 @@
         <w:rPr>
           <w:rFonts w:cstheme="minorHAnsi"/>
         </w:rPr>
-        <w:t>1</w:t>
-      </w:r>
-      <w:r>
-        <w:rPr>
-          <w:rFonts w:cstheme="minorHAnsi"/>
-        </w:rPr>
-        <w:t>6</w:t>
+        <w:t>16</w:t>
       </w:r>
       <w:r>
         <w:rPr>
@@ -4698,6 +4682,7 @@
       <w:r>
         <w:rPr>
           <w:rFonts w:cstheme="minorHAnsi"/>
+          <w:noProof/>
         </w:rPr>
         <w:drawing>
           <wp:inline distT="0" distB="0" distL="0" distR="0" wp14:anchorId="6EBE8CAD" wp14:editId="1F27C515">
@@ -5029,6 +5014,7 @@
       <w:r>
         <w:rPr>
           <w:rFonts w:cstheme="minorHAnsi"/>
+          <w:noProof/>
         </w:rPr>
         <w:drawing>
           <wp:inline distT="0" distB="0" distL="0" distR="0" wp14:anchorId="59325A59" wp14:editId="7BC0E5EA">
@@ -5460,151 +5446,1207 @@
         <w:rPr>
           <w:rFonts w:cstheme="minorHAnsi"/>
         </w:rPr>
+        <w:t>18</w:t>
+      </w:r>
+      <w:r>
+        <w:rPr>
+          <w:rFonts w:cstheme="minorHAnsi"/>
+        </w:rPr>
+        <w:t>:</w:t>
+      </w:r>
+      <w:r>
+        <w:rPr>
+          <w:rFonts w:cstheme="minorHAnsi"/>
+        </w:rPr>
+        <w:t>32</w:t>
+      </w:r>
+      <w:r>
+        <w:rPr>
+          <w:rFonts w:cstheme="minorHAnsi"/>
+        </w:rPr>
+        <w:t>/</w:t>
+      </w:r>
+      <w:r>
+        <w:rPr>
+          <w:rFonts w:cstheme="minorHAnsi"/>
+        </w:rPr>
+        <w:t>35:54</w:t>
+      </w:r>
+    </w:p>
+    <w:p>
+      <w:pPr>
+        <w:rPr>
+          <w:rFonts w:cstheme="minorHAnsi"/>
+        </w:rPr>
+      </w:pPr>
+      <w:r>
+        <w:rPr>
+          <w:rFonts w:cstheme="minorHAnsi"/>
+        </w:rPr>
+        <w:t>These churches</w:t>
+      </w:r>
+      <w:r>
+        <w:rPr>
+          <w:rFonts w:cstheme="minorHAnsi"/>
+        </w:rPr>
+        <w:t xml:space="preserve"> </w:t>
+      </w:r>
+      <w:r>
+        <w:rPr>
+          <w:rFonts w:cstheme="minorHAnsi"/>
+        </w:rPr>
+        <w:t>are</w:t>
+      </w:r>
+      <w:r>
+        <w:rPr>
+          <w:rFonts w:cstheme="minorHAnsi"/>
+        </w:rPr>
+        <w:t xml:space="preserve"> administered through the priesthood, a group of male leaders that have been set aside for this task specifically.</w:t>
+      </w:r>
+      <w:r>
+        <w:rPr>
+          <w:rFonts w:cstheme="minorHAnsi"/>
+        </w:rPr>
+        <w:t xml:space="preserve"> There are seven of these practices that are </w:t>
+      </w:r>
+      <w:r>
+        <w:rPr>
+          <w:rFonts w:cstheme="minorHAnsi"/>
+        </w:rPr>
+        <w:t>the ordinary means by which grace reaches you as a person.</w:t>
+      </w:r>
+    </w:p>
+    <w:p>
+      <w:pPr>
+        <w:rPr>
+          <w:rFonts w:cstheme="minorHAnsi"/>
+        </w:rPr>
+      </w:pPr>
+    </w:p>
+    <w:p>
+      <w:pPr>
+        <w:rPr>
+          <w:rFonts w:cstheme="minorHAnsi"/>
+          <w:b/>
+          <w:bCs/>
+        </w:rPr>
+      </w:pPr>
+      <w:r>
+        <w:rPr>
+          <w:rFonts w:cstheme="minorHAnsi"/>
+          <w:b/>
+          <w:bCs/>
+        </w:rPr>
+        <w:t>The Seven Sacraments</w:t>
+      </w:r>
+      <w:r>
+        <w:rPr>
+          <w:rFonts w:cstheme="minorHAnsi"/>
+          <w:b/>
+          <w:bCs/>
+        </w:rPr>
+        <w:t xml:space="preserve"> </w:t>
+      </w:r>
+      <w:r>
+        <w:rPr>
+          <w:rFonts w:cstheme="minorHAnsi"/>
+        </w:rPr>
+        <w:t>(</w:t>
+      </w:r>
+      <w:r>
+        <w:rPr>
+          <w:rFonts w:cstheme="minorHAnsi"/>
+        </w:rPr>
+        <w:t>聖禮</w:t>
+      </w:r>
+      <w:r>
+        <w:rPr>
+          <w:rFonts w:cstheme="minorHAnsi"/>
+        </w:rPr>
+        <w:t>)</w:t>
+      </w:r>
+    </w:p>
+    <w:p>
+      <w:pPr>
+        <w:numPr>
+          <w:ilvl w:val="0"/>
+          <w:numId w:val="73"/>
+        </w:numPr>
+        <w:rPr>
+          <w:rFonts w:cstheme="minorHAnsi"/>
+        </w:rPr>
+      </w:pPr>
+      <w:r>
+        <w:rPr>
+          <w:rFonts w:cstheme="minorHAnsi"/>
+          <w:b/>
+          <w:bCs/>
+        </w:rPr>
+        <w:t>Baptism:</w:t>
+      </w:r>
+      <w:r>
+        <w:rPr>
+          <w:rFonts w:cstheme="minorHAnsi"/>
+        </w:rPr>
+        <w:t xml:space="preserve"> Washing away original sin with water.</w:t>
+      </w:r>
+    </w:p>
+    <w:p>
+      <w:pPr>
+        <w:numPr>
+          <w:ilvl w:val="0"/>
+          <w:numId w:val="73"/>
+        </w:numPr>
+        <w:rPr>
+          <w:rFonts w:cstheme="minorHAnsi"/>
+        </w:rPr>
+      </w:pPr>
+      <w:r>
+        <w:rPr>
+          <w:rFonts w:cstheme="minorHAnsi"/>
+          <w:b/>
+          <w:bCs/>
+        </w:rPr>
+        <w:t>Confirmation:</w:t>
+      </w:r>
+      <w:r>
+        <w:rPr>
+          <w:rFonts w:cstheme="minorHAnsi"/>
+        </w:rPr>
+        <w:t xml:space="preserve"> Strengthening faith with holy oil.</w:t>
+      </w:r>
+    </w:p>
+    <w:p>
+      <w:pPr>
+        <w:numPr>
+          <w:ilvl w:val="0"/>
+          <w:numId w:val="73"/>
+        </w:numPr>
+        <w:rPr>
+          <w:rFonts w:cstheme="minorHAnsi"/>
+        </w:rPr>
+      </w:pPr>
+      <w:r>
+        <w:rPr>
+          <w:rFonts w:cstheme="minorHAnsi"/>
+          <w:b/>
+          <w:bCs/>
+        </w:rPr>
+        <w:t>Eucharist</w:t>
+      </w:r>
+      <w:r>
+        <w:rPr>
+          <w:rFonts w:cstheme="minorHAnsi"/>
+          <w:b/>
+          <w:bCs/>
+        </w:rPr>
+        <w:t xml:space="preserve"> </w:t>
+      </w:r>
+      <w:r>
+        <w:rPr>
+          <w:rFonts w:cstheme="minorHAnsi"/>
+        </w:rPr>
+        <w:t>(</w:t>
+      </w:r>
+      <w:r>
+        <w:rPr>
+          <w:rFonts w:cstheme="minorHAnsi"/>
+        </w:rPr>
+        <w:t>聖體</w:t>
+      </w:r>
+      <w:r>
+        <w:rPr>
+          <w:rFonts w:cstheme="minorHAnsi"/>
+        </w:rPr>
+        <w:t>)</w:t>
+      </w:r>
+      <w:r>
+        <w:rPr>
+          <w:rFonts w:cstheme="minorHAnsi"/>
+        </w:rPr>
+        <w:t>: Eating bread and wine as the body and blood of Christ.</w:t>
+      </w:r>
+    </w:p>
+    <w:p>
+      <w:pPr>
+        <w:numPr>
+          <w:ilvl w:val="0"/>
+          <w:numId w:val="73"/>
+        </w:numPr>
+        <w:rPr>
+          <w:rFonts w:cstheme="minorHAnsi"/>
+        </w:rPr>
+      </w:pPr>
+      <w:r>
+        <w:rPr>
+          <w:rFonts w:cstheme="minorHAnsi"/>
+          <w:b/>
+          <w:bCs/>
+        </w:rPr>
+        <w:t>Penance</w:t>
+      </w:r>
+      <w:r>
+        <w:rPr>
+          <w:rFonts w:cstheme="minorHAnsi"/>
+          <w:b/>
+          <w:bCs/>
+        </w:rPr>
+        <w:t xml:space="preserve"> </w:t>
+      </w:r>
+      <w:r>
+        <w:rPr>
+          <w:rFonts w:cstheme="minorHAnsi"/>
+        </w:rPr>
+        <w:t>(</w:t>
+      </w:r>
+      <w:r>
+        <w:rPr>
+          <w:rFonts w:cstheme="minorHAnsi"/>
+        </w:rPr>
+        <w:t>懺悔</w:t>
+      </w:r>
+      <w:r>
+        <w:rPr>
+          <w:rFonts w:cstheme="minorHAnsi"/>
+        </w:rPr>
+        <w:t>)</w:t>
+      </w:r>
+      <w:r>
+        <w:rPr>
+          <w:rFonts w:cstheme="minorHAnsi"/>
+          <w:b/>
+          <w:bCs/>
+        </w:rPr>
+        <w:t>:</w:t>
+      </w:r>
+      <w:r>
+        <w:rPr>
+          <w:rFonts w:cstheme="minorHAnsi"/>
+        </w:rPr>
+        <w:t xml:space="preserve"> Confessing sins to a priest to receive forgiveness.</w:t>
+      </w:r>
+    </w:p>
+    <w:p>
+      <w:pPr>
+        <w:numPr>
+          <w:ilvl w:val="0"/>
+          <w:numId w:val="73"/>
+        </w:numPr>
+        <w:rPr>
+          <w:rFonts w:cstheme="minorHAnsi"/>
+        </w:rPr>
+      </w:pPr>
+      <w:r>
+        <w:rPr>
+          <w:rFonts w:cstheme="minorHAnsi"/>
+          <w:b/>
+          <w:bCs/>
+        </w:rPr>
+        <w:t>Anointing of the Sick:</w:t>
+      </w:r>
+      <w:r>
+        <w:rPr>
+          <w:rFonts w:cstheme="minorHAnsi"/>
+        </w:rPr>
+        <w:t xml:space="preserve"> Healing oil and prayers for people who are very ill or old.</w:t>
+      </w:r>
+    </w:p>
+    <w:p>
+      <w:pPr>
+        <w:numPr>
+          <w:ilvl w:val="0"/>
+          <w:numId w:val="73"/>
+        </w:numPr>
+        <w:rPr>
+          <w:rFonts w:cstheme="minorHAnsi"/>
+        </w:rPr>
+      </w:pPr>
+      <w:r>
+        <w:rPr>
+          <w:rFonts w:cstheme="minorHAnsi"/>
+          <w:b/>
+          <w:bCs/>
+        </w:rPr>
+        <w:t>Holy Orders</w:t>
+      </w:r>
+      <w:r>
+        <w:rPr>
+          <w:rFonts w:cstheme="minorHAnsi"/>
+          <w:b/>
+          <w:bCs/>
+        </w:rPr>
+        <w:t xml:space="preserve"> </w:t>
+      </w:r>
+      <w:r>
+        <w:rPr>
+          <w:rFonts w:cstheme="minorHAnsi"/>
+        </w:rPr>
+        <w:t>(</w:t>
+      </w:r>
+      <w:r>
+        <w:rPr>
+          <w:rFonts w:cstheme="minorHAnsi"/>
+        </w:rPr>
+        <w:t>聖秩聖事</w:t>
+      </w:r>
+      <w:r>
+        <w:rPr>
+          <w:rFonts w:cstheme="minorHAnsi"/>
+        </w:rPr>
+        <w:t>)</w:t>
+      </w:r>
+      <w:r>
+        <w:rPr>
+          <w:rFonts w:cstheme="minorHAnsi"/>
+          <w:b/>
+          <w:bCs/>
+        </w:rPr>
+        <w:t>:</w:t>
+      </w:r>
+      <w:r>
+        <w:rPr>
+          <w:rFonts w:cstheme="minorHAnsi"/>
+        </w:rPr>
+        <w:t xml:space="preserve"> Making a man a priest, bishop, or deacon.</w:t>
+      </w:r>
+    </w:p>
+    <w:p>
+      <w:pPr>
+        <w:numPr>
+          <w:ilvl w:val="0"/>
+          <w:numId w:val="73"/>
+        </w:numPr>
+        <w:rPr>
+          <w:rFonts w:cstheme="minorHAnsi"/>
+        </w:rPr>
+      </w:pPr>
+      <w:r>
+        <w:rPr>
+          <w:rFonts w:cstheme="minorHAnsi"/>
+          <w:b/>
+          <w:bCs/>
+        </w:rPr>
+        <w:t>Matrimony</w:t>
+      </w:r>
+      <w:r>
+        <w:rPr>
+          <w:rFonts w:cstheme="minorHAnsi"/>
+          <w:b/>
+          <w:bCs/>
+        </w:rPr>
+        <w:t xml:space="preserve"> </w:t>
+      </w:r>
+      <w:r>
+        <w:rPr>
+          <w:rFonts w:cstheme="minorHAnsi"/>
+        </w:rPr>
+        <w:t>(</w:t>
+      </w:r>
+      <w:r>
+        <w:rPr>
+          <w:rFonts w:cstheme="minorHAnsi"/>
+        </w:rPr>
+        <w:t>婚姻聖事</w:t>
+      </w:r>
+      <w:r>
+        <w:rPr>
+          <w:rFonts w:cstheme="minorHAnsi"/>
+        </w:rPr>
+        <w:t>)</w:t>
+      </w:r>
+      <w:r>
+        <w:rPr>
+          <w:rFonts w:cstheme="minorHAnsi"/>
+        </w:rPr>
+        <w:t>: A holy marriage between a man and a woman.</w:t>
+      </w:r>
+    </w:p>
+    <w:p>
+      <w:pPr>
+        <w:rPr>
+          <w:rFonts w:cstheme="minorHAnsi"/>
+        </w:rPr>
+      </w:pPr>
+    </w:p>
+    <w:p>
+      <w:pPr>
+        <w:rPr>
+          <w:rFonts w:cstheme="minorHAnsi"/>
+        </w:rPr>
+      </w:pPr>
+    </w:p>
+    <w:p>
+      <w:pPr>
+        <w:rPr>
+          <w:rFonts w:cstheme="minorHAnsi"/>
+        </w:rPr>
+      </w:pPr>
+    </w:p>
+    <w:p>
+      <w:pPr>
+        <w:rPr>
+          <w:rFonts w:cstheme="minorHAnsi"/>
+        </w:rPr>
+      </w:pPr>
+      <w:r>
+        <w:rPr>
+          <w:rFonts w:cstheme="minorHAnsi"/>
+        </w:rPr>
+        <w:t>18</w:t>
+      </w:r>
+      <w:r>
+        <w:rPr>
+          <w:rFonts w:cstheme="minorHAnsi"/>
+        </w:rPr>
+        <w:t>:</w:t>
+      </w:r>
+      <w:r>
+        <w:rPr>
+          <w:rFonts w:cstheme="minorHAnsi"/>
+        </w:rPr>
+        <w:t>46</w:t>
+      </w:r>
+      <w:r>
+        <w:rPr>
+          <w:rFonts w:cstheme="minorHAnsi"/>
+        </w:rPr>
+        <w:t>/</w:t>
+      </w:r>
+      <w:r>
+        <w:rPr>
+          <w:rFonts w:cstheme="minorHAnsi"/>
+        </w:rPr>
+        <w:t>35:54</w:t>
+      </w:r>
+    </w:p>
+    <w:p>
+      <w:pPr>
+        <w:rPr>
+          <w:rFonts w:cstheme="minorHAnsi"/>
+        </w:rPr>
+      </w:pPr>
+      <w:r>
+        <w:rPr>
+          <w:rFonts w:cstheme="minorHAnsi"/>
+        </w:rPr>
+        <w:t xml:space="preserve">If you are Roman Catholic, </w:t>
+      </w:r>
+      <w:r>
+        <w:rPr>
+          <w:rFonts w:cstheme="minorHAnsi"/>
+        </w:rPr>
+        <w:t xml:space="preserve">you can confess to a priest. </w:t>
+      </w:r>
+      <w:r>
+        <w:rPr>
+          <w:rFonts w:cstheme="minorHAnsi"/>
+        </w:rPr>
+        <w:t xml:space="preserve">You receive absolution </w:t>
+      </w:r>
+      <w:r>
+        <w:rPr>
+          <w:rFonts w:cstheme="minorHAnsi"/>
+        </w:rPr>
+        <w:t>(</w:t>
+      </w:r>
+      <w:r>
+        <w:rPr>
+          <w:rFonts w:cstheme="minorHAnsi"/>
+        </w:rPr>
+        <w:t>赦罪</w:t>
+      </w:r>
+      <w:r>
+        <w:rPr>
+          <w:rFonts w:cstheme="minorHAnsi"/>
+        </w:rPr>
+        <w:t xml:space="preserve">) </w:t>
+      </w:r>
+      <w:r>
+        <w:rPr>
+          <w:rFonts w:cstheme="minorHAnsi"/>
+        </w:rPr>
+        <w:t>from a priest.</w:t>
+      </w:r>
+      <w:r>
+        <w:rPr>
+          <w:rFonts w:cstheme="minorHAnsi"/>
+        </w:rPr>
+        <w:t xml:space="preserve"> Penance </w:t>
+      </w:r>
+      <w:r>
+        <w:rPr>
+          <w:rFonts w:cstheme="minorHAnsi"/>
+        </w:rPr>
+        <w:t>(</w:t>
+      </w:r>
+      <w:r>
+        <w:rPr>
+          <w:rFonts w:cstheme="minorHAnsi"/>
+        </w:rPr>
+        <w:t>懺悔</w:t>
+      </w:r>
+      <w:r>
+        <w:rPr>
+          <w:rFonts w:cstheme="minorHAnsi"/>
+        </w:rPr>
+        <w:t xml:space="preserve">) </w:t>
+      </w:r>
+      <w:r>
+        <w:rPr>
+          <w:rFonts w:cstheme="minorHAnsi"/>
+        </w:rPr>
+        <w:t>is assigned by a priest.</w:t>
+      </w:r>
+      <w:r>
+        <w:rPr>
+          <w:rFonts w:cstheme="minorHAnsi"/>
+        </w:rPr>
+        <w:t xml:space="preserve"> Priests intercede</w:t>
+      </w:r>
+      <w:r>
+        <w:rPr>
+          <w:rFonts w:cstheme="minorHAnsi"/>
+        </w:rPr>
+        <w:t xml:space="preserve"> (</w:t>
+      </w:r>
+      <w:r>
+        <w:rPr>
+          <w:rFonts w:cstheme="minorHAnsi"/>
+        </w:rPr>
+        <w:t>求情</w:t>
+      </w:r>
+      <w:r>
+        <w:rPr>
+          <w:rFonts w:cstheme="minorHAnsi"/>
+        </w:rPr>
+        <w:t>)</w:t>
+      </w:r>
+      <w:r>
+        <w:rPr>
+          <w:rFonts w:cstheme="minorHAnsi"/>
+        </w:rPr>
+        <w:t xml:space="preserve"> for you.</w:t>
+      </w:r>
+      <w:r>
+        <w:rPr>
+          <w:rFonts w:cstheme="minorHAnsi"/>
+        </w:rPr>
+        <w:t xml:space="preserve"> </w:t>
+      </w:r>
+      <w:r>
+        <w:rPr>
+          <w:rFonts w:cstheme="minorHAnsi"/>
+        </w:rPr>
+        <w:t xml:space="preserve"> Mary intercede</w:t>
+      </w:r>
+      <w:r>
+        <w:rPr>
+          <w:rFonts w:cstheme="minorHAnsi"/>
+        </w:rPr>
+        <w:t>s</w:t>
+      </w:r>
+      <w:r>
+        <w:rPr>
+          <w:rFonts w:cstheme="minorHAnsi"/>
+        </w:rPr>
+        <w:t xml:space="preserve"> (</w:t>
+      </w:r>
+      <w:r>
+        <w:rPr>
+          <w:rFonts w:cstheme="minorHAnsi"/>
+        </w:rPr>
+        <w:t>求情</w:t>
+      </w:r>
+      <w:r>
+        <w:rPr>
+          <w:rFonts w:cstheme="minorHAnsi"/>
+        </w:rPr>
+        <w:t>) for you.</w:t>
+      </w:r>
+      <w:r>
+        <w:rPr>
+          <w:rFonts w:cstheme="minorHAnsi"/>
+        </w:rPr>
+        <w:t xml:space="preserve"> There is a church that stands between God and you.</w:t>
+      </w:r>
+    </w:p>
+    <w:p>
+      <w:pPr>
+        <w:rPr>
+          <w:rFonts w:cstheme="minorHAnsi"/>
+        </w:rPr>
+      </w:pPr>
+    </w:p>
+    <w:p>
+      <w:pPr>
+        <w:rPr>
+          <w:rFonts w:cstheme="minorHAnsi"/>
+        </w:rPr>
+      </w:pPr>
+      <w:r>
+        <w:rPr>
+          <w:rFonts w:cstheme="minorHAnsi"/>
+        </w:rPr>
         <w:t>1</w:t>
       </w:r>
       <w:r>
         <w:rPr>
           <w:rFonts w:cstheme="minorHAnsi"/>
         </w:rPr>
+        <w:t>9</w:t>
+      </w:r>
+      <w:r>
+        <w:rPr>
+          <w:rFonts w:cstheme="minorHAnsi"/>
+        </w:rPr>
+        <w:t>:</w:t>
+      </w:r>
+      <w:r>
+        <w:rPr>
+          <w:rFonts w:cstheme="minorHAnsi"/>
+        </w:rPr>
+        <w:t>12</w:t>
+      </w:r>
+      <w:r>
+        <w:rPr>
+          <w:rFonts w:cstheme="minorHAnsi"/>
+        </w:rPr>
+        <w:t>/</w:t>
+      </w:r>
+      <w:r>
+        <w:rPr>
+          <w:rFonts w:cstheme="minorHAnsi"/>
+        </w:rPr>
+        <w:t>35:54</w:t>
+      </w:r>
+    </w:p>
+    <w:p>
+      <w:pPr>
+        <w:rPr>
+          <w:rFonts w:cstheme="minorHAnsi"/>
+        </w:rPr>
+      </w:pPr>
+      <w:r>
+        <w:rPr>
+          <w:rFonts w:cstheme="minorHAnsi"/>
+        </w:rPr>
+        <w:lastRenderedPageBreak/>
+        <w:drawing>
+          <wp:inline distT="0" distB="0" distL="0" distR="0" wp14:anchorId="3B2E786E" wp14:editId="00CEE629">
+            <wp:extent cx="3181794" cy="1505160"/>
+            <wp:effectExtent l="0" t="0" r="0" b="0"/>
+            <wp:docPr id="2144138213" name="Picture 1"/>
+            <wp:cNvGraphicFramePr>
+              <a:graphicFrameLocks xmlns:a="http://schemas.openxmlformats.org/drawingml/2006/main" noChangeAspect="1"/>
+            </wp:cNvGraphicFramePr>
+            <a:graphic xmlns:a="http://schemas.openxmlformats.org/drawingml/2006/main">
+              <a:graphicData uri="http://schemas.openxmlformats.org/drawingml/2006/picture">
+                <pic:pic xmlns:pic="http://schemas.openxmlformats.org/drawingml/2006/picture">
+                  <pic:nvPicPr>
+                    <pic:cNvPr id="2144138213" name=""/>
+                    <pic:cNvPicPr/>
+                  </pic:nvPicPr>
+                  <pic:blipFill>
+                    <a:blip r:embed="rId27"/>
+                    <a:stretch>
+                      <a:fillRect/>
+                    </a:stretch>
+                  </pic:blipFill>
+                  <pic:spPr>
+                    <a:xfrm>
+                      <a:off x="0" y="0"/>
+                      <a:ext cx="3181794" cy="1505160"/>
+                    </a:xfrm>
+                    <a:prstGeom prst="rect">
+                      <a:avLst/>
+                    </a:prstGeom>
+                  </pic:spPr>
+                </pic:pic>
+              </a:graphicData>
+            </a:graphic>
+          </wp:inline>
+        </w:drawing>
+      </w:r>
+    </w:p>
+    <w:p>
+      <w:pPr>
+        <w:rPr>
+          <w:rFonts w:cstheme="minorHAnsi"/>
+        </w:rPr>
+      </w:pPr>
+      <w:r>
+        <w:rPr>
+          <w:rFonts w:cstheme="minorHAnsi"/>
+        </w:rPr>
+        <w:t>1 Timonthy 2:5 ESV</w:t>
+      </w:r>
+    </w:p>
+    <w:p>
+      <w:pPr>
+        <w:rPr>
+          <w:rFonts w:cstheme="minorHAnsi"/>
+        </w:rPr>
+      </w:pPr>
+      <w:r>
+        <w:rPr>
+          <w:rFonts w:cstheme="minorHAnsi"/>
+        </w:rPr>
+        <w:t>“For there is one God, and there is one mediator between God and men, the man Christ Jesus,”</w:t>
+      </w:r>
+    </w:p>
+    <w:p>
+      <w:pPr>
+        <w:rPr>
+          <w:rFonts w:cstheme="minorHAnsi"/>
+        </w:rPr>
+      </w:pPr>
+    </w:p>
+    <w:p>
+      <w:pPr>
+        <w:rPr>
+          <w:rFonts w:cstheme="minorHAnsi"/>
+        </w:rPr>
+      </w:pPr>
+      <w:r>
+        <w:rPr>
+          <w:rFonts w:cstheme="minorHAnsi"/>
+        </w:rPr>
+        <w:t>Chrome AI Mode:</w:t>
+      </w:r>
+    </w:p>
+    <w:p>
+      <w:pPr>
+        <w:rPr>
+          <w:rFonts w:cstheme="minorHAnsi"/>
+          <w:b/>
+          <w:bCs/>
+        </w:rPr>
+      </w:pPr>
+      <w:r>
+        <w:rPr>
+          <w:rFonts w:cstheme="minorHAnsi"/>
+          <w:b/>
+          <w:bCs/>
+        </w:rPr>
+        <w:t>Key Themes of the Verse</w:t>
+      </w:r>
+    </w:p>
+    <w:p>
+      <w:pPr>
+        <w:numPr>
+          <w:ilvl w:val="0"/>
+          <w:numId w:val="74"/>
+        </w:numPr>
+        <w:rPr>
+          <w:rFonts w:cstheme="minorHAnsi"/>
+        </w:rPr>
+      </w:pPr>
+      <w:r>
+        <w:rPr>
+          <w:rFonts w:cstheme="minorHAnsi"/>
+          <w:b/>
+          <w:bCs/>
+        </w:rPr>
+        <w:t>Monotheism:</w:t>
+      </w:r>
+      <w:r>
+        <w:rPr>
+          <w:rFonts w:cstheme="minorHAnsi"/>
+        </w:rPr>
+        <w:t xml:space="preserve"> Reaffirms that there is only one true God.</w:t>
+      </w:r>
+    </w:p>
+    <w:p>
+      <w:pPr>
+        <w:numPr>
+          <w:ilvl w:val="0"/>
+          <w:numId w:val="74"/>
+        </w:numPr>
+        <w:rPr>
+          <w:rFonts w:cstheme="minorHAnsi"/>
+        </w:rPr>
+      </w:pPr>
+      <w:r>
+        <w:rPr>
+          <w:rFonts w:cstheme="minorHAnsi"/>
+          <w:b/>
+          <w:bCs/>
+        </w:rPr>
+        <w:t>One Mediator:</w:t>
+      </w:r>
+      <w:r>
+        <w:rPr>
+          <w:rFonts w:cstheme="minorHAnsi"/>
+        </w:rPr>
+        <w:t xml:space="preserve"> Identifies Jesus Christ as the sole bridge between humanity and God.</w:t>
+      </w:r>
+    </w:p>
+    <w:p>
+      <w:pPr>
+        <w:numPr>
+          <w:ilvl w:val="0"/>
+          <w:numId w:val="74"/>
+        </w:numPr>
+        <w:rPr>
+          <w:rFonts w:cstheme="minorHAnsi"/>
+        </w:rPr>
+      </w:pPr>
+      <w:r>
+        <w:rPr>
+          <w:rFonts w:cstheme="minorHAnsi"/>
+          <w:b/>
+          <w:bCs/>
+        </w:rPr>
+        <w:t>True Humanity:</w:t>
+      </w:r>
+      <w:r>
+        <w:rPr>
+          <w:rFonts w:cstheme="minorHAnsi"/>
+        </w:rPr>
+        <w:t xml:space="preserve"> Emphasizes "the man" Christ Jesus, highlighting His human nature which allows Him to represent mankind.</w:t>
+      </w:r>
+    </w:p>
+    <w:p>
+      <w:pPr>
+        <w:rPr>
+          <w:rFonts w:cstheme="minorHAnsi"/>
+        </w:rPr>
+      </w:pPr>
+    </w:p>
+    <w:p>
+      <w:pPr>
+        <w:rPr>
+          <w:rFonts w:cstheme="minorHAnsi"/>
+        </w:rPr>
+      </w:pPr>
+      <w:r>
+        <w:rPr>
+          <w:rFonts w:cstheme="minorHAnsi"/>
+        </w:rPr>
+        <w:t>There is one God and one mediator between God and me. The person is Christ Jesus.</w:t>
+      </w:r>
+    </w:p>
+    <w:p>
+      <w:pPr>
+        <w:rPr>
+          <w:rFonts w:cstheme="minorHAnsi"/>
+        </w:rPr>
+      </w:pPr>
+      <w:r>
+        <w:rPr>
+          <w:rFonts w:cstheme="minorHAnsi"/>
+        </w:rPr>
+        <w:t xml:space="preserve">In </w:t>
+      </w:r>
+      <w:r>
+        <w:rPr>
+          <w:rFonts w:cstheme="minorHAnsi"/>
+        </w:rPr>
+        <w:t>Catholic theology, One is that salvation is not by faith alone.</w:t>
+      </w:r>
+      <w:r>
+        <w:rPr>
+          <w:rFonts w:cstheme="minorHAnsi"/>
+        </w:rPr>
+        <w:t xml:space="preserve"> Two is that is not once for all time.</w:t>
+      </w:r>
+    </w:p>
+    <w:p>
+      <w:pPr>
+        <w:rPr>
+          <w:rFonts w:cstheme="minorHAnsi"/>
+        </w:rPr>
+      </w:pPr>
+    </w:p>
+    <w:p>
+      <w:pPr>
+        <w:rPr>
+          <w:rFonts w:cstheme="minorHAnsi"/>
+        </w:rPr>
+      </w:pPr>
+      <w:r>
+        <w:rPr>
+          <w:rFonts w:cstheme="minorHAnsi"/>
+        </w:rPr>
+        <w:t>20</w:t>
+      </w:r>
+      <w:r>
+        <w:rPr>
+          <w:rFonts w:cstheme="minorHAnsi"/>
+        </w:rPr>
+        <w:t>:</w:t>
+      </w:r>
+      <w:r>
+        <w:rPr>
+          <w:rFonts w:cstheme="minorHAnsi"/>
+        </w:rPr>
+        <w:t>00</w:t>
+      </w:r>
+      <w:r>
+        <w:rPr>
+          <w:rFonts w:cstheme="minorHAnsi"/>
+        </w:rPr>
+        <w:t>/</w:t>
+      </w:r>
+      <w:r>
+        <w:rPr>
+          <w:rFonts w:cstheme="minorHAnsi"/>
+        </w:rPr>
+        <w:t>35:54</w:t>
+      </w:r>
+    </w:p>
+    <w:p>
+      <w:pPr>
+        <w:rPr>
+          <w:rFonts w:cstheme="minorHAnsi"/>
+        </w:rPr>
+      </w:pPr>
+      <w:r>
+        <w:rPr>
+          <w:rFonts w:cstheme="minorHAnsi"/>
+        </w:rPr>
+        <w:t xml:space="preserve">From the faith perspective within Roman Catholicism, </w:t>
+      </w:r>
+      <w:r>
+        <w:rPr>
+          <w:rFonts w:cstheme="minorHAnsi"/>
+        </w:rPr>
+        <w:t>the toll booths never stop coming and charging</w:t>
+      </w:r>
+      <w:r>
+        <w:rPr>
+          <w:rFonts w:cstheme="minorHAnsi"/>
+        </w:rPr>
+        <w:t>. You receive grace and then you can lose it.</w:t>
+      </w:r>
+      <w:r>
+        <w:rPr>
+          <w:rFonts w:cstheme="minorHAnsi"/>
+        </w:rPr>
+        <w:t xml:space="preserve"> You can receive again and you can lose it again. There is no exit. The road payments will never stop.</w:t>
+      </w:r>
+    </w:p>
+    <w:p>
+      <w:pPr>
+        <w:rPr>
+          <w:rFonts w:cstheme="minorHAnsi"/>
+        </w:rPr>
+      </w:pPr>
+    </w:p>
+    <w:p>
+      <w:pPr>
+        <w:rPr>
+          <w:rFonts w:cstheme="minorHAnsi"/>
+        </w:rPr>
+      </w:pPr>
+      <w:r>
+        <w:rPr>
+          <w:rFonts w:cstheme="minorHAnsi"/>
+        </w:rPr>
+        <w:t>20</w:t>
+      </w:r>
+      <w:r>
+        <w:rPr>
+          <w:rFonts w:cstheme="minorHAnsi"/>
+        </w:rPr>
+        <w:t>:</w:t>
+      </w:r>
+      <w:r>
+        <w:rPr>
+          <w:rFonts w:cstheme="minorHAnsi"/>
+        </w:rPr>
+        <w:t>44</w:t>
+      </w:r>
+      <w:r>
+        <w:rPr>
+          <w:rFonts w:cstheme="minorHAnsi"/>
+        </w:rPr>
+        <w:t>-21:40</w:t>
+      </w:r>
+      <w:r>
+        <w:rPr>
+          <w:rFonts w:cstheme="minorHAnsi"/>
+        </w:rPr>
+        <w:t>/</w:t>
+      </w:r>
+      <w:r>
+        <w:rPr>
+          <w:rFonts w:cstheme="minorHAnsi"/>
+        </w:rPr>
+        <w:t>35:54</w:t>
+      </w:r>
+    </w:p>
+    <w:p>
+      <w:pPr>
+        <w:rPr>
+          <w:rFonts w:cstheme="minorHAnsi"/>
+        </w:rPr>
+      </w:pPr>
+      <w:r>
+        <w:rPr>
+          <w:rFonts w:cstheme="minorHAnsi"/>
+        </w:rPr>
+        <w:drawing>
+          <wp:inline distT="0" distB="0" distL="0" distR="0" wp14:anchorId="661BF6C7" wp14:editId="59D71B11">
+            <wp:extent cx="3057952" cy="828791"/>
+            <wp:effectExtent l="0" t="0" r="0" b="9525"/>
+            <wp:docPr id="1579034097" name="Picture 1"/>
+            <wp:cNvGraphicFramePr>
+              <a:graphicFrameLocks xmlns:a="http://schemas.openxmlformats.org/drawingml/2006/main" noChangeAspect="1"/>
+            </wp:cNvGraphicFramePr>
+            <a:graphic xmlns:a="http://schemas.openxmlformats.org/drawingml/2006/main">
+              <a:graphicData uri="http://schemas.openxmlformats.org/drawingml/2006/picture">
+                <pic:pic xmlns:pic="http://schemas.openxmlformats.org/drawingml/2006/picture">
+                  <pic:nvPicPr>
+                    <pic:cNvPr id="1579034097" name=""/>
+                    <pic:cNvPicPr/>
+                  </pic:nvPicPr>
+                  <pic:blipFill>
+                    <a:blip r:embed="rId28"/>
+                    <a:stretch>
+                      <a:fillRect/>
+                    </a:stretch>
+                  </pic:blipFill>
+                  <pic:spPr>
+                    <a:xfrm>
+                      <a:off x="0" y="0"/>
+                      <a:ext cx="3057952" cy="828791"/>
+                    </a:xfrm>
+                    <a:prstGeom prst="rect">
+                      <a:avLst/>
+                    </a:prstGeom>
+                  </pic:spPr>
+                </pic:pic>
+              </a:graphicData>
+            </a:graphic>
+          </wp:inline>
+        </w:drawing>
+      </w:r>
+    </w:p>
+    <w:p>
+      <w:pPr>
+        <w:rPr>
+          <w:rFonts w:cstheme="minorHAnsi"/>
+        </w:rPr>
+      </w:pPr>
+      <w:r>
+        <w:rPr>
+          <w:rFonts w:cstheme="minorHAnsi"/>
+        </w:rPr>
+        <w:t>Question: What does it take to be right with God?</w:t>
+      </w:r>
+    </w:p>
+    <w:p>
+      <w:pPr>
+        <w:rPr>
+          <w:rFonts w:cstheme="minorHAnsi"/>
+        </w:rPr>
+      </w:pPr>
+      <w:r>
+        <w:rPr>
+          <w:rFonts w:cstheme="minorHAnsi"/>
+        </w:rPr>
+        <w:t>Today, are we right with God?</w:t>
+      </w:r>
+      <w:r>
+        <w:rPr>
+          <w:rFonts w:cstheme="minorHAnsi"/>
+        </w:rPr>
+        <w:t xml:space="preserve"> You maybe more moral feeling </w:t>
+      </w:r>
+      <w:r>
+        <w:rPr>
+          <w:rFonts w:cstheme="minorHAnsi"/>
+        </w:rPr>
+        <w:t>as a</w:t>
+      </w:r>
+      <w:r>
+        <w:rPr>
+          <w:rFonts w:cstheme="minorHAnsi"/>
+        </w:rPr>
+        <w:t xml:space="preserve"> </w:t>
+      </w:r>
+      <w:r>
+        <w:rPr>
+          <w:rFonts w:cstheme="minorHAnsi"/>
+        </w:rPr>
+        <w:t>Catholic.</w:t>
+      </w:r>
+      <w:r>
+        <w:rPr>
+          <w:rFonts w:cstheme="minorHAnsi"/>
+        </w:rPr>
+        <w:t xml:space="preserve"> </w:t>
+      </w:r>
+    </w:p>
+    <w:p>
+      <w:pPr>
+        <w:rPr>
+          <w:rFonts w:cstheme="minorHAnsi"/>
+        </w:rPr>
+      </w:pPr>
+    </w:p>
+    <w:p>
+      <w:pPr>
+        <w:rPr>
+          <w:rFonts w:cstheme="minorHAnsi"/>
+        </w:rPr>
+      </w:pPr>
+      <w:r>
+        <w:rPr>
+          <w:rFonts w:cstheme="minorHAnsi"/>
+        </w:rPr>
+        <w:t>************</w:t>
+      </w:r>
+    </w:p>
+    <w:p>
+      <w:pPr>
+        <w:rPr>
+          <w:rFonts w:cstheme="minorHAnsi"/>
+        </w:rPr>
+      </w:pPr>
+      <w:r>
+        <w:rPr>
+          <w:rFonts w:cstheme="minorHAnsi"/>
+        </w:rPr>
+        <w:t>************</w:t>
+      </w:r>
+    </w:p>
+    <w:p>
+      <w:pPr>
+        <w:rPr>
+          <w:rFonts w:cstheme="minorHAnsi"/>
+        </w:rPr>
+      </w:pPr>
+    </w:p>
+    <w:p>
+      <w:pPr>
+        <w:rPr>
+          <w:rFonts w:cstheme="minorHAnsi"/>
+        </w:rPr>
+      </w:pPr>
+      <w:r>
+        <w:rPr>
+          <w:rFonts w:cstheme="minorHAnsi"/>
+        </w:rPr>
+        <w:t>0</w:t>
+      </w:r>
+      <w:r>
+        <w:rPr>
+          <w:rFonts w:cstheme="minorHAnsi"/>
+        </w:rPr>
         <w:t>8</w:t>
       </w:r>
       <w:r>
         <w:rPr>
           <w:rFonts w:cstheme="minorHAnsi"/>
         </w:rPr>
-        <w:t>:</w:t>
-      </w:r>
-      <w:r>
-        <w:rPr>
-          <w:rFonts w:cstheme="minorHAnsi"/>
-        </w:rPr>
-        <w:t>3</w:t>
-      </w:r>
-      <w:r>
-        <w:rPr>
-          <w:rFonts w:cstheme="minorHAnsi"/>
-        </w:rPr>
-        <w:t>2</w:t>
-      </w:r>
-      <w:r>
-        <w:rPr>
-          <w:rFonts w:cstheme="minorHAnsi"/>
-        </w:rPr>
         <w:t>/</w:t>
       </w:r>
       <w:r>
         <w:rPr>
           <w:rFonts w:cstheme="minorHAnsi"/>
         </w:rPr>
-        <w:t>35:54</w:t>
-      </w:r>
-    </w:p>
-    <w:p>
-      <w:pPr>
-        <w:rPr>
-          <w:rFonts w:cstheme="minorHAnsi"/>
-        </w:rPr>
-      </w:pPr>
-      <w:r>
-        <w:rPr>
-          <w:rFonts w:cstheme="minorHAnsi"/>
-        </w:rPr>
-        <w:t>These churches</w:t>
-      </w:r>
-      <w:r>
-        <w:rPr>
-          <w:rFonts w:cstheme="minorHAnsi"/>
-        </w:rPr>
-        <w:t xml:space="preserve"> </w:t>
-      </w:r>
-      <w:r>
-        <w:rPr>
-          <w:rFonts w:cstheme="minorHAnsi"/>
-        </w:rPr>
-        <w:t>are</w:t>
-      </w:r>
-      <w:r>
-        <w:rPr>
-          <w:rFonts w:cstheme="minorHAnsi"/>
-        </w:rPr>
-        <w:t xml:space="preserve"> administered through the priesthood, a group of male leaders that have been set aside for this task specifically.</w:t>
-      </w:r>
-    </w:p>
-    <w:p>
-      <w:pPr>
-        <w:rPr>
-          <w:rFonts w:cstheme="minorHAnsi"/>
-        </w:rPr>
-      </w:pPr>
-    </w:p>
-    <w:p>
-      <w:pPr>
-        <w:rPr>
-          <w:rFonts w:cstheme="minorHAnsi"/>
-        </w:rPr>
-      </w:pPr>
-    </w:p>
-    <w:p>
-      <w:pPr>
-        <w:rPr>
-          <w:rFonts w:cstheme="minorHAnsi"/>
-        </w:rPr>
-      </w:pPr>
-      <w:r>
-        <w:rPr>
-          <w:rFonts w:cstheme="minorHAnsi"/>
-        </w:rPr>
-        <w:t>************</w:t>
-      </w:r>
-    </w:p>
-    <w:p>
-      <w:pPr>
-        <w:rPr>
-          <w:rFonts w:cstheme="minorHAnsi"/>
-        </w:rPr>
-      </w:pPr>
-      <w:r>
-        <w:rPr>
-          <w:rFonts w:cstheme="minorHAnsi"/>
-        </w:rPr>
-        <w:t>************</w:t>
-      </w:r>
-    </w:p>
-    <w:p>
-      <w:pPr>
-        <w:rPr>
-          <w:rFonts w:cstheme="minorHAnsi"/>
-        </w:rPr>
-      </w:pPr>
-    </w:p>
-    <w:p>
-      <w:pPr>
-        <w:rPr>
-          <w:rFonts w:cstheme="minorHAnsi"/>
-        </w:rPr>
-      </w:pPr>
-      <w:r>
-        <w:rPr>
-          <w:rFonts w:cstheme="minorHAnsi"/>
-        </w:rPr>
-        <w:t>0</w:t>
-      </w:r>
-      <w:r>
-        <w:rPr>
-          <w:rFonts w:cstheme="minorHAnsi"/>
-        </w:rPr>
-        <w:t>8</w:t>
-      </w:r>
-      <w:r>
-        <w:rPr>
-          <w:rFonts w:cstheme="minorHAnsi"/>
-        </w:rPr>
-        <w:t>/</w:t>
-      </w:r>
-      <w:r>
-        <w:rPr>
-          <w:rFonts w:cstheme="minorHAnsi"/>
-        </w:rPr>
         <w:t>01</w:t>
       </w:r>
       <w:r>
@@ -5627,7 +6669,7 @@
       </w:r>
     </w:p>
     <w:p>
-      <w:hyperlink r:id="rId27" w:history="1">
+      <w:hyperlink r:id="rId29" w:history="1">
         <w:r>
           <w:rPr>
             <w:rStyle w:val="Hyperlink"/>
@@ -5642,7 +6684,7 @@
           <w:rFonts w:cstheme="minorHAnsi"/>
         </w:rPr>
       </w:pPr>
-      <w:hyperlink r:id="rId28" w:history="1">
+      <w:hyperlink r:id="rId30" w:history="1">
         <w:r>
           <w:rPr>
             <w:rStyle w:val="Hyperlink"/>
@@ -5706,7 +6748,7 @@
       </w:pPr>
     </w:p>
     <w:sectPr>
-      <w:footerReference w:type="default" r:id="rId29"/>
+      <w:footerReference w:type="default" r:id="rId31"/>
       <w:pgSz w:w="12240" w:h="15840"/>
       <w:pgMar w:top="1440" w:right="1440" w:bottom="1530" w:left="1440" w:header="0" w:footer="720" w:gutter="0"/>
       <w:cols w:space="720"/>
@@ -7763,6 +8805,155 @@
     </w:lvl>
   </w:abstractNum>
   <w:abstractNum w:abstractNumId="14" w15:restartNumberingAfterBreak="0">
+    <w:nsid w:val="10926511"/>
+    <w:multiLevelType w:val="multilevel"/>
+    <w:tmpl w:val="FB78E9B8"/>
+    <w:lvl w:ilvl="0">
+      <w:start w:val="1"/>
+      <w:numFmt w:val="bullet"/>
+      <w:lvlText w:val=""/>
+      <w:lvlJc w:val="left"/>
+      <w:pPr>
+        <w:tabs>
+          <w:tab w:val="num" w:pos="720"/>
+        </w:tabs>
+        <w:ind w:left="720" w:hanging="360"/>
+      </w:pPr>
+      <w:rPr>
+        <w:rFonts w:ascii="Symbol" w:hAnsi="Symbol" w:hint="default"/>
+        <w:sz w:val="20"/>
+      </w:rPr>
+    </w:lvl>
+    <w:lvl w:ilvl="1" w:tentative="1">
+      <w:start w:val="1"/>
+      <w:numFmt w:val="bullet"/>
+      <w:lvlText w:val="o"/>
+      <w:lvlJc w:val="left"/>
+      <w:pPr>
+        <w:tabs>
+          <w:tab w:val="num" w:pos="1440"/>
+        </w:tabs>
+        <w:ind w:left="1440" w:hanging="360"/>
+      </w:pPr>
+      <w:rPr>
+        <w:rFonts w:ascii="Courier New" w:hAnsi="Courier New" w:hint="default"/>
+        <w:sz w:val="20"/>
+      </w:rPr>
+    </w:lvl>
+    <w:lvl w:ilvl="2" w:tentative="1">
+      <w:start w:val="1"/>
+      <w:numFmt w:val="bullet"/>
+      <w:lvlText w:val=""/>
+      <w:lvlJc w:val="left"/>
+      <w:pPr>
+        <w:tabs>
+          <w:tab w:val="num" w:pos="2160"/>
+        </w:tabs>
+        <w:ind w:left="2160" w:hanging="360"/>
+      </w:pPr>
+      <w:rPr>
+        <w:rFonts w:ascii="Wingdings" w:hAnsi="Wingdings" w:hint="default"/>
+        <w:sz w:val="20"/>
+      </w:rPr>
+    </w:lvl>
+    <w:lvl w:ilvl="3" w:tentative="1">
+      <w:start w:val="1"/>
+      <w:numFmt w:val="bullet"/>
+      <w:lvlText w:val=""/>
+      <w:lvlJc w:val="left"/>
+      <w:pPr>
+        <w:tabs>
+          <w:tab w:val="num" w:pos="2880"/>
+        </w:tabs>
+        <w:ind w:left="2880" w:hanging="360"/>
+      </w:pPr>
+      <w:rPr>
+        <w:rFonts w:ascii="Wingdings" w:hAnsi="Wingdings" w:hint="default"/>
+        <w:sz w:val="20"/>
+      </w:rPr>
+    </w:lvl>
+    <w:lvl w:ilvl="4" w:tentative="1">
+      <w:start w:val="1"/>
+      <w:numFmt w:val="bullet"/>
+      <w:lvlText w:val=""/>
+      <w:lvlJc w:val="left"/>
+      <w:pPr>
+        <w:tabs>
+          <w:tab w:val="num" w:pos="3600"/>
+        </w:tabs>
+        <w:ind w:left="3600" w:hanging="360"/>
+      </w:pPr>
+      <w:rPr>
+        <w:rFonts w:ascii="Wingdings" w:hAnsi="Wingdings" w:hint="default"/>
+        <w:sz w:val="20"/>
+      </w:rPr>
+    </w:lvl>
+    <w:lvl w:ilvl="5" w:tentative="1">
+      <w:start w:val="1"/>
+      <w:numFmt w:val="bullet"/>
+      <w:lvlText w:val=""/>
+      <w:lvlJc w:val="left"/>
+      <w:pPr>
+        <w:tabs>
+          <w:tab w:val="num" w:pos="4320"/>
+        </w:tabs>
+        <w:ind w:left="4320" w:hanging="360"/>
+      </w:pPr>
+      <w:rPr>
+        <w:rFonts w:ascii="Wingdings" w:hAnsi="Wingdings" w:hint="default"/>
+        <w:sz w:val="20"/>
+      </w:rPr>
+    </w:lvl>
+    <w:lvl w:ilvl="6" w:tentative="1">
+      <w:start w:val="1"/>
+      <w:numFmt w:val="bullet"/>
+      <w:lvlText w:val=""/>
+      <w:lvlJc w:val="left"/>
+      <w:pPr>
+        <w:tabs>
+          <w:tab w:val="num" w:pos="5040"/>
+        </w:tabs>
+        <w:ind w:left="5040" w:hanging="360"/>
+      </w:pPr>
+      <w:rPr>
+        <w:rFonts w:ascii="Wingdings" w:hAnsi="Wingdings" w:hint="default"/>
+        <w:sz w:val="20"/>
+      </w:rPr>
+    </w:lvl>
+    <w:lvl w:ilvl="7" w:tentative="1">
+      <w:start w:val="1"/>
+      <w:numFmt w:val="bullet"/>
+      <w:lvlText w:val=""/>
+      <w:lvlJc w:val="left"/>
+      <w:pPr>
+        <w:tabs>
+          <w:tab w:val="num" w:pos="5760"/>
+        </w:tabs>
+        <w:ind w:left="5760" w:hanging="360"/>
+      </w:pPr>
+      <w:rPr>
+        <w:rFonts w:ascii="Wingdings" w:hAnsi="Wingdings" w:hint="default"/>
+        <w:sz w:val="20"/>
+      </w:rPr>
+    </w:lvl>
+    <w:lvl w:ilvl="8" w:tentative="1">
+      <w:start w:val="1"/>
+      <w:numFmt w:val="bullet"/>
+      <w:lvlText w:val=""/>
+      <w:lvlJc w:val="left"/>
+      <w:pPr>
+        <w:tabs>
+          <w:tab w:val="num" w:pos="6480"/>
+        </w:tabs>
+        <w:ind w:left="6480" w:hanging="360"/>
+      </w:pPr>
+      <w:rPr>
+        <w:rFonts w:ascii="Wingdings" w:hAnsi="Wingdings" w:hint="default"/>
+        <w:sz w:val="20"/>
+      </w:rPr>
+    </w:lvl>
+  </w:abstractNum>
+  <w:abstractNum w:abstractNumId="15" w15:restartNumberingAfterBreak="0">
     <w:nsid w:val="15BA3283"/>
     <w:multiLevelType w:val="multilevel"/>
     <w:tmpl w:val="28BC21DC"/>
@@ -7911,7 +9102,7 @@
       </w:rPr>
     </w:lvl>
   </w:abstractNum>
-  <w:abstractNum w:abstractNumId="15" w15:restartNumberingAfterBreak="0">
+  <w:abstractNum w:abstractNumId="16" w15:restartNumberingAfterBreak="0">
     <w:nsid w:val="166C69AB"/>
     <w:multiLevelType w:val="multilevel"/>
     <w:tmpl w:val="11126768"/>
@@ -8060,7 +9251,7 @@
       </w:rPr>
     </w:lvl>
   </w:abstractNum>
-  <w:abstractNum w:abstractNumId="16" w15:restartNumberingAfterBreak="0">
+  <w:abstractNum w:abstractNumId="17" w15:restartNumberingAfterBreak="0">
     <w:nsid w:val="1A4D2655"/>
     <w:multiLevelType w:val="multilevel"/>
     <w:tmpl w:val="8C3C522E"/>
@@ -8173,7 +9364,7 @@
       </w:pPr>
     </w:lvl>
   </w:abstractNum>
-  <w:abstractNum w:abstractNumId="17" w15:restartNumberingAfterBreak="0">
+  <w:abstractNum w:abstractNumId="18" w15:restartNumberingAfterBreak="0">
     <w:nsid w:val="1DE356E0"/>
     <w:multiLevelType w:val="multilevel"/>
     <w:tmpl w:val="22D6BE50"/>
@@ -8322,7 +9513,7 @@
       </w:rPr>
     </w:lvl>
   </w:abstractNum>
-  <w:abstractNum w:abstractNumId="18" w15:restartNumberingAfterBreak="0">
+  <w:abstractNum w:abstractNumId="19" w15:restartNumberingAfterBreak="0">
     <w:nsid w:val="1E060B58"/>
     <w:multiLevelType w:val="multilevel"/>
     <w:tmpl w:val="E2DCCF44"/>
@@ -8471,7 +9662,7 @@
       </w:rPr>
     </w:lvl>
   </w:abstractNum>
-  <w:abstractNum w:abstractNumId="19" w15:restartNumberingAfterBreak="0">
+  <w:abstractNum w:abstractNumId="20" w15:restartNumberingAfterBreak="0">
     <w:nsid w:val="253F0A3B"/>
     <w:multiLevelType w:val="multilevel"/>
     <w:tmpl w:val="573E3926"/>
@@ -8620,7 +9811,7 @@
       </w:rPr>
     </w:lvl>
   </w:abstractNum>
-  <w:abstractNum w:abstractNumId="20" w15:restartNumberingAfterBreak="0">
+  <w:abstractNum w:abstractNumId="21" w15:restartNumberingAfterBreak="0">
     <w:nsid w:val="26553E4C"/>
     <w:multiLevelType w:val="multilevel"/>
     <w:tmpl w:val="3B30F1F0"/>
@@ -8769,7 +9960,7 @@
       </w:rPr>
     </w:lvl>
   </w:abstractNum>
-  <w:abstractNum w:abstractNumId="21" w15:restartNumberingAfterBreak="0">
+  <w:abstractNum w:abstractNumId="22" w15:restartNumberingAfterBreak="0">
     <w:nsid w:val="29276FDC"/>
     <w:multiLevelType w:val="multilevel"/>
     <w:tmpl w:val="1F94D768"/>
@@ -8918,7 +10109,7 @@
       </w:rPr>
     </w:lvl>
   </w:abstractNum>
-  <w:abstractNum w:abstractNumId="22" w15:restartNumberingAfterBreak="0">
+  <w:abstractNum w:abstractNumId="23" w15:restartNumberingAfterBreak="0">
     <w:nsid w:val="2B6D2A93"/>
     <w:multiLevelType w:val="multilevel"/>
     <w:tmpl w:val="E2CC5E76"/>
@@ -9067,7 +10258,7 @@
       </w:rPr>
     </w:lvl>
   </w:abstractNum>
-  <w:abstractNum w:abstractNumId="23" w15:restartNumberingAfterBreak="0">
+  <w:abstractNum w:abstractNumId="24" w15:restartNumberingAfterBreak="0">
     <w:nsid w:val="2CA2786F"/>
     <w:multiLevelType w:val="multilevel"/>
     <w:tmpl w:val="0860848A"/>
@@ -9216,7 +10407,7 @@
       </w:rPr>
     </w:lvl>
   </w:abstractNum>
-  <w:abstractNum w:abstractNumId="24" w15:restartNumberingAfterBreak="0">
+  <w:abstractNum w:abstractNumId="25" w15:restartNumberingAfterBreak="0">
     <w:nsid w:val="337C473C"/>
     <w:multiLevelType w:val="multilevel"/>
     <w:tmpl w:val="F856C58C"/>
@@ -9365,7 +10556,7 @@
       </w:rPr>
     </w:lvl>
   </w:abstractNum>
-  <w:abstractNum w:abstractNumId="25" w15:restartNumberingAfterBreak="0">
+  <w:abstractNum w:abstractNumId="26" w15:restartNumberingAfterBreak="0">
     <w:nsid w:val="34A26F82"/>
     <w:multiLevelType w:val="multilevel"/>
     <w:tmpl w:val="A732D74C"/>
@@ -9510,7 +10701,7 @@
       </w:rPr>
     </w:lvl>
   </w:abstractNum>
-  <w:abstractNum w:abstractNumId="26" w15:restartNumberingAfterBreak="0">
+  <w:abstractNum w:abstractNumId="27" w15:restartNumberingAfterBreak="0">
     <w:nsid w:val="36243EC5"/>
     <w:multiLevelType w:val="hybridMultilevel"/>
     <w:tmpl w:val="6A6C3886"/>
@@ -9599,7 +10790,7 @@
       </w:pPr>
     </w:lvl>
   </w:abstractNum>
-  <w:abstractNum w:abstractNumId="27" w15:restartNumberingAfterBreak="0">
+  <w:abstractNum w:abstractNumId="28" w15:restartNumberingAfterBreak="0">
     <w:nsid w:val="365B7655"/>
     <w:multiLevelType w:val="multilevel"/>
     <w:tmpl w:val="C366B8E2"/>
@@ -9748,7 +10939,7 @@
       </w:rPr>
     </w:lvl>
   </w:abstractNum>
-  <w:abstractNum w:abstractNumId="28" w15:restartNumberingAfterBreak="0">
+  <w:abstractNum w:abstractNumId="29" w15:restartNumberingAfterBreak="0">
     <w:nsid w:val="382824C5"/>
     <w:multiLevelType w:val="multilevel"/>
     <w:tmpl w:val="7F86977E"/>
@@ -9897,7 +11088,156 @@
       </w:rPr>
     </w:lvl>
   </w:abstractNum>
-  <w:abstractNum w:abstractNumId="29" w15:restartNumberingAfterBreak="0">
+  <w:abstractNum w:abstractNumId="30" w15:restartNumberingAfterBreak="0">
+    <w:nsid w:val="38380210"/>
+    <w:multiLevelType w:val="multilevel"/>
+    <w:tmpl w:val="90EAF37E"/>
+    <w:lvl w:ilvl="0">
+      <w:start w:val="1"/>
+      <w:numFmt w:val="bullet"/>
+      <w:lvlText w:val=""/>
+      <w:lvlJc w:val="left"/>
+      <w:pPr>
+        <w:tabs>
+          <w:tab w:val="num" w:pos="720"/>
+        </w:tabs>
+        <w:ind w:left="720" w:hanging="360"/>
+      </w:pPr>
+      <w:rPr>
+        <w:rFonts w:ascii="Symbol" w:hAnsi="Symbol" w:hint="default"/>
+        <w:sz w:val="20"/>
+      </w:rPr>
+    </w:lvl>
+    <w:lvl w:ilvl="1" w:tentative="1">
+      <w:start w:val="1"/>
+      <w:numFmt w:val="bullet"/>
+      <w:lvlText w:val="o"/>
+      <w:lvlJc w:val="left"/>
+      <w:pPr>
+        <w:tabs>
+          <w:tab w:val="num" w:pos="1440"/>
+        </w:tabs>
+        <w:ind w:left="1440" w:hanging="360"/>
+      </w:pPr>
+      <w:rPr>
+        <w:rFonts w:ascii="Courier New" w:hAnsi="Courier New" w:hint="default"/>
+        <w:sz w:val="20"/>
+      </w:rPr>
+    </w:lvl>
+    <w:lvl w:ilvl="2" w:tentative="1">
+      <w:start w:val="1"/>
+      <w:numFmt w:val="bullet"/>
+      <w:lvlText w:val=""/>
+      <w:lvlJc w:val="left"/>
+      <w:pPr>
+        <w:tabs>
+          <w:tab w:val="num" w:pos="2160"/>
+        </w:tabs>
+        <w:ind w:left="2160" w:hanging="360"/>
+      </w:pPr>
+      <w:rPr>
+        <w:rFonts w:ascii="Wingdings" w:hAnsi="Wingdings" w:hint="default"/>
+        <w:sz w:val="20"/>
+      </w:rPr>
+    </w:lvl>
+    <w:lvl w:ilvl="3" w:tentative="1">
+      <w:start w:val="1"/>
+      <w:numFmt w:val="bullet"/>
+      <w:lvlText w:val=""/>
+      <w:lvlJc w:val="left"/>
+      <w:pPr>
+        <w:tabs>
+          <w:tab w:val="num" w:pos="2880"/>
+        </w:tabs>
+        <w:ind w:left="2880" w:hanging="360"/>
+      </w:pPr>
+      <w:rPr>
+        <w:rFonts w:ascii="Wingdings" w:hAnsi="Wingdings" w:hint="default"/>
+        <w:sz w:val="20"/>
+      </w:rPr>
+    </w:lvl>
+    <w:lvl w:ilvl="4" w:tentative="1">
+      <w:start w:val="1"/>
+      <w:numFmt w:val="bullet"/>
+      <w:lvlText w:val=""/>
+      <w:lvlJc w:val="left"/>
+      <w:pPr>
+        <w:tabs>
+          <w:tab w:val="num" w:pos="3600"/>
+        </w:tabs>
+        <w:ind w:left="3600" w:hanging="360"/>
+      </w:pPr>
+      <w:rPr>
+        <w:rFonts w:ascii="Wingdings" w:hAnsi="Wingdings" w:hint="default"/>
+        <w:sz w:val="20"/>
+      </w:rPr>
+    </w:lvl>
+    <w:lvl w:ilvl="5" w:tentative="1">
+      <w:start w:val="1"/>
+      <w:numFmt w:val="bullet"/>
+      <w:lvlText w:val=""/>
+      <w:lvlJc w:val="left"/>
+      <w:pPr>
+        <w:tabs>
+          <w:tab w:val="num" w:pos="4320"/>
+        </w:tabs>
+        <w:ind w:left="4320" w:hanging="360"/>
+      </w:pPr>
+      <w:rPr>
+        <w:rFonts w:ascii="Wingdings" w:hAnsi="Wingdings" w:hint="default"/>
+        <w:sz w:val="20"/>
+      </w:rPr>
+    </w:lvl>
+    <w:lvl w:ilvl="6" w:tentative="1">
+      <w:start w:val="1"/>
+      <w:numFmt w:val="bullet"/>
+      <w:lvlText w:val=""/>
+      <w:lvlJc w:val="left"/>
+      <w:pPr>
+        <w:tabs>
+          <w:tab w:val="num" w:pos="5040"/>
+        </w:tabs>
+        <w:ind w:left="5040" w:hanging="360"/>
+      </w:pPr>
+      <w:rPr>
+        <w:rFonts w:ascii="Wingdings" w:hAnsi="Wingdings" w:hint="default"/>
+        <w:sz w:val="20"/>
+      </w:rPr>
+    </w:lvl>
+    <w:lvl w:ilvl="7" w:tentative="1">
+      <w:start w:val="1"/>
+      <w:numFmt w:val="bullet"/>
+      <w:lvlText w:val=""/>
+      <w:lvlJc w:val="left"/>
+      <w:pPr>
+        <w:tabs>
+          <w:tab w:val="num" w:pos="5760"/>
+        </w:tabs>
+        <w:ind w:left="5760" w:hanging="360"/>
+      </w:pPr>
+      <w:rPr>
+        <w:rFonts w:ascii="Wingdings" w:hAnsi="Wingdings" w:hint="default"/>
+        <w:sz w:val="20"/>
+      </w:rPr>
+    </w:lvl>
+    <w:lvl w:ilvl="8" w:tentative="1">
+      <w:start w:val="1"/>
+      <w:numFmt w:val="bullet"/>
+      <w:lvlText w:val=""/>
+      <w:lvlJc w:val="left"/>
+      <w:pPr>
+        <w:tabs>
+          <w:tab w:val="num" w:pos="6480"/>
+        </w:tabs>
+        <w:ind w:left="6480" w:hanging="360"/>
+      </w:pPr>
+      <w:rPr>
+        <w:rFonts w:ascii="Wingdings" w:hAnsi="Wingdings" w:hint="default"/>
+        <w:sz w:val="20"/>
+      </w:rPr>
+    </w:lvl>
+  </w:abstractNum>
+  <w:abstractNum w:abstractNumId="31" w15:restartNumberingAfterBreak="0">
     <w:nsid w:val="38554EE8"/>
     <w:multiLevelType w:val="multilevel"/>
     <w:tmpl w:val="B54217D4"/>
@@ -10046,7 +11386,7 @@
       </w:rPr>
     </w:lvl>
   </w:abstractNum>
-  <w:abstractNum w:abstractNumId="30" w15:restartNumberingAfterBreak="0">
+  <w:abstractNum w:abstractNumId="32" w15:restartNumberingAfterBreak="0">
     <w:nsid w:val="3910541C"/>
     <w:multiLevelType w:val="multilevel"/>
     <w:tmpl w:val="D834C760"/>
@@ -10195,7 +11535,7 @@
       </w:rPr>
     </w:lvl>
   </w:abstractNum>
-  <w:abstractNum w:abstractNumId="31" w15:restartNumberingAfterBreak="0">
+  <w:abstractNum w:abstractNumId="33" w15:restartNumberingAfterBreak="0">
     <w:nsid w:val="39C1604B"/>
     <w:multiLevelType w:val="multilevel"/>
     <w:tmpl w:val="CCA21A58"/>
@@ -10344,7 +11684,7 @@
       </w:rPr>
     </w:lvl>
   </w:abstractNum>
-  <w:abstractNum w:abstractNumId="32" w15:restartNumberingAfterBreak="0">
+  <w:abstractNum w:abstractNumId="34" w15:restartNumberingAfterBreak="0">
     <w:nsid w:val="3DAE0CC1"/>
     <w:multiLevelType w:val="multilevel"/>
     <w:tmpl w:val="D0305FF6"/>
@@ -10457,7 +11797,7 @@
       </w:pPr>
     </w:lvl>
   </w:abstractNum>
-  <w:abstractNum w:abstractNumId="33" w15:restartNumberingAfterBreak="0">
+  <w:abstractNum w:abstractNumId="35" w15:restartNumberingAfterBreak="0">
     <w:nsid w:val="3E6737BD"/>
     <w:multiLevelType w:val="multilevel"/>
     <w:tmpl w:val="018EE24A"/>
@@ -10606,7 +11946,7 @@
       </w:rPr>
     </w:lvl>
   </w:abstractNum>
-  <w:abstractNum w:abstractNumId="34" w15:restartNumberingAfterBreak="0">
+  <w:abstractNum w:abstractNumId="36" w15:restartNumberingAfterBreak="0">
     <w:nsid w:val="3E933DA1"/>
     <w:multiLevelType w:val="multilevel"/>
     <w:tmpl w:val="F1561678"/>
@@ -10755,7 +12095,7 @@
       </w:rPr>
     </w:lvl>
   </w:abstractNum>
-  <w:abstractNum w:abstractNumId="35" w15:restartNumberingAfterBreak="0">
+  <w:abstractNum w:abstractNumId="37" w15:restartNumberingAfterBreak="0">
     <w:nsid w:val="3EB02634"/>
     <w:multiLevelType w:val="multilevel"/>
     <w:tmpl w:val="BA226344"/>
@@ -10904,7 +12244,7 @@
       </w:rPr>
     </w:lvl>
   </w:abstractNum>
-  <w:abstractNum w:abstractNumId="36" w15:restartNumberingAfterBreak="0">
+  <w:abstractNum w:abstractNumId="38" w15:restartNumberingAfterBreak="0">
     <w:nsid w:val="3ECA1C56"/>
     <w:multiLevelType w:val="multilevel"/>
     <w:tmpl w:val="90582042"/>
@@ -11053,7 +12393,7 @@
       </w:rPr>
     </w:lvl>
   </w:abstractNum>
-  <w:abstractNum w:abstractNumId="37" w15:restartNumberingAfterBreak="0">
+  <w:abstractNum w:abstractNumId="39" w15:restartNumberingAfterBreak="0">
     <w:nsid w:val="40787F28"/>
     <w:multiLevelType w:val="multilevel"/>
     <w:tmpl w:val="CDDAA9B8"/>
@@ -11202,7 +12542,7 @@
       </w:rPr>
     </w:lvl>
   </w:abstractNum>
-  <w:abstractNum w:abstractNumId="38" w15:restartNumberingAfterBreak="0">
+  <w:abstractNum w:abstractNumId="40" w15:restartNumberingAfterBreak="0">
     <w:nsid w:val="407F781C"/>
     <w:multiLevelType w:val="multilevel"/>
     <w:tmpl w:val="128E32A2"/>
@@ -11315,7 +12655,7 @@
       </w:pPr>
     </w:lvl>
   </w:abstractNum>
-  <w:abstractNum w:abstractNumId="39" w15:restartNumberingAfterBreak="0">
+  <w:abstractNum w:abstractNumId="41" w15:restartNumberingAfterBreak="0">
     <w:nsid w:val="41BA3989"/>
     <w:multiLevelType w:val="multilevel"/>
     <w:tmpl w:val="073AAFA2"/>
@@ -11464,7 +12804,7 @@
       </w:rPr>
     </w:lvl>
   </w:abstractNum>
-  <w:abstractNum w:abstractNumId="40" w15:restartNumberingAfterBreak="0">
+  <w:abstractNum w:abstractNumId="42" w15:restartNumberingAfterBreak="0">
     <w:nsid w:val="42131A4B"/>
     <w:multiLevelType w:val="multilevel"/>
     <w:tmpl w:val="D0806716"/>
@@ -11613,7 +12953,7 @@
       </w:rPr>
     </w:lvl>
   </w:abstractNum>
-  <w:abstractNum w:abstractNumId="41" w15:restartNumberingAfterBreak="0">
+  <w:abstractNum w:abstractNumId="43" w15:restartNumberingAfterBreak="0">
     <w:nsid w:val="43000B16"/>
     <w:multiLevelType w:val="multilevel"/>
     <w:tmpl w:val="E2381AEE"/>
@@ -11762,7 +13102,7 @@
       </w:rPr>
     </w:lvl>
   </w:abstractNum>
-  <w:abstractNum w:abstractNumId="42" w15:restartNumberingAfterBreak="0">
+  <w:abstractNum w:abstractNumId="44" w15:restartNumberingAfterBreak="0">
     <w:nsid w:val="4367124F"/>
     <w:multiLevelType w:val="multilevel"/>
     <w:tmpl w:val="07D0098A"/>
@@ -11911,7 +13251,7 @@
       </w:rPr>
     </w:lvl>
   </w:abstractNum>
-  <w:abstractNum w:abstractNumId="43" w15:restartNumberingAfterBreak="0">
+  <w:abstractNum w:abstractNumId="45" w15:restartNumberingAfterBreak="0">
     <w:nsid w:val="43E26A0C"/>
     <w:multiLevelType w:val="multilevel"/>
     <w:tmpl w:val="2BD602A6"/>
@@ -12060,7 +13400,7 @@
       </w:rPr>
     </w:lvl>
   </w:abstractNum>
-  <w:abstractNum w:abstractNumId="44" w15:restartNumberingAfterBreak="0">
+  <w:abstractNum w:abstractNumId="46" w15:restartNumberingAfterBreak="0">
     <w:nsid w:val="43EE560F"/>
     <w:multiLevelType w:val="multilevel"/>
     <w:tmpl w:val="AE4E9D64"/>
@@ -12209,7 +13549,7 @@
       </w:rPr>
     </w:lvl>
   </w:abstractNum>
-  <w:abstractNum w:abstractNumId="45" w15:restartNumberingAfterBreak="0">
+  <w:abstractNum w:abstractNumId="47" w15:restartNumberingAfterBreak="0">
     <w:nsid w:val="45160F18"/>
     <w:multiLevelType w:val="hybridMultilevel"/>
     <w:tmpl w:val="7B1EC860"/>
@@ -12298,7 +13638,7 @@
       </w:pPr>
     </w:lvl>
   </w:abstractNum>
-  <w:abstractNum w:abstractNumId="46" w15:restartNumberingAfterBreak="0">
+  <w:abstractNum w:abstractNumId="48" w15:restartNumberingAfterBreak="0">
     <w:nsid w:val="46C11485"/>
     <w:multiLevelType w:val="multilevel"/>
     <w:tmpl w:val="E996B75E"/>
@@ -12447,7 +13787,7 @@
       </w:rPr>
     </w:lvl>
   </w:abstractNum>
-  <w:abstractNum w:abstractNumId="47" w15:restartNumberingAfterBreak="0">
+  <w:abstractNum w:abstractNumId="49" w15:restartNumberingAfterBreak="0">
     <w:nsid w:val="47361CB7"/>
     <w:multiLevelType w:val="multilevel"/>
     <w:tmpl w:val="799CBA8E"/>
@@ -12596,7 +13936,7 @@
       </w:rPr>
     </w:lvl>
   </w:abstractNum>
-  <w:abstractNum w:abstractNumId="48" w15:restartNumberingAfterBreak="0">
+  <w:abstractNum w:abstractNumId="50" w15:restartNumberingAfterBreak="0">
     <w:nsid w:val="47973F5D"/>
     <w:multiLevelType w:val="multilevel"/>
     <w:tmpl w:val="44E6830E"/>
@@ -12745,7 +14085,7 @@
       </w:rPr>
     </w:lvl>
   </w:abstractNum>
-  <w:abstractNum w:abstractNumId="49" w15:restartNumberingAfterBreak="0">
+  <w:abstractNum w:abstractNumId="51" w15:restartNumberingAfterBreak="0">
     <w:nsid w:val="4C2C776D"/>
     <w:multiLevelType w:val="multilevel"/>
     <w:tmpl w:val="E2463C60"/>
@@ -12894,7 +14234,7 @@
       </w:rPr>
     </w:lvl>
   </w:abstractNum>
-  <w:abstractNum w:abstractNumId="50" w15:restartNumberingAfterBreak="0">
+  <w:abstractNum w:abstractNumId="52" w15:restartNumberingAfterBreak="0">
     <w:nsid w:val="4C535674"/>
     <w:multiLevelType w:val="multilevel"/>
     <w:tmpl w:val="ECECA0EA"/>
@@ -13043,7 +14383,7 @@
       </w:rPr>
     </w:lvl>
   </w:abstractNum>
-  <w:abstractNum w:abstractNumId="51" w15:restartNumberingAfterBreak="0">
+  <w:abstractNum w:abstractNumId="53" w15:restartNumberingAfterBreak="0">
     <w:nsid w:val="500D56B5"/>
     <w:multiLevelType w:val="multilevel"/>
     <w:tmpl w:val="2814D554"/>
@@ -13188,7 +14528,7 @@
       </w:rPr>
     </w:lvl>
   </w:abstractNum>
-  <w:abstractNum w:abstractNumId="52" w15:restartNumberingAfterBreak="0">
+  <w:abstractNum w:abstractNumId="54" w15:restartNumberingAfterBreak="0">
     <w:nsid w:val="52083F82"/>
     <w:multiLevelType w:val="multilevel"/>
     <w:tmpl w:val="487E946A"/>
@@ -13337,7 +14677,7 @@
       </w:rPr>
     </w:lvl>
   </w:abstractNum>
-  <w:abstractNum w:abstractNumId="53" w15:restartNumberingAfterBreak="0">
+  <w:abstractNum w:abstractNumId="55" w15:restartNumberingAfterBreak="0">
     <w:nsid w:val="570C1E5D"/>
     <w:multiLevelType w:val="multilevel"/>
     <w:tmpl w:val="27125340"/>
@@ -13486,7 +14826,7 @@
       </w:rPr>
     </w:lvl>
   </w:abstractNum>
-  <w:abstractNum w:abstractNumId="54" w15:restartNumberingAfterBreak="0">
+  <w:abstractNum w:abstractNumId="56" w15:restartNumberingAfterBreak="0">
     <w:nsid w:val="5B9D6C5D"/>
     <w:multiLevelType w:val="multilevel"/>
     <w:tmpl w:val="F2A8D266"/>
@@ -13635,7 +14975,7 @@
       </w:rPr>
     </w:lvl>
   </w:abstractNum>
-  <w:abstractNum w:abstractNumId="55" w15:restartNumberingAfterBreak="0">
+  <w:abstractNum w:abstractNumId="57" w15:restartNumberingAfterBreak="0">
     <w:nsid w:val="5BA5020A"/>
     <w:multiLevelType w:val="multilevel"/>
     <w:tmpl w:val="BACEE942"/>
@@ -13784,7 +15124,7 @@
       </w:rPr>
     </w:lvl>
   </w:abstractNum>
-  <w:abstractNum w:abstractNumId="56" w15:restartNumberingAfterBreak="0">
+  <w:abstractNum w:abstractNumId="58" w15:restartNumberingAfterBreak="0">
     <w:nsid w:val="5D3F0EB2"/>
     <w:multiLevelType w:val="multilevel"/>
     <w:tmpl w:val="F064E71E"/>
@@ -13933,7 +15273,7 @@
       </w:rPr>
     </w:lvl>
   </w:abstractNum>
-  <w:abstractNum w:abstractNumId="57" w15:restartNumberingAfterBreak="0">
+  <w:abstractNum w:abstractNumId="59" w15:restartNumberingAfterBreak="0">
     <w:nsid w:val="637D787D"/>
     <w:multiLevelType w:val="multilevel"/>
     <w:tmpl w:val="47726D0E"/>
@@ -14082,7 +15422,7 @@
       </w:rPr>
     </w:lvl>
   </w:abstractNum>
-  <w:abstractNum w:abstractNumId="58" w15:restartNumberingAfterBreak="0">
+  <w:abstractNum w:abstractNumId="60" w15:restartNumberingAfterBreak="0">
     <w:nsid w:val="6663373E"/>
     <w:multiLevelType w:val="multilevel"/>
     <w:tmpl w:val="03A6382C"/>
@@ -14231,7 +15571,7 @@
       </w:rPr>
     </w:lvl>
   </w:abstractNum>
-  <w:abstractNum w:abstractNumId="59" w15:restartNumberingAfterBreak="0">
+  <w:abstractNum w:abstractNumId="61" w15:restartNumberingAfterBreak="0">
     <w:nsid w:val="68E45071"/>
     <w:multiLevelType w:val="multilevel"/>
     <w:tmpl w:val="757820BC"/>
@@ -14380,7 +15720,7 @@
       </w:rPr>
     </w:lvl>
   </w:abstractNum>
-  <w:abstractNum w:abstractNumId="60" w15:restartNumberingAfterBreak="0">
+  <w:abstractNum w:abstractNumId="62" w15:restartNumberingAfterBreak="0">
     <w:nsid w:val="6BD05211"/>
     <w:multiLevelType w:val="multilevel"/>
     <w:tmpl w:val="31E0A7A2"/>
@@ -14529,7 +15869,7 @@
       </w:rPr>
     </w:lvl>
   </w:abstractNum>
-  <w:abstractNum w:abstractNumId="61" w15:restartNumberingAfterBreak="0">
+  <w:abstractNum w:abstractNumId="63" w15:restartNumberingAfterBreak="0">
     <w:nsid w:val="6FFE2D97"/>
     <w:multiLevelType w:val="multilevel"/>
     <w:tmpl w:val="596C1A22"/>
@@ -14678,7 +16018,7 @@
       </w:rPr>
     </w:lvl>
   </w:abstractNum>
-  <w:abstractNum w:abstractNumId="62" w15:restartNumberingAfterBreak="0">
+  <w:abstractNum w:abstractNumId="64" w15:restartNumberingAfterBreak="0">
     <w:nsid w:val="71F109CF"/>
     <w:multiLevelType w:val="multilevel"/>
     <w:tmpl w:val="D60E769C"/>
@@ -14827,7 +16167,7 @@
       </w:rPr>
     </w:lvl>
   </w:abstractNum>
-  <w:abstractNum w:abstractNumId="63" w15:restartNumberingAfterBreak="0">
+  <w:abstractNum w:abstractNumId="65" w15:restartNumberingAfterBreak="0">
     <w:nsid w:val="7218572D"/>
     <w:multiLevelType w:val="multilevel"/>
     <w:tmpl w:val="3CDE930E"/>
@@ -14976,7 +16316,7 @@
       </w:rPr>
     </w:lvl>
   </w:abstractNum>
-  <w:abstractNum w:abstractNumId="64" w15:restartNumberingAfterBreak="0">
+  <w:abstractNum w:abstractNumId="66" w15:restartNumberingAfterBreak="0">
     <w:nsid w:val="74A36300"/>
     <w:multiLevelType w:val="multilevel"/>
     <w:tmpl w:val="69127098"/>
@@ -15125,7 +16465,7 @@
       </w:rPr>
     </w:lvl>
   </w:abstractNum>
-  <w:abstractNum w:abstractNumId="65" w15:restartNumberingAfterBreak="0">
+  <w:abstractNum w:abstractNumId="67" w15:restartNumberingAfterBreak="0">
     <w:nsid w:val="75DC56F8"/>
     <w:multiLevelType w:val="multilevel"/>
     <w:tmpl w:val="46FCA036"/>
@@ -15274,7 +16614,7 @@
       </w:rPr>
     </w:lvl>
   </w:abstractNum>
-  <w:abstractNum w:abstractNumId="66" w15:restartNumberingAfterBreak="0">
+  <w:abstractNum w:abstractNumId="68" w15:restartNumberingAfterBreak="0">
     <w:nsid w:val="781E6EED"/>
     <w:multiLevelType w:val="multilevel"/>
     <w:tmpl w:val="765C0CB8"/>
@@ -15423,7 +16763,7 @@
       </w:rPr>
     </w:lvl>
   </w:abstractNum>
-  <w:abstractNum w:abstractNumId="67" w15:restartNumberingAfterBreak="0">
+  <w:abstractNum w:abstractNumId="69" w15:restartNumberingAfterBreak="0">
     <w:nsid w:val="78930290"/>
     <w:multiLevelType w:val="multilevel"/>
     <w:tmpl w:val="EB9A29EC"/>
@@ -15572,7 +16912,7 @@
       </w:rPr>
     </w:lvl>
   </w:abstractNum>
-  <w:abstractNum w:abstractNumId="68" w15:restartNumberingAfterBreak="0">
+  <w:abstractNum w:abstractNumId="70" w15:restartNumberingAfterBreak="0">
     <w:nsid w:val="790A5107"/>
     <w:multiLevelType w:val="multilevel"/>
     <w:tmpl w:val="5A525CB6"/>
@@ -15721,7 +17061,7 @@
       </w:rPr>
     </w:lvl>
   </w:abstractNum>
-  <w:abstractNum w:abstractNumId="69" w15:restartNumberingAfterBreak="0">
+  <w:abstractNum w:abstractNumId="71" w15:restartNumberingAfterBreak="0">
     <w:nsid w:val="79C53DEF"/>
     <w:multiLevelType w:val="multilevel"/>
     <w:tmpl w:val="5546EBB4"/>
@@ -15870,7 +17210,7 @@
       </w:rPr>
     </w:lvl>
   </w:abstractNum>
-  <w:abstractNum w:abstractNumId="70" w15:restartNumberingAfterBreak="0">
+  <w:abstractNum w:abstractNumId="72" w15:restartNumberingAfterBreak="0">
     <w:nsid w:val="7A8F04C0"/>
     <w:multiLevelType w:val="multilevel"/>
     <w:tmpl w:val="B3740524"/>
@@ -16019,7 +17359,7 @@
       </w:rPr>
     </w:lvl>
   </w:abstractNum>
-  <w:abstractNum w:abstractNumId="71" w15:restartNumberingAfterBreak="0">
+  <w:abstractNum w:abstractNumId="73" w15:restartNumberingAfterBreak="0">
     <w:nsid w:val="7C8D0ABC"/>
     <w:multiLevelType w:val="multilevel"/>
     <w:tmpl w:val="F81AC82A"/>
@@ -16169,76 +17509,76 @@
     </w:lvl>
   </w:abstractNum>
   <w:num w:numId="1" w16cid:durableId="311445360">
-    <w:abstractNumId w:val="40"/>
+    <w:abstractNumId w:val="42"/>
   </w:num>
   <w:num w:numId="2" w16cid:durableId="694236627">
-    <w:abstractNumId w:val="59"/>
+    <w:abstractNumId w:val="61"/>
   </w:num>
   <w:num w:numId="3" w16cid:durableId="1366056432">
-    <w:abstractNumId w:val="44"/>
+    <w:abstractNumId w:val="46"/>
   </w:num>
   <w:num w:numId="4" w16cid:durableId="320817826">
-    <w:abstractNumId w:val="63"/>
+    <w:abstractNumId w:val="65"/>
   </w:num>
   <w:num w:numId="5" w16cid:durableId="997347819">
-    <w:abstractNumId w:val="14"/>
+    <w:abstractNumId w:val="15"/>
   </w:num>
   <w:num w:numId="6" w16cid:durableId="1661156578">
     <w:abstractNumId w:val="11"/>
   </w:num>
   <w:num w:numId="7" w16cid:durableId="105581292">
-    <w:abstractNumId w:val="61"/>
+    <w:abstractNumId w:val="63"/>
   </w:num>
   <w:num w:numId="8" w16cid:durableId="1215510414">
-    <w:abstractNumId w:val="41"/>
+    <w:abstractNumId w:val="43"/>
   </w:num>
   <w:num w:numId="9" w16cid:durableId="644890424">
-    <w:abstractNumId w:val="47"/>
+    <w:abstractNumId w:val="49"/>
   </w:num>
   <w:num w:numId="10" w16cid:durableId="462774561">
-    <w:abstractNumId w:val="48"/>
+    <w:abstractNumId w:val="50"/>
   </w:num>
   <w:num w:numId="11" w16cid:durableId="411008877">
-    <w:abstractNumId w:val="53"/>
+    <w:abstractNumId w:val="55"/>
   </w:num>
   <w:num w:numId="12" w16cid:durableId="477921168">
-    <w:abstractNumId w:val="66"/>
+    <w:abstractNumId w:val="68"/>
   </w:num>
   <w:num w:numId="13" w16cid:durableId="497696088">
     <w:abstractNumId w:val="7"/>
   </w:num>
   <w:num w:numId="14" w16cid:durableId="651444628">
-    <w:abstractNumId w:val="22"/>
+    <w:abstractNumId w:val="23"/>
   </w:num>
   <w:num w:numId="15" w16cid:durableId="2075615576">
     <w:abstractNumId w:val="0"/>
   </w:num>
   <w:num w:numId="16" w16cid:durableId="749038358">
+    <w:abstractNumId w:val="22"/>
+  </w:num>
+  <w:num w:numId="17" w16cid:durableId="797184374">
+    <w:abstractNumId w:val="29"/>
+  </w:num>
+  <w:num w:numId="18" w16cid:durableId="2053722251">
+    <w:abstractNumId w:val="58"/>
+  </w:num>
+  <w:num w:numId="19" w16cid:durableId="739330424">
+    <w:abstractNumId w:val="27"/>
+  </w:num>
+  <w:num w:numId="20" w16cid:durableId="960915859">
+    <w:abstractNumId w:val="73"/>
+  </w:num>
+  <w:num w:numId="21" w16cid:durableId="521018327">
     <w:abstractNumId w:val="21"/>
   </w:num>
-  <w:num w:numId="17" w16cid:durableId="797184374">
-    <w:abstractNumId w:val="28"/>
-  </w:num>
-  <w:num w:numId="18" w16cid:durableId="2053722251">
-    <w:abstractNumId w:val="56"/>
-  </w:num>
-  <w:num w:numId="19" w16cid:durableId="739330424">
-    <w:abstractNumId w:val="26"/>
-  </w:num>
-  <w:num w:numId="20" w16cid:durableId="960915859">
+  <w:num w:numId="22" w16cid:durableId="1923684076">
     <w:abstractNumId w:val="71"/>
   </w:num>
-  <w:num w:numId="21" w16cid:durableId="521018327">
-    <w:abstractNumId w:val="20"/>
-  </w:num>
-  <w:num w:numId="22" w16cid:durableId="1923684076">
-    <w:abstractNumId w:val="69"/>
-  </w:num>
   <w:num w:numId="23" w16cid:durableId="532769245">
-    <w:abstractNumId w:val="46"/>
+    <w:abstractNumId w:val="48"/>
   </w:num>
   <w:num w:numId="24" w16cid:durableId="892040551">
-    <w:abstractNumId w:val="37"/>
+    <w:abstractNumId w:val="39"/>
   </w:num>
   <w:num w:numId="25" w16cid:durableId="1594316287">
     <w:abstractNumId w:val="1"/>
@@ -16247,22 +17587,22 @@
     <w:abstractNumId w:val="13"/>
   </w:num>
   <w:num w:numId="27" w16cid:durableId="30031497">
-    <w:abstractNumId w:val="18"/>
+    <w:abstractNumId w:val="19"/>
   </w:num>
   <w:num w:numId="28" w16cid:durableId="344600477">
-    <w:abstractNumId w:val="30"/>
+    <w:abstractNumId w:val="32"/>
   </w:num>
   <w:num w:numId="29" w16cid:durableId="759177128">
-    <w:abstractNumId w:val="39"/>
+    <w:abstractNumId w:val="41"/>
   </w:num>
   <w:num w:numId="30" w16cid:durableId="522590706">
-    <w:abstractNumId w:val="23"/>
+    <w:abstractNumId w:val="24"/>
   </w:num>
   <w:num w:numId="31" w16cid:durableId="351956977">
     <w:abstractNumId w:val="2"/>
   </w:num>
   <w:num w:numId="32" w16cid:durableId="1409616933">
-    <w:abstractNumId w:val="29"/>
+    <w:abstractNumId w:val="31"/>
   </w:num>
   <w:num w:numId="33" w16cid:durableId="486164970">
     <w:abstractNumId w:val="8"/>
@@ -16271,118 +17611,124 @@
     <w:abstractNumId w:val="9"/>
   </w:num>
   <w:num w:numId="35" w16cid:durableId="1274895435">
-    <w:abstractNumId w:val="50"/>
+    <w:abstractNumId w:val="52"/>
   </w:num>
   <w:num w:numId="36" w16cid:durableId="1882130156">
     <w:abstractNumId w:val="4"/>
   </w:num>
   <w:num w:numId="37" w16cid:durableId="504899604">
-    <w:abstractNumId w:val="57"/>
+    <w:abstractNumId w:val="59"/>
   </w:num>
   <w:num w:numId="38" w16cid:durableId="2134668467">
-    <w:abstractNumId w:val="51"/>
+    <w:abstractNumId w:val="53"/>
   </w:num>
   <w:num w:numId="39" w16cid:durableId="1119256043">
-    <w:abstractNumId w:val="35"/>
+    <w:abstractNumId w:val="37"/>
   </w:num>
   <w:num w:numId="40" w16cid:durableId="354771985">
-    <w:abstractNumId w:val="52"/>
+    <w:abstractNumId w:val="54"/>
   </w:num>
   <w:num w:numId="41" w16cid:durableId="745424367">
-    <w:abstractNumId w:val="34"/>
+    <w:abstractNumId w:val="36"/>
   </w:num>
   <w:num w:numId="42" w16cid:durableId="1559709230">
-    <w:abstractNumId w:val="19"/>
+    <w:abstractNumId w:val="20"/>
   </w:num>
   <w:num w:numId="43" w16cid:durableId="1018238037">
-    <w:abstractNumId w:val="17"/>
+    <w:abstractNumId w:val="18"/>
   </w:num>
   <w:num w:numId="44" w16cid:durableId="1616407979">
-    <w:abstractNumId w:val="38"/>
+    <w:abstractNumId w:val="40"/>
   </w:num>
   <w:num w:numId="45" w16cid:durableId="984551926">
     <w:abstractNumId w:val="5"/>
   </w:num>
   <w:num w:numId="46" w16cid:durableId="2067869811">
-    <w:abstractNumId w:val="43"/>
+    <w:abstractNumId w:val="45"/>
   </w:num>
   <w:num w:numId="47" w16cid:durableId="1126582773">
-    <w:abstractNumId w:val="70"/>
+    <w:abstractNumId w:val="72"/>
   </w:num>
   <w:num w:numId="48" w16cid:durableId="1934052554">
     <w:abstractNumId w:val="3"/>
   </w:num>
   <w:num w:numId="49" w16cid:durableId="1540632772">
-    <w:abstractNumId w:val="32"/>
+    <w:abstractNumId w:val="34"/>
   </w:num>
   <w:num w:numId="50" w16cid:durableId="1443645462">
     <w:abstractNumId w:val="6"/>
   </w:num>
   <w:num w:numId="51" w16cid:durableId="792403462">
-    <w:abstractNumId w:val="27"/>
+    <w:abstractNumId w:val="28"/>
   </w:num>
   <w:num w:numId="52" w16cid:durableId="1750228994">
+    <w:abstractNumId w:val="69"/>
+  </w:num>
+  <w:num w:numId="53" w16cid:durableId="1619337389">
+    <w:abstractNumId w:val="64"/>
+  </w:num>
+  <w:num w:numId="54" w16cid:durableId="118964224">
+    <w:abstractNumId w:val="56"/>
+  </w:num>
+  <w:num w:numId="55" w16cid:durableId="352920647">
+    <w:abstractNumId w:val="25"/>
+  </w:num>
+  <w:num w:numId="56" w16cid:durableId="143161617">
+    <w:abstractNumId w:val="66"/>
+  </w:num>
+  <w:num w:numId="57" w16cid:durableId="307705358">
+    <w:abstractNumId w:val="57"/>
+  </w:num>
+  <w:num w:numId="58" w16cid:durableId="1804039384">
     <w:abstractNumId w:val="67"/>
   </w:num>
-  <w:num w:numId="53" w16cid:durableId="1619337389">
-    <w:abstractNumId w:val="62"/>
-  </w:num>
-  <w:num w:numId="54" w16cid:durableId="118964224">
-    <w:abstractNumId w:val="54"/>
-  </w:num>
-  <w:num w:numId="55" w16cid:durableId="352920647">
-    <w:abstractNumId w:val="24"/>
-  </w:num>
-  <w:num w:numId="56" w16cid:durableId="143161617">
-    <w:abstractNumId w:val="64"/>
-  </w:num>
-  <w:num w:numId="57" w16cid:durableId="307705358">
-    <w:abstractNumId w:val="55"/>
-  </w:num>
-  <w:num w:numId="58" w16cid:durableId="1804039384">
-    <w:abstractNumId w:val="65"/>
-  </w:num>
   <w:num w:numId="59" w16cid:durableId="527716065">
-    <w:abstractNumId w:val="58"/>
+    <w:abstractNumId w:val="60"/>
   </w:num>
   <w:num w:numId="60" w16cid:durableId="963729685">
-    <w:abstractNumId w:val="42"/>
+    <w:abstractNumId w:val="44"/>
   </w:num>
   <w:num w:numId="61" w16cid:durableId="364252640">
-    <w:abstractNumId w:val="16"/>
+    <w:abstractNumId w:val="17"/>
   </w:num>
   <w:num w:numId="62" w16cid:durableId="31662363">
-    <w:abstractNumId w:val="45"/>
+    <w:abstractNumId w:val="47"/>
   </w:num>
   <w:num w:numId="63" w16cid:durableId="1777093386">
-    <w:abstractNumId w:val="36"/>
+    <w:abstractNumId w:val="38"/>
   </w:num>
   <w:num w:numId="64" w16cid:durableId="772364637">
     <w:abstractNumId w:val="10"/>
   </w:num>
   <w:num w:numId="65" w16cid:durableId="984091796">
-    <w:abstractNumId w:val="15"/>
+    <w:abstractNumId w:val="16"/>
   </w:num>
   <w:num w:numId="66" w16cid:durableId="1025473937">
-    <w:abstractNumId w:val="25"/>
+    <w:abstractNumId w:val="26"/>
   </w:num>
   <w:num w:numId="67" w16cid:durableId="357197975">
-    <w:abstractNumId w:val="68"/>
+    <w:abstractNumId w:val="70"/>
   </w:num>
   <w:num w:numId="68" w16cid:durableId="148526302">
-    <w:abstractNumId w:val="31"/>
+    <w:abstractNumId w:val="33"/>
   </w:num>
   <w:num w:numId="69" w16cid:durableId="449323996">
     <w:abstractNumId w:val="12"/>
   </w:num>
   <w:num w:numId="70" w16cid:durableId="1642341556">
-    <w:abstractNumId w:val="33"/>
+    <w:abstractNumId w:val="35"/>
   </w:num>
   <w:num w:numId="71" w16cid:durableId="1338463498">
-    <w:abstractNumId w:val="49"/>
+    <w:abstractNumId w:val="51"/>
   </w:num>
   <w:num w:numId="72" w16cid:durableId="1276910573">
-    <w:abstractNumId w:val="60"/>
+    <w:abstractNumId w:val="62"/>
+  </w:num>
+  <w:num w:numId="73" w16cid:durableId="2048097682">
+    <w:abstractNumId w:val="30"/>
+  </w:num>
+  <w:num w:numId="74" w16cid:durableId="1902595152">
+    <w:abstractNumId w:val="14"/>
   </w:num>
   <w:numIdMacAtCleanup w:val="8"/>
 </w:numbering>

--- a/Church/2026/2026_0801_MenloChurch.docx
+++ b/Church/2026/2026_0801_MenloChurch.docx
@@ -6031,25 +6031,7 @@
         <w:rPr>
           <w:rFonts w:cstheme="minorHAnsi"/>
         </w:rPr>
-        <w:t xml:space="preserve"> </w:t>
-      </w:r>
-      <w:r>
-        <w:rPr>
-          <w:rFonts w:cstheme="minorHAnsi"/>
-        </w:rPr>
-        <w:t xml:space="preserve"> Mary intercede</w:t>
-      </w:r>
-      <w:r>
-        <w:rPr>
-          <w:rFonts w:cstheme="minorHAnsi"/>
-        </w:rPr>
-        <w:t>s</w:t>
-      </w:r>
-      <w:r>
-        <w:rPr>
-          <w:rFonts w:cstheme="minorHAnsi"/>
-        </w:rPr>
-        <w:t xml:space="preserve"> (</w:t>
+        <w:t xml:space="preserve">  Mary intercedes (</w:t>
       </w:r>
       <w:r>
         <w:rPr>
@@ -6061,39 +6043,27 @@
         <w:rPr>
           <w:rFonts w:cstheme="minorHAnsi"/>
         </w:rPr>
-        <w:t>) for you.</w:t>
-      </w:r>
-      <w:r>
-        <w:rPr>
-          <w:rFonts w:cstheme="minorHAnsi"/>
-        </w:rPr>
-        <w:t xml:space="preserve"> There is a church that stands between God and you.</w:t>
-      </w:r>
-    </w:p>
-    <w:p>
-      <w:pPr>
-        <w:rPr>
-          <w:rFonts w:cstheme="minorHAnsi"/>
-        </w:rPr>
-      </w:pPr>
-    </w:p>
-    <w:p>
-      <w:pPr>
-        <w:rPr>
-          <w:rFonts w:cstheme="minorHAnsi"/>
-        </w:rPr>
-      </w:pPr>
-      <w:r>
-        <w:rPr>
-          <w:rFonts w:cstheme="minorHAnsi"/>
-        </w:rPr>
-        <w:t>1</w:t>
-      </w:r>
-      <w:r>
-        <w:rPr>
-          <w:rFonts w:cstheme="minorHAnsi"/>
-        </w:rPr>
-        <w:t>9</w:t>
+        <w:t>) for you. There is a church that stands between God and you.</w:t>
+      </w:r>
+    </w:p>
+    <w:p>
+      <w:pPr>
+        <w:rPr>
+          <w:rFonts w:cstheme="minorHAnsi"/>
+        </w:rPr>
+      </w:pPr>
+    </w:p>
+    <w:p>
+      <w:pPr>
+        <w:rPr>
+          <w:rFonts w:cstheme="minorHAnsi"/>
+        </w:rPr>
+      </w:pPr>
+      <w:r>
+        <w:rPr>
+          <w:rFonts w:cstheme="minorHAnsi"/>
+        </w:rPr>
+        <w:t>19</w:t>
       </w:r>
       <w:r>
         <w:rPr>
@@ -6129,6 +6099,7 @@
       <w:r>
         <w:rPr>
           <w:rFonts w:cstheme="minorHAnsi"/>
+          <w:noProof/>
         </w:rPr>
         <w:lastRenderedPageBreak/>
         <w:drawing>
@@ -6461,12 +6432,6 @@
         <w:rPr>
           <w:rFonts w:cstheme="minorHAnsi"/>
         </w:rPr>
-        <w:t>-21:40</w:t>
-      </w:r>
-      <w:r>
-        <w:rPr>
-          <w:rFonts w:cstheme="minorHAnsi"/>
-        </w:rPr>
         <w:t>/</w:t>
       </w:r>
       <w:r>
@@ -6485,6 +6450,7 @@
       <w:r>
         <w:rPr>
           <w:rFonts w:cstheme="minorHAnsi"/>
+          <w:noProof/>
         </w:rPr>
         <w:drawing>
           <wp:inline distT="0" distB="0" distL="0" distR="0" wp14:anchorId="661BF6C7" wp14:editId="59D71B11">
@@ -6552,7 +6518,19 @@
         <w:rPr>
           <w:rFonts w:cstheme="minorHAnsi"/>
         </w:rPr>
-        <w:t xml:space="preserve"> You maybe more moral feeling </w:t>
+        <w:t xml:space="preserve"> You </w:t>
+      </w:r>
+      <w:r>
+        <w:rPr>
+          <w:rFonts w:cstheme="minorHAnsi"/>
+        </w:rPr>
+        <w:t>may be</w:t>
+      </w:r>
+      <w:r>
+        <w:rPr>
+          <w:rFonts w:cstheme="minorHAnsi"/>
+        </w:rPr>
+        <w:t xml:space="preserve"> more moral feeling </w:t>
       </w:r>
       <w:r>
         <w:rPr>
@@ -6578,6 +6556,262 @@
         </w:rPr>
         <w:t xml:space="preserve"> </w:t>
       </w:r>
+    </w:p>
+    <w:p>
+      <w:pPr>
+        <w:rPr>
+          <w:rFonts w:cstheme="minorHAnsi"/>
+        </w:rPr>
+      </w:pPr>
+      <w:r>
+        <w:rPr>
+          <w:rFonts w:cstheme="minorHAnsi"/>
+        </w:rPr>
+        <w:t>I</w:t>
+      </w:r>
+      <w:r>
+        <w:rPr>
+          <w:rFonts w:cstheme="minorHAnsi"/>
+        </w:rPr>
+        <w:t>t is annoying that we</w:t>
+      </w:r>
+      <w:r>
+        <w:rPr>
+          <w:rFonts w:cstheme="minorHAnsi"/>
+        </w:rPr>
+        <w:t xml:space="preserve"> need the changes, money, and card to pay for the toll in the tollway all the time.</w:t>
+      </w:r>
+    </w:p>
+    <w:p>
+      <w:pPr>
+        <w:rPr>
+          <w:rFonts w:cstheme="minorHAnsi"/>
+        </w:rPr>
+      </w:pPr>
+      <w:r>
+        <w:rPr>
+          <w:rFonts w:cstheme="minorHAnsi"/>
+        </w:rPr>
+        <w:t xml:space="preserve">The tollway </w:t>
+      </w:r>
+      <w:r>
+        <w:rPr>
+          <w:rFonts w:cstheme="minorHAnsi"/>
+        </w:rPr>
+        <w:t>keeps</w:t>
+      </w:r>
+      <w:r>
+        <w:rPr>
+          <w:rFonts w:cstheme="minorHAnsi"/>
+        </w:rPr>
+        <w:t xml:space="preserve"> taking the money out of your pocket all the time</w:t>
+      </w:r>
+      <w:r>
+        <w:rPr>
+          <w:rFonts w:cstheme="minorHAnsi"/>
+        </w:rPr>
+        <w:t xml:space="preserve"> even the construction of tollway already payoff. We did not notice the payoff.</w:t>
+      </w:r>
+    </w:p>
+    <w:p>
+      <w:pPr>
+        <w:rPr>
+          <w:rFonts w:cstheme="minorHAnsi"/>
+        </w:rPr>
+      </w:pPr>
+      <w:r>
+        <w:rPr>
+          <w:rFonts w:cstheme="minorHAnsi"/>
+        </w:rPr>
+        <w:t>That is not the Roman Catholic fault.</w:t>
+      </w:r>
+    </w:p>
+    <w:p>
+      <w:pPr>
+        <w:rPr>
+          <w:rFonts w:cstheme="minorHAnsi"/>
+        </w:rPr>
+      </w:pPr>
+    </w:p>
+    <w:p>
+      <w:pPr>
+        <w:rPr>
+          <w:rFonts w:cstheme="minorHAnsi"/>
+        </w:rPr>
+      </w:pPr>
+      <w:r>
+        <w:rPr>
+          <w:rFonts w:cstheme="minorHAnsi"/>
+        </w:rPr>
+        <w:t>2</w:t>
+      </w:r>
+      <w:r>
+        <w:rPr>
+          <w:rFonts w:cstheme="minorHAnsi"/>
+        </w:rPr>
+        <w:t>2</w:t>
+      </w:r>
+      <w:r>
+        <w:rPr>
+          <w:rFonts w:cstheme="minorHAnsi"/>
+        </w:rPr>
+        <w:t>:</w:t>
+      </w:r>
+      <w:r>
+        <w:rPr>
+          <w:rFonts w:cstheme="minorHAnsi"/>
+        </w:rPr>
+        <w:t>31</w:t>
+      </w:r>
+      <w:r>
+        <w:rPr>
+          <w:rFonts w:cstheme="minorHAnsi"/>
+        </w:rPr>
+        <w:t>/</w:t>
+      </w:r>
+      <w:r>
+        <w:rPr>
+          <w:rFonts w:cstheme="minorHAnsi"/>
+        </w:rPr>
+        <w:t>35:54</w:t>
+      </w:r>
+    </w:p>
+    <w:p>
+      <w:pPr>
+        <w:rPr>
+          <w:rFonts w:cstheme="minorHAnsi"/>
+        </w:rPr>
+      </w:pPr>
+      <w:r>
+        <w:rPr>
+          <w:rFonts w:cstheme="minorHAnsi"/>
+        </w:rPr>
+        <w:t>In Christian church, we refresh every week.</w:t>
+      </w:r>
+      <w:r>
+        <w:rPr>
+          <w:rFonts w:cstheme="minorHAnsi"/>
+        </w:rPr>
+        <w:t xml:space="preserve"> There is no toll in Christian Church.</w:t>
+      </w:r>
+      <w:r>
+        <w:rPr>
+          <w:rFonts w:cstheme="minorHAnsi"/>
+        </w:rPr>
+        <w:t xml:space="preserve"> You come to church quietly and Got is running your account automatically.</w:t>
+      </w:r>
+      <w:r>
+        <w:rPr>
+          <w:rFonts w:cstheme="minorHAnsi"/>
+        </w:rPr>
+        <w:t xml:space="preserve"> We never confess. We never repent.</w:t>
+      </w:r>
+    </w:p>
+    <w:p>
+      <w:pPr>
+        <w:rPr>
+          <w:rFonts w:cstheme="minorHAnsi"/>
+        </w:rPr>
+      </w:pPr>
+      <w:r>
+        <w:rPr>
+          <w:rFonts w:cstheme="minorHAnsi"/>
+        </w:rPr>
+        <w:t>Tollway is dangerous</w:t>
+      </w:r>
+      <w:r>
+        <w:rPr>
+          <w:rFonts w:cstheme="minorHAnsi"/>
+        </w:rPr>
+        <w:t xml:space="preserve">. We </w:t>
+      </w:r>
+      <w:r>
+        <w:rPr>
+          <w:rFonts w:cstheme="minorHAnsi"/>
+        </w:rPr>
+        <w:t>cannot see as we keep paying</w:t>
+      </w:r>
+      <w:r>
+        <w:rPr>
+          <w:rFonts w:cstheme="minorHAnsi"/>
+        </w:rPr>
+        <w:t>. We don’t even know what we are being charged.</w:t>
+      </w:r>
+      <w:r>
+        <w:rPr>
+          <w:rFonts w:cstheme="minorHAnsi"/>
+        </w:rPr>
+        <w:t xml:space="preserve"> </w:t>
+      </w:r>
+      <w:r>
+        <w:rPr>
+          <w:rFonts w:cstheme="minorHAnsi"/>
+        </w:rPr>
+        <w:t>If we cannot see the charge, we think this conversation isn’t relevant to us.</w:t>
+      </w:r>
+    </w:p>
+    <w:p>
+      <w:pPr>
+        <w:rPr>
+          <w:rFonts w:cstheme="minorHAnsi"/>
+        </w:rPr>
+      </w:pPr>
+    </w:p>
+    <w:p>
+      <w:pPr>
+        <w:rPr>
+          <w:rFonts w:cstheme="minorHAnsi"/>
+        </w:rPr>
+      </w:pPr>
+      <w:r>
+        <w:rPr>
+          <w:rFonts w:cstheme="minorHAnsi"/>
+        </w:rPr>
+        <w:t>2</w:t>
+      </w:r>
+      <w:r>
+        <w:rPr>
+          <w:rFonts w:cstheme="minorHAnsi"/>
+        </w:rPr>
+        <w:t>3</w:t>
+      </w:r>
+      <w:r>
+        <w:rPr>
+          <w:rFonts w:cstheme="minorHAnsi"/>
+        </w:rPr>
+        <w:t>:</w:t>
+      </w:r>
+      <w:r>
+        <w:rPr>
+          <w:rFonts w:cstheme="minorHAnsi"/>
+        </w:rPr>
+        <w:t>3</w:t>
+      </w:r>
+      <w:r>
+        <w:rPr>
+          <w:rFonts w:cstheme="minorHAnsi"/>
+        </w:rPr>
+        <w:t>7</w:t>
+      </w:r>
+      <w:r>
+        <w:rPr>
+          <w:rFonts w:cstheme="minorHAnsi"/>
+        </w:rPr>
+        <w:t>/</w:t>
+      </w:r>
+      <w:r>
+        <w:rPr>
+          <w:rFonts w:cstheme="minorHAnsi"/>
+        </w:rPr>
+        <w:t>35:54</w:t>
+      </w:r>
+    </w:p>
+    <w:p>
+      <w:pPr>
+        <w:rPr>
+          <w:rFonts w:cstheme="minorHAnsi"/>
+        </w:rPr>
+      </w:pPr>
     </w:p>
     <w:p>
       <w:pPr>
@@ -18378,6 +18612,7 @@
   <w:style w:type="character" w:default="1" w:styleId="DefaultParagraphFont">
     <w:name w:val="Default Paragraph Font"/>
     <w:uiPriority w:val="1"/>
+    <w:semiHidden/>
     <w:unhideWhenUsed/>
   </w:style>
   <w:style w:type="table" w:default="1" w:styleId="TableNormal">

--- a/Church/2026/2026_0801_MenloChurch.docx
+++ b/Church/2026/2026_0801_MenloChurch.docx
@@ -1075,7 +1075,21 @@
         <w:rPr>
           <w:rFonts w:cstheme="minorHAnsi"/>
         </w:rPr>
-        <w:t xml:space="preserve"> but government didn’t have enough money to build the roads. That is a real problem of how do we do that? So the communities, they issue the bonds, like load payments. They build the roads and charge tolls to pay back the bonds that built the roads in the first place. It is not corruption. People solve problem and the debt was used to solve it.</w:t>
+        <w:t xml:space="preserve"> but government didn’t have enough money to build the roads. That is a real problem of how do we do that? </w:t>
+      </w:r>
+      <w:proofErr w:type="gramStart"/>
+      <w:r>
+        <w:rPr>
+          <w:rFonts w:cstheme="minorHAnsi"/>
+        </w:rPr>
+        <w:t>So</w:t>
+      </w:r>
+      <w:proofErr w:type="gramEnd"/>
+      <w:r>
+        <w:rPr>
+          <w:rFonts w:cstheme="minorHAnsi"/>
+        </w:rPr>
+        <w:t xml:space="preserve"> the communities, they issue the bonds, like load payments. They build the roads and charge tolls to pay back the bonds that built the roads in the first place. It is not corruption. People solve problem and the debt was used to solve it.</w:t>
       </w:r>
       <w:r>
         <w:rPr>
@@ -1458,7 +1472,21 @@
         <w:rPr>
           <w:rFonts w:cstheme="minorHAnsi"/>
         </w:rPr>
-        <w:t>Jesus sacrificed himself for us to payoff the sin.</w:t>
+        <w:t xml:space="preserve">Jesus sacrificed himself for us to </w:t>
+      </w:r>
+      <w:proofErr w:type="spellStart"/>
+      <w:r>
+        <w:rPr>
+          <w:rFonts w:cstheme="minorHAnsi"/>
+        </w:rPr>
+        <w:t>payoff</w:t>
+      </w:r>
+      <w:proofErr w:type="spellEnd"/>
+      <w:r>
+        <w:rPr>
+          <w:rFonts w:cstheme="minorHAnsi"/>
+        </w:rPr>
+        <w:t xml:space="preserve"> the sin.</w:t>
       </w:r>
       <w:r>
         <w:rPr>
@@ -3880,7 +3908,21 @@
         <w:rPr>
           <w:rFonts w:cstheme="minorHAnsi"/>
         </w:rPr>
-        <w:t xml:space="preserve"> work together even when there is </w:t>
+        <w:t xml:space="preserve"> </w:t>
+      </w:r>
+      <w:proofErr w:type="gramStart"/>
+      <w:r>
+        <w:rPr>
+          <w:rFonts w:cstheme="minorHAnsi"/>
+        </w:rPr>
+        <w:t>work</w:t>
+      </w:r>
+      <w:proofErr w:type="gramEnd"/>
+      <w:r>
+        <w:rPr>
+          <w:rFonts w:cstheme="minorHAnsi"/>
+        </w:rPr>
+        <w:t xml:space="preserve"> together even when there is </w:t>
       </w:r>
       <w:r>
         <w:rPr>
@@ -6812,6 +6854,646 @@
           <w:rFonts w:cstheme="minorHAnsi"/>
         </w:rPr>
       </w:pPr>
+      <w:r>
+        <w:rPr>
+          <w:rFonts w:cstheme="minorHAnsi"/>
+        </w:rPr>
+        <w:t xml:space="preserve">We pay them all the time whether or not we accruing debt with God. </w:t>
+      </w:r>
+    </w:p>
+    <w:p>
+      <w:pPr>
+        <w:rPr>
+          <w:rFonts w:cstheme="minorHAnsi"/>
+        </w:rPr>
+      </w:pPr>
+    </w:p>
+    <w:p>
+      <w:pPr>
+        <w:rPr>
+          <w:rFonts w:cstheme="minorHAnsi"/>
+        </w:rPr>
+      </w:pPr>
+      <w:r>
+        <w:rPr>
+          <w:rFonts w:cstheme="minorHAnsi"/>
+        </w:rPr>
+        <w:t>23</w:t>
+      </w:r>
+      <w:r>
+        <w:rPr>
+          <w:rFonts w:cstheme="minorHAnsi"/>
+        </w:rPr>
+        <w:t>:</w:t>
+      </w:r>
+      <w:r>
+        <w:rPr>
+          <w:rFonts w:cstheme="minorHAnsi"/>
+        </w:rPr>
+        <w:t>53</w:t>
+      </w:r>
+      <w:r>
+        <w:rPr>
+          <w:rFonts w:cstheme="minorHAnsi"/>
+        </w:rPr>
+        <w:t>/</w:t>
+      </w:r>
+      <w:r>
+        <w:rPr>
+          <w:rFonts w:cstheme="minorHAnsi"/>
+        </w:rPr>
+        <w:t>35:54</w:t>
+      </w:r>
+    </w:p>
+    <w:p>
+      <w:pPr>
+        <w:rPr>
+          <w:rFonts w:cstheme="minorHAnsi"/>
+        </w:rPr>
+      </w:pPr>
+      <w:r>
+        <w:rPr>
+          <w:rFonts w:cstheme="minorHAnsi"/>
+        </w:rPr>
+        <w:t>What did Jesus pay off?</w:t>
+      </w:r>
+    </w:p>
+    <w:p>
+      <w:pPr>
+        <w:rPr>
+          <w:rFonts w:cstheme="minorHAnsi"/>
+        </w:rPr>
+      </w:pPr>
+      <w:r>
+        <w:rPr>
+          <w:rFonts w:cstheme="minorHAnsi"/>
+        </w:rPr>
+        <w:t xml:space="preserve">Thanks for Jesus sacrifice. How the good news of Jesus? The gospel actually works. </w:t>
+      </w:r>
+    </w:p>
+    <w:p>
+      <w:pPr>
+        <w:rPr>
+          <w:rFonts w:cstheme="minorHAnsi"/>
+        </w:rPr>
+      </w:pPr>
+    </w:p>
+    <w:p>
+      <w:pPr>
+        <w:rPr>
+          <w:rFonts w:cstheme="minorHAnsi"/>
+        </w:rPr>
+      </w:pPr>
+      <w:r>
+        <w:rPr>
+          <w:rFonts w:cstheme="minorHAnsi"/>
+        </w:rPr>
+        <w:t>2</w:t>
+      </w:r>
+      <w:r>
+        <w:rPr>
+          <w:rFonts w:cstheme="minorHAnsi"/>
+        </w:rPr>
+        <w:t>4</w:t>
+      </w:r>
+      <w:r>
+        <w:rPr>
+          <w:rFonts w:cstheme="minorHAnsi"/>
+        </w:rPr>
+        <w:t>:</w:t>
+      </w:r>
+      <w:r>
+        <w:rPr>
+          <w:rFonts w:cstheme="minorHAnsi"/>
+        </w:rPr>
+        <w:t>16</w:t>
+      </w:r>
+      <w:r>
+        <w:rPr>
+          <w:rFonts w:cstheme="minorHAnsi"/>
+        </w:rPr>
+        <w:t>/</w:t>
+      </w:r>
+      <w:r>
+        <w:rPr>
+          <w:rFonts w:cstheme="minorHAnsi"/>
+        </w:rPr>
+        <w:t>35:54</w:t>
+      </w:r>
+    </w:p>
+    <w:p>
+      <w:pPr>
+        <w:rPr>
+          <w:rFonts w:cstheme="minorHAnsi"/>
+        </w:rPr>
+      </w:pPr>
+      <w:r>
+        <w:rPr>
+          <w:rFonts w:cstheme="minorHAnsi"/>
+        </w:rPr>
+        <w:drawing>
+          <wp:inline distT="0" distB="0" distL="0" distR="0" wp14:anchorId="25A3E26A" wp14:editId="1B31B17C">
+            <wp:extent cx="3391373" cy="1924319"/>
+            <wp:effectExtent l="0" t="0" r="0" b="0"/>
+            <wp:docPr id="973984570" name="Picture 1"/>
+            <wp:cNvGraphicFramePr>
+              <a:graphicFrameLocks xmlns:a="http://schemas.openxmlformats.org/drawingml/2006/main" noChangeAspect="1"/>
+            </wp:cNvGraphicFramePr>
+            <a:graphic xmlns:a="http://schemas.openxmlformats.org/drawingml/2006/main">
+              <a:graphicData uri="http://schemas.openxmlformats.org/drawingml/2006/picture">
+                <pic:pic xmlns:pic="http://schemas.openxmlformats.org/drawingml/2006/picture">
+                  <pic:nvPicPr>
+                    <pic:cNvPr id="973984570" name=""/>
+                    <pic:cNvPicPr/>
+                  </pic:nvPicPr>
+                  <pic:blipFill>
+                    <a:blip r:embed="rId29"/>
+                    <a:stretch>
+                      <a:fillRect/>
+                    </a:stretch>
+                  </pic:blipFill>
+                  <pic:spPr>
+                    <a:xfrm>
+                      <a:off x="0" y="0"/>
+                      <a:ext cx="3391373" cy="1924319"/>
+                    </a:xfrm>
+                    <a:prstGeom prst="rect">
+                      <a:avLst/>
+                    </a:prstGeom>
+                  </pic:spPr>
+                </pic:pic>
+              </a:graphicData>
+            </a:graphic>
+          </wp:inline>
+        </w:drawing>
+      </w:r>
+    </w:p>
+    <w:p>
+      <w:pPr>
+        <w:rPr>
+          <w:rFonts w:cstheme="minorHAnsi"/>
+        </w:rPr>
+      </w:pPr>
+      <w:r>
+        <w:rPr>
+          <w:rFonts w:cstheme="minorHAnsi"/>
+        </w:rPr>
+        <w:t>Romans 3:23-24 ESV</w:t>
+      </w:r>
+    </w:p>
+    <w:p>
+      <w:pPr>
+        <w:rPr>
+          <w:rFonts w:cstheme="minorHAnsi"/>
+        </w:rPr>
+      </w:pPr>
+      <w:r>
+        <w:rPr>
+          <w:rFonts w:cstheme="minorHAnsi"/>
+        </w:rPr>
+        <w:t xml:space="preserve">The Apostle Paul </w:t>
+      </w:r>
+      <w:r>
+        <w:rPr>
+          <w:rFonts w:cstheme="minorHAnsi"/>
+        </w:rPr>
+        <w:t>say</w:t>
+      </w:r>
+      <w:r>
+        <w:rPr>
+          <w:rFonts w:cstheme="minorHAnsi"/>
+        </w:rPr>
+        <w:t>s</w:t>
+      </w:r>
+      <w:r>
+        <w:rPr>
+          <w:rFonts w:cstheme="minorHAnsi"/>
+        </w:rPr>
+        <w:t xml:space="preserve"> this</w:t>
+      </w:r>
+      <w:r>
+        <w:rPr>
+          <w:rFonts w:cstheme="minorHAnsi"/>
+        </w:rPr>
+        <w:t>:</w:t>
+      </w:r>
+    </w:p>
+    <w:p>
+      <w:pPr>
+        <w:rPr>
+          <w:rFonts w:cstheme="minorHAnsi"/>
+        </w:rPr>
+      </w:pPr>
+      <w:r>
+        <w:rPr>
+          <w:rFonts w:cstheme="minorHAnsi"/>
+        </w:rPr>
+        <w:t xml:space="preserve">For all have sinned and fall short of the glory of God, and are justified by his grace as a gift, through the redemption that is in Christ Jesus, </w:t>
+      </w:r>
+    </w:p>
+    <w:p>
+      <w:pPr>
+        <w:rPr>
+          <w:rFonts w:cstheme="minorHAnsi"/>
+        </w:rPr>
+      </w:pPr>
+    </w:p>
+    <w:p>
+      <w:pPr>
+        <w:rPr>
+          <w:rFonts w:cstheme="minorHAnsi"/>
+        </w:rPr>
+      </w:pPr>
+      <w:r>
+        <w:rPr>
+          <w:rFonts w:cstheme="minorHAnsi"/>
+        </w:rPr>
+        <w:t>24</w:t>
+      </w:r>
+      <w:r>
+        <w:rPr>
+          <w:rFonts w:cstheme="minorHAnsi"/>
+        </w:rPr>
+        <w:t>:</w:t>
+      </w:r>
+      <w:r>
+        <w:rPr>
+          <w:rFonts w:cstheme="minorHAnsi"/>
+        </w:rPr>
+        <w:t>37</w:t>
+      </w:r>
+      <w:r>
+        <w:rPr>
+          <w:rFonts w:cstheme="minorHAnsi"/>
+        </w:rPr>
+        <w:t>/</w:t>
+      </w:r>
+      <w:r>
+        <w:rPr>
+          <w:rFonts w:cstheme="minorHAnsi"/>
+        </w:rPr>
+        <w:t>35:54</w:t>
+      </w:r>
+    </w:p>
+    <w:p>
+      <w:pPr>
+        <w:rPr>
+          <w:rFonts w:cstheme="minorHAnsi"/>
+        </w:rPr>
+      </w:pPr>
+      <w:r>
+        <w:rPr>
+          <w:rFonts w:cstheme="minorHAnsi"/>
+        </w:rPr>
+        <w:t>Jesus actually took care of our debt.</w:t>
+      </w:r>
+      <w:r>
+        <w:rPr>
+          <w:rFonts w:cstheme="minorHAnsi"/>
+        </w:rPr>
+        <w:t xml:space="preserve"> There is nothing we can do to deserve this gift.</w:t>
+      </w:r>
+      <w:r>
+        <w:rPr>
+          <w:rFonts w:cstheme="minorHAnsi"/>
+        </w:rPr>
+        <w:t xml:space="preserve"> We never earn and we cannot pay back.</w:t>
+      </w:r>
+      <w:r>
+        <w:rPr>
+          <w:rFonts w:cstheme="minorHAnsi"/>
+        </w:rPr>
+        <w:t xml:space="preserve"> We cannot judge anyone for eternal state. That is God job.</w:t>
+      </w:r>
+    </w:p>
+    <w:p>
+      <w:pPr>
+        <w:rPr>
+          <w:rFonts w:cstheme="minorHAnsi"/>
+        </w:rPr>
+      </w:pPr>
+      <w:r>
+        <w:rPr>
+          <w:rFonts w:cstheme="minorHAnsi"/>
+        </w:rPr>
+        <w:t>We have good news from Jesus’ salvation.</w:t>
+      </w:r>
+    </w:p>
+    <w:p>
+      <w:pPr>
+        <w:rPr>
+          <w:rFonts w:cstheme="minorHAnsi"/>
+        </w:rPr>
+      </w:pPr>
+    </w:p>
+    <w:p>
+      <w:pPr>
+        <w:rPr>
+          <w:rFonts w:cstheme="minorHAnsi"/>
+        </w:rPr>
+      </w:pPr>
+      <w:r>
+        <w:rPr>
+          <w:rFonts w:cstheme="minorHAnsi"/>
+        </w:rPr>
+        <w:t>2</w:t>
+      </w:r>
+      <w:r>
+        <w:rPr>
+          <w:rFonts w:cstheme="minorHAnsi"/>
+        </w:rPr>
+        <w:t>5</w:t>
+      </w:r>
+      <w:r>
+        <w:rPr>
+          <w:rFonts w:cstheme="minorHAnsi"/>
+        </w:rPr>
+        <w:t>:</w:t>
+      </w:r>
+      <w:r>
+        <w:rPr>
+          <w:rFonts w:cstheme="minorHAnsi"/>
+        </w:rPr>
+        <w:t>40</w:t>
+      </w:r>
+      <w:r>
+        <w:rPr>
+          <w:rFonts w:cstheme="minorHAnsi"/>
+        </w:rPr>
+        <w:t>/</w:t>
+      </w:r>
+      <w:r>
+        <w:rPr>
+          <w:rFonts w:cstheme="minorHAnsi"/>
+        </w:rPr>
+        <w:t>35:54</w:t>
+      </w:r>
+    </w:p>
+    <w:p>
+      <w:pPr>
+        <w:rPr>
+          <w:rFonts w:cstheme="minorHAnsi"/>
+        </w:rPr>
+      </w:pPr>
+      <w:r>
+        <w:rPr>
+          <w:rFonts w:cstheme="minorHAnsi"/>
+        </w:rPr>
+        <w:drawing>
+          <wp:inline distT="0" distB="0" distL="0" distR="0" wp14:anchorId="417E7F00" wp14:editId="77251561">
+            <wp:extent cx="2933700" cy="2857921"/>
+            <wp:effectExtent l="0" t="0" r="0" b="0"/>
+            <wp:docPr id="505342286" name="Picture 1"/>
+            <wp:cNvGraphicFramePr>
+              <a:graphicFrameLocks xmlns:a="http://schemas.openxmlformats.org/drawingml/2006/main" noChangeAspect="1"/>
+            </wp:cNvGraphicFramePr>
+            <a:graphic xmlns:a="http://schemas.openxmlformats.org/drawingml/2006/main">
+              <a:graphicData uri="http://schemas.openxmlformats.org/drawingml/2006/picture">
+                <pic:pic xmlns:pic="http://schemas.openxmlformats.org/drawingml/2006/picture">
+                  <pic:nvPicPr>
+                    <pic:cNvPr id="505342286" name=""/>
+                    <pic:cNvPicPr/>
+                  </pic:nvPicPr>
+                  <pic:blipFill>
+                    <a:blip r:embed="rId30"/>
+                    <a:stretch>
+                      <a:fillRect/>
+                    </a:stretch>
+                  </pic:blipFill>
+                  <pic:spPr>
+                    <a:xfrm>
+                      <a:off x="0" y="0"/>
+                      <a:ext cx="2941557" cy="2865575"/>
+                    </a:xfrm>
+                    <a:prstGeom prst="rect">
+                      <a:avLst/>
+                    </a:prstGeom>
+                  </pic:spPr>
+                </pic:pic>
+              </a:graphicData>
+            </a:graphic>
+          </wp:inline>
+        </w:drawing>
+      </w:r>
+    </w:p>
+    <w:p>
+      <w:pPr>
+        <w:rPr>
+          <w:rFonts w:cstheme="minorHAnsi"/>
+        </w:rPr>
+      </w:pPr>
+    </w:p>
+    <w:p>
+      <w:pPr>
+        <w:rPr>
+          <w:rFonts w:cstheme="minorHAnsi"/>
+        </w:rPr>
+      </w:pPr>
+      <w:r>
+        <w:rPr>
+          <w:rFonts w:cstheme="minorHAnsi"/>
+        </w:rPr>
+        <w:t>2</w:t>
+      </w:r>
+      <w:r>
+        <w:rPr>
+          <w:rFonts w:cstheme="minorHAnsi"/>
+        </w:rPr>
+        <w:t>6</w:t>
+      </w:r>
+      <w:r>
+        <w:rPr>
+          <w:rFonts w:cstheme="minorHAnsi"/>
+        </w:rPr>
+        <w:t>:</w:t>
+      </w:r>
+      <w:r>
+        <w:rPr>
+          <w:rFonts w:cstheme="minorHAnsi"/>
+        </w:rPr>
+        <w:t>0</w:t>
+      </w:r>
+      <w:r>
+        <w:rPr>
+          <w:rFonts w:cstheme="minorHAnsi"/>
+        </w:rPr>
+        <w:t>0</w:t>
+      </w:r>
+      <w:r>
+        <w:rPr>
+          <w:rFonts w:cstheme="minorHAnsi"/>
+        </w:rPr>
+        <w:t>/</w:t>
+      </w:r>
+      <w:r>
+        <w:rPr>
+          <w:rFonts w:cstheme="minorHAnsi"/>
+        </w:rPr>
+        <w:t>35:54</w:t>
+      </w:r>
+    </w:p>
+    <w:p>
+      <w:pPr>
+        <w:rPr>
+          <w:rFonts w:cstheme="minorHAnsi"/>
+        </w:rPr>
+      </w:pPr>
+    </w:p>
+    <w:p>
+      <w:pPr>
+        <w:rPr>
+          <w:rFonts w:cstheme="minorHAnsi"/>
+          <w:b/>
+          <w:bCs/>
+        </w:rPr>
+      </w:pPr>
+      <w:r>
+        <w:rPr>
+          <w:rFonts w:cstheme="minorHAnsi"/>
+          <w:b/>
+          <w:bCs/>
+        </w:rPr>
+        <w:t xml:space="preserve">The Salvation </w:t>
+      </w:r>
+      <w:r>
+        <w:rPr>
+          <w:rFonts w:cstheme="minorHAnsi"/>
+          <w:b/>
+          <w:bCs/>
+        </w:rPr>
+        <w:t>i</w:t>
+      </w:r>
+      <w:r>
+        <w:rPr>
+          <w:rFonts w:cstheme="minorHAnsi"/>
+          <w:b/>
+          <w:bCs/>
+        </w:rPr>
+        <w:t xml:space="preserve">s by grace God’s undeserved favor. Through faith, </w:t>
+      </w:r>
+      <w:r>
+        <w:rPr>
+          <w:rFonts w:cstheme="minorHAnsi"/>
+          <w:b/>
+          <w:bCs/>
+        </w:rPr>
+        <w:t>I trust in what can’t see. I believe that Jesus is who he says he is, did what he did and now is capable of interceding (</w:t>
+      </w:r>
+      <w:r>
+        <w:rPr>
+          <w:rFonts w:cstheme="minorHAnsi"/>
+          <w:b/>
+          <w:bCs/>
+        </w:rPr>
+        <w:t>求情</w:t>
+      </w:r>
+      <w:r>
+        <w:rPr>
+          <w:rFonts w:cstheme="minorHAnsi"/>
+          <w:b/>
+          <w:bCs/>
+        </w:rPr>
+        <w:t>) with me and God i</w:t>
+      </w:r>
+      <w:r>
+        <w:rPr>
+          <w:rFonts w:cstheme="minorHAnsi"/>
+          <w:b/>
+          <w:bCs/>
+        </w:rPr>
+        <w:t xml:space="preserve">n Christ alone. It is not earned, but given, </w:t>
+      </w:r>
+      <w:r>
+        <w:rPr>
+          <w:rFonts w:cstheme="minorHAnsi"/>
+          <w:b/>
+          <w:bCs/>
+        </w:rPr>
+        <w:t>Trusting in Jesus who died and rose again to reconcile us to God.</w:t>
+      </w:r>
+    </w:p>
+    <w:p>
+      <w:pPr>
+        <w:rPr>
+          <w:rFonts w:cstheme="minorHAnsi"/>
+        </w:rPr>
+      </w:pPr>
+    </w:p>
+    <w:p>
+      <w:pPr>
+        <w:rPr>
+          <w:rFonts w:cstheme="minorHAnsi"/>
+        </w:rPr>
+      </w:pPr>
+      <w:r>
+        <w:rPr>
+          <w:rFonts w:cstheme="minorHAnsi"/>
+        </w:rPr>
+        <w:t>26</w:t>
+      </w:r>
+      <w:r>
+        <w:rPr>
+          <w:rFonts w:cstheme="minorHAnsi"/>
+        </w:rPr>
+        <w:t>:</w:t>
+      </w:r>
+      <w:r>
+        <w:rPr>
+          <w:rFonts w:cstheme="minorHAnsi"/>
+        </w:rPr>
+        <w:t>0</w:t>
+      </w:r>
+      <w:r>
+        <w:rPr>
+          <w:rFonts w:cstheme="minorHAnsi"/>
+        </w:rPr>
+        <w:t>6</w:t>
+      </w:r>
+      <w:r>
+        <w:rPr>
+          <w:rFonts w:cstheme="minorHAnsi"/>
+        </w:rPr>
+        <w:t>/</w:t>
+      </w:r>
+      <w:r>
+        <w:rPr>
+          <w:rFonts w:cstheme="minorHAnsi"/>
+        </w:rPr>
+        <w:t>35:54</w:t>
+      </w:r>
+    </w:p>
+    <w:p>
+      <w:pPr>
+        <w:rPr>
+          <w:rFonts w:cstheme="minorHAnsi"/>
+        </w:rPr>
+      </w:pPr>
+      <w:r>
+        <w:rPr>
+          <w:rFonts w:cstheme="minorHAnsi"/>
+        </w:rPr>
+        <w:t>That is available to everybody, whether someone calls themselves Catholic or Protestant.</w:t>
+      </w:r>
+      <w:r>
+        <w:rPr>
+          <w:rFonts w:cstheme="minorHAnsi"/>
+        </w:rPr>
+        <w:t xml:space="preserve"> This is the core message of Bible.</w:t>
+      </w:r>
+    </w:p>
+    <w:p>
+      <w:pPr>
+        <w:rPr>
+          <w:rFonts w:cstheme="minorHAnsi"/>
+        </w:rPr>
+      </w:pPr>
+    </w:p>
+    <w:p>
+      <w:pPr>
+        <w:rPr>
+          <w:rFonts w:cstheme="minorHAnsi"/>
+        </w:rPr>
+      </w:pPr>
     </w:p>
     <w:p>
       <w:pPr>
@@ -6903,7 +7585,7 @@
       </w:r>
     </w:p>
     <w:p>
-      <w:hyperlink r:id="rId29" w:history="1">
+      <w:hyperlink r:id="rId31" w:history="1">
         <w:r>
           <w:rPr>
             <w:rStyle w:val="Hyperlink"/>
@@ -6918,7 +7600,7 @@
           <w:rFonts w:cstheme="minorHAnsi"/>
         </w:rPr>
       </w:pPr>
-      <w:hyperlink r:id="rId30" w:history="1">
+      <w:hyperlink r:id="rId32" w:history="1">
         <w:r>
           <w:rPr>
             <w:rStyle w:val="Hyperlink"/>
@@ -6982,7 +7664,7 @@
       </w:pPr>
     </w:p>
     <w:sectPr>
-      <w:footerReference w:type="default" r:id="rId31"/>
+      <w:footerReference w:type="default" r:id="rId33"/>
       <w:pgSz w:w="12240" w:h="15840"/>
       <w:pgMar w:top="1440" w:right="1440" w:bottom="1530" w:left="1440" w:header="0" w:footer="720" w:gutter="0"/>
       <w:cols w:space="720"/>
@@ -18612,7 +19294,6 @@
   <w:style w:type="character" w:default="1" w:styleId="DefaultParagraphFont">
     <w:name w:val="Default Paragraph Font"/>
     <w:uiPriority w:val="1"/>
-    <w:semiHidden/>
     <w:unhideWhenUsed/>
   </w:style>
   <w:style w:type="table" w:default="1" w:styleId="TableNormal">

--- a/Church/2026/2026_0801_MenloChurch.docx
+++ b/Church/2026/2026_0801_MenloChurch.docx
@@ -1075,21 +1075,7 @@
         <w:rPr>
           <w:rFonts w:cstheme="minorHAnsi"/>
         </w:rPr>
-        <w:t xml:space="preserve"> but government didn’t have enough money to build the roads. That is a real problem of how do we do that? </w:t>
-      </w:r>
-      <w:proofErr w:type="gramStart"/>
-      <w:r>
-        <w:rPr>
-          <w:rFonts w:cstheme="minorHAnsi"/>
-        </w:rPr>
-        <w:t>So</w:t>
-      </w:r>
-      <w:proofErr w:type="gramEnd"/>
-      <w:r>
-        <w:rPr>
-          <w:rFonts w:cstheme="minorHAnsi"/>
-        </w:rPr>
-        <w:t xml:space="preserve"> the communities, they issue the bonds, like load payments. They build the roads and charge tolls to pay back the bonds that built the roads in the first place. It is not corruption. People solve problem and the debt was used to solve it.</w:t>
+        <w:t xml:space="preserve"> but government didn’t have enough money to build the roads. That is a real problem of how do we do that? So the communities, they issue the bonds, like load payments. They build the roads and charge tolls to pay back the bonds that built the roads in the first place. It is not corruption. People solve problem and the debt was used to solve it.</w:t>
       </w:r>
       <w:r>
         <w:rPr>
@@ -1472,21 +1458,7 @@
         <w:rPr>
           <w:rFonts w:cstheme="minorHAnsi"/>
         </w:rPr>
-        <w:t xml:space="preserve">Jesus sacrificed himself for us to </w:t>
-      </w:r>
-      <w:proofErr w:type="spellStart"/>
-      <w:r>
-        <w:rPr>
-          <w:rFonts w:cstheme="minorHAnsi"/>
-        </w:rPr>
-        <w:t>payoff</w:t>
-      </w:r>
-      <w:proofErr w:type="spellEnd"/>
-      <w:r>
-        <w:rPr>
-          <w:rFonts w:cstheme="minorHAnsi"/>
-        </w:rPr>
-        <w:t xml:space="preserve"> the sin.</w:t>
+        <w:t>Jesus sacrificed himself for us to payoff the sin.</w:t>
       </w:r>
       <w:r>
         <w:rPr>
@@ -3908,21 +3880,7 @@
         <w:rPr>
           <w:rFonts w:cstheme="minorHAnsi"/>
         </w:rPr>
-        <w:t xml:space="preserve"> </w:t>
-      </w:r>
-      <w:proofErr w:type="gramStart"/>
-      <w:r>
-        <w:rPr>
-          <w:rFonts w:cstheme="minorHAnsi"/>
-        </w:rPr>
-        <w:t>work</w:t>
-      </w:r>
-      <w:proofErr w:type="gramEnd"/>
-      <w:r>
-        <w:rPr>
-          <w:rFonts w:cstheme="minorHAnsi"/>
-        </w:rPr>
-        <w:t xml:space="preserve"> together even when there is </w:t>
+        <w:t xml:space="preserve"> work together even when there is </w:t>
       </w:r>
       <w:r>
         <w:rPr>
@@ -7479,6 +7437,409 @@
           <w:rFonts w:cstheme="minorHAnsi"/>
         </w:rPr>
         <w:t xml:space="preserve"> This is the core message of Bible.</w:t>
+      </w:r>
+      <w:r>
+        <w:rPr>
+          <w:rFonts w:cstheme="minorHAnsi"/>
+        </w:rPr>
+        <w:t xml:space="preserve"> Now, that is all true.</w:t>
+      </w:r>
+    </w:p>
+    <w:p>
+      <w:pPr>
+        <w:rPr>
+          <w:rFonts w:cstheme="minorHAnsi"/>
+        </w:rPr>
+      </w:pPr>
+      <w:r>
+        <w:rPr>
+          <w:rFonts w:cstheme="minorHAnsi"/>
+        </w:rPr>
+        <w:t>And there is one person that Jesus assures to heaven</w:t>
+      </w:r>
+      <w:r>
+        <w:rPr>
+          <w:rFonts w:cstheme="minorHAnsi"/>
+        </w:rPr>
+        <w:t xml:space="preserve"> really challenges the dynamic of Roman Catholic theology</w:t>
+      </w:r>
+      <w:r>
+        <w:rPr>
+          <w:rFonts w:cstheme="minorHAnsi"/>
+        </w:rPr>
+        <w:t xml:space="preserve"> which </w:t>
+      </w:r>
+      <w:r>
+        <w:rPr>
+          <w:rFonts w:cstheme="minorHAnsi"/>
+        </w:rPr>
+        <w:t>is we talking about today.</w:t>
+      </w:r>
+      <w:r>
+        <w:rPr>
+          <w:rFonts w:cstheme="minorHAnsi"/>
+        </w:rPr>
+        <w:t xml:space="preserve"> It is the thief on the cross. </w:t>
+      </w:r>
+    </w:p>
+    <w:p>
+      <w:pPr>
+        <w:rPr>
+          <w:rFonts w:cstheme="minorHAnsi"/>
+        </w:rPr>
+      </w:pPr>
+    </w:p>
+    <w:p>
+      <w:pPr>
+        <w:rPr>
+          <w:rFonts w:cstheme="minorHAnsi"/>
+        </w:rPr>
+      </w:pPr>
+      <w:r>
+        <w:rPr>
+          <w:rFonts w:cstheme="minorHAnsi"/>
+        </w:rPr>
+        <w:t>26</w:t>
+      </w:r>
+      <w:r>
+        <w:rPr>
+          <w:rFonts w:cstheme="minorHAnsi"/>
+        </w:rPr>
+        <w:t>:</w:t>
+      </w:r>
+      <w:r>
+        <w:rPr>
+          <w:rFonts w:cstheme="minorHAnsi"/>
+        </w:rPr>
+        <w:t>30</w:t>
+      </w:r>
+      <w:r>
+        <w:rPr>
+          <w:rFonts w:cstheme="minorHAnsi"/>
+        </w:rPr>
+        <w:t>/</w:t>
+      </w:r>
+      <w:r>
+        <w:rPr>
+          <w:rFonts w:cstheme="minorHAnsi"/>
+        </w:rPr>
+        <w:t>35:54</w:t>
+      </w:r>
+    </w:p>
+    <w:p>
+      <w:pPr>
+        <w:rPr>
+          <w:rFonts w:cstheme="minorHAnsi"/>
+        </w:rPr>
+      </w:pPr>
+      <w:r>
+        <w:rPr>
+          <w:rFonts w:cstheme="minorHAnsi"/>
+        </w:rPr>
+        <w:t>While Jesus is dying on the cross unjustly</w:t>
+      </w:r>
+      <w:r>
+        <w:rPr>
+          <w:rFonts w:cstheme="minorHAnsi"/>
+        </w:rPr>
+        <w:t xml:space="preserve">, a thief who has been rightly </w:t>
+      </w:r>
+      <w:r>
+        <w:rPr>
+          <w:rFonts w:cstheme="minorHAnsi"/>
+        </w:rPr>
+        <w:t>p</w:t>
+      </w:r>
+      <w:r>
+        <w:rPr>
+          <w:rFonts w:cstheme="minorHAnsi"/>
+        </w:rPr>
+        <w:t>unished</w:t>
+      </w:r>
+      <w:r>
+        <w:rPr>
+          <w:rFonts w:cstheme="minorHAnsi"/>
+        </w:rPr>
+        <w:t xml:space="preserve">. Asked Jesus to simply remember him when he comes into </w:t>
+      </w:r>
+      <w:r>
+        <w:rPr>
+          <w:rFonts w:cstheme="minorHAnsi"/>
+        </w:rPr>
+        <w:t>his kingdom.</w:t>
+      </w:r>
+      <w:r>
+        <w:rPr>
+          <w:rFonts w:cstheme="minorHAnsi"/>
+        </w:rPr>
+        <w:t xml:space="preserve"> Jesus in that moment, assures him that on that day, they would be together</w:t>
+      </w:r>
+      <w:r>
+        <w:rPr>
+          <w:rFonts w:cstheme="minorHAnsi"/>
+        </w:rPr>
+        <w:t xml:space="preserve"> in paradise. </w:t>
+      </w:r>
+    </w:p>
+    <w:p>
+      <w:pPr>
+        <w:rPr>
+          <w:rFonts w:cstheme="minorHAnsi"/>
+        </w:rPr>
+      </w:pPr>
+    </w:p>
+    <w:p>
+      <w:pPr>
+        <w:rPr>
+          <w:rFonts w:cstheme="minorHAnsi"/>
+        </w:rPr>
+      </w:pPr>
+      <w:r>
+        <w:rPr>
+          <w:rFonts w:cstheme="minorHAnsi"/>
+        </w:rPr>
+        <w:t>2</w:t>
+      </w:r>
+      <w:r>
+        <w:rPr>
+          <w:rFonts w:cstheme="minorHAnsi"/>
+        </w:rPr>
+        <w:t>7</w:t>
+      </w:r>
+      <w:r>
+        <w:rPr>
+          <w:rFonts w:cstheme="minorHAnsi"/>
+        </w:rPr>
+        <w:t>:</w:t>
+      </w:r>
+      <w:r>
+        <w:rPr>
+          <w:rFonts w:cstheme="minorHAnsi"/>
+        </w:rPr>
+        <w:t>1</w:t>
+      </w:r>
+      <w:r>
+        <w:rPr>
+          <w:rFonts w:cstheme="minorHAnsi"/>
+        </w:rPr>
+        <w:t>0</w:t>
+      </w:r>
+      <w:r>
+        <w:rPr>
+          <w:rFonts w:cstheme="minorHAnsi"/>
+        </w:rPr>
+        <w:t>/</w:t>
+      </w:r>
+      <w:r>
+        <w:rPr>
+          <w:rFonts w:cstheme="minorHAnsi"/>
+        </w:rPr>
+        <w:t>35:54</w:t>
+      </w:r>
+    </w:p>
+    <w:p>
+      <w:pPr>
+        <w:rPr>
+          <w:rFonts w:cstheme="minorHAnsi"/>
+        </w:rPr>
+      </w:pPr>
+      <w:r>
+        <w:rPr>
+          <w:rFonts w:cstheme="minorHAnsi"/>
+        </w:rPr>
+        <w:t>The thief ha</w:t>
+      </w:r>
+      <w:r>
+        <w:rPr>
+          <w:rFonts w:cstheme="minorHAnsi"/>
+        </w:rPr>
+        <w:t xml:space="preserve">d </w:t>
+      </w:r>
+      <w:r>
+        <w:rPr>
+          <w:rFonts w:cstheme="minorHAnsi"/>
+        </w:rPr>
+        <w:t>no baptism or communion</w:t>
+      </w:r>
+      <w:r>
+        <w:rPr>
+          <w:rFonts w:cstheme="minorHAnsi"/>
+        </w:rPr>
+        <w:t xml:space="preserve"> (</w:t>
+      </w:r>
+      <w:r>
+        <w:rPr>
+          <w:rFonts w:cstheme="minorHAnsi"/>
+        </w:rPr>
+        <w:t>聖餐</w:t>
+      </w:r>
+      <w:r>
+        <w:rPr>
+          <w:rFonts w:cstheme="minorHAnsi"/>
+        </w:rPr>
+        <w:t>)</w:t>
+      </w:r>
+      <w:r>
+        <w:rPr>
+          <w:rFonts w:cstheme="minorHAnsi"/>
+        </w:rPr>
+        <w:t>.</w:t>
+      </w:r>
+      <w:r>
+        <w:rPr>
+          <w:rFonts w:cstheme="minorHAnsi"/>
+        </w:rPr>
+        <w:t xml:space="preserve"> There has been no confession to a priest., no penance, </w:t>
+      </w:r>
+      <w:r>
+        <w:rPr>
+          <w:rFonts w:cstheme="minorHAnsi"/>
+        </w:rPr>
+        <w:t>never received last rights, never gave a dollar, never became a member, never read a single page of the Bible. All this man did was turn his head to Jesus and say, “Remember me when you come into your kingdom.”</w:t>
+      </w:r>
+    </w:p>
+    <w:p>
+      <w:pPr>
+        <w:rPr>
+          <w:rFonts w:cstheme="minorHAnsi"/>
+        </w:rPr>
+      </w:pPr>
+    </w:p>
+    <w:p>
+      <w:pPr>
+        <w:rPr>
+          <w:rFonts w:cstheme="minorHAnsi"/>
+        </w:rPr>
+      </w:pPr>
+      <w:r>
+        <w:rPr>
+          <w:rFonts w:cstheme="minorHAnsi"/>
+        </w:rPr>
+        <w:t>27</w:t>
+      </w:r>
+      <w:r>
+        <w:rPr>
+          <w:rFonts w:cstheme="minorHAnsi"/>
+        </w:rPr>
+        <w:t>:</w:t>
+      </w:r>
+      <w:r>
+        <w:rPr>
+          <w:rFonts w:cstheme="minorHAnsi"/>
+        </w:rPr>
+        <w:t>24</w:t>
+      </w:r>
+      <w:r>
+        <w:rPr>
+          <w:rFonts w:cstheme="minorHAnsi"/>
+        </w:rPr>
+        <w:t>/</w:t>
+      </w:r>
+      <w:r>
+        <w:rPr>
+          <w:rFonts w:cstheme="minorHAnsi"/>
+        </w:rPr>
+        <w:t>35:54</w:t>
+      </w:r>
+    </w:p>
+    <w:p>
+      <w:pPr>
+        <w:rPr>
+          <w:rFonts w:cstheme="minorHAnsi"/>
+        </w:rPr>
+      </w:pPr>
+      <w:r>
+        <w:rPr>
+          <w:rFonts w:cstheme="minorHAnsi"/>
+        </w:rPr>
+        <w:t>Jesus just say</w:t>
+      </w:r>
+      <w:r>
+        <w:rPr>
+          <w:rFonts w:cstheme="minorHAnsi"/>
+        </w:rPr>
+        <w:t>s</w:t>
+      </w:r>
+      <w:r>
+        <w:rPr>
+          <w:rFonts w:cstheme="minorHAnsi"/>
+        </w:rPr>
+        <w:t>, “Today, you will be with me</w:t>
+      </w:r>
+      <w:r>
+        <w:rPr>
+          <w:rFonts w:cstheme="minorHAnsi"/>
+        </w:rPr>
+        <w:t xml:space="preserve"> in eternity</w:t>
+      </w:r>
+      <w:r>
+        <w:rPr>
+          <w:rFonts w:cstheme="minorHAnsi"/>
+        </w:rPr>
+        <w:t>.”</w:t>
+      </w:r>
+    </w:p>
+    <w:p>
+      <w:pPr>
+        <w:rPr>
+          <w:rFonts w:cstheme="minorHAnsi"/>
+        </w:rPr>
+      </w:pPr>
+    </w:p>
+    <w:p>
+      <w:pPr>
+        <w:rPr>
+          <w:rFonts w:cstheme="minorHAnsi"/>
+        </w:rPr>
+      </w:pPr>
+      <w:r>
+        <w:rPr>
+          <w:rFonts w:cstheme="minorHAnsi"/>
+        </w:rPr>
+        <w:t>27</w:t>
+      </w:r>
+      <w:r>
+        <w:rPr>
+          <w:rFonts w:cstheme="minorHAnsi"/>
+        </w:rPr>
+        <w:t>:</w:t>
+      </w:r>
+      <w:r>
+        <w:rPr>
+          <w:rFonts w:cstheme="minorHAnsi"/>
+        </w:rPr>
+        <w:t>35</w:t>
+      </w:r>
+      <w:r>
+        <w:rPr>
+          <w:rFonts w:cstheme="minorHAnsi"/>
+        </w:rPr>
+        <w:t>/</w:t>
+      </w:r>
+      <w:r>
+        <w:rPr>
+          <w:rFonts w:cstheme="minorHAnsi"/>
+        </w:rPr>
+        <w:t>35:54</w:t>
+      </w:r>
+    </w:p>
+    <w:p>
+      <w:pPr>
+        <w:rPr>
+          <w:rFonts w:cstheme="minorHAnsi"/>
+        </w:rPr>
+      </w:pPr>
+      <w:r>
+        <w:rPr>
+          <w:rFonts w:cstheme="minorHAnsi"/>
+        </w:rPr>
+        <w:t xml:space="preserve">The reason this is so challenging for Roman Catholicism is that the teaching of salvation in Roman Catholicism isn’t </w:t>
+      </w:r>
+      <w:r>
+        <w:rPr>
+          <w:rFonts w:cstheme="minorHAnsi"/>
+        </w:rPr>
+        <w:t>that simple.</w:t>
       </w:r>
     </w:p>
     <w:p>

--- a/Church/2026/2026_0801_MenloChurch.docx
+++ b/Church/2026/2026_0801_MenloChurch.docx
@@ -933,7 +933,13 @@
         <w:rPr>
           <w:rFonts w:cstheme="minorHAnsi"/>
         </w:rPr>
-        <w:t>Pary: Thanks for chance to explain the Catholicism.</w:t>
+        <w:t>Pray</w:t>
+      </w:r>
+      <w:r>
+        <w:rPr>
+          <w:rFonts w:cstheme="minorHAnsi"/>
+        </w:rPr>
+        <w:t>: Thanks for chance to explain the Catholicism.</w:t>
       </w:r>
       <w:r>
         <w:rPr>
@@ -1075,7 +1081,21 @@
         <w:rPr>
           <w:rFonts w:cstheme="minorHAnsi"/>
         </w:rPr>
-        <w:t xml:space="preserve"> but government didn’t have enough money to build the roads. That is a real problem of how do we do that? So the communities, they issue the bonds, like load payments. They build the roads and charge tolls to pay back the bonds that built the roads in the first place. It is not corruption. People solve problem and the debt was used to solve it.</w:t>
+        <w:t xml:space="preserve"> but government didn’t have enough money to build the roads. That is a real problem of how do we do that? </w:t>
+      </w:r>
+      <w:proofErr w:type="gramStart"/>
+      <w:r>
+        <w:rPr>
+          <w:rFonts w:cstheme="minorHAnsi"/>
+        </w:rPr>
+        <w:t>So</w:t>
+      </w:r>
+      <w:proofErr w:type="gramEnd"/>
+      <w:r>
+        <w:rPr>
+          <w:rFonts w:cstheme="minorHAnsi"/>
+        </w:rPr>
+        <w:t xml:space="preserve"> the communities, they issue the bonds, like load payments. They build the roads and charge tolls to pay back the bonds that built the roads in the first place. It is not corruption. People solve problem and the debt was used to solve it.</w:t>
       </w:r>
       <w:r>
         <w:rPr>
@@ -1458,7 +1478,19 @@
         <w:rPr>
           <w:rFonts w:cstheme="minorHAnsi"/>
         </w:rPr>
-        <w:t>Jesus sacrificed himself for us to payoff the sin.</w:t>
+        <w:t xml:space="preserve">Jesus sacrificed himself for us to </w:t>
+      </w:r>
+      <w:r>
+        <w:rPr>
+          <w:rFonts w:cstheme="minorHAnsi"/>
+        </w:rPr>
+        <w:t xml:space="preserve">pay off </w:t>
+      </w:r>
+      <w:r>
+        <w:rPr>
+          <w:rFonts w:cstheme="minorHAnsi"/>
+        </w:rPr>
+        <w:t>the sin.</w:t>
       </w:r>
       <w:r>
         <w:rPr>
@@ -3880,7 +3912,19 @@
         <w:rPr>
           <w:rFonts w:cstheme="minorHAnsi"/>
         </w:rPr>
-        <w:t xml:space="preserve"> work together even when there is </w:t>
+        <w:t xml:space="preserve"> </w:t>
+      </w:r>
+      <w:r>
+        <w:rPr>
+          <w:rFonts w:cstheme="minorHAnsi"/>
+        </w:rPr>
+        <w:t>works</w:t>
+      </w:r>
+      <w:r>
+        <w:rPr>
+          <w:rFonts w:cstheme="minorHAnsi"/>
+        </w:rPr>
+        <w:t xml:space="preserve"> together even when there is </w:t>
       </w:r>
       <w:r>
         <w:rPr>
@@ -7841,6 +7885,3124 @@
         </w:rPr>
         <w:t>that simple.</w:t>
       </w:r>
+      <w:r>
+        <w:rPr>
+          <w:rFonts w:cstheme="minorHAnsi"/>
+        </w:rPr>
+        <w:t xml:space="preserve"> </w:t>
+      </w:r>
+    </w:p>
+    <w:p>
+      <w:pPr>
+        <w:rPr>
+          <w:rFonts w:cstheme="minorHAnsi"/>
+        </w:rPr>
+      </w:pPr>
+    </w:p>
+    <w:p>
+      <w:pPr>
+        <w:rPr>
+          <w:rFonts w:cstheme="minorHAnsi"/>
+        </w:rPr>
+      </w:pPr>
+      <w:r>
+        <w:rPr>
+          <w:rFonts w:cstheme="minorHAnsi"/>
+        </w:rPr>
+        <w:t>27</w:t>
+      </w:r>
+      <w:r>
+        <w:rPr>
+          <w:rFonts w:cstheme="minorHAnsi"/>
+        </w:rPr>
+        <w:t>:</w:t>
+      </w:r>
+      <w:r>
+        <w:rPr>
+          <w:rFonts w:cstheme="minorHAnsi"/>
+        </w:rPr>
+        <w:t>50</w:t>
+      </w:r>
+      <w:r>
+        <w:rPr>
+          <w:rFonts w:cstheme="minorHAnsi"/>
+        </w:rPr>
+        <w:t>/</w:t>
+      </w:r>
+      <w:r>
+        <w:rPr>
+          <w:rFonts w:cstheme="minorHAnsi"/>
+        </w:rPr>
+        <w:t>35:54</w:t>
+      </w:r>
+    </w:p>
+    <w:p>
+      <w:pPr>
+        <w:rPr>
+          <w:rFonts w:cstheme="minorHAnsi"/>
+        </w:rPr>
+      </w:pPr>
+      <w:r>
+        <w:rPr>
+          <w:rFonts w:cstheme="minorHAnsi"/>
+        </w:rPr>
+        <w:t>Roman Catholicism believe that you actually add work in your salvation.</w:t>
+      </w:r>
+    </w:p>
+    <w:p>
+      <w:pPr>
+        <w:rPr>
+          <w:rFonts w:cstheme="minorHAnsi"/>
+        </w:rPr>
+      </w:pPr>
+      <w:r>
+        <w:rPr>
+          <w:rFonts w:cstheme="minorHAnsi"/>
+        </w:rPr>
+        <w:t>Roman Catholicism</w:t>
+      </w:r>
+      <w:r>
+        <w:rPr>
+          <w:rFonts w:cstheme="minorHAnsi"/>
+        </w:rPr>
+        <w:t xml:space="preserve"> believe that it is by grace, but that your cooperation through works and sacraments (</w:t>
+      </w:r>
+      <w:r>
+        <w:rPr>
+          <w:rFonts w:cstheme="minorHAnsi"/>
+        </w:rPr>
+        <w:t>聖事</w:t>
+      </w:r>
+      <w:r>
+        <w:rPr>
+          <w:rFonts w:cstheme="minorHAnsi"/>
+        </w:rPr>
+        <w:t>) is essential for ongoing work of receiving the</w:t>
+      </w:r>
+      <w:r>
+        <w:rPr>
+          <w:rFonts w:cstheme="minorHAnsi"/>
+        </w:rPr>
+        <w:t xml:space="preserve"> grace of God that you need for </w:t>
+      </w:r>
+      <w:r>
+        <w:rPr>
+          <w:rFonts w:cstheme="minorHAnsi"/>
+        </w:rPr>
+        <w:t>eternity.</w:t>
+      </w:r>
+    </w:p>
+    <w:p>
+      <w:pPr>
+        <w:rPr>
+          <w:rFonts w:cstheme="minorHAnsi"/>
+        </w:rPr>
+      </w:pPr>
+      <w:r>
+        <w:rPr>
+          <w:rFonts w:cstheme="minorHAnsi"/>
+        </w:rPr>
+        <w:t xml:space="preserve"> </w:t>
+      </w:r>
+    </w:p>
+    <w:p>
+      <w:pPr>
+        <w:rPr>
+          <w:rFonts w:cstheme="minorHAnsi"/>
+        </w:rPr>
+      </w:pPr>
+      <w:r>
+        <w:rPr>
+          <w:rFonts w:cstheme="minorHAnsi"/>
+        </w:rPr>
+        <w:t>27</w:t>
+      </w:r>
+      <w:r>
+        <w:rPr>
+          <w:rFonts w:cstheme="minorHAnsi"/>
+        </w:rPr>
+        <w:t>:</w:t>
+      </w:r>
+      <w:r>
+        <w:rPr>
+          <w:rFonts w:cstheme="minorHAnsi"/>
+        </w:rPr>
+        <w:t>5</w:t>
+      </w:r>
+      <w:r>
+        <w:rPr>
+          <w:rFonts w:cstheme="minorHAnsi"/>
+        </w:rPr>
+        <w:t>4</w:t>
+      </w:r>
+      <w:r>
+        <w:rPr>
+          <w:rFonts w:cstheme="minorHAnsi"/>
+        </w:rPr>
+        <w:t>/</w:t>
+      </w:r>
+      <w:r>
+        <w:rPr>
+          <w:rFonts w:cstheme="minorHAnsi"/>
+        </w:rPr>
+        <w:t>35:54</w:t>
+      </w:r>
+    </w:p>
+    <w:p>
+      <w:pPr>
+        <w:rPr>
+          <w:rFonts w:cstheme="minorHAnsi"/>
+        </w:rPr>
+      </w:pPr>
+      <w:r>
+        <w:rPr>
+          <w:rFonts w:cstheme="minorHAnsi"/>
+        </w:rPr>
+        <w:t xml:space="preserve">There </w:t>
+      </w:r>
+      <w:r>
+        <w:rPr>
+          <w:rFonts w:cstheme="minorHAnsi"/>
+        </w:rPr>
+        <w:t>are</w:t>
+      </w:r>
+      <w:r>
+        <w:rPr>
+          <w:rFonts w:cstheme="minorHAnsi"/>
+        </w:rPr>
+        <w:t xml:space="preserve"> three </w:t>
+      </w:r>
+      <w:r>
+        <w:rPr>
+          <w:rFonts w:cstheme="minorHAnsi"/>
+        </w:rPr>
+        <w:t xml:space="preserve">historic </w:t>
+      </w:r>
+      <w:r>
+        <w:rPr>
+          <w:rFonts w:cstheme="minorHAnsi"/>
+        </w:rPr>
+        <w:t>categories of faith in the New Testament</w:t>
+      </w:r>
+      <w:r>
+        <w:rPr>
+          <w:rFonts w:cstheme="minorHAnsi"/>
+        </w:rPr>
+        <w:t>. Just repeat them after me.</w:t>
+      </w:r>
+      <w:r>
+        <w:rPr>
+          <w:rFonts w:cstheme="minorHAnsi"/>
+        </w:rPr>
+        <w:t xml:space="preserve"> Justification, Sanctification, </w:t>
+      </w:r>
+      <w:r>
+        <w:rPr>
+          <w:rFonts w:cstheme="minorHAnsi"/>
+        </w:rPr>
+        <w:t xml:space="preserve">and </w:t>
+      </w:r>
+      <w:r>
+        <w:rPr>
+          <w:rFonts w:cstheme="minorHAnsi"/>
+        </w:rPr>
+        <w:t>Glorification</w:t>
+      </w:r>
+      <w:r>
+        <w:rPr>
+          <w:rFonts w:cstheme="minorHAnsi"/>
+        </w:rPr>
+        <w:t>.</w:t>
+      </w:r>
+    </w:p>
+    <w:p>
+      <w:pPr>
+        <w:rPr>
+          <w:rFonts w:cstheme="minorHAnsi"/>
+        </w:rPr>
+      </w:pPr>
+    </w:p>
+    <w:p>
+      <w:pPr>
+        <w:rPr>
+          <w:rFonts w:cstheme="minorHAnsi"/>
+        </w:rPr>
+      </w:pPr>
+    </w:p>
+    <w:p>
+      <w:pPr>
+        <w:rPr>
+          <w:rFonts w:cstheme="minorHAnsi"/>
+        </w:rPr>
+      </w:pPr>
+      <w:r>
+        <w:rPr>
+          <w:rFonts w:cstheme="minorHAnsi"/>
+        </w:rPr>
+        <w:t>Chrome AI Mode:</w:t>
+      </w:r>
+    </w:p>
+    <w:p>
+      <w:pPr>
+        <w:rPr>
+          <w:rFonts w:cstheme="minorHAnsi"/>
+        </w:rPr>
+      </w:pPr>
+      <w:r>
+        <w:rPr>
+          <w:rFonts w:cstheme="minorHAnsi"/>
+        </w:rPr>
+        <w:t>Those three terms—Justification, Sanctification, and Glorification—are historically categorized as the three stages (or tenses) of Salvation rather than categories of faith itself.</w:t>
+      </w:r>
+    </w:p>
+    <w:p>
+      <w:pPr>
+        <w:rPr>
+          <w:rFonts w:cstheme="minorHAnsi"/>
+        </w:rPr>
+      </w:pPr>
+      <w:r>
+        <w:rPr>
+          <w:rFonts w:cstheme="minorHAnsi"/>
+        </w:rPr>
+        <w:t xml:space="preserve">Together, they represent the past, present, and future of a Christian's transformation as outlined by the Apostle Paul in the New Testament. </w:t>
+      </w:r>
+    </w:p>
+    <w:p>
+      <w:pPr>
+        <w:rPr>
+          <w:rFonts w:cstheme="minorHAnsi"/>
+        </w:rPr>
+      </w:pPr>
+      <w:r>
+        <w:rPr>
+          <w:rFonts w:cstheme="minorHAnsi"/>
+        </w:rPr>
+        <w:t xml:space="preserve">Theologians often break down this "Three Tenses of Salvation" framework using The Three </w:t>
+      </w:r>
+      <w:proofErr w:type="gramStart"/>
+      <w:r>
+        <w:rPr>
+          <w:rFonts w:cstheme="minorHAnsi"/>
+        </w:rPr>
+        <w:t>P's</w:t>
+      </w:r>
+      <w:proofErr w:type="gramEnd"/>
+      <w:r>
+        <w:rPr>
+          <w:rFonts w:cstheme="minorHAnsi"/>
+        </w:rPr>
+        <w:t xml:space="preserve">: </w:t>
+      </w:r>
+    </w:p>
+    <w:p>
+      <w:pPr>
+        <w:rPr>
+          <w:rFonts w:cstheme="minorHAnsi"/>
+        </w:rPr>
+      </w:pPr>
+      <w:r>
+        <w:rPr>
+          <w:rFonts w:cstheme="minorHAnsi"/>
+        </w:rPr>
+        <w:t>1. Justification (Past Tense) — "I have been saved"</w:t>
+      </w:r>
+    </w:p>
+    <w:p>
+      <w:pPr>
+        <w:numPr>
+          <w:ilvl w:val="0"/>
+          <w:numId w:val="78"/>
+        </w:numPr>
+        <w:rPr>
+          <w:rFonts w:cstheme="minorHAnsi"/>
+        </w:rPr>
+      </w:pPr>
+      <w:r>
+        <w:rPr>
+          <w:rFonts w:cstheme="minorHAnsi"/>
+        </w:rPr>
+        <w:lastRenderedPageBreak/>
+        <w:t>The Concept: A legal declaration where God credits the righteousness of Jesus to the believer.</w:t>
+      </w:r>
+    </w:p>
+    <w:p>
+      <w:pPr>
+        <w:numPr>
+          <w:ilvl w:val="0"/>
+          <w:numId w:val="78"/>
+        </w:numPr>
+        <w:rPr>
+          <w:rFonts w:cstheme="minorHAnsi"/>
+        </w:rPr>
+      </w:pPr>
+      <w:r>
+        <w:rPr>
+          <w:rFonts w:cstheme="minorHAnsi"/>
+        </w:rPr>
+        <w:t>The Freedom: Freedom from the Penalty of sin.</w:t>
+      </w:r>
+    </w:p>
+    <w:p>
+      <w:pPr>
+        <w:numPr>
+          <w:ilvl w:val="0"/>
+          <w:numId w:val="78"/>
+        </w:numPr>
+        <w:rPr>
+          <w:rFonts w:cstheme="minorHAnsi"/>
+        </w:rPr>
+      </w:pPr>
+      <w:r>
+        <w:rPr>
+          <w:rFonts w:cstheme="minorHAnsi"/>
+        </w:rPr>
+        <w:t xml:space="preserve">Key Scripture: </w:t>
+      </w:r>
+      <w:r>
+        <w:rPr>
+          <w:rFonts w:cstheme="minorHAnsi"/>
+          <w:i/>
+          <w:iCs/>
+        </w:rPr>
+        <w:t>"Therefore, since we have been justified by faith, we have peace with God through our Lord Jesus Christ."</w:t>
+      </w:r>
+      <w:r>
+        <w:rPr>
+          <w:rFonts w:cstheme="minorHAnsi"/>
+        </w:rPr>
+        <w:t xml:space="preserve"> (</w:t>
+      </w:r>
+      <w:hyperlink r:id="rId31" w:tgtFrame="_blank" w:history="1">
+        <w:r>
+          <w:rPr>
+            <w:rStyle w:val="Hyperlink"/>
+            <w:rFonts w:cstheme="minorHAnsi"/>
+          </w:rPr>
+          <w:t>Romans 5:1</w:t>
+        </w:r>
+      </w:hyperlink>
+      <w:r>
+        <w:rPr>
+          <w:rFonts w:cstheme="minorHAnsi"/>
+        </w:rPr>
+        <w:t xml:space="preserve">) </w:t>
+      </w:r>
+    </w:p>
+    <w:p>
+      <w:pPr>
+        <w:rPr>
+          <w:rFonts w:cstheme="minorHAnsi"/>
+        </w:rPr>
+      </w:pPr>
+      <w:r>
+        <w:rPr>
+          <w:rFonts w:cstheme="minorHAnsi"/>
+        </w:rPr>
+        <w:t>2. Sanctification (Present Tense) — "I am being saved"</w:t>
+      </w:r>
+    </w:p>
+    <w:p>
+      <w:pPr>
+        <w:numPr>
+          <w:ilvl w:val="0"/>
+          <w:numId w:val="79"/>
+        </w:numPr>
+        <w:rPr>
+          <w:rFonts w:cstheme="minorHAnsi"/>
+        </w:rPr>
+      </w:pPr>
+      <w:r>
+        <w:rPr>
+          <w:rFonts w:cstheme="minorHAnsi"/>
+        </w:rPr>
+        <w:t>The Concept: A lifelong, cooperative process where the Holy Spirit gradually conforms the believer into the image of Christ.</w:t>
+      </w:r>
+    </w:p>
+    <w:p>
+      <w:pPr>
+        <w:numPr>
+          <w:ilvl w:val="0"/>
+          <w:numId w:val="79"/>
+        </w:numPr>
+        <w:rPr>
+          <w:rFonts w:cstheme="minorHAnsi"/>
+        </w:rPr>
+      </w:pPr>
+      <w:r>
+        <w:rPr>
+          <w:rFonts w:cstheme="minorHAnsi"/>
+        </w:rPr>
+        <w:t>The Freedom: Freedom from the Power of sin in daily life.</w:t>
+      </w:r>
+    </w:p>
+    <w:p>
+      <w:pPr>
+        <w:numPr>
+          <w:ilvl w:val="0"/>
+          <w:numId w:val="79"/>
+        </w:numPr>
+        <w:rPr>
+          <w:rFonts w:cstheme="minorHAnsi"/>
+        </w:rPr>
+      </w:pPr>
+      <w:r>
+        <w:rPr>
+          <w:rFonts w:cstheme="minorHAnsi"/>
+        </w:rPr>
+        <w:t xml:space="preserve">Key Scripture: </w:t>
+      </w:r>
+      <w:r>
+        <w:rPr>
+          <w:rFonts w:cstheme="minorHAnsi"/>
+          <w:i/>
+          <w:iCs/>
+        </w:rPr>
+        <w:t>"For this is the will of God, your sanctification: that you abstain from sexual immorality..."</w:t>
+      </w:r>
+      <w:r>
+        <w:rPr>
+          <w:rFonts w:cstheme="minorHAnsi"/>
+        </w:rPr>
+        <w:t xml:space="preserve"> (</w:t>
+      </w:r>
+      <w:hyperlink r:id="rId32" w:tgtFrame="_blank" w:history="1">
+        <w:r>
+          <w:rPr>
+            <w:rStyle w:val="Hyperlink"/>
+            <w:rFonts w:cstheme="minorHAnsi"/>
+          </w:rPr>
+          <w:t>1 Thessalonians 4:3</w:t>
+        </w:r>
+      </w:hyperlink>
+      <w:r>
+        <w:rPr>
+          <w:rFonts w:cstheme="minorHAnsi"/>
+        </w:rPr>
+        <w:t xml:space="preserve">) </w:t>
+      </w:r>
+    </w:p>
+    <w:p>
+      <w:pPr>
+        <w:rPr>
+          <w:rFonts w:cstheme="minorHAnsi"/>
+        </w:rPr>
+      </w:pPr>
+      <w:r>
+        <w:rPr>
+          <w:rFonts w:cstheme="minorHAnsi"/>
+        </w:rPr>
+        <w:t>3. Glorification (Future Tense) — "I will be saved"</w:t>
+      </w:r>
+    </w:p>
+    <w:p>
+      <w:pPr>
+        <w:numPr>
+          <w:ilvl w:val="0"/>
+          <w:numId w:val="80"/>
+        </w:numPr>
+        <w:rPr>
+          <w:rFonts w:cstheme="minorHAnsi"/>
+        </w:rPr>
+      </w:pPr>
+      <w:r>
+        <w:rPr>
+          <w:rFonts w:cstheme="minorHAnsi"/>
+        </w:rPr>
+        <w:t>The Concept: The ultimate perfection of the believer, occurring at the resurrection when they receive a new, sinless body in eternity.</w:t>
+      </w:r>
+    </w:p>
+    <w:p>
+      <w:pPr>
+        <w:numPr>
+          <w:ilvl w:val="0"/>
+          <w:numId w:val="80"/>
+        </w:numPr>
+        <w:rPr>
+          <w:rFonts w:cstheme="minorHAnsi"/>
+        </w:rPr>
+      </w:pPr>
+      <w:r>
+        <w:rPr>
+          <w:rFonts w:cstheme="minorHAnsi"/>
+        </w:rPr>
+        <w:t>The Freedom: Freedom from the Presence of sin entirely.</w:t>
+      </w:r>
+    </w:p>
+    <w:p>
+      <w:pPr>
+        <w:numPr>
+          <w:ilvl w:val="0"/>
+          <w:numId w:val="80"/>
+        </w:numPr>
+        <w:rPr>
+          <w:rFonts w:cstheme="minorHAnsi"/>
+        </w:rPr>
+      </w:pPr>
+      <w:r>
+        <w:rPr>
+          <w:rFonts w:cstheme="minorHAnsi"/>
+        </w:rPr>
+        <w:t xml:space="preserve">Key Scripture: </w:t>
+      </w:r>
+      <w:r>
+        <w:rPr>
+          <w:rFonts w:cstheme="minorHAnsi"/>
+          <w:i/>
+          <w:iCs/>
+        </w:rPr>
+        <w:t>"But our citizenship is in heaven, and from it we await a Savior, the Lord Jesus Christ, who will transform our lowly body to be like his glorious body..."</w:t>
+      </w:r>
+      <w:r>
+        <w:rPr>
+          <w:rFonts w:cstheme="minorHAnsi"/>
+        </w:rPr>
+        <w:t xml:space="preserve"> (Philippians 3:20–21) </w:t>
+      </w:r>
+    </w:p>
+    <w:p>
+      <w:pPr>
+        <w:rPr>
+          <w:rFonts w:cstheme="minorHAnsi"/>
+        </w:rPr>
+      </w:pPr>
+    </w:p>
+    <w:p>
+      <w:pPr>
+        <w:rPr>
+          <w:rFonts w:cstheme="minorHAnsi"/>
+        </w:rPr>
+      </w:pPr>
+      <w:r>
+        <w:rPr>
+          <w:rFonts w:cstheme="minorHAnsi"/>
+        </w:rPr>
+        <w:t>28</w:t>
+      </w:r>
+      <w:r>
+        <w:rPr>
+          <w:rFonts w:cstheme="minorHAnsi"/>
+        </w:rPr>
+        <w:t>:</w:t>
+      </w:r>
+      <w:r>
+        <w:rPr>
+          <w:rFonts w:cstheme="minorHAnsi"/>
+        </w:rPr>
+        <w:t>2</w:t>
+      </w:r>
+      <w:r>
+        <w:rPr>
+          <w:rFonts w:cstheme="minorHAnsi"/>
+        </w:rPr>
+        <w:t>0</w:t>
+      </w:r>
+      <w:r>
+        <w:rPr>
+          <w:rFonts w:cstheme="minorHAnsi"/>
+        </w:rPr>
+        <w:t>/</w:t>
+      </w:r>
+      <w:r>
+        <w:rPr>
+          <w:rFonts w:cstheme="minorHAnsi"/>
+        </w:rPr>
+        <w:t>35:54</w:t>
+      </w:r>
+    </w:p>
+    <w:p>
+      <w:pPr>
+        <w:rPr>
+          <w:rFonts w:cstheme="minorHAnsi"/>
+        </w:rPr>
+      </w:pPr>
+      <w:r>
+        <w:rPr>
+          <w:rFonts w:cstheme="minorHAnsi"/>
+        </w:rPr>
+        <w:t>Justification is the idea that we are made right with God legally. When God sees you, he actually sees Jesus for your place. For Protestant Christians</w:t>
+      </w:r>
+      <w:r>
+        <w:rPr>
+          <w:rFonts w:cstheme="minorHAnsi"/>
+        </w:rPr>
+        <w:t>,</w:t>
+      </w:r>
+      <w:r>
+        <w:rPr>
+          <w:rFonts w:cstheme="minorHAnsi"/>
+        </w:rPr>
+        <w:t xml:space="preserve"> the plain text reading of the scriptures is the mark of salvation</w:t>
+      </w:r>
+      <w:r>
+        <w:rPr>
+          <w:rFonts w:cstheme="minorHAnsi"/>
+        </w:rPr>
+        <w:t>.</w:t>
+      </w:r>
+    </w:p>
+    <w:p>
+      <w:pPr>
+        <w:rPr>
+          <w:rFonts w:cstheme="minorHAnsi"/>
+        </w:rPr>
+      </w:pPr>
+    </w:p>
+    <w:p>
+      <w:pPr>
+        <w:rPr>
+          <w:rFonts w:cstheme="minorHAnsi"/>
+        </w:rPr>
+      </w:pPr>
+      <w:r>
+        <w:rPr>
+          <w:rFonts w:cstheme="minorHAnsi"/>
+        </w:rPr>
+        <w:t>28</w:t>
+      </w:r>
+      <w:r>
+        <w:rPr>
+          <w:rFonts w:cstheme="minorHAnsi"/>
+        </w:rPr>
+        <w:t>:</w:t>
+      </w:r>
+      <w:r>
+        <w:rPr>
+          <w:rFonts w:cstheme="minorHAnsi"/>
+        </w:rPr>
+        <w:t>2</w:t>
+      </w:r>
+      <w:r>
+        <w:rPr>
+          <w:rFonts w:cstheme="minorHAnsi"/>
+        </w:rPr>
+        <w:t>2</w:t>
+      </w:r>
+      <w:r>
+        <w:rPr>
+          <w:rFonts w:cstheme="minorHAnsi"/>
+        </w:rPr>
+        <w:t>/</w:t>
+      </w:r>
+      <w:r>
+        <w:rPr>
+          <w:rFonts w:cstheme="minorHAnsi"/>
+        </w:rPr>
+        <w:t>35:54</w:t>
+      </w:r>
+    </w:p>
+    <w:p>
+      <w:pPr>
+        <w:rPr>
+          <w:rFonts w:cstheme="minorHAnsi"/>
+        </w:rPr>
+      </w:pPr>
+      <w:r>
+        <w:rPr>
+          <w:rFonts w:cstheme="minorHAnsi"/>
+        </w:rPr>
+        <w:t xml:space="preserve">Sanctification is the increasing obedience to </w:t>
+      </w:r>
+      <w:r>
+        <w:rPr>
+          <w:rFonts w:cstheme="minorHAnsi"/>
+        </w:rPr>
+        <w:t>God practically in our everyday life that your and my regular habits and relationship with God look like our standing with God. More and more God is drawing us to himself.</w:t>
+      </w:r>
+    </w:p>
+    <w:p>
+      <w:pPr>
+        <w:rPr>
+          <w:rFonts w:cstheme="minorHAnsi"/>
+        </w:rPr>
+      </w:pPr>
+    </w:p>
+    <w:p>
+      <w:pPr>
+        <w:rPr>
+          <w:rFonts w:cstheme="minorHAnsi"/>
+        </w:rPr>
+      </w:pPr>
+      <w:r>
+        <w:rPr>
+          <w:rFonts w:cstheme="minorHAnsi"/>
+        </w:rPr>
+        <w:t>28</w:t>
+      </w:r>
+      <w:r>
+        <w:rPr>
+          <w:rFonts w:cstheme="minorHAnsi"/>
+        </w:rPr>
+        <w:t>:</w:t>
+      </w:r>
+      <w:r>
+        <w:rPr>
+          <w:rFonts w:cstheme="minorHAnsi"/>
+        </w:rPr>
+        <w:t>36</w:t>
+      </w:r>
+      <w:r>
+        <w:rPr>
+          <w:rFonts w:cstheme="minorHAnsi"/>
+        </w:rPr>
+        <w:t>/</w:t>
+      </w:r>
+      <w:r>
+        <w:rPr>
+          <w:rFonts w:cstheme="minorHAnsi"/>
+        </w:rPr>
+        <w:t>35:54</w:t>
+      </w:r>
+    </w:p>
+    <w:p>
+      <w:pPr>
+        <w:rPr>
+          <w:rFonts w:cstheme="minorHAnsi"/>
+        </w:rPr>
+      </w:pPr>
+      <w:r>
+        <w:rPr>
+          <w:rFonts w:cstheme="minorHAnsi"/>
+        </w:rPr>
+        <w:t xml:space="preserve">Glorification is the one day, someday reality with God in eternity without </w:t>
+      </w:r>
+      <w:r>
+        <w:rPr>
+          <w:rFonts w:cstheme="minorHAnsi"/>
+        </w:rPr>
+        <w:t xml:space="preserve">broken </w:t>
+      </w:r>
+      <w:r>
+        <w:rPr>
+          <w:rFonts w:cstheme="minorHAnsi"/>
+        </w:rPr>
+        <w:t xml:space="preserve">a </w:t>
+      </w:r>
+      <w:r>
+        <w:rPr>
+          <w:rFonts w:cstheme="minorHAnsi"/>
+        </w:rPr>
+        <w:t>world</w:t>
+      </w:r>
+      <w:r>
+        <w:rPr>
+          <w:rFonts w:cstheme="minorHAnsi"/>
+        </w:rPr>
+        <w:t>,</w:t>
+      </w:r>
+      <w:r>
+        <w:rPr>
+          <w:rFonts w:cstheme="minorHAnsi"/>
+        </w:rPr>
+        <w:t xml:space="preserve"> without sin </w:t>
+      </w:r>
+      <w:r>
+        <w:rPr>
+          <w:rFonts w:cstheme="minorHAnsi"/>
+        </w:rPr>
+        <w:t xml:space="preserve">holding us back. </w:t>
+      </w:r>
+    </w:p>
+    <w:p>
+      <w:pPr>
+        <w:rPr>
+          <w:rFonts w:cstheme="minorHAnsi"/>
+        </w:rPr>
+      </w:pPr>
+    </w:p>
+    <w:p>
+      <w:pPr>
+        <w:rPr>
+          <w:rFonts w:cstheme="minorHAnsi"/>
+        </w:rPr>
+      </w:pPr>
+      <w:r>
+        <w:rPr>
+          <w:rFonts w:cstheme="minorHAnsi"/>
+        </w:rPr>
+        <w:t>28</w:t>
+      </w:r>
+      <w:r>
+        <w:rPr>
+          <w:rFonts w:cstheme="minorHAnsi"/>
+        </w:rPr>
+        <w:t>:</w:t>
+      </w:r>
+      <w:r>
+        <w:rPr>
+          <w:rFonts w:cstheme="minorHAnsi"/>
+        </w:rPr>
+        <w:t>49</w:t>
+      </w:r>
+      <w:r>
+        <w:rPr>
+          <w:rFonts w:cstheme="minorHAnsi"/>
+        </w:rPr>
+        <w:t>/</w:t>
+      </w:r>
+      <w:r>
+        <w:rPr>
+          <w:rFonts w:cstheme="minorHAnsi"/>
+        </w:rPr>
+        <w:t>35:54</w:t>
+      </w:r>
+    </w:p>
+    <w:p>
+      <w:pPr>
+        <w:rPr>
+          <w:rFonts w:cstheme="minorHAnsi"/>
+        </w:rPr>
+      </w:pPr>
+      <w:r>
+        <w:rPr>
+          <w:rFonts w:cstheme="minorHAnsi"/>
+        </w:rPr>
+        <w:t>For us, we would understand it that way, non-Catholic Christians, they  would hold to the theology that salvation is achieved at justification.</w:t>
+      </w:r>
+      <w:r>
+        <w:rPr>
+          <w:rFonts w:cstheme="minorHAnsi"/>
+        </w:rPr>
+        <w:t xml:space="preserve"> Just like the thief on the cross experiences.</w:t>
+      </w:r>
+      <w:r>
+        <w:rPr>
+          <w:rFonts w:cstheme="minorHAnsi"/>
+        </w:rPr>
+        <w:t xml:space="preserve"> </w:t>
+      </w:r>
+    </w:p>
+    <w:p>
+      <w:pPr>
+        <w:rPr>
+          <w:rFonts w:cstheme="minorHAnsi"/>
+        </w:rPr>
+      </w:pPr>
+    </w:p>
+    <w:p>
+      <w:pPr>
+        <w:rPr>
+          <w:rFonts w:cstheme="minorHAnsi"/>
+        </w:rPr>
+      </w:pPr>
+      <w:r>
+        <w:rPr>
+          <w:rFonts w:cstheme="minorHAnsi"/>
+        </w:rPr>
+        <w:t>28</w:t>
+      </w:r>
+      <w:r>
+        <w:rPr>
+          <w:rFonts w:cstheme="minorHAnsi"/>
+        </w:rPr>
+        <w:t>:</w:t>
+      </w:r>
+      <w:r>
+        <w:rPr>
+          <w:rFonts w:cstheme="minorHAnsi"/>
+        </w:rPr>
+        <w:t>54</w:t>
+      </w:r>
+      <w:r>
+        <w:rPr>
+          <w:rFonts w:cstheme="minorHAnsi"/>
+        </w:rPr>
+        <w:t>/</w:t>
+      </w:r>
+      <w:r>
+        <w:rPr>
+          <w:rFonts w:cstheme="minorHAnsi"/>
+        </w:rPr>
+        <w:t>35:54</w:t>
+      </w:r>
+    </w:p>
+    <w:p>
+      <w:pPr>
+        <w:rPr>
+          <w:rFonts w:cstheme="minorHAnsi"/>
+        </w:rPr>
+      </w:pPr>
+      <w:r>
+        <w:rPr>
+          <w:rFonts w:cstheme="minorHAnsi"/>
+        </w:rPr>
+        <w:t xml:space="preserve">But in Roman Catholic theology, </w:t>
+      </w:r>
+      <w:r>
+        <w:rPr>
+          <w:rFonts w:cstheme="minorHAnsi"/>
+        </w:rPr>
+        <w:t xml:space="preserve">you must be appropriately. You </w:t>
+      </w:r>
+      <w:r>
+        <w:rPr>
+          <w:rFonts w:cstheme="minorHAnsi"/>
+        </w:rPr>
+        <w:t xml:space="preserve">need to </w:t>
+      </w:r>
+      <w:r>
+        <w:rPr>
+          <w:rFonts w:cstheme="minorHAnsi"/>
+        </w:rPr>
+        <w:t>have both justified and sanctified.</w:t>
+      </w:r>
+    </w:p>
+    <w:p>
+      <w:pPr>
+        <w:rPr>
+          <w:rFonts w:cstheme="minorHAnsi"/>
+        </w:rPr>
+      </w:pPr>
+    </w:p>
+    <w:p>
+      <w:pPr>
+        <w:rPr>
+          <w:rFonts w:cstheme="minorHAnsi"/>
+        </w:rPr>
+      </w:pPr>
+      <w:r>
+        <w:rPr>
+          <w:rFonts w:cstheme="minorHAnsi"/>
+        </w:rPr>
+        <w:t>2</w:t>
+      </w:r>
+      <w:r>
+        <w:rPr>
+          <w:rFonts w:cstheme="minorHAnsi"/>
+        </w:rPr>
+        <w:t>9</w:t>
+      </w:r>
+      <w:r>
+        <w:rPr>
+          <w:rFonts w:cstheme="minorHAnsi"/>
+        </w:rPr>
+        <w:t>:</w:t>
+      </w:r>
+      <w:r>
+        <w:rPr>
+          <w:rFonts w:cstheme="minorHAnsi"/>
+        </w:rPr>
+        <w:t>20</w:t>
+      </w:r>
+      <w:r>
+        <w:rPr>
+          <w:rFonts w:cstheme="minorHAnsi"/>
+        </w:rPr>
+        <w:t>/</w:t>
+      </w:r>
+      <w:r>
+        <w:rPr>
+          <w:rFonts w:cstheme="minorHAnsi"/>
+        </w:rPr>
+        <w:t>35:54</w:t>
+      </w:r>
+    </w:p>
+    <w:p>
+      <w:pPr>
+        <w:rPr>
+          <w:rFonts w:cstheme="minorHAnsi"/>
+        </w:rPr>
+      </w:pPr>
+      <w:r>
+        <w:rPr>
+          <w:rFonts w:cstheme="minorHAnsi"/>
+        </w:rPr>
+        <w:t>There is a place called purgatory (</w:t>
+      </w:r>
+      <w:r>
+        <w:rPr>
+          <w:rFonts w:cstheme="minorHAnsi"/>
+        </w:rPr>
+        <w:t>煉獄</w:t>
+      </w:r>
+      <w:r>
+        <w:rPr>
+          <w:rFonts w:cstheme="minorHAnsi"/>
+        </w:rPr>
+        <w:t>), between death and heaven. It is a toll booth in eternity where the purification is left undone</w:t>
+      </w:r>
+      <w:r>
+        <w:rPr>
+          <w:rFonts w:cstheme="minorHAnsi"/>
+        </w:rPr>
+        <w:t xml:space="preserve"> </w:t>
+      </w:r>
+      <w:r>
+        <w:rPr>
+          <w:rFonts w:cstheme="minorHAnsi"/>
+        </w:rPr>
+        <w:t>or</w:t>
+      </w:r>
+      <w:r>
+        <w:rPr>
+          <w:rFonts w:cstheme="minorHAnsi"/>
+        </w:rPr>
+        <w:t xml:space="preserve"> completed.</w:t>
+      </w:r>
+      <w:r>
+        <w:rPr>
+          <w:rFonts w:cstheme="minorHAnsi"/>
+        </w:rPr>
+        <w:t xml:space="preserve"> For Christians, it is not dependent on us at all. It </w:t>
+      </w:r>
+    </w:p>
+    <w:p>
+      <w:pPr>
+        <w:rPr>
+          <w:rFonts w:cstheme="minorHAnsi"/>
+        </w:rPr>
+      </w:pPr>
+    </w:p>
+    <w:p>
+      <w:pPr>
+        <w:rPr>
+          <w:rFonts w:cstheme="minorHAnsi"/>
+        </w:rPr>
+      </w:pPr>
+      <w:r>
+        <w:rPr>
+          <w:rFonts w:cstheme="minorHAnsi"/>
+        </w:rPr>
+        <w:t>29</w:t>
+      </w:r>
+      <w:r>
+        <w:rPr>
+          <w:rFonts w:cstheme="minorHAnsi"/>
+        </w:rPr>
+        <w:t>:</w:t>
+      </w:r>
+      <w:r>
+        <w:rPr>
+          <w:rFonts w:cstheme="minorHAnsi"/>
+        </w:rPr>
+        <w:t>55</w:t>
+      </w:r>
+      <w:r>
+        <w:rPr>
+          <w:rFonts w:cstheme="minorHAnsi"/>
+        </w:rPr>
+        <w:t>/</w:t>
+      </w:r>
+      <w:r>
+        <w:rPr>
+          <w:rFonts w:cstheme="minorHAnsi"/>
+        </w:rPr>
+        <w:t>35:54</w:t>
+      </w:r>
+    </w:p>
+    <w:p>
+      <w:pPr>
+        <w:rPr>
+          <w:rFonts w:cstheme="minorHAnsi"/>
+        </w:rPr>
+      </w:pPr>
+      <w:r>
+        <w:rPr>
+          <w:rFonts w:cstheme="minorHAnsi"/>
+        </w:rPr>
+        <w:t xml:space="preserve">Roman Catholicism </w:t>
+      </w:r>
+      <w:r>
+        <w:rPr>
+          <w:rFonts w:cstheme="minorHAnsi"/>
+        </w:rPr>
+        <w:t>are in the tollway for entire life.</w:t>
+      </w:r>
+    </w:p>
+    <w:p>
+      <w:pPr>
+        <w:rPr>
+          <w:rFonts w:cstheme="minorHAnsi"/>
+        </w:rPr>
+      </w:pPr>
+      <w:r>
+        <w:rPr>
+          <w:rFonts w:cstheme="minorHAnsi"/>
+        </w:rPr>
+        <w:t>Protestant Christian are in the freeway for entire life.</w:t>
+      </w:r>
+    </w:p>
+    <w:p>
+      <w:pPr>
+        <w:rPr>
+          <w:rFonts w:cstheme="minorHAnsi"/>
+        </w:rPr>
+      </w:pPr>
+    </w:p>
+    <w:p>
+      <w:pPr>
+        <w:rPr>
+          <w:rFonts w:cstheme="minorHAnsi"/>
+        </w:rPr>
+      </w:pPr>
+      <w:r>
+        <w:rPr>
+          <w:rFonts w:cstheme="minorHAnsi"/>
+        </w:rPr>
+        <w:lastRenderedPageBreak/>
+        <w:t>31</w:t>
+      </w:r>
+      <w:r>
+        <w:rPr>
+          <w:rFonts w:cstheme="minorHAnsi"/>
+        </w:rPr>
+        <w:t>:</w:t>
+      </w:r>
+      <w:r>
+        <w:rPr>
+          <w:rFonts w:cstheme="minorHAnsi"/>
+        </w:rPr>
+        <w:t>36</w:t>
+      </w:r>
+      <w:r>
+        <w:rPr>
+          <w:rFonts w:cstheme="minorHAnsi"/>
+        </w:rPr>
+        <w:t>/</w:t>
+      </w:r>
+      <w:r>
+        <w:rPr>
+          <w:rFonts w:cstheme="minorHAnsi"/>
+        </w:rPr>
+        <w:t>35:54</w:t>
+      </w:r>
+    </w:p>
+    <w:p>
+      <w:pPr>
+        <w:rPr>
+          <w:rFonts w:cstheme="minorHAnsi"/>
+        </w:rPr>
+      </w:pPr>
+      <w:r>
+        <w:rPr>
+          <w:rFonts w:cstheme="minorHAnsi"/>
+        </w:rPr>
+        <w:drawing>
+          <wp:inline distT="0" distB="0" distL="0" distR="0" wp14:anchorId="5B3CF199" wp14:editId="467C37F8">
+            <wp:extent cx="3019425" cy="3019425"/>
+            <wp:effectExtent l="0" t="0" r="9525" b="9525"/>
+            <wp:docPr id="1214155918" name="Picture 1"/>
+            <wp:cNvGraphicFramePr>
+              <a:graphicFrameLocks xmlns:a="http://schemas.openxmlformats.org/drawingml/2006/main" noChangeAspect="1"/>
+            </wp:cNvGraphicFramePr>
+            <a:graphic xmlns:a="http://schemas.openxmlformats.org/drawingml/2006/main">
+              <a:graphicData uri="http://schemas.openxmlformats.org/drawingml/2006/picture">
+                <pic:pic xmlns:pic="http://schemas.openxmlformats.org/drawingml/2006/picture">
+                  <pic:nvPicPr>
+                    <pic:cNvPr id="1214155918" name=""/>
+                    <pic:cNvPicPr/>
+                  </pic:nvPicPr>
+                  <pic:blipFill>
+                    <a:blip r:embed="rId33"/>
+                    <a:stretch>
+                      <a:fillRect/>
+                    </a:stretch>
+                  </pic:blipFill>
+                  <pic:spPr>
+                    <a:xfrm>
+                      <a:off x="0" y="0"/>
+                      <a:ext cx="3019846" cy="3019846"/>
+                    </a:xfrm>
+                    <a:prstGeom prst="rect">
+                      <a:avLst/>
+                    </a:prstGeom>
+                  </pic:spPr>
+                </pic:pic>
+              </a:graphicData>
+            </a:graphic>
+          </wp:inline>
+        </w:drawing>
+      </w:r>
+    </w:p>
+    <w:p>
+      <w:pPr>
+        <w:rPr>
+          <w:rFonts w:cstheme="minorHAnsi"/>
+        </w:rPr>
+      </w:pPr>
+    </w:p>
+    <w:p>
+      <w:pPr>
+        <w:rPr>
+          <w:rFonts w:cstheme="minorHAnsi"/>
+        </w:rPr>
+      </w:pPr>
+      <w:r>
+        <w:rPr>
+          <w:rFonts w:cstheme="minorHAnsi"/>
+        </w:rPr>
+        <w:t xml:space="preserve">The image displays a children's educational poster titled </w:t>
+      </w:r>
+      <w:r>
+        <w:rPr>
+          <w:rFonts w:cstheme="minorHAnsi"/>
+          <w:b/>
+          <w:bCs/>
+        </w:rPr>
+        <w:t>"The Romans Road"</w:t>
+      </w:r>
+      <w:r>
+        <w:rPr>
+          <w:rFonts w:cstheme="minorHAnsi"/>
+        </w:rPr>
+        <w:t xml:space="preserve">, which is a popular evangelical method using verses from the New Testament Book of Romans to explain the Christian plan of salvation. </w:t>
+      </w:r>
+    </w:p>
+    <w:p>
+      <w:pPr>
+        <w:rPr>
+          <w:rFonts w:cstheme="minorHAnsi"/>
+        </w:rPr>
+      </w:pPr>
+      <w:r>
+        <w:rPr>
+          <w:rFonts w:cstheme="minorHAnsi"/>
+        </w:rPr>
+        <w:t>Here are the traditional Chinese translations for the title, subtitles, and the 5 specific steps illustrated along the path:</w:t>
+      </w:r>
+    </w:p>
+    <w:p>
+      <w:pPr>
+        <w:rPr>
+          <w:rFonts w:cstheme="minorHAnsi"/>
+          <w:b/>
+          <w:bCs/>
+        </w:rPr>
+      </w:pPr>
+      <w:r>
+        <w:rPr>
+          <w:rFonts w:cstheme="minorHAnsi"/>
+          <w:b/>
+          <w:bCs/>
+        </w:rPr>
+        <w:t>Main Titles &amp; Theme</w:t>
+      </w:r>
+    </w:p>
+    <w:p>
+      <w:pPr>
+        <w:numPr>
+          <w:ilvl w:val="0"/>
+          <w:numId w:val="81"/>
+        </w:numPr>
+        <w:rPr>
+          <w:rFonts w:cstheme="minorHAnsi"/>
+        </w:rPr>
+      </w:pPr>
+      <w:r>
+        <w:rPr>
+          <w:rFonts w:cstheme="minorHAnsi"/>
+          <w:b/>
+          <w:bCs/>
+        </w:rPr>
+        <w:t>The Romans Road</w:t>
+      </w:r>
+    </w:p>
+    <w:p>
+      <w:pPr>
+        <w:numPr>
+          <w:ilvl w:val="1"/>
+          <w:numId w:val="81"/>
+        </w:numPr>
+        <w:rPr>
+          <w:rFonts w:cstheme="minorHAnsi"/>
+        </w:rPr>
+      </w:pPr>
+      <w:proofErr w:type="spellStart"/>
+      <w:r>
+        <w:rPr>
+          <w:rFonts w:cstheme="minorHAnsi"/>
+          <w:b/>
+          <w:bCs/>
+        </w:rPr>
+        <w:t>羅馬路</w:t>
+      </w:r>
+      <w:proofErr w:type="spellEnd"/>
+      <w:r>
+        <w:rPr>
+          <w:rFonts w:cstheme="minorHAnsi"/>
+        </w:rPr>
+        <w:t xml:space="preserve"> (</w:t>
+      </w:r>
+      <w:proofErr w:type="spellStart"/>
+      <w:r>
+        <w:rPr>
+          <w:rFonts w:cstheme="minorHAnsi"/>
+          <w:i/>
+          <w:iCs/>
+        </w:rPr>
+        <w:t>Luómǎ</w:t>
+      </w:r>
+      <w:proofErr w:type="spellEnd"/>
+      <w:r>
+        <w:rPr>
+          <w:rFonts w:cstheme="minorHAnsi"/>
+          <w:i/>
+          <w:iCs/>
+        </w:rPr>
+        <w:t xml:space="preserve"> </w:t>
+      </w:r>
+      <w:proofErr w:type="spellStart"/>
+      <w:r>
+        <w:rPr>
+          <w:rFonts w:cstheme="minorHAnsi"/>
+          <w:i/>
+          <w:iCs/>
+        </w:rPr>
+        <w:t>lù</w:t>
+      </w:r>
+      <w:proofErr w:type="spellEnd"/>
+      <w:r>
+        <w:rPr>
+          <w:rFonts w:cstheme="minorHAnsi"/>
+        </w:rPr>
+        <w:t>)</w:t>
+      </w:r>
+    </w:p>
+    <w:p>
+      <w:pPr>
+        <w:numPr>
+          <w:ilvl w:val="0"/>
+          <w:numId w:val="81"/>
+        </w:numPr>
+        <w:rPr>
+          <w:rFonts w:cstheme="minorHAnsi"/>
+        </w:rPr>
+      </w:pPr>
+      <w:r>
+        <w:rPr>
+          <w:rFonts w:cstheme="minorHAnsi"/>
+          <w:b/>
+          <w:bCs/>
+        </w:rPr>
+        <w:t>Our Need. God's Love. A New Life.</w:t>
+      </w:r>
+    </w:p>
+    <w:p>
+      <w:pPr>
+        <w:numPr>
+          <w:ilvl w:val="1"/>
+          <w:numId w:val="81"/>
+        </w:numPr>
+        <w:rPr>
+          <w:rFonts w:cstheme="minorHAnsi"/>
+        </w:rPr>
+      </w:pPr>
+      <w:proofErr w:type="spellStart"/>
+      <w:r>
+        <w:rPr>
+          <w:rFonts w:cstheme="minorHAnsi"/>
+          <w:b/>
+          <w:bCs/>
+        </w:rPr>
+        <w:t>我們的需要。神的愛。全新的生命</w:t>
+      </w:r>
+      <w:proofErr w:type="spellEnd"/>
+      <w:r>
+        <w:rPr>
+          <w:rFonts w:cstheme="minorHAnsi"/>
+          <w:b/>
+          <w:bCs/>
+        </w:rPr>
+        <w:t>。</w:t>
+      </w:r>
+      <w:r>
+        <w:rPr>
+          <w:rFonts w:cstheme="minorHAnsi"/>
+        </w:rPr>
+        <w:t xml:space="preserve"> (</w:t>
+      </w:r>
+      <w:proofErr w:type="spellStart"/>
+      <w:r>
+        <w:rPr>
+          <w:rFonts w:cstheme="minorHAnsi"/>
+          <w:i/>
+          <w:iCs/>
+        </w:rPr>
+        <w:t>Wǒmen</w:t>
+      </w:r>
+      <w:proofErr w:type="spellEnd"/>
+      <w:r>
+        <w:rPr>
+          <w:rFonts w:cstheme="minorHAnsi"/>
+          <w:i/>
+          <w:iCs/>
+        </w:rPr>
+        <w:t xml:space="preserve"> de </w:t>
+      </w:r>
+      <w:proofErr w:type="spellStart"/>
+      <w:r>
+        <w:rPr>
+          <w:rFonts w:cstheme="minorHAnsi"/>
+          <w:i/>
+          <w:iCs/>
+        </w:rPr>
+        <w:t>xūyào</w:t>
+      </w:r>
+      <w:proofErr w:type="spellEnd"/>
+      <w:r>
+        <w:rPr>
+          <w:rFonts w:cstheme="minorHAnsi"/>
+          <w:i/>
+          <w:iCs/>
+        </w:rPr>
+        <w:t xml:space="preserve">. </w:t>
+      </w:r>
+      <w:proofErr w:type="spellStart"/>
+      <w:r>
+        <w:rPr>
+          <w:rFonts w:cstheme="minorHAnsi"/>
+          <w:i/>
+          <w:iCs/>
+        </w:rPr>
+        <w:t>Shén</w:t>
+      </w:r>
+      <w:proofErr w:type="spellEnd"/>
+      <w:r>
+        <w:rPr>
+          <w:rFonts w:cstheme="minorHAnsi"/>
+          <w:i/>
+          <w:iCs/>
+        </w:rPr>
+        <w:t xml:space="preserve"> de </w:t>
+      </w:r>
+      <w:proofErr w:type="spellStart"/>
+      <w:r>
+        <w:rPr>
+          <w:rFonts w:cstheme="minorHAnsi"/>
+          <w:i/>
+          <w:iCs/>
+        </w:rPr>
+        <w:t>ài</w:t>
+      </w:r>
+      <w:proofErr w:type="spellEnd"/>
+      <w:r>
+        <w:rPr>
+          <w:rFonts w:cstheme="minorHAnsi"/>
+          <w:i/>
+          <w:iCs/>
+        </w:rPr>
+        <w:t xml:space="preserve">. </w:t>
+      </w:r>
+      <w:proofErr w:type="spellStart"/>
+      <w:r>
+        <w:rPr>
+          <w:rFonts w:cstheme="minorHAnsi"/>
+          <w:i/>
+          <w:iCs/>
+        </w:rPr>
+        <w:t>Quánxīn</w:t>
+      </w:r>
+      <w:proofErr w:type="spellEnd"/>
+      <w:r>
+        <w:rPr>
+          <w:rFonts w:cstheme="minorHAnsi"/>
+          <w:i/>
+          <w:iCs/>
+        </w:rPr>
+        <w:t xml:space="preserve"> de </w:t>
+      </w:r>
+      <w:proofErr w:type="spellStart"/>
+      <w:r>
+        <w:rPr>
+          <w:rFonts w:cstheme="minorHAnsi"/>
+          <w:i/>
+          <w:iCs/>
+        </w:rPr>
+        <w:t>shēngmìng</w:t>
+      </w:r>
+      <w:proofErr w:type="spellEnd"/>
+      <w:r>
+        <w:rPr>
+          <w:rFonts w:cstheme="minorHAnsi"/>
+          <w:i/>
+          <w:iCs/>
+        </w:rPr>
+        <w:t>.</w:t>
+      </w:r>
+      <w:r>
+        <w:rPr>
+          <w:rFonts w:cstheme="minorHAnsi"/>
+        </w:rPr>
+        <w:t>)</w:t>
+      </w:r>
+    </w:p>
+    <w:p>
+      <w:pPr>
+        <w:rPr>
+          <w:rFonts w:cstheme="minorHAnsi"/>
+        </w:rPr>
+      </w:pPr>
+      <w:r>
+        <w:rPr>
+          <w:rFonts w:cstheme="minorHAnsi"/>
+        </w:rPr>
+        <w:pict w14:anchorId="62D1C5A5">
+          <v:rect id="_x0000_i1032" style="width:0;height:1.5pt" o:hralign="center" o:hrstd="t" o:hr="t" fillcolor="#a0a0a0" stroked="f"/>
+        </w:pict>
+      </w:r>
+    </w:p>
+    <w:p>
+      <w:pPr>
+        <w:rPr>
+          <w:rFonts w:cstheme="minorHAnsi"/>
+          <w:b/>
+          <w:bCs/>
+        </w:rPr>
+      </w:pPr>
+      <w:r>
+        <w:rPr>
+          <w:rFonts w:cstheme="minorHAnsi"/>
+          <w:b/>
+          <w:bCs/>
+        </w:rPr>
+        <w:t>The 5 Steps of the Romans Road</w:t>
+      </w:r>
+    </w:p>
+    <w:p>
+      <w:pPr>
+        <w:rPr>
+          <w:rFonts w:cstheme="minorHAnsi"/>
+          <w:b/>
+          <w:bCs/>
+        </w:rPr>
+      </w:pPr>
+      <w:r>
+        <w:rPr>
+          <w:rFonts w:cstheme="minorHAnsi"/>
+          <w:b/>
+          <w:bCs/>
+        </w:rPr>
+        <w:t>1. We All Fall Short (Romans 3:23)</w:t>
+      </w:r>
+    </w:p>
+    <w:p>
+      <w:pPr>
+        <w:numPr>
+          <w:ilvl w:val="0"/>
+          <w:numId w:val="82"/>
+        </w:numPr>
+        <w:rPr>
+          <w:rFonts w:cstheme="minorHAnsi"/>
+        </w:rPr>
+      </w:pPr>
+      <w:r>
+        <w:rPr>
+          <w:rFonts w:cstheme="minorHAnsi"/>
+          <w:b/>
+          <w:bCs/>
+        </w:rPr>
+        <w:t>Traditional Chinese Step Title</w:t>
+      </w:r>
+      <w:r>
+        <w:rPr>
+          <w:rFonts w:cstheme="minorHAnsi"/>
+        </w:rPr>
+        <w:t xml:space="preserve">: </w:t>
+      </w:r>
+      <w:proofErr w:type="spellStart"/>
+      <w:r>
+        <w:rPr>
+          <w:rFonts w:cstheme="minorHAnsi"/>
+          <w:b/>
+          <w:bCs/>
+        </w:rPr>
+        <w:t>我們都犯了罪</w:t>
+      </w:r>
+      <w:proofErr w:type="spellEnd"/>
+      <w:r>
+        <w:rPr>
+          <w:rFonts w:cstheme="minorHAnsi"/>
+        </w:rPr>
+        <w:t xml:space="preserve"> (or </w:t>
+      </w:r>
+      <w:proofErr w:type="spellStart"/>
+      <w:r>
+        <w:rPr>
+          <w:rFonts w:cstheme="minorHAnsi"/>
+          <w:b/>
+          <w:bCs/>
+        </w:rPr>
+        <w:t>眾人都虧缺了神的榮耀</w:t>
+      </w:r>
+      <w:proofErr w:type="spellEnd"/>
+      <w:r>
+        <w:rPr>
+          <w:rFonts w:cstheme="minorHAnsi"/>
+        </w:rPr>
+        <w:t>)</w:t>
+      </w:r>
+    </w:p>
+    <w:p>
+      <w:pPr>
+        <w:numPr>
+          <w:ilvl w:val="0"/>
+          <w:numId w:val="82"/>
+        </w:numPr>
+        <w:rPr>
+          <w:rFonts w:cstheme="minorHAnsi"/>
+        </w:rPr>
+      </w:pPr>
+      <w:r>
+        <w:rPr>
+          <w:rFonts w:cstheme="minorHAnsi"/>
+          <w:b/>
+          <w:bCs/>
+        </w:rPr>
+        <w:t>Bible Verse Translation (CUV)</w:t>
+      </w:r>
+      <w:r>
+        <w:rPr>
+          <w:rFonts w:cstheme="minorHAnsi"/>
+        </w:rPr>
+        <w:t xml:space="preserve">: </w:t>
+      </w:r>
+      <w:r>
+        <w:rPr>
+          <w:rFonts w:cstheme="minorHAnsi"/>
+        </w:rPr>
+        <w:t>「</w:t>
+      </w:r>
+      <w:proofErr w:type="spellStart"/>
+      <w:r>
+        <w:rPr>
+          <w:rFonts w:cstheme="minorHAnsi"/>
+        </w:rPr>
+        <w:t>因為世人都犯了罪，虧缺了神的榮耀</w:t>
+      </w:r>
+      <w:proofErr w:type="spellEnd"/>
+      <w:r>
+        <w:rPr>
+          <w:rFonts w:cstheme="minorHAnsi"/>
+        </w:rPr>
+        <w:t>。」</w:t>
+      </w:r>
+    </w:p>
+    <w:p>
+      <w:pPr>
+        <w:rPr>
+          <w:rFonts w:cstheme="minorHAnsi"/>
+          <w:b/>
+          <w:bCs/>
+        </w:rPr>
+      </w:pPr>
+      <w:r>
+        <w:rPr>
+          <w:rFonts w:cstheme="minorHAnsi"/>
+          <w:b/>
+          <w:bCs/>
+        </w:rPr>
+        <w:t>2. Sin Has a Cost (Romans 6:23)</w:t>
+      </w:r>
+    </w:p>
+    <w:p>
+      <w:pPr>
+        <w:numPr>
+          <w:ilvl w:val="0"/>
+          <w:numId w:val="83"/>
+        </w:numPr>
+        <w:rPr>
+          <w:rFonts w:cstheme="minorHAnsi"/>
+        </w:rPr>
+      </w:pPr>
+      <w:r>
+        <w:rPr>
+          <w:rFonts w:cstheme="minorHAnsi"/>
+          <w:b/>
+          <w:bCs/>
+        </w:rPr>
+        <w:t>Traditional Chinese Step Title</w:t>
+      </w:r>
+      <w:r>
+        <w:rPr>
+          <w:rFonts w:cstheme="minorHAnsi"/>
+        </w:rPr>
+        <w:t xml:space="preserve">: </w:t>
+      </w:r>
+      <w:proofErr w:type="spellStart"/>
+      <w:r>
+        <w:rPr>
+          <w:rFonts w:cstheme="minorHAnsi"/>
+          <w:b/>
+          <w:bCs/>
+        </w:rPr>
+        <w:t>罪的代價</w:t>
+      </w:r>
+      <w:proofErr w:type="spellEnd"/>
+    </w:p>
+    <w:p>
+      <w:pPr>
+        <w:numPr>
+          <w:ilvl w:val="0"/>
+          <w:numId w:val="83"/>
+        </w:numPr>
+        <w:rPr>
+          <w:rFonts w:cstheme="minorHAnsi"/>
+        </w:rPr>
+      </w:pPr>
+      <w:r>
+        <w:rPr>
+          <w:rFonts w:cstheme="minorHAnsi"/>
+          <w:b/>
+          <w:bCs/>
+        </w:rPr>
+        <w:t>Bible Verse Translation (CUV)</w:t>
+      </w:r>
+      <w:r>
+        <w:rPr>
+          <w:rFonts w:cstheme="minorHAnsi"/>
+        </w:rPr>
+        <w:t xml:space="preserve">: </w:t>
+      </w:r>
+      <w:r>
+        <w:rPr>
+          <w:rFonts w:cstheme="minorHAnsi"/>
+        </w:rPr>
+        <w:t>「</w:t>
+      </w:r>
+      <w:proofErr w:type="spellStart"/>
+      <w:r>
+        <w:rPr>
+          <w:rFonts w:cstheme="minorHAnsi"/>
+        </w:rPr>
+        <w:t>因為罪的工價乃是死；唯有神的恩賜，在我們的主基督耶穌裡，乃是永生</w:t>
+      </w:r>
+      <w:proofErr w:type="spellEnd"/>
+      <w:r>
+        <w:rPr>
+          <w:rFonts w:cstheme="minorHAnsi"/>
+        </w:rPr>
+        <w:t>。」</w:t>
+      </w:r>
+      <w:r>
+        <w:rPr>
+          <w:rFonts w:cstheme="minorHAnsi"/>
+        </w:rPr>
+        <w:t xml:space="preserve"> [</w:t>
+      </w:r>
+      <w:hyperlink r:id="rId34" w:history="1">
+        <w:r>
+          <w:rPr>
+            <w:rStyle w:val="Hyperlink"/>
+            <w:rFonts w:cstheme="minorHAnsi"/>
+          </w:rPr>
+          <w:t>1</w:t>
+        </w:r>
+      </w:hyperlink>
+      <w:r>
+        <w:rPr>
+          <w:rFonts w:cstheme="minorHAnsi"/>
+        </w:rPr>
+        <w:t>]</w:t>
+      </w:r>
+    </w:p>
+    <w:p>
+      <w:pPr>
+        <w:rPr>
+          <w:rFonts w:cstheme="minorHAnsi"/>
+          <w:b/>
+          <w:bCs/>
+        </w:rPr>
+      </w:pPr>
+      <w:r>
+        <w:rPr>
+          <w:rFonts w:cstheme="minorHAnsi"/>
+          <w:b/>
+          <w:bCs/>
+        </w:rPr>
+        <w:t>3. Jesus Came for Us (Romans 5:8)</w:t>
+      </w:r>
+    </w:p>
+    <w:p>
+      <w:pPr>
+        <w:numPr>
+          <w:ilvl w:val="0"/>
+          <w:numId w:val="84"/>
+        </w:numPr>
+        <w:rPr>
+          <w:rFonts w:cstheme="minorHAnsi"/>
+        </w:rPr>
+      </w:pPr>
+      <w:r>
+        <w:rPr>
+          <w:rFonts w:cstheme="minorHAnsi"/>
+          <w:b/>
+          <w:bCs/>
+        </w:rPr>
+        <w:t>Traditional Chinese Step Title</w:t>
+      </w:r>
+      <w:r>
+        <w:rPr>
+          <w:rFonts w:cstheme="minorHAnsi"/>
+        </w:rPr>
+        <w:t xml:space="preserve">: </w:t>
+      </w:r>
+      <w:proofErr w:type="spellStart"/>
+      <w:r>
+        <w:rPr>
+          <w:rFonts w:cstheme="minorHAnsi"/>
+          <w:b/>
+          <w:bCs/>
+        </w:rPr>
+        <w:t>耶穌為我們而來</w:t>
+      </w:r>
+      <w:proofErr w:type="spellEnd"/>
+    </w:p>
+    <w:p>
+      <w:pPr>
+        <w:numPr>
+          <w:ilvl w:val="0"/>
+          <w:numId w:val="84"/>
+        </w:numPr>
+        <w:rPr>
+          <w:rFonts w:cstheme="minorHAnsi"/>
+        </w:rPr>
+      </w:pPr>
+      <w:r>
+        <w:rPr>
+          <w:rFonts w:cstheme="minorHAnsi"/>
+          <w:b/>
+          <w:bCs/>
+        </w:rPr>
+        <w:t>Bible Verse Translation (CUV)</w:t>
+      </w:r>
+      <w:r>
+        <w:rPr>
+          <w:rFonts w:cstheme="minorHAnsi"/>
+        </w:rPr>
+        <w:t xml:space="preserve">: </w:t>
+      </w:r>
+      <w:r>
+        <w:rPr>
+          <w:rFonts w:cstheme="minorHAnsi"/>
+        </w:rPr>
+        <w:t>「</w:t>
+      </w:r>
+      <w:proofErr w:type="spellStart"/>
+      <w:r>
+        <w:rPr>
+          <w:rFonts w:cstheme="minorHAnsi"/>
+        </w:rPr>
+        <w:t>唯有基督在我們還作罪人的時候為我們死，神的愛就在此向我們顯明了</w:t>
+      </w:r>
+      <w:proofErr w:type="spellEnd"/>
+      <w:r>
+        <w:rPr>
+          <w:rFonts w:cstheme="minorHAnsi"/>
+        </w:rPr>
+        <w:t>。」</w:t>
+      </w:r>
+      <w:r>
+        <w:rPr>
+          <w:rFonts w:cstheme="minorHAnsi"/>
+        </w:rPr>
+        <w:t xml:space="preserve"> [</w:t>
+      </w:r>
+      <w:hyperlink r:id="rId35" w:history="1">
+        <w:r>
+          <w:rPr>
+            <w:rStyle w:val="Hyperlink"/>
+            <w:rFonts w:cstheme="minorHAnsi"/>
+          </w:rPr>
+          <w:t>1</w:t>
+        </w:r>
+      </w:hyperlink>
+      <w:r>
+        <w:rPr>
+          <w:rFonts w:cstheme="minorHAnsi"/>
+        </w:rPr>
+        <w:t>]</w:t>
+      </w:r>
+    </w:p>
+    <w:p>
+      <w:pPr>
+        <w:rPr>
+          <w:rFonts w:cstheme="minorHAnsi"/>
+          <w:b/>
+          <w:bCs/>
+        </w:rPr>
+      </w:pPr>
+      <w:r>
+        <w:rPr>
+          <w:rFonts w:cstheme="minorHAnsi"/>
+          <w:b/>
+          <w:bCs/>
+        </w:rPr>
+        <w:t>4. Believe and Receive (Romans 10:9)</w:t>
+      </w:r>
+    </w:p>
+    <w:p>
+      <w:pPr>
+        <w:numPr>
+          <w:ilvl w:val="0"/>
+          <w:numId w:val="85"/>
+        </w:numPr>
+        <w:rPr>
+          <w:rFonts w:cstheme="minorHAnsi"/>
+        </w:rPr>
+      </w:pPr>
+      <w:r>
+        <w:rPr>
+          <w:rFonts w:cstheme="minorHAnsi"/>
+          <w:b/>
+          <w:bCs/>
+        </w:rPr>
+        <w:t>Traditional Chinese Step Title</w:t>
+      </w:r>
+      <w:r>
+        <w:rPr>
+          <w:rFonts w:cstheme="minorHAnsi"/>
+        </w:rPr>
+        <w:t xml:space="preserve">: </w:t>
+      </w:r>
+      <w:proofErr w:type="spellStart"/>
+      <w:r>
+        <w:rPr>
+          <w:rFonts w:cstheme="minorHAnsi"/>
+          <w:b/>
+          <w:bCs/>
+        </w:rPr>
+        <w:t>相信與接受</w:t>
+      </w:r>
+      <w:proofErr w:type="spellEnd"/>
+    </w:p>
+    <w:p>
+      <w:pPr>
+        <w:numPr>
+          <w:ilvl w:val="0"/>
+          <w:numId w:val="85"/>
+        </w:numPr>
+        <w:rPr>
+          <w:rFonts w:cstheme="minorHAnsi"/>
+        </w:rPr>
+      </w:pPr>
+      <w:r>
+        <w:rPr>
+          <w:rFonts w:cstheme="minorHAnsi"/>
+          <w:b/>
+          <w:bCs/>
+        </w:rPr>
+        <w:lastRenderedPageBreak/>
+        <w:t>Bible Verse Translation (CUV)</w:t>
+      </w:r>
+      <w:r>
+        <w:rPr>
+          <w:rFonts w:cstheme="minorHAnsi"/>
+        </w:rPr>
+        <w:t xml:space="preserve">: </w:t>
+      </w:r>
+      <w:r>
+        <w:rPr>
+          <w:rFonts w:cstheme="minorHAnsi"/>
+        </w:rPr>
+        <w:t>「</w:t>
+      </w:r>
+      <w:proofErr w:type="spellStart"/>
+      <w:r>
+        <w:rPr>
+          <w:rFonts w:cstheme="minorHAnsi"/>
+        </w:rPr>
+        <w:t>你若口裡認耶穌為主，心裡信神叫他從死裡復活，就必得救</w:t>
+      </w:r>
+      <w:proofErr w:type="spellEnd"/>
+      <w:r>
+        <w:rPr>
+          <w:rFonts w:cstheme="minorHAnsi"/>
+        </w:rPr>
+        <w:t>。」</w:t>
+      </w:r>
+    </w:p>
+    <w:p>
+      <w:pPr>
+        <w:rPr>
+          <w:rFonts w:cstheme="minorHAnsi"/>
+          <w:b/>
+          <w:bCs/>
+        </w:rPr>
+      </w:pPr>
+      <w:r>
+        <w:rPr>
+          <w:rFonts w:cstheme="minorHAnsi"/>
+          <w:b/>
+          <w:bCs/>
+        </w:rPr>
+        <w:t>5. Everyone Who Calls Is Saved (Romans 10:13)</w:t>
+      </w:r>
+    </w:p>
+    <w:p>
+      <w:pPr>
+        <w:numPr>
+          <w:ilvl w:val="0"/>
+          <w:numId w:val="86"/>
+        </w:numPr>
+        <w:rPr>
+          <w:rFonts w:cstheme="minorHAnsi"/>
+        </w:rPr>
+      </w:pPr>
+      <w:r>
+        <w:rPr>
+          <w:rFonts w:cstheme="minorHAnsi"/>
+          <w:b/>
+          <w:bCs/>
+        </w:rPr>
+        <w:t>Traditional Chinese Step Title</w:t>
+      </w:r>
+      <w:r>
+        <w:rPr>
+          <w:rFonts w:cstheme="minorHAnsi"/>
+        </w:rPr>
+        <w:t xml:space="preserve">: </w:t>
+      </w:r>
+      <w:proofErr w:type="spellStart"/>
+      <w:r>
+        <w:rPr>
+          <w:rFonts w:cstheme="minorHAnsi"/>
+          <w:b/>
+          <w:bCs/>
+        </w:rPr>
+        <w:t>凡求告主名的就必得救</w:t>
+      </w:r>
+      <w:proofErr w:type="spellEnd"/>
+    </w:p>
+    <w:p>
+      <w:pPr>
+        <w:numPr>
+          <w:ilvl w:val="0"/>
+          <w:numId w:val="86"/>
+        </w:numPr>
+        <w:rPr>
+          <w:rFonts w:cstheme="minorHAnsi"/>
+        </w:rPr>
+      </w:pPr>
+      <w:r>
+        <w:rPr>
+          <w:rFonts w:cstheme="minorHAnsi"/>
+          <w:b/>
+          <w:bCs/>
+        </w:rPr>
+        <w:t>Bible Verse Translation (CUV)</w:t>
+      </w:r>
+      <w:r>
+        <w:rPr>
+          <w:rFonts w:cstheme="minorHAnsi"/>
+        </w:rPr>
+        <w:t xml:space="preserve">: </w:t>
+      </w:r>
+      <w:r>
+        <w:rPr>
+          <w:rFonts w:cstheme="minorHAnsi"/>
+        </w:rPr>
+        <w:t>「</w:t>
+      </w:r>
+      <w:proofErr w:type="spellStart"/>
+      <w:r>
+        <w:rPr>
+          <w:rFonts w:cstheme="minorHAnsi"/>
+        </w:rPr>
+        <w:t>因為『凡求告主名的，就必得救</w:t>
+      </w:r>
+      <w:proofErr w:type="spellEnd"/>
+      <w:r>
+        <w:rPr>
+          <w:rFonts w:cstheme="minorHAnsi"/>
+        </w:rPr>
+        <w:t>。』」</w:t>
+      </w:r>
+    </w:p>
+    <w:p>
+      <w:pPr>
+        <w:rPr>
+          <w:rFonts w:cstheme="minorHAnsi"/>
+        </w:rPr>
+      </w:pPr>
+    </w:p>
+    <w:p>
+      <w:pPr>
+        <w:rPr>
+          <w:rFonts w:cstheme="minorHAnsi"/>
+        </w:rPr>
+      </w:pPr>
+      <w:r>
+        <w:rPr>
+          <w:rFonts w:cstheme="minorHAnsi"/>
+        </w:rPr>
+        <w:t>31</w:t>
+      </w:r>
+      <w:r>
+        <w:rPr>
+          <w:rFonts w:cstheme="minorHAnsi"/>
+        </w:rPr>
+        <w:t>:</w:t>
+      </w:r>
+      <w:r>
+        <w:rPr>
+          <w:rFonts w:cstheme="minorHAnsi"/>
+        </w:rPr>
+        <w:t>30</w:t>
+      </w:r>
+      <w:r>
+        <w:rPr>
+          <w:rFonts w:cstheme="minorHAnsi"/>
+        </w:rPr>
+        <w:t>/</w:t>
+      </w:r>
+      <w:r>
+        <w:rPr>
+          <w:rFonts w:cstheme="minorHAnsi"/>
+        </w:rPr>
+        <w:t>35:54</w:t>
+      </w:r>
+    </w:p>
+    <w:p>
+      <w:pPr>
+        <w:rPr>
+          <w:rFonts w:cstheme="minorHAnsi"/>
+        </w:rPr>
+      </w:pPr>
+      <w:r>
+        <w:rPr>
+          <w:rFonts w:cstheme="minorHAnsi"/>
+        </w:rPr>
+        <w:t>1. We are all fall short.</w:t>
+      </w:r>
+    </w:p>
+    <w:p>
+      <w:pPr>
+        <w:rPr>
+          <w:rFonts w:cstheme="minorHAnsi"/>
+        </w:rPr>
+      </w:pPr>
+      <w:r>
+        <w:rPr>
+          <w:rFonts w:cstheme="minorHAnsi"/>
+        </w:rPr>
+        <w:t>2. Sin has a cost</w:t>
+      </w:r>
+    </w:p>
+    <w:p>
+      <w:pPr>
+        <w:rPr>
+          <w:rFonts w:cstheme="minorHAnsi"/>
+        </w:rPr>
+      </w:pPr>
+      <w:r>
+        <w:rPr>
+          <w:rFonts w:cstheme="minorHAnsi"/>
+        </w:rPr>
+        <w:t>3. Jesus loves us and came to save us.</w:t>
+      </w:r>
+    </w:p>
+    <w:p>
+      <w:pPr>
+        <w:rPr>
+          <w:rFonts w:cstheme="minorHAnsi"/>
+        </w:rPr>
+      </w:pPr>
+      <w:r>
+        <w:rPr>
+          <w:rFonts w:cstheme="minorHAnsi"/>
+        </w:rPr>
+        <w:t>4. Believe and Receive</w:t>
+      </w:r>
+      <w:r>
+        <w:rPr>
+          <w:rFonts w:cstheme="minorHAnsi"/>
+        </w:rPr>
+        <w:t xml:space="preserve"> grace</w:t>
+      </w:r>
+    </w:p>
+    <w:p>
+      <w:pPr>
+        <w:rPr>
+          <w:rFonts w:cstheme="minorHAnsi"/>
+        </w:rPr>
+      </w:pPr>
+      <w:r>
+        <w:rPr>
+          <w:rFonts w:cstheme="minorHAnsi"/>
+        </w:rPr>
+        <w:t>5. Everyone call Jesus is saved.</w:t>
+      </w:r>
+    </w:p>
+    <w:p>
+      <w:pPr>
+        <w:rPr>
+          <w:rFonts w:cstheme="minorHAnsi"/>
+        </w:rPr>
+      </w:pPr>
+    </w:p>
+    <w:p>
+      <w:pPr>
+        <w:rPr>
+          <w:rFonts w:cstheme="minorHAnsi"/>
+        </w:rPr>
+      </w:pPr>
+      <w:r>
+        <w:rPr>
+          <w:rFonts w:cstheme="minorHAnsi"/>
+        </w:rPr>
+        <w:t>3</w:t>
+      </w:r>
+      <w:r>
+        <w:rPr>
+          <w:rFonts w:cstheme="minorHAnsi"/>
+        </w:rPr>
+        <w:t>2</w:t>
+      </w:r>
+      <w:r>
+        <w:rPr>
+          <w:rFonts w:cstheme="minorHAnsi"/>
+        </w:rPr>
+        <w:t>:</w:t>
+      </w:r>
+      <w:r>
+        <w:rPr>
+          <w:rFonts w:cstheme="minorHAnsi"/>
+        </w:rPr>
+        <w:t>3</w:t>
+      </w:r>
+      <w:r>
+        <w:rPr>
+          <w:rFonts w:cstheme="minorHAnsi"/>
+        </w:rPr>
+        <w:t>8</w:t>
+      </w:r>
+      <w:r>
+        <w:rPr>
+          <w:rFonts w:cstheme="minorHAnsi"/>
+        </w:rPr>
+        <w:t>/</w:t>
+      </w:r>
+      <w:r>
+        <w:rPr>
+          <w:rFonts w:cstheme="minorHAnsi"/>
+        </w:rPr>
+        <w:t>35:54</w:t>
+      </w:r>
+    </w:p>
+    <w:p>
+      <w:pPr>
+        <w:rPr>
+          <w:rFonts w:cstheme="minorHAnsi"/>
+        </w:rPr>
+      </w:pPr>
+      <w:r>
+        <w:rPr>
+          <w:rFonts w:cstheme="minorHAnsi"/>
+        </w:rPr>
+        <w:drawing>
+          <wp:inline distT="0" distB="0" distL="0" distR="0" wp14:anchorId="44EA894D" wp14:editId="74A23B64">
+            <wp:extent cx="2438740" cy="1571844"/>
+            <wp:effectExtent l="0" t="0" r="0" b="9525"/>
+            <wp:docPr id="1494774682" name="Picture 1"/>
+            <wp:cNvGraphicFramePr>
+              <a:graphicFrameLocks xmlns:a="http://schemas.openxmlformats.org/drawingml/2006/main" noChangeAspect="1"/>
+            </wp:cNvGraphicFramePr>
+            <a:graphic xmlns:a="http://schemas.openxmlformats.org/drawingml/2006/main">
+              <a:graphicData uri="http://schemas.openxmlformats.org/drawingml/2006/picture">
+                <pic:pic xmlns:pic="http://schemas.openxmlformats.org/drawingml/2006/picture">
+                  <pic:nvPicPr>
+                    <pic:cNvPr id="1494774682" name=""/>
+                    <pic:cNvPicPr/>
+                  </pic:nvPicPr>
+                  <pic:blipFill>
+                    <a:blip r:embed="rId36"/>
+                    <a:stretch>
+                      <a:fillRect/>
+                    </a:stretch>
+                  </pic:blipFill>
+                  <pic:spPr>
+                    <a:xfrm>
+                      <a:off x="0" y="0"/>
+                      <a:ext cx="2438740" cy="1571844"/>
+                    </a:xfrm>
+                    <a:prstGeom prst="rect">
+                      <a:avLst/>
+                    </a:prstGeom>
+                  </pic:spPr>
+                </pic:pic>
+              </a:graphicData>
+            </a:graphic>
+          </wp:inline>
+        </w:drawing>
+      </w:r>
+    </w:p>
+    <w:p>
+      <w:pPr>
+        <w:rPr>
+          <w:rFonts w:cstheme="minorHAnsi"/>
+        </w:rPr>
+      </w:pPr>
+      <w:r>
+        <w:rPr>
+          <w:rFonts w:cstheme="minorHAnsi"/>
+        </w:rPr>
+        <w:t xml:space="preserve">The image displays text reading </w:t>
+      </w:r>
+      <w:r>
+        <w:rPr>
+          <w:rFonts w:cstheme="minorHAnsi"/>
+          <w:b/>
+          <w:bCs/>
+        </w:rPr>
+        <w:t>"Let's Be Honest: Exploring Religions of Our World."</w:t>
+      </w:r>
+    </w:p>
+    <w:p>
+      <w:pPr>
+        <w:rPr>
+          <w:rFonts w:cstheme="minorHAnsi"/>
+        </w:rPr>
+      </w:pPr>
+      <w:r>
+        <w:rPr>
+          <w:rFonts w:cstheme="minorHAnsi"/>
+        </w:rPr>
+        <w:t>Here are the traditional Chinese translations for these phrases, depending on the tone you wish to convey:</w:t>
+      </w:r>
+    </w:p>
+    <w:p>
+      <w:pPr>
+        <w:rPr>
+          <w:rFonts w:cstheme="minorHAnsi"/>
+          <w:b/>
+          <w:bCs/>
+        </w:rPr>
+      </w:pPr>
+      <w:r>
+        <w:rPr>
+          <w:rFonts w:cstheme="minorHAnsi"/>
+          <w:b/>
+          <w:bCs/>
+        </w:rPr>
+        <w:t>1. Main Title: "Let's Be Honest"</w:t>
+      </w:r>
+    </w:p>
+    <w:p>
+      <w:pPr>
+        <w:numPr>
+          <w:ilvl w:val="0"/>
+          <w:numId w:val="87"/>
+        </w:numPr>
+        <w:rPr>
+          <w:rFonts w:cstheme="minorHAnsi"/>
+        </w:rPr>
+      </w:pPr>
+      <w:proofErr w:type="spellStart"/>
+      <w:r>
+        <w:rPr>
+          <w:rFonts w:cstheme="minorHAnsi"/>
+          <w:b/>
+          <w:bCs/>
+        </w:rPr>
+        <w:t>說實話</w:t>
+      </w:r>
+      <w:proofErr w:type="spellEnd"/>
+      <w:r>
+        <w:rPr>
+          <w:rFonts w:cstheme="minorHAnsi"/>
+        </w:rPr>
+        <w:t xml:space="preserve"> (</w:t>
+      </w:r>
+      <w:proofErr w:type="spellStart"/>
+      <w:r>
+        <w:rPr>
+          <w:rFonts w:cstheme="minorHAnsi"/>
+          <w:i/>
+          <w:iCs/>
+        </w:rPr>
+        <w:t>Shuō</w:t>
+      </w:r>
+      <w:proofErr w:type="spellEnd"/>
+      <w:r>
+        <w:rPr>
+          <w:rFonts w:cstheme="minorHAnsi"/>
+          <w:i/>
+          <w:iCs/>
+        </w:rPr>
+        <w:t xml:space="preserve"> </w:t>
+      </w:r>
+      <w:proofErr w:type="spellStart"/>
+      <w:r>
+        <w:rPr>
+          <w:rFonts w:cstheme="minorHAnsi"/>
+          <w:i/>
+          <w:iCs/>
+        </w:rPr>
+        <w:t>shíhuà</w:t>
+      </w:r>
+      <w:proofErr w:type="spellEnd"/>
+      <w:r>
+        <w:rPr>
+          <w:rFonts w:cstheme="minorHAnsi"/>
+        </w:rPr>
+        <w:t>)</w:t>
+      </w:r>
+    </w:p>
+    <w:p>
+      <w:pPr>
+        <w:numPr>
+          <w:ilvl w:val="1"/>
+          <w:numId w:val="87"/>
+        </w:numPr>
+        <w:rPr>
+          <w:rFonts w:cstheme="minorHAnsi"/>
+        </w:rPr>
+      </w:pPr>
+      <w:r>
+        <w:rPr>
+          <w:rFonts w:cstheme="minorHAnsi"/>
+          <w:i/>
+          <w:iCs/>
+        </w:rPr>
+        <w:t>Context</w:t>
+      </w:r>
+      <w:r>
+        <w:rPr>
+          <w:rFonts w:cstheme="minorHAnsi"/>
+        </w:rPr>
+        <w:t>: A direct, natural, and conversational translation.</w:t>
+      </w:r>
+    </w:p>
+    <w:p>
+      <w:pPr>
+        <w:numPr>
+          <w:ilvl w:val="0"/>
+          <w:numId w:val="87"/>
+        </w:numPr>
+        <w:rPr>
+          <w:rFonts w:cstheme="minorHAnsi"/>
+        </w:rPr>
+      </w:pPr>
+      <w:proofErr w:type="spellStart"/>
+      <w:r>
+        <w:rPr>
+          <w:rFonts w:cstheme="minorHAnsi"/>
+          <w:b/>
+          <w:bCs/>
+        </w:rPr>
+        <w:t>坦誠面對</w:t>
+      </w:r>
+      <w:proofErr w:type="spellEnd"/>
+      <w:r>
+        <w:rPr>
+          <w:rFonts w:cstheme="minorHAnsi"/>
+        </w:rPr>
+        <w:t xml:space="preserve"> (</w:t>
+      </w:r>
+      <w:proofErr w:type="spellStart"/>
+      <w:r>
+        <w:rPr>
+          <w:rFonts w:cstheme="minorHAnsi"/>
+          <w:i/>
+          <w:iCs/>
+        </w:rPr>
+        <w:t>Tǎnchéng</w:t>
+      </w:r>
+      <w:proofErr w:type="spellEnd"/>
+      <w:r>
+        <w:rPr>
+          <w:rFonts w:cstheme="minorHAnsi"/>
+          <w:i/>
+          <w:iCs/>
+        </w:rPr>
+        <w:t xml:space="preserve"> </w:t>
+      </w:r>
+      <w:proofErr w:type="spellStart"/>
+      <w:r>
+        <w:rPr>
+          <w:rFonts w:cstheme="minorHAnsi"/>
+          <w:i/>
+          <w:iCs/>
+        </w:rPr>
+        <w:t>miànduì</w:t>
+      </w:r>
+      <w:proofErr w:type="spellEnd"/>
+      <w:r>
+        <w:rPr>
+          <w:rFonts w:cstheme="minorHAnsi"/>
+        </w:rPr>
+        <w:t>)</w:t>
+      </w:r>
+    </w:p>
+    <w:p>
+      <w:pPr>
+        <w:numPr>
+          <w:ilvl w:val="1"/>
+          <w:numId w:val="87"/>
+        </w:numPr>
+        <w:rPr>
+          <w:rFonts w:cstheme="minorHAnsi"/>
+        </w:rPr>
+      </w:pPr>
+      <w:r>
+        <w:rPr>
+          <w:rFonts w:cstheme="minorHAnsi"/>
+          <w:i/>
+          <w:iCs/>
+        </w:rPr>
+        <w:t>Context</w:t>
+      </w:r>
+      <w:r>
+        <w:rPr>
+          <w:rFonts w:cstheme="minorHAnsi"/>
+        </w:rPr>
+        <w:t>: A slightly more formal, thoughtful phrasing meaning "Let's face this with honesty/candor."</w:t>
+      </w:r>
+    </w:p>
+    <w:p>
+      <w:pPr>
+        <w:rPr>
+          <w:rFonts w:cstheme="minorHAnsi"/>
+          <w:b/>
+          <w:bCs/>
+        </w:rPr>
+      </w:pPr>
+      <w:r>
+        <w:rPr>
+          <w:rFonts w:cstheme="minorHAnsi"/>
+          <w:b/>
+          <w:bCs/>
+        </w:rPr>
+        <w:t>2. Subtitle: "Exploring Religions of Our World"</w:t>
+      </w:r>
+    </w:p>
+    <w:p>
+      <w:pPr>
+        <w:numPr>
+          <w:ilvl w:val="0"/>
+          <w:numId w:val="88"/>
+        </w:numPr>
+        <w:rPr>
+          <w:rFonts w:cstheme="minorHAnsi"/>
+        </w:rPr>
+      </w:pPr>
+      <w:proofErr w:type="spellStart"/>
+      <w:r>
+        <w:rPr>
+          <w:rFonts w:cstheme="minorHAnsi"/>
+          <w:b/>
+          <w:bCs/>
+        </w:rPr>
+        <w:t>探索我們世界的宗教</w:t>
+      </w:r>
+      <w:proofErr w:type="spellEnd"/>
+      <w:r>
+        <w:rPr>
+          <w:rFonts w:cstheme="minorHAnsi"/>
+        </w:rPr>
+        <w:t xml:space="preserve"> (</w:t>
+      </w:r>
+      <w:proofErr w:type="spellStart"/>
+      <w:r>
+        <w:rPr>
+          <w:rFonts w:cstheme="minorHAnsi"/>
+          <w:i/>
+          <w:iCs/>
+        </w:rPr>
+        <w:t>Tànsuǒ</w:t>
+      </w:r>
+      <w:proofErr w:type="spellEnd"/>
+      <w:r>
+        <w:rPr>
+          <w:rFonts w:cstheme="minorHAnsi"/>
+          <w:i/>
+          <w:iCs/>
+        </w:rPr>
+        <w:t xml:space="preserve"> </w:t>
+      </w:r>
+      <w:proofErr w:type="spellStart"/>
+      <w:r>
+        <w:rPr>
+          <w:rFonts w:cstheme="minorHAnsi"/>
+          <w:i/>
+          <w:iCs/>
+        </w:rPr>
+        <w:t>wǒmen</w:t>
+      </w:r>
+      <w:proofErr w:type="spellEnd"/>
+      <w:r>
+        <w:rPr>
+          <w:rFonts w:cstheme="minorHAnsi"/>
+          <w:i/>
+          <w:iCs/>
+        </w:rPr>
+        <w:t xml:space="preserve"> </w:t>
+      </w:r>
+      <w:proofErr w:type="spellStart"/>
+      <w:r>
+        <w:rPr>
+          <w:rFonts w:cstheme="minorHAnsi"/>
+          <w:i/>
+          <w:iCs/>
+        </w:rPr>
+        <w:t>shìjiè</w:t>
+      </w:r>
+      <w:proofErr w:type="spellEnd"/>
+      <w:r>
+        <w:rPr>
+          <w:rFonts w:cstheme="minorHAnsi"/>
+          <w:i/>
+          <w:iCs/>
+        </w:rPr>
+        <w:t xml:space="preserve"> de </w:t>
+      </w:r>
+      <w:proofErr w:type="spellStart"/>
+      <w:r>
+        <w:rPr>
+          <w:rFonts w:cstheme="minorHAnsi"/>
+          <w:i/>
+          <w:iCs/>
+        </w:rPr>
+        <w:t>zōngjiào</w:t>
+      </w:r>
+      <w:proofErr w:type="spellEnd"/>
+      <w:r>
+        <w:rPr>
+          <w:rFonts w:cstheme="minorHAnsi"/>
+        </w:rPr>
+        <w:t>)</w:t>
+      </w:r>
+    </w:p>
+    <w:p>
+      <w:pPr>
+        <w:numPr>
+          <w:ilvl w:val="1"/>
+          <w:numId w:val="88"/>
+        </w:numPr>
+        <w:rPr>
+          <w:rFonts w:cstheme="minorHAnsi"/>
+        </w:rPr>
+      </w:pPr>
+      <w:r>
+        <w:rPr>
+          <w:rFonts w:cstheme="minorHAnsi"/>
+          <w:i/>
+          <w:iCs/>
+        </w:rPr>
+        <w:t>Context</w:t>
+      </w:r>
+      <w:r>
+        <w:rPr>
+          <w:rFonts w:cstheme="minorHAnsi"/>
+        </w:rPr>
+        <w:t>: A precise, literal translation.</w:t>
+      </w:r>
+    </w:p>
+    <w:p>
+      <w:pPr>
+        <w:numPr>
+          <w:ilvl w:val="0"/>
+          <w:numId w:val="88"/>
+        </w:numPr>
+        <w:rPr>
+          <w:rFonts w:cstheme="minorHAnsi"/>
+        </w:rPr>
+      </w:pPr>
+      <w:proofErr w:type="spellStart"/>
+      <w:r>
+        <w:rPr>
+          <w:rFonts w:cstheme="minorHAnsi"/>
+          <w:b/>
+          <w:bCs/>
+        </w:rPr>
+        <w:t>世界宗教探索</w:t>
+      </w:r>
+      <w:proofErr w:type="spellEnd"/>
+      <w:r>
+        <w:rPr>
+          <w:rFonts w:cstheme="minorHAnsi"/>
+        </w:rPr>
+        <w:t xml:space="preserve"> (</w:t>
+      </w:r>
+      <w:proofErr w:type="spellStart"/>
+      <w:r>
+        <w:rPr>
+          <w:rFonts w:cstheme="minorHAnsi"/>
+          <w:i/>
+          <w:iCs/>
+        </w:rPr>
+        <w:t>Shìjiè</w:t>
+      </w:r>
+      <w:proofErr w:type="spellEnd"/>
+      <w:r>
+        <w:rPr>
+          <w:rFonts w:cstheme="minorHAnsi"/>
+          <w:i/>
+          <w:iCs/>
+        </w:rPr>
+        <w:t xml:space="preserve"> </w:t>
+      </w:r>
+      <w:proofErr w:type="spellStart"/>
+      <w:r>
+        <w:rPr>
+          <w:rFonts w:cstheme="minorHAnsi"/>
+          <w:i/>
+          <w:iCs/>
+        </w:rPr>
+        <w:t>zōngjiào</w:t>
+      </w:r>
+      <w:proofErr w:type="spellEnd"/>
+      <w:r>
+        <w:rPr>
+          <w:rFonts w:cstheme="minorHAnsi"/>
+          <w:i/>
+          <w:iCs/>
+        </w:rPr>
+        <w:t xml:space="preserve"> </w:t>
+      </w:r>
+      <w:proofErr w:type="spellStart"/>
+      <w:r>
+        <w:rPr>
+          <w:rFonts w:cstheme="minorHAnsi"/>
+          <w:i/>
+          <w:iCs/>
+        </w:rPr>
+        <w:t>tànsuǒ</w:t>
+      </w:r>
+      <w:proofErr w:type="spellEnd"/>
+      <w:r>
+        <w:rPr>
+          <w:rFonts w:cstheme="minorHAnsi"/>
+        </w:rPr>
+        <w:t>)</w:t>
+      </w:r>
+    </w:p>
+    <w:p>
+      <w:pPr>
+        <w:numPr>
+          <w:ilvl w:val="1"/>
+          <w:numId w:val="88"/>
+        </w:numPr>
+        <w:rPr>
+          <w:rFonts w:cstheme="minorHAnsi"/>
+        </w:rPr>
+      </w:pPr>
+      <w:r>
+        <w:rPr>
+          <w:rFonts w:cstheme="minorHAnsi"/>
+          <w:i/>
+          <w:iCs/>
+        </w:rPr>
+        <w:t>Context</w:t>
+      </w:r>
+      <w:r>
+        <w:rPr>
+          <w:rFonts w:cstheme="minorHAnsi"/>
+        </w:rPr>
+        <w:t>: A punchier, textbook-style heading meaning "World Religions Exploration."</w:t>
+      </w:r>
+    </w:p>
+    <w:p>
+      <w:pPr>
+        <w:rPr>
+          <w:rFonts w:cstheme="minorHAnsi"/>
+        </w:rPr>
+      </w:pPr>
+    </w:p>
+    <w:p>
+      <w:pPr>
+        <w:rPr>
+          <w:rFonts w:cstheme="minorHAnsi"/>
+        </w:rPr>
+      </w:pPr>
+      <w:r>
+        <w:rPr>
+          <w:rFonts w:cstheme="minorHAnsi"/>
+        </w:rPr>
+        <w:t>32</w:t>
+      </w:r>
+      <w:r>
+        <w:rPr>
+          <w:rFonts w:cstheme="minorHAnsi"/>
+        </w:rPr>
+        <w:t>:</w:t>
+      </w:r>
+      <w:r>
+        <w:rPr>
+          <w:rFonts w:cstheme="minorHAnsi"/>
+        </w:rPr>
+        <w:t>43</w:t>
+      </w:r>
+      <w:r>
+        <w:rPr>
+          <w:rFonts w:cstheme="minorHAnsi"/>
+        </w:rPr>
+        <w:t>/</w:t>
+      </w:r>
+      <w:r>
+        <w:rPr>
+          <w:rFonts w:cstheme="minorHAnsi"/>
+        </w:rPr>
+        <w:t>35:54</w:t>
+      </w:r>
+    </w:p>
+    <w:p>
+      <w:pPr>
+        <w:rPr>
+          <w:rFonts w:cstheme="minorHAnsi"/>
+        </w:rPr>
+      </w:pPr>
+      <w:r>
+        <w:rPr>
+          <w:rFonts w:cstheme="minorHAnsi"/>
+        </w:rPr>
+        <w:drawing>
+          <wp:inline distT="0" distB="0" distL="0" distR="0" wp14:anchorId="3842DBDC" wp14:editId="77F94C87">
+            <wp:extent cx="5525271" cy="1000265"/>
+            <wp:effectExtent l="0" t="0" r="0" b="9525"/>
+            <wp:docPr id="1812161483" name="Picture 1"/>
+            <wp:cNvGraphicFramePr>
+              <a:graphicFrameLocks xmlns:a="http://schemas.openxmlformats.org/drawingml/2006/main" noChangeAspect="1"/>
+            </wp:cNvGraphicFramePr>
+            <a:graphic xmlns:a="http://schemas.openxmlformats.org/drawingml/2006/main">
+              <a:graphicData uri="http://schemas.openxmlformats.org/drawingml/2006/picture">
+                <pic:pic xmlns:pic="http://schemas.openxmlformats.org/drawingml/2006/picture">
+                  <pic:nvPicPr>
+                    <pic:cNvPr id="1812161483" name=""/>
+                    <pic:cNvPicPr/>
+                  </pic:nvPicPr>
+                  <pic:blipFill>
+                    <a:blip r:embed="rId37"/>
+                    <a:stretch>
+                      <a:fillRect/>
+                    </a:stretch>
+                  </pic:blipFill>
+                  <pic:spPr>
+                    <a:xfrm>
+                      <a:off x="0" y="0"/>
+                      <a:ext cx="5525271" cy="1000265"/>
+                    </a:xfrm>
+                    <a:prstGeom prst="rect">
+                      <a:avLst/>
+                    </a:prstGeom>
+                  </pic:spPr>
+                </pic:pic>
+              </a:graphicData>
+            </a:graphic>
+          </wp:inline>
+        </w:drawing>
+      </w:r>
+    </w:p>
+    <w:p>
+      <w:pPr>
+        <w:rPr>
+          <w:rFonts w:cstheme="minorHAnsi"/>
+        </w:rPr>
+      </w:pPr>
+      <w:r>
+        <w:rPr>
+          <w:rFonts w:cstheme="minorHAnsi"/>
+        </w:rPr>
+        <w:t xml:space="preserve">How do you personally </w:t>
+      </w:r>
+      <w:r>
+        <w:rPr>
+          <w:rFonts w:cstheme="minorHAnsi"/>
+        </w:rPr>
+        <w:t>connect</w:t>
+      </w:r>
+      <w:r>
+        <w:rPr>
+          <w:rFonts w:cstheme="minorHAnsi"/>
+        </w:rPr>
+        <w:t xml:space="preserve"> </w:t>
+      </w:r>
+      <w:r>
+        <w:rPr>
+          <w:rFonts w:cstheme="minorHAnsi"/>
+        </w:rPr>
+        <w:t>with</w:t>
+      </w:r>
+      <w:r>
+        <w:rPr>
+          <w:rFonts w:cstheme="minorHAnsi"/>
+        </w:rPr>
+        <w:t xml:space="preserve"> Jesus</w:t>
+      </w:r>
+      <w:r>
+        <w:rPr>
+          <w:rFonts w:cstheme="minorHAnsi"/>
+        </w:rPr>
+        <w:t>?</w:t>
+      </w:r>
+    </w:p>
+    <w:p>
+      <w:pPr>
+        <w:rPr>
+          <w:rFonts w:cstheme="minorHAnsi"/>
+        </w:rPr>
+      </w:pPr>
+      <w:r>
+        <w:rPr>
+          <w:rFonts w:cstheme="minorHAnsi"/>
+        </w:rPr>
+        <w:t xml:space="preserve">That is </w:t>
+      </w:r>
+      <w:r>
+        <w:rPr>
+          <w:rFonts w:cstheme="minorHAnsi"/>
+        </w:rPr>
+        <w:t xml:space="preserve">what </w:t>
+      </w:r>
+      <w:r>
+        <w:rPr>
+          <w:rFonts w:cstheme="minorHAnsi"/>
+        </w:rPr>
+        <w:t>Jesus offers.</w:t>
+      </w:r>
+      <w:r>
+        <w:rPr>
+          <w:rFonts w:cstheme="minorHAnsi"/>
+        </w:rPr>
+        <w:t xml:space="preserve"> </w:t>
+      </w:r>
+    </w:p>
+    <w:p>
+      <w:pPr>
+        <w:rPr>
+          <w:rFonts w:cstheme="minorHAnsi"/>
+        </w:rPr>
+      </w:pPr>
+      <w:r>
+        <w:rPr>
+          <w:rFonts w:cstheme="minorHAnsi"/>
+        </w:rPr>
+        <w:lastRenderedPageBreak/>
+        <w:t xml:space="preserve">Roman Catholicism is tollway </w:t>
+      </w:r>
+      <w:r>
+        <w:rPr>
+          <w:rFonts w:cstheme="minorHAnsi"/>
+        </w:rPr>
+        <w:t>God grace.</w:t>
+      </w:r>
+    </w:p>
+    <w:p>
+      <w:pPr>
+        <w:rPr>
+          <w:rFonts w:cstheme="minorHAnsi"/>
+        </w:rPr>
+      </w:pPr>
+      <w:r>
+        <w:rPr>
+          <w:rFonts w:cstheme="minorHAnsi"/>
+        </w:rPr>
+        <w:t xml:space="preserve">Protestant Christians have freeway </w:t>
+      </w:r>
+      <w:r>
+        <w:rPr>
+          <w:rFonts w:cstheme="minorHAnsi"/>
+        </w:rPr>
+        <w:t>God grace through Jesus</w:t>
+      </w:r>
+      <w:r>
+        <w:rPr>
+          <w:rFonts w:cstheme="minorHAnsi"/>
+        </w:rPr>
+        <w:t xml:space="preserve">. </w:t>
+      </w:r>
+    </w:p>
+    <w:p>
+      <w:pPr>
+        <w:rPr>
+          <w:rFonts w:cstheme="minorHAnsi"/>
+        </w:rPr>
+      </w:pPr>
+    </w:p>
+    <w:p>
+      <w:pPr>
+        <w:rPr>
+          <w:rFonts w:cstheme="minorHAnsi"/>
+        </w:rPr>
+      </w:pPr>
+      <w:r>
+        <w:rPr>
+          <w:rFonts w:cstheme="minorHAnsi"/>
+        </w:rPr>
+        <w:t>3</w:t>
+      </w:r>
+      <w:r>
+        <w:rPr>
+          <w:rFonts w:cstheme="minorHAnsi"/>
+        </w:rPr>
+        <w:t>4</w:t>
+      </w:r>
+      <w:r>
+        <w:rPr>
+          <w:rFonts w:cstheme="minorHAnsi"/>
+        </w:rPr>
+        <w:t>:</w:t>
+      </w:r>
+      <w:r>
+        <w:rPr>
+          <w:rFonts w:cstheme="minorHAnsi"/>
+        </w:rPr>
+        <w:t>58</w:t>
+      </w:r>
+      <w:r>
+        <w:rPr>
+          <w:rFonts w:cstheme="minorHAnsi"/>
+        </w:rPr>
+        <w:t>/</w:t>
+      </w:r>
+      <w:r>
+        <w:rPr>
+          <w:rFonts w:cstheme="minorHAnsi"/>
+        </w:rPr>
+        <w:t>35:54</w:t>
+      </w:r>
+    </w:p>
+    <w:p>
+      <w:pPr>
+        <w:rPr>
+          <w:rFonts w:cstheme="minorHAnsi"/>
+        </w:rPr>
+      </w:pPr>
+      <w:r>
+        <w:rPr>
+          <w:rFonts w:cstheme="minorHAnsi"/>
+        </w:rPr>
+        <w:t xml:space="preserve">Pray: </w:t>
+      </w:r>
+      <w:proofErr w:type="gramStart"/>
+      <w:r>
+        <w:rPr>
+          <w:rFonts w:cstheme="minorHAnsi"/>
+        </w:rPr>
+        <w:t>Thanks God</w:t>
+      </w:r>
+      <w:proofErr w:type="gramEnd"/>
+      <w:r>
+        <w:rPr>
+          <w:rFonts w:cstheme="minorHAnsi"/>
+        </w:rPr>
+        <w:t xml:space="preserve"> for</w:t>
+      </w:r>
+      <w:r>
+        <w:rPr>
+          <w:rFonts w:cstheme="minorHAnsi"/>
+        </w:rPr>
+        <w:t xml:space="preserve"> unbelievable</w:t>
+      </w:r>
+      <w:r>
+        <w:rPr>
+          <w:rFonts w:cstheme="minorHAnsi"/>
+        </w:rPr>
+        <w:t xml:space="preserve"> grace</w:t>
+      </w:r>
+      <w:r>
+        <w:rPr>
+          <w:rFonts w:cstheme="minorHAnsi"/>
+        </w:rPr>
+        <w:t xml:space="preserve"> Gift from Jesus.</w:t>
+      </w:r>
+    </w:p>
+    <w:p>
+      <w:pPr>
+        <w:rPr>
+          <w:rFonts w:cstheme="minorHAnsi"/>
+        </w:rPr>
+      </w:pPr>
     </w:p>
     <w:p>
       <w:pPr>
@@ -7895,13 +11057,6 @@
           <w:rFonts w:cstheme="minorHAnsi"/>
         </w:rPr>
       </w:pPr>
-    </w:p>
-    <w:p>
-      <w:pPr>
-        <w:rPr>
-          <w:rFonts w:cstheme="minorHAnsi"/>
-        </w:rPr>
-      </w:pPr>
       <w:r>
         <w:rPr>
           <w:rFonts w:cstheme="minorHAnsi"/>
@@ -7946,7 +11101,7 @@
       </w:r>
     </w:p>
     <w:p>
-      <w:hyperlink r:id="rId31" w:history="1">
+      <w:hyperlink r:id="rId38" w:history="1">
         <w:r>
           <w:rPr>
             <w:rStyle w:val="Hyperlink"/>
@@ -7961,7 +11116,7 @@
           <w:rFonts w:cstheme="minorHAnsi"/>
         </w:rPr>
       </w:pPr>
-      <w:hyperlink r:id="rId32" w:history="1">
+      <w:hyperlink r:id="rId39" w:history="1">
         <w:r>
           <w:rPr>
             <w:rStyle w:val="Hyperlink"/>
@@ -7983,7 +11138,31 @@
         <w:rPr>
           <w:rFonts w:cstheme="minorHAnsi"/>
         </w:rPr>
-        <w:t>They System of Merit (Catholicism)</w:t>
+        <w:t>They System of Merit</w:t>
+      </w:r>
+      <w:r>
+        <w:rPr>
+          <w:rFonts w:cstheme="minorHAnsi"/>
+        </w:rPr>
+        <w:t xml:space="preserve"> (</w:t>
+      </w:r>
+      <w:r>
+        <w:rPr>
+          <w:rFonts w:cstheme="minorHAnsi"/>
+        </w:rPr>
+        <w:t>價值</w:t>
+      </w:r>
+      <w:r>
+        <w:rPr>
+          <w:rFonts w:cstheme="minorHAnsi"/>
+        </w:rPr>
+        <w:t>)</w:t>
+      </w:r>
+      <w:r>
+        <w:rPr>
+          <w:rFonts w:cstheme="minorHAnsi"/>
+        </w:rPr>
+        <w:t xml:space="preserve"> (Catholicism)</w:t>
       </w:r>
       <w:r>
         <w:rPr>
@@ -8023,9 +11202,3355 @@
           <w:rFonts w:cstheme="minorHAnsi"/>
         </w:rPr>
       </w:pPr>
+      <w:r>
+        <w:rPr>
+          <w:rFonts w:cstheme="minorHAnsi"/>
+        </w:rPr>
+        <w:t>In this “</w:t>
+      </w:r>
+      <w:r>
+        <w:rPr>
+          <w:rFonts w:cstheme="minorHAnsi"/>
+        </w:rPr>
+        <w:t>Let's Be Honest</w:t>
+      </w:r>
+      <w:r>
+        <w:rPr>
+          <w:rFonts w:cstheme="minorHAnsi"/>
+        </w:rPr>
+        <w:t>” series, we have</w:t>
+      </w:r>
+    </w:p>
+    <w:p>
+      <w:pPr>
+        <w:rPr>
+          <w:rFonts w:cstheme="minorHAnsi"/>
+        </w:rPr>
+      </w:pPr>
+      <w:r>
+        <w:rPr>
+          <w:rFonts w:cstheme="minorHAnsi"/>
+        </w:rPr>
+        <w:t xml:space="preserve">1) June 28: Judaism, 2) July 5: Islam, 3) July 12: Buddhism, 4) July 19: Mormonism, 5) July 26: Catholicism, 6) August 2: The Nones/Agnostic, 7) August 9: The Gospel </w:t>
+      </w:r>
+    </w:p>
+    <w:p>
+      <w:pPr>
+        <w:rPr>
+          <w:rFonts w:cstheme="minorHAnsi"/>
+        </w:rPr>
+      </w:pPr>
+    </w:p>
+    <w:p>
+      <w:pPr>
+        <w:rPr>
+          <w:rFonts w:cstheme="minorHAnsi"/>
+        </w:rPr>
+      </w:pPr>
+      <w:r>
+        <w:rPr>
+          <w:rFonts w:cstheme="minorHAnsi"/>
+        </w:rPr>
+        <w:t xml:space="preserve">Today, we talk about Catholicism. </w:t>
+      </w:r>
+    </w:p>
+    <w:p>
+      <w:pPr>
+        <w:rPr>
+          <w:rFonts w:cstheme="minorHAnsi"/>
+        </w:rPr>
+      </w:pPr>
+    </w:p>
+    <w:p>
+      <w:pPr>
+        <w:rPr>
+          <w:rFonts w:cstheme="minorHAnsi"/>
+        </w:rPr>
+      </w:pPr>
+      <w:r>
+        <w:rPr>
+          <w:rFonts w:cstheme="minorHAnsi"/>
+        </w:rPr>
+        <w:t xml:space="preserve">1. </w:t>
+      </w:r>
+      <w:r>
+        <w:rPr>
+          <w:rFonts w:cstheme="minorHAnsi"/>
+        </w:rPr>
+        <w:t xml:space="preserve">There are two different roads, one is Tollway and the other one is freeway. Both roads are headed to the same direction with one key difference. </w:t>
+      </w:r>
+      <w:r>
+        <w:rPr>
+          <w:rFonts w:cstheme="minorHAnsi"/>
+        </w:rPr>
+        <w:t>Tollway pays money and Freeway is free of charge.</w:t>
+      </w:r>
+    </w:p>
+    <w:p>
+      <w:pPr>
+        <w:rPr>
+          <w:rFonts w:cstheme="minorHAnsi"/>
+        </w:rPr>
+      </w:pPr>
+      <w:r>
+        <w:rPr>
+          <w:rFonts w:cstheme="minorHAnsi"/>
+        </w:rPr>
+        <w:t xml:space="preserve">2. </w:t>
+      </w:r>
+      <w:r>
+        <w:rPr>
+          <w:rFonts w:cstheme="minorHAnsi"/>
+        </w:rPr>
+        <w:t>Hebrews 10:11-14</w:t>
+      </w:r>
+      <w:r>
+        <w:rPr>
+          <w:rFonts w:cstheme="minorHAnsi"/>
+        </w:rPr>
+        <w:t xml:space="preserve">: </w:t>
+      </w:r>
+      <w:r>
+        <w:rPr>
+          <w:rFonts w:cstheme="minorHAnsi"/>
+        </w:rPr>
+        <w:t xml:space="preserve">Jesus sacrificed himself for us to </w:t>
+      </w:r>
+      <w:r>
+        <w:rPr>
+          <w:rFonts w:cstheme="minorHAnsi"/>
+        </w:rPr>
+        <w:t>pay off</w:t>
+      </w:r>
+      <w:r>
+        <w:rPr>
+          <w:rFonts w:cstheme="minorHAnsi"/>
+        </w:rPr>
+        <w:t xml:space="preserve"> the sin. </w:t>
+      </w:r>
+    </w:p>
+    <w:p>
+      <w:pPr>
+        <w:rPr>
+          <w:rFonts w:cstheme="minorHAnsi"/>
+        </w:rPr>
+      </w:pPr>
+      <w:r>
+        <w:rPr>
+          <w:rFonts w:cstheme="minorHAnsi"/>
+        </w:rPr>
+        <w:t xml:space="preserve">3. </w:t>
+      </w:r>
+      <w:r>
+        <w:rPr>
+          <w:rFonts w:cstheme="minorHAnsi"/>
+        </w:rPr>
+        <w:t>Roman Catholicism have</w:t>
+      </w:r>
+      <w:r>
+        <w:rPr>
+          <w:rFonts w:cstheme="minorHAnsi"/>
+        </w:rPr>
+        <w:t xml:space="preserve"> five sola (</w:t>
+      </w:r>
+      <w:r>
+        <w:rPr>
+          <w:rFonts w:cstheme="minorHAnsi"/>
+        </w:rPr>
+        <w:t>唯獨</w:t>
+      </w:r>
+      <w:r>
+        <w:rPr>
+          <w:rFonts w:cstheme="minorHAnsi"/>
+        </w:rPr>
+        <w:t>).</w:t>
+      </w:r>
+      <w:r>
+        <w:rPr>
+          <w:rFonts w:cstheme="minorHAnsi"/>
+        </w:rPr>
+        <w:t xml:space="preserve"> </w:t>
+      </w:r>
+      <w:r>
+        <w:rPr>
+          <w:rFonts w:cstheme="minorHAnsi"/>
+        </w:rPr>
+        <w:t>Sola means “Alone”</w:t>
+      </w:r>
+    </w:p>
+    <w:p>
+      <w:pPr>
+        <w:rPr>
+          <w:rFonts w:cstheme="minorHAnsi"/>
+        </w:rPr>
+      </w:pPr>
+      <w:r>
+        <w:rPr>
+          <w:rFonts w:cstheme="minorHAnsi"/>
+        </w:rPr>
+        <w:t xml:space="preserve">  </w:t>
+      </w:r>
+      <w:r>
+        <w:rPr>
+          <w:rFonts w:cstheme="minorHAnsi"/>
+        </w:rPr>
+        <w:t>a</w:t>
+      </w:r>
+      <w:r>
+        <w:rPr>
+          <w:rFonts w:cstheme="minorHAnsi"/>
+        </w:rPr>
+        <w:t>. Sola Scriptura (</w:t>
+      </w:r>
+      <w:r>
+        <w:rPr>
+          <w:rFonts w:cstheme="minorHAnsi"/>
+        </w:rPr>
+        <w:t>唯獨聖經</w:t>
+      </w:r>
+      <w:r>
+        <w:rPr>
+          <w:rFonts w:cstheme="minorHAnsi"/>
+        </w:rPr>
+        <w:t>)</w:t>
+      </w:r>
+      <w:r>
+        <w:rPr>
+          <w:rFonts w:cstheme="minorHAnsi"/>
+        </w:rPr>
+        <w:t xml:space="preserve">: </w:t>
+      </w:r>
+      <w:r>
+        <w:rPr>
+          <w:rFonts w:cstheme="minorHAnsi"/>
+        </w:rPr>
+        <w:t xml:space="preserve">Protestant: Bible </w:t>
+      </w:r>
+      <w:r>
+        <w:rPr>
+          <w:rFonts w:cstheme="minorHAnsi"/>
+        </w:rPr>
+        <w:t>only</w:t>
+      </w:r>
+      <w:r>
+        <w:rPr>
+          <w:rFonts w:cstheme="minorHAnsi"/>
+        </w:rPr>
+        <w:t xml:space="preserve">; </w:t>
+      </w:r>
+      <w:r>
+        <w:rPr>
+          <w:rFonts w:cstheme="minorHAnsi"/>
+        </w:rPr>
+        <w:t>Catholic: Bible, Sacred Tradition</w:t>
+      </w:r>
+      <w:r>
+        <w:rPr>
+          <w:rFonts w:cstheme="minorHAnsi"/>
+        </w:rPr>
+        <w:t xml:space="preserve">, </w:t>
+      </w:r>
+      <w:r>
+        <w:rPr>
+          <w:rFonts w:cstheme="minorHAnsi"/>
+        </w:rPr>
+        <w:t xml:space="preserve">and Magisterium </w:t>
+      </w:r>
+    </w:p>
+    <w:p>
+      <w:pPr>
+        <w:rPr>
+          <w:rFonts w:cstheme="minorHAnsi"/>
+        </w:rPr>
+      </w:pPr>
+      <w:r>
+        <w:rPr>
+          <w:rFonts w:cstheme="minorHAnsi"/>
+        </w:rPr>
+        <w:t xml:space="preserve">  </w:t>
+      </w:r>
+      <w:r>
+        <w:rPr>
+          <w:rFonts w:cstheme="minorHAnsi"/>
+        </w:rPr>
+        <w:t>b</w:t>
+      </w:r>
+      <w:r>
+        <w:rPr>
+          <w:rFonts w:cstheme="minorHAnsi"/>
+        </w:rPr>
+        <w:t>. Sola Fide (</w:t>
+      </w:r>
+      <w:r>
+        <w:rPr>
+          <w:rFonts w:cstheme="minorHAnsi"/>
+        </w:rPr>
+        <w:t>唯獨信心</w:t>
+      </w:r>
+      <w:r>
+        <w:rPr>
+          <w:rFonts w:cstheme="minorHAnsi"/>
+        </w:rPr>
+        <w:t>)</w:t>
+      </w:r>
+      <w:r>
+        <w:rPr>
+          <w:rFonts w:cstheme="minorHAnsi"/>
+        </w:rPr>
+        <w:t xml:space="preserve">: </w:t>
+      </w:r>
+      <w:r>
+        <w:rPr>
+          <w:rFonts w:cstheme="minorHAnsi"/>
+        </w:rPr>
+        <w:t>Protestant: justified through faith in Jesus</w:t>
+      </w:r>
+      <w:r>
+        <w:rPr>
+          <w:rFonts w:cstheme="minorHAnsi"/>
+        </w:rPr>
+        <w:t>;</w:t>
+      </w:r>
+      <w:r>
+        <w:rPr>
+          <w:rFonts w:cstheme="minorHAnsi"/>
+        </w:rPr>
+        <w:t xml:space="preserve"> Catholic: faith</w:t>
+      </w:r>
+      <w:r>
+        <w:rPr>
+          <w:rFonts w:cstheme="minorHAnsi"/>
+        </w:rPr>
+        <w:t xml:space="preserve"> and</w:t>
+      </w:r>
+      <w:r>
+        <w:rPr>
+          <w:rFonts w:cstheme="minorHAnsi"/>
+        </w:rPr>
+        <w:t xml:space="preserve"> lifelong process. </w:t>
+      </w:r>
+    </w:p>
+    <w:p>
+      <w:pPr>
+        <w:rPr>
+          <w:rFonts w:cstheme="minorHAnsi"/>
+        </w:rPr>
+      </w:pPr>
+      <w:r>
+        <w:rPr>
+          <w:rFonts w:cstheme="minorHAnsi"/>
+        </w:rPr>
+        <w:t xml:space="preserve">  </w:t>
+      </w:r>
+      <w:r>
+        <w:rPr>
+          <w:rFonts w:cstheme="minorHAnsi"/>
+        </w:rPr>
+        <w:t>c</w:t>
+      </w:r>
+      <w:r>
+        <w:rPr>
+          <w:rFonts w:cstheme="minorHAnsi"/>
+        </w:rPr>
+        <w:t>. Sola Gratia (</w:t>
+      </w:r>
+      <w:r>
+        <w:rPr>
+          <w:rFonts w:cstheme="minorHAnsi"/>
+        </w:rPr>
+        <w:t>唯獨恩典</w:t>
+      </w:r>
+      <w:r>
+        <w:rPr>
+          <w:rFonts w:cstheme="minorHAnsi"/>
+        </w:rPr>
+        <w:t>)</w:t>
+      </w:r>
+      <w:r>
+        <w:rPr>
+          <w:rFonts w:cstheme="minorHAnsi"/>
+        </w:rPr>
+        <w:t xml:space="preserve">: </w:t>
+      </w:r>
+      <w:r>
+        <w:rPr>
+          <w:rFonts w:cstheme="minorHAnsi"/>
+        </w:rPr>
+        <w:t>Protestant: Salvation is free gift of God grace</w:t>
+      </w:r>
+      <w:r>
+        <w:rPr>
+          <w:rFonts w:cstheme="minorHAnsi"/>
+        </w:rPr>
+        <w:t>;</w:t>
+      </w:r>
+      <w:r>
+        <w:rPr>
+          <w:rFonts w:cstheme="minorHAnsi"/>
+        </w:rPr>
+        <w:t xml:space="preserve"> </w:t>
+      </w:r>
+      <w:r>
+        <w:rPr>
+          <w:rFonts w:cstheme="minorHAnsi"/>
+        </w:rPr>
+        <w:t>Catholic: humans must stay on the path of salvation.</w:t>
+      </w:r>
+    </w:p>
+    <w:p>
+      <w:pPr>
+        <w:rPr>
+          <w:rFonts w:cstheme="minorHAnsi"/>
+        </w:rPr>
+      </w:pPr>
+      <w:r>
+        <w:rPr>
+          <w:rFonts w:cstheme="minorHAnsi"/>
+        </w:rPr>
+        <w:t>d</w:t>
+      </w:r>
+      <w:r>
+        <w:rPr>
+          <w:rFonts w:cstheme="minorHAnsi"/>
+        </w:rPr>
+        <w:t>. Solus Christus (</w:t>
+      </w:r>
+      <w:r>
+        <w:rPr>
+          <w:rFonts w:cstheme="minorHAnsi"/>
+        </w:rPr>
+        <w:t>唯獨基督</w:t>
+      </w:r>
+      <w:r>
+        <w:rPr>
+          <w:rFonts w:cstheme="minorHAnsi"/>
+        </w:rPr>
+        <w:t>)</w:t>
+      </w:r>
+      <w:r>
+        <w:rPr>
+          <w:rFonts w:cstheme="minorHAnsi"/>
+        </w:rPr>
+        <w:t xml:space="preserve">: </w:t>
+      </w:r>
+      <w:r>
+        <w:rPr>
+          <w:rFonts w:cstheme="minorHAnsi"/>
+        </w:rPr>
+        <w:t xml:space="preserve">Protestant: Jesus is the </w:t>
+      </w:r>
+      <w:r>
+        <w:rPr>
+          <w:rFonts w:cstheme="minorHAnsi"/>
+          <w:i/>
+          <w:iCs/>
+        </w:rPr>
+        <w:t>only</w:t>
+      </w:r>
+      <w:r>
+        <w:rPr>
+          <w:rFonts w:cstheme="minorHAnsi"/>
+        </w:rPr>
+        <w:t xml:space="preserve"> mediator between God and man</w:t>
+      </w:r>
+      <w:r>
+        <w:rPr>
+          <w:rFonts w:cstheme="minorHAnsi"/>
+        </w:rPr>
+        <w:t xml:space="preserve">; </w:t>
+      </w:r>
+      <w:r>
+        <w:rPr>
+          <w:rFonts w:cstheme="minorHAnsi"/>
+        </w:rPr>
+        <w:t>Catholic: Jesus is the ultimate Savior</w:t>
+      </w:r>
+      <w:r>
+        <w:rPr>
+          <w:rFonts w:cstheme="minorHAnsi"/>
+        </w:rPr>
+        <w:t xml:space="preserve">, </w:t>
+      </w:r>
+      <w:r>
+        <w:rPr>
+          <w:rFonts w:cstheme="minorHAnsi"/>
+        </w:rPr>
+        <w:t>Virgin Mary</w:t>
+      </w:r>
+      <w:r>
+        <w:rPr>
+          <w:rFonts w:cstheme="minorHAnsi"/>
+        </w:rPr>
+        <w:t>, and</w:t>
+      </w:r>
+      <w:r>
+        <w:rPr>
+          <w:rFonts w:cstheme="minorHAnsi"/>
+        </w:rPr>
+        <w:t xml:space="preserve"> saints</w:t>
+      </w:r>
+      <w:r>
+        <w:rPr>
+          <w:rFonts w:cstheme="minorHAnsi"/>
+        </w:rPr>
+        <w:t>.</w:t>
+      </w:r>
+    </w:p>
+    <w:p>
+      <w:pPr>
+        <w:rPr>
+          <w:rFonts w:cstheme="minorHAnsi"/>
+        </w:rPr>
+      </w:pPr>
+      <w:r>
+        <w:rPr>
+          <w:rFonts w:cstheme="minorHAnsi"/>
+        </w:rPr>
+        <w:t>e</w:t>
+      </w:r>
+      <w:r>
+        <w:rPr>
+          <w:rFonts w:cstheme="minorHAnsi"/>
+        </w:rPr>
+        <w:t>. Soli Deo Gloria (</w:t>
+      </w:r>
+      <w:r>
+        <w:rPr>
+          <w:rFonts w:cstheme="minorHAnsi"/>
+        </w:rPr>
+        <w:t>唯獨神的榮耀</w:t>
+      </w:r>
+      <w:r>
+        <w:rPr>
+          <w:rFonts w:cstheme="minorHAnsi"/>
+        </w:rPr>
+        <w:t>)</w:t>
+      </w:r>
+      <w:r>
+        <w:rPr>
+          <w:rFonts w:cstheme="minorHAnsi"/>
+        </w:rPr>
+        <w:t xml:space="preserve">: </w:t>
+      </w:r>
+      <w:r>
+        <w:rPr>
+          <w:rFonts w:cstheme="minorHAnsi"/>
+        </w:rPr>
+        <w:t>Protestant: All worship, praise, and glory belong strictly to God</w:t>
+      </w:r>
+      <w:r>
+        <w:rPr>
+          <w:rFonts w:cstheme="minorHAnsi"/>
+        </w:rPr>
+        <w:t>;</w:t>
+      </w:r>
+      <w:r>
+        <w:rPr>
+          <w:rFonts w:cstheme="minorHAnsi"/>
+        </w:rPr>
+        <w:t xml:space="preserve"> </w:t>
+      </w:r>
+      <w:r>
+        <w:rPr>
+          <w:rFonts w:cstheme="minorHAnsi"/>
+        </w:rPr>
+        <w:t>Catholic: worship</w:t>
+      </w:r>
+      <w:r>
+        <w:rPr>
+          <w:rFonts w:cstheme="minorHAnsi"/>
+        </w:rPr>
+        <w:t xml:space="preserve"> God only</w:t>
+      </w:r>
+      <w:r>
+        <w:rPr>
+          <w:rFonts w:cstheme="minorHAnsi"/>
+        </w:rPr>
+        <w:t>.</w:t>
+      </w:r>
+    </w:p>
+    <w:p>
+      <w:pPr>
+        <w:rPr>
+          <w:rFonts w:cstheme="minorHAnsi"/>
+        </w:rPr>
+      </w:pPr>
+      <w:r>
+        <w:rPr>
+          <w:rFonts w:cstheme="minorHAnsi"/>
+        </w:rPr>
+        <w:t xml:space="preserve">4. </w:t>
+      </w:r>
+      <w:r>
+        <w:rPr>
+          <w:rFonts w:cstheme="minorHAnsi"/>
+        </w:rPr>
+        <w:t>Roman Catholic</w:t>
+      </w:r>
+      <w:r>
+        <w:rPr>
+          <w:rFonts w:cstheme="minorHAnsi"/>
+        </w:rPr>
+        <w:t xml:space="preserve"> need</w:t>
+      </w:r>
+      <w:r>
+        <w:rPr>
+          <w:rFonts w:cstheme="minorHAnsi"/>
+        </w:rPr>
+        <w:t xml:space="preserve"> confess to a priest. You receive absolution (</w:t>
+      </w:r>
+      <w:r>
+        <w:rPr>
+          <w:rFonts w:cstheme="minorHAnsi"/>
+        </w:rPr>
+        <w:t>赦罪</w:t>
+      </w:r>
+      <w:r>
+        <w:rPr>
+          <w:rFonts w:cstheme="minorHAnsi"/>
+        </w:rPr>
+        <w:t>) from a priest. Penance (</w:t>
+      </w:r>
+      <w:r>
+        <w:rPr>
+          <w:rFonts w:cstheme="minorHAnsi"/>
+        </w:rPr>
+        <w:t>懺悔</w:t>
+      </w:r>
+      <w:r>
+        <w:rPr>
+          <w:rFonts w:cstheme="minorHAnsi"/>
+        </w:rPr>
+        <w:t>) is assigned by a priest. Priests intercede (</w:t>
+      </w:r>
+      <w:r>
+        <w:rPr>
+          <w:rFonts w:cstheme="minorHAnsi"/>
+        </w:rPr>
+        <w:t>求情</w:t>
+      </w:r>
+      <w:r>
+        <w:rPr>
+          <w:rFonts w:cstheme="minorHAnsi"/>
+        </w:rPr>
+        <w:t>) for you.  Mary intercedes (</w:t>
+      </w:r>
+      <w:r>
+        <w:rPr>
+          <w:rFonts w:cstheme="minorHAnsi"/>
+        </w:rPr>
+        <w:t>求情</w:t>
+      </w:r>
+      <w:r>
+        <w:rPr>
+          <w:rFonts w:cstheme="minorHAnsi"/>
+        </w:rPr>
+        <w:t>) for you. There is a church that stands between God and you.</w:t>
+      </w:r>
+    </w:p>
+    <w:p>
+      <w:pPr>
+        <w:rPr>
+          <w:rFonts w:cstheme="minorHAnsi"/>
+        </w:rPr>
+      </w:pPr>
+      <w:r>
+        <w:rPr>
+          <w:rFonts w:cstheme="minorHAnsi"/>
+        </w:rPr>
+        <w:t xml:space="preserve">5. </w:t>
+      </w:r>
+      <w:r>
+        <w:rPr>
+          <w:rFonts w:cstheme="minorHAnsi"/>
+        </w:rPr>
+        <w:t>1 Timonthy 2:5</w:t>
+      </w:r>
+      <w:r>
+        <w:rPr>
+          <w:rFonts w:cstheme="minorHAnsi"/>
+        </w:rPr>
+        <w:t>:</w:t>
+      </w:r>
+      <w:r>
+        <w:rPr>
+          <w:rFonts w:cstheme="minorHAnsi"/>
+        </w:rPr>
+        <w:t xml:space="preserve"> T</w:t>
+      </w:r>
+      <w:r>
+        <w:rPr>
+          <w:rFonts w:cstheme="minorHAnsi"/>
+        </w:rPr>
+        <w:t>here is one God</w:t>
+      </w:r>
+      <w:r>
+        <w:rPr>
+          <w:rFonts w:cstheme="minorHAnsi"/>
+        </w:rPr>
+        <w:t xml:space="preserve"> and Jesus is the </w:t>
+      </w:r>
+      <w:r>
+        <w:rPr>
+          <w:rFonts w:cstheme="minorHAnsi"/>
+        </w:rPr>
+        <w:t>mediator between God and men</w:t>
+      </w:r>
+      <w:r>
+        <w:rPr>
+          <w:rFonts w:cstheme="minorHAnsi"/>
+        </w:rPr>
+        <w:t>.</w:t>
+      </w:r>
+    </w:p>
+    <w:p>
+      <w:pPr>
+        <w:rPr>
+          <w:rFonts w:cstheme="minorHAnsi"/>
+        </w:rPr>
+      </w:pPr>
+      <w:r>
+        <w:rPr>
+          <w:rFonts w:cstheme="minorHAnsi"/>
+        </w:rPr>
+        <w:t xml:space="preserve">6. </w:t>
+      </w:r>
+      <w:r>
+        <w:rPr>
+          <w:rFonts w:cstheme="minorHAnsi"/>
+        </w:rPr>
+        <w:t>Romans 3:23-24</w:t>
+      </w:r>
+      <w:r>
+        <w:rPr>
+          <w:rFonts w:cstheme="minorHAnsi"/>
+        </w:rPr>
+        <w:t xml:space="preserve">: We have </w:t>
+      </w:r>
+      <w:r>
+        <w:rPr>
+          <w:rFonts w:cstheme="minorHAnsi"/>
+        </w:rPr>
+        <w:t>glory</w:t>
+      </w:r>
+      <w:r>
+        <w:rPr>
+          <w:rFonts w:cstheme="minorHAnsi"/>
+        </w:rPr>
+        <w:t xml:space="preserve"> and </w:t>
+      </w:r>
+      <w:r>
+        <w:rPr>
+          <w:rFonts w:cstheme="minorHAnsi"/>
+        </w:rPr>
+        <w:t>grace</w:t>
+      </w:r>
+      <w:r>
+        <w:rPr>
+          <w:rFonts w:cstheme="minorHAnsi"/>
+        </w:rPr>
+        <w:t xml:space="preserve"> of God</w:t>
+      </w:r>
+      <w:r>
+        <w:rPr>
+          <w:rFonts w:cstheme="minorHAnsi"/>
+        </w:rPr>
+        <w:t xml:space="preserve"> through the redemption </w:t>
+      </w:r>
+      <w:r>
+        <w:rPr>
+          <w:rFonts w:cstheme="minorHAnsi"/>
+        </w:rPr>
+        <w:t xml:space="preserve">of </w:t>
+      </w:r>
+      <w:r>
+        <w:rPr>
+          <w:rFonts w:cstheme="minorHAnsi"/>
+        </w:rPr>
+        <w:t>Christ Jesus</w:t>
+      </w:r>
+      <w:r>
+        <w:rPr>
+          <w:rFonts w:cstheme="minorHAnsi"/>
+        </w:rPr>
+        <w:t>.</w:t>
+      </w:r>
+      <w:r>
+        <w:rPr>
+          <w:rFonts w:cstheme="minorHAnsi"/>
+        </w:rPr>
+        <w:t xml:space="preserve"> </w:t>
+      </w:r>
+    </w:p>
+    <w:p>
+      <w:pPr>
+        <w:rPr>
+          <w:rFonts w:cstheme="minorHAnsi"/>
+        </w:rPr>
+      </w:pPr>
+      <w:r>
+        <w:rPr>
+          <w:rFonts w:cstheme="minorHAnsi"/>
+        </w:rPr>
+        <w:t xml:space="preserve">7. </w:t>
+      </w:r>
+      <w:r>
+        <w:rPr>
+          <w:rFonts w:cstheme="minorHAnsi"/>
+        </w:rPr>
+        <w:t>Wh</w:t>
+      </w:r>
+      <w:r>
+        <w:rPr>
+          <w:rFonts w:cstheme="minorHAnsi"/>
+        </w:rPr>
+        <w:t>en</w:t>
+      </w:r>
+      <w:r>
+        <w:rPr>
+          <w:rFonts w:cstheme="minorHAnsi"/>
+        </w:rPr>
+        <w:t xml:space="preserve"> Jesus is dying on the cross</w:t>
+      </w:r>
+      <w:r>
+        <w:rPr>
+          <w:rFonts w:cstheme="minorHAnsi"/>
+        </w:rPr>
+        <w:t>. He talked to thief next to him</w:t>
+      </w:r>
+      <w:r>
+        <w:rPr>
+          <w:rFonts w:cstheme="minorHAnsi"/>
+        </w:rPr>
+        <w:t>, “Today, you will be with me in eternity.”</w:t>
+      </w:r>
+    </w:p>
+    <w:p>
+      <w:pPr>
+        <w:rPr>
+          <w:rFonts w:cstheme="minorHAnsi"/>
+        </w:rPr>
+      </w:pPr>
+      <w:r>
+        <w:rPr>
+          <w:rFonts w:cstheme="minorHAnsi"/>
+        </w:rPr>
+        <w:t xml:space="preserve">8. </w:t>
+      </w:r>
+      <w:r>
+        <w:rPr>
+          <w:rFonts w:cstheme="minorHAnsi"/>
+        </w:rPr>
+        <w:t>There are three historic categories of faith in the New Testament. Just repeat them after me. Justification, Sanctification, and Glorification.</w:t>
+      </w:r>
+    </w:p>
+    <w:p>
+      <w:pPr>
+        <w:rPr>
+          <w:rFonts w:cstheme="minorHAnsi"/>
+        </w:rPr>
+      </w:pPr>
+      <w:r>
+        <w:rPr>
+          <w:rFonts w:cstheme="minorHAnsi"/>
+        </w:rPr>
+        <w:t xml:space="preserve">9. </w:t>
+      </w:r>
+      <w:r>
+        <w:rPr>
+          <w:rFonts w:cstheme="minorHAnsi"/>
+        </w:rPr>
+        <w:t>Roman Catholicism are in the tollway for entire life.</w:t>
+      </w:r>
+      <w:r>
+        <w:rPr>
+          <w:rFonts w:cstheme="minorHAnsi"/>
+        </w:rPr>
+        <w:t xml:space="preserve"> </w:t>
+      </w:r>
+      <w:r>
+        <w:rPr>
+          <w:rFonts w:cstheme="minorHAnsi"/>
+        </w:rPr>
+        <w:t>Protestant Christian are in the freeway for entire life.</w:t>
+      </w:r>
+    </w:p>
+    <w:p>
+      <w:pPr>
+        <w:rPr>
+          <w:rFonts w:cstheme="minorHAnsi"/>
+        </w:rPr>
+      </w:pPr>
+      <w:r>
+        <w:rPr>
+          <w:rFonts w:cstheme="minorHAnsi"/>
+        </w:rPr>
+        <w:t xml:space="preserve">9. </w:t>
+      </w:r>
+      <w:r>
+        <w:rPr>
+          <w:rFonts w:cstheme="minorHAnsi"/>
+        </w:rPr>
+        <w:t>Conclusion:</w:t>
+      </w:r>
+    </w:p>
+    <w:p>
+      <w:pPr>
+        <w:rPr>
+          <w:rFonts w:cstheme="minorHAnsi"/>
+        </w:rPr>
+      </w:pPr>
+      <w:r>
+        <w:rPr>
+          <w:rFonts w:cstheme="minorHAnsi"/>
+        </w:rPr>
+        <w:t>Roman Catholicism is tollway God grace.</w:t>
+      </w:r>
+      <w:r>
+        <w:rPr>
+          <w:rFonts w:cstheme="minorHAnsi"/>
+        </w:rPr>
+        <w:t xml:space="preserve"> </w:t>
+      </w:r>
+    </w:p>
+    <w:p>
+      <w:pPr>
+        <w:rPr>
+          <w:rFonts w:cstheme="minorHAnsi"/>
+        </w:rPr>
+      </w:pPr>
+      <w:r>
+        <w:rPr>
+          <w:rFonts w:cstheme="minorHAnsi"/>
+        </w:rPr>
+        <w:lastRenderedPageBreak/>
+        <w:t>Jesus offers</w:t>
+      </w:r>
+      <w:r>
+        <w:rPr>
+          <w:rFonts w:cstheme="minorHAnsi"/>
+        </w:rPr>
+        <w:t xml:space="preserve">: </w:t>
+      </w:r>
+      <w:r>
+        <w:rPr>
+          <w:rFonts w:cstheme="minorHAnsi"/>
+        </w:rPr>
+        <w:t xml:space="preserve">Protestant Christians have freeway God grace through Jesus. </w:t>
+      </w:r>
+    </w:p>
+    <w:p>
+      <w:pPr>
+        <w:rPr>
+          <w:rFonts w:cstheme="minorHAnsi"/>
+        </w:rPr>
+      </w:pPr>
+    </w:p>
+    <w:p>
+      <w:pPr>
+        <w:rPr>
+          <w:rFonts w:cstheme="minorHAnsi"/>
+        </w:rPr>
+      </w:pPr>
+      <w:r>
+        <w:rPr>
+          <w:rFonts w:cstheme="minorHAnsi"/>
+        </w:rPr>
+        <w:t>===</w:t>
+      </w:r>
+    </w:p>
+    <w:p>
+      <w:pPr>
+        <w:rPr>
+          <w:rFonts w:cstheme="minorHAnsi" w:hint="eastAsia"/>
+        </w:rPr>
+      </w:pPr>
+      <w:r>
+        <w:rPr>
+          <w:rFonts w:cstheme="minorHAnsi" w:hint="eastAsia"/>
+        </w:rPr>
+        <w:t>2026</w:t>
+      </w:r>
+      <w:r>
+        <w:rPr>
+          <w:rFonts w:cstheme="minorHAnsi" w:hint="eastAsia"/>
+        </w:rPr>
+        <w:t>年</w:t>
+      </w:r>
+      <w:r>
+        <w:rPr>
+          <w:rFonts w:cstheme="minorHAnsi" w:hint="eastAsia"/>
+        </w:rPr>
+        <w:t>8</w:t>
+      </w:r>
+      <w:r>
+        <w:rPr>
+          <w:rFonts w:cstheme="minorHAnsi" w:hint="eastAsia"/>
+        </w:rPr>
+        <w:t>月</w:t>
+      </w:r>
+      <w:r>
+        <w:rPr>
+          <w:rFonts w:cstheme="minorHAnsi" w:hint="eastAsia"/>
+        </w:rPr>
+        <w:t>1</w:t>
+      </w:r>
+      <w:r>
+        <w:rPr>
+          <w:rFonts w:cstheme="minorHAnsi" w:hint="eastAsia"/>
+        </w:rPr>
+        <w:t>日，</w:t>
+      </w:r>
+      <w:r>
+        <w:rPr>
+          <w:rFonts w:cstheme="minorHAnsi" w:hint="eastAsia"/>
+        </w:rPr>
+        <w:t>Menlo</w:t>
+      </w:r>
+      <w:r>
+        <w:rPr>
+          <w:rFonts w:cstheme="minorHAnsi" w:hint="eastAsia"/>
+        </w:rPr>
+        <w:t>教會敬拜（回顧上週，</w:t>
+      </w:r>
+      <w:r>
+        <w:rPr>
+          <w:rFonts w:cstheme="minorHAnsi" w:hint="eastAsia"/>
+        </w:rPr>
+        <w:t>2026</w:t>
+      </w:r>
+      <w:r>
+        <w:rPr>
+          <w:rFonts w:cstheme="minorHAnsi" w:hint="eastAsia"/>
+        </w:rPr>
+        <w:t>年</w:t>
+      </w:r>
+      <w:r>
+        <w:rPr>
+          <w:rFonts w:cstheme="minorHAnsi" w:hint="eastAsia"/>
+        </w:rPr>
+        <w:t>7</w:t>
+      </w:r>
+      <w:r>
+        <w:rPr>
+          <w:rFonts w:cstheme="minorHAnsi" w:hint="eastAsia"/>
+        </w:rPr>
+        <w:t>月</w:t>
+      </w:r>
+      <w:r>
+        <w:rPr>
+          <w:rFonts w:cstheme="minorHAnsi" w:hint="eastAsia"/>
+        </w:rPr>
+        <w:t>26</w:t>
+      </w:r>
+      <w:r>
+        <w:rPr>
+          <w:rFonts w:cstheme="minorHAnsi" w:hint="eastAsia"/>
+        </w:rPr>
+        <w:t>日）</w:t>
+      </w:r>
+    </w:p>
+    <w:p>
+      <w:pPr>
+        <w:rPr>
+          <w:rFonts w:cstheme="minorHAnsi" w:hint="eastAsia"/>
+        </w:rPr>
+      </w:pPr>
+      <w:r>
+        <w:rPr>
+          <w:rFonts w:cstheme="minorHAnsi" w:hint="eastAsia"/>
+        </w:rPr>
+        <w:t>https://www.youtube.com/watch?v=bHrWW4k-tA8</w:t>
+      </w:r>
+    </w:p>
+    <w:p>
+      <w:pPr>
+        <w:rPr>
+          <w:rFonts w:cstheme="minorHAnsi" w:hint="eastAsia"/>
+        </w:rPr>
+      </w:pPr>
+      <w:r>
+        <w:rPr>
+          <w:rFonts w:cstheme="minorHAnsi" w:hint="eastAsia"/>
+        </w:rPr>
+        <w:t>https://github.com/peterhchen/1000_Family/tree/main/Church/2026</w:t>
+      </w:r>
+    </w:p>
+    <w:p>
+      <w:pPr>
+        <w:rPr>
+          <w:rFonts w:cstheme="minorHAnsi" w:hint="eastAsia"/>
+        </w:rPr>
+      </w:pPr>
+      <w:proofErr w:type="spellStart"/>
+      <w:r>
+        <w:rPr>
+          <w:rFonts w:cstheme="minorHAnsi" w:hint="eastAsia"/>
+        </w:rPr>
+        <w:t>功德體系（天主教</w:t>
+      </w:r>
+      <w:proofErr w:type="spellEnd"/>
+      <w:r>
+        <w:rPr>
+          <w:rFonts w:cstheme="minorHAnsi" w:hint="eastAsia"/>
+        </w:rPr>
+        <w:t>）</w:t>
+      </w:r>
+      <w:r>
+        <w:rPr>
+          <w:rFonts w:cstheme="minorHAnsi" w:hint="eastAsia"/>
+        </w:rPr>
+        <w:t xml:space="preserve">| </w:t>
+      </w:r>
+      <w:r>
+        <w:rPr>
+          <w:rFonts w:cstheme="minorHAnsi" w:hint="eastAsia"/>
+        </w:rPr>
+        <w:t>「</w:t>
+      </w:r>
+      <w:proofErr w:type="spellStart"/>
+      <w:r>
+        <w:rPr>
+          <w:rFonts w:cstheme="minorHAnsi" w:hint="eastAsia"/>
+        </w:rPr>
+        <w:t>坦誠相對</w:t>
+      </w:r>
+      <w:proofErr w:type="spellEnd"/>
+      <w:r>
+        <w:rPr>
+          <w:rFonts w:cstheme="minorHAnsi" w:hint="eastAsia"/>
+        </w:rPr>
+        <w:t>」（</w:t>
+      </w:r>
+      <w:r>
+        <w:rPr>
+          <w:rFonts w:cstheme="minorHAnsi" w:hint="eastAsia"/>
+        </w:rPr>
+        <w:t xml:space="preserve">Let's Be </w:t>
+      </w:r>
+      <w:proofErr w:type="spellStart"/>
+      <w:r>
+        <w:rPr>
+          <w:rFonts w:cstheme="minorHAnsi" w:hint="eastAsia"/>
+        </w:rPr>
+        <w:t>Honest</w:t>
+      </w:r>
+      <w:r>
+        <w:rPr>
+          <w:rFonts w:cstheme="minorHAnsi" w:hint="eastAsia"/>
+        </w:rPr>
+        <w:t>）系列</w:t>
+      </w:r>
+      <w:proofErr w:type="spellEnd"/>
+      <w:r>
+        <w:rPr>
+          <w:rFonts w:cstheme="minorHAnsi" w:hint="eastAsia"/>
+        </w:rPr>
+        <w:t xml:space="preserve"> | </w:t>
+      </w:r>
+      <w:proofErr w:type="spellStart"/>
+      <w:r>
+        <w:rPr>
+          <w:rFonts w:cstheme="minorHAnsi" w:hint="eastAsia"/>
+        </w:rPr>
+        <w:t>Menlo</w:t>
+      </w:r>
+      <w:r>
+        <w:rPr>
+          <w:rFonts w:cstheme="minorHAnsi" w:hint="eastAsia"/>
+        </w:rPr>
+        <w:t>教會主任牧師</w:t>
+      </w:r>
+      <w:proofErr w:type="spellEnd"/>
+      <w:r>
+        <w:rPr>
+          <w:rFonts w:cstheme="minorHAnsi" w:hint="eastAsia"/>
+        </w:rPr>
+        <w:t xml:space="preserve"> Phil EuBank</w:t>
+      </w:r>
+    </w:p>
+    <w:p>
+      <w:pPr>
+        <w:rPr>
+          <w:rFonts w:cstheme="minorHAnsi" w:hint="eastAsia"/>
+        </w:rPr>
+      </w:pPr>
+    </w:p>
+    <w:p>
+      <w:pPr>
+        <w:rPr>
+          <w:rFonts w:cstheme="minorHAnsi" w:hint="eastAsia"/>
+        </w:rPr>
+      </w:pPr>
+      <w:proofErr w:type="spellStart"/>
+      <w:r>
+        <w:rPr>
+          <w:rFonts w:cstheme="minorHAnsi" w:hint="eastAsia"/>
+        </w:rPr>
+        <w:t>在「坦誠相對</w:t>
+      </w:r>
+      <w:proofErr w:type="spellEnd"/>
+      <w:r>
+        <w:rPr>
+          <w:rFonts w:cstheme="minorHAnsi" w:hint="eastAsia"/>
+        </w:rPr>
+        <w:t>」（</w:t>
+      </w:r>
+      <w:r>
+        <w:rPr>
+          <w:rFonts w:cstheme="minorHAnsi" w:hint="eastAsia"/>
+        </w:rPr>
+        <w:t xml:space="preserve">Let's Be </w:t>
+      </w:r>
+      <w:proofErr w:type="spellStart"/>
+      <w:r>
+        <w:rPr>
+          <w:rFonts w:cstheme="minorHAnsi" w:hint="eastAsia"/>
+        </w:rPr>
+        <w:t>Honest</w:t>
+      </w:r>
+      <w:r>
+        <w:rPr>
+          <w:rFonts w:cstheme="minorHAnsi" w:hint="eastAsia"/>
+        </w:rPr>
+        <w:t>）系列講道中，我們涵蓋了以下內容</w:t>
+      </w:r>
+      <w:proofErr w:type="spellEnd"/>
+      <w:r>
+        <w:rPr>
+          <w:rFonts w:cstheme="minorHAnsi" w:hint="eastAsia"/>
+        </w:rPr>
+        <w:t>：</w:t>
+      </w:r>
+    </w:p>
+    <w:p>
+      <w:pPr>
+        <w:rPr>
+          <w:rFonts w:cstheme="minorHAnsi" w:hint="eastAsia"/>
+        </w:rPr>
+      </w:pPr>
+      <w:r>
+        <w:rPr>
+          <w:rFonts w:cstheme="minorHAnsi" w:hint="eastAsia"/>
+        </w:rPr>
+        <w:t>1) 6</w:t>
+      </w:r>
+      <w:r>
+        <w:rPr>
+          <w:rFonts w:cstheme="minorHAnsi" w:hint="eastAsia"/>
+        </w:rPr>
+        <w:t>月</w:t>
+      </w:r>
+      <w:r>
+        <w:rPr>
+          <w:rFonts w:cstheme="minorHAnsi" w:hint="eastAsia"/>
+        </w:rPr>
+        <w:t>28</w:t>
+      </w:r>
+      <w:r>
+        <w:rPr>
+          <w:rFonts w:cstheme="minorHAnsi" w:hint="eastAsia"/>
+        </w:rPr>
+        <w:t>日：猶太教；</w:t>
+      </w:r>
+      <w:r>
+        <w:rPr>
+          <w:rFonts w:cstheme="minorHAnsi" w:hint="eastAsia"/>
+        </w:rPr>
+        <w:t>2) 7</w:t>
+      </w:r>
+      <w:r>
+        <w:rPr>
+          <w:rFonts w:cstheme="minorHAnsi" w:hint="eastAsia"/>
+        </w:rPr>
+        <w:t>月</w:t>
+      </w:r>
+      <w:r>
+        <w:rPr>
+          <w:rFonts w:cstheme="minorHAnsi" w:hint="eastAsia"/>
+        </w:rPr>
+        <w:t>5</w:t>
+      </w:r>
+      <w:r>
+        <w:rPr>
+          <w:rFonts w:cstheme="minorHAnsi" w:hint="eastAsia"/>
+        </w:rPr>
+        <w:t>日：伊斯蘭教；</w:t>
+      </w:r>
+      <w:r>
+        <w:rPr>
+          <w:rFonts w:cstheme="minorHAnsi" w:hint="eastAsia"/>
+        </w:rPr>
+        <w:t>3) 7</w:t>
+      </w:r>
+      <w:r>
+        <w:rPr>
+          <w:rFonts w:cstheme="minorHAnsi" w:hint="eastAsia"/>
+        </w:rPr>
+        <w:t>月</w:t>
+      </w:r>
+      <w:r>
+        <w:rPr>
+          <w:rFonts w:cstheme="minorHAnsi" w:hint="eastAsia"/>
+        </w:rPr>
+        <w:t>12</w:t>
+      </w:r>
+      <w:r>
+        <w:rPr>
+          <w:rFonts w:cstheme="minorHAnsi" w:hint="eastAsia"/>
+        </w:rPr>
+        <w:t>日：佛教；</w:t>
+      </w:r>
+      <w:r>
+        <w:rPr>
+          <w:rFonts w:cstheme="minorHAnsi" w:hint="eastAsia"/>
+        </w:rPr>
+        <w:t>4) 7</w:t>
+      </w:r>
+      <w:r>
+        <w:rPr>
+          <w:rFonts w:cstheme="minorHAnsi" w:hint="eastAsia"/>
+        </w:rPr>
+        <w:t>月</w:t>
+      </w:r>
+      <w:r>
+        <w:rPr>
+          <w:rFonts w:cstheme="minorHAnsi" w:hint="eastAsia"/>
+        </w:rPr>
+        <w:t>19</w:t>
+      </w:r>
+      <w:r>
+        <w:rPr>
+          <w:rFonts w:cstheme="minorHAnsi" w:hint="eastAsia"/>
+        </w:rPr>
+        <w:t>日：摩門教；</w:t>
+      </w:r>
+      <w:r>
+        <w:rPr>
+          <w:rFonts w:cstheme="minorHAnsi" w:hint="eastAsia"/>
+        </w:rPr>
+        <w:t>5) 7</w:t>
+      </w:r>
+      <w:r>
+        <w:rPr>
+          <w:rFonts w:cstheme="minorHAnsi" w:hint="eastAsia"/>
+        </w:rPr>
+        <w:t>月</w:t>
+      </w:r>
+      <w:r>
+        <w:rPr>
+          <w:rFonts w:cstheme="minorHAnsi" w:hint="eastAsia"/>
+        </w:rPr>
+        <w:t>26</w:t>
+      </w:r>
+      <w:r>
+        <w:rPr>
+          <w:rFonts w:cstheme="minorHAnsi" w:hint="eastAsia"/>
+        </w:rPr>
+        <w:t>日：天主教；</w:t>
+      </w:r>
+      <w:r>
+        <w:rPr>
+          <w:rFonts w:cstheme="minorHAnsi" w:hint="eastAsia"/>
+        </w:rPr>
+        <w:t>6) 8</w:t>
+      </w:r>
+      <w:r>
+        <w:rPr>
+          <w:rFonts w:cstheme="minorHAnsi" w:hint="eastAsia"/>
+        </w:rPr>
+        <w:t>月</w:t>
+      </w:r>
+      <w:r>
+        <w:rPr>
+          <w:rFonts w:cstheme="minorHAnsi" w:hint="eastAsia"/>
+        </w:rPr>
+        <w:t>2</w:t>
+      </w:r>
+      <w:r>
+        <w:rPr>
+          <w:rFonts w:cstheme="minorHAnsi" w:hint="eastAsia"/>
+        </w:rPr>
+        <w:t>日：無宗教信仰者</w:t>
+      </w:r>
+      <w:r>
+        <w:rPr>
+          <w:rFonts w:cstheme="minorHAnsi" w:hint="eastAsia"/>
+        </w:rPr>
+        <w:t>/</w:t>
+      </w:r>
+      <w:r>
+        <w:rPr>
+          <w:rFonts w:cstheme="minorHAnsi" w:hint="eastAsia"/>
+        </w:rPr>
+        <w:t>不可知論者；</w:t>
+      </w:r>
+      <w:r>
+        <w:rPr>
+          <w:rFonts w:cstheme="minorHAnsi" w:hint="eastAsia"/>
+        </w:rPr>
+        <w:t>7) 8</w:t>
+      </w:r>
+      <w:r>
+        <w:rPr>
+          <w:rFonts w:cstheme="minorHAnsi" w:hint="eastAsia"/>
+        </w:rPr>
+        <w:t>月</w:t>
+      </w:r>
+      <w:r>
+        <w:rPr>
+          <w:rFonts w:cstheme="minorHAnsi" w:hint="eastAsia"/>
+        </w:rPr>
+        <w:t>9</w:t>
+      </w:r>
+      <w:r>
+        <w:rPr>
+          <w:rFonts w:cstheme="minorHAnsi" w:hint="eastAsia"/>
+        </w:rPr>
+        <w:t>日：福音書：福音書</w:t>
+      </w:r>
+    </w:p>
+    <w:p>
+      <w:pPr>
+        <w:rPr>
+          <w:rFonts w:cstheme="minorHAnsi" w:hint="eastAsia"/>
+        </w:rPr>
+      </w:pPr>
+    </w:p>
+    <w:p>
+      <w:pPr>
+        <w:rPr>
+          <w:rFonts w:cstheme="minorHAnsi" w:hint="eastAsia"/>
+        </w:rPr>
+      </w:pPr>
+      <w:proofErr w:type="spellStart"/>
+      <w:r>
+        <w:rPr>
+          <w:rFonts w:cstheme="minorHAnsi" w:hint="eastAsia"/>
+        </w:rPr>
+        <w:t>今天，我們要探討的是天主教</w:t>
+      </w:r>
+      <w:proofErr w:type="spellEnd"/>
+      <w:r>
+        <w:rPr>
+          <w:rFonts w:cstheme="minorHAnsi" w:hint="eastAsia"/>
+        </w:rPr>
+        <w:t>。</w:t>
+      </w:r>
+    </w:p>
+    <w:p>
+      <w:pPr>
+        <w:rPr>
+          <w:rFonts w:cstheme="minorHAnsi" w:hint="eastAsia"/>
+        </w:rPr>
+      </w:pPr>
+    </w:p>
+    <w:p>
+      <w:pPr>
+        <w:rPr>
+          <w:rFonts w:cstheme="minorHAnsi" w:hint="eastAsia"/>
+        </w:rPr>
+      </w:pPr>
+      <w:r>
+        <w:rPr>
+          <w:rFonts w:cstheme="minorHAnsi" w:hint="eastAsia"/>
+        </w:rPr>
+        <w:t xml:space="preserve">1. </w:t>
+      </w:r>
+      <w:r>
+        <w:rPr>
+          <w:rFonts w:cstheme="minorHAnsi" w:hint="eastAsia"/>
+        </w:rPr>
+        <w:t>有兩條不同的路：一條是收費公路（</w:t>
+      </w:r>
+      <w:r>
+        <w:rPr>
+          <w:rFonts w:cstheme="minorHAnsi" w:hint="eastAsia"/>
+        </w:rPr>
+        <w:t>Tollway</w:t>
+      </w:r>
+      <w:r>
+        <w:rPr>
+          <w:rFonts w:cstheme="minorHAnsi" w:hint="eastAsia"/>
+        </w:rPr>
+        <w:t>），另一條是免費高速公路（</w:t>
+      </w:r>
+      <w:r>
+        <w:rPr>
+          <w:rFonts w:cstheme="minorHAnsi" w:hint="eastAsia"/>
+        </w:rPr>
+        <w:t>Freeway</w:t>
+      </w:r>
+      <w:r>
+        <w:rPr>
+          <w:rFonts w:cstheme="minorHAnsi" w:hint="eastAsia"/>
+        </w:rPr>
+        <w:t>）。兩條路通往同一個方向，但有一個關鍵區別：收費公路需要付費，而免費高速公路則無需付費。</w:t>
+      </w:r>
+    </w:p>
+    <w:p>
+      <w:pPr>
+        <w:rPr>
+          <w:rFonts w:cstheme="minorHAnsi" w:hint="eastAsia"/>
+        </w:rPr>
+      </w:pPr>
+      <w:r>
+        <w:rPr>
+          <w:rFonts w:cstheme="minorHAnsi" w:hint="eastAsia"/>
+        </w:rPr>
+        <w:t xml:space="preserve">2. </w:t>
+      </w:r>
+      <w:proofErr w:type="spellStart"/>
+      <w:r>
+        <w:rPr>
+          <w:rFonts w:cstheme="minorHAnsi" w:hint="eastAsia"/>
+        </w:rPr>
+        <w:t>希伯來書</w:t>
+      </w:r>
+      <w:proofErr w:type="spellEnd"/>
+      <w:r>
+        <w:rPr>
+          <w:rFonts w:cstheme="minorHAnsi" w:hint="eastAsia"/>
+        </w:rPr>
+        <w:t xml:space="preserve"> 10:11-14</w:t>
+      </w:r>
+      <w:r>
+        <w:rPr>
+          <w:rFonts w:cstheme="minorHAnsi" w:hint="eastAsia"/>
+        </w:rPr>
+        <w:t>：耶穌為我們犧牲自己，以償還罪債。</w:t>
+      </w:r>
+    </w:p>
+    <w:p>
+      <w:pPr>
+        <w:rPr>
+          <w:rFonts w:cstheme="minorHAnsi" w:hint="eastAsia"/>
+        </w:rPr>
+      </w:pPr>
+      <w:r>
+        <w:rPr>
+          <w:rFonts w:cstheme="minorHAnsi" w:hint="eastAsia"/>
+        </w:rPr>
+        <w:t xml:space="preserve">3. </w:t>
+      </w:r>
+      <w:proofErr w:type="spellStart"/>
+      <w:r>
+        <w:rPr>
+          <w:rFonts w:cstheme="minorHAnsi" w:hint="eastAsia"/>
+        </w:rPr>
+        <w:t>羅馬天主教有「五個唯獨</w:t>
+      </w:r>
+      <w:proofErr w:type="spellEnd"/>
+      <w:r>
+        <w:rPr>
+          <w:rFonts w:cstheme="minorHAnsi" w:hint="eastAsia"/>
+        </w:rPr>
+        <w:t>」（</w:t>
+      </w:r>
+      <w:r>
+        <w:rPr>
+          <w:rFonts w:cstheme="minorHAnsi" w:hint="eastAsia"/>
+        </w:rPr>
+        <w:t>Five Solas</w:t>
+      </w:r>
+      <w:r>
+        <w:rPr>
+          <w:rFonts w:cstheme="minorHAnsi" w:hint="eastAsia"/>
+        </w:rPr>
+        <w:t>）。</w:t>
+      </w:r>
+      <w:r>
+        <w:rPr>
+          <w:rFonts w:cstheme="minorHAnsi" w:hint="eastAsia"/>
+        </w:rPr>
+        <w:t xml:space="preserve"> </w:t>
+      </w:r>
+      <w:r>
+        <w:rPr>
+          <w:rFonts w:cstheme="minorHAnsi" w:hint="eastAsia"/>
+        </w:rPr>
+        <w:t>「</w:t>
+      </w:r>
+      <w:proofErr w:type="spellStart"/>
+      <w:r>
+        <w:rPr>
+          <w:rFonts w:cstheme="minorHAnsi" w:hint="eastAsia"/>
+        </w:rPr>
+        <w:t>Sola</w:t>
+      </w:r>
+      <w:r>
+        <w:rPr>
+          <w:rFonts w:cstheme="minorHAnsi" w:hint="eastAsia"/>
+        </w:rPr>
+        <w:t>」的意思是「唯獨」或「僅僅</w:t>
+      </w:r>
+      <w:proofErr w:type="spellEnd"/>
+      <w:r>
+        <w:rPr>
+          <w:rFonts w:cstheme="minorHAnsi" w:hint="eastAsia"/>
+        </w:rPr>
+        <w:t>」。</w:t>
+      </w:r>
+    </w:p>
+    <w:p>
+      <w:pPr>
+        <w:rPr>
+          <w:rFonts w:cstheme="minorHAnsi" w:hint="eastAsia"/>
+        </w:rPr>
+      </w:pPr>
+      <w:r>
+        <w:rPr>
+          <w:rFonts w:cstheme="minorHAnsi" w:hint="eastAsia"/>
+        </w:rPr>
+        <w:t xml:space="preserve">  a. Sola </w:t>
+      </w:r>
+      <w:proofErr w:type="spellStart"/>
+      <w:r>
+        <w:rPr>
+          <w:rFonts w:cstheme="minorHAnsi" w:hint="eastAsia"/>
+        </w:rPr>
+        <w:t>Scriptura</w:t>
+      </w:r>
+      <w:r>
+        <w:rPr>
+          <w:rFonts w:cstheme="minorHAnsi" w:hint="eastAsia"/>
+        </w:rPr>
+        <w:t>（唯獨聖經</w:t>
+      </w:r>
+      <w:proofErr w:type="spellEnd"/>
+      <w:r>
+        <w:rPr>
+          <w:rFonts w:cstheme="minorHAnsi" w:hint="eastAsia"/>
+        </w:rPr>
+        <w:t>）：</w:t>
+      </w:r>
+      <w:proofErr w:type="spellStart"/>
+      <w:r>
+        <w:rPr>
+          <w:rFonts w:cstheme="minorHAnsi" w:hint="eastAsia"/>
+        </w:rPr>
+        <w:t>新教：唯獨聖經；天主教：聖經、神聖傳統（</w:t>
+      </w:r>
+      <w:r>
+        <w:rPr>
+          <w:rFonts w:cstheme="minorHAnsi" w:hint="eastAsia"/>
+        </w:rPr>
+        <w:t>Sacred</w:t>
+      </w:r>
+      <w:proofErr w:type="spellEnd"/>
+      <w:r>
+        <w:rPr>
+          <w:rFonts w:cstheme="minorHAnsi" w:hint="eastAsia"/>
+        </w:rPr>
+        <w:t xml:space="preserve"> </w:t>
+      </w:r>
+      <w:proofErr w:type="spellStart"/>
+      <w:r>
+        <w:rPr>
+          <w:rFonts w:cstheme="minorHAnsi" w:hint="eastAsia"/>
+        </w:rPr>
+        <w:t>Tradition</w:t>
+      </w:r>
+      <w:r>
+        <w:rPr>
+          <w:rFonts w:cstheme="minorHAnsi" w:hint="eastAsia"/>
+        </w:rPr>
+        <w:t>）與教會訓導權（</w:t>
+      </w:r>
+      <w:r>
+        <w:rPr>
+          <w:rFonts w:cstheme="minorHAnsi" w:hint="eastAsia"/>
+        </w:rPr>
+        <w:t>Magisterium</w:t>
+      </w:r>
+      <w:proofErr w:type="spellEnd"/>
+      <w:r>
+        <w:rPr>
+          <w:rFonts w:cstheme="minorHAnsi" w:hint="eastAsia"/>
+        </w:rPr>
+        <w:t>）。</w:t>
+      </w:r>
+    </w:p>
+    <w:p>
+      <w:pPr>
+        <w:rPr>
+          <w:rFonts w:cstheme="minorHAnsi" w:hint="eastAsia"/>
+        </w:rPr>
+      </w:pPr>
+      <w:r>
+        <w:rPr>
+          <w:rFonts w:cstheme="minorHAnsi" w:hint="eastAsia"/>
+        </w:rPr>
+        <w:t xml:space="preserve">  b. Sola </w:t>
+      </w:r>
+      <w:proofErr w:type="spellStart"/>
+      <w:r>
+        <w:rPr>
+          <w:rFonts w:cstheme="minorHAnsi" w:hint="eastAsia"/>
+        </w:rPr>
+        <w:t>Fide</w:t>
+      </w:r>
+      <w:r>
+        <w:rPr>
+          <w:rFonts w:cstheme="minorHAnsi" w:hint="eastAsia"/>
+        </w:rPr>
+        <w:t>（唯獨信心</w:t>
+      </w:r>
+      <w:proofErr w:type="spellEnd"/>
+      <w:r>
+        <w:rPr>
+          <w:rFonts w:cstheme="minorHAnsi" w:hint="eastAsia"/>
+        </w:rPr>
+        <w:t>）：</w:t>
+      </w:r>
+      <w:proofErr w:type="spellStart"/>
+      <w:r>
+        <w:rPr>
+          <w:rFonts w:cstheme="minorHAnsi" w:hint="eastAsia"/>
+        </w:rPr>
+        <w:t>新教：因信耶穌而稱義；天主教：信心與終身的歷程</w:t>
+      </w:r>
+      <w:proofErr w:type="spellEnd"/>
+      <w:r>
+        <w:rPr>
+          <w:rFonts w:cstheme="minorHAnsi" w:hint="eastAsia"/>
+        </w:rPr>
+        <w:t>。</w:t>
+      </w:r>
+    </w:p>
+    <w:p>
+      <w:pPr>
+        <w:rPr>
+          <w:rFonts w:cstheme="minorHAnsi" w:hint="eastAsia"/>
+        </w:rPr>
+      </w:pPr>
+      <w:r>
+        <w:rPr>
+          <w:rFonts w:cstheme="minorHAnsi" w:hint="eastAsia"/>
+        </w:rPr>
+        <w:t xml:space="preserve">  c. Sola </w:t>
+      </w:r>
+      <w:proofErr w:type="spellStart"/>
+      <w:r>
+        <w:rPr>
+          <w:rFonts w:cstheme="minorHAnsi" w:hint="eastAsia"/>
+        </w:rPr>
+        <w:t>Gratia</w:t>
+      </w:r>
+      <w:r>
+        <w:rPr>
+          <w:rFonts w:cstheme="minorHAnsi" w:hint="eastAsia"/>
+        </w:rPr>
+        <w:t>（唯獨恩典</w:t>
+      </w:r>
+      <w:proofErr w:type="spellEnd"/>
+      <w:r>
+        <w:rPr>
+          <w:rFonts w:cstheme="minorHAnsi" w:hint="eastAsia"/>
+        </w:rPr>
+        <w:t>）：</w:t>
+      </w:r>
+      <w:proofErr w:type="spellStart"/>
+      <w:r>
+        <w:rPr>
+          <w:rFonts w:cstheme="minorHAnsi" w:hint="eastAsia"/>
+        </w:rPr>
+        <w:t>新教：救恩是神恩典的白白賞賜；天主教：人必須持守在救恩的道路上</w:t>
+      </w:r>
+      <w:proofErr w:type="spellEnd"/>
+      <w:r>
+        <w:rPr>
+          <w:rFonts w:cstheme="minorHAnsi" w:hint="eastAsia"/>
+        </w:rPr>
+        <w:t>。</w:t>
+      </w:r>
+    </w:p>
+    <w:p>
+      <w:pPr>
+        <w:rPr>
+          <w:rFonts w:cstheme="minorHAnsi" w:hint="eastAsia"/>
+        </w:rPr>
+      </w:pPr>
+      <w:r>
+        <w:rPr>
+          <w:rFonts w:cstheme="minorHAnsi" w:hint="eastAsia"/>
+        </w:rPr>
+        <w:t xml:space="preserve">  d. Solus </w:t>
+      </w:r>
+      <w:proofErr w:type="spellStart"/>
+      <w:r>
+        <w:rPr>
+          <w:rFonts w:cstheme="minorHAnsi" w:hint="eastAsia"/>
+        </w:rPr>
+        <w:t>Christus</w:t>
+      </w:r>
+      <w:r>
+        <w:rPr>
+          <w:rFonts w:cstheme="minorHAnsi" w:hint="eastAsia"/>
+        </w:rPr>
+        <w:t>（唯獨基督</w:t>
+      </w:r>
+      <w:proofErr w:type="spellEnd"/>
+      <w:r>
+        <w:rPr>
+          <w:rFonts w:cstheme="minorHAnsi" w:hint="eastAsia"/>
+        </w:rPr>
+        <w:t>）：</w:t>
+      </w:r>
+      <w:proofErr w:type="spellStart"/>
+      <w:r>
+        <w:rPr>
+          <w:rFonts w:cstheme="minorHAnsi" w:hint="eastAsia"/>
+        </w:rPr>
+        <w:t>新教：耶穌是神與人之間唯一的仲保者；天主教：耶穌是終極救主，但也包括童貞女瑪利亞和聖徒</w:t>
+      </w:r>
+      <w:proofErr w:type="spellEnd"/>
+      <w:r>
+        <w:rPr>
+          <w:rFonts w:cstheme="minorHAnsi" w:hint="eastAsia"/>
+        </w:rPr>
+        <w:t>。</w:t>
+      </w:r>
+    </w:p>
+    <w:p>
+      <w:pPr>
+        <w:rPr>
+          <w:rFonts w:cstheme="minorHAnsi" w:hint="eastAsia"/>
+        </w:rPr>
+      </w:pPr>
+      <w:r>
+        <w:rPr>
+          <w:rFonts w:cstheme="minorHAnsi" w:hint="eastAsia"/>
+        </w:rPr>
+        <w:t xml:space="preserve">  e. Soli Deo </w:t>
+      </w:r>
+      <w:proofErr w:type="spellStart"/>
+      <w:r>
+        <w:rPr>
+          <w:rFonts w:cstheme="minorHAnsi" w:hint="eastAsia"/>
+        </w:rPr>
+        <w:t>Gloria</w:t>
+      </w:r>
+      <w:r>
+        <w:rPr>
+          <w:rFonts w:cstheme="minorHAnsi" w:hint="eastAsia"/>
+        </w:rPr>
+        <w:t>（唯獨神的榮耀</w:t>
+      </w:r>
+      <w:proofErr w:type="spellEnd"/>
+      <w:r>
+        <w:rPr>
+          <w:rFonts w:cstheme="minorHAnsi" w:hint="eastAsia"/>
+        </w:rPr>
+        <w:t>）：</w:t>
+      </w:r>
+      <w:proofErr w:type="spellStart"/>
+      <w:r>
+        <w:rPr>
+          <w:rFonts w:cstheme="minorHAnsi" w:hint="eastAsia"/>
+        </w:rPr>
+        <w:t>新教：所有的敬拜、讚美和榮耀都單單歸於神；天主教：只敬拜神</w:t>
+      </w:r>
+      <w:proofErr w:type="spellEnd"/>
+      <w:r>
+        <w:rPr>
+          <w:rFonts w:cstheme="minorHAnsi" w:hint="eastAsia"/>
+        </w:rPr>
+        <w:t>。</w:t>
+      </w:r>
+      <w:r>
+        <w:rPr>
+          <w:rFonts w:cstheme="minorHAnsi" w:hint="eastAsia"/>
+        </w:rPr>
+        <w:t xml:space="preserve"> 4. </w:t>
+      </w:r>
+      <w:r>
+        <w:rPr>
+          <w:rFonts w:cstheme="minorHAnsi" w:hint="eastAsia"/>
+        </w:rPr>
+        <w:t>羅馬天主教徒需要向神父告解。你將從神父那裡獲得赦罪，並由神父指定補贖（懺悔）的方式。神父為你代求，馬利亞也為你代求。在神與你之間，橫亙著教會這一中介。</w:t>
+      </w:r>
+    </w:p>
+    <w:p>
+      <w:pPr>
+        <w:rPr>
+          <w:rFonts w:cstheme="minorHAnsi" w:hint="eastAsia"/>
+        </w:rPr>
+      </w:pPr>
+      <w:r>
+        <w:rPr>
+          <w:rFonts w:cstheme="minorHAnsi" w:hint="eastAsia"/>
+        </w:rPr>
+        <w:t xml:space="preserve">5. </w:t>
+      </w:r>
+      <w:proofErr w:type="spellStart"/>
+      <w:r>
+        <w:rPr>
+          <w:rFonts w:cstheme="minorHAnsi" w:hint="eastAsia"/>
+        </w:rPr>
+        <w:t>提摩太前書</w:t>
+      </w:r>
+      <w:proofErr w:type="spellEnd"/>
+      <w:r>
+        <w:rPr>
+          <w:rFonts w:cstheme="minorHAnsi" w:hint="eastAsia"/>
+        </w:rPr>
+        <w:t xml:space="preserve"> 2:5</w:t>
+      </w:r>
+      <w:r>
+        <w:rPr>
+          <w:rFonts w:cstheme="minorHAnsi" w:hint="eastAsia"/>
+        </w:rPr>
+        <w:t>：只有一位神，而耶穌是神與人之間的中保。</w:t>
+      </w:r>
+    </w:p>
+    <w:p>
+      <w:pPr>
+        <w:rPr>
+          <w:rFonts w:cstheme="minorHAnsi" w:hint="eastAsia"/>
+        </w:rPr>
+      </w:pPr>
+      <w:r>
+        <w:rPr>
+          <w:rFonts w:cstheme="minorHAnsi" w:hint="eastAsia"/>
+        </w:rPr>
+        <w:t xml:space="preserve">6. </w:t>
+      </w:r>
+      <w:proofErr w:type="spellStart"/>
+      <w:r>
+        <w:rPr>
+          <w:rFonts w:cstheme="minorHAnsi" w:hint="eastAsia"/>
+        </w:rPr>
+        <w:t>羅馬書</w:t>
+      </w:r>
+      <w:proofErr w:type="spellEnd"/>
+      <w:r>
+        <w:rPr>
+          <w:rFonts w:cstheme="minorHAnsi" w:hint="eastAsia"/>
+        </w:rPr>
+        <w:t xml:space="preserve"> 3:23-24</w:t>
+      </w:r>
+      <w:r>
+        <w:rPr>
+          <w:rFonts w:cstheme="minorHAnsi" w:hint="eastAsia"/>
+        </w:rPr>
+        <w:t>：我們藉著基督耶穌的救贖，得以領受神的榮耀與恩典。</w:t>
+      </w:r>
+    </w:p>
+    <w:p>
+      <w:pPr>
+        <w:rPr>
+          <w:rFonts w:cstheme="minorHAnsi" w:hint="eastAsia"/>
+        </w:rPr>
+      </w:pPr>
+      <w:r>
+        <w:rPr>
+          <w:rFonts w:cstheme="minorHAnsi" w:hint="eastAsia"/>
+        </w:rPr>
+        <w:t xml:space="preserve">7. </w:t>
+      </w:r>
+      <w:proofErr w:type="spellStart"/>
+      <w:r>
+        <w:rPr>
+          <w:rFonts w:cstheme="minorHAnsi" w:hint="eastAsia"/>
+        </w:rPr>
+        <w:t>當耶穌在十字架上受死時，祂對身旁的強盜說</w:t>
+      </w:r>
+      <w:proofErr w:type="spellEnd"/>
+      <w:r>
+        <w:rPr>
+          <w:rFonts w:cstheme="minorHAnsi" w:hint="eastAsia"/>
+        </w:rPr>
+        <w:t>：“</w:t>
+      </w:r>
+      <w:proofErr w:type="spellStart"/>
+      <w:r>
+        <w:rPr>
+          <w:rFonts w:cstheme="minorHAnsi" w:hint="eastAsia"/>
+        </w:rPr>
+        <w:t>今天，你要同我在永恆裡了</w:t>
+      </w:r>
+      <w:proofErr w:type="spellEnd"/>
+      <w:r>
+        <w:rPr>
+          <w:rFonts w:cstheme="minorHAnsi" w:hint="eastAsia"/>
+        </w:rPr>
+        <w:t>。”</w:t>
+      </w:r>
+    </w:p>
+    <w:p>
+      <w:pPr>
+        <w:rPr>
+          <w:rFonts w:cstheme="minorHAnsi" w:hint="eastAsia"/>
+        </w:rPr>
+      </w:pPr>
+      <w:r>
+        <w:rPr>
+          <w:rFonts w:cstheme="minorHAnsi" w:hint="eastAsia"/>
+        </w:rPr>
+        <w:t xml:space="preserve">8. </w:t>
+      </w:r>
+      <w:proofErr w:type="spellStart"/>
+      <w:r>
+        <w:rPr>
+          <w:rFonts w:cstheme="minorHAnsi" w:hint="eastAsia"/>
+        </w:rPr>
+        <w:t>新約聖經中關於信仰有三個歷史性的範疇。請跟我重複一遍：稱義、成聖、得榮耀</w:t>
+      </w:r>
+      <w:proofErr w:type="spellEnd"/>
+      <w:r>
+        <w:rPr>
+          <w:rFonts w:cstheme="minorHAnsi" w:hint="eastAsia"/>
+        </w:rPr>
+        <w:t>。</w:t>
+      </w:r>
+    </w:p>
+    <w:p>
+      <w:pPr>
+        <w:rPr>
+          <w:rFonts w:cstheme="minorHAnsi" w:hint="eastAsia"/>
+        </w:rPr>
+      </w:pPr>
+      <w:r>
+        <w:rPr>
+          <w:rFonts w:cstheme="minorHAnsi" w:hint="eastAsia"/>
+        </w:rPr>
+        <w:t xml:space="preserve">9. </w:t>
+      </w:r>
+      <w:proofErr w:type="spellStart"/>
+      <w:r>
+        <w:rPr>
+          <w:rFonts w:cstheme="minorHAnsi" w:hint="eastAsia"/>
+        </w:rPr>
+        <w:t>羅馬天主教徒的一生彷彿是在「收費公路」上行進；而新教基督徒的一生則彷彿是在「高速公路」上行進</w:t>
+      </w:r>
+      <w:proofErr w:type="spellEnd"/>
+      <w:r>
+        <w:rPr>
+          <w:rFonts w:cstheme="minorHAnsi" w:hint="eastAsia"/>
+        </w:rPr>
+        <w:t>。</w:t>
+      </w:r>
+    </w:p>
+    <w:p>
+      <w:pPr>
+        <w:rPr>
+          <w:rFonts w:cstheme="minorHAnsi" w:hint="eastAsia"/>
+        </w:rPr>
+      </w:pPr>
+      <w:r>
+        <w:rPr>
+          <w:rFonts w:cstheme="minorHAnsi" w:hint="eastAsia"/>
+        </w:rPr>
+        <w:t xml:space="preserve">9. </w:t>
+      </w:r>
+      <w:proofErr w:type="spellStart"/>
+      <w:r>
+        <w:rPr>
+          <w:rFonts w:cstheme="minorHAnsi" w:hint="eastAsia"/>
+        </w:rPr>
+        <w:t>結論</w:t>
+      </w:r>
+      <w:proofErr w:type="spellEnd"/>
+      <w:r>
+        <w:rPr>
+          <w:rFonts w:cstheme="minorHAnsi" w:hint="eastAsia"/>
+        </w:rPr>
+        <w:t>：</w:t>
+      </w:r>
+    </w:p>
+    <w:p>
+      <w:pPr>
+        <w:rPr>
+          <w:rFonts w:cstheme="minorHAnsi" w:hint="eastAsia"/>
+        </w:rPr>
+      </w:pPr>
+      <w:proofErr w:type="spellStart"/>
+      <w:r>
+        <w:rPr>
+          <w:rFonts w:cstheme="minorHAnsi" w:hint="eastAsia"/>
+        </w:rPr>
+        <w:t>羅馬天主教所代表的是「收費公路」式的神之恩典</w:t>
+      </w:r>
+      <w:proofErr w:type="spellEnd"/>
+      <w:r>
+        <w:rPr>
+          <w:rFonts w:cstheme="minorHAnsi" w:hint="eastAsia"/>
+        </w:rPr>
+        <w:t>。</w:t>
+      </w:r>
+    </w:p>
+    <w:p>
+      <w:pPr>
+        <w:rPr>
+          <w:rFonts w:cstheme="minorHAnsi"/>
+        </w:rPr>
+      </w:pPr>
+      <w:proofErr w:type="spellStart"/>
+      <w:r>
+        <w:rPr>
+          <w:rFonts w:cstheme="minorHAnsi" w:hint="eastAsia"/>
+        </w:rPr>
+        <w:t>耶穌所提供的是：新教基督徒藉著耶穌，享有「高速公路」式的神之恩典</w:t>
+      </w:r>
+      <w:proofErr w:type="spellEnd"/>
+      <w:r>
+        <w:rPr>
+          <w:rFonts w:cstheme="minorHAnsi" w:hint="eastAsia"/>
+        </w:rPr>
+        <w:t>。</w:t>
+      </w:r>
+    </w:p>
+    <w:p>
+      <w:pPr>
+        <w:rPr>
+          <w:rFonts w:cstheme="minorHAnsi"/>
+        </w:rPr>
+      </w:pPr>
+    </w:p>
+    <w:p>
+      <w:pPr>
+        <w:rPr>
+          <w:rFonts w:cstheme="minorHAnsi"/>
+        </w:rPr>
+      </w:pPr>
+      <w:r>
+        <w:rPr>
+          <w:rFonts w:cstheme="minorHAnsi"/>
+        </w:rPr>
+        <w:t>===</w:t>
+      </w:r>
+    </w:p>
+    <w:p>
+      <w:pPr>
+        <w:rPr>
+          <w:rFonts w:cstheme="minorHAnsi" w:hint="eastAsia"/>
+        </w:rPr>
+      </w:pPr>
+      <w:r>
+        <w:rPr>
+          <w:rFonts w:cstheme="minorHAnsi" w:hint="eastAsia"/>
+        </w:rPr>
+        <w:t>2026</w:t>
+      </w:r>
+      <w:r>
+        <w:rPr>
+          <w:rFonts w:cstheme="minorHAnsi" w:hint="eastAsia"/>
+        </w:rPr>
+        <w:t>年</w:t>
+      </w:r>
+      <w:r>
+        <w:rPr>
+          <w:rFonts w:cstheme="minorHAnsi" w:hint="eastAsia"/>
+        </w:rPr>
+        <w:t>8</w:t>
+      </w:r>
+      <w:r>
+        <w:rPr>
+          <w:rFonts w:cstheme="minorHAnsi" w:hint="eastAsia"/>
+        </w:rPr>
+        <w:t>月</w:t>
+      </w:r>
+      <w:r>
+        <w:rPr>
+          <w:rFonts w:cstheme="minorHAnsi" w:hint="eastAsia"/>
+        </w:rPr>
+        <w:t>1</w:t>
+      </w:r>
+      <w:r>
+        <w:rPr>
+          <w:rFonts w:cstheme="minorHAnsi" w:hint="eastAsia"/>
+        </w:rPr>
+        <w:t>日、メンロ教会礼拝（先週分：</w:t>
+      </w:r>
+      <w:r>
+        <w:rPr>
+          <w:rFonts w:cstheme="minorHAnsi" w:hint="eastAsia"/>
+        </w:rPr>
+        <w:t>2026</w:t>
+      </w:r>
+      <w:r>
+        <w:rPr>
+          <w:rFonts w:cstheme="minorHAnsi" w:hint="eastAsia"/>
+        </w:rPr>
+        <w:t>年</w:t>
+      </w:r>
+      <w:r>
+        <w:rPr>
+          <w:rFonts w:cstheme="minorHAnsi" w:hint="eastAsia"/>
+        </w:rPr>
+        <w:t>7</w:t>
+      </w:r>
+      <w:r>
+        <w:rPr>
+          <w:rFonts w:cstheme="minorHAnsi" w:hint="eastAsia"/>
+        </w:rPr>
+        <w:t>月</w:t>
+      </w:r>
+      <w:r>
+        <w:rPr>
+          <w:rFonts w:cstheme="minorHAnsi" w:hint="eastAsia"/>
+        </w:rPr>
+        <w:t>26</w:t>
+      </w:r>
+      <w:r>
+        <w:rPr>
+          <w:rFonts w:cstheme="minorHAnsi" w:hint="eastAsia"/>
+        </w:rPr>
+        <w:t>日の要約）</w:t>
+      </w:r>
+    </w:p>
+    <w:p>
+      <w:pPr>
+        <w:rPr>
+          <w:rFonts w:cstheme="minorHAnsi" w:hint="eastAsia"/>
+        </w:rPr>
+      </w:pPr>
+      <w:r>
+        <w:rPr>
+          <w:rFonts w:cstheme="minorHAnsi" w:hint="eastAsia"/>
+        </w:rPr>
+        <w:t>https://www.youtube.com/watch?v=bHrWW4k-tA8</w:t>
+      </w:r>
+    </w:p>
+    <w:p>
+      <w:pPr>
+        <w:rPr>
+          <w:rFonts w:cstheme="minorHAnsi" w:hint="eastAsia"/>
+        </w:rPr>
+      </w:pPr>
+      <w:r>
+        <w:rPr>
+          <w:rFonts w:cstheme="minorHAnsi" w:hint="eastAsia"/>
+        </w:rPr>
+        <w:t>https://github.com/peterhchen/1000_Family/tree/main/Church/2026</w:t>
+      </w:r>
+    </w:p>
+    <w:p>
+      <w:pPr>
+        <w:rPr>
+          <w:rFonts w:cstheme="minorHAnsi" w:hint="eastAsia"/>
+        </w:rPr>
+      </w:pPr>
+      <w:proofErr w:type="spellStart"/>
+      <w:r>
+        <w:rPr>
+          <w:rFonts w:cstheme="minorHAnsi" w:hint="eastAsia"/>
+        </w:rPr>
+        <w:t>功績（価値）のシステム（カトリック</w:t>
+      </w:r>
+      <w:proofErr w:type="spellEnd"/>
+      <w:r>
+        <w:rPr>
+          <w:rFonts w:cstheme="minorHAnsi" w:hint="eastAsia"/>
+        </w:rPr>
+        <w:t>）</w:t>
+      </w:r>
+      <w:r>
+        <w:rPr>
+          <w:rFonts w:cstheme="minorHAnsi" w:hint="eastAsia"/>
+        </w:rPr>
+        <w:t xml:space="preserve"> | </w:t>
+      </w:r>
+      <w:r>
+        <w:rPr>
+          <w:rFonts w:cstheme="minorHAnsi" w:hint="eastAsia"/>
+        </w:rPr>
+        <w:t>「</w:t>
+      </w:r>
+      <w:proofErr w:type="spellStart"/>
+      <w:r>
+        <w:rPr>
+          <w:rFonts w:cstheme="minorHAnsi" w:hint="eastAsia"/>
+        </w:rPr>
+        <w:t>正直に語ろう（</w:t>
+      </w:r>
+      <w:r>
+        <w:rPr>
+          <w:rFonts w:cstheme="minorHAnsi" w:hint="eastAsia"/>
+        </w:rPr>
+        <w:t>Let's</w:t>
+      </w:r>
+      <w:proofErr w:type="spellEnd"/>
+      <w:r>
+        <w:rPr>
+          <w:rFonts w:cstheme="minorHAnsi" w:hint="eastAsia"/>
+        </w:rPr>
+        <w:t xml:space="preserve"> Be Honest</w:t>
+      </w:r>
+      <w:r>
+        <w:rPr>
+          <w:rFonts w:cstheme="minorHAnsi" w:hint="eastAsia"/>
+        </w:rPr>
+        <w:t>）」</w:t>
+      </w:r>
+      <w:proofErr w:type="spellStart"/>
+      <w:r>
+        <w:rPr>
+          <w:rFonts w:cstheme="minorHAnsi" w:hint="eastAsia"/>
+        </w:rPr>
+        <w:t>シリーズ</w:t>
+      </w:r>
+      <w:proofErr w:type="spellEnd"/>
+      <w:r>
+        <w:rPr>
+          <w:rFonts w:cstheme="minorHAnsi" w:hint="eastAsia"/>
+        </w:rPr>
+        <w:t xml:space="preserve"> | </w:t>
+      </w:r>
+      <w:proofErr w:type="spellStart"/>
+      <w:r>
+        <w:rPr>
+          <w:rFonts w:cstheme="minorHAnsi" w:hint="eastAsia"/>
+        </w:rPr>
+        <w:t>メンロ教会</w:t>
+      </w:r>
+      <w:proofErr w:type="spellEnd"/>
+      <w:r>
+        <w:rPr>
+          <w:rFonts w:cstheme="minorHAnsi" w:hint="eastAsia"/>
+        </w:rPr>
+        <w:t xml:space="preserve"> </w:t>
+      </w:r>
+      <w:proofErr w:type="spellStart"/>
+      <w:r>
+        <w:rPr>
+          <w:rFonts w:cstheme="minorHAnsi" w:hint="eastAsia"/>
+        </w:rPr>
+        <w:t>主任牧師</w:t>
+      </w:r>
+      <w:proofErr w:type="spellEnd"/>
+      <w:r>
+        <w:rPr>
+          <w:rFonts w:cstheme="minorHAnsi" w:hint="eastAsia"/>
+        </w:rPr>
+        <w:t xml:space="preserve"> </w:t>
+      </w:r>
+      <w:proofErr w:type="spellStart"/>
+      <w:r>
+        <w:rPr>
+          <w:rFonts w:cstheme="minorHAnsi" w:hint="eastAsia"/>
+        </w:rPr>
+        <w:t>フィル</w:t>
+      </w:r>
+      <w:r>
+        <w:rPr>
+          <w:rFonts w:ascii="MS Mincho" w:eastAsia="MS Mincho" w:hAnsi="MS Mincho" w:cs="MS Mincho" w:hint="eastAsia"/>
+        </w:rPr>
+        <w:t>・</w:t>
+      </w:r>
+      <w:r>
+        <w:rPr>
+          <w:rFonts w:ascii="SimSun" w:hAnsi="SimSun" w:cs="SimSun" w:hint="eastAsia"/>
+        </w:rPr>
+        <w:t>ユーバンク</w:t>
+      </w:r>
+      <w:proofErr w:type="spellEnd"/>
+    </w:p>
+    <w:p>
+      <w:pPr>
+        <w:rPr>
+          <w:rFonts w:cstheme="minorHAnsi" w:hint="eastAsia"/>
+        </w:rPr>
+      </w:pPr>
+    </w:p>
+    <w:p>
+      <w:pPr>
+        <w:rPr>
+          <w:rFonts w:cstheme="minorHAnsi" w:hint="eastAsia"/>
+        </w:rPr>
+      </w:pPr>
+      <w:proofErr w:type="spellStart"/>
+      <w:r>
+        <w:rPr>
+          <w:rFonts w:cstheme="minorHAnsi" w:hint="eastAsia"/>
+        </w:rPr>
+        <w:lastRenderedPageBreak/>
+        <w:t>この「正直に語ろう（</w:t>
+      </w:r>
+      <w:r>
+        <w:rPr>
+          <w:rFonts w:cstheme="minorHAnsi" w:hint="eastAsia"/>
+        </w:rPr>
+        <w:t>Let's</w:t>
+      </w:r>
+      <w:proofErr w:type="spellEnd"/>
+      <w:r>
+        <w:rPr>
+          <w:rFonts w:cstheme="minorHAnsi" w:hint="eastAsia"/>
+        </w:rPr>
+        <w:t xml:space="preserve"> Be Honest</w:t>
+      </w:r>
+      <w:r>
+        <w:rPr>
+          <w:rFonts w:cstheme="minorHAnsi" w:hint="eastAsia"/>
+        </w:rPr>
+        <w:t>）」</w:t>
+      </w:r>
+      <w:proofErr w:type="spellStart"/>
+      <w:r>
+        <w:rPr>
+          <w:rFonts w:cstheme="minorHAnsi" w:hint="eastAsia"/>
+        </w:rPr>
+        <w:t>シリーズでは、以下のテーマを扱います</w:t>
+      </w:r>
+      <w:proofErr w:type="spellEnd"/>
+      <w:r>
+        <w:rPr>
+          <w:rFonts w:cstheme="minorHAnsi" w:hint="eastAsia"/>
+        </w:rPr>
+        <w:t>。</w:t>
+      </w:r>
+    </w:p>
+    <w:p>
+      <w:pPr>
+        <w:rPr>
+          <w:rFonts w:cstheme="minorHAnsi" w:hint="eastAsia"/>
+        </w:rPr>
+      </w:pPr>
+      <w:r>
+        <w:rPr>
+          <w:rFonts w:cstheme="minorHAnsi" w:hint="eastAsia"/>
+        </w:rPr>
+        <w:t>1) 6</w:t>
+      </w:r>
+      <w:r>
+        <w:rPr>
+          <w:rFonts w:cstheme="minorHAnsi" w:hint="eastAsia"/>
+        </w:rPr>
+        <w:t>月</w:t>
+      </w:r>
+      <w:r>
+        <w:rPr>
+          <w:rFonts w:cstheme="minorHAnsi" w:hint="eastAsia"/>
+        </w:rPr>
+        <w:t>28</w:t>
+      </w:r>
+      <w:r>
+        <w:rPr>
+          <w:rFonts w:cstheme="minorHAnsi" w:hint="eastAsia"/>
+        </w:rPr>
+        <w:t>日：ユダヤ教、</w:t>
+      </w:r>
+      <w:r>
+        <w:rPr>
+          <w:rFonts w:cstheme="minorHAnsi" w:hint="eastAsia"/>
+        </w:rPr>
+        <w:t>2) 7</w:t>
+      </w:r>
+      <w:r>
+        <w:rPr>
+          <w:rFonts w:cstheme="minorHAnsi" w:hint="eastAsia"/>
+        </w:rPr>
+        <w:t>月</w:t>
+      </w:r>
+      <w:r>
+        <w:rPr>
+          <w:rFonts w:cstheme="minorHAnsi" w:hint="eastAsia"/>
+        </w:rPr>
+        <w:t>5</w:t>
+      </w:r>
+      <w:r>
+        <w:rPr>
+          <w:rFonts w:cstheme="minorHAnsi" w:hint="eastAsia"/>
+        </w:rPr>
+        <w:t>日：イスラム教、</w:t>
+      </w:r>
+      <w:r>
+        <w:rPr>
+          <w:rFonts w:cstheme="minorHAnsi" w:hint="eastAsia"/>
+        </w:rPr>
+        <w:t>3) 7</w:t>
+      </w:r>
+      <w:r>
+        <w:rPr>
+          <w:rFonts w:cstheme="minorHAnsi" w:hint="eastAsia"/>
+        </w:rPr>
+        <w:t>月</w:t>
+      </w:r>
+      <w:r>
+        <w:rPr>
+          <w:rFonts w:cstheme="minorHAnsi" w:hint="eastAsia"/>
+        </w:rPr>
+        <w:t>12</w:t>
+      </w:r>
+      <w:r>
+        <w:rPr>
+          <w:rFonts w:cstheme="minorHAnsi" w:hint="eastAsia"/>
+        </w:rPr>
+        <w:t>日：仏教、</w:t>
+      </w:r>
+      <w:r>
+        <w:rPr>
+          <w:rFonts w:cstheme="minorHAnsi" w:hint="eastAsia"/>
+        </w:rPr>
+        <w:t>4) 7</w:t>
+      </w:r>
+      <w:r>
+        <w:rPr>
+          <w:rFonts w:cstheme="minorHAnsi" w:hint="eastAsia"/>
+        </w:rPr>
+        <w:t>月</w:t>
+      </w:r>
+      <w:r>
+        <w:rPr>
+          <w:rFonts w:cstheme="minorHAnsi" w:hint="eastAsia"/>
+        </w:rPr>
+        <w:t>19</w:t>
+      </w:r>
+      <w:r>
+        <w:rPr>
+          <w:rFonts w:cstheme="minorHAnsi" w:hint="eastAsia"/>
+        </w:rPr>
+        <w:t>日：モルモン教、</w:t>
+      </w:r>
+      <w:r>
+        <w:rPr>
+          <w:rFonts w:cstheme="minorHAnsi" w:hint="eastAsia"/>
+        </w:rPr>
+        <w:t>5) 7</w:t>
+      </w:r>
+      <w:r>
+        <w:rPr>
+          <w:rFonts w:cstheme="minorHAnsi" w:hint="eastAsia"/>
+        </w:rPr>
+        <w:t>月</w:t>
+      </w:r>
+      <w:r>
+        <w:rPr>
+          <w:rFonts w:cstheme="minorHAnsi" w:hint="eastAsia"/>
+        </w:rPr>
+        <w:t>26</w:t>
+      </w:r>
+      <w:r>
+        <w:rPr>
+          <w:rFonts w:cstheme="minorHAnsi" w:hint="eastAsia"/>
+        </w:rPr>
+        <w:t>日：カトリック、</w:t>
+      </w:r>
+      <w:r>
+        <w:rPr>
+          <w:rFonts w:cstheme="minorHAnsi" w:hint="eastAsia"/>
+        </w:rPr>
+        <w:t>6) 8</w:t>
+      </w:r>
+      <w:r>
+        <w:rPr>
+          <w:rFonts w:cstheme="minorHAnsi" w:hint="eastAsia"/>
+        </w:rPr>
+        <w:t>月</w:t>
+      </w:r>
+      <w:r>
+        <w:rPr>
+          <w:rFonts w:cstheme="minorHAnsi" w:hint="eastAsia"/>
+        </w:rPr>
+        <w:t>2</w:t>
+      </w:r>
+      <w:r>
+        <w:rPr>
+          <w:rFonts w:cstheme="minorHAnsi" w:hint="eastAsia"/>
+        </w:rPr>
+        <w:t>日：「</w:t>
+      </w:r>
+      <w:proofErr w:type="spellStart"/>
+      <w:r>
+        <w:rPr>
+          <w:rFonts w:cstheme="minorHAnsi" w:hint="eastAsia"/>
+        </w:rPr>
+        <w:t>無宗教（</w:t>
+      </w:r>
+      <w:r>
+        <w:rPr>
+          <w:rFonts w:cstheme="minorHAnsi" w:hint="eastAsia"/>
+        </w:rPr>
+        <w:t>Nones</w:t>
+      </w:r>
+      <w:proofErr w:type="spellEnd"/>
+      <w:r>
+        <w:rPr>
+          <w:rFonts w:cstheme="minorHAnsi" w:hint="eastAsia"/>
+        </w:rPr>
+        <w:t>）」</w:t>
+      </w:r>
+      <w:r>
+        <w:rPr>
+          <w:rFonts w:ascii="MS Mincho" w:eastAsia="MS Mincho" w:hAnsi="MS Mincho" w:cs="MS Mincho" w:hint="eastAsia"/>
+        </w:rPr>
+        <w:t>・</w:t>
+      </w:r>
+      <w:r>
+        <w:rPr>
+          <w:rFonts w:ascii="SimSun" w:hAnsi="SimSun" w:cs="SimSun" w:hint="eastAsia"/>
+        </w:rPr>
+        <w:t>不可知論者、</w:t>
+      </w:r>
+      <w:r>
+        <w:rPr>
+          <w:rFonts w:cstheme="minorHAnsi" w:hint="eastAsia"/>
+        </w:rPr>
+        <w:t>7) 8</w:t>
+      </w:r>
+      <w:r>
+        <w:rPr>
+          <w:rFonts w:cstheme="minorHAnsi" w:hint="eastAsia"/>
+        </w:rPr>
+        <w:t>月</w:t>
+      </w:r>
+      <w:r>
+        <w:rPr>
+          <w:rFonts w:cstheme="minorHAnsi" w:hint="eastAsia"/>
+        </w:rPr>
+        <w:t>9</w:t>
+      </w:r>
+      <w:r>
+        <w:rPr>
+          <w:rFonts w:cstheme="minorHAnsi" w:hint="eastAsia"/>
+        </w:rPr>
+        <w:t>日：福音</w:t>
+      </w:r>
+    </w:p>
+    <w:p>
+      <w:pPr>
+        <w:rPr>
+          <w:rFonts w:cstheme="minorHAnsi" w:hint="eastAsia"/>
+        </w:rPr>
+      </w:pPr>
+    </w:p>
+    <w:p>
+      <w:pPr>
+        <w:rPr>
+          <w:rFonts w:cstheme="minorHAnsi" w:hint="eastAsia"/>
+        </w:rPr>
+      </w:pPr>
+      <w:proofErr w:type="spellStart"/>
+      <w:r>
+        <w:rPr>
+          <w:rFonts w:cstheme="minorHAnsi" w:hint="eastAsia"/>
+        </w:rPr>
+        <w:t>今日はカトリックについてお話しします</w:t>
+      </w:r>
+      <w:proofErr w:type="spellEnd"/>
+      <w:r>
+        <w:rPr>
+          <w:rFonts w:cstheme="minorHAnsi" w:hint="eastAsia"/>
+        </w:rPr>
+        <w:t>。</w:t>
+      </w:r>
+    </w:p>
+    <w:p>
+      <w:pPr>
+        <w:rPr>
+          <w:rFonts w:cstheme="minorHAnsi" w:hint="eastAsia"/>
+        </w:rPr>
+      </w:pPr>
+    </w:p>
+    <w:p>
+      <w:pPr>
+        <w:rPr>
+          <w:rFonts w:cstheme="minorHAnsi" w:hint="eastAsia"/>
+        </w:rPr>
+      </w:pPr>
+      <w:r>
+        <w:rPr>
+          <w:rFonts w:cstheme="minorHAnsi" w:hint="eastAsia"/>
+        </w:rPr>
+        <w:t xml:space="preserve">1. </w:t>
+      </w:r>
+      <w:r>
+        <w:rPr>
+          <w:rFonts w:cstheme="minorHAnsi" w:hint="eastAsia"/>
+        </w:rPr>
+        <w:t>二つの異なる道があります。一つは有料道路（トールウェイ）、もう一つは無料の高速道路（フリーウェイ）です。どちらの道も同じ方向に向かっていますが、決定的な違いが一つあります。有料道路はお金を払う必要がありますが、高速道路は無料です。</w:t>
+      </w:r>
+    </w:p>
+    <w:p>
+      <w:pPr>
+        <w:rPr>
+          <w:rFonts w:cstheme="minorHAnsi" w:hint="eastAsia"/>
+        </w:rPr>
+      </w:pPr>
+      <w:r>
+        <w:rPr>
+          <w:rFonts w:cstheme="minorHAnsi" w:hint="eastAsia"/>
+        </w:rPr>
+        <w:t xml:space="preserve">2. </w:t>
+      </w:r>
+      <w:proofErr w:type="spellStart"/>
+      <w:r>
+        <w:rPr>
+          <w:rFonts w:cstheme="minorHAnsi" w:hint="eastAsia"/>
+        </w:rPr>
+        <w:t>ヘブル人への手紙</w:t>
+      </w:r>
+      <w:proofErr w:type="spellEnd"/>
+      <w:r>
+        <w:rPr>
+          <w:rFonts w:cstheme="minorHAnsi" w:hint="eastAsia"/>
+        </w:rPr>
+        <w:t xml:space="preserve"> 10</w:t>
+      </w:r>
+      <w:r>
+        <w:rPr>
+          <w:rFonts w:cstheme="minorHAnsi" w:hint="eastAsia"/>
+        </w:rPr>
+        <w:t>章</w:t>
+      </w:r>
+      <w:r>
+        <w:rPr>
+          <w:rFonts w:cstheme="minorHAnsi" w:hint="eastAsia"/>
+        </w:rPr>
+        <w:t>11-14</w:t>
+      </w:r>
+      <w:r>
+        <w:rPr>
+          <w:rFonts w:cstheme="minorHAnsi" w:hint="eastAsia"/>
+        </w:rPr>
+        <w:t>節：イエスは罪を償うために、私たちのためにご自身を犠牲にされました。</w:t>
+      </w:r>
+    </w:p>
+    <w:p>
+      <w:pPr>
+        <w:rPr>
+          <w:rFonts w:cstheme="minorHAnsi" w:hint="eastAsia"/>
+        </w:rPr>
+      </w:pPr>
+      <w:r>
+        <w:rPr>
+          <w:rFonts w:cstheme="minorHAnsi" w:hint="eastAsia"/>
+        </w:rPr>
+        <w:t xml:space="preserve">3. </w:t>
+      </w:r>
+      <w:r>
+        <w:rPr>
+          <w:rFonts w:cstheme="minorHAnsi" w:hint="eastAsia"/>
+        </w:rPr>
+        <w:t>ローマ</w:t>
+      </w:r>
+      <w:r>
+        <w:rPr>
+          <w:rFonts w:ascii="MS Mincho" w:eastAsia="MS Mincho" w:hAnsi="MS Mincho" w:cs="MS Mincho" w:hint="eastAsia"/>
+        </w:rPr>
+        <w:t>・</w:t>
+      </w:r>
+      <w:r>
+        <w:rPr>
+          <w:rFonts w:ascii="SimSun" w:hAnsi="SimSun" w:cs="SimSun" w:hint="eastAsia"/>
+        </w:rPr>
+        <w:t>カトリックには「</w:t>
+      </w:r>
+      <w:r>
+        <w:rPr>
+          <w:rFonts w:cstheme="minorHAnsi" w:hint="eastAsia"/>
+        </w:rPr>
+        <w:t>5</w:t>
+      </w:r>
+      <w:r>
+        <w:rPr>
+          <w:rFonts w:cstheme="minorHAnsi" w:hint="eastAsia"/>
+        </w:rPr>
+        <w:t>つのソラ（</w:t>
+      </w:r>
+      <w:r>
+        <w:rPr>
+          <w:rFonts w:cstheme="minorHAnsi" w:hint="eastAsia"/>
+        </w:rPr>
+        <w:t>Sola</w:t>
+      </w:r>
+      <w:r>
+        <w:rPr>
+          <w:rFonts w:cstheme="minorHAnsi" w:hint="eastAsia"/>
+        </w:rPr>
+        <w:t>：～</w:t>
+      </w:r>
+      <w:proofErr w:type="spellStart"/>
+      <w:r>
+        <w:rPr>
+          <w:rFonts w:cstheme="minorHAnsi" w:hint="eastAsia"/>
+        </w:rPr>
+        <w:t>のみ</w:t>
+      </w:r>
+      <w:proofErr w:type="spellEnd"/>
+      <w:r>
+        <w:rPr>
+          <w:rFonts w:cstheme="minorHAnsi" w:hint="eastAsia"/>
+        </w:rPr>
+        <w:t>）」</w:t>
+      </w:r>
+      <w:proofErr w:type="spellStart"/>
+      <w:r>
+        <w:rPr>
+          <w:rFonts w:cstheme="minorHAnsi" w:hint="eastAsia"/>
+        </w:rPr>
+        <w:t>があります</w:t>
+      </w:r>
+      <w:proofErr w:type="spellEnd"/>
+      <w:r>
+        <w:rPr>
+          <w:rFonts w:cstheme="minorHAnsi" w:hint="eastAsia"/>
+        </w:rPr>
+        <w:t>。「</w:t>
+      </w:r>
+      <w:proofErr w:type="spellStart"/>
+      <w:r>
+        <w:rPr>
+          <w:rFonts w:cstheme="minorHAnsi" w:hint="eastAsia"/>
+        </w:rPr>
+        <w:t>ソラ」とは</w:t>
+      </w:r>
+      <w:proofErr w:type="spellEnd"/>
+      <w:r>
+        <w:rPr>
+          <w:rFonts w:cstheme="minorHAnsi" w:hint="eastAsia"/>
+        </w:rPr>
+        <w:t>「～</w:t>
+      </w:r>
+      <w:proofErr w:type="spellStart"/>
+      <w:r>
+        <w:rPr>
+          <w:rFonts w:cstheme="minorHAnsi" w:hint="eastAsia"/>
+        </w:rPr>
+        <w:t>だけ（</w:t>
+      </w:r>
+      <w:r>
+        <w:rPr>
+          <w:rFonts w:cstheme="minorHAnsi" w:hint="eastAsia"/>
+        </w:rPr>
+        <w:t>Alone</w:t>
+      </w:r>
+      <w:proofErr w:type="spellEnd"/>
+      <w:r>
+        <w:rPr>
+          <w:rFonts w:cstheme="minorHAnsi" w:hint="eastAsia"/>
+        </w:rPr>
+        <w:t>）」</w:t>
+      </w:r>
+      <w:proofErr w:type="spellStart"/>
+      <w:r>
+        <w:rPr>
+          <w:rFonts w:cstheme="minorHAnsi" w:hint="eastAsia"/>
+        </w:rPr>
+        <w:t>を意味します</w:t>
+      </w:r>
+      <w:proofErr w:type="spellEnd"/>
+      <w:r>
+        <w:rPr>
+          <w:rFonts w:cstheme="minorHAnsi" w:hint="eastAsia"/>
+        </w:rPr>
+        <w:t>。</w:t>
+      </w:r>
+    </w:p>
+    <w:p>
+      <w:pPr>
+        <w:rPr>
+          <w:rFonts w:cstheme="minorHAnsi" w:hint="eastAsia"/>
+        </w:rPr>
+      </w:pPr>
+      <w:r>
+        <w:rPr>
+          <w:rFonts w:cstheme="minorHAnsi" w:hint="eastAsia"/>
+        </w:rPr>
+        <w:t xml:space="preserve">  a. Sola </w:t>
+      </w:r>
+      <w:proofErr w:type="spellStart"/>
+      <w:r>
+        <w:rPr>
+          <w:rFonts w:cstheme="minorHAnsi" w:hint="eastAsia"/>
+        </w:rPr>
+        <w:t>Scriptura</w:t>
+      </w:r>
+      <w:r>
+        <w:rPr>
+          <w:rFonts w:cstheme="minorHAnsi" w:hint="eastAsia"/>
+        </w:rPr>
+        <w:t>（聖書のみ</w:t>
+      </w:r>
+      <w:proofErr w:type="spellEnd"/>
+      <w:r>
+        <w:rPr>
+          <w:rFonts w:cstheme="minorHAnsi" w:hint="eastAsia"/>
+        </w:rPr>
+        <w:t>）：</w:t>
+      </w:r>
+      <w:proofErr w:type="spellStart"/>
+      <w:r>
+        <w:rPr>
+          <w:rFonts w:cstheme="minorHAnsi" w:hint="eastAsia"/>
+        </w:rPr>
+        <w:t>プロテスタント：聖書のみ；カトリック：聖書、聖伝、教会の教導権（権威ある教え</w:t>
+      </w:r>
+      <w:proofErr w:type="spellEnd"/>
+      <w:r>
+        <w:rPr>
+          <w:rFonts w:cstheme="minorHAnsi" w:hint="eastAsia"/>
+        </w:rPr>
+        <w:t>）。</w:t>
+      </w:r>
+    </w:p>
+    <w:p>
+      <w:pPr>
+        <w:rPr>
+          <w:rFonts w:cstheme="minorHAnsi" w:hint="eastAsia"/>
+        </w:rPr>
+      </w:pPr>
+      <w:r>
+        <w:rPr>
+          <w:rFonts w:cstheme="minorHAnsi" w:hint="eastAsia"/>
+        </w:rPr>
+        <w:t xml:space="preserve">  b. Sola Fide</w:t>
+      </w:r>
+      <w:r>
+        <w:rPr>
+          <w:rFonts w:cstheme="minorHAnsi" w:hint="eastAsia"/>
+        </w:rPr>
+        <w:t>（信仰のみ）：</w:t>
+      </w:r>
+      <w:proofErr w:type="spellStart"/>
+      <w:r>
+        <w:rPr>
+          <w:rFonts w:cstheme="minorHAnsi" w:hint="eastAsia"/>
+        </w:rPr>
+        <w:t>プロテスタント：イエスへの信仰によって義とされる；カトリック：信仰と生涯にわたるプロセス</w:t>
+      </w:r>
+      <w:proofErr w:type="spellEnd"/>
+      <w:r>
+        <w:rPr>
+          <w:rFonts w:cstheme="minorHAnsi" w:hint="eastAsia"/>
+        </w:rPr>
+        <w:t>。</w:t>
+      </w:r>
+    </w:p>
+    <w:p>
+      <w:pPr>
+        <w:rPr>
+          <w:rFonts w:cstheme="minorHAnsi" w:hint="eastAsia"/>
+        </w:rPr>
+      </w:pPr>
+      <w:r>
+        <w:rPr>
+          <w:rFonts w:cstheme="minorHAnsi" w:hint="eastAsia"/>
+        </w:rPr>
+        <w:t xml:space="preserve">  c. Sola Gratia</w:t>
+      </w:r>
+      <w:r>
+        <w:rPr>
+          <w:rFonts w:cstheme="minorHAnsi" w:hint="eastAsia"/>
+        </w:rPr>
+        <w:t>（恵みのみ）：プロテスタント：救いは神の恵みによる無償の贈り物；カトリック：人間は救いの道を歩み続けなければならない。</w:t>
+      </w:r>
+    </w:p>
+    <w:p>
+      <w:pPr>
+        <w:rPr>
+          <w:rFonts w:cstheme="minorHAnsi" w:hint="eastAsia"/>
+        </w:rPr>
+      </w:pPr>
+      <w:r>
+        <w:rPr>
+          <w:rFonts w:cstheme="minorHAnsi" w:hint="eastAsia"/>
+        </w:rPr>
+        <w:t xml:space="preserve">  d. Solus Christus</w:t>
+      </w:r>
+      <w:r>
+        <w:rPr>
+          <w:rFonts w:cstheme="minorHAnsi" w:hint="eastAsia"/>
+        </w:rPr>
+        <w:t>（キリストのみ）：プロテスタント：イエスは神と人の間の唯一の仲介者；カトリック：イエスは究極の救い主であるが、聖母マリアや聖人たちも関与する。</w:t>
+      </w:r>
+    </w:p>
+    <w:p>
+      <w:pPr>
+        <w:rPr>
+          <w:rFonts w:cstheme="minorHAnsi" w:hint="eastAsia"/>
+        </w:rPr>
+      </w:pPr>
+      <w:r>
+        <w:rPr>
+          <w:rFonts w:cstheme="minorHAnsi" w:hint="eastAsia"/>
+        </w:rPr>
+        <w:t xml:space="preserve">  e. Soli Deo </w:t>
+      </w:r>
+      <w:proofErr w:type="spellStart"/>
+      <w:r>
+        <w:rPr>
+          <w:rFonts w:cstheme="minorHAnsi" w:hint="eastAsia"/>
+        </w:rPr>
+        <w:t>Gloria</w:t>
+      </w:r>
+      <w:r>
+        <w:rPr>
+          <w:rFonts w:cstheme="minorHAnsi" w:hint="eastAsia"/>
+        </w:rPr>
+        <w:t>（神の栄光のみ</w:t>
+      </w:r>
+      <w:proofErr w:type="spellEnd"/>
+      <w:r>
+        <w:rPr>
+          <w:rFonts w:cstheme="minorHAnsi" w:hint="eastAsia"/>
+        </w:rPr>
+        <w:t>）：</w:t>
+      </w:r>
+      <w:proofErr w:type="spellStart"/>
+      <w:r>
+        <w:rPr>
+          <w:rFonts w:cstheme="minorHAnsi" w:hint="eastAsia"/>
+        </w:rPr>
+        <w:t>プロテスタント：すべての礼拝、賛美、栄光は神にのみ帰する；カトリック：神のみを礼拝する</w:t>
+      </w:r>
+      <w:proofErr w:type="spellEnd"/>
+      <w:r>
+        <w:rPr>
+          <w:rFonts w:cstheme="minorHAnsi" w:hint="eastAsia"/>
+        </w:rPr>
+        <w:t>。</w:t>
+      </w:r>
+      <w:r>
+        <w:rPr>
+          <w:rFonts w:cstheme="minorHAnsi" w:hint="eastAsia"/>
+        </w:rPr>
+        <w:t xml:space="preserve"> 4. </w:t>
+      </w:r>
+      <w:r>
+        <w:rPr>
+          <w:rFonts w:cstheme="minorHAnsi" w:hint="eastAsia"/>
+        </w:rPr>
+        <w:t>ローマ</w:t>
+      </w:r>
+      <w:r>
+        <w:rPr>
+          <w:rFonts w:ascii="MS Mincho" w:eastAsia="MS Mincho" w:hAnsi="MS Mincho" w:cs="MS Mincho" w:hint="eastAsia"/>
+        </w:rPr>
+        <w:t>・</w:t>
+      </w:r>
+      <w:r>
+        <w:rPr>
+          <w:rFonts w:ascii="SimSun" w:hAnsi="SimSun" w:cs="SimSun" w:hint="eastAsia"/>
+        </w:rPr>
+        <w:t>カトリックでは、司祭に罪を告白する必要があります。司祭から罪の赦しを受け、司祭から償いの行いを課されます。司祭があなたのためにとりなし、マリアもあなたのためにとりなします。つまり、神とあなたの間に教会が介在しているのです。</w:t>
+      </w:r>
+    </w:p>
+    <w:p>
+      <w:pPr>
+        <w:rPr>
+          <w:rFonts w:cstheme="minorHAnsi" w:hint="eastAsia"/>
+        </w:rPr>
+      </w:pPr>
+      <w:r>
+        <w:rPr>
+          <w:rFonts w:cstheme="minorHAnsi" w:hint="eastAsia"/>
+        </w:rPr>
+        <w:t xml:space="preserve">5. </w:t>
+      </w:r>
+      <w:proofErr w:type="spellStart"/>
+      <w:r>
+        <w:rPr>
+          <w:rFonts w:cstheme="minorHAnsi" w:hint="eastAsia"/>
+        </w:rPr>
+        <w:t>テモテへの手紙一</w:t>
+      </w:r>
+      <w:proofErr w:type="spellEnd"/>
+      <w:r>
+        <w:rPr>
+          <w:rFonts w:cstheme="minorHAnsi" w:hint="eastAsia"/>
+        </w:rPr>
+        <w:t xml:space="preserve"> 2</w:t>
+      </w:r>
+      <w:r>
+        <w:rPr>
+          <w:rFonts w:cstheme="minorHAnsi" w:hint="eastAsia"/>
+        </w:rPr>
+        <w:t>章</w:t>
+      </w:r>
+      <w:r>
+        <w:rPr>
+          <w:rFonts w:cstheme="minorHAnsi" w:hint="eastAsia"/>
+        </w:rPr>
+        <w:t>5</w:t>
+      </w:r>
+      <w:r>
+        <w:rPr>
+          <w:rFonts w:cstheme="minorHAnsi" w:hint="eastAsia"/>
+        </w:rPr>
+        <w:t>節：神は唯一であり、神と人との間の仲介者も唯一、イエス</w:t>
+      </w:r>
+      <w:r>
+        <w:rPr>
+          <w:rFonts w:ascii="MS Mincho" w:eastAsia="MS Mincho" w:hAnsi="MS Mincho" w:cs="MS Mincho" w:hint="eastAsia"/>
+        </w:rPr>
+        <w:t>・</w:t>
+      </w:r>
+      <w:r>
+        <w:rPr>
+          <w:rFonts w:ascii="SimSun" w:hAnsi="SimSun" w:cs="SimSun" w:hint="eastAsia"/>
+        </w:rPr>
+        <w:t>キリストです。</w:t>
+      </w:r>
+    </w:p>
+    <w:p>
+      <w:pPr>
+        <w:rPr>
+          <w:rFonts w:cstheme="minorHAnsi" w:hint="eastAsia"/>
+        </w:rPr>
+      </w:pPr>
+      <w:r>
+        <w:rPr>
+          <w:rFonts w:cstheme="minorHAnsi" w:hint="eastAsia"/>
+        </w:rPr>
+        <w:t xml:space="preserve">6. </w:t>
+      </w:r>
+      <w:proofErr w:type="spellStart"/>
+      <w:r>
+        <w:rPr>
+          <w:rFonts w:cstheme="minorHAnsi" w:hint="eastAsia"/>
+        </w:rPr>
+        <w:t>ローマ人への手紙</w:t>
+      </w:r>
+      <w:proofErr w:type="spellEnd"/>
+      <w:r>
+        <w:rPr>
+          <w:rFonts w:cstheme="minorHAnsi" w:hint="eastAsia"/>
+        </w:rPr>
+        <w:t xml:space="preserve"> 3</w:t>
+      </w:r>
+      <w:r>
+        <w:rPr>
+          <w:rFonts w:cstheme="minorHAnsi" w:hint="eastAsia"/>
+        </w:rPr>
+        <w:t>章</w:t>
+      </w:r>
+      <w:r>
+        <w:rPr>
+          <w:rFonts w:cstheme="minorHAnsi" w:hint="eastAsia"/>
+        </w:rPr>
+        <w:t>23-24</w:t>
+      </w:r>
+      <w:r>
+        <w:rPr>
+          <w:rFonts w:cstheme="minorHAnsi" w:hint="eastAsia"/>
+        </w:rPr>
+        <w:t>節：私たちは、キリスト</w:t>
+      </w:r>
+      <w:r>
+        <w:rPr>
+          <w:rFonts w:ascii="MS Mincho" w:eastAsia="MS Mincho" w:hAnsi="MS Mincho" w:cs="MS Mincho" w:hint="eastAsia"/>
+        </w:rPr>
+        <w:t>・</w:t>
+      </w:r>
+      <w:r>
+        <w:rPr>
+          <w:rFonts w:ascii="SimSun" w:hAnsi="SimSun" w:cs="SimSun" w:hint="eastAsia"/>
+        </w:rPr>
+        <w:t>イエスの贖いを通して、神の栄光と恵みを受けています。</w:t>
+      </w:r>
+    </w:p>
+    <w:p>
+      <w:pPr>
+        <w:rPr>
+          <w:rFonts w:cstheme="minorHAnsi" w:hint="eastAsia"/>
+        </w:rPr>
+      </w:pPr>
+      <w:r>
+        <w:rPr>
+          <w:rFonts w:cstheme="minorHAnsi" w:hint="eastAsia"/>
+        </w:rPr>
+        <w:t xml:space="preserve">7. </w:t>
+      </w:r>
+      <w:r>
+        <w:rPr>
+          <w:rFonts w:cstheme="minorHAnsi" w:hint="eastAsia"/>
+        </w:rPr>
+        <w:t>イエスが十字架上で死に臨まれていたとき、隣にいた強盗にこう言われました。「今日、あなたはわたしと共に永遠の命にあずかるでしょう。」</w:t>
+      </w:r>
+    </w:p>
+    <w:p>
+      <w:pPr>
+        <w:rPr>
+          <w:rFonts w:cstheme="minorHAnsi" w:hint="eastAsia"/>
+        </w:rPr>
+      </w:pPr>
+      <w:r>
+        <w:rPr>
+          <w:rFonts w:cstheme="minorHAnsi" w:hint="eastAsia"/>
+        </w:rPr>
+        <w:t xml:space="preserve">8. </w:t>
+      </w:r>
+      <w:r>
+        <w:rPr>
+          <w:rFonts w:cstheme="minorHAnsi" w:hint="eastAsia"/>
+        </w:rPr>
+        <w:t>新約聖書には、信仰に関する歴史的な</w:t>
+      </w:r>
+      <w:r>
+        <w:rPr>
+          <w:rFonts w:cstheme="minorHAnsi" w:hint="eastAsia"/>
+        </w:rPr>
+        <w:t>3</w:t>
+      </w:r>
+      <w:r>
+        <w:rPr>
+          <w:rFonts w:cstheme="minorHAnsi" w:hint="eastAsia"/>
+        </w:rPr>
+        <w:t>つの段階があります。私の後に続いて言ってみてください。「義認（ぎにん）」、「聖化（せいか）」、そして「栄化（えいか）」です。</w:t>
+      </w:r>
+    </w:p>
+    <w:p>
+      <w:pPr>
+        <w:rPr>
+          <w:rFonts w:cstheme="minorHAnsi" w:hint="eastAsia"/>
+        </w:rPr>
+      </w:pPr>
+      <w:r>
+        <w:rPr>
+          <w:rFonts w:cstheme="minorHAnsi" w:hint="eastAsia"/>
+        </w:rPr>
+        <w:t xml:space="preserve">9. </w:t>
+      </w:r>
+      <w:r>
+        <w:rPr>
+          <w:rFonts w:cstheme="minorHAnsi" w:hint="eastAsia"/>
+        </w:rPr>
+        <w:t>ローマ</w:t>
+      </w:r>
+      <w:r>
+        <w:rPr>
+          <w:rFonts w:ascii="MS Mincho" w:eastAsia="MS Mincho" w:hAnsi="MS Mincho" w:cs="MS Mincho" w:hint="eastAsia"/>
+        </w:rPr>
+        <w:t>・</w:t>
+      </w:r>
+      <w:r>
+        <w:rPr>
+          <w:rFonts w:ascii="SimSun" w:hAnsi="SimSun" w:cs="SimSun" w:hint="eastAsia"/>
+        </w:rPr>
+        <w:t>カトリックの信仰生活は、いわば「有料道路」を通るようなものです。一方、プロテスタント</w:t>
+      </w:r>
+      <w:r>
+        <w:rPr>
+          <w:rFonts w:ascii="MS Mincho" w:eastAsia="MS Mincho" w:hAnsi="MS Mincho" w:cs="MS Mincho" w:hint="eastAsia"/>
+        </w:rPr>
+        <w:t>・</w:t>
+      </w:r>
+      <w:r>
+        <w:rPr>
+          <w:rFonts w:ascii="SimSun" w:hAnsi="SimSun" w:cs="SimSun" w:hint="eastAsia"/>
+        </w:rPr>
+        <w:t>キリスト教徒の信仰生活は、「高速道路」を通るようなものです。</w:t>
+      </w:r>
+    </w:p>
+    <w:p>
+      <w:pPr>
+        <w:rPr>
+          <w:rFonts w:cstheme="minorHAnsi" w:hint="eastAsia"/>
+        </w:rPr>
+      </w:pPr>
+      <w:r>
+        <w:rPr>
+          <w:rFonts w:cstheme="minorHAnsi" w:hint="eastAsia"/>
+        </w:rPr>
+        <w:t xml:space="preserve">9. </w:t>
+      </w:r>
+      <w:proofErr w:type="spellStart"/>
+      <w:r>
+        <w:rPr>
+          <w:rFonts w:cstheme="minorHAnsi" w:hint="eastAsia"/>
+        </w:rPr>
+        <w:t>結論</w:t>
+      </w:r>
+      <w:proofErr w:type="spellEnd"/>
+      <w:r>
+        <w:rPr>
+          <w:rFonts w:cstheme="minorHAnsi" w:hint="eastAsia"/>
+        </w:rPr>
+        <w:t>：</w:t>
+      </w:r>
+    </w:p>
+    <w:p>
+      <w:pPr>
+        <w:rPr>
+          <w:rFonts w:cstheme="minorHAnsi" w:hint="eastAsia"/>
+        </w:rPr>
+      </w:pPr>
+      <w:proofErr w:type="spellStart"/>
+      <w:r>
+        <w:rPr>
+          <w:rFonts w:cstheme="minorHAnsi" w:hint="eastAsia"/>
+        </w:rPr>
+        <w:t>ローマ</w:t>
+      </w:r>
+      <w:r>
+        <w:rPr>
+          <w:rFonts w:ascii="MS Mincho" w:eastAsia="MS Mincho" w:hAnsi="MS Mincho" w:cs="MS Mincho" w:hint="eastAsia"/>
+        </w:rPr>
+        <w:t>・</w:t>
+      </w:r>
+      <w:r>
+        <w:rPr>
+          <w:rFonts w:ascii="SimSun" w:hAnsi="SimSun" w:cs="SimSun" w:hint="eastAsia"/>
+        </w:rPr>
+        <w:t>カトリックは、有料道路のような神の恵みです</w:t>
+      </w:r>
+      <w:proofErr w:type="spellEnd"/>
+      <w:r>
+        <w:rPr>
+          <w:rFonts w:ascii="SimSun" w:hAnsi="SimSun" w:cs="SimSun" w:hint="eastAsia"/>
+        </w:rPr>
+        <w:t>。</w:t>
+      </w:r>
+    </w:p>
+    <w:p>
+      <w:pPr>
+        <w:rPr>
+          <w:rFonts w:cstheme="minorHAnsi"/>
+        </w:rPr>
+      </w:pPr>
+      <w:proofErr w:type="spellStart"/>
+      <w:r>
+        <w:rPr>
+          <w:rFonts w:cstheme="minorHAnsi" w:hint="eastAsia"/>
+        </w:rPr>
+        <w:t>イエスが提供されるもの</w:t>
+      </w:r>
+      <w:proofErr w:type="spellEnd"/>
+      <w:r>
+        <w:rPr>
+          <w:rFonts w:cstheme="minorHAnsi" w:hint="eastAsia"/>
+        </w:rPr>
+        <w:t>――</w:t>
+      </w:r>
+      <w:proofErr w:type="spellStart"/>
+      <w:r>
+        <w:rPr>
+          <w:rFonts w:cstheme="minorHAnsi" w:hint="eastAsia"/>
+        </w:rPr>
+        <w:t>プロテスタント</w:t>
+      </w:r>
+      <w:r>
+        <w:rPr>
+          <w:rFonts w:ascii="MS Mincho" w:eastAsia="MS Mincho" w:hAnsi="MS Mincho" w:cs="MS Mincho" w:hint="eastAsia"/>
+        </w:rPr>
+        <w:t>・</w:t>
+      </w:r>
+      <w:r>
+        <w:rPr>
+          <w:rFonts w:ascii="SimSun" w:hAnsi="SimSun" w:cs="SimSun" w:hint="eastAsia"/>
+        </w:rPr>
+        <w:t>キリスト教徒は、イエスを通して、高速道路のような神の恵みを受けているのです</w:t>
+      </w:r>
+      <w:proofErr w:type="spellEnd"/>
+      <w:r>
+        <w:rPr>
+          <w:rFonts w:cstheme="minorHAnsi" w:hint="eastAsia"/>
+        </w:rPr>
+        <w:t>。</w:t>
+      </w:r>
+    </w:p>
+    <w:p>
+      <w:pPr>
+        <w:rPr>
+          <w:rFonts w:cstheme="minorHAnsi"/>
+        </w:rPr>
+      </w:pPr>
     </w:p>
     <w:sectPr>
-      <w:footerReference w:type="default" r:id="rId33"/>
+      <w:footerReference w:type="default" r:id="rId40"/>
       <w:pgSz w:w="12240" w:h="15840"/>
       <w:pgMar w:top="1440" w:right="1440" w:bottom="1530" w:left="1440" w:header="0" w:footer="720" w:gutter="0"/>
       <w:cols w:space="720"/>
@@ -10642,6 +17167,155 @@
     </w:lvl>
   </w:abstractNum>
   <w:abstractNum w:abstractNumId="18" w15:restartNumberingAfterBreak="0">
+    <w:nsid w:val="1B2A4471"/>
+    <w:multiLevelType w:val="multilevel"/>
+    <w:tmpl w:val="DC66BD16"/>
+    <w:lvl w:ilvl="0">
+      <w:start w:val="1"/>
+      <w:numFmt w:val="bullet"/>
+      <w:lvlText w:val=""/>
+      <w:lvlJc w:val="left"/>
+      <w:pPr>
+        <w:tabs>
+          <w:tab w:val="num" w:pos="720"/>
+        </w:tabs>
+        <w:ind w:left="720" w:hanging="360"/>
+      </w:pPr>
+      <w:rPr>
+        <w:rFonts w:ascii="Symbol" w:hAnsi="Symbol" w:hint="default"/>
+        <w:sz w:val="20"/>
+      </w:rPr>
+    </w:lvl>
+    <w:lvl w:ilvl="1" w:tentative="1">
+      <w:start w:val="1"/>
+      <w:numFmt w:val="bullet"/>
+      <w:lvlText w:val="o"/>
+      <w:lvlJc w:val="left"/>
+      <w:pPr>
+        <w:tabs>
+          <w:tab w:val="num" w:pos="1440"/>
+        </w:tabs>
+        <w:ind w:left="1440" w:hanging="360"/>
+      </w:pPr>
+      <w:rPr>
+        <w:rFonts w:ascii="Courier New" w:hAnsi="Courier New" w:hint="default"/>
+        <w:sz w:val="20"/>
+      </w:rPr>
+    </w:lvl>
+    <w:lvl w:ilvl="2" w:tentative="1">
+      <w:start w:val="1"/>
+      <w:numFmt w:val="bullet"/>
+      <w:lvlText w:val=""/>
+      <w:lvlJc w:val="left"/>
+      <w:pPr>
+        <w:tabs>
+          <w:tab w:val="num" w:pos="2160"/>
+        </w:tabs>
+        <w:ind w:left="2160" w:hanging="360"/>
+      </w:pPr>
+      <w:rPr>
+        <w:rFonts w:ascii="Wingdings" w:hAnsi="Wingdings" w:hint="default"/>
+        <w:sz w:val="20"/>
+      </w:rPr>
+    </w:lvl>
+    <w:lvl w:ilvl="3" w:tentative="1">
+      <w:start w:val="1"/>
+      <w:numFmt w:val="bullet"/>
+      <w:lvlText w:val=""/>
+      <w:lvlJc w:val="left"/>
+      <w:pPr>
+        <w:tabs>
+          <w:tab w:val="num" w:pos="2880"/>
+        </w:tabs>
+        <w:ind w:left="2880" w:hanging="360"/>
+      </w:pPr>
+      <w:rPr>
+        <w:rFonts w:ascii="Wingdings" w:hAnsi="Wingdings" w:hint="default"/>
+        <w:sz w:val="20"/>
+      </w:rPr>
+    </w:lvl>
+    <w:lvl w:ilvl="4" w:tentative="1">
+      <w:start w:val="1"/>
+      <w:numFmt w:val="bullet"/>
+      <w:lvlText w:val=""/>
+      <w:lvlJc w:val="left"/>
+      <w:pPr>
+        <w:tabs>
+          <w:tab w:val="num" w:pos="3600"/>
+        </w:tabs>
+        <w:ind w:left="3600" w:hanging="360"/>
+      </w:pPr>
+      <w:rPr>
+        <w:rFonts w:ascii="Wingdings" w:hAnsi="Wingdings" w:hint="default"/>
+        <w:sz w:val="20"/>
+      </w:rPr>
+    </w:lvl>
+    <w:lvl w:ilvl="5" w:tentative="1">
+      <w:start w:val="1"/>
+      <w:numFmt w:val="bullet"/>
+      <w:lvlText w:val=""/>
+      <w:lvlJc w:val="left"/>
+      <w:pPr>
+        <w:tabs>
+          <w:tab w:val="num" w:pos="4320"/>
+        </w:tabs>
+        <w:ind w:left="4320" w:hanging="360"/>
+      </w:pPr>
+      <w:rPr>
+        <w:rFonts w:ascii="Wingdings" w:hAnsi="Wingdings" w:hint="default"/>
+        <w:sz w:val="20"/>
+      </w:rPr>
+    </w:lvl>
+    <w:lvl w:ilvl="6" w:tentative="1">
+      <w:start w:val="1"/>
+      <w:numFmt w:val="bullet"/>
+      <w:lvlText w:val=""/>
+      <w:lvlJc w:val="left"/>
+      <w:pPr>
+        <w:tabs>
+          <w:tab w:val="num" w:pos="5040"/>
+        </w:tabs>
+        <w:ind w:left="5040" w:hanging="360"/>
+      </w:pPr>
+      <w:rPr>
+        <w:rFonts w:ascii="Wingdings" w:hAnsi="Wingdings" w:hint="default"/>
+        <w:sz w:val="20"/>
+      </w:rPr>
+    </w:lvl>
+    <w:lvl w:ilvl="7" w:tentative="1">
+      <w:start w:val="1"/>
+      <w:numFmt w:val="bullet"/>
+      <w:lvlText w:val=""/>
+      <w:lvlJc w:val="left"/>
+      <w:pPr>
+        <w:tabs>
+          <w:tab w:val="num" w:pos="5760"/>
+        </w:tabs>
+        <w:ind w:left="5760" w:hanging="360"/>
+      </w:pPr>
+      <w:rPr>
+        <w:rFonts w:ascii="Wingdings" w:hAnsi="Wingdings" w:hint="default"/>
+        <w:sz w:val="20"/>
+      </w:rPr>
+    </w:lvl>
+    <w:lvl w:ilvl="8" w:tentative="1">
+      <w:start w:val="1"/>
+      <w:numFmt w:val="bullet"/>
+      <w:lvlText w:val=""/>
+      <w:lvlJc w:val="left"/>
+      <w:pPr>
+        <w:tabs>
+          <w:tab w:val="num" w:pos="6480"/>
+        </w:tabs>
+        <w:ind w:left="6480" w:hanging="360"/>
+      </w:pPr>
+      <w:rPr>
+        <w:rFonts w:ascii="Wingdings" w:hAnsi="Wingdings" w:hint="default"/>
+        <w:sz w:val="20"/>
+      </w:rPr>
+    </w:lvl>
+  </w:abstractNum>
+  <w:abstractNum w:abstractNumId="19" w15:restartNumberingAfterBreak="0">
     <w:nsid w:val="1DE356E0"/>
     <w:multiLevelType w:val="multilevel"/>
     <w:tmpl w:val="22D6BE50"/>
@@ -10790,7 +17464,7 @@
       </w:rPr>
     </w:lvl>
   </w:abstractNum>
-  <w:abstractNum w:abstractNumId="19" w15:restartNumberingAfterBreak="0">
+  <w:abstractNum w:abstractNumId="20" w15:restartNumberingAfterBreak="0">
     <w:nsid w:val="1E060B58"/>
     <w:multiLevelType w:val="multilevel"/>
     <w:tmpl w:val="E2DCCF44"/>
@@ -10939,7 +17613,7 @@
       </w:rPr>
     </w:lvl>
   </w:abstractNum>
-  <w:abstractNum w:abstractNumId="20" w15:restartNumberingAfterBreak="0">
+  <w:abstractNum w:abstractNumId="21" w15:restartNumberingAfterBreak="0">
     <w:nsid w:val="253F0A3B"/>
     <w:multiLevelType w:val="multilevel"/>
     <w:tmpl w:val="573E3926"/>
@@ -11088,7 +17762,7 @@
       </w:rPr>
     </w:lvl>
   </w:abstractNum>
-  <w:abstractNum w:abstractNumId="21" w15:restartNumberingAfterBreak="0">
+  <w:abstractNum w:abstractNumId="22" w15:restartNumberingAfterBreak="0">
     <w:nsid w:val="26553E4C"/>
     <w:multiLevelType w:val="multilevel"/>
     <w:tmpl w:val="3B30F1F0"/>
@@ -11237,7 +17911,7 @@
       </w:rPr>
     </w:lvl>
   </w:abstractNum>
-  <w:abstractNum w:abstractNumId="22" w15:restartNumberingAfterBreak="0">
+  <w:abstractNum w:abstractNumId="23" w15:restartNumberingAfterBreak="0">
     <w:nsid w:val="29276FDC"/>
     <w:multiLevelType w:val="multilevel"/>
     <w:tmpl w:val="1F94D768"/>
@@ -11386,7 +18060,7 @@
       </w:rPr>
     </w:lvl>
   </w:abstractNum>
-  <w:abstractNum w:abstractNumId="23" w15:restartNumberingAfterBreak="0">
+  <w:abstractNum w:abstractNumId="24" w15:restartNumberingAfterBreak="0">
     <w:nsid w:val="2B6D2A93"/>
     <w:multiLevelType w:val="multilevel"/>
     <w:tmpl w:val="E2CC5E76"/>
@@ -11535,7 +18209,7 @@
       </w:rPr>
     </w:lvl>
   </w:abstractNum>
-  <w:abstractNum w:abstractNumId="24" w15:restartNumberingAfterBreak="0">
+  <w:abstractNum w:abstractNumId="25" w15:restartNumberingAfterBreak="0">
     <w:nsid w:val="2CA2786F"/>
     <w:multiLevelType w:val="multilevel"/>
     <w:tmpl w:val="0860848A"/>
@@ -11684,7 +18358,305 @@
       </w:rPr>
     </w:lvl>
   </w:abstractNum>
-  <w:abstractNum w:abstractNumId="25" w15:restartNumberingAfterBreak="0">
+  <w:abstractNum w:abstractNumId="26" w15:restartNumberingAfterBreak="0">
+    <w:nsid w:val="2DE9017A"/>
+    <w:multiLevelType w:val="multilevel"/>
+    <w:tmpl w:val="B086A63A"/>
+    <w:lvl w:ilvl="0">
+      <w:start w:val="1"/>
+      <w:numFmt w:val="bullet"/>
+      <w:lvlText w:val=""/>
+      <w:lvlJc w:val="left"/>
+      <w:pPr>
+        <w:tabs>
+          <w:tab w:val="num" w:pos="720"/>
+        </w:tabs>
+        <w:ind w:left="720" w:hanging="360"/>
+      </w:pPr>
+      <w:rPr>
+        <w:rFonts w:ascii="Symbol" w:hAnsi="Symbol" w:hint="default"/>
+        <w:sz w:val="20"/>
+      </w:rPr>
+    </w:lvl>
+    <w:lvl w:ilvl="1">
+      <w:start w:val="1"/>
+      <w:numFmt w:val="bullet"/>
+      <w:lvlText w:val="o"/>
+      <w:lvlJc w:val="left"/>
+      <w:pPr>
+        <w:tabs>
+          <w:tab w:val="num" w:pos="1440"/>
+        </w:tabs>
+        <w:ind w:left="1440" w:hanging="360"/>
+      </w:pPr>
+      <w:rPr>
+        <w:rFonts w:ascii="Courier New" w:hAnsi="Courier New" w:hint="default"/>
+        <w:sz w:val="20"/>
+      </w:rPr>
+    </w:lvl>
+    <w:lvl w:ilvl="2" w:tentative="1">
+      <w:start w:val="1"/>
+      <w:numFmt w:val="bullet"/>
+      <w:lvlText w:val=""/>
+      <w:lvlJc w:val="left"/>
+      <w:pPr>
+        <w:tabs>
+          <w:tab w:val="num" w:pos="2160"/>
+        </w:tabs>
+        <w:ind w:left="2160" w:hanging="360"/>
+      </w:pPr>
+      <w:rPr>
+        <w:rFonts w:ascii="Wingdings" w:hAnsi="Wingdings" w:hint="default"/>
+        <w:sz w:val="20"/>
+      </w:rPr>
+    </w:lvl>
+    <w:lvl w:ilvl="3" w:tentative="1">
+      <w:start w:val="1"/>
+      <w:numFmt w:val="bullet"/>
+      <w:lvlText w:val=""/>
+      <w:lvlJc w:val="left"/>
+      <w:pPr>
+        <w:tabs>
+          <w:tab w:val="num" w:pos="2880"/>
+        </w:tabs>
+        <w:ind w:left="2880" w:hanging="360"/>
+      </w:pPr>
+      <w:rPr>
+        <w:rFonts w:ascii="Wingdings" w:hAnsi="Wingdings" w:hint="default"/>
+        <w:sz w:val="20"/>
+      </w:rPr>
+    </w:lvl>
+    <w:lvl w:ilvl="4" w:tentative="1">
+      <w:start w:val="1"/>
+      <w:numFmt w:val="bullet"/>
+      <w:lvlText w:val=""/>
+      <w:lvlJc w:val="left"/>
+      <w:pPr>
+        <w:tabs>
+          <w:tab w:val="num" w:pos="3600"/>
+        </w:tabs>
+        <w:ind w:left="3600" w:hanging="360"/>
+      </w:pPr>
+      <w:rPr>
+        <w:rFonts w:ascii="Wingdings" w:hAnsi="Wingdings" w:hint="default"/>
+        <w:sz w:val="20"/>
+      </w:rPr>
+    </w:lvl>
+    <w:lvl w:ilvl="5" w:tentative="1">
+      <w:start w:val="1"/>
+      <w:numFmt w:val="bullet"/>
+      <w:lvlText w:val=""/>
+      <w:lvlJc w:val="left"/>
+      <w:pPr>
+        <w:tabs>
+          <w:tab w:val="num" w:pos="4320"/>
+        </w:tabs>
+        <w:ind w:left="4320" w:hanging="360"/>
+      </w:pPr>
+      <w:rPr>
+        <w:rFonts w:ascii="Wingdings" w:hAnsi="Wingdings" w:hint="default"/>
+        <w:sz w:val="20"/>
+      </w:rPr>
+    </w:lvl>
+    <w:lvl w:ilvl="6" w:tentative="1">
+      <w:start w:val="1"/>
+      <w:numFmt w:val="bullet"/>
+      <w:lvlText w:val=""/>
+      <w:lvlJc w:val="left"/>
+      <w:pPr>
+        <w:tabs>
+          <w:tab w:val="num" w:pos="5040"/>
+        </w:tabs>
+        <w:ind w:left="5040" w:hanging="360"/>
+      </w:pPr>
+      <w:rPr>
+        <w:rFonts w:ascii="Wingdings" w:hAnsi="Wingdings" w:hint="default"/>
+        <w:sz w:val="20"/>
+      </w:rPr>
+    </w:lvl>
+    <w:lvl w:ilvl="7" w:tentative="1">
+      <w:start w:val="1"/>
+      <w:numFmt w:val="bullet"/>
+      <w:lvlText w:val=""/>
+      <w:lvlJc w:val="left"/>
+      <w:pPr>
+        <w:tabs>
+          <w:tab w:val="num" w:pos="5760"/>
+        </w:tabs>
+        <w:ind w:left="5760" w:hanging="360"/>
+      </w:pPr>
+      <w:rPr>
+        <w:rFonts w:ascii="Wingdings" w:hAnsi="Wingdings" w:hint="default"/>
+        <w:sz w:val="20"/>
+      </w:rPr>
+    </w:lvl>
+    <w:lvl w:ilvl="8" w:tentative="1">
+      <w:start w:val="1"/>
+      <w:numFmt w:val="bullet"/>
+      <w:lvlText w:val=""/>
+      <w:lvlJc w:val="left"/>
+      <w:pPr>
+        <w:tabs>
+          <w:tab w:val="num" w:pos="6480"/>
+        </w:tabs>
+        <w:ind w:left="6480" w:hanging="360"/>
+      </w:pPr>
+      <w:rPr>
+        <w:rFonts w:ascii="Wingdings" w:hAnsi="Wingdings" w:hint="default"/>
+        <w:sz w:val="20"/>
+      </w:rPr>
+    </w:lvl>
+  </w:abstractNum>
+  <w:abstractNum w:abstractNumId="27" w15:restartNumberingAfterBreak="0">
+    <w:nsid w:val="2EEF37F8"/>
+    <w:multiLevelType w:val="multilevel"/>
+    <w:tmpl w:val="B8FC39D2"/>
+    <w:lvl w:ilvl="0">
+      <w:start w:val="1"/>
+      <w:numFmt w:val="bullet"/>
+      <w:lvlText w:val=""/>
+      <w:lvlJc w:val="left"/>
+      <w:pPr>
+        <w:tabs>
+          <w:tab w:val="num" w:pos="720"/>
+        </w:tabs>
+        <w:ind w:left="720" w:hanging="360"/>
+      </w:pPr>
+      <w:rPr>
+        <w:rFonts w:ascii="Symbol" w:hAnsi="Symbol" w:hint="default"/>
+        <w:sz w:val="20"/>
+      </w:rPr>
+    </w:lvl>
+    <w:lvl w:ilvl="1" w:tentative="1">
+      <w:start w:val="1"/>
+      <w:numFmt w:val="bullet"/>
+      <w:lvlText w:val="o"/>
+      <w:lvlJc w:val="left"/>
+      <w:pPr>
+        <w:tabs>
+          <w:tab w:val="num" w:pos="1440"/>
+        </w:tabs>
+        <w:ind w:left="1440" w:hanging="360"/>
+      </w:pPr>
+      <w:rPr>
+        <w:rFonts w:ascii="Courier New" w:hAnsi="Courier New" w:hint="default"/>
+        <w:sz w:val="20"/>
+      </w:rPr>
+    </w:lvl>
+    <w:lvl w:ilvl="2" w:tentative="1">
+      <w:start w:val="1"/>
+      <w:numFmt w:val="bullet"/>
+      <w:lvlText w:val=""/>
+      <w:lvlJc w:val="left"/>
+      <w:pPr>
+        <w:tabs>
+          <w:tab w:val="num" w:pos="2160"/>
+        </w:tabs>
+        <w:ind w:left="2160" w:hanging="360"/>
+      </w:pPr>
+      <w:rPr>
+        <w:rFonts w:ascii="Wingdings" w:hAnsi="Wingdings" w:hint="default"/>
+        <w:sz w:val="20"/>
+      </w:rPr>
+    </w:lvl>
+    <w:lvl w:ilvl="3" w:tentative="1">
+      <w:start w:val="1"/>
+      <w:numFmt w:val="bullet"/>
+      <w:lvlText w:val=""/>
+      <w:lvlJc w:val="left"/>
+      <w:pPr>
+        <w:tabs>
+          <w:tab w:val="num" w:pos="2880"/>
+        </w:tabs>
+        <w:ind w:left="2880" w:hanging="360"/>
+      </w:pPr>
+      <w:rPr>
+        <w:rFonts w:ascii="Wingdings" w:hAnsi="Wingdings" w:hint="default"/>
+        <w:sz w:val="20"/>
+      </w:rPr>
+    </w:lvl>
+    <w:lvl w:ilvl="4" w:tentative="1">
+      <w:start w:val="1"/>
+      <w:numFmt w:val="bullet"/>
+      <w:lvlText w:val=""/>
+      <w:lvlJc w:val="left"/>
+      <w:pPr>
+        <w:tabs>
+          <w:tab w:val="num" w:pos="3600"/>
+        </w:tabs>
+        <w:ind w:left="3600" w:hanging="360"/>
+      </w:pPr>
+      <w:rPr>
+        <w:rFonts w:ascii="Wingdings" w:hAnsi="Wingdings" w:hint="default"/>
+        <w:sz w:val="20"/>
+      </w:rPr>
+    </w:lvl>
+    <w:lvl w:ilvl="5" w:tentative="1">
+      <w:start w:val="1"/>
+      <w:numFmt w:val="bullet"/>
+      <w:lvlText w:val=""/>
+      <w:lvlJc w:val="left"/>
+      <w:pPr>
+        <w:tabs>
+          <w:tab w:val="num" w:pos="4320"/>
+        </w:tabs>
+        <w:ind w:left="4320" w:hanging="360"/>
+      </w:pPr>
+      <w:rPr>
+        <w:rFonts w:ascii="Wingdings" w:hAnsi="Wingdings" w:hint="default"/>
+        <w:sz w:val="20"/>
+      </w:rPr>
+    </w:lvl>
+    <w:lvl w:ilvl="6" w:tentative="1">
+      <w:start w:val="1"/>
+      <w:numFmt w:val="bullet"/>
+      <w:lvlText w:val=""/>
+      <w:lvlJc w:val="left"/>
+      <w:pPr>
+        <w:tabs>
+          <w:tab w:val="num" w:pos="5040"/>
+        </w:tabs>
+        <w:ind w:left="5040" w:hanging="360"/>
+      </w:pPr>
+      <w:rPr>
+        <w:rFonts w:ascii="Wingdings" w:hAnsi="Wingdings" w:hint="default"/>
+        <w:sz w:val="20"/>
+      </w:rPr>
+    </w:lvl>
+    <w:lvl w:ilvl="7" w:tentative="1">
+      <w:start w:val="1"/>
+      <w:numFmt w:val="bullet"/>
+      <w:lvlText w:val=""/>
+      <w:lvlJc w:val="left"/>
+      <w:pPr>
+        <w:tabs>
+          <w:tab w:val="num" w:pos="5760"/>
+        </w:tabs>
+        <w:ind w:left="5760" w:hanging="360"/>
+      </w:pPr>
+      <w:rPr>
+        <w:rFonts w:ascii="Wingdings" w:hAnsi="Wingdings" w:hint="default"/>
+        <w:sz w:val="20"/>
+      </w:rPr>
+    </w:lvl>
+    <w:lvl w:ilvl="8" w:tentative="1">
+      <w:start w:val="1"/>
+      <w:numFmt w:val="bullet"/>
+      <w:lvlText w:val=""/>
+      <w:lvlJc w:val="left"/>
+      <w:pPr>
+        <w:tabs>
+          <w:tab w:val="num" w:pos="6480"/>
+        </w:tabs>
+        <w:ind w:left="6480" w:hanging="360"/>
+      </w:pPr>
+      <w:rPr>
+        <w:rFonts w:ascii="Wingdings" w:hAnsi="Wingdings" w:hint="default"/>
+        <w:sz w:val="20"/>
+      </w:rPr>
+    </w:lvl>
+  </w:abstractNum>
+  <w:abstractNum w:abstractNumId="28" w15:restartNumberingAfterBreak="0">
     <w:nsid w:val="337C473C"/>
     <w:multiLevelType w:val="multilevel"/>
     <w:tmpl w:val="F856C58C"/>
@@ -11833,7 +18805,7 @@
       </w:rPr>
     </w:lvl>
   </w:abstractNum>
-  <w:abstractNum w:abstractNumId="26" w15:restartNumberingAfterBreak="0">
+  <w:abstractNum w:abstractNumId="29" w15:restartNumberingAfterBreak="0">
     <w:nsid w:val="34A26F82"/>
     <w:multiLevelType w:val="multilevel"/>
     <w:tmpl w:val="A732D74C"/>
@@ -11978,7 +18950,156 @@
       </w:rPr>
     </w:lvl>
   </w:abstractNum>
-  <w:abstractNum w:abstractNumId="27" w15:restartNumberingAfterBreak="0">
+  <w:abstractNum w:abstractNumId="30" w15:restartNumberingAfterBreak="0">
+    <w:nsid w:val="3622754F"/>
+    <w:multiLevelType w:val="multilevel"/>
+    <w:tmpl w:val="4F841142"/>
+    <w:lvl w:ilvl="0">
+      <w:start w:val="1"/>
+      <w:numFmt w:val="bullet"/>
+      <w:lvlText w:val=""/>
+      <w:lvlJc w:val="left"/>
+      <w:pPr>
+        <w:tabs>
+          <w:tab w:val="num" w:pos="720"/>
+        </w:tabs>
+        <w:ind w:left="720" w:hanging="360"/>
+      </w:pPr>
+      <w:rPr>
+        <w:rFonts w:ascii="Symbol" w:hAnsi="Symbol" w:hint="default"/>
+        <w:sz w:val="20"/>
+      </w:rPr>
+    </w:lvl>
+    <w:lvl w:ilvl="1" w:tentative="1">
+      <w:start w:val="1"/>
+      <w:numFmt w:val="bullet"/>
+      <w:lvlText w:val="o"/>
+      <w:lvlJc w:val="left"/>
+      <w:pPr>
+        <w:tabs>
+          <w:tab w:val="num" w:pos="1440"/>
+        </w:tabs>
+        <w:ind w:left="1440" w:hanging="360"/>
+      </w:pPr>
+      <w:rPr>
+        <w:rFonts w:ascii="Courier New" w:hAnsi="Courier New" w:hint="default"/>
+        <w:sz w:val="20"/>
+      </w:rPr>
+    </w:lvl>
+    <w:lvl w:ilvl="2" w:tentative="1">
+      <w:start w:val="1"/>
+      <w:numFmt w:val="bullet"/>
+      <w:lvlText w:val=""/>
+      <w:lvlJc w:val="left"/>
+      <w:pPr>
+        <w:tabs>
+          <w:tab w:val="num" w:pos="2160"/>
+        </w:tabs>
+        <w:ind w:left="2160" w:hanging="360"/>
+      </w:pPr>
+      <w:rPr>
+        <w:rFonts w:ascii="Wingdings" w:hAnsi="Wingdings" w:hint="default"/>
+        <w:sz w:val="20"/>
+      </w:rPr>
+    </w:lvl>
+    <w:lvl w:ilvl="3" w:tentative="1">
+      <w:start w:val="1"/>
+      <w:numFmt w:val="bullet"/>
+      <w:lvlText w:val=""/>
+      <w:lvlJc w:val="left"/>
+      <w:pPr>
+        <w:tabs>
+          <w:tab w:val="num" w:pos="2880"/>
+        </w:tabs>
+        <w:ind w:left="2880" w:hanging="360"/>
+      </w:pPr>
+      <w:rPr>
+        <w:rFonts w:ascii="Wingdings" w:hAnsi="Wingdings" w:hint="default"/>
+        <w:sz w:val="20"/>
+      </w:rPr>
+    </w:lvl>
+    <w:lvl w:ilvl="4" w:tentative="1">
+      <w:start w:val="1"/>
+      <w:numFmt w:val="bullet"/>
+      <w:lvlText w:val=""/>
+      <w:lvlJc w:val="left"/>
+      <w:pPr>
+        <w:tabs>
+          <w:tab w:val="num" w:pos="3600"/>
+        </w:tabs>
+        <w:ind w:left="3600" w:hanging="360"/>
+      </w:pPr>
+      <w:rPr>
+        <w:rFonts w:ascii="Wingdings" w:hAnsi="Wingdings" w:hint="default"/>
+        <w:sz w:val="20"/>
+      </w:rPr>
+    </w:lvl>
+    <w:lvl w:ilvl="5" w:tentative="1">
+      <w:start w:val="1"/>
+      <w:numFmt w:val="bullet"/>
+      <w:lvlText w:val=""/>
+      <w:lvlJc w:val="left"/>
+      <w:pPr>
+        <w:tabs>
+          <w:tab w:val="num" w:pos="4320"/>
+        </w:tabs>
+        <w:ind w:left="4320" w:hanging="360"/>
+      </w:pPr>
+      <w:rPr>
+        <w:rFonts w:ascii="Wingdings" w:hAnsi="Wingdings" w:hint="default"/>
+        <w:sz w:val="20"/>
+      </w:rPr>
+    </w:lvl>
+    <w:lvl w:ilvl="6" w:tentative="1">
+      <w:start w:val="1"/>
+      <w:numFmt w:val="bullet"/>
+      <w:lvlText w:val=""/>
+      <w:lvlJc w:val="left"/>
+      <w:pPr>
+        <w:tabs>
+          <w:tab w:val="num" w:pos="5040"/>
+        </w:tabs>
+        <w:ind w:left="5040" w:hanging="360"/>
+      </w:pPr>
+      <w:rPr>
+        <w:rFonts w:ascii="Wingdings" w:hAnsi="Wingdings" w:hint="default"/>
+        <w:sz w:val="20"/>
+      </w:rPr>
+    </w:lvl>
+    <w:lvl w:ilvl="7" w:tentative="1">
+      <w:start w:val="1"/>
+      <w:numFmt w:val="bullet"/>
+      <w:lvlText w:val=""/>
+      <w:lvlJc w:val="left"/>
+      <w:pPr>
+        <w:tabs>
+          <w:tab w:val="num" w:pos="5760"/>
+        </w:tabs>
+        <w:ind w:left="5760" w:hanging="360"/>
+      </w:pPr>
+      <w:rPr>
+        <w:rFonts w:ascii="Wingdings" w:hAnsi="Wingdings" w:hint="default"/>
+        <w:sz w:val="20"/>
+      </w:rPr>
+    </w:lvl>
+    <w:lvl w:ilvl="8" w:tentative="1">
+      <w:start w:val="1"/>
+      <w:numFmt w:val="bullet"/>
+      <w:lvlText w:val=""/>
+      <w:lvlJc w:val="left"/>
+      <w:pPr>
+        <w:tabs>
+          <w:tab w:val="num" w:pos="6480"/>
+        </w:tabs>
+        <w:ind w:left="6480" w:hanging="360"/>
+      </w:pPr>
+      <w:rPr>
+        <w:rFonts w:ascii="Wingdings" w:hAnsi="Wingdings" w:hint="default"/>
+        <w:sz w:val="20"/>
+      </w:rPr>
+    </w:lvl>
+  </w:abstractNum>
+  <w:abstractNum w:abstractNumId="31" w15:restartNumberingAfterBreak="0">
     <w:nsid w:val="36243EC5"/>
     <w:multiLevelType w:val="hybridMultilevel"/>
     <w:tmpl w:val="6A6C3886"/>
@@ -12067,7 +19188,7 @@
       </w:pPr>
     </w:lvl>
   </w:abstractNum>
-  <w:abstractNum w:abstractNumId="28" w15:restartNumberingAfterBreak="0">
+  <w:abstractNum w:abstractNumId="32" w15:restartNumberingAfterBreak="0">
     <w:nsid w:val="365B7655"/>
     <w:multiLevelType w:val="multilevel"/>
     <w:tmpl w:val="C366B8E2"/>
@@ -12216,7 +19337,7 @@
       </w:rPr>
     </w:lvl>
   </w:abstractNum>
-  <w:abstractNum w:abstractNumId="29" w15:restartNumberingAfterBreak="0">
+  <w:abstractNum w:abstractNumId="33" w15:restartNumberingAfterBreak="0">
     <w:nsid w:val="382824C5"/>
     <w:multiLevelType w:val="multilevel"/>
     <w:tmpl w:val="7F86977E"/>
@@ -12365,7 +19486,7 @@
       </w:rPr>
     </w:lvl>
   </w:abstractNum>
-  <w:abstractNum w:abstractNumId="30" w15:restartNumberingAfterBreak="0">
+  <w:abstractNum w:abstractNumId="34" w15:restartNumberingAfterBreak="0">
     <w:nsid w:val="38380210"/>
     <w:multiLevelType w:val="multilevel"/>
     <w:tmpl w:val="90EAF37E"/>
@@ -12514,7 +19635,7 @@
       </w:rPr>
     </w:lvl>
   </w:abstractNum>
-  <w:abstractNum w:abstractNumId="31" w15:restartNumberingAfterBreak="0">
+  <w:abstractNum w:abstractNumId="35" w15:restartNumberingAfterBreak="0">
     <w:nsid w:val="38554EE8"/>
     <w:multiLevelType w:val="multilevel"/>
     <w:tmpl w:val="B54217D4"/>
@@ -12663,7 +19784,156 @@
       </w:rPr>
     </w:lvl>
   </w:abstractNum>
-  <w:abstractNum w:abstractNumId="32" w15:restartNumberingAfterBreak="0">
+  <w:abstractNum w:abstractNumId="36" w15:restartNumberingAfterBreak="0">
+    <w:nsid w:val="38BE0A4A"/>
+    <w:multiLevelType w:val="multilevel"/>
+    <w:tmpl w:val="B1163540"/>
+    <w:lvl w:ilvl="0">
+      <w:start w:val="1"/>
+      <w:numFmt w:val="bullet"/>
+      <w:lvlText w:val=""/>
+      <w:lvlJc w:val="left"/>
+      <w:pPr>
+        <w:tabs>
+          <w:tab w:val="num" w:pos="720"/>
+        </w:tabs>
+        <w:ind w:left="720" w:hanging="360"/>
+      </w:pPr>
+      <w:rPr>
+        <w:rFonts w:ascii="Symbol" w:hAnsi="Symbol" w:hint="default"/>
+        <w:sz w:val="20"/>
+      </w:rPr>
+    </w:lvl>
+    <w:lvl w:ilvl="1" w:tentative="1">
+      <w:start w:val="1"/>
+      <w:numFmt w:val="bullet"/>
+      <w:lvlText w:val="o"/>
+      <w:lvlJc w:val="left"/>
+      <w:pPr>
+        <w:tabs>
+          <w:tab w:val="num" w:pos="1440"/>
+        </w:tabs>
+        <w:ind w:left="1440" w:hanging="360"/>
+      </w:pPr>
+      <w:rPr>
+        <w:rFonts w:ascii="Courier New" w:hAnsi="Courier New" w:hint="default"/>
+        <w:sz w:val="20"/>
+      </w:rPr>
+    </w:lvl>
+    <w:lvl w:ilvl="2" w:tentative="1">
+      <w:start w:val="1"/>
+      <w:numFmt w:val="bullet"/>
+      <w:lvlText w:val=""/>
+      <w:lvlJc w:val="left"/>
+      <w:pPr>
+        <w:tabs>
+          <w:tab w:val="num" w:pos="2160"/>
+        </w:tabs>
+        <w:ind w:left="2160" w:hanging="360"/>
+      </w:pPr>
+      <w:rPr>
+        <w:rFonts w:ascii="Wingdings" w:hAnsi="Wingdings" w:hint="default"/>
+        <w:sz w:val="20"/>
+      </w:rPr>
+    </w:lvl>
+    <w:lvl w:ilvl="3" w:tentative="1">
+      <w:start w:val="1"/>
+      <w:numFmt w:val="bullet"/>
+      <w:lvlText w:val=""/>
+      <w:lvlJc w:val="left"/>
+      <w:pPr>
+        <w:tabs>
+          <w:tab w:val="num" w:pos="2880"/>
+        </w:tabs>
+        <w:ind w:left="2880" w:hanging="360"/>
+      </w:pPr>
+      <w:rPr>
+        <w:rFonts w:ascii="Wingdings" w:hAnsi="Wingdings" w:hint="default"/>
+        <w:sz w:val="20"/>
+      </w:rPr>
+    </w:lvl>
+    <w:lvl w:ilvl="4" w:tentative="1">
+      <w:start w:val="1"/>
+      <w:numFmt w:val="bullet"/>
+      <w:lvlText w:val=""/>
+      <w:lvlJc w:val="left"/>
+      <w:pPr>
+        <w:tabs>
+          <w:tab w:val="num" w:pos="3600"/>
+        </w:tabs>
+        <w:ind w:left="3600" w:hanging="360"/>
+      </w:pPr>
+      <w:rPr>
+        <w:rFonts w:ascii="Wingdings" w:hAnsi="Wingdings" w:hint="default"/>
+        <w:sz w:val="20"/>
+      </w:rPr>
+    </w:lvl>
+    <w:lvl w:ilvl="5" w:tentative="1">
+      <w:start w:val="1"/>
+      <w:numFmt w:val="bullet"/>
+      <w:lvlText w:val=""/>
+      <w:lvlJc w:val="left"/>
+      <w:pPr>
+        <w:tabs>
+          <w:tab w:val="num" w:pos="4320"/>
+        </w:tabs>
+        <w:ind w:left="4320" w:hanging="360"/>
+      </w:pPr>
+      <w:rPr>
+        <w:rFonts w:ascii="Wingdings" w:hAnsi="Wingdings" w:hint="default"/>
+        <w:sz w:val="20"/>
+      </w:rPr>
+    </w:lvl>
+    <w:lvl w:ilvl="6" w:tentative="1">
+      <w:start w:val="1"/>
+      <w:numFmt w:val="bullet"/>
+      <w:lvlText w:val=""/>
+      <w:lvlJc w:val="left"/>
+      <w:pPr>
+        <w:tabs>
+          <w:tab w:val="num" w:pos="5040"/>
+        </w:tabs>
+        <w:ind w:left="5040" w:hanging="360"/>
+      </w:pPr>
+      <w:rPr>
+        <w:rFonts w:ascii="Wingdings" w:hAnsi="Wingdings" w:hint="default"/>
+        <w:sz w:val="20"/>
+      </w:rPr>
+    </w:lvl>
+    <w:lvl w:ilvl="7" w:tentative="1">
+      <w:start w:val="1"/>
+      <w:numFmt w:val="bullet"/>
+      <w:lvlText w:val=""/>
+      <w:lvlJc w:val="left"/>
+      <w:pPr>
+        <w:tabs>
+          <w:tab w:val="num" w:pos="5760"/>
+        </w:tabs>
+        <w:ind w:left="5760" w:hanging="360"/>
+      </w:pPr>
+      <w:rPr>
+        <w:rFonts w:ascii="Wingdings" w:hAnsi="Wingdings" w:hint="default"/>
+        <w:sz w:val="20"/>
+      </w:rPr>
+    </w:lvl>
+    <w:lvl w:ilvl="8" w:tentative="1">
+      <w:start w:val="1"/>
+      <w:numFmt w:val="bullet"/>
+      <w:lvlText w:val=""/>
+      <w:lvlJc w:val="left"/>
+      <w:pPr>
+        <w:tabs>
+          <w:tab w:val="num" w:pos="6480"/>
+        </w:tabs>
+        <w:ind w:left="6480" w:hanging="360"/>
+      </w:pPr>
+      <w:rPr>
+        <w:rFonts w:ascii="Wingdings" w:hAnsi="Wingdings" w:hint="default"/>
+        <w:sz w:val="20"/>
+      </w:rPr>
+    </w:lvl>
+  </w:abstractNum>
+  <w:abstractNum w:abstractNumId="37" w15:restartNumberingAfterBreak="0">
     <w:nsid w:val="3910541C"/>
     <w:multiLevelType w:val="multilevel"/>
     <w:tmpl w:val="D834C760"/>
@@ -12812,7 +20082,7 @@
       </w:rPr>
     </w:lvl>
   </w:abstractNum>
-  <w:abstractNum w:abstractNumId="33" w15:restartNumberingAfterBreak="0">
+  <w:abstractNum w:abstractNumId="38" w15:restartNumberingAfterBreak="0">
     <w:nsid w:val="39C1604B"/>
     <w:multiLevelType w:val="multilevel"/>
     <w:tmpl w:val="CCA21A58"/>
@@ -12961,7 +20231,156 @@
       </w:rPr>
     </w:lvl>
   </w:abstractNum>
-  <w:abstractNum w:abstractNumId="34" w15:restartNumberingAfterBreak="0">
+  <w:abstractNum w:abstractNumId="39" w15:restartNumberingAfterBreak="0">
+    <w:nsid w:val="3A0B093A"/>
+    <w:multiLevelType w:val="multilevel"/>
+    <w:tmpl w:val="4EACAD5C"/>
+    <w:lvl w:ilvl="0">
+      <w:start w:val="1"/>
+      <w:numFmt w:val="bullet"/>
+      <w:lvlText w:val=""/>
+      <w:lvlJc w:val="left"/>
+      <w:pPr>
+        <w:tabs>
+          <w:tab w:val="num" w:pos="720"/>
+        </w:tabs>
+        <w:ind w:left="720" w:hanging="360"/>
+      </w:pPr>
+      <w:rPr>
+        <w:rFonts w:ascii="Symbol" w:hAnsi="Symbol" w:hint="default"/>
+        <w:sz w:val="20"/>
+      </w:rPr>
+    </w:lvl>
+    <w:lvl w:ilvl="1" w:tentative="1">
+      <w:start w:val="1"/>
+      <w:numFmt w:val="bullet"/>
+      <w:lvlText w:val="o"/>
+      <w:lvlJc w:val="left"/>
+      <w:pPr>
+        <w:tabs>
+          <w:tab w:val="num" w:pos="1440"/>
+        </w:tabs>
+        <w:ind w:left="1440" w:hanging="360"/>
+      </w:pPr>
+      <w:rPr>
+        <w:rFonts w:ascii="Courier New" w:hAnsi="Courier New" w:hint="default"/>
+        <w:sz w:val="20"/>
+      </w:rPr>
+    </w:lvl>
+    <w:lvl w:ilvl="2" w:tentative="1">
+      <w:start w:val="1"/>
+      <w:numFmt w:val="bullet"/>
+      <w:lvlText w:val=""/>
+      <w:lvlJc w:val="left"/>
+      <w:pPr>
+        <w:tabs>
+          <w:tab w:val="num" w:pos="2160"/>
+        </w:tabs>
+        <w:ind w:left="2160" w:hanging="360"/>
+      </w:pPr>
+      <w:rPr>
+        <w:rFonts w:ascii="Wingdings" w:hAnsi="Wingdings" w:hint="default"/>
+        <w:sz w:val="20"/>
+      </w:rPr>
+    </w:lvl>
+    <w:lvl w:ilvl="3" w:tentative="1">
+      <w:start w:val="1"/>
+      <w:numFmt w:val="bullet"/>
+      <w:lvlText w:val=""/>
+      <w:lvlJc w:val="left"/>
+      <w:pPr>
+        <w:tabs>
+          <w:tab w:val="num" w:pos="2880"/>
+        </w:tabs>
+        <w:ind w:left="2880" w:hanging="360"/>
+      </w:pPr>
+      <w:rPr>
+        <w:rFonts w:ascii="Wingdings" w:hAnsi="Wingdings" w:hint="default"/>
+        <w:sz w:val="20"/>
+      </w:rPr>
+    </w:lvl>
+    <w:lvl w:ilvl="4" w:tentative="1">
+      <w:start w:val="1"/>
+      <w:numFmt w:val="bullet"/>
+      <w:lvlText w:val=""/>
+      <w:lvlJc w:val="left"/>
+      <w:pPr>
+        <w:tabs>
+          <w:tab w:val="num" w:pos="3600"/>
+        </w:tabs>
+        <w:ind w:left="3600" w:hanging="360"/>
+      </w:pPr>
+      <w:rPr>
+        <w:rFonts w:ascii="Wingdings" w:hAnsi="Wingdings" w:hint="default"/>
+        <w:sz w:val="20"/>
+      </w:rPr>
+    </w:lvl>
+    <w:lvl w:ilvl="5" w:tentative="1">
+      <w:start w:val="1"/>
+      <w:numFmt w:val="bullet"/>
+      <w:lvlText w:val=""/>
+      <w:lvlJc w:val="left"/>
+      <w:pPr>
+        <w:tabs>
+          <w:tab w:val="num" w:pos="4320"/>
+        </w:tabs>
+        <w:ind w:left="4320" w:hanging="360"/>
+      </w:pPr>
+      <w:rPr>
+        <w:rFonts w:ascii="Wingdings" w:hAnsi="Wingdings" w:hint="default"/>
+        <w:sz w:val="20"/>
+      </w:rPr>
+    </w:lvl>
+    <w:lvl w:ilvl="6" w:tentative="1">
+      <w:start w:val="1"/>
+      <w:numFmt w:val="bullet"/>
+      <w:lvlText w:val=""/>
+      <w:lvlJc w:val="left"/>
+      <w:pPr>
+        <w:tabs>
+          <w:tab w:val="num" w:pos="5040"/>
+        </w:tabs>
+        <w:ind w:left="5040" w:hanging="360"/>
+      </w:pPr>
+      <w:rPr>
+        <w:rFonts w:ascii="Wingdings" w:hAnsi="Wingdings" w:hint="default"/>
+        <w:sz w:val="20"/>
+      </w:rPr>
+    </w:lvl>
+    <w:lvl w:ilvl="7" w:tentative="1">
+      <w:start w:val="1"/>
+      <w:numFmt w:val="bullet"/>
+      <w:lvlText w:val=""/>
+      <w:lvlJc w:val="left"/>
+      <w:pPr>
+        <w:tabs>
+          <w:tab w:val="num" w:pos="5760"/>
+        </w:tabs>
+        <w:ind w:left="5760" w:hanging="360"/>
+      </w:pPr>
+      <w:rPr>
+        <w:rFonts w:ascii="Wingdings" w:hAnsi="Wingdings" w:hint="default"/>
+        <w:sz w:val="20"/>
+      </w:rPr>
+    </w:lvl>
+    <w:lvl w:ilvl="8" w:tentative="1">
+      <w:start w:val="1"/>
+      <w:numFmt w:val="bullet"/>
+      <w:lvlText w:val=""/>
+      <w:lvlJc w:val="left"/>
+      <w:pPr>
+        <w:tabs>
+          <w:tab w:val="num" w:pos="6480"/>
+        </w:tabs>
+        <w:ind w:left="6480" w:hanging="360"/>
+      </w:pPr>
+      <w:rPr>
+        <w:rFonts w:ascii="Wingdings" w:hAnsi="Wingdings" w:hint="default"/>
+        <w:sz w:val="20"/>
+      </w:rPr>
+    </w:lvl>
+  </w:abstractNum>
+  <w:abstractNum w:abstractNumId="40" w15:restartNumberingAfterBreak="0">
     <w:nsid w:val="3DAE0CC1"/>
     <w:multiLevelType w:val="multilevel"/>
     <w:tmpl w:val="D0305FF6"/>
@@ -13074,7 +20493,7 @@
       </w:pPr>
     </w:lvl>
   </w:abstractNum>
-  <w:abstractNum w:abstractNumId="35" w15:restartNumberingAfterBreak="0">
+  <w:abstractNum w:abstractNumId="41" w15:restartNumberingAfterBreak="0">
     <w:nsid w:val="3E6737BD"/>
     <w:multiLevelType w:val="multilevel"/>
     <w:tmpl w:val="018EE24A"/>
@@ -13223,7 +20642,7 @@
       </w:rPr>
     </w:lvl>
   </w:abstractNum>
-  <w:abstractNum w:abstractNumId="36" w15:restartNumberingAfterBreak="0">
+  <w:abstractNum w:abstractNumId="42" w15:restartNumberingAfterBreak="0">
     <w:nsid w:val="3E933DA1"/>
     <w:multiLevelType w:val="multilevel"/>
     <w:tmpl w:val="F1561678"/>
@@ -13372,7 +20791,7 @@
       </w:rPr>
     </w:lvl>
   </w:abstractNum>
-  <w:abstractNum w:abstractNumId="37" w15:restartNumberingAfterBreak="0">
+  <w:abstractNum w:abstractNumId="43" w15:restartNumberingAfterBreak="0">
     <w:nsid w:val="3EB02634"/>
     <w:multiLevelType w:val="multilevel"/>
     <w:tmpl w:val="BA226344"/>
@@ -13521,7 +20940,7 @@
       </w:rPr>
     </w:lvl>
   </w:abstractNum>
-  <w:abstractNum w:abstractNumId="38" w15:restartNumberingAfterBreak="0">
+  <w:abstractNum w:abstractNumId="44" w15:restartNumberingAfterBreak="0">
     <w:nsid w:val="3ECA1C56"/>
     <w:multiLevelType w:val="multilevel"/>
     <w:tmpl w:val="90582042"/>
@@ -13670,7 +21089,7 @@
       </w:rPr>
     </w:lvl>
   </w:abstractNum>
-  <w:abstractNum w:abstractNumId="39" w15:restartNumberingAfterBreak="0">
+  <w:abstractNum w:abstractNumId="45" w15:restartNumberingAfterBreak="0">
     <w:nsid w:val="40787F28"/>
     <w:multiLevelType w:val="multilevel"/>
     <w:tmpl w:val="CDDAA9B8"/>
@@ -13819,7 +21238,7 @@
       </w:rPr>
     </w:lvl>
   </w:abstractNum>
-  <w:abstractNum w:abstractNumId="40" w15:restartNumberingAfterBreak="0">
+  <w:abstractNum w:abstractNumId="46" w15:restartNumberingAfterBreak="0">
     <w:nsid w:val="407F781C"/>
     <w:multiLevelType w:val="multilevel"/>
     <w:tmpl w:val="128E32A2"/>
@@ -13932,7 +21351,7 @@
       </w:pPr>
     </w:lvl>
   </w:abstractNum>
-  <w:abstractNum w:abstractNumId="41" w15:restartNumberingAfterBreak="0">
+  <w:abstractNum w:abstractNumId="47" w15:restartNumberingAfterBreak="0">
     <w:nsid w:val="41BA3989"/>
     <w:multiLevelType w:val="multilevel"/>
     <w:tmpl w:val="073AAFA2"/>
@@ -14081,7 +21500,7 @@
       </w:rPr>
     </w:lvl>
   </w:abstractNum>
-  <w:abstractNum w:abstractNumId="42" w15:restartNumberingAfterBreak="0">
+  <w:abstractNum w:abstractNumId="48" w15:restartNumberingAfterBreak="0">
     <w:nsid w:val="42131A4B"/>
     <w:multiLevelType w:val="multilevel"/>
     <w:tmpl w:val="D0806716"/>
@@ -14230,7 +21649,7 @@
       </w:rPr>
     </w:lvl>
   </w:abstractNum>
-  <w:abstractNum w:abstractNumId="43" w15:restartNumberingAfterBreak="0">
+  <w:abstractNum w:abstractNumId="49" w15:restartNumberingAfterBreak="0">
     <w:nsid w:val="43000B16"/>
     <w:multiLevelType w:val="multilevel"/>
     <w:tmpl w:val="E2381AEE"/>
@@ -14379,7 +21798,7 @@
       </w:rPr>
     </w:lvl>
   </w:abstractNum>
-  <w:abstractNum w:abstractNumId="44" w15:restartNumberingAfterBreak="0">
+  <w:abstractNum w:abstractNumId="50" w15:restartNumberingAfterBreak="0">
     <w:nsid w:val="4367124F"/>
     <w:multiLevelType w:val="multilevel"/>
     <w:tmpl w:val="07D0098A"/>
@@ -14528,7 +21947,156 @@
       </w:rPr>
     </w:lvl>
   </w:abstractNum>
-  <w:abstractNum w:abstractNumId="45" w15:restartNumberingAfterBreak="0">
+  <w:abstractNum w:abstractNumId="51" w15:restartNumberingAfterBreak="0">
+    <w:nsid w:val="43A41E4C"/>
+    <w:multiLevelType w:val="multilevel"/>
+    <w:tmpl w:val="F71C9062"/>
+    <w:lvl w:ilvl="0">
+      <w:start w:val="1"/>
+      <w:numFmt w:val="bullet"/>
+      <w:lvlText w:val=""/>
+      <w:lvlJc w:val="left"/>
+      <w:pPr>
+        <w:tabs>
+          <w:tab w:val="num" w:pos="720"/>
+        </w:tabs>
+        <w:ind w:left="720" w:hanging="360"/>
+      </w:pPr>
+      <w:rPr>
+        <w:rFonts w:ascii="Symbol" w:hAnsi="Symbol" w:hint="default"/>
+        <w:sz w:val="20"/>
+      </w:rPr>
+    </w:lvl>
+    <w:lvl w:ilvl="1" w:tentative="1">
+      <w:start w:val="1"/>
+      <w:numFmt w:val="bullet"/>
+      <w:lvlText w:val="o"/>
+      <w:lvlJc w:val="left"/>
+      <w:pPr>
+        <w:tabs>
+          <w:tab w:val="num" w:pos="1440"/>
+        </w:tabs>
+        <w:ind w:left="1440" w:hanging="360"/>
+      </w:pPr>
+      <w:rPr>
+        <w:rFonts w:ascii="Courier New" w:hAnsi="Courier New" w:hint="default"/>
+        <w:sz w:val="20"/>
+      </w:rPr>
+    </w:lvl>
+    <w:lvl w:ilvl="2" w:tentative="1">
+      <w:start w:val="1"/>
+      <w:numFmt w:val="bullet"/>
+      <w:lvlText w:val=""/>
+      <w:lvlJc w:val="left"/>
+      <w:pPr>
+        <w:tabs>
+          <w:tab w:val="num" w:pos="2160"/>
+        </w:tabs>
+        <w:ind w:left="2160" w:hanging="360"/>
+      </w:pPr>
+      <w:rPr>
+        <w:rFonts w:ascii="Wingdings" w:hAnsi="Wingdings" w:hint="default"/>
+        <w:sz w:val="20"/>
+      </w:rPr>
+    </w:lvl>
+    <w:lvl w:ilvl="3" w:tentative="1">
+      <w:start w:val="1"/>
+      <w:numFmt w:val="bullet"/>
+      <w:lvlText w:val=""/>
+      <w:lvlJc w:val="left"/>
+      <w:pPr>
+        <w:tabs>
+          <w:tab w:val="num" w:pos="2880"/>
+        </w:tabs>
+        <w:ind w:left="2880" w:hanging="360"/>
+      </w:pPr>
+      <w:rPr>
+        <w:rFonts w:ascii="Wingdings" w:hAnsi="Wingdings" w:hint="default"/>
+        <w:sz w:val="20"/>
+      </w:rPr>
+    </w:lvl>
+    <w:lvl w:ilvl="4" w:tentative="1">
+      <w:start w:val="1"/>
+      <w:numFmt w:val="bullet"/>
+      <w:lvlText w:val=""/>
+      <w:lvlJc w:val="left"/>
+      <w:pPr>
+        <w:tabs>
+          <w:tab w:val="num" w:pos="3600"/>
+        </w:tabs>
+        <w:ind w:left="3600" w:hanging="360"/>
+      </w:pPr>
+      <w:rPr>
+        <w:rFonts w:ascii="Wingdings" w:hAnsi="Wingdings" w:hint="default"/>
+        <w:sz w:val="20"/>
+      </w:rPr>
+    </w:lvl>
+    <w:lvl w:ilvl="5" w:tentative="1">
+      <w:start w:val="1"/>
+      <w:numFmt w:val="bullet"/>
+      <w:lvlText w:val=""/>
+      <w:lvlJc w:val="left"/>
+      <w:pPr>
+        <w:tabs>
+          <w:tab w:val="num" w:pos="4320"/>
+        </w:tabs>
+        <w:ind w:left="4320" w:hanging="360"/>
+      </w:pPr>
+      <w:rPr>
+        <w:rFonts w:ascii="Wingdings" w:hAnsi="Wingdings" w:hint="default"/>
+        <w:sz w:val="20"/>
+      </w:rPr>
+    </w:lvl>
+    <w:lvl w:ilvl="6" w:tentative="1">
+      <w:start w:val="1"/>
+      <w:numFmt w:val="bullet"/>
+      <w:lvlText w:val=""/>
+      <w:lvlJc w:val="left"/>
+      <w:pPr>
+        <w:tabs>
+          <w:tab w:val="num" w:pos="5040"/>
+        </w:tabs>
+        <w:ind w:left="5040" w:hanging="360"/>
+      </w:pPr>
+      <w:rPr>
+        <w:rFonts w:ascii="Wingdings" w:hAnsi="Wingdings" w:hint="default"/>
+        <w:sz w:val="20"/>
+      </w:rPr>
+    </w:lvl>
+    <w:lvl w:ilvl="7" w:tentative="1">
+      <w:start w:val="1"/>
+      <w:numFmt w:val="bullet"/>
+      <w:lvlText w:val=""/>
+      <w:lvlJc w:val="left"/>
+      <w:pPr>
+        <w:tabs>
+          <w:tab w:val="num" w:pos="5760"/>
+        </w:tabs>
+        <w:ind w:left="5760" w:hanging="360"/>
+      </w:pPr>
+      <w:rPr>
+        <w:rFonts w:ascii="Wingdings" w:hAnsi="Wingdings" w:hint="default"/>
+        <w:sz w:val="20"/>
+      </w:rPr>
+    </w:lvl>
+    <w:lvl w:ilvl="8" w:tentative="1">
+      <w:start w:val="1"/>
+      <w:numFmt w:val="bullet"/>
+      <w:lvlText w:val=""/>
+      <w:lvlJc w:val="left"/>
+      <w:pPr>
+        <w:tabs>
+          <w:tab w:val="num" w:pos="6480"/>
+        </w:tabs>
+        <w:ind w:left="6480" w:hanging="360"/>
+      </w:pPr>
+      <w:rPr>
+        <w:rFonts w:ascii="Wingdings" w:hAnsi="Wingdings" w:hint="default"/>
+        <w:sz w:val="20"/>
+      </w:rPr>
+    </w:lvl>
+  </w:abstractNum>
+  <w:abstractNum w:abstractNumId="52" w15:restartNumberingAfterBreak="0">
     <w:nsid w:val="43E26A0C"/>
     <w:multiLevelType w:val="multilevel"/>
     <w:tmpl w:val="2BD602A6"/>
@@ -14677,7 +22245,7 @@
       </w:rPr>
     </w:lvl>
   </w:abstractNum>
-  <w:abstractNum w:abstractNumId="46" w15:restartNumberingAfterBreak="0">
+  <w:abstractNum w:abstractNumId="53" w15:restartNumberingAfterBreak="0">
     <w:nsid w:val="43EE560F"/>
     <w:multiLevelType w:val="multilevel"/>
     <w:tmpl w:val="AE4E9D64"/>
@@ -14826,7 +22394,7 @@
       </w:rPr>
     </w:lvl>
   </w:abstractNum>
-  <w:abstractNum w:abstractNumId="47" w15:restartNumberingAfterBreak="0">
+  <w:abstractNum w:abstractNumId="54" w15:restartNumberingAfterBreak="0">
     <w:nsid w:val="45160F18"/>
     <w:multiLevelType w:val="hybridMultilevel"/>
     <w:tmpl w:val="7B1EC860"/>
@@ -14915,7 +22483,7 @@
       </w:pPr>
     </w:lvl>
   </w:abstractNum>
-  <w:abstractNum w:abstractNumId="48" w15:restartNumberingAfterBreak="0">
+  <w:abstractNum w:abstractNumId="55" w15:restartNumberingAfterBreak="0">
     <w:nsid w:val="46C11485"/>
     <w:multiLevelType w:val="multilevel"/>
     <w:tmpl w:val="E996B75E"/>
@@ -15064,7 +22632,7 @@
       </w:rPr>
     </w:lvl>
   </w:abstractNum>
-  <w:abstractNum w:abstractNumId="49" w15:restartNumberingAfterBreak="0">
+  <w:abstractNum w:abstractNumId="56" w15:restartNumberingAfterBreak="0">
     <w:nsid w:val="47361CB7"/>
     <w:multiLevelType w:val="multilevel"/>
     <w:tmpl w:val="799CBA8E"/>
@@ -15213,7 +22781,7 @@
       </w:rPr>
     </w:lvl>
   </w:abstractNum>
-  <w:abstractNum w:abstractNumId="50" w15:restartNumberingAfterBreak="0">
+  <w:abstractNum w:abstractNumId="57" w15:restartNumberingAfterBreak="0">
     <w:nsid w:val="47973F5D"/>
     <w:multiLevelType w:val="multilevel"/>
     <w:tmpl w:val="44E6830E"/>
@@ -15362,7 +22930,7 @@
       </w:rPr>
     </w:lvl>
   </w:abstractNum>
-  <w:abstractNum w:abstractNumId="51" w15:restartNumberingAfterBreak="0">
+  <w:abstractNum w:abstractNumId="58" w15:restartNumberingAfterBreak="0">
     <w:nsid w:val="4C2C776D"/>
     <w:multiLevelType w:val="multilevel"/>
     <w:tmpl w:val="E2463C60"/>
@@ -15511,7 +23079,7 @@
       </w:rPr>
     </w:lvl>
   </w:abstractNum>
-  <w:abstractNum w:abstractNumId="52" w15:restartNumberingAfterBreak="0">
+  <w:abstractNum w:abstractNumId="59" w15:restartNumberingAfterBreak="0">
     <w:nsid w:val="4C535674"/>
     <w:multiLevelType w:val="multilevel"/>
     <w:tmpl w:val="ECECA0EA"/>
@@ -15660,7 +23228,156 @@
       </w:rPr>
     </w:lvl>
   </w:abstractNum>
-  <w:abstractNum w:abstractNumId="53" w15:restartNumberingAfterBreak="0">
+  <w:abstractNum w:abstractNumId="60" w15:restartNumberingAfterBreak="0">
+    <w:nsid w:val="4CE54156"/>
+    <w:multiLevelType w:val="multilevel"/>
+    <w:tmpl w:val="78666C4A"/>
+    <w:lvl w:ilvl="0">
+      <w:start w:val="1"/>
+      <w:numFmt w:val="bullet"/>
+      <w:lvlText w:val=""/>
+      <w:lvlJc w:val="left"/>
+      <w:pPr>
+        <w:tabs>
+          <w:tab w:val="num" w:pos="720"/>
+        </w:tabs>
+        <w:ind w:left="720" w:hanging="360"/>
+      </w:pPr>
+      <w:rPr>
+        <w:rFonts w:ascii="Symbol" w:hAnsi="Symbol" w:hint="default"/>
+        <w:sz w:val="20"/>
+      </w:rPr>
+    </w:lvl>
+    <w:lvl w:ilvl="1" w:tentative="1">
+      <w:start w:val="1"/>
+      <w:numFmt w:val="bullet"/>
+      <w:lvlText w:val="o"/>
+      <w:lvlJc w:val="left"/>
+      <w:pPr>
+        <w:tabs>
+          <w:tab w:val="num" w:pos="1440"/>
+        </w:tabs>
+        <w:ind w:left="1440" w:hanging="360"/>
+      </w:pPr>
+      <w:rPr>
+        <w:rFonts w:ascii="Courier New" w:hAnsi="Courier New" w:hint="default"/>
+        <w:sz w:val="20"/>
+      </w:rPr>
+    </w:lvl>
+    <w:lvl w:ilvl="2" w:tentative="1">
+      <w:start w:val="1"/>
+      <w:numFmt w:val="bullet"/>
+      <w:lvlText w:val=""/>
+      <w:lvlJc w:val="left"/>
+      <w:pPr>
+        <w:tabs>
+          <w:tab w:val="num" w:pos="2160"/>
+        </w:tabs>
+        <w:ind w:left="2160" w:hanging="360"/>
+      </w:pPr>
+      <w:rPr>
+        <w:rFonts w:ascii="Wingdings" w:hAnsi="Wingdings" w:hint="default"/>
+        <w:sz w:val="20"/>
+      </w:rPr>
+    </w:lvl>
+    <w:lvl w:ilvl="3" w:tentative="1">
+      <w:start w:val="1"/>
+      <w:numFmt w:val="bullet"/>
+      <w:lvlText w:val=""/>
+      <w:lvlJc w:val="left"/>
+      <w:pPr>
+        <w:tabs>
+          <w:tab w:val="num" w:pos="2880"/>
+        </w:tabs>
+        <w:ind w:left="2880" w:hanging="360"/>
+      </w:pPr>
+      <w:rPr>
+        <w:rFonts w:ascii="Wingdings" w:hAnsi="Wingdings" w:hint="default"/>
+        <w:sz w:val="20"/>
+      </w:rPr>
+    </w:lvl>
+    <w:lvl w:ilvl="4" w:tentative="1">
+      <w:start w:val="1"/>
+      <w:numFmt w:val="bullet"/>
+      <w:lvlText w:val=""/>
+      <w:lvlJc w:val="left"/>
+      <w:pPr>
+        <w:tabs>
+          <w:tab w:val="num" w:pos="3600"/>
+        </w:tabs>
+        <w:ind w:left="3600" w:hanging="360"/>
+      </w:pPr>
+      <w:rPr>
+        <w:rFonts w:ascii="Wingdings" w:hAnsi="Wingdings" w:hint="default"/>
+        <w:sz w:val="20"/>
+      </w:rPr>
+    </w:lvl>
+    <w:lvl w:ilvl="5" w:tentative="1">
+      <w:start w:val="1"/>
+      <w:numFmt w:val="bullet"/>
+      <w:lvlText w:val=""/>
+      <w:lvlJc w:val="left"/>
+      <w:pPr>
+        <w:tabs>
+          <w:tab w:val="num" w:pos="4320"/>
+        </w:tabs>
+        <w:ind w:left="4320" w:hanging="360"/>
+      </w:pPr>
+      <w:rPr>
+        <w:rFonts w:ascii="Wingdings" w:hAnsi="Wingdings" w:hint="default"/>
+        <w:sz w:val="20"/>
+      </w:rPr>
+    </w:lvl>
+    <w:lvl w:ilvl="6" w:tentative="1">
+      <w:start w:val="1"/>
+      <w:numFmt w:val="bullet"/>
+      <w:lvlText w:val=""/>
+      <w:lvlJc w:val="left"/>
+      <w:pPr>
+        <w:tabs>
+          <w:tab w:val="num" w:pos="5040"/>
+        </w:tabs>
+        <w:ind w:left="5040" w:hanging="360"/>
+      </w:pPr>
+      <w:rPr>
+        <w:rFonts w:ascii="Wingdings" w:hAnsi="Wingdings" w:hint="default"/>
+        <w:sz w:val="20"/>
+      </w:rPr>
+    </w:lvl>
+    <w:lvl w:ilvl="7" w:tentative="1">
+      <w:start w:val="1"/>
+      <w:numFmt w:val="bullet"/>
+      <w:lvlText w:val=""/>
+      <w:lvlJc w:val="left"/>
+      <w:pPr>
+        <w:tabs>
+          <w:tab w:val="num" w:pos="5760"/>
+        </w:tabs>
+        <w:ind w:left="5760" w:hanging="360"/>
+      </w:pPr>
+      <w:rPr>
+        <w:rFonts w:ascii="Wingdings" w:hAnsi="Wingdings" w:hint="default"/>
+        <w:sz w:val="20"/>
+      </w:rPr>
+    </w:lvl>
+    <w:lvl w:ilvl="8" w:tentative="1">
+      <w:start w:val="1"/>
+      <w:numFmt w:val="bullet"/>
+      <w:lvlText w:val=""/>
+      <w:lvlJc w:val="left"/>
+      <w:pPr>
+        <w:tabs>
+          <w:tab w:val="num" w:pos="6480"/>
+        </w:tabs>
+        <w:ind w:left="6480" w:hanging="360"/>
+      </w:pPr>
+      <w:rPr>
+        <w:rFonts w:ascii="Wingdings" w:hAnsi="Wingdings" w:hint="default"/>
+        <w:sz w:val="20"/>
+      </w:rPr>
+    </w:lvl>
+  </w:abstractNum>
+  <w:abstractNum w:abstractNumId="61" w15:restartNumberingAfterBreak="0">
     <w:nsid w:val="500D56B5"/>
     <w:multiLevelType w:val="multilevel"/>
     <w:tmpl w:val="2814D554"/>
@@ -15805,7 +23522,7 @@
       </w:rPr>
     </w:lvl>
   </w:abstractNum>
-  <w:abstractNum w:abstractNumId="54" w15:restartNumberingAfterBreak="0">
+  <w:abstractNum w:abstractNumId="62" w15:restartNumberingAfterBreak="0">
     <w:nsid w:val="52083F82"/>
     <w:multiLevelType w:val="multilevel"/>
     <w:tmpl w:val="487E946A"/>
@@ -15954,7 +23671,305 @@
       </w:rPr>
     </w:lvl>
   </w:abstractNum>
-  <w:abstractNum w:abstractNumId="55" w15:restartNumberingAfterBreak="0">
+  <w:abstractNum w:abstractNumId="63" w15:restartNumberingAfterBreak="0">
+    <w:nsid w:val="52C63B5A"/>
+    <w:multiLevelType w:val="multilevel"/>
+    <w:tmpl w:val="6C22DFCE"/>
+    <w:lvl w:ilvl="0">
+      <w:start w:val="1"/>
+      <w:numFmt w:val="bullet"/>
+      <w:lvlText w:val=""/>
+      <w:lvlJc w:val="left"/>
+      <w:pPr>
+        <w:tabs>
+          <w:tab w:val="num" w:pos="720"/>
+        </w:tabs>
+        <w:ind w:left="720" w:hanging="360"/>
+      </w:pPr>
+      <w:rPr>
+        <w:rFonts w:ascii="Symbol" w:hAnsi="Symbol" w:hint="default"/>
+        <w:sz w:val="20"/>
+      </w:rPr>
+    </w:lvl>
+    <w:lvl w:ilvl="1" w:tentative="1">
+      <w:start w:val="1"/>
+      <w:numFmt w:val="bullet"/>
+      <w:lvlText w:val="o"/>
+      <w:lvlJc w:val="left"/>
+      <w:pPr>
+        <w:tabs>
+          <w:tab w:val="num" w:pos="1440"/>
+        </w:tabs>
+        <w:ind w:left="1440" w:hanging="360"/>
+      </w:pPr>
+      <w:rPr>
+        <w:rFonts w:ascii="Courier New" w:hAnsi="Courier New" w:hint="default"/>
+        <w:sz w:val="20"/>
+      </w:rPr>
+    </w:lvl>
+    <w:lvl w:ilvl="2" w:tentative="1">
+      <w:start w:val="1"/>
+      <w:numFmt w:val="bullet"/>
+      <w:lvlText w:val=""/>
+      <w:lvlJc w:val="left"/>
+      <w:pPr>
+        <w:tabs>
+          <w:tab w:val="num" w:pos="2160"/>
+        </w:tabs>
+        <w:ind w:left="2160" w:hanging="360"/>
+      </w:pPr>
+      <w:rPr>
+        <w:rFonts w:ascii="Wingdings" w:hAnsi="Wingdings" w:hint="default"/>
+        <w:sz w:val="20"/>
+      </w:rPr>
+    </w:lvl>
+    <w:lvl w:ilvl="3" w:tentative="1">
+      <w:start w:val="1"/>
+      <w:numFmt w:val="bullet"/>
+      <w:lvlText w:val=""/>
+      <w:lvlJc w:val="left"/>
+      <w:pPr>
+        <w:tabs>
+          <w:tab w:val="num" w:pos="2880"/>
+        </w:tabs>
+        <w:ind w:left="2880" w:hanging="360"/>
+      </w:pPr>
+      <w:rPr>
+        <w:rFonts w:ascii="Wingdings" w:hAnsi="Wingdings" w:hint="default"/>
+        <w:sz w:val="20"/>
+      </w:rPr>
+    </w:lvl>
+    <w:lvl w:ilvl="4" w:tentative="1">
+      <w:start w:val="1"/>
+      <w:numFmt w:val="bullet"/>
+      <w:lvlText w:val=""/>
+      <w:lvlJc w:val="left"/>
+      <w:pPr>
+        <w:tabs>
+          <w:tab w:val="num" w:pos="3600"/>
+        </w:tabs>
+        <w:ind w:left="3600" w:hanging="360"/>
+      </w:pPr>
+      <w:rPr>
+        <w:rFonts w:ascii="Wingdings" w:hAnsi="Wingdings" w:hint="default"/>
+        <w:sz w:val="20"/>
+      </w:rPr>
+    </w:lvl>
+    <w:lvl w:ilvl="5" w:tentative="1">
+      <w:start w:val="1"/>
+      <w:numFmt w:val="bullet"/>
+      <w:lvlText w:val=""/>
+      <w:lvlJc w:val="left"/>
+      <w:pPr>
+        <w:tabs>
+          <w:tab w:val="num" w:pos="4320"/>
+        </w:tabs>
+        <w:ind w:left="4320" w:hanging="360"/>
+      </w:pPr>
+      <w:rPr>
+        <w:rFonts w:ascii="Wingdings" w:hAnsi="Wingdings" w:hint="default"/>
+        <w:sz w:val="20"/>
+      </w:rPr>
+    </w:lvl>
+    <w:lvl w:ilvl="6" w:tentative="1">
+      <w:start w:val="1"/>
+      <w:numFmt w:val="bullet"/>
+      <w:lvlText w:val=""/>
+      <w:lvlJc w:val="left"/>
+      <w:pPr>
+        <w:tabs>
+          <w:tab w:val="num" w:pos="5040"/>
+        </w:tabs>
+        <w:ind w:left="5040" w:hanging="360"/>
+      </w:pPr>
+      <w:rPr>
+        <w:rFonts w:ascii="Wingdings" w:hAnsi="Wingdings" w:hint="default"/>
+        <w:sz w:val="20"/>
+      </w:rPr>
+    </w:lvl>
+    <w:lvl w:ilvl="7" w:tentative="1">
+      <w:start w:val="1"/>
+      <w:numFmt w:val="bullet"/>
+      <w:lvlText w:val=""/>
+      <w:lvlJc w:val="left"/>
+      <w:pPr>
+        <w:tabs>
+          <w:tab w:val="num" w:pos="5760"/>
+        </w:tabs>
+        <w:ind w:left="5760" w:hanging="360"/>
+      </w:pPr>
+      <w:rPr>
+        <w:rFonts w:ascii="Wingdings" w:hAnsi="Wingdings" w:hint="default"/>
+        <w:sz w:val="20"/>
+      </w:rPr>
+    </w:lvl>
+    <w:lvl w:ilvl="8" w:tentative="1">
+      <w:start w:val="1"/>
+      <w:numFmt w:val="bullet"/>
+      <w:lvlText w:val=""/>
+      <w:lvlJc w:val="left"/>
+      <w:pPr>
+        <w:tabs>
+          <w:tab w:val="num" w:pos="6480"/>
+        </w:tabs>
+        <w:ind w:left="6480" w:hanging="360"/>
+      </w:pPr>
+      <w:rPr>
+        <w:rFonts w:ascii="Wingdings" w:hAnsi="Wingdings" w:hint="default"/>
+        <w:sz w:val="20"/>
+      </w:rPr>
+    </w:lvl>
+  </w:abstractNum>
+  <w:abstractNum w:abstractNumId="64" w15:restartNumberingAfterBreak="0">
+    <w:nsid w:val="54C267B2"/>
+    <w:multiLevelType w:val="multilevel"/>
+    <w:tmpl w:val="B584237E"/>
+    <w:lvl w:ilvl="0">
+      <w:start w:val="1"/>
+      <w:numFmt w:val="bullet"/>
+      <w:lvlText w:val=""/>
+      <w:lvlJc w:val="left"/>
+      <w:pPr>
+        <w:tabs>
+          <w:tab w:val="num" w:pos="720"/>
+        </w:tabs>
+        <w:ind w:left="720" w:hanging="360"/>
+      </w:pPr>
+      <w:rPr>
+        <w:rFonts w:ascii="Symbol" w:hAnsi="Symbol" w:hint="default"/>
+        <w:sz w:val="20"/>
+      </w:rPr>
+    </w:lvl>
+    <w:lvl w:ilvl="1">
+      <w:start w:val="1"/>
+      <w:numFmt w:val="bullet"/>
+      <w:lvlText w:val="o"/>
+      <w:lvlJc w:val="left"/>
+      <w:pPr>
+        <w:tabs>
+          <w:tab w:val="num" w:pos="1440"/>
+        </w:tabs>
+        <w:ind w:left="1440" w:hanging="360"/>
+      </w:pPr>
+      <w:rPr>
+        <w:rFonts w:ascii="Courier New" w:hAnsi="Courier New" w:hint="default"/>
+        <w:sz w:val="20"/>
+      </w:rPr>
+    </w:lvl>
+    <w:lvl w:ilvl="2" w:tentative="1">
+      <w:start w:val="1"/>
+      <w:numFmt w:val="bullet"/>
+      <w:lvlText w:val=""/>
+      <w:lvlJc w:val="left"/>
+      <w:pPr>
+        <w:tabs>
+          <w:tab w:val="num" w:pos="2160"/>
+        </w:tabs>
+        <w:ind w:left="2160" w:hanging="360"/>
+      </w:pPr>
+      <w:rPr>
+        <w:rFonts w:ascii="Wingdings" w:hAnsi="Wingdings" w:hint="default"/>
+        <w:sz w:val="20"/>
+      </w:rPr>
+    </w:lvl>
+    <w:lvl w:ilvl="3" w:tentative="1">
+      <w:start w:val="1"/>
+      <w:numFmt w:val="bullet"/>
+      <w:lvlText w:val=""/>
+      <w:lvlJc w:val="left"/>
+      <w:pPr>
+        <w:tabs>
+          <w:tab w:val="num" w:pos="2880"/>
+        </w:tabs>
+        <w:ind w:left="2880" w:hanging="360"/>
+      </w:pPr>
+      <w:rPr>
+        <w:rFonts w:ascii="Wingdings" w:hAnsi="Wingdings" w:hint="default"/>
+        <w:sz w:val="20"/>
+      </w:rPr>
+    </w:lvl>
+    <w:lvl w:ilvl="4" w:tentative="1">
+      <w:start w:val="1"/>
+      <w:numFmt w:val="bullet"/>
+      <w:lvlText w:val=""/>
+      <w:lvlJc w:val="left"/>
+      <w:pPr>
+        <w:tabs>
+          <w:tab w:val="num" w:pos="3600"/>
+        </w:tabs>
+        <w:ind w:left="3600" w:hanging="360"/>
+      </w:pPr>
+      <w:rPr>
+        <w:rFonts w:ascii="Wingdings" w:hAnsi="Wingdings" w:hint="default"/>
+        <w:sz w:val="20"/>
+      </w:rPr>
+    </w:lvl>
+    <w:lvl w:ilvl="5" w:tentative="1">
+      <w:start w:val="1"/>
+      <w:numFmt w:val="bullet"/>
+      <w:lvlText w:val=""/>
+      <w:lvlJc w:val="left"/>
+      <w:pPr>
+        <w:tabs>
+          <w:tab w:val="num" w:pos="4320"/>
+        </w:tabs>
+        <w:ind w:left="4320" w:hanging="360"/>
+      </w:pPr>
+      <w:rPr>
+        <w:rFonts w:ascii="Wingdings" w:hAnsi="Wingdings" w:hint="default"/>
+        <w:sz w:val="20"/>
+      </w:rPr>
+    </w:lvl>
+    <w:lvl w:ilvl="6" w:tentative="1">
+      <w:start w:val="1"/>
+      <w:numFmt w:val="bullet"/>
+      <w:lvlText w:val=""/>
+      <w:lvlJc w:val="left"/>
+      <w:pPr>
+        <w:tabs>
+          <w:tab w:val="num" w:pos="5040"/>
+        </w:tabs>
+        <w:ind w:left="5040" w:hanging="360"/>
+      </w:pPr>
+      <w:rPr>
+        <w:rFonts w:ascii="Wingdings" w:hAnsi="Wingdings" w:hint="default"/>
+        <w:sz w:val="20"/>
+      </w:rPr>
+    </w:lvl>
+    <w:lvl w:ilvl="7" w:tentative="1">
+      <w:start w:val="1"/>
+      <w:numFmt w:val="bullet"/>
+      <w:lvlText w:val=""/>
+      <w:lvlJc w:val="left"/>
+      <w:pPr>
+        <w:tabs>
+          <w:tab w:val="num" w:pos="5760"/>
+        </w:tabs>
+        <w:ind w:left="5760" w:hanging="360"/>
+      </w:pPr>
+      <w:rPr>
+        <w:rFonts w:ascii="Wingdings" w:hAnsi="Wingdings" w:hint="default"/>
+        <w:sz w:val="20"/>
+      </w:rPr>
+    </w:lvl>
+    <w:lvl w:ilvl="8" w:tentative="1">
+      <w:start w:val="1"/>
+      <w:numFmt w:val="bullet"/>
+      <w:lvlText w:val=""/>
+      <w:lvlJc w:val="left"/>
+      <w:pPr>
+        <w:tabs>
+          <w:tab w:val="num" w:pos="6480"/>
+        </w:tabs>
+        <w:ind w:left="6480" w:hanging="360"/>
+      </w:pPr>
+      <w:rPr>
+        <w:rFonts w:ascii="Wingdings" w:hAnsi="Wingdings" w:hint="default"/>
+        <w:sz w:val="20"/>
+      </w:rPr>
+    </w:lvl>
+  </w:abstractNum>
+  <w:abstractNum w:abstractNumId="65" w15:restartNumberingAfterBreak="0">
     <w:nsid w:val="570C1E5D"/>
     <w:multiLevelType w:val="multilevel"/>
     <w:tmpl w:val="27125340"/>
@@ -16103,7 +24118,7 @@
       </w:rPr>
     </w:lvl>
   </w:abstractNum>
-  <w:abstractNum w:abstractNumId="56" w15:restartNumberingAfterBreak="0">
+  <w:abstractNum w:abstractNumId="66" w15:restartNumberingAfterBreak="0">
     <w:nsid w:val="5B9D6C5D"/>
     <w:multiLevelType w:val="multilevel"/>
     <w:tmpl w:val="F2A8D266"/>
@@ -16252,7 +24267,7 @@
       </w:rPr>
     </w:lvl>
   </w:abstractNum>
-  <w:abstractNum w:abstractNumId="57" w15:restartNumberingAfterBreak="0">
+  <w:abstractNum w:abstractNumId="67" w15:restartNumberingAfterBreak="0">
     <w:nsid w:val="5BA5020A"/>
     <w:multiLevelType w:val="multilevel"/>
     <w:tmpl w:val="BACEE942"/>
@@ -16401,7 +24416,7 @@
       </w:rPr>
     </w:lvl>
   </w:abstractNum>
-  <w:abstractNum w:abstractNumId="58" w15:restartNumberingAfterBreak="0">
+  <w:abstractNum w:abstractNumId="68" w15:restartNumberingAfterBreak="0">
     <w:nsid w:val="5D3F0EB2"/>
     <w:multiLevelType w:val="multilevel"/>
     <w:tmpl w:val="F064E71E"/>
@@ -16550,7 +24565,454 @@
       </w:rPr>
     </w:lvl>
   </w:abstractNum>
-  <w:abstractNum w:abstractNumId="59" w15:restartNumberingAfterBreak="0">
+  <w:abstractNum w:abstractNumId="69" w15:restartNumberingAfterBreak="0">
+    <w:nsid w:val="5EED038D"/>
+    <w:multiLevelType w:val="multilevel"/>
+    <w:tmpl w:val="CB144BE2"/>
+    <w:lvl w:ilvl="0">
+      <w:start w:val="1"/>
+      <w:numFmt w:val="bullet"/>
+      <w:lvlText w:val=""/>
+      <w:lvlJc w:val="left"/>
+      <w:pPr>
+        <w:tabs>
+          <w:tab w:val="num" w:pos="720"/>
+        </w:tabs>
+        <w:ind w:left="720" w:hanging="360"/>
+      </w:pPr>
+      <w:rPr>
+        <w:rFonts w:ascii="Symbol" w:hAnsi="Symbol" w:hint="default"/>
+        <w:sz w:val="20"/>
+      </w:rPr>
+    </w:lvl>
+    <w:lvl w:ilvl="1" w:tentative="1">
+      <w:start w:val="1"/>
+      <w:numFmt w:val="bullet"/>
+      <w:lvlText w:val="o"/>
+      <w:lvlJc w:val="left"/>
+      <w:pPr>
+        <w:tabs>
+          <w:tab w:val="num" w:pos="1440"/>
+        </w:tabs>
+        <w:ind w:left="1440" w:hanging="360"/>
+      </w:pPr>
+      <w:rPr>
+        <w:rFonts w:ascii="Courier New" w:hAnsi="Courier New" w:hint="default"/>
+        <w:sz w:val="20"/>
+      </w:rPr>
+    </w:lvl>
+    <w:lvl w:ilvl="2" w:tentative="1">
+      <w:start w:val="1"/>
+      <w:numFmt w:val="bullet"/>
+      <w:lvlText w:val=""/>
+      <w:lvlJc w:val="left"/>
+      <w:pPr>
+        <w:tabs>
+          <w:tab w:val="num" w:pos="2160"/>
+        </w:tabs>
+        <w:ind w:left="2160" w:hanging="360"/>
+      </w:pPr>
+      <w:rPr>
+        <w:rFonts w:ascii="Wingdings" w:hAnsi="Wingdings" w:hint="default"/>
+        <w:sz w:val="20"/>
+      </w:rPr>
+    </w:lvl>
+    <w:lvl w:ilvl="3" w:tentative="1">
+      <w:start w:val="1"/>
+      <w:numFmt w:val="bullet"/>
+      <w:lvlText w:val=""/>
+      <w:lvlJc w:val="left"/>
+      <w:pPr>
+        <w:tabs>
+          <w:tab w:val="num" w:pos="2880"/>
+        </w:tabs>
+        <w:ind w:left="2880" w:hanging="360"/>
+      </w:pPr>
+      <w:rPr>
+        <w:rFonts w:ascii="Wingdings" w:hAnsi="Wingdings" w:hint="default"/>
+        <w:sz w:val="20"/>
+      </w:rPr>
+    </w:lvl>
+    <w:lvl w:ilvl="4" w:tentative="1">
+      <w:start w:val="1"/>
+      <w:numFmt w:val="bullet"/>
+      <w:lvlText w:val=""/>
+      <w:lvlJc w:val="left"/>
+      <w:pPr>
+        <w:tabs>
+          <w:tab w:val="num" w:pos="3600"/>
+        </w:tabs>
+        <w:ind w:left="3600" w:hanging="360"/>
+      </w:pPr>
+      <w:rPr>
+        <w:rFonts w:ascii="Wingdings" w:hAnsi="Wingdings" w:hint="default"/>
+        <w:sz w:val="20"/>
+      </w:rPr>
+    </w:lvl>
+    <w:lvl w:ilvl="5" w:tentative="1">
+      <w:start w:val="1"/>
+      <w:numFmt w:val="bullet"/>
+      <w:lvlText w:val=""/>
+      <w:lvlJc w:val="left"/>
+      <w:pPr>
+        <w:tabs>
+          <w:tab w:val="num" w:pos="4320"/>
+        </w:tabs>
+        <w:ind w:left="4320" w:hanging="360"/>
+      </w:pPr>
+      <w:rPr>
+        <w:rFonts w:ascii="Wingdings" w:hAnsi="Wingdings" w:hint="default"/>
+        <w:sz w:val="20"/>
+      </w:rPr>
+    </w:lvl>
+    <w:lvl w:ilvl="6" w:tentative="1">
+      <w:start w:val="1"/>
+      <w:numFmt w:val="bullet"/>
+      <w:lvlText w:val=""/>
+      <w:lvlJc w:val="left"/>
+      <w:pPr>
+        <w:tabs>
+          <w:tab w:val="num" w:pos="5040"/>
+        </w:tabs>
+        <w:ind w:left="5040" w:hanging="360"/>
+      </w:pPr>
+      <w:rPr>
+        <w:rFonts w:ascii="Wingdings" w:hAnsi="Wingdings" w:hint="default"/>
+        <w:sz w:val="20"/>
+      </w:rPr>
+    </w:lvl>
+    <w:lvl w:ilvl="7" w:tentative="1">
+      <w:start w:val="1"/>
+      <w:numFmt w:val="bullet"/>
+      <w:lvlText w:val=""/>
+      <w:lvlJc w:val="left"/>
+      <w:pPr>
+        <w:tabs>
+          <w:tab w:val="num" w:pos="5760"/>
+        </w:tabs>
+        <w:ind w:left="5760" w:hanging="360"/>
+      </w:pPr>
+      <w:rPr>
+        <w:rFonts w:ascii="Wingdings" w:hAnsi="Wingdings" w:hint="default"/>
+        <w:sz w:val="20"/>
+      </w:rPr>
+    </w:lvl>
+    <w:lvl w:ilvl="8" w:tentative="1">
+      <w:start w:val="1"/>
+      <w:numFmt w:val="bullet"/>
+      <w:lvlText w:val=""/>
+      <w:lvlJc w:val="left"/>
+      <w:pPr>
+        <w:tabs>
+          <w:tab w:val="num" w:pos="6480"/>
+        </w:tabs>
+        <w:ind w:left="6480" w:hanging="360"/>
+      </w:pPr>
+      <w:rPr>
+        <w:rFonts w:ascii="Wingdings" w:hAnsi="Wingdings" w:hint="default"/>
+        <w:sz w:val="20"/>
+      </w:rPr>
+    </w:lvl>
+  </w:abstractNum>
+  <w:abstractNum w:abstractNumId="70" w15:restartNumberingAfterBreak="0">
+    <w:nsid w:val="5F453024"/>
+    <w:multiLevelType w:val="multilevel"/>
+    <w:tmpl w:val="039026CC"/>
+    <w:lvl w:ilvl="0">
+      <w:start w:val="1"/>
+      <w:numFmt w:val="bullet"/>
+      <w:lvlText w:val=""/>
+      <w:lvlJc w:val="left"/>
+      <w:pPr>
+        <w:tabs>
+          <w:tab w:val="num" w:pos="720"/>
+        </w:tabs>
+        <w:ind w:left="720" w:hanging="360"/>
+      </w:pPr>
+      <w:rPr>
+        <w:rFonts w:ascii="Symbol" w:hAnsi="Symbol" w:hint="default"/>
+        <w:sz w:val="20"/>
+      </w:rPr>
+    </w:lvl>
+    <w:lvl w:ilvl="1" w:tentative="1">
+      <w:start w:val="1"/>
+      <w:numFmt w:val="bullet"/>
+      <w:lvlText w:val="o"/>
+      <w:lvlJc w:val="left"/>
+      <w:pPr>
+        <w:tabs>
+          <w:tab w:val="num" w:pos="1440"/>
+        </w:tabs>
+        <w:ind w:left="1440" w:hanging="360"/>
+      </w:pPr>
+      <w:rPr>
+        <w:rFonts w:ascii="Courier New" w:hAnsi="Courier New" w:hint="default"/>
+        <w:sz w:val="20"/>
+      </w:rPr>
+    </w:lvl>
+    <w:lvl w:ilvl="2" w:tentative="1">
+      <w:start w:val="1"/>
+      <w:numFmt w:val="bullet"/>
+      <w:lvlText w:val=""/>
+      <w:lvlJc w:val="left"/>
+      <w:pPr>
+        <w:tabs>
+          <w:tab w:val="num" w:pos="2160"/>
+        </w:tabs>
+        <w:ind w:left="2160" w:hanging="360"/>
+      </w:pPr>
+      <w:rPr>
+        <w:rFonts w:ascii="Wingdings" w:hAnsi="Wingdings" w:hint="default"/>
+        <w:sz w:val="20"/>
+      </w:rPr>
+    </w:lvl>
+    <w:lvl w:ilvl="3" w:tentative="1">
+      <w:start w:val="1"/>
+      <w:numFmt w:val="bullet"/>
+      <w:lvlText w:val=""/>
+      <w:lvlJc w:val="left"/>
+      <w:pPr>
+        <w:tabs>
+          <w:tab w:val="num" w:pos="2880"/>
+        </w:tabs>
+        <w:ind w:left="2880" w:hanging="360"/>
+      </w:pPr>
+      <w:rPr>
+        <w:rFonts w:ascii="Wingdings" w:hAnsi="Wingdings" w:hint="default"/>
+        <w:sz w:val="20"/>
+      </w:rPr>
+    </w:lvl>
+    <w:lvl w:ilvl="4" w:tentative="1">
+      <w:start w:val="1"/>
+      <w:numFmt w:val="bullet"/>
+      <w:lvlText w:val=""/>
+      <w:lvlJc w:val="left"/>
+      <w:pPr>
+        <w:tabs>
+          <w:tab w:val="num" w:pos="3600"/>
+        </w:tabs>
+        <w:ind w:left="3600" w:hanging="360"/>
+      </w:pPr>
+      <w:rPr>
+        <w:rFonts w:ascii="Wingdings" w:hAnsi="Wingdings" w:hint="default"/>
+        <w:sz w:val="20"/>
+      </w:rPr>
+    </w:lvl>
+    <w:lvl w:ilvl="5" w:tentative="1">
+      <w:start w:val="1"/>
+      <w:numFmt w:val="bullet"/>
+      <w:lvlText w:val=""/>
+      <w:lvlJc w:val="left"/>
+      <w:pPr>
+        <w:tabs>
+          <w:tab w:val="num" w:pos="4320"/>
+        </w:tabs>
+        <w:ind w:left="4320" w:hanging="360"/>
+      </w:pPr>
+      <w:rPr>
+        <w:rFonts w:ascii="Wingdings" w:hAnsi="Wingdings" w:hint="default"/>
+        <w:sz w:val="20"/>
+      </w:rPr>
+    </w:lvl>
+    <w:lvl w:ilvl="6" w:tentative="1">
+      <w:start w:val="1"/>
+      <w:numFmt w:val="bullet"/>
+      <w:lvlText w:val=""/>
+      <w:lvlJc w:val="left"/>
+      <w:pPr>
+        <w:tabs>
+          <w:tab w:val="num" w:pos="5040"/>
+        </w:tabs>
+        <w:ind w:left="5040" w:hanging="360"/>
+      </w:pPr>
+      <w:rPr>
+        <w:rFonts w:ascii="Wingdings" w:hAnsi="Wingdings" w:hint="default"/>
+        <w:sz w:val="20"/>
+      </w:rPr>
+    </w:lvl>
+    <w:lvl w:ilvl="7" w:tentative="1">
+      <w:start w:val="1"/>
+      <w:numFmt w:val="bullet"/>
+      <w:lvlText w:val=""/>
+      <w:lvlJc w:val="left"/>
+      <w:pPr>
+        <w:tabs>
+          <w:tab w:val="num" w:pos="5760"/>
+        </w:tabs>
+        <w:ind w:left="5760" w:hanging="360"/>
+      </w:pPr>
+      <w:rPr>
+        <w:rFonts w:ascii="Wingdings" w:hAnsi="Wingdings" w:hint="default"/>
+        <w:sz w:val="20"/>
+      </w:rPr>
+    </w:lvl>
+    <w:lvl w:ilvl="8" w:tentative="1">
+      <w:start w:val="1"/>
+      <w:numFmt w:val="bullet"/>
+      <w:lvlText w:val=""/>
+      <w:lvlJc w:val="left"/>
+      <w:pPr>
+        <w:tabs>
+          <w:tab w:val="num" w:pos="6480"/>
+        </w:tabs>
+        <w:ind w:left="6480" w:hanging="360"/>
+      </w:pPr>
+      <w:rPr>
+        <w:rFonts w:ascii="Wingdings" w:hAnsi="Wingdings" w:hint="default"/>
+        <w:sz w:val="20"/>
+      </w:rPr>
+    </w:lvl>
+  </w:abstractNum>
+  <w:abstractNum w:abstractNumId="71" w15:restartNumberingAfterBreak="0">
+    <w:nsid w:val="623C512F"/>
+    <w:multiLevelType w:val="multilevel"/>
+    <w:tmpl w:val="97087D3E"/>
+    <w:lvl w:ilvl="0">
+      <w:start w:val="1"/>
+      <w:numFmt w:val="bullet"/>
+      <w:lvlText w:val=""/>
+      <w:lvlJc w:val="left"/>
+      <w:pPr>
+        <w:tabs>
+          <w:tab w:val="num" w:pos="720"/>
+        </w:tabs>
+        <w:ind w:left="720" w:hanging="360"/>
+      </w:pPr>
+      <w:rPr>
+        <w:rFonts w:ascii="Symbol" w:hAnsi="Symbol" w:hint="default"/>
+        <w:sz w:val="20"/>
+      </w:rPr>
+    </w:lvl>
+    <w:lvl w:ilvl="1" w:tentative="1">
+      <w:start w:val="1"/>
+      <w:numFmt w:val="bullet"/>
+      <w:lvlText w:val="o"/>
+      <w:lvlJc w:val="left"/>
+      <w:pPr>
+        <w:tabs>
+          <w:tab w:val="num" w:pos="1440"/>
+        </w:tabs>
+        <w:ind w:left="1440" w:hanging="360"/>
+      </w:pPr>
+      <w:rPr>
+        <w:rFonts w:ascii="Courier New" w:hAnsi="Courier New" w:hint="default"/>
+        <w:sz w:val="20"/>
+      </w:rPr>
+    </w:lvl>
+    <w:lvl w:ilvl="2" w:tentative="1">
+      <w:start w:val="1"/>
+      <w:numFmt w:val="bullet"/>
+      <w:lvlText w:val=""/>
+      <w:lvlJc w:val="left"/>
+      <w:pPr>
+        <w:tabs>
+          <w:tab w:val="num" w:pos="2160"/>
+        </w:tabs>
+        <w:ind w:left="2160" w:hanging="360"/>
+      </w:pPr>
+      <w:rPr>
+        <w:rFonts w:ascii="Wingdings" w:hAnsi="Wingdings" w:hint="default"/>
+        <w:sz w:val="20"/>
+      </w:rPr>
+    </w:lvl>
+    <w:lvl w:ilvl="3" w:tentative="1">
+      <w:start w:val="1"/>
+      <w:numFmt w:val="bullet"/>
+      <w:lvlText w:val=""/>
+      <w:lvlJc w:val="left"/>
+      <w:pPr>
+        <w:tabs>
+          <w:tab w:val="num" w:pos="2880"/>
+        </w:tabs>
+        <w:ind w:left="2880" w:hanging="360"/>
+      </w:pPr>
+      <w:rPr>
+        <w:rFonts w:ascii="Wingdings" w:hAnsi="Wingdings" w:hint="default"/>
+        <w:sz w:val="20"/>
+      </w:rPr>
+    </w:lvl>
+    <w:lvl w:ilvl="4" w:tentative="1">
+      <w:start w:val="1"/>
+      <w:numFmt w:val="bullet"/>
+      <w:lvlText w:val=""/>
+      <w:lvlJc w:val="left"/>
+      <w:pPr>
+        <w:tabs>
+          <w:tab w:val="num" w:pos="3600"/>
+        </w:tabs>
+        <w:ind w:left="3600" w:hanging="360"/>
+      </w:pPr>
+      <w:rPr>
+        <w:rFonts w:ascii="Wingdings" w:hAnsi="Wingdings" w:hint="default"/>
+        <w:sz w:val="20"/>
+      </w:rPr>
+    </w:lvl>
+    <w:lvl w:ilvl="5" w:tentative="1">
+      <w:start w:val="1"/>
+      <w:numFmt w:val="bullet"/>
+      <w:lvlText w:val=""/>
+      <w:lvlJc w:val="left"/>
+      <w:pPr>
+        <w:tabs>
+          <w:tab w:val="num" w:pos="4320"/>
+        </w:tabs>
+        <w:ind w:left="4320" w:hanging="360"/>
+      </w:pPr>
+      <w:rPr>
+        <w:rFonts w:ascii="Wingdings" w:hAnsi="Wingdings" w:hint="default"/>
+        <w:sz w:val="20"/>
+      </w:rPr>
+    </w:lvl>
+    <w:lvl w:ilvl="6" w:tentative="1">
+      <w:start w:val="1"/>
+      <w:numFmt w:val="bullet"/>
+      <w:lvlText w:val=""/>
+      <w:lvlJc w:val="left"/>
+      <w:pPr>
+        <w:tabs>
+          <w:tab w:val="num" w:pos="5040"/>
+        </w:tabs>
+        <w:ind w:left="5040" w:hanging="360"/>
+      </w:pPr>
+      <w:rPr>
+        <w:rFonts w:ascii="Wingdings" w:hAnsi="Wingdings" w:hint="default"/>
+        <w:sz w:val="20"/>
+      </w:rPr>
+    </w:lvl>
+    <w:lvl w:ilvl="7" w:tentative="1">
+      <w:start w:val="1"/>
+      <w:numFmt w:val="bullet"/>
+      <w:lvlText w:val=""/>
+      <w:lvlJc w:val="left"/>
+      <w:pPr>
+        <w:tabs>
+          <w:tab w:val="num" w:pos="5760"/>
+        </w:tabs>
+        <w:ind w:left="5760" w:hanging="360"/>
+      </w:pPr>
+      <w:rPr>
+        <w:rFonts w:ascii="Wingdings" w:hAnsi="Wingdings" w:hint="default"/>
+        <w:sz w:val="20"/>
+      </w:rPr>
+    </w:lvl>
+    <w:lvl w:ilvl="8" w:tentative="1">
+      <w:start w:val="1"/>
+      <w:numFmt w:val="bullet"/>
+      <w:lvlText w:val=""/>
+      <w:lvlJc w:val="left"/>
+      <w:pPr>
+        <w:tabs>
+          <w:tab w:val="num" w:pos="6480"/>
+        </w:tabs>
+        <w:ind w:left="6480" w:hanging="360"/>
+      </w:pPr>
+      <w:rPr>
+        <w:rFonts w:ascii="Wingdings" w:hAnsi="Wingdings" w:hint="default"/>
+        <w:sz w:val="20"/>
+      </w:rPr>
+    </w:lvl>
+  </w:abstractNum>
+  <w:abstractNum w:abstractNumId="72" w15:restartNumberingAfterBreak="0">
     <w:nsid w:val="637D787D"/>
     <w:multiLevelType w:val="multilevel"/>
     <w:tmpl w:val="47726D0E"/>
@@ -16699,7 +25161,7 @@
       </w:rPr>
     </w:lvl>
   </w:abstractNum>
-  <w:abstractNum w:abstractNumId="60" w15:restartNumberingAfterBreak="0">
+  <w:abstractNum w:abstractNumId="73" w15:restartNumberingAfterBreak="0">
     <w:nsid w:val="6663373E"/>
     <w:multiLevelType w:val="multilevel"/>
     <w:tmpl w:val="03A6382C"/>
@@ -16848,7 +25310,7 @@
       </w:rPr>
     </w:lvl>
   </w:abstractNum>
-  <w:abstractNum w:abstractNumId="61" w15:restartNumberingAfterBreak="0">
+  <w:abstractNum w:abstractNumId="74" w15:restartNumberingAfterBreak="0">
     <w:nsid w:val="68E45071"/>
     <w:multiLevelType w:val="multilevel"/>
     <w:tmpl w:val="757820BC"/>
@@ -16997,7 +25459,7 @@
       </w:rPr>
     </w:lvl>
   </w:abstractNum>
-  <w:abstractNum w:abstractNumId="62" w15:restartNumberingAfterBreak="0">
+  <w:abstractNum w:abstractNumId="75" w15:restartNumberingAfterBreak="0">
     <w:nsid w:val="6BD05211"/>
     <w:multiLevelType w:val="multilevel"/>
     <w:tmpl w:val="31E0A7A2"/>
@@ -17146,7 +25608,7 @@
       </w:rPr>
     </w:lvl>
   </w:abstractNum>
-  <w:abstractNum w:abstractNumId="63" w15:restartNumberingAfterBreak="0">
+  <w:abstractNum w:abstractNumId="76" w15:restartNumberingAfterBreak="0">
     <w:nsid w:val="6FFE2D97"/>
     <w:multiLevelType w:val="multilevel"/>
     <w:tmpl w:val="596C1A22"/>
@@ -17295,7 +25757,7 @@
       </w:rPr>
     </w:lvl>
   </w:abstractNum>
-  <w:abstractNum w:abstractNumId="64" w15:restartNumberingAfterBreak="0">
+  <w:abstractNum w:abstractNumId="77" w15:restartNumberingAfterBreak="0">
     <w:nsid w:val="71F109CF"/>
     <w:multiLevelType w:val="multilevel"/>
     <w:tmpl w:val="D60E769C"/>
@@ -17444,7 +25906,7 @@
       </w:rPr>
     </w:lvl>
   </w:abstractNum>
-  <w:abstractNum w:abstractNumId="65" w15:restartNumberingAfterBreak="0">
+  <w:abstractNum w:abstractNumId="78" w15:restartNumberingAfterBreak="0">
     <w:nsid w:val="7218572D"/>
     <w:multiLevelType w:val="multilevel"/>
     <w:tmpl w:val="3CDE930E"/>
@@ -17593,7 +26055,7 @@
       </w:rPr>
     </w:lvl>
   </w:abstractNum>
-  <w:abstractNum w:abstractNumId="66" w15:restartNumberingAfterBreak="0">
+  <w:abstractNum w:abstractNumId="79" w15:restartNumberingAfterBreak="0">
     <w:nsid w:val="74A36300"/>
     <w:multiLevelType w:val="multilevel"/>
     <w:tmpl w:val="69127098"/>
@@ -17742,7 +26204,7 @@
       </w:rPr>
     </w:lvl>
   </w:abstractNum>
-  <w:abstractNum w:abstractNumId="67" w15:restartNumberingAfterBreak="0">
+  <w:abstractNum w:abstractNumId="80" w15:restartNumberingAfterBreak="0">
     <w:nsid w:val="75DC56F8"/>
     <w:multiLevelType w:val="multilevel"/>
     <w:tmpl w:val="46FCA036"/>
@@ -17891,7 +26353,7 @@
       </w:rPr>
     </w:lvl>
   </w:abstractNum>
-  <w:abstractNum w:abstractNumId="68" w15:restartNumberingAfterBreak="0">
+  <w:abstractNum w:abstractNumId="81" w15:restartNumberingAfterBreak="0">
     <w:nsid w:val="781E6EED"/>
     <w:multiLevelType w:val="multilevel"/>
     <w:tmpl w:val="765C0CB8"/>
@@ -18040,7 +26502,7 @@
       </w:rPr>
     </w:lvl>
   </w:abstractNum>
-  <w:abstractNum w:abstractNumId="69" w15:restartNumberingAfterBreak="0">
+  <w:abstractNum w:abstractNumId="82" w15:restartNumberingAfterBreak="0">
     <w:nsid w:val="78930290"/>
     <w:multiLevelType w:val="multilevel"/>
     <w:tmpl w:val="EB9A29EC"/>
@@ -18189,7 +26651,7 @@
       </w:rPr>
     </w:lvl>
   </w:abstractNum>
-  <w:abstractNum w:abstractNumId="70" w15:restartNumberingAfterBreak="0">
+  <w:abstractNum w:abstractNumId="83" w15:restartNumberingAfterBreak="0">
     <w:nsid w:val="790A5107"/>
     <w:multiLevelType w:val="multilevel"/>
     <w:tmpl w:val="5A525CB6"/>
@@ -18338,7 +26800,7 @@
       </w:rPr>
     </w:lvl>
   </w:abstractNum>
-  <w:abstractNum w:abstractNumId="71" w15:restartNumberingAfterBreak="0">
+  <w:abstractNum w:abstractNumId="84" w15:restartNumberingAfterBreak="0">
     <w:nsid w:val="79C53DEF"/>
     <w:multiLevelType w:val="multilevel"/>
     <w:tmpl w:val="5546EBB4"/>
@@ -18487,7 +26949,7 @@
       </w:rPr>
     </w:lvl>
   </w:abstractNum>
-  <w:abstractNum w:abstractNumId="72" w15:restartNumberingAfterBreak="0">
+  <w:abstractNum w:abstractNumId="85" w15:restartNumberingAfterBreak="0">
     <w:nsid w:val="7A8F04C0"/>
     <w:multiLevelType w:val="multilevel"/>
     <w:tmpl w:val="B3740524"/>
@@ -18636,7 +27098,7 @@
       </w:rPr>
     </w:lvl>
   </w:abstractNum>
-  <w:abstractNum w:abstractNumId="73" w15:restartNumberingAfterBreak="0">
+  <w:abstractNum w:abstractNumId="86" w15:restartNumberingAfterBreak="0">
     <w:nsid w:val="7C8D0ABC"/>
     <w:multiLevelType w:val="multilevel"/>
     <w:tmpl w:val="F81AC82A"/>
@@ -18785,17 +27247,166 @@
       </w:rPr>
     </w:lvl>
   </w:abstractNum>
+  <w:abstractNum w:abstractNumId="87" w15:restartNumberingAfterBreak="0">
+    <w:nsid w:val="7FF94C52"/>
+    <w:multiLevelType w:val="multilevel"/>
+    <w:tmpl w:val="79DC53B2"/>
+    <w:lvl w:ilvl="0">
+      <w:start w:val="1"/>
+      <w:numFmt w:val="bullet"/>
+      <w:lvlText w:val=""/>
+      <w:lvlJc w:val="left"/>
+      <w:pPr>
+        <w:tabs>
+          <w:tab w:val="num" w:pos="720"/>
+        </w:tabs>
+        <w:ind w:left="720" w:hanging="360"/>
+      </w:pPr>
+      <w:rPr>
+        <w:rFonts w:ascii="Symbol" w:hAnsi="Symbol" w:hint="default"/>
+        <w:sz w:val="20"/>
+      </w:rPr>
+    </w:lvl>
+    <w:lvl w:ilvl="1">
+      <w:start w:val="1"/>
+      <w:numFmt w:val="bullet"/>
+      <w:lvlText w:val="o"/>
+      <w:lvlJc w:val="left"/>
+      <w:pPr>
+        <w:tabs>
+          <w:tab w:val="num" w:pos="1440"/>
+        </w:tabs>
+        <w:ind w:left="1440" w:hanging="360"/>
+      </w:pPr>
+      <w:rPr>
+        <w:rFonts w:ascii="Courier New" w:hAnsi="Courier New" w:hint="default"/>
+        <w:sz w:val="20"/>
+      </w:rPr>
+    </w:lvl>
+    <w:lvl w:ilvl="2" w:tentative="1">
+      <w:start w:val="1"/>
+      <w:numFmt w:val="bullet"/>
+      <w:lvlText w:val=""/>
+      <w:lvlJc w:val="left"/>
+      <w:pPr>
+        <w:tabs>
+          <w:tab w:val="num" w:pos="2160"/>
+        </w:tabs>
+        <w:ind w:left="2160" w:hanging="360"/>
+      </w:pPr>
+      <w:rPr>
+        <w:rFonts w:ascii="Wingdings" w:hAnsi="Wingdings" w:hint="default"/>
+        <w:sz w:val="20"/>
+      </w:rPr>
+    </w:lvl>
+    <w:lvl w:ilvl="3" w:tentative="1">
+      <w:start w:val="1"/>
+      <w:numFmt w:val="bullet"/>
+      <w:lvlText w:val=""/>
+      <w:lvlJc w:val="left"/>
+      <w:pPr>
+        <w:tabs>
+          <w:tab w:val="num" w:pos="2880"/>
+        </w:tabs>
+        <w:ind w:left="2880" w:hanging="360"/>
+      </w:pPr>
+      <w:rPr>
+        <w:rFonts w:ascii="Wingdings" w:hAnsi="Wingdings" w:hint="default"/>
+        <w:sz w:val="20"/>
+      </w:rPr>
+    </w:lvl>
+    <w:lvl w:ilvl="4" w:tentative="1">
+      <w:start w:val="1"/>
+      <w:numFmt w:val="bullet"/>
+      <w:lvlText w:val=""/>
+      <w:lvlJc w:val="left"/>
+      <w:pPr>
+        <w:tabs>
+          <w:tab w:val="num" w:pos="3600"/>
+        </w:tabs>
+        <w:ind w:left="3600" w:hanging="360"/>
+      </w:pPr>
+      <w:rPr>
+        <w:rFonts w:ascii="Wingdings" w:hAnsi="Wingdings" w:hint="default"/>
+        <w:sz w:val="20"/>
+      </w:rPr>
+    </w:lvl>
+    <w:lvl w:ilvl="5" w:tentative="1">
+      <w:start w:val="1"/>
+      <w:numFmt w:val="bullet"/>
+      <w:lvlText w:val=""/>
+      <w:lvlJc w:val="left"/>
+      <w:pPr>
+        <w:tabs>
+          <w:tab w:val="num" w:pos="4320"/>
+        </w:tabs>
+        <w:ind w:left="4320" w:hanging="360"/>
+      </w:pPr>
+      <w:rPr>
+        <w:rFonts w:ascii="Wingdings" w:hAnsi="Wingdings" w:hint="default"/>
+        <w:sz w:val="20"/>
+      </w:rPr>
+    </w:lvl>
+    <w:lvl w:ilvl="6" w:tentative="1">
+      <w:start w:val="1"/>
+      <w:numFmt w:val="bullet"/>
+      <w:lvlText w:val=""/>
+      <w:lvlJc w:val="left"/>
+      <w:pPr>
+        <w:tabs>
+          <w:tab w:val="num" w:pos="5040"/>
+        </w:tabs>
+        <w:ind w:left="5040" w:hanging="360"/>
+      </w:pPr>
+      <w:rPr>
+        <w:rFonts w:ascii="Wingdings" w:hAnsi="Wingdings" w:hint="default"/>
+        <w:sz w:val="20"/>
+      </w:rPr>
+    </w:lvl>
+    <w:lvl w:ilvl="7" w:tentative="1">
+      <w:start w:val="1"/>
+      <w:numFmt w:val="bullet"/>
+      <w:lvlText w:val=""/>
+      <w:lvlJc w:val="left"/>
+      <w:pPr>
+        <w:tabs>
+          <w:tab w:val="num" w:pos="5760"/>
+        </w:tabs>
+        <w:ind w:left="5760" w:hanging="360"/>
+      </w:pPr>
+      <w:rPr>
+        <w:rFonts w:ascii="Wingdings" w:hAnsi="Wingdings" w:hint="default"/>
+        <w:sz w:val="20"/>
+      </w:rPr>
+    </w:lvl>
+    <w:lvl w:ilvl="8" w:tentative="1">
+      <w:start w:val="1"/>
+      <w:numFmt w:val="bullet"/>
+      <w:lvlText w:val=""/>
+      <w:lvlJc w:val="left"/>
+      <w:pPr>
+        <w:tabs>
+          <w:tab w:val="num" w:pos="6480"/>
+        </w:tabs>
+        <w:ind w:left="6480" w:hanging="360"/>
+      </w:pPr>
+      <w:rPr>
+        <w:rFonts w:ascii="Wingdings" w:hAnsi="Wingdings" w:hint="default"/>
+        <w:sz w:val="20"/>
+      </w:rPr>
+    </w:lvl>
+  </w:abstractNum>
   <w:num w:numId="1" w16cid:durableId="311445360">
-    <w:abstractNumId w:val="42"/>
+    <w:abstractNumId w:val="48"/>
   </w:num>
   <w:num w:numId="2" w16cid:durableId="694236627">
-    <w:abstractNumId w:val="61"/>
+    <w:abstractNumId w:val="74"/>
   </w:num>
   <w:num w:numId="3" w16cid:durableId="1366056432">
-    <w:abstractNumId w:val="46"/>
+    <w:abstractNumId w:val="53"/>
   </w:num>
   <w:num w:numId="4" w16cid:durableId="320817826">
-    <w:abstractNumId w:val="65"/>
+    <w:abstractNumId w:val="78"/>
   </w:num>
   <w:num w:numId="5" w16cid:durableId="997347819">
     <w:abstractNumId w:val="15"/>
@@ -18804,58 +27415,58 @@
     <w:abstractNumId w:val="11"/>
   </w:num>
   <w:num w:numId="7" w16cid:durableId="105581292">
-    <w:abstractNumId w:val="63"/>
+    <w:abstractNumId w:val="76"/>
   </w:num>
   <w:num w:numId="8" w16cid:durableId="1215510414">
-    <w:abstractNumId w:val="43"/>
+    <w:abstractNumId w:val="49"/>
   </w:num>
   <w:num w:numId="9" w16cid:durableId="644890424">
-    <w:abstractNumId w:val="49"/>
+    <w:abstractNumId w:val="56"/>
   </w:num>
   <w:num w:numId="10" w16cid:durableId="462774561">
-    <w:abstractNumId w:val="50"/>
+    <w:abstractNumId w:val="57"/>
   </w:num>
   <w:num w:numId="11" w16cid:durableId="411008877">
-    <w:abstractNumId w:val="55"/>
+    <w:abstractNumId w:val="65"/>
   </w:num>
   <w:num w:numId="12" w16cid:durableId="477921168">
-    <w:abstractNumId w:val="68"/>
+    <w:abstractNumId w:val="81"/>
   </w:num>
   <w:num w:numId="13" w16cid:durableId="497696088">
     <w:abstractNumId w:val="7"/>
   </w:num>
   <w:num w:numId="14" w16cid:durableId="651444628">
-    <w:abstractNumId w:val="23"/>
+    <w:abstractNumId w:val="24"/>
   </w:num>
   <w:num w:numId="15" w16cid:durableId="2075615576">
     <w:abstractNumId w:val="0"/>
   </w:num>
   <w:num w:numId="16" w16cid:durableId="749038358">
+    <w:abstractNumId w:val="23"/>
+  </w:num>
+  <w:num w:numId="17" w16cid:durableId="797184374">
+    <w:abstractNumId w:val="33"/>
+  </w:num>
+  <w:num w:numId="18" w16cid:durableId="2053722251">
+    <w:abstractNumId w:val="68"/>
+  </w:num>
+  <w:num w:numId="19" w16cid:durableId="739330424">
+    <w:abstractNumId w:val="31"/>
+  </w:num>
+  <w:num w:numId="20" w16cid:durableId="960915859">
+    <w:abstractNumId w:val="86"/>
+  </w:num>
+  <w:num w:numId="21" w16cid:durableId="521018327">
     <w:abstractNumId w:val="22"/>
   </w:num>
-  <w:num w:numId="17" w16cid:durableId="797184374">
-    <w:abstractNumId w:val="29"/>
-  </w:num>
-  <w:num w:numId="18" w16cid:durableId="2053722251">
-    <w:abstractNumId w:val="58"/>
-  </w:num>
-  <w:num w:numId="19" w16cid:durableId="739330424">
-    <w:abstractNumId w:val="27"/>
-  </w:num>
-  <w:num w:numId="20" w16cid:durableId="960915859">
-    <w:abstractNumId w:val="73"/>
-  </w:num>
-  <w:num w:numId="21" w16cid:durableId="521018327">
-    <w:abstractNumId w:val="21"/>
-  </w:num>
   <w:num w:numId="22" w16cid:durableId="1923684076">
-    <w:abstractNumId w:val="71"/>
+    <w:abstractNumId w:val="84"/>
   </w:num>
   <w:num w:numId="23" w16cid:durableId="532769245">
-    <w:abstractNumId w:val="48"/>
+    <w:abstractNumId w:val="55"/>
   </w:num>
   <w:num w:numId="24" w16cid:durableId="892040551">
-    <w:abstractNumId w:val="39"/>
+    <w:abstractNumId w:val="45"/>
   </w:num>
   <w:num w:numId="25" w16cid:durableId="1594316287">
     <w:abstractNumId w:val="1"/>
@@ -18864,22 +27475,22 @@
     <w:abstractNumId w:val="13"/>
   </w:num>
   <w:num w:numId="27" w16cid:durableId="30031497">
-    <w:abstractNumId w:val="19"/>
+    <w:abstractNumId w:val="20"/>
   </w:num>
   <w:num w:numId="28" w16cid:durableId="344600477">
-    <w:abstractNumId w:val="32"/>
+    <w:abstractNumId w:val="37"/>
   </w:num>
   <w:num w:numId="29" w16cid:durableId="759177128">
-    <w:abstractNumId w:val="41"/>
+    <w:abstractNumId w:val="47"/>
   </w:num>
   <w:num w:numId="30" w16cid:durableId="522590706">
-    <w:abstractNumId w:val="24"/>
+    <w:abstractNumId w:val="25"/>
   </w:num>
   <w:num w:numId="31" w16cid:durableId="351956977">
     <w:abstractNumId w:val="2"/>
   </w:num>
   <w:num w:numId="32" w16cid:durableId="1409616933">
-    <w:abstractNumId w:val="31"/>
+    <w:abstractNumId w:val="35"/>
   </w:num>
   <w:num w:numId="33" w16cid:durableId="486164970">
     <w:abstractNumId w:val="8"/>
@@ -18888,91 +27499,91 @@
     <w:abstractNumId w:val="9"/>
   </w:num>
   <w:num w:numId="35" w16cid:durableId="1274895435">
-    <w:abstractNumId w:val="52"/>
+    <w:abstractNumId w:val="59"/>
   </w:num>
   <w:num w:numId="36" w16cid:durableId="1882130156">
     <w:abstractNumId w:val="4"/>
   </w:num>
   <w:num w:numId="37" w16cid:durableId="504899604">
-    <w:abstractNumId w:val="59"/>
+    <w:abstractNumId w:val="72"/>
   </w:num>
   <w:num w:numId="38" w16cid:durableId="2134668467">
-    <w:abstractNumId w:val="53"/>
+    <w:abstractNumId w:val="61"/>
   </w:num>
   <w:num w:numId="39" w16cid:durableId="1119256043">
-    <w:abstractNumId w:val="37"/>
+    <w:abstractNumId w:val="43"/>
   </w:num>
   <w:num w:numId="40" w16cid:durableId="354771985">
-    <w:abstractNumId w:val="54"/>
+    <w:abstractNumId w:val="62"/>
   </w:num>
   <w:num w:numId="41" w16cid:durableId="745424367">
-    <w:abstractNumId w:val="36"/>
+    <w:abstractNumId w:val="42"/>
   </w:num>
   <w:num w:numId="42" w16cid:durableId="1559709230">
-    <w:abstractNumId w:val="20"/>
+    <w:abstractNumId w:val="21"/>
   </w:num>
   <w:num w:numId="43" w16cid:durableId="1018238037">
-    <w:abstractNumId w:val="18"/>
+    <w:abstractNumId w:val="19"/>
   </w:num>
   <w:num w:numId="44" w16cid:durableId="1616407979">
-    <w:abstractNumId w:val="40"/>
+    <w:abstractNumId w:val="46"/>
   </w:num>
   <w:num w:numId="45" w16cid:durableId="984551926">
     <w:abstractNumId w:val="5"/>
   </w:num>
   <w:num w:numId="46" w16cid:durableId="2067869811">
-    <w:abstractNumId w:val="45"/>
+    <w:abstractNumId w:val="52"/>
   </w:num>
   <w:num w:numId="47" w16cid:durableId="1126582773">
-    <w:abstractNumId w:val="72"/>
+    <w:abstractNumId w:val="85"/>
   </w:num>
   <w:num w:numId="48" w16cid:durableId="1934052554">
     <w:abstractNumId w:val="3"/>
   </w:num>
   <w:num w:numId="49" w16cid:durableId="1540632772">
-    <w:abstractNumId w:val="34"/>
+    <w:abstractNumId w:val="40"/>
   </w:num>
   <w:num w:numId="50" w16cid:durableId="1443645462">
     <w:abstractNumId w:val="6"/>
   </w:num>
   <w:num w:numId="51" w16cid:durableId="792403462">
+    <w:abstractNumId w:val="32"/>
+  </w:num>
+  <w:num w:numId="52" w16cid:durableId="1750228994">
+    <w:abstractNumId w:val="82"/>
+  </w:num>
+  <w:num w:numId="53" w16cid:durableId="1619337389">
+    <w:abstractNumId w:val="77"/>
+  </w:num>
+  <w:num w:numId="54" w16cid:durableId="118964224">
+    <w:abstractNumId w:val="66"/>
+  </w:num>
+  <w:num w:numId="55" w16cid:durableId="352920647">
     <w:abstractNumId w:val="28"/>
   </w:num>
-  <w:num w:numId="52" w16cid:durableId="1750228994">
-    <w:abstractNumId w:val="69"/>
-  </w:num>
-  <w:num w:numId="53" w16cid:durableId="1619337389">
-    <w:abstractNumId w:val="64"/>
-  </w:num>
-  <w:num w:numId="54" w16cid:durableId="118964224">
-    <w:abstractNumId w:val="56"/>
-  </w:num>
-  <w:num w:numId="55" w16cid:durableId="352920647">
-    <w:abstractNumId w:val="25"/>
-  </w:num>
   <w:num w:numId="56" w16cid:durableId="143161617">
-    <w:abstractNumId w:val="66"/>
+    <w:abstractNumId w:val="79"/>
   </w:num>
   <w:num w:numId="57" w16cid:durableId="307705358">
-    <w:abstractNumId w:val="57"/>
+    <w:abstractNumId w:val="67"/>
   </w:num>
   <w:num w:numId="58" w16cid:durableId="1804039384">
-    <w:abstractNumId w:val="67"/>
+    <w:abstractNumId w:val="80"/>
   </w:num>
   <w:num w:numId="59" w16cid:durableId="527716065">
-    <w:abstractNumId w:val="60"/>
+    <w:abstractNumId w:val="73"/>
   </w:num>
   <w:num w:numId="60" w16cid:durableId="963729685">
-    <w:abstractNumId w:val="44"/>
+    <w:abstractNumId w:val="50"/>
   </w:num>
   <w:num w:numId="61" w16cid:durableId="364252640">
     <w:abstractNumId w:val="17"/>
   </w:num>
   <w:num w:numId="62" w16cid:durableId="31662363">
-    <w:abstractNumId w:val="47"/>
+    <w:abstractNumId w:val="54"/>
   </w:num>
   <w:num w:numId="63" w16cid:durableId="1777093386">
-    <w:abstractNumId w:val="38"/>
+    <w:abstractNumId w:val="44"/>
   </w:num>
   <w:num w:numId="64" w16cid:durableId="772364637">
     <w:abstractNumId w:val="10"/>
@@ -18981,31 +27592,73 @@
     <w:abstractNumId w:val="16"/>
   </w:num>
   <w:num w:numId="66" w16cid:durableId="1025473937">
-    <w:abstractNumId w:val="26"/>
+    <w:abstractNumId w:val="29"/>
   </w:num>
   <w:num w:numId="67" w16cid:durableId="357197975">
-    <w:abstractNumId w:val="70"/>
+    <w:abstractNumId w:val="83"/>
   </w:num>
   <w:num w:numId="68" w16cid:durableId="148526302">
-    <w:abstractNumId w:val="33"/>
+    <w:abstractNumId w:val="38"/>
   </w:num>
   <w:num w:numId="69" w16cid:durableId="449323996">
     <w:abstractNumId w:val="12"/>
   </w:num>
   <w:num w:numId="70" w16cid:durableId="1642341556">
-    <w:abstractNumId w:val="35"/>
+    <w:abstractNumId w:val="41"/>
   </w:num>
   <w:num w:numId="71" w16cid:durableId="1338463498">
-    <w:abstractNumId w:val="51"/>
+    <w:abstractNumId w:val="58"/>
   </w:num>
   <w:num w:numId="72" w16cid:durableId="1276910573">
-    <w:abstractNumId w:val="62"/>
+    <w:abstractNumId w:val="75"/>
   </w:num>
   <w:num w:numId="73" w16cid:durableId="2048097682">
-    <w:abstractNumId w:val="30"/>
+    <w:abstractNumId w:val="34"/>
   </w:num>
   <w:num w:numId="74" w16cid:durableId="1902595152">
     <w:abstractNumId w:val="14"/>
+  </w:num>
+  <w:num w:numId="75" w16cid:durableId="901713824">
+    <w:abstractNumId w:val="18"/>
+  </w:num>
+  <w:num w:numId="76" w16cid:durableId="915473636">
+    <w:abstractNumId w:val="63"/>
+  </w:num>
+  <w:num w:numId="77" w16cid:durableId="1439716690">
+    <w:abstractNumId w:val="70"/>
+  </w:num>
+  <w:num w:numId="78" w16cid:durableId="1217548458">
+    <w:abstractNumId w:val="27"/>
+  </w:num>
+  <w:num w:numId="79" w16cid:durableId="1238638224">
+    <w:abstractNumId w:val="51"/>
+  </w:num>
+  <w:num w:numId="80" w16cid:durableId="367410727">
+    <w:abstractNumId w:val="39"/>
+  </w:num>
+  <w:num w:numId="81" w16cid:durableId="424301845">
+    <w:abstractNumId w:val="87"/>
+  </w:num>
+  <w:num w:numId="82" w16cid:durableId="1897621015">
+    <w:abstractNumId w:val="60"/>
+  </w:num>
+  <w:num w:numId="83" w16cid:durableId="1431582180">
+    <w:abstractNumId w:val="69"/>
+  </w:num>
+  <w:num w:numId="84" w16cid:durableId="720203647">
+    <w:abstractNumId w:val="30"/>
+  </w:num>
+  <w:num w:numId="85" w16cid:durableId="612901081">
+    <w:abstractNumId w:val="36"/>
+  </w:num>
+  <w:num w:numId="86" w16cid:durableId="605112439">
+    <w:abstractNumId w:val="71"/>
+  </w:num>
+  <w:num w:numId="87" w16cid:durableId="1848252251">
+    <w:abstractNumId w:val="64"/>
+  </w:num>
+  <w:num w:numId="88" w16cid:durableId="1255893830">
+    <w:abstractNumId w:val="26"/>
   </w:num>
   <w:numIdMacAtCleanup w:val="8"/>
 </w:numbering>

--- a/Church/2026/2026_0801_MenloChurch.docx
+++ b/Church/2026/2026_0801_MenloChurch.docx
@@ -89,7 +89,7 @@
         <w:rPr>
           <w:rFonts w:cstheme="minorHAnsi"/>
         </w:rPr>
-        <w:t>They System of Merit (</w:t>
+        <w:t>The System of Merit (</w:t>
       </w:r>
       <w:r>
         <w:rPr>
@@ -6687,13 +6687,7 @@
         <w:rPr>
           <w:rFonts w:cstheme="minorHAnsi"/>
         </w:rPr>
-        <w:t>2</w:t>
-      </w:r>
-      <w:r>
-        <w:rPr>
-          <w:rFonts w:cstheme="minorHAnsi"/>
-        </w:rPr>
-        <w:t>2</w:t>
+        <w:t>22</w:t>
       </w:r>
       <w:r>
         <w:rPr>
@@ -6811,13 +6805,7 @@
         <w:rPr>
           <w:rFonts w:cstheme="minorHAnsi"/>
         </w:rPr>
-        <w:t>2</w:t>
-      </w:r>
-      <w:r>
-        <w:rPr>
-          <w:rFonts w:cstheme="minorHAnsi"/>
-        </w:rPr>
-        <w:t>3</w:t>
+        <w:t>23</w:t>
       </w:r>
       <w:r>
         <w:rPr>
@@ -6829,13 +6817,7 @@
         <w:rPr>
           <w:rFonts w:cstheme="minorHAnsi"/>
         </w:rPr>
-        <w:t>3</w:t>
-      </w:r>
-      <w:r>
-        <w:rPr>
-          <w:rFonts w:cstheme="minorHAnsi"/>
-        </w:rPr>
-        <w:t>7</w:t>
+        <w:t>37</w:t>
       </w:r>
       <w:r>
         <w:rPr>
@@ -6950,13 +6932,7 @@
         <w:rPr>
           <w:rFonts w:cstheme="minorHAnsi"/>
         </w:rPr>
-        <w:t>2</w:t>
-      </w:r>
-      <w:r>
-        <w:rPr>
-          <w:rFonts w:cstheme="minorHAnsi"/>
-        </w:rPr>
-        <w:t>4</w:t>
+        <w:t>24</w:t>
       </w:r>
       <w:r>
         <w:rPr>
@@ -6992,6 +6968,7 @@
       <w:r>
         <w:rPr>
           <w:rFonts w:cstheme="minorHAnsi"/>
+          <w:noProof/>
         </w:rPr>
         <w:drawing>
           <wp:inline distT="0" distB="0" distL="0" distR="0" wp14:anchorId="25A3E26A" wp14:editId="1B31B17C">
@@ -7198,13 +7175,7 @@
         <w:rPr>
           <w:rFonts w:cstheme="minorHAnsi"/>
         </w:rPr>
-        <w:t>2</w:t>
-      </w:r>
-      <w:r>
-        <w:rPr>
-          <w:rFonts w:cstheme="minorHAnsi"/>
-        </w:rPr>
-        <w:t>5</w:t>
+        <w:t>25</w:t>
       </w:r>
       <w:r>
         <w:rPr>
@@ -7240,6 +7211,7 @@
       <w:r>
         <w:rPr>
           <w:rFonts w:cstheme="minorHAnsi"/>
+          <w:noProof/>
         </w:rPr>
         <w:drawing>
           <wp:inline distT="0" distB="0" distL="0" distR="0" wp14:anchorId="417E7F00" wp14:editId="77251561">
@@ -7295,13 +7267,7 @@
         <w:rPr>
           <w:rFonts w:cstheme="minorHAnsi"/>
         </w:rPr>
-        <w:t>2</w:t>
-      </w:r>
-      <w:r>
-        <w:rPr>
-          <w:rFonts w:cstheme="minorHAnsi"/>
-        </w:rPr>
-        <w:t>6</w:t>
+        <w:t>26</w:t>
       </w:r>
       <w:r>
         <w:rPr>
@@ -7313,13 +7279,7 @@
         <w:rPr>
           <w:rFonts w:cstheme="minorHAnsi"/>
         </w:rPr>
-        <w:t>0</w:t>
-      </w:r>
-      <w:r>
-        <w:rPr>
-          <w:rFonts w:cstheme="minorHAnsi"/>
-        </w:rPr>
-        <w:t>0</w:t>
+        <w:t>00</w:t>
       </w:r>
       <w:r>
         <w:rPr>
@@ -7443,13 +7403,7 @@
         <w:rPr>
           <w:rFonts w:cstheme="minorHAnsi"/>
         </w:rPr>
-        <w:t>0</w:t>
-      </w:r>
-      <w:r>
-        <w:rPr>
-          <w:rFonts w:cstheme="minorHAnsi"/>
-        </w:rPr>
-        <w:t>6</w:t>
+        <w:t>06</w:t>
       </w:r>
       <w:r>
         <w:rPr>
@@ -7642,13 +7596,7 @@
         <w:rPr>
           <w:rFonts w:cstheme="minorHAnsi"/>
         </w:rPr>
-        <w:t>2</w:t>
-      </w:r>
-      <w:r>
-        <w:rPr>
-          <w:rFonts w:cstheme="minorHAnsi"/>
-        </w:rPr>
-        <w:t>7</w:t>
+        <w:t>27</w:t>
       </w:r>
       <w:r>
         <w:rPr>
@@ -7660,13 +7608,7 @@
         <w:rPr>
           <w:rFonts w:cstheme="minorHAnsi"/>
         </w:rPr>
-        <w:t>1</w:t>
-      </w:r>
-      <w:r>
-        <w:rPr>
-          <w:rFonts w:cstheme="minorHAnsi"/>
-        </w:rPr>
-        <w:t>0</w:t>
+        <w:t>10</w:t>
       </w:r>
       <w:r>
         <w:rPr>
@@ -8027,13 +7969,7 @@
         <w:rPr>
           <w:rFonts w:cstheme="minorHAnsi"/>
         </w:rPr>
-        <w:t>5</w:t>
-      </w:r>
-      <w:r>
-        <w:rPr>
-          <w:rFonts w:cstheme="minorHAnsi"/>
-        </w:rPr>
-        <w:t>4</w:t>
+        <w:t>54</w:t>
       </w:r>
       <w:r>
         <w:rPr>
@@ -8570,13 +8506,7 @@
         <w:rPr>
           <w:rFonts w:cstheme="minorHAnsi"/>
         </w:rPr>
-        <w:t>2</w:t>
-      </w:r>
-      <w:r>
-        <w:rPr>
-          <w:rFonts w:cstheme="minorHAnsi"/>
-        </w:rPr>
-        <w:t>2</w:t>
+        <w:t>22</w:t>
       </w:r>
       <w:r>
         <w:rPr>
@@ -8864,13 +8794,7 @@
         <w:rPr>
           <w:rFonts w:cstheme="minorHAnsi"/>
         </w:rPr>
-        <w:t>2</w:t>
-      </w:r>
-      <w:r>
-        <w:rPr>
-          <w:rFonts w:cstheme="minorHAnsi"/>
-        </w:rPr>
-        <w:t>9</w:t>
+        <w:t>29</w:t>
       </w:r>
       <w:r>
         <w:rPr>
@@ -9076,6 +9000,7 @@
       <w:r>
         <w:rPr>
           <w:rFonts w:cstheme="minorHAnsi"/>
+          <w:noProof/>
         </w:rPr>
         <w:drawing>
           <wp:inline distT="0" distB="0" distL="0" distR="0" wp14:anchorId="5B3CF199" wp14:editId="467C37F8">
@@ -9437,7 +9362,7 @@
           <w:rFonts w:cstheme="minorHAnsi"/>
         </w:rPr>
         <w:pict w14:anchorId="62D1C5A5">
-          <v:rect id="_x0000_i1032" style="width:0;height:1.5pt" o:hralign="center" o:hrstd="t" o:hr="t" fillcolor="#a0a0a0" stroked="f"/>
+          <v:rect id="_x0000_i1026" style="width:0;height:1.5pt" o:hralign="center" o:hrstd="t" o:hr="t" fillcolor="#a0a0a0" stroked="f"/>
         </w:pict>
       </w:r>
     </w:p>
@@ -10140,13 +10065,7 @@
         <w:rPr>
           <w:rFonts w:cstheme="minorHAnsi"/>
         </w:rPr>
-        <w:t>3</w:t>
-      </w:r>
-      <w:r>
-        <w:rPr>
-          <w:rFonts w:cstheme="minorHAnsi"/>
-        </w:rPr>
-        <w:t>2</w:t>
+        <w:t>32</w:t>
       </w:r>
       <w:r>
         <w:rPr>
@@ -10158,13 +10077,7 @@
         <w:rPr>
           <w:rFonts w:cstheme="minorHAnsi"/>
         </w:rPr>
-        <w:t>3</w:t>
-      </w:r>
-      <w:r>
-        <w:rPr>
-          <w:rFonts w:cstheme="minorHAnsi"/>
-        </w:rPr>
-        <w:t>8</w:t>
+        <w:t>38</w:t>
       </w:r>
       <w:r>
         <w:rPr>
@@ -10188,6 +10101,7 @@
       <w:r>
         <w:rPr>
           <w:rFonts w:cstheme="minorHAnsi"/>
+          <w:noProof/>
         </w:rPr>
         <w:drawing>
           <wp:inline distT="0" distB="0" distL="0" distR="0" wp14:anchorId="44EA894D" wp14:editId="74A23B64">
@@ -10745,6 +10659,7 @@
       <w:r>
         <w:rPr>
           <w:rFonts w:cstheme="minorHAnsi"/>
+          <w:noProof/>
         </w:rPr>
         <w:drawing>
           <wp:inline distT="0" distB="0" distL="0" distR="0" wp14:anchorId="3842DBDC" wp14:editId="77F94C87">
@@ -10919,13 +10834,7 @@
         <w:rPr>
           <w:rFonts w:cstheme="minorHAnsi"/>
         </w:rPr>
-        <w:t>3</w:t>
-      </w:r>
-      <w:r>
-        <w:rPr>
-          <w:rFonts w:cstheme="minorHAnsi"/>
-        </w:rPr>
-        <w:t>4</w:t>
+        <w:t>34</w:t>
       </w:r>
       <w:r>
         <w:rPr>
@@ -11138,7 +11047,19 @@
         <w:rPr>
           <w:rFonts w:cstheme="minorHAnsi"/>
         </w:rPr>
-        <w:t>They System of Merit</w:t>
+        <w:t>The</w:t>
+      </w:r>
+      <w:r>
+        <w:rPr>
+          <w:rFonts w:cstheme="minorHAnsi"/>
+        </w:rPr>
+        <w:t xml:space="preserve"> </w:t>
+      </w:r>
+      <w:r>
+        <w:rPr>
+          <w:rFonts w:cstheme="minorHAnsi"/>
+        </w:rPr>
+        <w:t>System of Merit</w:t>
       </w:r>
       <w:r>
         <w:rPr>
@@ -12124,13 +12045,7 @@
           <w:rFonts w:cstheme="minorHAnsi"/>
         </w:rPr>
         <w:lastRenderedPageBreak/>
-        <w:t>Jesus offers</w:t>
-      </w:r>
-      <w:r>
-        <w:rPr>
-          <w:rFonts w:cstheme="minorHAnsi"/>
-        </w:rPr>
-        <w:t xml:space="preserve">: </w:t>
+        <w:t xml:space="preserve">Jesus offers: </w:t>
       </w:r>
       <w:r>
         <w:rPr>
@@ -12162,7 +12077,7 @@
     <w:p>
       <w:pPr>
         <w:rPr>
-          <w:rFonts w:cstheme="minorHAnsi" w:hint="eastAsia"/>
+          <w:rFonts w:cstheme="minorHAnsi"/>
         </w:rPr>
       </w:pPr>
       <w:r>
@@ -12253,7 +12168,7 @@
     <w:p>
       <w:pPr>
         <w:rPr>
-          <w:rFonts w:cstheme="minorHAnsi" w:hint="eastAsia"/>
+          <w:rFonts w:cstheme="minorHAnsi"/>
         </w:rPr>
       </w:pPr>
       <w:r>
@@ -12266,7 +12181,7 @@
     <w:p>
       <w:pPr>
         <w:rPr>
-          <w:rFonts w:cstheme="minorHAnsi" w:hint="eastAsia"/>
+          <w:rFonts w:cstheme="minorHAnsi"/>
         </w:rPr>
       </w:pPr>
       <w:r>
@@ -12279,7 +12194,7 @@
     <w:p>
       <w:pPr>
         <w:rPr>
-          <w:rFonts w:cstheme="minorHAnsi" w:hint="eastAsia"/>
+          <w:rFonts w:cstheme="minorHAnsi"/>
         </w:rPr>
       </w:pPr>
       <w:proofErr w:type="spellStart"/>
@@ -12372,14 +12287,14 @@
     <w:p>
       <w:pPr>
         <w:rPr>
-          <w:rFonts w:cstheme="minorHAnsi" w:hint="eastAsia"/>
-        </w:rPr>
-      </w:pPr>
-    </w:p>
-    <w:p>
-      <w:pPr>
-        <w:rPr>
-          <w:rFonts w:cstheme="minorHAnsi" w:hint="eastAsia"/>
+          <w:rFonts w:cstheme="minorHAnsi"/>
+        </w:rPr>
+      </w:pPr>
+    </w:p>
+    <w:p>
+      <w:pPr>
+        <w:rPr>
+          <w:rFonts w:cstheme="minorHAnsi"/>
         </w:rPr>
       </w:pPr>
       <w:proofErr w:type="spellStart"/>
@@ -12426,7 +12341,7 @@
     <w:p>
       <w:pPr>
         <w:rPr>
-          <w:rFonts w:cstheme="minorHAnsi" w:hint="eastAsia"/>
+          <w:rFonts w:cstheme="minorHAnsi"/>
         </w:rPr>
       </w:pPr>
       <w:r>
@@ -12613,14 +12528,14 @@
     <w:p>
       <w:pPr>
         <w:rPr>
-          <w:rFonts w:cstheme="minorHAnsi" w:hint="eastAsia"/>
-        </w:rPr>
-      </w:pPr>
-    </w:p>
-    <w:p>
-      <w:pPr>
-        <w:rPr>
-          <w:rFonts w:cstheme="minorHAnsi" w:hint="eastAsia"/>
+          <w:rFonts w:cstheme="minorHAnsi"/>
+        </w:rPr>
+      </w:pPr>
+    </w:p>
+    <w:p>
+      <w:pPr>
+        <w:rPr>
+          <w:rFonts w:cstheme="minorHAnsi"/>
         </w:rPr>
       </w:pPr>
       <w:proofErr w:type="spellStart"/>
@@ -12641,14 +12556,14 @@
     <w:p>
       <w:pPr>
         <w:rPr>
-          <w:rFonts w:cstheme="minorHAnsi" w:hint="eastAsia"/>
-        </w:rPr>
-      </w:pPr>
-    </w:p>
-    <w:p>
-      <w:pPr>
-        <w:rPr>
-          <w:rFonts w:cstheme="minorHAnsi" w:hint="eastAsia"/>
+          <w:rFonts w:cstheme="minorHAnsi"/>
+        </w:rPr>
+      </w:pPr>
+    </w:p>
+    <w:p>
+      <w:pPr>
+        <w:rPr>
+          <w:rFonts w:cstheme="minorHAnsi"/>
         </w:rPr>
       </w:pPr>
       <w:r>
@@ -12691,7 +12606,7 @@
     <w:p>
       <w:pPr>
         <w:rPr>
-          <w:rFonts w:cstheme="minorHAnsi" w:hint="eastAsia"/>
+          <w:rFonts w:cstheme="minorHAnsi"/>
         </w:rPr>
       </w:pPr>
       <w:r>
@@ -12724,7 +12639,7 @@
     <w:p>
       <w:pPr>
         <w:rPr>
-          <w:rFonts w:cstheme="minorHAnsi" w:hint="eastAsia"/>
+          <w:rFonts w:cstheme="minorHAnsi"/>
         </w:rPr>
       </w:pPr>
       <w:r>
@@ -12795,7 +12710,7 @@
     <w:p>
       <w:pPr>
         <w:rPr>
-          <w:rFonts w:cstheme="minorHAnsi" w:hint="eastAsia"/>
+          <w:rFonts w:cstheme="minorHAnsi"/>
         </w:rPr>
       </w:pPr>
       <w:r>
@@ -12874,7 +12789,7 @@
     <w:p>
       <w:pPr>
         <w:rPr>
-          <w:rFonts w:cstheme="minorHAnsi" w:hint="eastAsia"/>
+          <w:rFonts w:cstheme="minorHAnsi"/>
         </w:rPr>
       </w:pPr>
       <w:r>
@@ -12921,7 +12836,7 @@
     <w:p>
       <w:pPr>
         <w:rPr>
-          <w:rFonts w:cstheme="minorHAnsi" w:hint="eastAsia"/>
+          <w:rFonts w:cstheme="minorHAnsi"/>
         </w:rPr>
       </w:pPr>
       <w:r>
@@ -12968,7 +12883,7 @@
     <w:p>
       <w:pPr>
         <w:rPr>
-          <w:rFonts w:cstheme="minorHAnsi" w:hint="eastAsia"/>
+          <w:rFonts w:cstheme="minorHAnsi"/>
         </w:rPr>
       </w:pPr>
       <w:r>
@@ -13015,7 +12930,7 @@
     <w:p>
       <w:pPr>
         <w:rPr>
-          <w:rFonts w:cstheme="minorHAnsi" w:hint="eastAsia"/>
+          <w:rFonts w:cstheme="minorHAnsi"/>
         </w:rPr>
       </w:pPr>
       <w:r>
@@ -13074,7 +12989,7 @@
     <w:p>
       <w:pPr>
         <w:rPr>
-          <w:rFonts w:cstheme="minorHAnsi" w:hint="eastAsia"/>
+          <w:rFonts w:cstheme="minorHAnsi"/>
         </w:rPr>
       </w:pPr>
       <w:r>
@@ -13107,7 +13022,7 @@
     <w:p>
       <w:pPr>
         <w:rPr>
-          <w:rFonts w:cstheme="minorHAnsi" w:hint="eastAsia"/>
+          <w:rFonts w:cstheme="minorHAnsi"/>
         </w:rPr>
       </w:pPr>
       <w:r>
@@ -13140,7 +13055,7 @@
     <w:p>
       <w:pPr>
         <w:rPr>
-          <w:rFonts w:cstheme="minorHAnsi" w:hint="eastAsia"/>
+          <w:rFonts w:cstheme="minorHAnsi"/>
         </w:rPr>
       </w:pPr>
       <w:r>
@@ -13181,7 +13096,7 @@
     <w:p>
       <w:pPr>
         <w:rPr>
-          <w:rFonts w:cstheme="minorHAnsi" w:hint="eastAsia"/>
+          <w:rFonts w:cstheme="minorHAnsi"/>
         </w:rPr>
       </w:pPr>
       <w:r>
@@ -13208,7 +13123,7 @@
     <w:p>
       <w:pPr>
         <w:rPr>
-          <w:rFonts w:cstheme="minorHAnsi" w:hint="eastAsia"/>
+          <w:rFonts w:cstheme="minorHAnsi"/>
         </w:rPr>
       </w:pPr>
       <w:r>
@@ -13235,7 +13150,7 @@
     <w:p>
       <w:pPr>
         <w:rPr>
-          <w:rFonts w:cstheme="minorHAnsi" w:hint="eastAsia"/>
+          <w:rFonts w:cstheme="minorHAnsi"/>
         </w:rPr>
       </w:pPr>
       <w:r>
@@ -13262,7 +13177,7 @@
     <w:p>
       <w:pPr>
         <w:rPr>
-          <w:rFonts w:cstheme="minorHAnsi" w:hint="eastAsia"/>
+          <w:rFonts w:cstheme="minorHAnsi"/>
         </w:rPr>
       </w:pPr>
       <w:proofErr w:type="spellStart"/>
@@ -13324,7 +13239,7 @@
     <w:p>
       <w:pPr>
         <w:rPr>
-          <w:rFonts w:cstheme="minorHAnsi" w:hint="eastAsia"/>
+          <w:rFonts w:cstheme="minorHAnsi"/>
         </w:rPr>
       </w:pPr>
       <w:r>
@@ -13403,7 +13318,7 @@
     <w:p>
       <w:pPr>
         <w:rPr>
-          <w:rFonts w:cstheme="minorHAnsi" w:hint="eastAsia"/>
+          <w:rFonts w:cstheme="minorHAnsi"/>
         </w:rPr>
       </w:pPr>
       <w:r>
@@ -13416,7 +13331,7 @@
     <w:p>
       <w:pPr>
         <w:rPr>
-          <w:rFonts w:cstheme="minorHAnsi" w:hint="eastAsia"/>
+          <w:rFonts w:cstheme="minorHAnsi"/>
         </w:rPr>
       </w:pPr>
       <w:r>
@@ -13429,7 +13344,7 @@
     <w:p>
       <w:pPr>
         <w:rPr>
-          <w:rFonts w:cstheme="minorHAnsi" w:hint="eastAsia"/>
+          <w:rFonts w:cstheme="minorHAnsi"/>
         </w:rPr>
       </w:pPr>
       <w:proofErr w:type="spellStart"/>
@@ -13550,14 +13465,14 @@
     <w:p>
       <w:pPr>
         <w:rPr>
-          <w:rFonts w:cstheme="minorHAnsi" w:hint="eastAsia"/>
-        </w:rPr>
-      </w:pPr>
-    </w:p>
-    <w:p>
-      <w:pPr>
-        <w:rPr>
-          <w:rFonts w:cstheme="minorHAnsi" w:hint="eastAsia"/>
+          <w:rFonts w:cstheme="minorHAnsi"/>
+        </w:rPr>
+      </w:pPr>
+    </w:p>
+    <w:p>
+      <w:pPr>
+        <w:rPr>
+          <w:rFonts w:cstheme="minorHAnsi"/>
         </w:rPr>
       </w:pPr>
       <w:proofErr w:type="spellStart"/>
@@ -13605,7 +13520,7 @@
     <w:p>
       <w:pPr>
         <w:rPr>
-          <w:rFonts w:cstheme="minorHAnsi" w:hint="eastAsia"/>
+          <w:rFonts w:cstheme="minorHAnsi"/>
         </w:rPr>
       </w:pPr>
       <w:r>
@@ -13812,14 +13727,14 @@
     <w:p>
       <w:pPr>
         <w:rPr>
-          <w:rFonts w:cstheme="minorHAnsi" w:hint="eastAsia"/>
-        </w:rPr>
-      </w:pPr>
-    </w:p>
-    <w:p>
-      <w:pPr>
-        <w:rPr>
-          <w:rFonts w:cstheme="minorHAnsi" w:hint="eastAsia"/>
+          <w:rFonts w:cstheme="minorHAnsi"/>
+        </w:rPr>
+      </w:pPr>
+    </w:p>
+    <w:p>
+      <w:pPr>
+        <w:rPr>
+          <w:rFonts w:cstheme="minorHAnsi"/>
         </w:rPr>
       </w:pPr>
       <w:proofErr w:type="spellStart"/>
@@ -13840,14 +13755,14 @@
     <w:p>
       <w:pPr>
         <w:rPr>
-          <w:rFonts w:cstheme="minorHAnsi" w:hint="eastAsia"/>
-        </w:rPr>
-      </w:pPr>
-    </w:p>
-    <w:p>
-      <w:pPr>
-        <w:rPr>
-          <w:rFonts w:cstheme="minorHAnsi" w:hint="eastAsia"/>
+          <w:rFonts w:cstheme="minorHAnsi"/>
+        </w:rPr>
+      </w:pPr>
+    </w:p>
+    <w:p>
+      <w:pPr>
+        <w:rPr>
+          <w:rFonts w:cstheme="minorHAnsi"/>
         </w:rPr>
       </w:pPr>
       <w:r>
@@ -13866,7 +13781,7 @@
     <w:p>
       <w:pPr>
         <w:rPr>
-          <w:rFonts w:cstheme="minorHAnsi" w:hint="eastAsia"/>
+          <w:rFonts w:cstheme="minorHAnsi"/>
         </w:rPr>
       </w:pPr>
       <w:r>
@@ -13911,7 +13826,7 @@
     <w:p>
       <w:pPr>
         <w:rPr>
-          <w:rFonts w:cstheme="minorHAnsi" w:hint="eastAsia"/>
+          <w:rFonts w:cstheme="minorHAnsi"/>
         </w:rPr>
       </w:pPr>
       <w:r>
@@ -14042,7 +13957,7 @@
     <w:p>
       <w:pPr>
         <w:rPr>
-          <w:rFonts w:cstheme="minorHAnsi" w:hint="eastAsia"/>
+          <w:rFonts w:cstheme="minorHAnsi"/>
         </w:rPr>
       </w:pPr>
       <w:r>
@@ -14089,7 +14004,7 @@
     <w:p>
       <w:pPr>
         <w:rPr>
-          <w:rFonts w:cstheme="minorHAnsi" w:hint="eastAsia"/>
+          <w:rFonts w:cstheme="minorHAnsi"/>
         </w:rPr>
       </w:pPr>
       <w:r>
@@ -14122,7 +14037,7 @@
     <w:p>
       <w:pPr>
         <w:rPr>
-          <w:rFonts w:cstheme="minorHAnsi" w:hint="eastAsia"/>
+          <w:rFonts w:cstheme="minorHAnsi"/>
         </w:rPr>
       </w:pPr>
       <w:r>
@@ -14141,7 +14056,7 @@
     <w:p>
       <w:pPr>
         <w:rPr>
-          <w:rFonts w:cstheme="minorHAnsi" w:hint="eastAsia"/>
+          <w:rFonts w:cstheme="minorHAnsi"/>
         </w:rPr>
       </w:pPr>
       <w:r>
@@ -14160,7 +14075,7 @@
     <w:p>
       <w:pPr>
         <w:rPr>
-          <w:rFonts w:cstheme="minorHAnsi" w:hint="eastAsia"/>
+          <w:rFonts w:cstheme="minorHAnsi"/>
         </w:rPr>
       </w:pPr>
       <w:r>
@@ -14231,7 +14146,7 @@
     <w:p>
       <w:pPr>
         <w:rPr>
-          <w:rFonts w:cstheme="minorHAnsi" w:hint="eastAsia"/>
+          <w:rFonts w:cstheme="minorHAnsi"/>
         </w:rPr>
       </w:pPr>
       <w:r>
@@ -14288,7 +14203,7 @@
     <w:p>
       <w:pPr>
         <w:rPr>
-          <w:rFonts w:cstheme="minorHAnsi" w:hint="eastAsia"/>
+          <w:rFonts w:cstheme="minorHAnsi"/>
         </w:rPr>
       </w:pPr>
       <w:r>
@@ -14345,7 +14260,7 @@
     <w:p>
       <w:pPr>
         <w:rPr>
-          <w:rFonts w:cstheme="minorHAnsi" w:hint="eastAsia"/>
+          <w:rFonts w:cstheme="minorHAnsi"/>
         </w:rPr>
       </w:pPr>
       <w:r>
@@ -14364,7 +14279,7 @@
     <w:p>
       <w:pPr>
         <w:rPr>
-          <w:rFonts w:cstheme="minorHAnsi" w:hint="eastAsia"/>
+          <w:rFonts w:cstheme="minorHAnsi"/>
         </w:rPr>
       </w:pPr>
       <w:r>
@@ -14395,7 +14310,7 @@
     <w:p>
       <w:pPr>
         <w:rPr>
-          <w:rFonts w:cstheme="minorHAnsi" w:hint="eastAsia"/>
+          <w:rFonts w:cstheme="minorHAnsi"/>
         </w:rPr>
       </w:pPr>
       <w:r>
@@ -14438,7 +14353,7 @@
     <w:p>
       <w:pPr>
         <w:rPr>
-          <w:rFonts w:cstheme="minorHAnsi" w:hint="eastAsia"/>
+          <w:rFonts w:cstheme="minorHAnsi"/>
         </w:rPr>
       </w:pPr>
       <w:r>
@@ -14465,7 +14380,7 @@
     <w:p>
       <w:pPr>
         <w:rPr>
-          <w:rFonts w:cstheme="minorHAnsi" w:hint="eastAsia"/>
+          <w:rFonts w:cstheme="minorHAnsi"/>
         </w:rPr>
       </w:pPr>
       <w:proofErr w:type="spellStart"/>
@@ -28308,6 +28223,7 @@
   <w:style w:type="character" w:default="1" w:styleId="DefaultParagraphFont">
     <w:name w:val="Default Paragraph Font"/>
     <w:uiPriority w:val="1"/>
+    <w:semiHidden/>
     <w:unhideWhenUsed/>
   </w:style>
   <w:style w:type="table" w:default="1" w:styleId="TableNormal">
